--- a/assets/data/Mindset-Level-3.docx
+++ b/assets/data/Mindset-Level-3.docx
@@ -10248,6 +10248,7 @@
           </w:p>
           <w:p>
             <w:pPr>
+              <w:spacing w:before="240"/>
               <w:rPr>
                 <w:b/>
                 <w:bCs/>
@@ -12012,6 +12013,7 @@
                 <w:sz w:val="20"/>
                 <w:szCs w:val="20"/>
               </w:rPr>
+              <w:lastRenderedPageBreak/>
               <w:t>In one respect in</w:t>
             </w:r>
             <w:r>
@@ -12245,7 +12247,6 @@
                 <w:sz w:val="20"/>
                 <w:szCs w:val="20"/>
               </w:rPr>
-              <w:lastRenderedPageBreak/>
               <w:t>Archaeologists</w:t>
             </w:r>
             <w:r>
@@ -14054,7 +14055,7 @@
                 <w:sz w:val="20"/>
                 <w:szCs w:val="20"/>
               </w:rPr>
-              <w:t xml:space="preserve">After the redesigns of the village were put in place, the Native Americans at Cahokia worked with tireless determination to carry them out. Over the course of a few decades, they </w:t>
+              <w:t xml:space="preserve">After the redesigns of the village were put in place, the Native Americans at Cahokia worked with tireless determination to </w:t>
             </w:r>
             <w:r>
               <w:rPr>
@@ -14063,7 +14064,7 @@
                 <w:szCs w:val="20"/>
               </w:rPr>
               <w:lastRenderedPageBreak/>
-              <w:t xml:space="preserve">transported huge volumes of soil from the nearby countryside to create 120 huge mounds of earth, the biggest of which rose to one hundred feet. On top of these, they built a vast urban environment, complete with a vibrant town </w:t>
+              <w:t xml:space="preserve">carry them out. Over the course of a few decades, they transported huge volumes of soil from the nearby countryside to create 120 huge mounds of earth, the biggest of which rose to one hundred feet. On top of these, they built a vast urban environment, complete with a vibrant town </w:t>
             </w:r>
             <w:proofErr w:type="spellStart"/>
             <w:r>
@@ -16092,7 +16093,6 @@
         <w:spacing w:line="278" w:lineRule="auto"/>
       </w:pPr>
       <w:r>
-        <w:lastRenderedPageBreak/>
         <w:br w:type="page"/>
       </w:r>
     </w:p>

--- a/assets/data/Mindset-Level-3.docx
+++ b/assets/data/Mindset-Level-3.docx
@@ -16284,17 +16284,21 @@
     <w:tbl>
       <w:tblPr>
         <w:tblStyle w:val="DottedTable"/>
-        <w:tblW w:w="0" w:type="auto"/>
+        <w:tblW w:w="5000" w:type="pct"/>
         <w:tblLook w:val="04A0" w:firstRow="1" w:lastRow="0" w:firstColumn="1" w:lastColumn="0" w:noHBand="0" w:noVBand="1"/>
       </w:tblPr>
       <w:tblGrid>
-        <w:gridCol w:w="7933"/>
-        <w:gridCol w:w="3165"/>
+        <w:gridCol w:w="2219"/>
+        <w:gridCol w:w="2219"/>
+        <w:gridCol w:w="2220"/>
+        <w:gridCol w:w="2220"/>
+        <w:gridCol w:w="2220"/>
       </w:tblGrid>
       <w:tr>
         <w:tc>
           <w:tcPr>
-            <w:tcW w:w="7933" w:type="dxa"/>
+            <w:tcW w:w="5000" w:type="pct"/>
+            <w:gridSpan w:val="5"/>
           </w:tcPr>
           <w:p>
             <w:pPr>
@@ -16661,20 +16665,27 @@
             </w:r>
           </w:p>
         </w:tc>
+      </w:tr>
+      <w:tr>
         <w:tc>
           <w:tcPr>
-            <w:tcW w:w="3165" w:type="dxa"/>
+            <w:tcW w:w="1000" w:type="pct"/>
           </w:tcPr>
           <w:p>
-            <w:r>
+            <w:pPr>
               <w:rPr>
                 <w:noProof/>
               </w:rPr>
+            </w:pPr>
+            <w:r>
+              <w:rPr>
+                <w:noProof/>
+              </w:rPr>
               <w:drawing>
-                <wp:inline distT="0" distB="0" distL="0" distR="0" wp14:anchorId="73334B38" wp14:editId="524DE037">
-                  <wp:extent cx="1584036" cy="1259632"/>
-                  <wp:effectExtent l="0" t="0" r="0" b="0"/>
-                  <wp:docPr id="1499761958" name="Picture 16"/>
+                <wp:inline distT="0" distB="0" distL="0" distR="0" wp14:anchorId="7BC45165" wp14:editId="01E506FC">
+                  <wp:extent cx="1080000" cy="858821"/>
+                  <wp:effectExtent l="0" t="0" r="6350" b="0"/>
+                  <wp:docPr id="963875352" name="Picture 16"/>
                   <wp:cNvGraphicFramePr>
                     <a:graphicFrameLocks xmlns:a="http://schemas.openxmlformats.org/drawingml/2006/main" noChangeAspect="1"/>
                   </wp:cNvGraphicFramePr>
@@ -16703,7 +16714,7 @@
                         <pic:spPr bwMode="auto">
                           <a:xfrm>
                             <a:off x="0" y="0"/>
-                            <a:ext cx="1584036" cy="1259632"/>
+                            <a:ext cx="1080000" cy="858821"/>
                           </a:xfrm>
                           <a:prstGeom prst="rect">
                             <a:avLst/>
@@ -16721,66 +16732,220 @@
             </w:r>
           </w:p>
         </w:tc>
+        <w:tc>
+          <w:tcPr>
+            <w:tcW w:w="1000" w:type="pct"/>
+          </w:tcPr>
+          <w:p>
+            <w:pPr>
+              <w:rPr>
+                <w:noProof/>
+              </w:rPr>
+            </w:pPr>
+            <w:r>
+              <w:rPr>
+                <w:noProof/>
+              </w:rPr>
+              <w:drawing>
+                <wp:inline distT="0" distB="0" distL="0" distR="0" wp14:anchorId="66F73497" wp14:editId="653C19C7">
+                  <wp:extent cx="1080000" cy="952941"/>
+                  <wp:effectExtent l="0" t="0" r="6350" b="0"/>
+                  <wp:docPr id="1871704908" name="Picture 1"/>
+                  <wp:cNvGraphicFramePr>
+                    <a:graphicFrameLocks xmlns:a="http://schemas.openxmlformats.org/drawingml/2006/main" noChangeAspect="1"/>
+                  </wp:cNvGraphicFramePr>
+                  <a:graphic xmlns:a="http://schemas.openxmlformats.org/drawingml/2006/main">
+                    <a:graphicData uri="http://schemas.openxmlformats.org/drawingml/2006/picture">
+                      <pic:pic xmlns:pic="http://schemas.openxmlformats.org/drawingml/2006/picture">
+                        <pic:nvPicPr>
+                          <pic:cNvPr id="1871704908" name=""/>
+                          <pic:cNvPicPr/>
+                        </pic:nvPicPr>
+                        <pic:blipFill>
+                          <a:blip r:embed="rId6"/>
+                          <a:stretch>
+                            <a:fillRect/>
+                          </a:stretch>
+                        </pic:blipFill>
+                        <pic:spPr>
+                          <a:xfrm>
+                            <a:off x="0" y="0"/>
+                            <a:ext cx="1080000" cy="952941"/>
+                          </a:xfrm>
+                          <a:prstGeom prst="rect">
+                            <a:avLst/>
+                          </a:prstGeom>
+                        </pic:spPr>
+                      </pic:pic>
+                    </a:graphicData>
+                  </a:graphic>
+                </wp:inline>
+              </w:drawing>
+            </w:r>
+          </w:p>
+        </w:tc>
+        <w:tc>
+          <w:tcPr>
+            <w:tcW w:w="1000" w:type="pct"/>
+          </w:tcPr>
+          <w:p>
+            <w:pPr>
+              <w:rPr>
+                <w:noProof/>
+              </w:rPr>
+            </w:pPr>
+            <w:r>
+              <w:rPr>
+                <w:noProof/>
+              </w:rPr>
+              <w:drawing>
+                <wp:inline distT="0" distB="0" distL="0" distR="0" wp14:anchorId="67776B7F" wp14:editId="1FD2FC90">
+                  <wp:extent cx="1080000" cy="883637"/>
+                  <wp:effectExtent l="0" t="0" r="6350" b="0"/>
+                  <wp:docPr id="1948309197" name="Picture 1"/>
+                  <wp:cNvGraphicFramePr>
+                    <a:graphicFrameLocks xmlns:a="http://schemas.openxmlformats.org/drawingml/2006/main" noChangeAspect="1"/>
+                  </wp:cNvGraphicFramePr>
+                  <a:graphic xmlns:a="http://schemas.openxmlformats.org/drawingml/2006/main">
+                    <a:graphicData uri="http://schemas.openxmlformats.org/drawingml/2006/picture">
+                      <pic:pic xmlns:pic="http://schemas.openxmlformats.org/drawingml/2006/picture">
+                        <pic:nvPicPr>
+                          <pic:cNvPr id="1948309197" name=""/>
+                          <pic:cNvPicPr/>
+                        </pic:nvPicPr>
+                        <pic:blipFill>
+                          <a:blip r:embed="rId7"/>
+                          <a:stretch>
+                            <a:fillRect/>
+                          </a:stretch>
+                        </pic:blipFill>
+                        <pic:spPr>
+                          <a:xfrm>
+                            <a:off x="0" y="0"/>
+                            <a:ext cx="1080000" cy="883637"/>
+                          </a:xfrm>
+                          <a:prstGeom prst="rect">
+                            <a:avLst/>
+                          </a:prstGeom>
+                        </pic:spPr>
+                      </pic:pic>
+                    </a:graphicData>
+                  </a:graphic>
+                </wp:inline>
+              </w:drawing>
+            </w:r>
+          </w:p>
+        </w:tc>
+        <w:tc>
+          <w:tcPr>
+            <w:tcW w:w="1000" w:type="pct"/>
+          </w:tcPr>
+          <w:p>
+            <w:pPr>
+              <w:rPr>
+                <w:noProof/>
+              </w:rPr>
+            </w:pPr>
+            <w:r>
+              <w:rPr>
+                <w:noProof/>
+              </w:rPr>
+              <w:drawing>
+                <wp:inline distT="0" distB="0" distL="0" distR="0" wp14:anchorId="17B0F00A" wp14:editId="70AA8D82">
+                  <wp:extent cx="1080000" cy="921327"/>
+                  <wp:effectExtent l="0" t="0" r="6350" b="0"/>
+                  <wp:docPr id="964930283" name="Picture 1"/>
+                  <wp:cNvGraphicFramePr>
+                    <a:graphicFrameLocks xmlns:a="http://schemas.openxmlformats.org/drawingml/2006/main" noChangeAspect="1"/>
+                  </wp:cNvGraphicFramePr>
+                  <a:graphic xmlns:a="http://schemas.openxmlformats.org/drawingml/2006/main">
+                    <a:graphicData uri="http://schemas.openxmlformats.org/drawingml/2006/picture">
+                      <pic:pic xmlns:pic="http://schemas.openxmlformats.org/drawingml/2006/picture">
+                        <pic:nvPicPr>
+                          <pic:cNvPr id="964930283" name=""/>
+                          <pic:cNvPicPr/>
+                        </pic:nvPicPr>
+                        <pic:blipFill>
+                          <a:blip r:embed="rId8"/>
+                          <a:stretch>
+                            <a:fillRect/>
+                          </a:stretch>
+                        </pic:blipFill>
+                        <pic:spPr>
+                          <a:xfrm>
+                            <a:off x="0" y="0"/>
+                            <a:ext cx="1080000" cy="921327"/>
+                          </a:xfrm>
+                          <a:prstGeom prst="rect">
+                            <a:avLst/>
+                          </a:prstGeom>
+                        </pic:spPr>
+                      </pic:pic>
+                    </a:graphicData>
+                  </a:graphic>
+                </wp:inline>
+              </w:drawing>
+            </w:r>
+          </w:p>
+        </w:tc>
+        <w:tc>
+          <w:tcPr>
+            <w:tcW w:w="1000" w:type="pct"/>
+          </w:tcPr>
+          <w:p>
+            <w:pPr>
+              <w:rPr>
+                <w:noProof/>
+              </w:rPr>
+            </w:pPr>
+            <w:r>
+              <w:rPr>
+                <w:noProof/>
+              </w:rPr>
+              <w:drawing>
+                <wp:inline distT="0" distB="0" distL="0" distR="0" wp14:anchorId="7E72A02E" wp14:editId="5C268FF5">
+                  <wp:extent cx="1080000" cy="934616"/>
+                  <wp:effectExtent l="0" t="0" r="6350" b="0"/>
+                  <wp:docPr id="33400527" name="Picture 1"/>
+                  <wp:cNvGraphicFramePr>
+                    <a:graphicFrameLocks xmlns:a="http://schemas.openxmlformats.org/drawingml/2006/main" noChangeAspect="1"/>
+                  </wp:cNvGraphicFramePr>
+                  <a:graphic xmlns:a="http://schemas.openxmlformats.org/drawingml/2006/main">
+                    <a:graphicData uri="http://schemas.openxmlformats.org/drawingml/2006/picture">
+                      <pic:pic xmlns:pic="http://schemas.openxmlformats.org/drawingml/2006/picture">
+                        <pic:nvPicPr>
+                          <pic:cNvPr id="33400527" name=""/>
+                          <pic:cNvPicPr/>
+                        </pic:nvPicPr>
+                        <pic:blipFill>
+                          <a:blip r:embed="rId9"/>
+                          <a:stretch>
+                            <a:fillRect/>
+                          </a:stretch>
+                        </pic:blipFill>
+                        <pic:spPr>
+                          <a:xfrm>
+                            <a:off x="0" y="0"/>
+                            <a:ext cx="1080000" cy="934616"/>
+                          </a:xfrm>
+                          <a:prstGeom prst="rect">
+                            <a:avLst/>
+                          </a:prstGeom>
+                        </pic:spPr>
+                      </pic:pic>
+                    </a:graphicData>
+                  </a:graphic>
+                </wp:inline>
+              </w:drawing>
+            </w:r>
+          </w:p>
+        </w:tc>
       </w:tr>
     </w:tbl>
-    <w:p/>
     <w:p>
       <w:pPr>
-        <w:spacing w:line="278" w:lineRule="auto"/>
+        <w:spacing w:after="0"/>
       </w:pPr>
-      <w:r>
-        <w:rPr>
-          <w:noProof/>
-        </w:rPr>
-        <w:drawing>
-          <wp:inline distT="0" distB="0" distL="0" distR="0" wp14:anchorId="5C065938" wp14:editId="7A99949A">
-            <wp:extent cx="6840220" cy="1392555"/>
-            <wp:effectExtent l="0" t="0" r="0" b="0"/>
-            <wp:docPr id="358221373" name="Picture 17"/>
-            <wp:cNvGraphicFramePr>
-              <a:graphicFrameLocks xmlns:a="http://schemas.openxmlformats.org/drawingml/2006/main" noChangeAspect="1"/>
-            </wp:cNvGraphicFramePr>
-            <a:graphic xmlns:a="http://schemas.openxmlformats.org/drawingml/2006/main">
-              <a:graphicData uri="http://schemas.openxmlformats.org/drawingml/2006/picture">
-                <pic:pic xmlns:pic="http://schemas.openxmlformats.org/drawingml/2006/picture">
-                  <pic:nvPicPr>
-                    <pic:cNvPr id="0" name="Picture 104"/>
-                    <pic:cNvPicPr>
-                      <a:picLocks noChangeAspect="1" noChangeArrowheads="1"/>
-                    </pic:cNvPicPr>
-                  </pic:nvPicPr>
-                  <pic:blipFill>
-                    <a:blip r:embed="rId6">
-                      <a:extLst>
-                        <a:ext uri="{28A0092B-C50C-407E-A947-70E740481C1C}">
-                          <a14:useLocalDpi xmlns:a14="http://schemas.microsoft.com/office/drawing/2010/main" val="0"/>
-                        </a:ext>
-                      </a:extLst>
-                    </a:blip>
-                    <a:srcRect/>
-                    <a:stretch>
-                      <a:fillRect/>
-                    </a:stretch>
-                  </pic:blipFill>
-                  <pic:spPr bwMode="auto">
-                    <a:xfrm>
-                      <a:off x="0" y="0"/>
-                      <a:ext cx="6840220" cy="1392555"/>
-                    </a:xfrm>
-                    <a:prstGeom prst="rect">
-                      <a:avLst/>
-                    </a:prstGeom>
-                    <a:noFill/>
-                    <a:ln>
-                      <a:noFill/>
-                    </a:ln>
-                  </pic:spPr>
-                </pic:pic>
-              </a:graphicData>
-            </a:graphic>
-          </wp:inline>
-        </w:drawing>
-      </w:r>
     </w:p>
     <w:tbl>
       <w:tblPr>

--- a/assets/data/Mindset-Level-3.docx
+++ b/assets/data/Mindset-Level-3.docx
@@ -395,25 +395,7 @@
                 <w:sz w:val="21"/>
                 <w:szCs w:val="21"/>
               </w:rPr>
-              <w:t xml:space="preserve">, or go hiking in the </w:t>
-            </w:r>
-            <w:proofErr w:type="spellStart"/>
-            <w:r>
-              <w:rPr>
-                <w:rFonts w:ascii="Source Sans 3" w:hAnsi="Source Sans 3"/>
-                <w:sz w:val="21"/>
-                <w:szCs w:val="21"/>
-              </w:rPr>
-              <w:t>Tramuntanas</w:t>
-            </w:r>
-            <w:proofErr w:type="spellEnd"/>
-            <w:r>
-              <w:rPr>
-                <w:rFonts w:ascii="Source Sans 3" w:hAnsi="Source Sans 3"/>
-                <w:sz w:val="21"/>
-                <w:szCs w:val="21"/>
-              </w:rPr>
-              <w:t xml:space="preserve">, a mountain range that runs from </w:t>
+              <w:t xml:space="preserve">, or go hiking in the Tramuntanas, a mountain range that runs from </w:t>
             </w:r>
             <w:r>
               <w:rPr>
@@ -466,7 +448,6 @@
               </w:rPr>
               <w:t xml:space="preserve">, contrasts entirely with the traditional rural towns and villages in the heart of the island, such as </w:t>
             </w:r>
-            <w:proofErr w:type="spellStart"/>
             <w:r>
               <w:rPr>
                 <w:rFonts w:ascii="Source Sans 3" w:hAnsi="Source Sans 3"/>
@@ -476,7 +457,6 @@
               </w:rPr>
               <w:t>Algaida</w:t>
             </w:r>
-            <w:proofErr w:type="spellEnd"/>
             <w:r>
               <w:rPr>
                 <w:rFonts w:ascii="Source Sans 3" w:hAnsi="Source Sans 3"/>
@@ -517,15 +497,36 @@
             <w:tcW w:w="562" w:type="dxa"/>
           </w:tcPr>
           <w:p>
-            <w:r>
+            <w:pPr>
               <w:rPr>
                 <w:rFonts w:ascii="Source Sans 3" w:hAnsi="Source Sans 3"/>
                 <w:b/>
                 <w:bCs/>
                 <w:bdr w:val="single" w:sz="12" w:space="0" w:color="FFFF00"/>
               </w:rPr>
+            </w:pPr>
+            <w:r>
+              <w:rPr>
+                <w:rFonts w:ascii="Source Sans 3" w:hAnsi="Source Sans 3"/>
+                <w:b/>
+                <w:bCs/>
+                <w:bdr w:val="single" w:sz="12" w:space="0" w:color="FFFF00"/>
+              </w:rPr>
               <w:t>02</w:t>
             </w:r>
+          </w:p>
+          <w:p>
+            <w:hyperlink r:id="rId5" w:history="1">
+              <w:r>
+                <w:rPr>
+                  <w:rStyle w:val="Hyperlink"/>
+                  <w:rFonts w:ascii="Source Sans 3" w:hAnsi="Source Sans 3"/>
+                  <w:b/>
+                  <w:bCs/>
+                </w:rPr>
+                <w:t>25</w:t>
+              </w:r>
+            </w:hyperlink>
           </w:p>
         </w:tc>
         <w:tc>
@@ -764,25 +765,7 @@
                 <w:sz w:val="20"/>
                 <w:szCs w:val="20"/>
               </w:rPr>
-              <w:t xml:space="preserve">This type of task requires you to choose a heading which correctly </w:t>
-            </w:r>
-            <w:proofErr w:type="spellStart"/>
-            <w:r>
-              <w:rPr>
-                <w:rFonts w:ascii="Source Sans 3" w:hAnsi="Source Sans 3"/>
-                <w:sz w:val="20"/>
-                <w:szCs w:val="20"/>
-              </w:rPr>
-              <w:t>summarises</w:t>
-            </w:r>
-            <w:proofErr w:type="spellEnd"/>
-            <w:r>
-              <w:rPr>
-                <w:rFonts w:ascii="Source Sans 3" w:hAnsi="Source Sans 3"/>
-                <w:sz w:val="20"/>
-                <w:szCs w:val="20"/>
-              </w:rPr>
-              <w:t xml:space="preserve"> the whole paragraph. Often, it is possible to find one sentence in a paragraph which conveys the main idea - this is known as the </w:t>
+              <w:t xml:space="preserve">This type of task requires you to choose a heading which correctly summarises the whole paragraph. Often, it is possible to find one sentence in a paragraph which conveys the main idea - this is known as the </w:t>
             </w:r>
             <w:r>
               <w:rPr>
@@ -6602,23 +6585,7 @@
                 <w:rFonts w:ascii="Source Sans 3" w:hAnsi="Source Sans 3"/>
                 <w:sz w:val="21"/>
               </w:rPr>
-              <w:t xml:space="preserve">Despite the fact the town of Marloth Park is close to the Kruger National Park, one of the largest game reserves in Africa, and despite the constant threat of visits from wild animals such as lions and hippopotamuses, its anxious residents are not allowed to build fences around their houses to keep out their </w:t>
-            </w:r>
-            <w:proofErr w:type="spellStart"/>
-            <w:r>
-              <w:rPr>
-                <w:rFonts w:ascii="Source Sans 3" w:hAnsi="Source Sans 3"/>
-                <w:sz w:val="21"/>
-              </w:rPr>
-              <w:t>neighbours</w:t>
-            </w:r>
-            <w:proofErr w:type="spellEnd"/>
-            <w:r>
-              <w:rPr>
-                <w:rFonts w:ascii="Source Sans 3" w:hAnsi="Source Sans 3"/>
-                <w:sz w:val="21"/>
-              </w:rPr>
-              <w:t>.</w:t>
+              <w:t>Despite the fact the town of Marloth Park is close to the Kruger National Park, one of the largest game reserves in Africa, and despite the constant threat of visits from wild animals such as lions and hippopotamuses, its anxious residents are not allowed to build fences around their houses to keep out their neighbours.</w:t>
             </w:r>
           </w:p>
           <w:p>
@@ -7252,25 +7219,7 @@
                 <w:sz w:val="21"/>
                 <w:szCs w:val="21"/>
               </w:rPr>
-              <w:t xml:space="preserve">In </w:t>
-            </w:r>
-            <w:proofErr w:type="gramStart"/>
-            <w:r>
-              <w:rPr>
-                <w:rFonts w:ascii="Source Sans 3" w:hAnsi="Source Sans 3" w:cs="*Arial-8104-Identity-H"/>
-                <w:sz w:val="21"/>
-                <w:szCs w:val="21"/>
-              </w:rPr>
-              <w:t>fact</w:t>
-            </w:r>
-            <w:proofErr w:type="gramEnd"/>
-            <w:r>
-              <w:rPr>
-                <w:rFonts w:ascii="Source Sans 3" w:hAnsi="Source Sans 3" w:cs="*Arial-8104-Identity-H"/>
-                <w:sz w:val="21"/>
-                <w:szCs w:val="21"/>
-              </w:rPr>
-              <w:t xml:space="preserve"> the only fence permitted in the town was built by the local authority, interestingly, with the aim of keeping humans out of the park, rather than containing the animals inside.</w:t>
+              <w:t>In fact the only fence permitted in the town was built by the local authority, interestingly, with the aim of keeping humans out of the park, rather than containing the animals inside.</w:t>
             </w:r>
           </w:p>
           <w:p>
@@ -7930,39 +7879,7 @@
                 <w:rFonts w:ascii="Source Sans 3" w:hAnsi="Source Sans 3"/>
                 <w:sz w:val="21"/>
               </w:rPr>
-              <w:t xml:space="preserve">The real </w:t>
-            </w:r>
-            <w:proofErr w:type="spellStart"/>
-            <w:r>
-              <w:rPr>
-                <w:rFonts w:ascii="Source Sans 3" w:hAnsi="Source Sans 3"/>
-                <w:sz w:val="21"/>
-              </w:rPr>
-              <w:t>Hallstat</w:t>
-            </w:r>
-            <w:proofErr w:type="spellEnd"/>
-            <w:r>
-              <w:rPr>
-                <w:rFonts w:ascii="Source Sans 3" w:hAnsi="Source Sans 3"/>
-                <w:sz w:val="21"/>
-              </w:rPr>
-              <w:t xml:space="preserve"> is in Austria and is proud to be a traditional UNESCO* World Heritage Site. The Chinese </w:t>
-            </w:r>
-            <w:proofErr w:type="spellStart"/>
-            <w:r>
-              <w:rPr>
-                <w:rFonts w:ascii="Source Sans 3" w:hAnsi="Source Sans 3"/>
-                <w:sz w:val="21"/>
-              </w:rPr>
-              <w:t>Hallstat</w:t>
-            </w:r>
-            <w:proofErr w:type="spellEnd"/>
-            <w:r>
-              <w:rPr>
-                <w:rFonts w:ascii="Source Sans 3" w:hAnsi="Source Sans 3"/>
-                <w:sz w:val="21"/>
-              </w:rPr>
-              <w:t xml:space="preserve"> is a carbon copy, built in Guangdong province, China, by a millionaire who sponsored the construction of the imitation town. It cost approximately $940 million to build, and</w:t>
+              <w:t>The real Hallstat is in Austria and is proud to be a traditional UNESCO* World Heritage Site. The Chinese Hallstat is a carbon copy, built in Guangdong province, China, by a millionaire who sponsored the construction of the imitation town. It cost approximately $940 million to build, and</w:t>
             </w:r>
           </w:p>
           <w:p>
@@ -7978,39 +7895,7 @@
                 <w:rFonts w:ascii="Source Sans 3" w:hAnsi="Source Sans 3"/>
                 <w:sz w:val="21"/>
               </w:rPr>
-              <w:t xml:space="preserve">looks exactly like the real </w:t>
-            </w:r>
-            <w:proofErr w:type="spellStart"/>
-            <w:r>
-              <w:rPr>
-                <w:rFonts w:ascii="Source Sans 3" w:hAnsi="Source Sans 3"/>
-                <w:sz w:val="21"/>
-              </w:rPr>
-              <w:t>Hallstat</w:t>
-            </w:r>
-            <w:proofErr w:type="spellEnd"/>
-            <w:r>
-              <w:rPr>
-                <w:rFonts w:ascii="Source Sans 3" w:hAnsi="Source Sans 3"/>
-                <w:sz w:val="21"/>
-              </w:rPr>
-              <w:t xml:space="preserve">, all the way down to its wooden houses, its narrow streets, and its funicular railway. When the residents of Austria's </w:t>
-            </w:r>
-            <w:proofErr w:type="spellStart"/>
-            <w:r>
-              <w:rPr>
-                <w:rFonts w:ascii="Source Sans 3" w:hAnsi="Source Sans 3"/>
-                <w:sz w:val="21"/>
-              </w:rPr>
-              <w:t>Hallstat</w:t>
-            </w:r>
-            <w:proofErr w:type="spellEnd"/>
-            <w:r>
-              <w:rPr>
-                <w:rFonts w:ascii="Source Sans 3" w:hAnsi="Source Sans 3"/>
-                <w:sz w:val="21"/>
-              </w:rPr>
-              <w:t xml:space="preserve"> (including the mayor) were invited to visit it, they expressed pride that their town was considered so improbably beautiful that it had been reproduced in its entirety, but they still had cause for complaint. Originally, the Chinese company had promised to meet</w:t>
+              <w:t>looks exactly like the real Hallstat, all the way down to its wooden houses, its narrow streets, and its funicular railway. When the residents of Austria's Hallstat (including the mayor) were invited to visit it, they expressed pride that their town was considered so improbably beautiful that it had been reproduced in its entirety, but they still had cause for complaint. Originally, the Chinese company had promised to meet</w:t>
             </w:r>
           </w:p>
           <w:p>
@@ -8026,23 +7911,7 @@
                 <w:rFonts w:ascii="Source Sans 3" w:hAnsi="Source Sans 3"/>
                 <w:sz w:val="21"/>
               </w:rPr>
-              <w:t xml:space="preserve">with the Austrian residents to confirm that they were happy for their homes to be copied; instead, they simply sent their employees to Austria to fake photos, and they returned home to China without speaking to a single resident of the original </w:t>
-            </w:r>
-            <w:proofErr w:type="spellStart"/>
-            <w:r>
-              <w:rPr>
-                <w:rFonts w:ascii="Source Sans 3" w:hAnsi="Source Sans 3"/>
-                <w:sz w:val="21"/>
-              </w:rPr>
-              <w:t>Hallstat</w:t>
-            </w:r>
-            <w:proofErr w:type="spellEnd"/>
-            <w:r>
-              <w:rPr>
-                <w:rFonts w:ascii="Source Sans 3" w:hAnsi="Source Sans 3"/>
-                <w:sz w:val="21"/>
-              </w:rPr>
-              <w:t>.</w:t>
+              <w:t>with the Austrian residents to confirm that they were happy for their homes to be copied; instead, they simply sent their employees to Austria to fake photos, and they returned home to China without speaking to a single resident of the original Hallstat.</w:t>
             </w:r>
           </w:p>
           <w:p>
@@ -8345,25 +8214,7 @@
                 <w:sz w:val="21"/>
                 <w:szCs w:val="21"/>
               </w:rPr>
-              <w:t xml:space="preserve"> </w:t>
-            </w:r>
-            <w:proofErr w:type="spellStart"/>
-            <w:r>
-              <w:rPr>
-                <w:rFonts w:ascii="Source Sans 3" w:hAnsi="Source Sans 3"/>
-                <w:sz w:val="21"/>
-                <w:szCs w:val="21"/>
-              </w:rPr>
-              <w:t>A</w:t>
-            </w:r>
-            <w:proofErr w:type="spellEnd"/>
-            <w:r>
-              <w:rPr>
-                <w:rFonts w:ascii="Source Sans 3" w:hAnsi="Source Sans 3"/>
-                <w:sz w:val="21"/>
-                <w:szCs w:val="21"/>
-              </w:rPr>
-              <w:t xml:space="preserve"> conflict between reality and imitation</w:t>
+              <w:t xml:space="preserve"> A conflict between reality and imitation</w:t>
             </w:r>
           </w:p>
           <w:p>
@@ -10136,25 +9987,7 @@
                 <w:sz w:val="21"/>
                 <w:szCs w:val="21"/>
               </w:rPr>
-              <w:t xml:space="preserve">The residents of </w:t>
-            </w:r>
-            <w:proofErr w:type="spellStart"/>
-            <w:r>
-              <w:rPr>
-                <w:rFonts w:ascii="Source Sans 3" w:hAnsi="Source Sans 3" w:cs="Tahoma"/>
-                <w:sz w:val="21"/>
-                <w:szCs w:val="21"/>
-              </w:rPr>
-              <w:t>Hallstat</w:t>
-            </w:r>
-            <w:proofErr w:type="spellEnd"/>
-            <w:r>
-              <w:rPr>
-                <w:rFonts w:ascii="Source Sans 3" w:hAnsi="Source Sans 3" w:cs="Tahoma"/>
-                <w:sz w:val="21"/>
-                <w:szCs w:val="21"/>
-              </w:rPr>
-              <w:t xml:space="preserve"> believed that they would be consulted by the company building a copy of their town - but it turns out they were INFORM.</w:t>
+              <w:t>The residents of Hallstat believed that they would be consulted by the company building a copy of their town - but it turns out they were INFORM.</w:t>
             </w:r>
           </w:p>
           <w:p>
@@ -10467,27 +10300,7 @@
                 <w:sz w:val="21"/>
                 <w:szCs w:val="21"/>
               </w:rPr>
-              <w:t xml:space="preserve">The Reading passage hos six paragraphs, A-F. Choose the correct heading for each paragraph from the list of headings below. Write the correct number, </w:t>
-            </w:r>
-            <w:proofErr w:type="spellStart"/>
-            <w:r>
-              <w:rPr>
-                <w:rFonts w:ascii="Source Sans 3" w:hAnsi="Source Sans 3"/>
-                <w:i/>
-                <w:sz w:val="21"/>
-                <w:szCs w:val="21"/>
-              </w:rPr>
-              <w:t>i</w:t>
-            </w:r>
-            <w:proofErr w:type="spellEnd"/>
-            <w:r>
-              <w:rPr>
-                <w:rFonts w:ascii="Source Sans 3" w:hAnsi="Source Sans 3"/>
-                <w:i/>
-                <w:sz w:val="21"/>
-                <w:szCs w:val="21"/>
-              </w:rPr>
-              <w:t>-viii.</w:t>
+              <w:t>The Reading passage hos six paragraphs, A-F. Choose the correct heading for each paragraph from the list of headings below. Write the correct number, i-viii.</w:t>
             </w:r>
           </w:p>
           <w:p>
@@ -11634,23 +11447,13 @@
               </w:rPr>
               <w:t xml:space="preserve"> </w:t>
             </w:r>
-            <w:proofErr w:type="spellStart"/>
-            <w:r>
-              <w:rPr>
-                <w:rFonts w:ascii="Source Sans 3" w:hAnsi="Source Sans 3"/>
-                <w:sz w:val="20"/>
-                <w:szCs w:val="20"/>
-              </w:rPr>
-              <w:t>centres</w:t>
-            </w:r>
-            <w:proofErr w:type="spellEnd"/>
-            <w:r>
-              <w:rPr>
-                <w:rFonts w:ascii="Source Sans 3" w:hAnsi="Source Sans 3"/>
-                <w:sz w:val="20"/>
-                <w:szCs w:val="20"/>
-              </w:rPr>
-              <w:t>. Cahokia, as</w:t>
+            <w:r>
+              <w:rPr>
+                <w:rFonts w:ascii="Source Sans 3" w:hAnsi="Source Sans 3"/>
+                <w:sz w:val="20"/>
+                <w:szCs w:val="20"/>
+              </w:rPr>
+              <w:t>centres. Cahokia, as</w:t>
             </w:r>
             <w:r>
               <w:rPr>
@@ -13726,7 +13529,6 @@
               </w:rPr>
               <w:t xml:space="preserve"> </w:t>
             </w:r>
-            <w:proofErr w:type="spellStart"/>
             <w:r>
               <w:rPr>
                 <w:rFonts w:ascii="Source Sans 3" w:hAnsi="Source Sans 3"/>
@@ -13735,18 +13537,7 @@
                 <w:sz w:val="20"/>
                 <w:szCs w:val="20"/>
               </w:rPr>
-              <w:t>centre</w:t>
-            </w:r>
-            <w:proofErr w:type="spellEnd"/>
-            <w:r>
-              <w:rPr>
-                <w:rFonts w:ascii="Source Sans 3" w:hAnsi="Source Sans 3"/>
-                <w:color w:val="2F3A2C"/>
-                <w:spacing w:val="-4"/>
-                <w:sz w:val="20"/>
-                <w:szCs w:val="20"/>
-              </w:rPr>
-              <w:t>.</w:t>
+              <w:t>centre.</w:t>
             </w:r>
             <w:r>
               <w:rPr>
@@ -13834,29 +13625,7 @@
                 <w:sz w:val="20"/>
                 <w:szCs w:val="20"/>
               </w:rPr>
-              <w:t xml:space="preserve">appears to have been thanks to a </w:t>
-            </w:r>
-            <w:proofErr w:type="spellStart"/>
-            <w:r>
-              <w:rPr>
-                <w:rFonts w:ascii="Source Sans 3" w:hAnsi="Source Sans 3"/>
-                <w:color w:val="2E392B"/>
-                <w:w w:val="90"/>
-                <w:sz w:val="20"/>
-                <w:szCs w:val="20"/>
-              </w:rPr>
-              <w:t>smalt</w:t>
-            </w:r>
-            <w:proofErr w:type="spellEnd"/>
-            <w:r>
-              <w:rPr>
-                <w:rFonts w:ascii="Source Sans 3" w:hAnsi="Source Sans 3"/>
-                <w:color w:val="2E392B"/>
-                <w:w w:val="90"/>
-                <w:sz w:val="20"/>
-                <w:szCs w:val="20"/>
-              </w:rPr>
-              <w:t xml:space="preserve"> group of planners </w:t>
+              <w:t xml:space="preserve">appears to have been thanks to a smalt group of planners </w:t>
             </w:r>
             <w:r>
               <w:rPr>
@@ -14064,25 +13833,7 @@
                 <w:szCs w:val="20"/>
               </w:rPr>
               <w:lastRenderedPageBreak/>
-              <w:t xml:space="preserve">carry them out. Over the course of a few decades, they transported huge volumes of soil from the nearby countryside to create 120 huge mounds of earth, the biggest of which rose to one hundred feet. On top of these, they built a vast urban environment, complete with a vibrant town </w:t>
-            </w:r>
-            <w:proofErr w:type="spellStart"/>
-            <w:r>
-              <w:rPr>
-                <w:rFonts w:ascii="Source Sans 3" w:hAnsi="Source Sans 3"/>
-                <w:sz w:val="20"/>
-                <w:szCs w:val="20"/>
-              </w:rPr>
-              <w:t>centre</w:t>
-            </w:r>
-            <w:proofErr w:type="spellEnd"/>
-            <w:r>
-              <w:rPr>
-                <w:rFonts w:ascii="Source Sans 3" w:hAnsi="Source Sans 3"/>
-                <w:sz w:val="20"/>
-                <w:szCs w:val="20"/>
-              </w:rPr>
-              <w:t>, municipal buildings, and a fifty-acre plaza at the foot of the biggest mound.</w:t>
+              <w:t>carry them out. Over the course of a few decades, they transported huge volumes of soil from the nearby countryside to create 120 huge mounds of earth, the biggest of which rose to one hundred feet. On top of these, they built a vast urban environment, complete with a vibrant town centre, municipal buildings, and a fifty-acre plaza at the foot of the biggest mound.</w:t>
             </w:r>
           </w:p>
           <w:p>
@@ -15229,7 +14980,6 @@
               </w:rPr>
               <w:t xml:space="preserve"> </w:t>
             </w:r>
-            <w:proofErr w:type="spellStart"/>
             <w:r>
               <w:rPr>
                 <w:rFonts w:ascii="Source Sans 3" w:hAnsi="Source Sans 3"/>
@@ -15240,7 +14990,6 @@
               </w:rPr>
               <w:t>centre</w:t>
             </w:r>
-            <w:proofErr w:type="spellEnd"/>
             <w:r>
               <w:rPr>
                 <w:rFonts w:ascii="Source Sans 3" w:hAnsi="Source Sans 3"/>
@@ -15876,51 +15625,7 @@
                 <w:sz w:val="20"/>
                 <w:szCs w:val="20"/>
               </w:rPr>
-              <w:t xml:space="preserve">Academics who have studied other Native American sites have always found weapons of war buried deep underground. And yet, the bows, arrows and swords that littered the ground at these other sites were nowhere to be seen at Cahokia. Other factors, such as disease or </w:t>
-            </w:r>
-            <w:proofErr w:type="spellStart"/>
-            <w:r>
-              <w:rPr>
-                <w:rFonts w:ascii="Source Sans 3" w:hAnsi="Source Sans 3"/>
-                <w:color w:val="424045"/>
-                <w:spacing w:val="-2"/>
-                <w:sz w:val="20"/>
-                <w:szCs w:val="20"/>
-              </w:rPr>
-              <w:t>colonisation</w:t>
-            </w:r>
-            <w:proofErr w:type="spellEnd"/>
-            <w:r>
-              <w:rPr>
-                <w:rFonts w:ascii="Source Sans 3" w:hAnsi="Source Sans 3"/>
-                <w:color w:val="424045"/>
-                <w:spacing w:val="-2"/>
-                <w:sz w:val="20"/>
-                <w:szCs w:val="20"/>
-              </w:rPr>
-              <w:t xml:space="preserve"> from European invasion, do not seem to be possible in this case, as common as they were elsewhere at that time. The absence of definitive theories as to Cahokia's decline is highly unusual, but then again, Cahokia was no ordinary city and perhaps comparisons with other urban </w:t>
-            </w:r>
-            <w:proofErr w:type="spellStart"/>
-            <w:r>
-              <w:rPr>
-                <w:rFonts w:ascii="Source Sans 3" w:hAnsi="Source Sans 3"/>
-                <w:color w:val="424045"/>
-                <w:spacing w:val="-2"/>
-                <w:sz w:val="20"/>
-                <w:szCs w:val="20"/>
-              </w:rPr>
-              <w:t>centres</w:t>
-            </w:r>
-            <w:proofErr w:type="spellEnd"/>
-            <w:r>
-              <w:rPr>
-                <w:rFonts w:ascii="Source Sans 3" w:hAnsi="Source Sans 3"/>
-                <w:color w:val="424045"/>
-                <w:spacing w:val="-2"/>
-                <w:sz w:val="20"/>
-                <w:szCs w:val="20"/>
-              </w:rPr>
-              <w:t xml:space="preserve"> of the time cannot be made.</w:t>
+              <w:t>Academics who have studied other Native American sites have always found weapons of war buried deep underground. And yet, the bows, arrows and swords that littered the ground at these other sites were nowhere to be seen at Cahokia. Other factors, such as disease or colonisation from European invasion, do not seem to be possible in this case, as common as they were elsewhere at that time. The absence of definitive theories as to Cahokia's decline is highly unusual, but then again, Cahokia was no ordinary city and perhaps comparisons with other urban centres of the time cannot be made.</w:t>
             </w:r>
           </w:p>
         </w:tc>
@@ -16012,51 +15717,7 @@
                 <w:sz w:val="20"/>
                 <w:szCs w:val="20"/>
               </w:rPr>
-              <w:t xml:space="preserve">While academics remain bemused as to why the residents fled the city, we can still marvel at the individual artefacts that archaeologists have discovered: the </w:t>
-            </w:r>
-            <w:proofErr w:type="spellStart"/>
-            <w:r>
-              <w:rPr>
-                <w:rFonts w:ascii="Source Sans 3" w:hAnsi="Source Sans 3"/>
-                <w:color w:val="424045"/>
-                <w:spacing w:val="-2"/>
-                <w:sz w:val="20"/>
-                <w:szCs w:val="20"/>
-              </w:rPr>
-              <w:t>jewellery</w:t>
-            </w:r>
-            <w:proofErr w:type="spellEnd"/>
-            <w:r>
-              <w:rPr>
-                <w:rFonts w:ascii="Source Sans 3" w:hAnsi="Source Sans 3"/>
-                <w:color w:val="424045"/>
-                <w:spacing w:val="-2"/>
-                <w:sz w:val="20"/>
-                <w:szCs w:val="20"/>
-              </w:rPr>
-              <w:t xml:space="preserve"> worn, the pots used to cook in, the small workshop at the base of one of the mounds. That said, there is also a more unpleasant side to their investigations. Human sacrifice, it seems, was a common fact of life in Cahokia; even if we cannot be sure whether this was for religious or for other reasons, we can have no doubt that it happened frequently. The bodies of hundreds of people, mostly young women, have been found buried in mass graves, and the way in which they died was often horrific. A </w:t>
-            </w:r>
-            <w:proofErr w:type="spellStart"/>
-            <w:r>
-              <w:rPr>
-                <w:rFonts w:ascii="Source Sans 3" w:hAnsi="Source Sans 3"/>
-                <w:color w:val="424045"/>
-                <w:spacing w:val="-2"/>
-                <w:sz w:val="20"/>
-                <w:szCs w:val="20"/>
-              </w:rPr>
-              <w:t>sombre</w:t>
-            </w:r>
-            <w:proofErr w:type="spellEnd"/>
-            <w:r>
-              <w:rPr>
-                <w:rFonts w:ascii="Source Sans 3" w:hAnsi="Source Sans 3"/>
-                <w:color w:val="424045"/>
-                <w:spacing w:val="-2"/>
-                <w:sz w:val="20"/>
-                <w:szCs w:val="20"/>
-              </w:rPr>
-              <w:t xml:space="preserve"> reminder that even 'advanced' city states had their shadowy sides.</w:t>
+              <w:t>While academics remain bemused as to why the residents fled the city, we can still marvel at the individual artefacts that archaeologists have discovered: the jewellery worn, the pots used to cook in, the small workshop at the base of one of the mounds. That said, there is also a more unpleasant side to their investigations. Human sacrifice, it seems, was a common fact of life in Cahokia; even if we cannot be sure whether this was for religious or for other reasons, we can have no doubt that it happened frequently. The bodies of hundreds of people, mostly young women, have been found buried in mass graves, and the way in which they died was often horrific. A sombre reminder that even 'advanced' city states had their shadowy sides.</w:t>
             </w:r>
           </w:p>
           <w:p>
@@ -16432,55 +16093,7 @@
                 <w:sz w:val="21"/>
                 <w:szCs w:val="21"/>
               </w:rPr>
-              <w:t>Since five years ago, {</w:t>
-            </w:r>
-            <w:proofErr w:type="spellStart"/>
-            <w:r>
-              <w:rPr>
-                <w:rFonts w:ascii="Source Sans 3" w:hAnsi="Source Sans 3"/>
-                <w:color w:val="0D0706"/>
-                <w:spacing w:val="-2"/>
-                <w:w w:val="110"/>
-                <w:sz w:val="21"/>
-                <w:szCs w:val="21"/>
-              </w:rPr>
-              <w:t>i</w:t>
-            </w:r>
-            <w:proofErr w:type="spellEnd"/>
-            <w:r>
-              <w:rPr>
-                <w:rFonts w:ascii="Source Sans 3" w:hAnsi="Source Sans 3"/>
-                <w:color w:val="0D0706"/>
-                <w:spacing w:val="-2"/>
-                <w:w w:val="110"/>
-                <w:sz w:val="21"/>
-                <w:szCs w:val="21"/>
-              </w:rPr>
-              <w:t>}sales have grown rapidly{/</w:t>
-            </w:r>
-            <w:proofErr w:type="spellStart"/>
-            <w:r>
-              <w:rPr>
-                <w:rFonts w:ascii="Source Sans 3" w:hAnsi="Source Sans 3"/>
-                <w:color w:val="0D0706"/>
-                <w:spacing w:val="-2"/>
-                <w:w w:val="110"/>
-                <w:sz w:val="21"/>
-                <w:szCs w:val="21"/>
-              </w:rPr>
-              <w:t>i</w:t>
-            </w:r>
-            <w:proofErr w:type="spellEnd"/>
-            <w:r>
-              <w:rPr>
-                <w:rFonts w:ascii="Source Sans 3" w:hAnsi="Source Sans 3"/>
-                <w:color w:val="0D0706"/>
-                <w:spacing w:val="-2"/>
-                <w:w w:val="110"/>
-                <w:sz w:val="21"/>
-                <w:szCs w:val="21"/>
-              </w:rPr>
-              <w:t>} to 90,000.</w:t>
+              <w:t>Since five years ago, {i}sales have grown rapidly{/i} to 90,000.</w:t>
             </w:r>
             <w:r>
               <w:rPr>
@@ -16699,7 +16312,7 @@
                           </pic:cNvPicPr>
                         </pic:nvPicPr>
                         <pic:blipFill>
-                          <a:blip r:embed="rId5">
+                          <a:blip r:embed="rId6">
                             <a:extLst>
                               <a:ext uri="{28A0092B-C50C-407E-A947-70E740481C1C}">
                                 <a14:useLocalDpi xmlns:a14="http://schemas.microsoft.com/office/drawing/2010/main" val="0"/>
@@ -16762,7 +16375,7 @@
                           <pic:cNvPicPr/>
                         </pic:nvPicPr>
                         <pic:blipFill>
-                          <a:blip r:embed="rId6"/>
+                          <a:blip r:embed="rId7"/>
                           <a:stretch>
                             <a:fillRect/>
                           </a:stretch>
@@ -16814,7 +16427,7 @@
                           <pic:cNvPicPr/>
                         </pic:nvPicPr>
                         <pic:blipFill>
-                          <a:blip r:embed="rId7"/>
+                          <a:blip r:embed="rId8"/>
                           <a:stretch>
                             <a:fillRect/>
                           </a:stretch>
@@ -16866,7 +16479,7 @@
                           <pic:cNvPicPr/>
                         </pic:nvPicPr>
                         <pic:blipFill>
-                          <a:blip r:embed="rId8"/>
+                          <a:blip r:embed="rId9"/>
                           <a:stretch>
                             <a:fillRect/>
                           </a:stretch>
@@ -16918,7 +16531,7 @@
                           <pic:cNvPicPr/>
                         </pic:nvPicPr>
                         <pic:blipFill>
-                          <a:blip r:embed="rId9"/>
+                          <a:blip r:embed="rId10"/>
                           <a:stretch>
                             <a:fillRect/>
                           </a:stretch>
@@ -19002,7 +18615,6 @@
               </w:rPr>
               <w:t xml:space="preserve"> </w:t>
             </w:r>
-            <w:proofErr w:type="spellStart"/>
             <w:r>
               <w:rPr>
                 <w:rFonts w:ascii="Source Sans 3" w:hAnsi="Source Sans 3"/>
@@ -19011,7 +18623,6 @@
               </w:rPr>
               <w:t>summarise</w:t>
             </w:r>
-            <w:proofErr w:type="spellEnd"/>
             <w:r>
               <w:rPr>
                 <w:rFonts w:ascii="Source Sans 3" w:hAnsi="Source Sans 3"/>
@@ -20117,6 +19728,29 @@
       </w:tblBorders>
     </w:tblPr>
   </w:style>
+  <w:style w:type="character" w:styleId="Hyperlink">
+    <w:name w:val="Hyperlink"/>
+    <w:basedOn w:val="DefaultParagraphFont"/>
+    <w:uiPriority w:val="99"/>
+    <w:unhideWhenUsed/>
+    <w:rsid w:val="0081450F"/>
+    <w:rPr>
+      <w:color w:val="0563C1" w:themeColor="hyperlink"/>
+      <w:u w:val="single"/>
+    </w:rPr>
+  </w:style>
+  <w:style w:type="character" w:styleId="UnresolvedMention">
+    <w:name w:val="Unresolved Mention"/>
+    <w:basedOn w:val="DefaultParagraphFont"/>
+    <w:uiPriority w:val="99"/>
+    <w:semiHidden/>
+    <w:unhideWhenUsed/>
+    <w:rsid w:val="0081450F"/>
+    <w:rPr>
+      <w:color w:val="605E5C"/>
+      <w:shd w:val="clear" w:color="auto" w:fill="E1DFDD"/>
+    </w:rPr>
+  </w:style>
 </w:styles>
 </file>
 

--- a/assets/data/Mindset-Level-3.docx
+++ b/assets/data/Mindset-Level-3.docx
@@ -9,13 +9,12 @@
         <w:tblLook w:val="04A0" w:firstRow="1" w:lastRow="0" w:firstColumn="1" w:lastColumn="0" w:noHBand="0" w:noVBand="1"/>
       </w:tblPr>
       <w:tblGrid>
-        <w:gridCol w:w="6067"/>
-        <w:gridCol w:w="5206"/>
+        <w:gridCol w:w="11273"/>
       </w:tblGrid>
       <w:tr>
         <w:tc>
           <w:tcPr>
-            <w:tcW w:w="6067" w:type="dxa"/>
+            <w:tcW w:w="11273" w:type="dxa"/>
             <w:shd w:val="clear" w:color="auto" w:fill="FFFF00"/>
           </w:tcPr>
           <w:p>
@@ -99,13 +98,6 @@
             </w:r>
           </w:p>
           <w:p>
-            <w:pPr>
-              <w:rPr>
-                <w:rFonts w:ascii="Source Sans 3" w:hAnsi="Source Sans 3"/>
-                <w:sz w:val="21"/>
-                <w:szCs w:val="21"/>
-              </w:rPr>
-            </w:pPr>
             <w:r>
               <w:rPr>
                 <w:rFonts w:ascii="Source Sans 3" w:hAnsi="Source Sans 3"/>
@@ -133,12 +125,6 @@
               <w:t>• understand the meaning of prefixes.</w:t>
             </w:r>
           </w:p>
-        </w:tc>
-        <w:tc>
-          <w:tcPr>
-            <w:tcW w:w="5206" w:type="dxa"/>
-          </w:tcPr>
-          <w:p/>
         </w:tc>
       </w:tr>
     </w:tbl>
@@ -1641,7 +1627,8 @@
         </w:tc>
         <w:tc>
           <w:tcPr>
-            <w:tcW w:w="7458" w:type="dxa"/>
+            <w:tcW w:w="10237" w:type="dxa"/>
+            <w:gridSpan w:val="2"/>
           </w:tcPr>
           <w:p>
             <w:pPr>
@@ -2544,10 +2531,6 @@
           <w:p>
             <w:pPr>
               <w:shd w:val="clear" w:color="auto" w:fill="0099CC"/>
-              <w:rPr>
-                <w:b/>
-                <w:bCs/>
-              </w:rPr>
             </w:pPr>
             <w:r>
               <w:rPr>
@@ -2695,12 +2678,6 @@
               <w:t>projected across all humanity.</w:t>
             </w:r>
           </w:p>
-        </w:tc>
-        <w:tc>
-          <w:tcPr>
-            <w:tcW w:w="2779" w:type="dxa"/>
-          </w:tcPr>
-          <w:p/>
         </w:tc>
       </w:tr>
       <w:tr>
@@ -2712,13 +2689,13 @@
         </w:tc>
         <w:tc>
           <w:tcPr>
-            <w:tcW w:w="7458" w:type="dxa"/>
+            <w:tcW w:w="10237" w:type="dxa"/>
+            <w:gridSpan w:val="2"/>
           </w:tcPr>
           <w:p>
             <w:pPr>
               <w:rPr>
-                <w:rFonts w:ascii="Source Sans 3" w:hAnsi="Source Sans 3"/>
-                <w:sz w:val="21"/>
+                <w:noProof/>
               </w:rPr>
             </w:pPr>
             <w:r>
@@ -3179,18 +3156,6 @@
               </w:rPr>
               <w:t>imitation</w:t>
             </w:r>
-          </w:p>
-        </w:tc>
-        <w:tc>
-          <w:tcPr>
-            <w:tcW w:w="2779" w:type="dxa"/>
-          </w:tcPr>
-          <w:p>
-            <w:pPr>
-              <w:rPr>
-                <w:noProof/>
-              </w:rPr>
-            </w:pPr>
           </w:p>
         </w:tc>
       </w:tr>
@@ -7219,7 +7184,25 @@
                 <w:sz w:val="21"/>
                 <w:szCs w:val="21"/>
               </w:rPr>
-              <w:t>In fact the only fence permitted in the town was built by the local authority, interestingly, with the aim of keeping humans out of the park, rather than containing the animals inside.</w:t>
+              <w:t xml:space="preserve">In </w:t>
+            </w:r>
+            <w:proofErr w:type="gramStart"/>
+            <w:r>
+              <w:rPr>
+                <w:rFonts w:ascii="Source Sans 3" w:hAnsi="Source Sans 3" w:cs="*Arial-8104-Identity-H"/>
+                <w:sz w:val="21"/>
+                <w:szCs w:val="21"/>
+              </w:rPr>
+              <w:t>fact</w:t>
+            </w:r>
+            <w:proofErr w:type="gramEnd"/>
+            <w:r>
+              <w:rPr>
+                <w:rFonts w:ascii="Source Sans 3" w:hAnsi="Source Sans 3" w:cs="*Arial-8104-Identity-H"/>
+                <w:sz w:val="21"/>
+                <w:szCs w:val="21"/>
+              </w:rPr>
+              <w:t xml:space="preserve"> the only fence permitted in the town was built by the local authority, interestingly, with the aim of keeping humans out of the park, rather than containing the animals inside.</w:t>
             </w:r>
           </w:p>
           <w:p>
@@ -11003,7 +10986,7 @@
       <w:tr>
         <w:tc>
           <w:tcPr>
-            <w:tcW w:w="11273" w:type="dxa"/>
+            <w:tcW w:w="11098" w:type="dxa"/>
             <w:shd w:val="clear" w:color="auto" w:fill="FBE4D5" w:themeFill="accent2" w:themeFillTint="33"/>
           </w:tcPr>
           <w:p>
@@ -11744,3802 +11727,3697 @@
               </w:rPr>
               <w:t>ancient society in North America; an ancestor of today's capital cities.</w:t>
             </w:r>
-          </w:p>
-        </w:tc>
-      </w:tr>
-    </w:tbl>
-    <w:p>
-      <w:pPr>
-        <w:spacing w:after="0" w:line="330" w:lineRule="exact"/>
-        <w:rPr>
-          <w:rFonts w:ascii="Source Sans 3" w:hAnsi="Source Sans 3"/>
-          <w:b/>
-          <w:position w:val="5"/>
-          <w:sz w:val="33"/>
-        </w:rPr>
-      </w:pPr>
-    </w:p>
-    <w:tbl>
-      <w:tblPr>
-        <w:tblStyle w:val="DottedTable"/>
-        <w:tblW w:w="0" w:type="auto"/>
-        <w:tblLook w:val="04A0" w:firstRow="1" w:lastRow="0" w:firstColumn="1" w:lastColumn="0" w:noHBand="0" w:noVBand="1"/>
-      </w:tblPr>
-      <w:tblGrid>
-        <w:gridCol w:w="5546"/>
-        <w:gridCol w:w="5552"/>
-      </w:tblGrid>
-      <w:tr>
-        <w:tc>
-          <w:tcPr>
-            <w:tcW w:w="5636" w:type="dxa"/>
-            <w:shd w:val="clear" w:color="auto" w:fill="E2EFD9" w:themeFill="accent6" w:themeFillTint="33"/>
-          </w:tcPr>
-          <w:p>
-            <w:pPr>
-              <w:rPr>
-                <w:rFonts w:ascii="Source Sans 3" w:hAnsi="Source Sans 3"/>
-                <w:b/>
-                <w:bCs/>
-                <w:color w:val="291714"/>
-                <w:sz w:val="20"/>
-                <w:szCs w:val="20"/>
-              </w:rPr>
-            </w:pPr>
-            <w:r>
-              <w:rPr>
-                <w:rFonts w:ascii="Source Sans 3" w:hAnsi="Source Sans 3"/>
-                <w:b/>
-                <w:bCs/>
-                <w:color w:val="291714"/>
-                <w:sz w:val="20"/>
-                <w:szCs w:val="20"/>
-              </w:rPr>
-              <w:t>B</w:t>
-            </w:r>
-          </w:p>
-          <w:p>
-            <w:pPr>
-              <w:spacing w:before="137" w:line="223" w:lineRule="auto"/>
-              <w:ind w:right="5"/>
-              <w:rPr>
-                <w:rFonts w:ascii="Source Sans 3" w:hAnsi="Source Sans 3"/>
-                <w:sz w:val="20"/>
-                <w:szCs w:val="20"/>
-              </w:rPr>
-            </w:pPr>
-            <w:r>
-              <w:rPr>
-                <w:rFonts w:ascii="Source Sans 3" w:hAnsi="Source Sans 3"/>
-                <w:color w:val="2F3A2C"/>
-                <w:w w:val="90"/>
-                <w:sz w:val="20"/>
-                <w:szCs w:val="20"/>
-              </w:rPr>
-              <w:lastRenderedPageBreak/>
-              <w:t>In one respect in</w:t>
-            </w:r>
-            <w:r>
-              <w:rPr>
-                <w:rFonts w:ascii="Source Sans 3" w:hAnsi="Source Sans 3"/>
-                <w:color w:val="2F3A2C"/>
-                <w:spacing w:val="-4"/>
-                <w:w w:val="90"/>
-                <w:sz w:val="20"/>
-                <w:szCs w:val="20"/>
-              </w:rPr>
-              <w:t xml:space="preserve"> </w:t>
-            </w:r>
-            <w:r>
-              <w:rPr>
-                <w:rFonts w:ascii="Source Sans 3" w:hAnsi="Source Sans 3"/>
-                <w:color w:val="2F3A2C"/>
-                <w:w w:val="90"/>
-                <w:sz w:val="20"/>
-                <w:szCs w:val="20"/>
-              </w:rPr>
-              <w:t>particular,</w:t>
-            </w:r>
-            <w:r>
-              <w:rPr>
-                <w:rFonts w:ascii="Source Sans 3" w:hAnsi="Source Sans 3"/>
-                <w:color w:val="2F3A2C"/>
-                <w:sz w:val="20"/>
-                <w:szCs w:val="20"/>
-              </w:rPr>
-              <w:t xml:space="preserve"> </w:t>
-            </w:r>
-            <w:r>
-              <w:rPr>
-                <w:rFonts w:ascii="Source Sans 3" w:hAnsi="Source Sans 3"/>
-                <w:color w:val="2F3A2C"/>
-                <w:w w:val="90"/>
-                <w:sz w:val="20"/>
-                <w:szCs w:val="20"/>
-              </w:rPr>
-              <w:t xml:space="preserve">Cahokia was quite unusual </w:t>
-            </w:r>
-            <w:r>
-              <w:rPr>
-                <w:rFonts w:ascii="Source Sans 3" w:hAnsi="Source Sans 3"/>
-                <w:color w:val="2F3A2C"/>
-                <w:spacing w:val="-4"/>
-                <w:sz w:val="20"/>
-                <w:szCs w:val="20"/>
-              </w:rPr>
-              <w:t>compared</w:t>
-            </w:r>
-            <w:r>
-              <w:rPr>
-                <w:rFonts w:ascii="Source Sans 3" w:hAnsi="Source Sans 3"/>
-                <w:color w:val="2F3A2C"/>
-                <w:spacing w:val="-11"/>
-                <w:sz w:val="20"/>
-                <w:szCs w:val="20"/>
-              </w:rPr>
-              <w:t xml:space="preserve"> </w:t>
-            </w:r>
-            <w:r>
-              <w:rPr>
-                <w:rFonts w:ascii="Source Sans 3" w:hAnsi="Source Sans 3"/>
-                <w:color w:val="2F3A2C"/>
-                <w:spacing w:val="-4"/>
-                <w:sz w:val="20"/>
-                <w:szCs w:val="20"/>
-              </w:rPr>
-              <w:t>to</w:t>
-            </w:r>
-            <w:r>
-              <w:rPr>
-                <w:rFonts w:ascii="Source Sans 3" w:hAnsi="Source Sans 3"/>
-                <w:color w:val="2F3A2C"/>
-                <w:spacing w:val="-8"/>
-                <w:sz w:val="20"/>
-                <w:szCs w:val="20"/>
-              </w:rPr>
-              <w:t xml:space="preserve"> </w:t>
-            </w:r>
-            <w:r>
-              <w:rPr>
-                <w:rFonts w:ascii="Source Sans 3" w:hAnsi="Source Sans 3"/>
-                <w:color w:val="2F3A2C"/>
-                <w:spacing w:val="-4"/>
-                <w:sz w:val="20"/>
-                <w:szCs w:val="20"/>
-              </w:rPr>
-              <w:t>other</w:t>
-            </w:r>
-            <w:r>
-              <w:rPr>
-                <w:rFonts w:ascii="Source Sans 3" w:hAnsi="Source Sans 3"/>
-                <w:color w:val="2F3A2C"/>
-                <w:spacing w:val="-5"/>
-                <w:sz w:val="20"/>
-                <w:szCs w:val="20"/>
-              </w:rPr>
-              <w:t xml:space="preserve"> </w:t>
-            </w:r>
-            <w:r>
-              <w:rPr>
-                <w:rFonts w:ascii="Source Sans 3" w:hAnsi="Source Sans 3"/>
-                <w:color w:val="2F3A2C"/>
-                <w:spacing w:val="-4"/>
-                <w:sz w:val="20"/>
-                <w:szCs w:val="20"/>
-              </w:rPr>
-              <w:t>cities</w:t>
-            </w:r>
-            <w:r>
-              <w:rPr>
-                <w:rFonts w:ascii="Source Sans 3" w:hAnsi="Source Sans 3"/>
-                <w:color w:val="2F3A2C"/>
-                <w:spacing w:val="-9"/>
-                <w:sz w:val="20"/>
-                <w:szCs w:val="20"/>
-              </w:rPr>
-              <w:t xml:space="preserve"> </w:t>
-            </w:r>
-            <w:r>
-              <w:rPr>
-                <w:rFonts w:ascii="Source Sans 3" w:hAnsi="Source Sans 3"/>
-                <w:color w:val="2F3A2C"/>
-                <w:spacing w:val="-4"/>
-                <w:sz w:val="20"/>
-                <w:szCs w:val="20"/>
-              </w:rPr>
-              <w:t>around</w:t>
-            </w:r>
-            <w:r>
-              <w:rPr>
-                <w:rFonts w:ascii="Source Sans 3" w:hAnsi="Source Sans 3"/>
-                <w:color w:val="2F3A2C"/>
-                <w:spacing w:val="-7"/>
-                <w:sz w:val="20"/>
-                <w:szCs w:val="20"/>
-              </w:rPr>
-              <w:t xml:space="preserve"> </w:t>
-            </w:r>
-            <w:r>
-              <w:rPr>
-                <w:rFonts w:ascii="Source Sans 3" w:hAnsi="Source Sans 3"/>
-                <w:color w:val="2F3A2C"/>
-                <w:spacing w:val="-4"/>
-                <w:sz w:val="20"/>
-                <w:szCs w:val="20"/>
-              </w:rPr>
-              <w:t>at</w:t>
-            </w:r>
-            <w:r>
-              <w:rPr>
-                <w:rFonts w:ascii="Source Sans 3" w:hAnsi="Source Sans 3"/>
-                <w:color w:val="2F3A2C"/>
-                <w:spacing w:val="-8"/>
-                <w:sz w:val="20"/>
-                <w:szCs w:val="20"/>
-              </w:rPr>
-              <w:t xml:space="preserve"> </w:t>
-            </w:r>
-            <w:r>
-              <w:rPr>
-                <w:rFonts w:ascii="Source Sans 3" w:hAnsi="Source Sans 3"/>
-                <w:color w:val="2F3A2C"/>
-                <w:spacing w:val="-4"/>
-                <w:sz w:val="20"/>
-                <w:szCs w:val="20"/>
-              </w:rPr>
-              <w:t>the</w:t>
-            </w:r>
-            <w:r>
-              <w:rPr>
-                <w:rFonts w:ascii="Source Sans 3" w:hAnsi="Source Sans 3"/>
-                <w:color w:val="2F3A2C"/>
-                <w:spacing w:val="-10"/>
-                <w:sz w:val="20"/>
-                <w:szCs w:val="20"/>
-              </w:rPr>
-              <w:t xml:space="preserve"> </w:t>
-            </w:r>
-            <w:r>
-              <w:rPr>
-                <w:rFonts w:ascii="Source Sans 3" w:hAnsi="Source Sans 3"/>
-                <w:color w:val="2F3A2C"/>
-                <w:spacing w:val="-4"/>
-                <w:sz w:val="20"/>
-                <w:szCs w:val="20"/>
-              </w:rPr>
-              <w:t>same</w:t>
-            </w:r>
-            <w:r>
-              <w:rPr>
-                <w:rFonts w:ascii="Source Sans 3" w:hAnsi="Source Sans 3"/>
-                <w:color w:val="2F3A2C"/>
-                <w:spacing w:val="-9"/>
-                <w:sz w:val="20"/>
-                <w:szCs w:val="20"/>
-              </w:rPr>
-              <w:t xml:space="preserve"> </w:t>
-            </w:r>
-            <w:r>
-              <w:rPr>
-                <w:rFonts w:ascii="Source Sans 3" w:hAnsi="Source Sans 3"/>
-                <w:color w:val="2F3A2C"/>
-                <w:spacing w:val="-4"/>
-                <w:sz w:val="20"/>
-                <w:szCs w:val="20"/>
-              </w:rPr>
-              <w:t>time.</w:t>
-            </w:r>
-          </w:p>
-          <w:p>
-            <w:pPr>
-              <w:spacing w:before="2" w:line="220" w:lineRule="auto"/>
-              <w:ind w:left="-20" w:right="5" w:firstLine="2"/>
-              <w:rPr>
-                <w:rFonts w:ascii="Source Sans 3" w:hAnsi="Source Sans 3"/>
-                <w:color w:val="424045"/>
-                <w:spacing w:val="-2"/>
-                <w:sz w:val="20"/>
-                <w:szCs w:val="20"/>
-              </w:rPr>
-            </w:pPr>
-            <w:r>
-              <w:rPr>
-                <w:rFonts w:ascii="Source Sans 3" w:hAnsi="Source Sans 3"/>
-                <w:color w:val="2F3A2C"/>
-                <w:spacing w:val="-2"/>
-                <w:sz w:val="20"/>
-                <w:szCs w:val="20"/>
-              </w:rPr>
-              <w:t>Archaeologists</w:t>
-            </w:r>
-            <w:r>
-              <w:rPr>
-                <w:rFonts w:ascii="Source Sans 3" w:hAnsi="Source Sans 3"/>
-                <w:color w:val="2F3A2C"/>
-                <w:spacing w:val="-16"/>
-                <w:sz w:val="20"/>
-                <w:szCs w:val="20"/>
-              </w:rPr>
-              <w:t xml:space="preserve"> </w:t>
-            </w:r>
-            <w:r>
-              <w:rPr>
-                <w:rFonts w:ascii="Source Sans 3" w:hAnsi="Source Sans 3"/>
-                <w:color w:val="2F3A2C"/>
-                <w:spacing w:val="-2"/>
-                <w:sz w:val="20"/>
-                <w:szCs w:val="20"/>
-              </w:rPr>
-              <w:t>working</w:t>
-            </w:r>
-            <w:r>
-              <w:rPr>
-                <w:rFonts w:ascii="Source Sans 3" w:hAnsi="Source Sans 3"/>
-                <w:color w:val="2F3A2C"/>
-                <w:spacing w:val="-10"/>
-                <w:sz w:val="20"/>
-                <w:szCs w:val="20"/>
-              </w:rPr>
-              <w:t xml:space="preserve"> </w:t>
-            </w:r>
-            <w:r>
-              <w:rPr>
-                <w:rFonts w:ascii="Source Sans 3" w:hAnsi="Source Sans 3"/>
-                <w:color w:val="2F3A2C"/>
-                <w:spacing w:val="-2"/>
-                <w:sz w:val="20"/>
-                <w:szCs w:val="20"/>
-              </w:rPr>
-              <w:t>on</w:t>
-            </w:r>
-            <w:r>
-              <w:rPr>
-                <w:rFonts w:ascii="Source Sans 3" w:hAnsi="Source Sans 3"/>
-                <w:color w:val="2F3A2C"/>
-                <w:spacing w:val="-10"/>
-                <w:sz w:val="20"/>
-                <w:szCs w:val="20"/>
-              </w:rPr>
-              <w:t xml:space="preserve"> </w:t>
-            </w:r>
-            <w:r>
-              <w:rPr>
-                <w:rFonts w:ascii="Source Sans 3" w:hAnsi="Source Sans 3"/>
-                <w:color w:val="2F3A2C"/>
-                <w:spacing w:val="-2"/>
-                <w:sz w:val="20"/>
-                <w:szCs w:val="20"/>
-              </w:rPr>
-              <w:t>the</w:t>
-            </w:r>
-            <w:r>
-              <w:rPr>
-                <w:rFonts w:ascii="Source Sans 3" w:hAnsi="Source Sans 3"/>
-                <w:color w:val="2F3A2C"/>
-                <w:spacing w:val="-11"/>
-                <w:sz w:val="20"/>
-                <w:szCs w:val="20"/>
-              </w:rPr>
-              <w:t xml:space="preserve"> </w:t>
-            </w:r>
-            <w:r>
-              <w:rPr>
-                <w:rFonts w:ascii="Source Sans 3" w:hAnsi="Source Sans 3"/>
-                <w:color w:val="2F3A2C"/>
-                <w:spacing w:val="-2"/>
-                <w:sz w:val="20"/>
-                <w:szCs w:val="20"/>
-              </w:rPr>
-              <w:t>site</w:t>
-            </w:r>
-            <w:r>
-              <w:rPr>
-                <w:rFonts w:ascii="Source Sans 3" w:hAnsi="Source Sans 3"/>
-                <w:color w:val="2F3A2C"/>
-                <w:spacing w:val="-14"/>
-                <w:sz w:val="20"/>
-                <w:szCs w:val="20"/>
-              </w:rPr>
-              <w:t xml:space="preserve"> </w:t>
-            </w:r>
-            <w:r>
-              <w:rPr>
-                <w:rFonts w:ascii="Source Sans 3" w:hAnsi="Source Sans 3"/>
-                <w:color w:val="2F3A2C"/>
-                <w:spacing w:val="-2"/>
-                <w:sz w:val="20"/>
-                <w:szCs w:val="20"/>
-              </w:rPr>
-              <w:t>have</w:t>
-            </w:r>
-            <w:r>
-              <w:rPr>
-                <w:rFonts w:ascii="Source Sans 3" w:hAnsi="Source Sans 3"/>
-                <w:color w:val="2F3A2C"/>
-                <w:spacing w:val="-10"/>
-                <w:sz w:val="20"/>
-                <w:szCs w:val="20"/>
-              </w:rPr>
-              <w:t xml:space="preserve"> </w:t>
-            </w:r>
-            <w:r>
-              <w:rPr>
-                <w:rFonts w:ascii="Source Sans 3" w:hAnsi="Source Sans 3"/>
-                <w:color w:val="2F3A2C"/>
-                <w:spacing w:val="-2"/>
-                <w:sz w:val="20"/>
-                <w:szCs w:val="20"/>
-              </w:rPr>
-              <w:t>found</w:t>
-            </w:r>
-            <w:r>
-              <w:rPr>
-                <w:rFonts w:ascii="Source Sans 3" w:hAnsi="Source Sans 3"/>
-                <w:color w:val="2F3A2C"/>
-                <w:spacing w:val="-15"/>
-                <w:sz w:val="20"/>
-                <w:szCs w:val="20"/>
-              </w:rPr>
-              <w:t xml:space="preserve"> </w:t>
-            </w:r>
-            <w:r>
-              <w:rPr>
-                <w:rFonts w:ascii="Source Sans 3" w:hAnsi="Source Sans 3"/>
-                <w:color w:val="2F3A2C"/>
-                <w:spacing w:val="-2"/>
-                <w:sz w:val="20"/>
-                <w:szCs w:val="20"/>
-              </w:rPr>
-              <w:t xml:space="preserve">enough </w:t>
-            </w:r>
-            <w:r>
-              <w:rPr>
-                <w:rFonts w:ascii="Source Sans 3" w:hAnsi="Source Sans 3"/>
-                <w:color w:val="2F3A2C"/>
-                <w:spacing w:val="-4"/>
-                <w:sz w:val="20"/>
-                <w:szCs w:val="20"/>
-              </w:rPr>
-              <w:t>evidence</w:t>
-            </w:r>
-            <w:r>
-              <w:rPr>
-                <w:rFonts w:ascii="Source Sans 3" w:hAnsi="Source Sans 3"/>
-                <w:color w:val="2F3A2C"/>
-                <w:spacing w:val="-8"/>
-                <w:sz w:val="20"/>
-                <w:szCs w:val="20"/>
-              </w:rPr>
-              <w:t xml:space="preserve"> </w:t>
-            </w:r>
-            <w:r>
-              <w:rPr>
-                <w:rFonts w:ascii="Source Sans 3" w:hAnsi="Source Sans 3"/>
-                <w:color w:val="2F3A2C"/>
-                <w:spacing w:val="-4"/>
-                <w:sz w:val="20"/>
-                <w:szCs w:val="20"/>
-              </w:rPr>
-              <w:t>over the</w:t>
-            </w:r>
-            <w:r>
-              <w:rPr>
-                <w:rFonts w:ascii="Source Sans 3" w:hAnsi="Source Sans 3"/>
-                <w:color w:val="2F3A2C"/>
-                <w:spacing w:val="-10"/>
-                <w:sz w:val="20"/>
-                <w:szCs w:val="20"/>
-              </w:rPr>
-              <w:t xml:space="preserve"> </w:t>
-            </w:r>
-            <w:r>
-              <w:rPr>
-                <w:rFonts w:ascii="Source Sans 3" w:hAnsi="Source Sans 3"/>
-                <w:color w:val="2F3A2C"/>
-                <w:spacing w:val="-4"/>
-                <w:sz w:val="20"/>
-                <w:szCs w:val="20"/>
-              </w:rPr>
-              <w:t>past</w:t>
-            </w:r>
-            <w:r>
-              <w:rPr>
-                <w:rFonts w:ascii="Source Sans 3" w:hAnsi="Source Sans 3"/>
-                <w:color w:val="2F3A2C"/>
-                <w:spacing w:val="-6"/>
-                <w:sz w:val="20"/>
-                <w:szCs w:val="20"/>
-              </w:rPr>
-              <w:t xml:space="preserve"> </w:t>
-            </w:r>
-            <w:r>
-              <w:rPr>
-                <w:rFonts w:ascii="Source Sans 3" w:hAnsi="Source Sans 3"/>
-                <w:color w:val="2F3A2C"/>
-                <w:spacing w:val="-4"/>
-                <w:sz w:val="20"/>
-                <w:szCs w:val="20"/>
-              </w:rPr>
-              <w:t>fifty</w:t>
-            </w:r>
-            <w:r>
-              <w:rPr>
-                <w:rFonts w:ascii="Source Sans 3" w:hAnsi="Source Sans 3"/>
-                <w:color w:val="2F3A2C"/>
-                <w:spacing w:val="-9"/>
-                <w:sz w:val="20"/>
-                <w:szCs w:val="20"/>
-              </w:rPr>
-              <w:t xml:space="preserve"> </w:t>
-            </w:r>
-            <w:r>
-              <w:rPr>
-                <w:rFonts w:ascii="Source Sans 3" w:hAnsi="Source Sans 3"/>
-                <w:color w:val="2F3A2C"/>
-                <w:spacing w:val="-4"/>
-                <w:sz w:val="20"/>
-                <w:szCs w:val="20"/>
-              </w:rPr>
-              <w:t>years</w:t>
-            </w:r>
-            <w:r>
-              <w:rPr>
-                <w:rFonts w:ascii="Source Sans 3" w:hAnsi="Source Sans 3"/>
-                <w:color w:val="2F3A2C"/>
-                <w:spacing w:val="-17"/>
-                <w:sz w:val="20"/>
-                <w:szCs w:val="20"/>
-              </w:rPr>
-              <w:t xml:space="preserve"> </w:t>
-            </w:r>
-            <w:r>
-              <w:rPr>
-                <w:rFonts w:ascii="Source Sans 3" w:hAnsi="Source Sans 3"/>
-                <w:color w:val="2F3A2C"/>
-                <w:spacing w:val="-4"/>
-                <w:sz w:val="20"/>
-                <w:szCs w:val="20"/>
-              </w:rPr>
-              <w:t>to</w:t>
-            </w:r>
-            <w:r>
-              <w:rPr>
-                <w:rFonts w:ascii="Source Sans 3" w:hAnsi="Source Sans 3"/>
-                <w:color w:val="2F3A2C"/>
-                <w:spacing w:val="-12"/>
-                <w:sz w:val="20"/>
-                <w:szCs w:val="20"/>
-              </w:rPr>
-              <w:t xml:space="preserve"> </w:t>
-            </w:r>
-            <w:r>
-              <w:rPr>
-                <w:rFonts w:ascii="Source Sans 3" w:hAnsi="Source Sans 3"/>
-                <w:color w:val="2F3A2C"/>
-                <w:spacing w:val="-4"/>
-                <w:sz w:val="20"/>
-                <w:szCs w:val="20"/>
-              </w:rPr>
-              <w:t>conclude</w:t>
-            </w:r>
-            <w:r>
-              <w:rPr>
-                <w:rFonts w:ascii="Source Sans 3" w:hAnsi="Source Sans 3"/>
-                <w:color w:val="2F3A2C"/>
-                <w:spacing w:val="-18"/>
-                <w:sz w:val="20"/>
-                <w:szCs w:val="20"/>
-              </w:rPr>
-              <w:t xml:space="preserve"> </w:t>
-            </w:r>
-            <w:r>
-              <w:rPr>
-                <w:rFonts w:ascii="Source Sans 3" w:hAnsi="Source Sans 3"/>
-                <w:color w:val="2F3A2C"/>
-                <w:spacing w:val="-4"/>
-                <w:sz w:val="20"/>
-                <w:szCs w:val="20"/>
-              </w:rPr>
-              <w:t>that,</w:t>
-            </w:r>
-            <w:r>
-              <w:rPr>
-                <w:rFonts w:ascii="Source Sans 3" w:hAnsi="Source Sans 3"/>
-                <w:color w:val="2F3A2C"/>
-                <w:sz w:val="20"/>
-                <w:szCs w:val="20"/>
-              </w:rPr>
-              <w:t xml:space="preserve"> </w:t>
-            </w:r>
-            <w:r>
-              <w:rPr>
-                <w:rFonts w:ascii="Source Sans 3" w:hAnsi="Source Sans 3"/>
-                <w:color w:val="2F3A2C"/>
-                <w:spacing w:val="-4"/>
-                <w:sz w:val="20"/>
-                <w:szCs w:val="20"/>
-              </w:rPr>
-              <w:t>at a certain</w:t>
-            </w:r>
-            <w:r>
-              <w:rPr>
-                <w:rFonts w:ascii="Source Sans 3" w:hAnsi="Source Sans 3"/>
-                <w:color w:val="2F3A2C"/>
-                <w:spacing w:val="-6"/>
-                <w:sz w:val="20"/>
-                <w:szCs w:val="20"/>
-              </w:rPr>
-              <w:t xml:space="preserve"> </w:t>
-            </w:r>
-            <w:r>
-              <w:rPr>
-                <w:rFonts w:ascii="Source Sans 3" w:hAnsi="Source Sans 3"/>
-                <w:color w:val="2F3A2C"/>
-                <w:spacing w:val="-4"/>
-                <w:sz w:val="20"/>
-                <w:szCs w:val="20"/>
-              </w:rPr>
-              <w:t>time,</w:t>
-            </w:r>
-            <w:r>
-              <w:rPr>
-                <w:rFonts w:ascii="Source Sans 3" w:hAnsi="Source Sans 3"/>
-                <w:color w:val="2F3A2C"/>
-                <w:sz w:val="20"/>
-                <w:szCs w:val="20"/>
-              </w:rPr>
-              <w:t xml:space="preserve"> </w:t>
-            </w:r>
-            <w:r>
-              <w:rPr>
-                <w:rFonts w:ascii="Source Sans 3" w:hAnsi="Source Sans 3"/>
-                <w:color w:val="2F3A2C"/>
-                <w:spacing w:val="-4"/>
-                <w:sz w:val="20"/>
-                <w:szCs w:val="20"/>
-              </w:rPr>
-              <w:t>around</w:t>
-            </w:r>
-            <w:r>
-              <w:rPr>
-                <w:rFonts w:ascii="Source Sans 3" w:hAnsi="Source Sans 3"/>
-                <w:color w:val="2F3A2C"/>
-                <w:spacing w:val="-12"/>
-                <w:sz w:val="20"/>
-                <w:szCs w:val="20"/>
-              </w:rPr>
-              <w:t xml:space="preserve"> </w:t>
-            </w:r>
-            <w:r>
-              <w:rPr>
-                <w:rFonts w:ascii="Source Sans 3" w:hAnsi="Source Sans 3"/>
-                <w:color w:val="2F3A2C"/>
-                <w:spacing w:val="-4"/>
-                <w:sz w:val="20"/>
-                <w:szCs w:val="20"/>
-              </w:rPr>
-              <w:t>35% of</w:t>
-            </w:r>
-            <w:r>
-              <w:rPr>
-                <w:rFonts w:ascii="Source Sans 3" w:hAnsi="Source Sans 3"/>
-                <w:color w:val="2F3A2C"/>
-                <w:spacing w:val="-7"/>
-                <w:sz w:val="20"/>
-                <w:szCs w:val="20"/>
-              </w:rPr>
-              <w:t xml:space="preserve"> </w:t>
-            </w:r>
-            <w:r>
-              <w:rPr>
-                <w:rFonts w:ascii="Source Sans 3" w:hAnsi="Source Sans 3"/>
-                <w:color w:val="2F3A2C"/>
-                <w:spacing w:val="-4"/>
-                <w:sz w:val="20"/>
-                <w:szCs w:val="20"/>
-              </w:rPr>
-              <w:t>the</w:t>
-            </w:r>
-            <w:r>
-              <w:rPr>
-                <w:rFonts w:ascii="Source Sans 3" w:hAnsi="Source Sans 3"/>
-                <w:color w:val="2F3A2C"/>
-                <w:spacing w:val="-13"/>
-                <w:sz w:val="20"/>
-                <w:szCs w:val="20"/>
-              </w:rPr>
-              <w:t xml:space="preserve"> </w:t>
-            </w:r>
-            <w:r>
-              <w:rPr>
-                <w:rFonts w:ascii="Source Sans 3" w:hAnsi="Source Sans 3"/>
-                <w:color w:val="2F3A2C"/>
-                <w:spacing w:val="-4"/>
-                <w:sz w:val="20"/>
-                <w:szCs w:val="20"/>
-              </w:rPr>
-              <w:t>population</w:t>
-            </w:r>
-            <w:r>
-              <w:rPr>
-                <w:rFonts w:ascii="Source Sans 3" w:hAnsi="Source Sans 3"/>
-                <w:color w:val="2F3A2C"/>
-                <w:spacing w:val="-8"/>
-                <w:sz w:val="20"/>
-                <w:szCs w:val="20"/>
-              </w:rPr>
-              <w:t xml:space="preserve"> </w:t>
-            </w:r>
-            <w:r>
-              <w:rPr>
-                <w:rFonts w:ascii="Source Sans 3" w:hAnsi="Source Sans 3"/>
-                <w:color w:val="2F3A2C"/>
-                <w:spacing w:val="-4"/>
-                <w:sz w:val="20"/>
-                <w:szCs w:val="20"/>
-              </w:rPr>
-              <w:t>were</w:t>
-            </w:r>
-            <w:r>
-              <w:rPr>
-                <w:rFonts w:ascii="Source Sans 3" w:hAnsi="Source Sans 3"/>
-                <w:color w:val="2F3A2C"/>
-                <w:spacing w:val="-12"/>
-                <w:sz w:val="20"/>
-                <w:szCs w:val="20"/>
-              </w:rPr>
-              <w:t xml:space="preserve"> </w:t>
-            </w:r>
-            <w:r>
-              <w:rPr>
-                <w:rFonts w:ascii="Source Sans 3" w:hAnsi="Source Sans 3"/>
-                <w:color w:val="2F3A2C"/>
-                <w:spacing w:val="-4"/>
-                <w:sz w:val="20"/>
-                <w:szCs w:val="20"/>
-              </w:rPr>
-              <w:t>not from</w:t>
-            </w:r>
-            <w:r>
-              <w:rPr>
-                <w:rFonts w:ascii="Source Sans 3" w:hAnsi="Source Sans 3"/>
-                <w:color w:val="2F3A2C"/>
-                <w:spacing w:val="-8"/>
-                <w:sz w:val="20"/>
-                <w:szCs w:val="20"/>
-              </w:rPr>
-              <w:t xml:space="preserve"> </w:t>
-            </w:r>
-            <w:r>
-              <w:rPr>
-                <w:rFonts w:ascii="Source Sans 3" w:hAnsi="Source Sans 3"/>
-                <w:color w:val="2F3A2C"/>
-                <w:spacing w:val="-4"/>
-                <w:sz w:val="20"/>
-                <w:szCs w:val="20"/>
-              </w:rPr>
-              <w:t>Cahokia</w:t>
-            </w:r>
-            <w:r>
-              <w:rPr>
-                <w:rFonts w:ascii="Source Sans 3" w:hAnsi="Source Sans 3"/>
-                <w:color w:val="2F3A2C"/>
-                <w:spacing w:val="-8"/>
-                <w:sz w:val="20"/>
-                <w:szCs w:val="20"/>
-              </w:rPr>
-              <w:t xml:space="preserve"> </w:t>
-            </w:r>
-            <w:r>
-              <w:rPr>
-                <w:rFonts w:ascii="Source Sans 3" w:hAnsi="Source Sans 3"/>
-                <w:color w:val="2F3A2C"/>
-                <w:spacing w:val="-4"/>
-                <w:sz w:val="20"/>
-                <w:szCs w:val="20"/>
-              </w:rPr>
-              <w:t>at</w:t>
-            </w:r>
-            <w:r>
-              <w:rPr>
-                <w:rFonts w:ascii="Source Sans 3" w:hAnsi="Source Sans 3"/>
-                <w:color w:val="2F3A2C"/>
-                <w:spacing w:val="-8"/>
-                <w:sz w:val="20"/>
-                <w:szCs w:val="20"/>
-              </w:rPr>
-              <w:t xml:space="preserve"> </w:t>
-            </w:r>
-            <w:r>
-              <w:rPr>
-                <w:rFonts w:ascii="Source Sans 3" w:hAnsi="Source Sans 3"/>
-                <w:color w:val="2F3A2C"/>
-                <w:spacing w:val="-4"/>
-                <w:sz w:val="20"/>
-                <w:szCs w:val="20"/>
-              </w:rPr>
-              <w:t>all;</w:t>
-            </w:r>
-            <w:r>
-              <w:rPr>
-                <w:rFonts w:ascii="Source Sans 3" w:hAnsi="Source Sans 3"/>
-                <w:color w:val="2F3A2C"/>
-                <w:spacing w:val="-8"/>
-                <w:sz w:val="20"/>
-                <w:szCs w:val="20"/>
-              </w:rPr>
-              <w:t xml:space="preserve"> </w:t>
-            </w:r>
-            <w:r>
-              <w:rPr>
-                <w:rFonts w:ascii="Source Sans 3" w:hAnsi="Source Sans 3"/>
-                <w:color w:val="2F3A2C"/>
-                <w:spacing w:val="-4"/>
-                <w:sz w:val="20"/>
-                <w:szCs w:val="20"/>
-              </w:rPr>
-              <w:t>it</w:t>
-            </w:r>
-            <w:r>
-              <w:rPr>
-                <w:rFonts w:ascii="Source Sans 3" w:hAnsi="Source Sans 3"/>
-                <w:color w:val="2F3A2C"/>
-                <w:spacing w:val="-12"/>
-                <w:sz w:val="20"/>
-                <w:szCs w:val="20"/>
-              </w:rPr>
-              <w:t xml:space="preserve"> </w:t>
-            </w:r>
-            <w:r>
-              <w:rPr>
-                <w:rFonts w:ascii="Source Sans 3" w:hAnsi="Source Sans 3"/>
-                <w:color w:val="2F3A2C"/>
-                <w:spacing w:val="-4"/>
-                <w:sz w:val="20"/>
-                <w:szCs w:val="20"/>
-              </w:rPr>
-              <w:t>seems</w:t>
-            </w:r>
-            <w:r>
-              <w:rPr>
-                <w:rFonts w:ascii="Source Sans 3" w:hAnsi="Source Sans 3"/>
-                <w:color w:val="2F3A2C"/>
-                <w:spacing w:val="-11"/>
-                <w:sz w:val="20"/>
-                <w:szCs w:val="20"/>
-              </w:rPr>
-              <w:t xml:space="preserve"> </w:t>
-            </w:r>
-            <w:r>
-              <w:rPr>
-                <w:rFonts w:ascii="Source Sans 3" w:hAnsi="Source Sans 3"/>
-                <w:color w:val="2F3A2C"/>
-                <w:spacing w:val="-4"/>
-                <w:sz w:val="20"/>
-                <w:szCs w:val="20"/>
-              </w:rPr>
-              <w:t>that</w:t>
-            </w:r>
-            <w:r>
-              <w:rPr>
-                <w:rFonts w:ascii="Source Sans 3" w:hAnsi="Source Sans 3"/>
-                <w:color w:val="2F3A2C"/>
-                <w:spacing w:val="-9"/>
-                <w:sz w:val="20"/>
-                <w:szCs w:val="20"/>
-              </w:rPr>
-              <w:t xml:space="preserve"> </w:t>
-            </w:r>
-            <w:r>
-              <w:rPr>
-                <w:rFonts w:ascii="Source Sans 3" w:hAnsi="Source Sans 3"/>
-                <w:color w:val="2F3A2C"/>
-                <w:spacing w:val="-4"/>
-                <w:sz w:val="20"/>
-                <w:szCs w:val="20"/>
-              </w:rPr>
-              <w:t>many</w:t>
-            </w:r>
-            <w:r>
-              <w:rPr>
-                <w:rFonts w:ascii="Source Sans 3" w:hAnsi="Source Sans 3"/>
-                <w:color w:val="2F3A2C"/>
-                <w:spacing w:val="-10"/>
-                <w:sz w:val="20"/>
-                <w:szCs w:val="20"/>
-              </w:rPr>
-              <w:t xml:space="preserve"> </w:t>
-            </w:r>
-            <w:r>
-              <w:rPr>
-                <w:rFonts w:ascii="Source Sans 3" w:hAnsi="Source Sans 3"/>
-                <w:color w:val="2F3A2C"/>
-                <w:spacing w:val="-4"/>
-                <w:sz w:val="20"/>
-                <w:szCs w:val="20"/>
-              </w:rPr>
-              <w:t>of</w:t>
-            </w:r>
-            <w:r>
-              <w:rPr>
-                <w:rFonts w:ascii="Source Sans 3" w:hAnsi="Source Sans 3"/>
-                <w:color w:val="2F3A2C"/>
-                <w:spacing w:val="-10"/>
-                <w:sz w:val="20"/>
-                <w:szCs w:val="20"/>
-              </w:rPr>
-              <w:t xml:space="preserve"> </w:t>
-            </w:r>
-            <w:r>
-              <w:rPr>
-                <w:rFonts w:ascii="Source Sans 3" w:hAnsi="Source Sans 3"/>
-                <w:color w:val="2F3A2C"/>
-                <w:spacing w:val="-4"/>
-                <w:sz w:val="20"/>
-                <w:szCs w:val="20"/>
-              </w:rPr>
-              <w:t>the</w:t>
-            </w:r>
-            <w:r>
-              <w:rPr>
-                <w:rFonts w:ascii="Source Sans 3" w:hAnsi="Source Sans 3"/>
-                <w:color w:val="2F3A2C"/>
-                <w:spacing w:val="-10"/>
-                <w:sz w:val="20"/>
-                <w:szCs w:val="20"/>
-              </w:rPr>
-              <w:t xml:space="preserve"> </w:t>
-            </w:r>
-            <w:r>
-              <w:rPr>
-                <w:rFonts w:ascii="Source Sans 3" w:hAnsi="Source Sans 3"/>
-                <w:color w:val="2F3A2C"/>
-                <w:spacing w:val="-4"/>
-                <w:sz w:val="20"/>
-                <w:szCs w:val="20"/>
-              </w:rPr>
-              <w:t>tribes</w:t>
-            </w:r>
-            <w:r>
-              <w:rPr>
-                <w:rFonts w:ascii="Source Sans 3" w:hAnsi="Source Sans 3"/>
-                <w:color w:val="2F3A2C"/>
-                <w:spacing w:val="-14"/>
-                <w:sz w:val="20"/>
-                <w:szCs w:val="20"/>
-              </w:rPr>
-              <w:t xml:space="preserve"> </w:t>
-            </w:r>
-            <w:r>
-              <w:rPr>
-                <w:rFonts w:ascii="Source Sans 3" w:hAnsi="Source Sans 3"/>
-                <w:color w:val="2F3A2C"/>
-                <w:spacing w:val="-4"/>
-                <w:sz w:val="20"/>
-                <w:szCs w:val="20"/>
-              </w:rPr>
-              <w:t>that lived</w:t>
-            </w:r>
-            <w:r>
-              <w:rPr>
-                <w:rFonts w:ascii="Source Sans 3" w:hAnsi="Source Sans 3"/>
-                <w:color w:val="2F3A2C"/>
-                <w:spacing w:val="-6"/>
-                <w:sz w:val="20"/>
-                <w:szCs w:val="20"/>
-              </w:rPr>
-              <w:t xml:space="preserve"> </w:t>
-            </w:r>
-            <w:r>
-              <w:rPr>
-                <w:rFonts w:ascii="Source Sans 3" w:hAnsi="Source Sans 3"/>
-                <w:color w:val="2F3A2C"/>
-                <w:spacing w:val="-4"/>
-                <w:sz w:val="20"/>
-                <w:szCs w:val="20"/>
-              </w:rPr>
-              <w:t xml:space="preserve">all </w:t>
-            </w:r>
-            <w:r>
-              <w:rPr>
-                <w:rFonts w:ascii="Source Sans 3" w:hAnsi="Source Sans 3"/>
-                <w:color w:val="2E392B"/>
-                <w:spacing w:val="-4"/>
-                <w:sz w:val="20"/>
-                <w:szCs w:val="20"/>
-              </w:rPr>
-              <w:t>along</w:t>
-            </w:r>
-            <w:r>
-              <w:rPr>
-                <w:rFonts w:ascii="Source Sans 3" w:hAnsi="Source Sans 3"/>
-                <w:color w:val="2F3A2C"/>
-                <w:spacing w:val="-6"/>
-                <w:sz w:val="20"/>
-                <w:szCs w:val="20"/>
-              </w:rPr>
-              <w:t xml:space="preserve"> </w:t>
-            </w:r>
-            <w:r>
-              <w:rPr>
-                <w:rFonts w:ascii="Source Sans 3" w:hAnsi="Source Sans 3"/>
-                <w:color w:val="2F3A2C"/>
-                <w:spacing w:val="-4"/>
-                <w:sz w:val="20"/>
-                <w:szCs w:val="20"/>
-              </w:rPr>
-              <w:t>the</w:t>
-            </w:r>
-            <w:r>
-              <w:rPr>
-                <w:rFonts w:ascii="Source Sans 3" w:hAnsi="Source Sans 3"/>
-                <w:color w:val="2F3A2C"/>
-                <w:spacing w:val="-6"/>
-                <w:sz w:val="20"/>
-                <w:szCs w:val="20"/>
-              </w:rPr>
-              <w:t xml:space="preserve"> </w:t>
-            </w:r>
-            <w:r>
-              <w:rPr>
-                <w:rFonts w:ascii="Source Sans 3" w:hAnsi="Source Sans 3"/>
-                <w:color w:val="2F3A2C"/>
-                <w:spacing w:val="-4"/>
-                <w:sz w:val="20"/>
-                <w:szCs w:val="20"/>
-              </w:rPr>
-              <w:t>Mississippi River</w:t>
-            </w:r>
-            <w:r>
-              <w:rPr>
-                <w:rFonts w:ascii="Source Sans 3" w:hAnsi="Source Sans 3"/>
-                <w:color w:val="2F3A2C"/>
-                <w:spacing w:val="-5"/>
-                <w:sz w:val="20"/>
-                <w:szCs w:val="20"/>
-              </w:rPr>
-              <w:t xml:space="preserve"> </w:t>
-            </w:r>
-            <w:r>
-              <w:rPr>
-                <w:rFonts w:ascii="Source Sans 3" w:hAnsi="Source Sans 3"/>
-                <w:color w:val="2F3A2C"/>
-                <w:spacing w:val="-4"/>
-                <w:sz w:val="20"/>
-                <w:szCs w:val="20"/>
-              </w:rPr>
-              <w:t>at</w:t>
-            </w:r>
-            <w:r>
-              <w:rPr>
-                <w:rFonts w:ascii="Source Sans 3" w:hAnsi="Source Sans 3"/>
-                <w:color w:val="2F3A2C"/>
-                <w:spacing w:val="-7"/>
-                <w:sz w:val="20"/>
-                <w:szCs w:val="20"/>
-              </w:rPr>
-              <w:t xml:space="preserve"> </w:t>
-            </w:r>
-            <w:r>
-              <w:rPr>
-                <w:rFonts w:ascii="Source Sans 3" w:hAnsi="Source Sans 3"/>
-                <w:color w:val="2F3A2C"/>
-                <w:spacing w:val="-4"/>
-                <w:sz w:val="20"/>
-                <w:szCs w:val="20"/>
-              </w:rPr>
-              <w:t>some</w:t>
-            </w:r>
-            <w:r>
-              <w:rPr>
-                <w:rFonts w:ascii="Source Sans 3" w:hAnsi="Source Sans 3"/>
-                <w:color w:val="2F3A2C"/>
-                <w:spacing w:val="-11"/>
-                <w:sz w:val="20"/>
-                <w:szCs w:val="20"/>
-              </w:rPr>
-              <w:t xml:space="preserve"> </w:t>
-            </w:r>
-            <w:r>
-              <w:rPr>
-                <w:rFonts w:ascii="Source Sans 3" w:hAnsi="Source Sans 3"/>
-                <w:color w:val="2F3A2C"/>
-                <w:spacing w:val="-4"/>
-                <w:sz w:val="20"/>
-                <w:szCs w:val="20"/>
-              </w:rPr>
-              <w:t>point</w:t>
-            </w:r>
-            <w:r>
-              <w:rPr>
-                <w:rFonts w:ascii="Source Sans 3" w:hAnsi="Source Sans 3"/>
-                <w:color w:val="2F3A2C"/>
-                <w:spacing w:val="-7"/>
-                <w:sz w:val="20"/>
-                <w:szCs w:val="20"/>
-              </w:rPr>
-              <w:t xml:space="preserve"> </w:t>
-            </w:r>
-            <w:r>
-              <w:rPr>
-                <w:rFonts w:ascii="Source Sans 3" w:hAnsi="Source Sans 3"/>
-                <w:color w:val="2F3A2C"/>
-                <w:spacing w:val="-4"/>
-                <w:sz w:val="20"/>
-                <w:szCs w:val="20"/>
-              </w:rPr>
-              <w:t xml:space="preserve">began </w:t>
-            </w:r>
-            <w:r>
-              <w:rPr>
-                <w:rFonts w:ascii="Source Sans 3" w:hAnsi="Source Sans 3"/>
-                <w:color w:val="2F3A2C"/>
-                <w:spacing w:val="-2"/>
-                <w:sz w:val="20"/>
-                <w:szCs w:val="20"/>
-              </w:rPr>
-              <w:t>to</w:t>
-            </w:r>
-            <w:r>
-              <w:rPr>
-                <w:rFonts w:ascii="Source Sans 3" w:hAnsi="Source Sans 3"/>
-                <w:color w:val="2F3A2C"/>
-                <w:spacing w:val="-12"/>
-                <w:sz w:val="20"/>
-                <w:szCs w:val="20"/>
-              </w:rPr>
-              <w:t xml:space="preserve"> </w:t>
-            </w:r>
-            <w:r>
-              <w:rPr>
-                <w:rFonts w:ascii="Source Sans 3" w:hAnsi="Source Sans 3"/>
-                <w:color w:val="2F3A2C"/>
-                <w:spacing w:val="-2"/>
-                <w:sz w:val="20"/>
-                <w:szCs w:val="20"/>
-              </w:rPr>
-              <w:t>relocate</w:t>
-            </w:r>
-            <w:r>
-              <w:rPr>
-                <w:rFonts w:ascii="Source Sans 3" w:hAnsi="Source Sans 3"/>
-                <w:color w:val="2F3A2C"/>
-                <w:spacing w:val="-10"/>
-                <w:sz w:val="20"/>
-                <w:szCs w:val="20"/>
-              </w:rPr>
-              <w:t xml:space="preserve"> </w:t>
-            </w:r>
-            <w:r>
-              <w:rPr>
-                <w:rFonts w:ascii="Source Sans 3" w:hAnsi="Source Sans 3"/>
-                <w:color w:val="2F3A2C"/>
-                <w:spacing w:val="-2"/>
-                <w:sz w:val="20"/>
-                <w:szCs w:val="20"/>
-              </w:rPr>
-              <w:t>to</w:t>
-            </w:r>
-            <w:r>
-              <w:rPr>
-                <w:rFonts w:ascii="Source Sans 3" w:hAnsi="Source Sans 3"/>
-                <w:color w:val="2F3A2C"/>
-                <w:spacing w:val="-10"/>
-                <w:sz w:val="20"/>
-                <w:szCs w:val="20"/>
-              </w:rPr>
-              <w:t xml:space="preserve"> </w:t>
-            </w:r>
-            <w:r>
-              <w:rPr>
-                <w:rFonts w:ascii="Source Sans 3" w:hAnsi="Source Sans 3"/>
-                <w:color w:val="2F3A2C"/>
-                <w:spacing w:val="-2"/>
-                <w:sz w:val="20"/>
-                <w:szCs w:val="20"/>
-              </w:rPr>
-              <w:t>Cahokia.</w:t>
-            </w:r>
-            <w:r>
-              <w:rPr>
-                <w:rFonts w:ascii="Source Sans 3" w:hAnsi="Source Sans 3"/>
-                <w:color w:val="2F3A2C"/>
-                <w:spacing w:val="-10"/>
-                <w:sz w:val="20"/>
-                <w:szCs w:val="20"/>
-              </w:rPr>
-              <w:t xml:space="preserve"> </w:t>
-            </w:r>
-            <w:r>
-              <w:rPr>
-                <w:rFonts w:ascii="Source Sans 3" w:hAnsi="Source Sans 3"/>
-                <w:color w:val="2F3A2C"/>
-                <w:spacing w:val="-2"/>
-                <w:sz w:val="20"/>
-                <w:szCs w:val="20"/>
-              </w:rPr>
-              <w:t>These</w:t>
-            </w:r>
-            <w:r>
-              <w:rPr>
-                <w:rFonts w:ascii="Source Sans 3" w:hAnsi="Source Sans 3"/>
-                <w:color w:val="2F3A2C"/>
-                <w:spacing w:val="-22"/>
-                <w:sz w:val="20"/>
-                <w:szCs w:val="20"/>
-              </w:rPr>
-              <w:t xml:space="preserve"> </w:t>
-            </w:r>
-            <w:r>
-              <w:rPr>
-                <w:rFonts w:ascii="Source Sans 3" w:hAnsi="Source Sans 3"/>
-                <w:color w:val="2F3A2C"/>
-                <w:spacing w:val="-2"/>
-                <w:sz w:val="20"/>
-                <w:szCs w:val="20"/>
-              </w:rPr>
-              <w:t>researchers</w:t>
-            </w:r>
-            <w:r>
-              <w:rPr>
-                <w:rFonts w:ascii="Source Sans 3" w:hAnsi="Source Sans 3"/>
-                <w:color w:val="2F3A2C"/>
-                <w:spacing w:val="-25"/>
-                <w:sz w:val="20"/>
-                <w:szCs w:val="20"/>
-              </w:rPr>
-              <w:t xml:space="preserve"> </w:t>
-            </w:r>
-            <w:r>
-              <w:rPr>
-                <w:rFonts w:ascii="Source Sans 3" w:hAnsi="Source Sans 3"/>
-                <w:color w:val="2F3A2C"/>
-                <w:spacing w:val="-2"/>
-                <w:sz w:val="20"/>
-                <w:szCs w:val="20"/>
-              </w:rPr>
-              <w:t>have</w:t>
-            </w:r>
-            <w:r>
-              <w:rPr>
-                <w:rFonts w:ascii="Source Sans 3" w:hAnsi="Source Sans 3"/>
-                <w:color w:val="2F3A2C"/>
-                <w:spacing w:val="-10"/>
-                <w:sz w:val="20"/>
-                <w:szCs w:val="20"/>
-              </w:rPr>
-              <w:t xml:space="preserve"> </w:t>
-            </w:r>
-            <w:r>
-              <w:rPr>
-                <w:rFonts w:ascii="Source Sans 3" w:hAnsi="Source Sans 3"/>
-                <w:color w:val="2F3A2C"/>
-                <w:spacing w:val="-2"/>
-                <w:sz w:val="20"/>
-                <w:szCs w:val="20"/>
-              </w:rPr>
-              <w:t xml:space="preserve">been </w:t>
-            </w:r>
-            <w:r>
-              <w:rPr>
-                <w:rFonts w:ascii="Source Sans 3" w:hAnsi="Source Sans 3"/>
-                <w:color w:val="2F3A2C"/>
-                <w:spacing w:val="-4"/>
-                <w:sz w:val="20"/>
-                <w:szCs w:val="20"/>
-              </w:rPr>
-              <w:t>unable</w:t>
-            </w:r>
-            <w:r>
-              <w:rPr>
-                <w:rFonts w:ascii="Source Sans 3" w:hAnsi="Source Sans 3"/>
-                <w:color w:val="2F3A2C"/>
-                <w:spacing w:val="-10"/>
-                <w:sz w:val="20"/>
-                <w:szCs w:val="20"/>
-              </w:rPr>
-              <w:t xml:space="preserve"> </w:t>
-            </w:r>
-            <w:r>
-              <w:rPr>
-                <w:rFonts w:ascii="Source Sans 3" w:hAnsi="Source Sans 3"/>
-                <w:color w:val="2F3A2C"/>
-                <w:spacing w:val="-4"/>
-                <w:sz w:val="20"/>
-                <w:szCs w:val="20"/>
-              </w:rPr>
-              <w:t>to</w:t>
-            </w:r>
-            <w:r>
-              <w:rPr>
-                <w:rFonts w:ascii="Source Sans 3" w:hAnsi="Source Sans 3"/>
-                <w:color w:val="2F3A2C"/>
-                <w:spacing w:val="-9"/>
-                <w:sz w:val="20"/>
-                <w:szCs w:val="20"/>
-              </w:rPr>
-              <w:t xml:space="preserve"> </w:t>
-            </w:r>
-            <w:r>
-              <w:rPr>
-                <w:rFonts w:ascii="Source Sans 3" w:hAnsi="Source Sans 3"/>
-                <w:color w:val="2F3A2C"/>
-                <w:spacing w:val="-4"/>
-                <w:sz w:val="20"/>
-                <w:szCs w:val="20"/>
-              </w:rPr>
-              <w:t>find</w:t>
-            </w:r>
-            <w:r>
-              <w:rPr>
-                <w:rFonts w:ascii="Source Sans 3" w:hAnsi="Source Sans 3"/>
-                <w:color w:val="2F3A2C"/>
-                <w:spacing w:val="-13"/>
-                <w:sz w:val="20"/>
-                <w:szCs w:val="20"/>
-              </w:rPr>
-              <w:t xml:space="preserve"> </w:t>
-            </w:r>
-            <w:r>
-              <w:rPr>
-                <w:rFonts w:ascii="Source Sans 3" w:hAnsi="Source Sans 3"/>
-                <w:color w:val="2F3A2C"/>
-                <w:spacing w:val="-4"/>
-                <w:sz w:val="20"/>
-                <w:szCs w:val="20"/>
-              </w:rPr>
-              <w:t>more</w:t>
-            </w:r>
-            <w:r>
-              <w:rPr>
-                <w:rFonts w:ascii="Source Sans 3" w:hAnsi="Source Sans 3"/>
-                <w:color w:val="2F3A2C"/>
-                <w:spacing w:val="-10"/>
-                <w:sz w:val="20"/>
-                <w:szCs w:val="20"/>
-              </w:rPr>
-              <w:t xml:space="preserve"> </w:t>
-            </w:r>
-            <w:r>
-              <w:rPr>
-                <w:rFonts w:ascii="Source Sans 3" w:hAnsi="Source Sans 3"/>
-                <w:color w:val="2F3A2C"/>
-                <w:spacing w:val="-4"/>
-                <w:sz w:val="20"/>
-                <w:szCs w:val="20"/>
-              </w:rPr>
-              <w:t>than</w:t>
-            </w:r>
-            <w:r>
-              <w:rPr>
-                <w:rFonts w:ascii="Source Sans 3" w:hAnsi="Source Sans 3"/>
-                <w:color w:val="2F3A2C"/>
-                <w:spacing w:val="-8"/>
-                <w:sz w:val="20"/>
-                <w:szCs w:val="20"/>
-              </w:rPr>
-              <w:t xml:space="preserve"> </w:t>
-            </w:r>
-            <w:r>
-              <w:rPr>
-                <w:rFonts w:ascii="Source Sans 3" w:hAnsi="Source Sans 3"/>
-                <w:color w:val="2F3A2C"/>
-                <w:spacing w:val="-4"/>
-                <w:sz w:val="20"/>
-                <w:szCs w:val="20"/>
-              </w:rPr>
-              <w:t>a</w:t>
-            </w:r>
-            <w:r>
-              <w:rPr>
-                <w:rFonts w:ascii="Source Sans 3" w:hAnsi="Source Sans 3"/>
-                <w:color w:val="2F3A2C"/>
-                <w:spacing w:val="-13"/>
-                <w:sz w:val="20"/>
-                <w:szCs w:val="20"/>
-              </w:rPr>
-              <w:t xml:space="preserve"> </w:t>
-            </w:r>
-            <w:r>
-              <w:rPr>
-                <w:rFonts w:ascii="Source Sans 3" w:hAnsi="Source Sans 3"/>
-                <w:color w:val="2F3A2C"/>
-                <w:spacing w:val="-4"/>
-                <w:sz w:val="20"/>
-                <w:szCs w:val="20"/>
-              </w:rPr>
-              <w:t>handful</w:t>
-            </w:r>
-            <w:r>
-              <w:rPr>
-                <w:rFonts w:ascii="Source Sans 3" w:hAnsi="Source Sans 3"/>
-                <w:color w:val="2F3A2C"/>
-                <w:spacing w:val="-11"/>
-                <w:sz w:val="20"/>
-                <w:szCs w:val="20"/>
-              </w:rPr>
-              <w:t xml:space="preserve"> </w:t>
-            </w:r>
-            <w:r>
-              <w:rPr>
-                <w:rFonts w:ascii="Source Sans 3" w:hAnsi="Source Sans 3"/>
-                <w:color w:val="2F3A2C"/>
-                <w:spacing w:val="-4"/>
-                <w:sz w:val="20"/>
-                <w:szCs w:val="20"/>
-              </w:rPr>
-              <w:t>of</w:t>
-            </w:r>
-            <w:r>
-              <w:rPr>
-                <w:rFonts w:ascii="Source Sans 3" w:hAnsi="Source Sans 3"/>
-                <w:color w:val="2F3A2C"/>
-                <w:spacing w:val="-11"/>
-                <w:sz w:val="20"/>
-                <w:szCs w:val="20"/>
-              </w:rPr>
-              <w:t xml:space="preserve"> </w:t>
-            </w:r>
-            <w:r>
-              <w:rPr>
-                <w:rFonts w:ascii="Source Sans 3" w:hAnsi="Source Sans 3"/>
-                <w:color w:val="2F3A2C"/>
-                <w:spacing w:val="-4"/>
-                <w:sz w:val="20"/>
-                <w:szCs w:val="20"/>
-              </w:rPr>
-              <w:t>other</w:t>
-            </w:r>
-            <w:r>
-              <w:rPr>
-                <w:rFonts w:ascii="Source Sans 3" w:hAnsi="Source Sans 3"/>
-                <w:color w:val="2F3A2C"/>
-                <w:spacing w:val="-10"/>
-                <w:sz w:val="20"/>
-                <w:szCs w:val="20"/>
-              </w:rPr>
-              <w:t xml:space="preserve"> </w:t>
-            </w:r>
-            <w:r>
-              <w:rPr>
-                <w:rFonts w:ascii="Source Sans 3" w:hAnsi="Source Sans 3"/>
-                <w:color w:val="2F3A2C"/>
-                <w:spacing w:val="-4"/>
-                <w:sz w:val="20"/>
-                <w:szCs w:val="20"/>
-              </w:rPr>
-              <w:t>examples</w:t>
-            </w:r>
-            <w:r>
-              <w:rPr>
-                <w:rFonts w:ascii="Source Sans 3" w:hAnsi="Source Sans 3"/>
-                <w:color w:val="2F3A2C"/>
-                <w:spacing w:val="-15"/>
-                <w:sz w:val="20"/>
-                <w:szCs w:val="20"/>
-              </w:rPr>
-              <w:t xml:space="preserve"> </w:t>
-            </w:r>
-            <w:r>
-              <w:rPr>
-                <w:rFonts w:ascii="Source Sans 3" w:hAnsi="Source Sans 3"/>
-                <w:color w:val="2F3A2C"/>
-                <w:spacing w:val="-4"/>
-                <w:sz w:val="20"/>
-                <w:szCs w:val="20"/>
-              </w:rPr>
-              <w:t xml:space="preserve">of </w:t>
-            </w:r>
-            <w:r>
-              <w:rPr>
-                <w:rFonts w:ascii="Source Sans 3" w:hAnsi="Source Sans 3"/>
-                <w:color w:val="2F3A2C"/>
-                <w:spacing w:val="-2"/>
-                <w:sz w:val="20"/>
-                <w:szCs w:val="20"/>
-              </w:rPr>
-              <w:t>such</w:t>
-            </w:r>
-            <w:r>
-              <w:rPr>
-                <w:rFonts w:ascii="Source Sans 3" w:hAnsi="Source Sans 3"/>
-                <w:color w:val="2F3A2C"/>
-                <w:spacing w:val="-12"/>
-                <w:sz w:val="20"/>
-                <w:szCs w:val="20"/>
-              </w:rPr>
-              <w:t xml:space="preserve"> </w:t>
-            </w:r>
-            <w:r>
-              <w:rPr>
-                <w:rFonts w:ascii="Source Sans 3" w:hAnsi="Source Sans 3"/>
-                <w:color w:val="2F3A2C"/>
-                <w:spacing w:val="-2"/>
-                <w:sz w:val="20"/>
-                <w:szCs w:val="20"/>
-              </w:rPr>
-              <w:t>relocation</w:t>
-            </w:r>
-            <w:r>
-              <w:rPr>
-                <w:rFonts w:ascii="Source Sans 3" w:hAnsi="Source Sans 3"/>
-                <w:color w:val="2F3A2C"/>
-                <w:spacing w:val="-12"/>
-                <w:sz w:val="20"/>
-                <w:szCs w:val="20"/>
-              </w:rPr>
-              <w:t xml:space="preserve"> </w:t>
-            </w:r>
-            <w:r>
-              <w:rPr>
-                <w:rFonts w:ascii="Source Sans 3" w:hAnsi="Source Sans 3"/>
-                <w:color w:val="2F3A2C"/>
-                <w:spacing w:val="-2"/>
-                <w:sz w:val="20"/>
-                <w:szCs w:val="20"/>
-              </w:rPr>
-              <w:t>of</w:t>
-            </w:r>
-            <w:r>
-              <w:rPr>
-                <w:rFonts w:ascii="Source Sans 3" w:hAnsi="Source Sans 3"/>
-                <w:color w:val="2F3A2C"/>
-                <w:spacing w:val="-10"/>
-                <w:sz w:val="20"/>
-                <w:szCs w:val="20"/>
-              </w:rPr>
-              <w:t xml:space="preserve"> </w:t>
-            </w:r>
-            <w:r>
-              <w:rPr>
-                <w:rFonts w:ascii="Source Sans 3" w:hAnsi="Source Sans 3"/>
-                <w:color w:val="2F3A2C"/>
-                <w:spacing w:val="-2"/>
-                <w:sz w:val="20"/>
-                <w:szCs w:val="20"/>
-              </w:rPr>
-              <w:t>tribes,</w:t>
-            </w:r>
-            <w:r>
-              <w:rPr>
-                <w:rFonts w:ascii="Source Sans 3" w:hAnsi="Source Sans 3"/>
-                <w:color w:val="2F3A2C"/>
-                <w:spacing w:val="-10"/>
-                <w:sz w:val="20"/>
-                <w:szCs w:val="20"/>
-              </w:rPr>
-              <w:t xml:space="preserve"> </w:t>
-            </w:r>
-            <w:r>
-              <w:rPr>
-                <w:rFonts w:ascii="Source Sans 3" w:hAnsi="Source Sans 3"/>
-                <w:color w:val="2F3A2C"/>
-                <w:spacing w:val="-2"/>
-                <w:sz w:val="20"/>
-                <w:szCs w:val="20"/>
-              </w:rPr>
-              <w:t>but</w:t>
-            </w:r>
-            <w:r>
-              <w:rPr>
-                <w:rFonts w:ascii="Source Sans 3" w:hAnsi="Source Sans 3"/>
-                <w:color w:val="2F3A2C"/>
-                <w:spacing w:val="-10"/>
-                <w:sz w:val="20"/>
-                <w:szCs w:val="20"/>
-              </w:rPr>
-              <w:t xml:space="preserve"> </w:t>
-            </w:r>
-            <w:r>
-              <w:rPr>
-                <w:rFonts w:ascii="Source Sans 3" w:hAnsi="Source Sans 3"/>
-                <w:color w:val="2F3A2C"/>
-                <w:spacing w:val="-2"/>
-                <w:sz w:val="20"/>
-                <w:szCs w:val="20"/>
-              </w:rPr>
-              <w:t>they</w:t>
-            </w:r>
-            <w:r>
-              <w:rPr>
-                <w:rFonts w:ascii="Source Sans 3" w:hAnsi="Source Sans 3"/>
-                <w:color w:val="2F3A2C"/>
-                <w:spacing w:val="-12"/>
-                <w:sz w:val="20"/>
-                <w:szCs w:val="20"/>
-              </w:rPr>
-              <w:t xml:space="preserve"> </w:t>
-            </w:r>
-            <w:r>
-              <w:rPr>
-                <w:rFonts w:ascii="Source Sans 3" w:hAnsi="Source Sans 3"/>
-                <w:color w:val="2F3A2C"/>
-                <w:spacing w:val="-2"/>
-                <w:sz w:val="20"/>
-                <w:szCs w:val="20"/>
-              </w:rPr>
-              <w:t>do</w:t>
-            </w:r>
-            <w:r>
-              <w:rPr>
-                <w:rFonts w:ascii="Source Sans 3" w:hAnsi="Source Sans 3"/>
-                <w:color w:val="2F3A2C"/>
-                <w:spacing w:val="-11"/>
-                <w:sz w:val="20"/>
-                <w:szCs w:val="20"/>
-              </w:rPr>
-              <w:t xml:space="preserve"> </w:t>
-            </w:r>
-            <w:r>
-              <w:rPr>
-                <w:rFonts w:ascii="Source Sans 3" w:hAnsi="Source Sans 3"/>
-                <w:color w:val="2F3A2C"/>
-                <w:spacing w:val="-2"/>
-                <w:sz w:val="20"/>
-                <w:szCs w:val="20"/>
-              </w:rPr>
-              <w:t>know</w:t>
-            </w:r>
-            <w:r>
-              <w:rPr>
-                <w:rFonts w:ascii="Source Sans 3" w:hAnsi="Source Sans 3"/>
-                <w:color w:val="2F3A2C"/>
-                <w:spacing w:val="-11"/>
-                <w:sz w:val="20"/>
-                <w:szCs w:val="20"/>
-              </w:rPr>
-              <w:t xml:space="preserve"> </w:t>
-            </w:r>
-            <w:r>
-              <w:rPr>
-                <w:rFonts w:ascii="Source Sans 3" w:hAnsi="Source Sans 3"/>
-                <w:color w:val="2F3A2C"/>
-                <w:spacing w:val="-2"/>
-                <w:sz w:val="20"/>
-                <w:szCs w:val="20"/>
-              </w:rPr>
-              <w:t xml:space="preserve">that </w:t>
-            </w:r>
-            <w:r>
-              <w:rPr>
-                <w:rFonts w:ascii="Source Sans 3" w:hAnsi="Source Sans 3"/>
-                <w:color w:val="2F3A2C"/>
-                <w:spacing w:val="-6"/>
-                <w:sz w:val="20"/>
-                <w:szCs w:val="20"/>
-              </w:rPr>
-              <w:t>something</w:t>
-            </w:r>
-            <w:r>
-              <w:rPr>
-                <w:rFonts w:ascii="Source Sans 3" w:hAnsi="Source Sans 3"/>
-                <w:color w:val="2F3A2C"/>
-                <w:spacing w:val="-11"/>
-                <w:sz w:val="20"/>
-                <w:szCs w:val="20"/>
-              </w:rPr>
-              <w:t xml:space="preserve"> </w:t>
-            </w:r>
-            <w:r>
-              <w:rPr>
-                <w:rFonts w:ascii="Source Sans 3" w:hAnsi="Source Sans 3"/>
-                <w:color w:val="2F3A2C"/>
-                <w:spacing w:val="-6"/>
-                <w:sz w:val="20"/>
-                <w:szCs w:val="20"/>
-              </w:rPr>
-              <w:t>about</w:t>
-            </w:r>
-            <w:r>
-              <w:rPr>
-                <w:rFonts w:ascii="Source Sans 3" w:hAnsi="Source Sans 3"/>
-                <w:color w:val="2F3A2C"/>
-                <w:sz w:val="20"/>
-                <w:szCs w:val="20"/>
-              </w:rPr>
-              <w:t xml:space="preserve"> </w:t>
-            </w:r>
-            <w:r>
-              <w:rPr>
-                <w:rFonts w:ascii="Source Sans 3" w:hAnsi="Source Sans 3"/>
-                <w:color w:val="2F3A2C"/>
-                <w:spacing w:val="-6"/>
-                <w:sz w:val="20"/>
-                <w:szCs w:val="20"/>
-              </w:rPr>
-              <w:t>Cahokia attracted thousands of</w:t>
-            </w:r>
-            <w:r>
-              <w:rPr>
-                <w:rFonts w:ascii="Source Sans 3" w:hAnsi="Source Sans 3"/>
-                <w:color w:val="2F3A2C"/>
-                <w:spacing w:val="-10"/>
-                <w:sz w:val="20"/>
-                <w:szCs w:val="20"/>
-              </w:rPr>
-              <w:t xml:space="preserve"> </w:t>
-            </w:r>
-            <w:r>
-              <w:rPr>
-                <w:rFonts w:ascii="Source Sans 3" w:hAnsi="Source Sans 3"/>
-                <w:color w:val="2F3A2C"/>
-                <w:spacing w:val="-6"/>
-                <w:sz w:val="20"/>
-                <w:szCs w:val="20"/>
-              </w:rPr>
-              <w:t xml:space="preserve">people </w:t>
-            </w:r>
-            <w:r>
-              <w:rPr>
-                <w:rFonts w:ascii="Source Sans 3" w:hAnsi="Source Sans 3"/>
-                <w:color w:val="2F3A2C"/>
-                <w:spacing w:val="-4"/>
-                <w:sz w:val="20"/>
-                <w:szCs w:val="20"/>
-              </w:rPr>
-              <w:t>to</w:t>
-            </w:r>
-            <w:r>
-              <w:rPr>
-                <w:rFonts w:ascii="Source Sans 3" w:hAnsi="Source Sans 3"/>
-                <w:color w:val="2F3A2C"/>
-                <w:spacing w:val="-11"/>
-                <w:sz w:val="20"/>
-                <w:szCs w:val="20"/>
-              </w:rPr>
-              <w:t xml:space="preserve"> </w:t>
-            </w:r>
-            <w:r>
-              <w:rPr>
-                <w:rFonts w:ascii="Source Sans 3" w:hAnsi="Source Sans 3"/>
-                <w:color w:val="2F3A2C"/>
-                <w:spacing w:val="-4"/>
-                <w:sz w:val="20"/>
-                <w:szCs w:val="20"/>
-              </w:rPr>
-              <w:t>this</w:t>
-            </w:r>
-            <w:r>
-              <w:rPr>
-                <w:rFonts w:ascii="Source Sans 3" w:hAnsi="Source Sans 3"/>
-                <w:color w:val="2F3A2C"/>
-                <w:spacing w:val="-14"/>
-                <w:sz w:val="20"/>
-                <w:szCs w:val="20"/>
-              </w:rPr>
-              <w:t xml:space="preserve"> </w:t>
-            </w:r>
-            <w:r>
-              <w:rPr>
-                <w:rFonts w:ascii="Source Sans 3" w:hAnsi="Source Sans 3"/>
-                <w:color w:val="2F3A2C"/>
-                <w:spacing w:val="-4"/>
-                <w:sz w:val="20"/>
-                <w:szCs w:val="20"/>
-              </w:rPr>
-              <w:t>regional</w:t>
-            </w:r>
-            <w:r>
-              <w:rPr>
-                <w:rFonts w:ascii="Source Sans 3" w:hAnsi="Source Sans 3"/>
-                <w:color w:val="2F3A2C"/>
-                <w:spacing w:val="-7"/>
-                <w:sz w:val="20"/>
-                <w:szCs w:val="20"/>
-              </w:rPr>
-              <w:t xml:space="preserve"> </w:t>
-            </w:r>
-            <w:r>
-              <w:rPr>
-                <w:rFonts w:ascii="Source Sans 3" w:hAnsi="Source Sans 3"/>
-                <w:color w:val="2F3A2C"/>
-                <w:spacing w:val="-4"/>
-                <w:sz w:val="20"/>
-                <w:szCs w:val="20"/>
-              </w:rPr>
-              <w:t>centre.</w:t>
-            </w:r>
-            <w:r>
-              <w:rPr>
-                <w:rFonts w:ascii="Source Sans 3" w:hAnsi="Source Sans 3"/>
-                <w:color w:val="2F3A2C"/>
-                <w:sz w:val="20"/>
-                <w:szCs w:val="20"/>
-              </w:rPr>
-              <w:t xml:space="preserve"> </w:t>
-            </w:r>
-            <w:r>
-              <w:rPr>
-                <w:rFonts w:ascii="Source Sans 3" w:hAnsi="Source Sans 3"/>
-                <w:color w:val="2F3A2C"/>
-                <w:spacing w:val="-4"/>
-                <w:sz w:val="20"/>
-                <w:szCs w:val="20"/>
-              </w:rPr>
-              <w:t>And</w:t>
-            </w:r>
-            <w:r>
-              <w:rPr>
-                <w:rFonts w:ascii="Source Sans 3" w:hAnsi="Source Sans 3"/>
-                <w:color w:val="2F3A2C"/>
-                <w:spacing w:val="-11"/>
-                <w:sz w:val="20"/>
-                <w:szCs w:val="20"/>
-              </w:rPr>
-              <w:t xml:space="preserve"> </w:t>
-            </w:r>
-            <w:r>
-              <w:rPr>
-                <w:rFonts w:ascii="Source Sans 3" w:hAnsi="Source Sans 3"/>
-                <w:color w:val="2F3A2C"/>
-                <w:spacing w:val="-4"/>
-                <w:sz w:val="20"/>
-                <w:szCs w:val="20"/>
-              </w:rPr>
-              <w:t>that,</w:t>
-            </w:r>
-            <w:r>
-              <w:rPr>
-                <w:rFonts w:ascii="Source Sans 3" w:hAnsi="Source Sans 3"/>
-                <w:color w:val="2F3A2C"/>
-                <w:sz w:val="20"/>
-                <w:szCs w:val="20"/>
-              </w:rPr>
-              <w:t xml:space="preserve"> </w:t>
-            </w:r>
-            <w:r>
-              <w:rPr>
-                <w:rFonts w:ascii="Source Sans 3" w:hAnsi="Source Sans 3"/>
-                <w:color w:val="2F3A2C"/>
-                <w:spacing w:val="-4"/>
-                <w:sz w:val="20"/>
-                <w:szCs w:val="20"/>
-              </w:rPr>
-              <w:t>they</w:t>
-            </w:r>
-            <w:r>
-              <w:rPr>
-                <w:rFonts w:ascii="Source Sans 3" w:hAnsi="Source Sans 3"/>
-                <w:color w:val="2F3A2C"/>
-                <w:spacing w:val="-10"/>
-                <w:sz w:val="20"/>
-                <w:szCs w:val="20"/>
-              </w:rPr>
-              <w:t xml:space="preserve"> </w:t>
-            </w:r>
-            <w:r>
-              <w:rPr>
-                <w:rFonts w:ascii="Source Sans 3" w:hAnsi="Source Sans 3"/>
-                <w:color w:val="2F3A2C"/>
-                <w:spacing w:val="-4"/>
-                <w:sz w:val="20"/>
-                <w:szCs w:val="20"/>
-              </w:rPr>
-              <w:t xml:space="preserve">postulated, </w:t>
-            </w:r>
-            <w:r>
-              <w:rPr>
-                <w:rFonts w:ascii="Source Sans 3" w:hAnsi="Source Sans 3"/>
-                <w:color w:val="2E392B"/>
-                <w:w w:val="90"/>
-                <w:sz w:val="20"/>
-                <w:szCs w:val="20"/>
-              </w:rPr>
-              <w:t xml:space="preserve">appears to have been thanks to a smalt group of planners </w:t>
-            </w:r>
-            <w:r>
-              <w:rPr>
-                <w:rFonts w:ascii="Source Sans 3" w:hAnsi="Source Sans 3"/>
-                <w:color w:val="2E392B"/>
-                <w:spacing w:val="-4"/>
-                <w:sz w:val="20"/>
-                <w:szCs w:val="20"/>
-              </w:rPr>
-              <w:t>who</w:t>
-            </w:r>
-            <w:r>
-              <w:rPr>
-                <w:rFonts w:ascii="Source Sans 3" w:hAnsi="Source Sans 3"/>
-                <w:color w:val="2E392B"/>
-                <w:spacing w:val="-10"/>
-                <w:sz w:val="20"/>
-                <w:szCs w:val="20"/>
-              </w:rPr>
-              <w:t xml:space="preserve"> </w:t>
-            </w:r>
-            <w:r>
-              <w:rPr>
-                <w:rFonts w:ascii="Source Sans 3" w:hAnsi="Source Sans 3"/>
-                <w:color w:val="2E392B"/>
-                <w:spacing w:val="-4"/>
-                <w:sz w:val="20"/>
-                <w:szCs w:val="20"/>
-              </w:rPr>
-              <w:t>one</w:t>
-            </w:r>
-            <w:r>
-              <w:rPr>
-                <w:rFonts w:ascii="Source Sans 3" w:hAnsi="Source Sans 3"/>
-                <w:color w:val="2E392B"/>
-                <w:spacing w:val="-10"/>
-                <w:sz w:val="20"/>
-                <w:szCs w:val="20"/>
-              </w:rPr>
-              <w:t xml:space="preserve"> </w:t>
-            </w:r>
-            <w:r>
-              <w:rPr>
-                <w:rFonts w:ascii="Source Sans 3" w:hAnsi="Source Sans 3"/>
-                <w:color w:val="2E392B"/>
-                <w:spacing w:val="-4"/>
-                <w:sz w:val="20"/>
-                <w:szCs w:val="20"/>
-              </w:rPr>
-              <w:t>day</w:t>
-            </w:r>
-            <w:r>
-              <w:rPr>
-                <w:rFonts w:ascii="Source Sans 3" w:hAnsi="Source Sans 3"/>
-                <w:color w:val="2E392B"/>
-                <w:spacing w:val="-5"/>
-                <w:sz w:val="20"/>
-                <w:szCs w:val="20"/>
-              </w:rPr>
-              <w:t xml:space="preserve"> </w:t>
-            </w:r>
-            <w:r>
-              <w:rPr>
-                <w:rFonts w:ascii="Source Sans 3" w:hAnsi="Source Sans 3"/>
-                <w:color w:val="2E392B"/>
-                <w:spacing w:val="-4"/>
-                <w:sz w:val="20"/>
-                <w:szCs w:val="20"/>
-              </w:rPr>
-              <w:t>decided</w:t>
-            </w:r>
-            <w:r>
-              <w:rPr>
-                <w:rFonts w:ascii="Source Sans 3" w:hAnsi="Source Sans 3"/>
-                <w:color w:val="2E392B"/>
-                <w:spacing w:val="-6"/>
-                <w:sz w:val="20"/>
-                <w:szCs w:val="20"/>
-              </w:rPr>
-              <w:t xml:space="preserve"> </w:t>
-            </w:r>
-            <w:r>
-              <w:rPr>
-                <w:rFonts w:ascii="Source Sans 3" w:hAnsi="Source Sans 3"/>
-                <w:color w:val="2E392B"/>
-                <w:spacing w:val="-4"/>
-                <w:sz w:val="20"/>
-                <w:szCs w:val="20"/>
-              </w:rPr>
-              <w:t>to</w:t>
-            </w:r>
-            <w:r>
-              <w:rPr>
-                <w:rFonts w:ascii="Source Sans 3" w:hAnsi="Source Sans 3"/>
-                <w:color w:val="2E392B"/>
-                <w:spacing w:val="-6"/>
-                <w:sz w:val="20"/>
-                <w:szCs w:val="20"/>
-              </w:rPr>
-              <w:t xml:space="preserve"> </w:t>
-            </w:r>
-            <w:r>
-              <w:rPr>
-                <w:rFonts w:ascii="Source Sans 3" w:hAnsi="Source Sans 3"/>
-                <w:color w:val="2E392B"/>
-                <w:spacing w:val="-4"/>
-                <w:sz w:val="20"/>
-                <w:szCs w:val="20"/>
-              </w:rPr>
-              <w:t>redesign the</w:t>
-            </w:r>
-            <w:r>
-              <w:rPr>
-                <w:rFonts w:ascii="Source Sans 3" w:hAnsi="Source Sans 3"/>
-                <w:color w:val="2E392B"/>
-                <w:spacing w:val="-7"/>
-                <w:sz w:val="20"/>
-                <w:szCs w:val="20"/>
-              </w:rPr>
-              <w:t xml:space="preserve"> </w:t>
-            </w:r>
-            <w:r>
-              <w:rPr>
-                <w:rFonts w:ascii="Source Sans 3" w:hAnsi="Source Sans 3"/>
-                <w:color w:val="2E392B"/>
-                <w:spacing w:val="-4"/>
-                <w:sz w:val="20"/>
-                <w:szCs w:val="20"/>
-              </w:rPr>
-              <w:t>entire</w:t>
-            </w:r>
-            <w:r>
-              <w:rPr>
-                <w:rFonts w:ascii="Source Sans 3" w:hAnsi="Source Sans 3"/>
-                <w:color w:val="2E392B"/>
-                <w:spacing w:val="-9"/>
-                <w:sz w:val="20"/>
-                <w:szCs w:val="20"/>
-              </w:rPr>
-              <w:t xml:space="preserve"> </w:t>
-            </w:r>
-            <w:r>
-              <w:rPr>
-                <w:rFonts w:ascii="Source Sans 3" w:hAnsi="Source Sans 3"/>
-                <w:color w:val="2E392B"/>
-                <w:spacing w:val="-4"/>
-                <w:sz w:val="20"/>
-                <w:szCs w:val="20"/>
-              </w:rPr>
-              <w:t>village.</w:t>
-            </w:r>
-          </w:p>
-        </w:tc>
-        <w:tc>
-          <w:tcPr>
-            <w:tcW w:w="5637" w:type="dxa"/>
-            <w:shd w:val="clear" w:color="auto" w:fill="E0D8F0"/>
-          </w:tcPr>
-          <w:p>
-            <w:pPr>
-              <w:rPr>
-                <w:rFonts w:ascii="Source Sans 3" w:hAnsi="Source Sans 3"/>
-                <w:b/>
-                <w:bCs/>
-                <w:color w:val="291714"/>
-                <w:sz w:val="20"/>
-                <w:szCs w:val="20"/>
-              </w:rPr>
-            </w:pPr>
-            <w:r>
-              <w:rPr>
-                <w:rFonts w:ascii="Source Sans 3" w:hAnsi="Source Sans 3"/>
-                <w:b/>
-                <w:bCs/>
-                <w:color w:val="291714"/>
-                <w:sz w:val="20"/>
-                <w:szCs w:val="20"/>
-              </w:rPr>
-              <w:lastRenderedPageBreak/>
-              <w:t>C</w:t>
-            </w:r>
-          </w:p>
-          <w:p>
-            <w:pPr>
-              <w:spacing w:before="2" w:line="223" w:lineRule="auto"/>
-              <w:ind w:right="199" w:firstLine="2"/>
-              <w:rPr>
-                <w:rFonts w:ascii="Source Sans 3" w:hAnsi="Source Sans 3"/>
-                <w:sz w:val="20"/>
-                <w:szCs w:val="20"/>
-              </w:rPr>
-            </w:pPr>
-            <w:r>
-              <w:rPr>
-                <w:rFonts w:ascii="Source Sans 3" w:hAnsi="Source Sans 3"/>
-                <w:sz w:val="20"/>
-                <w:szCs w:val="20"/>
-              </w:rPr>
-              <w:t xml:space="preserve">After the redesigns of the village were put in place, the Native Americans at Cahokia worked with tireless determination to </w:t>
-            </w:r>
-            <w:r>
-              <w:rPr>
-                <w:rFonts w:ascii="Source Sans 3" w:hAnsi="Source Sans 3"/>
-                <w:sz w:val="20"/>
-                <w:szCs w:val="20"/>
-              </w:rPr>
-              <w:lastRenderedPageBreak/>
-              <w:t>carry them out. Over the course of a few decades, they transported huge volumes of soil from the nearby countryside to create 120 huge mounds of earth, the biggest of which rose to one hundred feet. On top of these, they built a vast urban environment, complete with a vibrant town centre, municipal buildings, and a fifty-acre plaza at the foot of the biggest mound.</w:t>
-            </w:r>
-          </w:p>
-          <w:p>
-            <w:pPr>
-              <w:spacing w:before="2" w:line="223" w:lineRule="auto"/>
-              <w:ind w:right="199" w:firstLine="2"/>
-              <w:rPr>
-                <w:sz w:val="21"/>
-                <w:szCs w:val="21"/>
-              </w:rPr>
-            </w:pPr>
-            <w:r>
-              <w:rPr>
-                <w:rFonts w:ascii="Source Sans 3" w:hAnsi="Source Sans 3"/>
-                <w:sz w:val="20"/>
-                <w:szCs w:val="20"/>
-              </w:rPr>
-              <w:t>What makes it even more impressive to our modern imaginations is that, with no machinery then, they used their bare hands and woven baskets to dig up and carry the soil from the surrounding regions back to their city-in-waiting. Eventually, after these efforts, the vision of the city planners was fulfilled, but even they could not have predicted how popular Cahokia would become.</w:t>
-            </w:r>
-          </w:p>
-        </w:tc>
-      </w:tr>
-    </w:tbl>
-    <w:p>
-      <w:pPr>
-        <w:spacing w:after="0" w:line="278" w:lineRule="auto"/>
-        <w:rPr>
-          <w:b/>
-          <w:bCs/>
-        </w:rPr>
-      </w:pPr>
-    </w:p>
-    <w:tbl>
-      <w:tblPr>
-        <w:tblStyle w:val="DottedTable"/>
-        <w:tblW w:w="0" w:type="auto"/>
-        <w:tblLook w:val="04A0" w:firstRow="1" w:lastRow="0" w:firstColumn="1" w:lastColumn="0" w:noHBand="0" w:noVBand="1"/>
-      </w:tblPr>
-      <w:tblGrid>
-        <w:gridCol w:w="2364"/>
-        <w:gridCol w:w="6426"/>
-        <w:gridCol w:w="2308"/>
-      </w:tblGrid>
-      <w:tr>
-        <w:tc>
-          <w:tcPr>
-            <w:tcW w:w="2405" w:type="dxa"/>
-          </w:tcPr>
-          <w:p>
-            <w:pPr>
-              <w:spacing w:line="278" w:lineRule="auto"/>
-              <w:rPr>
-                <w:b/>
-                <w:bCs/>
-              </w:rPr>
-            </w:pPr>
-          </w:p>
-        </w:tc>
-        <w:tc>
-          <w:tcPr>
-            <w:tcW w:w="6521" w:type="dxa"/>
-          </w:tcPr>
-          <w:p>
-            <w:pPr>
-              <w:rPr>
-                <w:rFonts w:ascii="Source Sans 3" w:hAnsi="Source Sans 3"/>
-                <w:b/>
-                <w:bCs/>
-                <w:color w:val="291714"/>
-                <w:sz w:val="20"/>
-                <w:szCs w:val="20"/>
-              </w:rPr>
-            </w:pPr>
-            <w:r>
-              <w:rPr>
-                <w:rFonts w:ascii="Source Sans 3" w:hAnsi="Source Sans 3"/>
-                <w:b/>
-                <w:bCs/>
-                <w:color w:val="291714"/>
-                <w:sz w:val="20"/>
-                <w:szCs w:val="20"/>
-              </w:rPr>
-              <w:t>D</w:t>
-            </w:r>
-          </w:p>
-          <w:p>
-            <w:pPr>
-              <w:pStyle w:val="BodyText"/>
-              <w:shd w:val="clear" w:color="auto" w:fill="FFFFFF" w:themeFill="background1"/>
-              <w:tabs>
-                <w:tab w:val="left" w:pos="1654"/>
-                <w:tab w:val="left" w:pos="2695"/>
-                <w:tab w:val="left" w:pos="3355"/>
-                <w:tab w:val="left" w:pos="4146"/>
-                <w:tab w:val="left" w:pos="4810"/>
-                <w:tab w:val="left" w:pos="5453"/>
-                <w:tab w:val="left" w:pos="6130"/>
-                <w:tab w:val="left" w:pos="6764"/>
-                <w:tab w:val="left" w:pos="7470"/>
-              </w:tabs>
-              <w:rPr>
-                <w:rFonts w:ascii="Tahoma"/>
-                <w:sz w:val="18"/>
-                <w:szCs w:val="18"/>
-              </w:rPr>
-            </w:pPr>
-            <w:r>
-              <w:rPr>
-                <w:rFonts w:ascii="Source Sans 3" w:hAnsi="Source Sans 3"/>
-                <w:color w:val="424045"/>
-                <w:spacing w:val="-2"/>
-                <w:sz w:val="20"/>
-                <w:szCs w:val="20"/>
-              </w:rPr>
-              <w:t>From</w:t>
-            </w:r>
-            <w:r>
-              <w:rPr>
-                <w:rFonts w:ascii="Source Sans 3" w:hAnsi="Source Sans 3"/>
-                <w:color w:val="424045"/>
-                <w:spacing w:val="-10"/>
-                <w:sz w:val="20"/>
-                <w:szCs w:val="20"/>
-              </w:rPr>
-              <w:t xml:space="preserve"> </w:t>
-            </w:r>
-            <w:r>
-              <w:rPr>
-                <w:rFonts w:ascii="Source Sans 3" w:hAnsi="Source Sans 3"/>
-                <w:color w:val="424045"/>
-                <w:spacing w:val="-2"/>
-                <w:sz w:val="20"/>
-                <w:szCs w:val="20"/>
-              </w:rPr>
-              <w:t>this</w:t>
-            </w:r>
-            <w:r>
-              <w:rPr>
-                <w:rFonts w:ascii="Source Sans 3" w:hAnsi="Source Sans 3"/>
-                <w:color w:val="424045"/>
-                <w:spacing w:val="-14"/>
-                <w:sz w:val="20"/>
-                <w:szCs w:val="20"/>
-              </w:rPr>
-              <w:t xml:space="preserve"> </w:t>
-            </w:r>
-            <w:r>
-              <w:rPr>
-                <w:rFonts w:ascii="Source Sans 3" w:hAnsi="Source Sans 3"/>
-                <w:color w:val="424045"/>
-                <w:spacing w:val="-2"/>
-                <w:sz w:val="20"/>
-                <w:szCs w:val="20"/>
-              </w:rPr>
-              <w:t>period</w:t>
-            </w:r>
-            <w:r>
-              <w:rPr>
-                <w:rFonts w:ascii="Source Sans 3" w:hAnsi="Source Sans 3"/>
-                <w:color w:val="424045"/>
-                <w:spacing w:val="-13"/>
-                <w:sz w:val="20"/>
-                <w:szCs w:val="20"/>
-              </w:rPr>
-              <w:t xml:space="preserve"> </w:t>
-            </w:r>
-            <w:r>
-              <w:rPr>
-                <w:rFonts w:ascii="Source Sans 3" w:hAnsi="Source Sans 3"/>
-                <w:color w:val="424045"/>
-                <w:spacing w:val="-2"/>
-                <w:sz w:val="20"/>
-                <w:szCs w:val="20"/>
-              </w:rPr>
-              <w:t>on,</w:t>
-            </w:r>
-            <w:r>
-              <w:rPr>
-                <w:rFonts w:ascii="Source Sans 3" w:hAnsi="Source Sans 3"/>
-                <w:color w:val="424045"/>
-                <w:spacing w:val="-10"/>
-                <w:sz w:val="20"/>
-                <w:szCs w:val="20"/>
-              </w:rPr>
-              <w:t xml:space="preserve"> </w:t>
-            </w:r>
-            <w:r>
-              <w:rPr>
-                <w:rFonts w:ascii="Source Sans 3" w:hAnsi="Source Sans 3"/>
-                <w:color w:val="424045"/>
-                <w:spacing w:val="-2"/>
-                <w:sz w:val="20"/>
-                <w:szCs w:val="20"/>
-              </w:rPr>
-              <w:t>Cahokia</w:t>
-            </w:r>
-            <w:r>
-              <w:rPr>
-                <w:rFonts w:ascii="Source Sans 3" w:hAnsi="Source Sans 3"/>
-                <w:color w:val="424045"/>
-                <w:spacing w:val="-10"/>
-                <w:sz w:val="20"/>
-                <w:szCs w:val="20"/>
-              </w:rPr>
-              <w:t xml:space="preserve"> </w:t>
-            </w:r>
-            <w:r>
-              <w:rPr>
-                <w:rFonts w:ascii="Source Sans 3" w:hAnsi="Source Sans 3"/>
-                <w:color w:val="424045"/>
-                <w:spacing w:val="-2"/>
-                <w:sz w:val="20"/>
-                <w:szCs w:val="20"/>
-              </w:rPr>
-              <w:t>was</w:t>
-            </w:r>
-            <w:r>
-              <w:rPr>
-                <w:rFonts w:ascii="Source Sans 3" w:hAnsi="Source Sans 3"/>
-                <w:color w:val="424045"/>
-                <w:spacing w:val="-10"/>
-                <w:sz w:val="20"/>
-                <w:szCs w:val="20"/>
-              </w:rPr>
-              <w:t xml:space="preserve"> </w:t>
-            </w:r>
-            <w:r>
-              <w:rPr>
-                <w:rFonts w:ascii="Source Sans 3" w:hAnsi="Source Sans 3"/>
-                <w:color w:val="424045"/>
-                <w:spacing w:val="-2"/>
-                <w:sz w:val="20"/>
-                <w:szCs w:val="20"/>
-              </w:rPr>
-              <w:t>alive</w:t>
-            </w:r>
-            <w:r>
-              <w:rPr>
-                <w:rFonts w:ascii="Source Sans 3" w:hAnsi="Source Sans 3"/>
-                <w:color w:val="424045"/>
-                <w:spacing w:val="-11"/>
-                <w:sz w:val="20"/>
-                <w:szCs w:val="20"/>
-              </w:rPr>
-              <w:t xml:space="preserve"> </w:t>
-            </w:r>
-            <w:r>
-              <w:rPr>
-                <w:rFonts w:ascii="Source Sans 3" w:hAnsi="Source Sans 3"/>
-                <w:color w:val="424045"/>
-                <w:spacing w:val="-2"/>
-                <w:sz w:val="20"/>
-                <w:szCs w:val="20"/>
-              </w:rPr>
-              <w:t>with</w:t>
-            </w:r>
-            <w:r>
-              <w:rPr>
-                <w:rFonts w:ascii="Source Sans 3" w:hAnsi="Source Sans 3"/>
-                <w:color w:val="424045"/>
-                <w:spacing w:val="-10"/>
-                <w:sz w:val="20"/>
-                <w:szCs w:val="20"/>
-              </w:rPr>
-              <w:t xml:space="preserve"> </w:t>
-            </w:r>
-            <w:r>
-              <w:rPr>
-                <w:rFonts w:ascii="Source Sans 3" w:hAnsi="Source Sans 3"/>
-                <w:color w:val="424045"/>
-                <w:spacing w:val="-2"/>
-                <w:sz w:val="20"/>
-                <w:szCs w:val="20"/>
-              </w:rPr>
-              <w:t>intense</w:t>
-            </w:r>
-            <w:r>
-              <w:rPr>
-                <w:rFonts w:ascii="Source Sans 3" w:hAnsi="Source Sans 3"/>
-                <w:color w:val="424045"/>
-                <w:spacing w:val="-10"/>
-                <w:sz w:val="20"/>
-                <w:szCs w:val="20"/>
-              </w:rPr>
-              <w:t xml:space="preserve"> </w:t>
-            </w:r>
-            <w:r>
-              <w:rPr>
-                <w:rFonts w:ascii="Source Sans 3" w:hAnsi="Source Sans 3"/>
-                <w:color w:val="424045"/>
-                <w:spacing w:val="-2"/>
-                <w:sz w:val="20"/>
-                <w:szCs w:val="20"/>
-              </w:rPr>
-              <w:t>activity,</w:t>
-            </w:r>
-            <w:r>
-              <w:rPr>
-                <w:rFonts w:ascii="Source Sans 3" w:hAnsi="Source Sans 3"/>
-                <w:color w:val="424045"/>
-                <w:spacing w:val="-9"/>
-                <w:sz w:val="20"/>
-                <w:szCs w:val="20"/>
-              </w:rPr>
-              <w:t xml:space="preserve"> </w:t>
-            </w:r>
-            <w:r>
-              <w:rPr>
-                <w:rFonts w:ascii="Source Sans 3" w:hAnsi="Source Sans 3"/>
-                <w:color w:val="424045"/>
-                <w:spacing w:val="-2"/>
-                <w:sz w:val="20"/>
-                <w:szCs w:val="20"/>
-              </w:rPr>
-              <w:t xml:space="preserve">and </w:t>
-            </w:r>
-            <w:r>
-              <w:rPr>
-                <w:rFonts w:ascii="Source Sans 3" w:hAnsi="Source Sans 3"/>
-                <w:color w:val="404146"/>
-                <w:w w:val="90"/>
-                <w:sz w:val="20"/>
-                <w:szCs w:val="20"/>
-              </w:rPr>
-              <w:t>grew in size every year, partly because of the co</w:t>
-            </w:r>
-            <w:r>
-              <w:rPr>
-                <w:rFonts w:ascii="Source Sans 3" w:hAnsi="Source Sans 3"/>
-                <w:color w:val="6B5F78"/>
-                <w:w w:val="90"/>
-                <w:sz w:val="20"/>
-                <w:szCs w:val="20"/>
-              </w:rPr>
-              <w:t>-</w:t>
-            </w:r>
-            <w:r>
-              <w:rPr>
-                <w:rFonts w:ascii="Source Sans 3" w:hAnsi="Source Sans 3"/>
-                <w:color w:val="404146"/>
-                <w:w w:val="90"/>
-                <w:sz w:val="20"/>
-                <w:szCs w:val="20"/>
-              </w:rPr>
-              <w:t>operation between the residents.</w:t>
-            </w:r>
-            <w:r>
-              <w:rPr>
-                <w:rFonts w:ascii="Source Sans 3" w:hAnsi="Source Sans 3"/>
-                <w:color w:val="404146"/>
-                <w:sz w:val="20"/>
-                <w:szCs w:val="20"/>
-              </w:rPr>
-              <w:t xml:space="preserve"> </w:t>
-            </w:r>
-            <w:r>
-              <w:rPr>
-                <w:rFonts w:ascii="Source Sans 3" w:hAnsi="Source Sans 3"/>
-                <w:color w:val="404146"/>
-                <w:w w:val="90"/>
-                <w:sz w:val="20"/>
-                <w:szCs w:val="20"/>
-              </w:rPr>
-              <w:t>While the men busied themselves with manual work, like constructing new buildings, or hunting and fishing in the forests and rivers within a day's walk of</w:t>
-            </w:r>
-            <w:r>
-              <w:rPr>
-                <w:rFonts w:ascii="Source Sans 3" w:hAnsi="Source Sans 3"/>
-                <w:color w:val="404146"/>
-                <w:spacing w:val="-5"/>
-                <w:w w:val="90"/>
-                <w:sz w:val="20"/>
-                <w:szCs w:val="20"/>
-              </w:rPr>
-              <w:t xml:space="preserve"> </w:t>
-            </w:r>
-            <w:r>
-              <w:rPr>
-                <w:rFonts w:ascii="Source Sans 3" w:hAnsi="Source Sans 3"/>
-                <w:color w:val="404146"/>
-                <w:w w:val="90"/>
-                <w:sz w:val="20"/>
-                <w:szCs w:val="20"/>
-              </w:rPr>
-              <w:t>the city, the women made</w:t>
-            </w:r>
-            <w:r>
-              <w:rPr>
-                <w:rFonts w:ascii="Source Sans 3" w:hAnsi="Source Sans 3"/>
-                <w:color w:val="404146"/>
-                <w:spacing w:val="-5"/>
-                <w:w w:val="90"/>
-                <w:sz w:val="20"/>
-                <w:szCs w:val="20"/>
-              </w:rPr>
-              <w:t xml:space="preserve"> </w:t>
-            </w:r>
-            <w:r>
-              <w:rPr>
-                <w:rFonts w:ascii="Source Sans 3" w:hAnsi="Source Sans 3"/>
-                <w:color w:val="404146"/>
-                <w:w w:val="90"/>
-                <w:sz w:val="20"/>
-                <w:szCs w:val="20"/>
-              </w:rPr>
-              <w:t xml:space="preserve">sure that </w:t>
-            </w:r>
-            <w:r>
-              <w:rPr>
-                <w:rFonts w:ascii="Source Sans 3" w:hAnsi="Source Sans 3"/>
-                <w:color w:val="404146"/>
-                <w:spacing w:val="-6"/>
-                <w:sz w:val="20"/>
-                <w:szCs w:val="20"/>
-              </w:rPr>
-              <w:t>the</w:t>
-            </w:r>
-            <w:r>
-              <w:rPr>
-                <w:rFonts w:ascii="Source Sans 3" w:hAnsi="Source Sans 3"/>
-                <w:color w:val="404146"/>
-                <w:spacing w:val="-15"/>
-                <w:sz w:val="20"/>
-                <w:szCs w:val="20"/>
-              </w:rPr>
-              <w:t xml:space="preserve"> </w:t>
-            </w:r>
-            <w:r>
-              <w:rPr>
-                <w:rFonts w:ascii="Source Sans 3" w:hAnsi="Source Sans 3"/>
-                <w:color w:val="404146"/>
-                <w:spacing w:val="-6"/>
-                <w:sz w:val="20"/>
-                <w:szCs w:val="20"/>
-              </w:rPr>
-              <w:t>fields</w:t>
-            </w:r>
-            <w:r>
-              <w:rPr>
-                <w:rFonts w:ascii="Source Sans 3" w:hAnsi="Source Sans 3"/>
-                <w:color w:val="404146"/>
-                <w:spacing w:val="-8"/>
-                <w:sz w:val="20"/>
-                <w:szCs w:val="20"/>
-              </w:rPr>
-              <w:t xml:space="preserve"> </w:t>
-            </w:r>
-            <w:r>
-              <w:rPr>
-                <w:rFonts w:ascii="Source Sans 3" w:hAnsi="Source Sans 3"/>
-                <w:color w:val="404146"/>
-                <w:spacing w:val="-6"/>
-                <w:sz w:val="20"/>
-                <w:szCs w:val="20"/>
-              </w:rPr>
-              <w:t>stayed healthy</w:t>
-            </w:r>
-            <w:r>
-              <w:rPr>
-                <w:rFonts w:ascii="Source Sans 3" w:hAnsi="Source Sans 3"/>
-                <w:color w:val="404146"/>
-                <w:spacing w:val="-2"/>
-                <w:sz w:val="20"/>
-                <w:szCs w:val="20"/>
-              </w:rPr>
-              <w:t xml:space="preserve"> </w:t>
-            </w:r>
-            <w:r>
-              <w:rPr>
-                <w:rFonts w:ascii="Source Sans 3" w:hAnsi="Source Sans 3"/>
-                <w:color w:val="404146"/>
-                <w:spacing w:val="-6"/>
-                <w:sz w:val="20"/>
-                <w:szCs w:val="20"/>
-              </w:rPr>
-              <w:t>and grew</w:t>
-            </w:r>
-            <w:r>
-              <w:rPr>
-                <w:rFonts w:ascii="Source Sans 3" w:hAnsi="Source Sans 3"/>
-                <w:color w:val="404146"/>
-                <w:spacing w:val="-9"/>
-                <w:sz w:val="20"/>
-                <w:szCs w:val="20"/>
-              </w:rPr>
-              <w:t xml:space="preserve"> </w:t>
-            </w:r>
-            <w:r>
-              <w:rPr>
-                <w:rFonts w:ascii="Source Sans 3" w:hAnsi="Source Sans 3"/>
-                <w:color w:val="404146"/>
-                <w:spacing w:val="-6"/>
-                <w:sz w:val="20"/>
-                <w:szCs w:val="20"/>
-              </w:rPr>
-              <w:t>crops,</w:t>
-            </w:r>
-            <w:r>
-              <w:rPr>
-                <w:rFonts w:ascii="Source Sans 3" w:hAnsi="Source Sans 3"/>
-                <w:color w:val="404146"/>
-                <w:spacing w:val="5"/>
-                <w:sz w:val="20"/>
-                <w:szCs w:val="20"/>
-              </w:rPr>
-              <w:t xml:space="preserve"> </w:t>
-            </w:r>
-            <w:r>
-              <w:rPr>
-                <w:rFonts w:ascii="Source Sans 3" w:hAnsi="Source Sans 3"/>
-                <w:color w:val="404146"/>
-                <w:spacing w:val="-6"/>
-                <w:sz w:val="20"/>
-                <w:szCs w:val="20"/>
-              </w:rPr>
-              <w:t>and</w:t>
-            </w:r>
-            <w:r>
-              <w:rPr>
-                <w:rFonts w:ascii="Source Sans 3" w:hAnsi="Source Sans 3"/>
-                <w:color w:val="404146"/>
-                <w:spacing w:val="-3"/>
-                <w:sz w:val="20"/>
-                <w:szCs w:val="20"/>
-              </w:rPr>
-              <w:t xml:space="preserve"> </w:t>
-            </w:r>
-            <w:r>
-              <w:rPr>
-                <w:rFonts w:ascii="Source Sans 3" w:hAnsi="Source Sans 3"/>
-                <w:color w:val="404146"/>
-                <w:spacing w:val="-6"/>
-                <w:sz w:val="20"/>
-                <w:szCs w:val="20"/>
-              </w:rPr>
-              <w:t>the</w:t>
-            </w:r>
-            <w:r>
-              <w:rPr>
-                <w:rFonts w:ascii="Source Sans 3" w:hAnsi="Source Sans 3"/>
-                <w:color w:val="404146"/>
-                <w:spacing w:val="-12"/>
-                <w:sz w:val="20"/>
-                <w:szCs w:val="20"/>
-              </w:rPr>
-              <w:t xml:space="preserve"> </w:t>
-            </w:r>
-            <w:r>
-              <w:rPr>
-                <w:rFonts w:ascii="Source Sans 3" w:hAnsi="Source Sans 3"/>
-                <w:color w:val="404146"/>
-                <w:spacing w:val="-6"/>
-                <w:sz w:val="20"/>
-                <w:szCs w:val="20"/>
-              </w:rPr>
-              <w:t>homes</w:t>
-            </w:r>
-            <w:r>
-              <w:rPr>
-                <w:rFonts w:ascii="Source Sans 3" w:hAnsi="Source Sans 3"/>
-                <w:color w:val="404146"/>
-                <w:spacing w:val="-11"/>
-                <w:sz w:val="20"/>
-                <w:szCs w:val="20"/>
-              </w:rPr>
-              <w:t xml:space="preserve"> </w:t>
-            </w:r>
-            <w:r>
-              <w:rPr>
-                <w:rFonts w:ascii="Source Sans 3" w:hAnsi="Source Sans 3"/>
-                <w:color w:val="404146"/>
-                <w:spacing w:val="-6"/>
-                <w:sz w:val="20"/>
-                <w:szCs w:val="20"/>
-              </w:rPr>
-              <w:t>were</w:t>
-            </w:r>
-            <w:r>
-              <w:rPr>
-                <w:rFonts w:ascii="Source Sans 3" w:hAnsi="Source Sans 3"/>
-                <w:color w:val="404146"/>
-                <w:spacing w:val="-13"/>
-                <w:sz w:val="20"/>
-                <w:szCs w:val="20"/>
-              </w:rPr>
-              <w:t xml:space="preserve"> </w:t>
-            </w:r>
-            <w:r>
-              <w:rPr>
-                <w:rFonts w:ascii="Source Sans 3" w:hAnsi="Source Sans 3"/>
-                <w:color w:val="404146"/>
-                <w:spacing w:val="-6"/>
-                <w:sz w:val="20"/>
-                <w:szCs w:val="20"/>
-              </w:rPr>
-              <w:t xml:space="preserve">kept </w:t>
-            </w:r>
-            <w:r>
-              <w:rPr>
-                <w:rFonts w:ascii="Source Sans 3" w:hAnsi="Source Sans 3"/>
-                <w:color w:val="404146"/>
-                <w:spacing w:val="-4"/>
-                <w:sz w:val="20"/>
-                <w:szCs w:val="20"/>
-              </w:rPr>
-              <w:t>clean.</w:t>
-            </w:r>
-            <w:r>
-              <w:rPr>
-                <w:rFonts w:ascii="Source Sans 3" w:hAnsi="Source Sans 3"/>
-                <w:color w:val="404146"/>
-                <w:spacing w:val="18"/>
-                <w:sz w:val="20"/>
-                <w:szCs w:val="20"/>
-              </w:rPr>
-              <w:t xml:space="preserve"> </w:t>
-            </w:r>
-            <w:r>
-              <w:rPr>
-                <w:rFonts w:ascii="Source Sans 3" w:hAnsi="Source Sans 3"/>
-                <w:color w:val="404146"/>
-                <w:spacing w:val="-4"/>
-                <w:sz w:val="20"/>
-                <w:szCs w:val="20"/>
-              </w:rPr>
-              <w:t>In</w:t>
-            </w:r>
-            <w:r>
-              <w:rPr>
-                <w:rFonts w:ascii="Source Sans 3" w:hAnsi="Source Sans 3"/>
-                <w:color w:val="404146"/>
-                <w:spacing w:val="-8"/>
-                <w:sz w:val="20"/>
-                <w:szCs w:val="20"/>
-              </w:rPr>
-              <w:t xml:space="preserve"> </w:t>
-            </w:r>
-            <w:r>
-              <w:rPr>
-                <w:rFonts w:ascii="Source Sans 3" w:hAnsi="Source Sans 3"/>
-                <w:color w:val="404146"/>
-                <w:spacing w:val="-4"/>
-                <w:sz w:val="20"/>
-                <w:szCs w:val="20"/>
-              </w:rPr>
-              <w:t>many</w:t>
-            </w:r>
-            <w:r>
-              <w:rPr>
-                <w:rFonts w:ascii="Source Sans 3" w:hAnsi="Source Sans 3"/>
-                <w:color w:val="404146"/>
-                <w:spacing w:val="-7"/>
-                <w:sz w:val="20"/>
-                <w:szCs w:val="20"/>
-              </w:rPr>
-              <w:t xml:space="preserve"> </w:t>
-            </w:r>
-            <w:r>
-              <w:rPr>
-                <w:rFonts w:ascii="Source Sans 3" w:hAnsi="Source Sans 3"/>
-                <w:color w:val="404146"/>
-                <w:spacing w:val="-4"/>
-                <w:sz w:val="20"/>
-                <w:szCs w:val="20"/>
-              </w:rPr>
-              <w:t>ways,</w:t>
-            </w:r>
-            <w:r>
-              <w:rPr>
-                <w:rFonts w:ascii="Source Sans 3" w:hAnsi="Source Sans 3"/>
-                <w:color w:val="404146"/>
-                <w:sz w:val="20"/>
-                <w:szCs w:val="20"/>
-              </w:rPr>
-              <w:t xml:space="preserve"> </w:t>
-            </w:r>
-            <w:r>
-              <w:rPr>
-                <w:rFonts w:ascii="Source Sans 3" w:hAnsi="Source Sans 3"/>
-                <w:color w:val="404146"/>
-                <w:spacing w:val="-4"/>
-                <w:sz w:val="20"/>
-                <w:szCs w:val="20"/>
-              </w:rPr>
-              <w:t>it</w:t>
-            </w:r>
-            <w:r>
-              <w:rPr>
-                <w:rFonts w:ascii="Source Sans 3" w:hAnsi="Source Sans 3"/>
-                <w:color w:val="404146"/>
-                <w:spacing w:val="-14"/>
-                <w:sz w:val="20"/>
-                <w:szCs w:val="20"/>
-              </w:rPr>
-              <w:t xml:space="preserve"> </w:t>
-            </w:r>
-            <w:r>
-              <w:rPr>
-                <w:rFonts w:ascii="Source Sans 3" w:hAnsi="Source Sans 3"/>
-                <w:color w:val="404146"/>
-                <w:spacing w:val="-4"/>
-                <w:sz w:val="20"/>
-                <w:szCs w:val="20"/>
-              </w:rPr>
-              <w:t>seems</w:t>
-            </w:r>
-            <w:r>
-              <w:rPr>
-                <w:rFonts w:ascii="Source Sans 3" w:hAnsi="Source Sans 3"/>
-                <w:color w:val="404146"/>
-                <w:spacing w:val="-17"/>
-                <w:sz w:val="20"/>
-                <w:szCs w:val="20"/>
-              </w:rPr>
-              <w:t xml:space="preserve"> </w:t>
-            </w:r>
-            <w:r>
-              <w:rPr>
-                <w:rFonts w:ascii="Source Sans 3" w:hAnsi="Source Sans 3"/>
-                <w:color w:val="404146"/>
-                <w:spacing w:val="-4"/>
-                <w:sz w:val="20"/>
-                <w:szCs w:val="20"/>
-              </w:rPr>
-              <w:t>to</w:t>
-            </w:r>
-            <w:r>
-              <w:rPr>
-                <w:rFonts w:ascii="Source Sans 3" w:hAnsi="Source Sans 3"/>
-                <w:color w:val="404146"/>
-                <w:spacing w:val="-12"/>
-                <w:sz w:val="20"/>
-                <w:szCs w:val="20"/>
-              </w:rPr>
-              <w:t xml:space="preserve"> </w:t>
-            </w:r>
-            <w:r>
-              <w:rPr>
-                <w:rFonts w:ascii="Source Sans 3" w:hAnsi="Source Sans 3"/>
-                <w:color w:val="404146"/>
-                <w:spacing w:val="-4"/>
-                <w:sz w:val="20"/>
-                <w:szCs w:val="20"/>
-              </w:rPr>
-              <w:t>have</w:t>
-            </w:r>
-            <w:r>
-              <w:rPr>
-                <w:rFonts w:ascii="Source Sans 3" w:hAnsi="Source Sans 3"/>
-                <w:color w:val="404146"/>
-                <w:spacing w:val="-11"/>
-                <w:sz w:val="20"/>
-                <w:szCs w:val="20"/>
-              </w:rPr>
-              <w:t xml:space="preserve"> </w:t>
-            </w:r>
-            <w:r>
-              <w:rPr>
-                <w:rFonts w:ascii="Source Sans 3" w:hAnsi="Source Sans 3"/>
-                <w:color w:val="404146"/>
-                <w:spacing w:val="-4"/>
-                <w:sz w:val="20"/>
-                <w:szCs w:val="20"/>
-              </w:rPr>
-              <w:t>been</w:t>
-            </w:r>
-            <w:r>
-              <w:rPr>
-                <w:rFonts w:ascii="Source Sans 3" w:hAnsi="Source Sans 3"/>
-                <w:color w:val="404146"/>
-                <w:spacing w:val="-12"/>
-                <w:sz w:val="20"/>
-                <w:szCs w:val="20"/>
-              </w:rPr>
-              <w:t xml:space="preserve"> </w:t>
-            </w:r>
-            <w:r>
-              <w:rPr>
-                <w:rFonts w:ascii="Source Sans 3" w:hAnsi="Source Sans 3"/>
-                <w:color w:val="404146"/>
-                <w:spacing w:val="-4"/>
-                <w:sz w:val="20"/>
-                <w:szCs w:val="20"/>
-              </w:rPr>
-              <w:t>the</w:t>
-            </w:r>
-            <w:r>
-              <w:rPr>
-                <w:rFonts w:ascii="Source Sans 3" w:hAnsi="Source Sans 3"/>
-                <w:color w:val="404146"/>
-                <w:spacing w:val="-10"/>
-                <w:sz w:val="20"/>
-                <w:szCs w:val="20"/>
-              </w:rPr>
-              <w:t xml:space="preserve"> </w:t>
-            </w:r>
-            <w:r>
-              <w:rPr>
-                <w:rFonts w:ascii="Source Sans 3" w:hAnsi="Source Sans 3"/>
-                <w:color w:val="404146"/>
-                <w:spacing w:val="-4"/>
-                <w:sz w:val="20"/>
-                <w:szCs w:val="20"/>
-              </w:rPr>
-              <w:t>ideal</w:t>
-            </w:r>
-            <w:r>
-              <w:rPr>
-                <w:rFonts w:ascii="Source Sans 3" w:hAnsi="Source Sans 3"/>
-                <w:color w:val="404146"/>
-                <w:spacing w:val="-11"/>
-                <w:sz w:val="20"/>
-                <w:szCs w:val="20"/>
-              </w:rPr>
-              <w:t xml:space="preserve"> </w:t>
-            </w:r>
-            <w:r>
-              <w:rPr>
-                <w:rFonts w:ascii="Source Sans 3" w:hAnsi="Source Sans 3"/>
-                <w:color w:val="404146"/>
-                <w:spacing w:val="-4"/>
-                <w:sz w:val="20"/>
-                <w:szCs w:val="20"/>
-              </w:rPr>
-              <w:t>place</w:t>
-            </w:r>
-            <w:r>
-              <w:rPr>
-                <w:rFonts w:ascii="Source Sans 3" w:hAnsi="Source Sans 3"/>
-                <w:color w:val="404146"/>
-                <w:spacing w:val="-15"/>
-                <w:sz w:val="20"/>
-                <w:szCs w:val="20"/>
-              </w:rPr>
-              <w:t xml:space="preserve"> </w:t>
-            </w:r>
-            <w:r>
-              <w:rPr>
-                <w:rFonts w:ascii="Source Sans 3" w:hAnsi="Source Sans 3"/>
-                <w:color w:val="404146"/>
-                <w:spacing w:val="-4"/>
-                <w:sz w:val="20"/>
-                <w:szCs w:val="20"/>
-              </w:rPr>
-              <w:t>to</w:t>
-            </w:r>
-            <w:r>
-              <w:rPr>
-                <w:rFonts w:ascii="Source Sans 3" w:hAnsi="Source Sans 3"/>
-                <w:color w:val="404146"/>
-                <w:spacing w:val="-10"/>
-                <w:sz w:val="20"/>
-                <w:szCs w:val="20"/>
-              </w:rPr>
-              <w:t xml:space="preserve"> </w:t>
-            </w:r>
-            <w:r>
-              <w:rPr>
-                <w:rFonts w:ascii="Source Sans 3" w:hAnsi="Source Sans 3"/>
-                <w:color w:val="404146"/>
-                <w:spacing w:val="-4"/>
-                <w:sz w:val="20"/>
-                <w:szCs w:val="20"/>
-              </w:rPr>
-              <w:t>live, and</w:t>
-            </w:r>
-            <w:r>
-              <w:rPr>
-                <w:rFonts w:ascii="Source Sans 3" w:hAnsi="Source Sans 3"/>
-                <w:color w:val="404146"/>
-                <w:spacing w:val="-10"/>
-                <w:sz w:val="20"/>
-                <w:szCs w:val="20"/>
-              </w:rPr>
-              <w:t xml:space="preserve"> </w:t>
-            </w:r>
-            <w:r>
-              <w:rPr>
-                <w:rFonts w:ascii="Source Sans 3" w:hAnsi="Source Sans 3"/>
-                <w:color w:val="404146"/>
-                <w:spacing w:val="-4"/>
-                <w:sz w:val="20"/>
-                <w:szCs w:val="20"/>
-              </w:rPr>
-              <w:t>one</w:t>
-            </w:r>
-            <w:r>
-              <w:rPr>
-                <w:rFonts w:ascii="Source Sans 3" w:hAnsi="Source Sans 3"/>
-                <w:color w:val="404146"/>
-                <w:spacing w:val="-8"/>
-                <w:sz w:val="20"/>
-                <w:szCs w:val="20"/>
-              </w:rPr>
-              <w:t xml:space="preserve"> </w:t>
-            </w:r>
-            <w:r>
-              <w:rPr>
-                <w:rFonts w:ascii="Source Sans 3" w:hAnsi="Source Sans 3"/>
-                <w:color w:val="404146"/>
-                <w:spacing w:val="-4"/>
-                <w:sz w:val="20"/>
-                <w:szCs w:val="20"/>
-              </w:rPr>
-              <w:t>with</w:t>
-            </w:r>
-            <w:r>
-              <w:rPr>
-                <w:rFonts w:ascii="Source Sans 3" w:hAnsi="Source Sans 3"/>
-                <w:color w:val="404146"/>
-                <w:spacing w:val="-8"/>
-                <w:sz w:val="20"/>
-                <w:szCs w:val="20"/>
-              </w:rPr>
-              <w:t xml:space="preserve"> </w:t>
-            </w:r>
-            <w:r>
-              <w:rPr>
-                <w:rFonts w:ascii="Source Sans 3" w:hAnsi="Source Sans 3"/>
-                <w:color w:val="404146"/>
-                <w:spacing w:val="-4"/>
-                <w:sz w:val="20"/>
-                <w:szCs w:val="20"/>
-              </w:rPr>
-              <w:t>an</w:t>
-            </w:r>
-            <w:r>
-              <w:rPr>
-                <w:rFonts w:ascii="Source Sans 3" w:hAnsi="Source Sans 3"/>
-                <w:color w:val="404146"/>
-                <w:spacing w:val="-3"/>
-                <w:sz w:val="20"/>
-                <w:szCs w:val="20"/>
-              </w:rPr>
-              <w:t xml:space="preserve"> </w:t>
-            </w:r>
-            <w:r>
-              <w:rPr>
-                <w:rFonts w:ascii="Source Sans 3" w:hAnsi="Source Sans 3"/>
-                <w:color w:val="404146"/>
-                <w:spacing w:val="-4"/>
-                <w:sz w:val="20"/>
-                <w:szCs w:val="20"/>
-              </w:rPr>
-              <w:t>exciting</w:t>
-            </w:r>
-            <w:r>
-              <w:rPr>
-                <w:rFonts w:ascii="Source Sans 3" w:hAnsi="Source Sans 3"/>
-                <w:color w:val="404146"/>
-                <w:spacing w:val="-5"/>
-                <w:sz w:val="20"/>
-                <w:szCs w:val="20"/>
-              </w:rPr>
-              <w:t xml:space="preserve"> </w:t>
-            </w:r>
-            <w:r>
-              <w:rPr>
-                <w:rFonts w:ascii="Source Sans 3" w:hAnsi="Source Sans 3"/>
-                <w:color w:val="404146"/>
-                <w:spacing w:val="-4"/>
-                <w:sz w:val="20"/>
-                <w:szCs w:val="20"/>
-              </w:rPr>
-              <w:t>and</w:t>
-            </w:r>
-            <w:r>
-              <w:rPr>
-                <w:rFonts w:ascii="Source Sans 3" w:hAnsi="Source Sans 3"/>
-                <w:color w:val="404146"/>
-                <w:spacing w:val="-12"/>
-                <w:sz w:val="20"/>
-                <w:szCs w:val="20"/>
-              </w:rPr>
-              <w:t xml:space="preserve"> </w:t>
-            </w:r>
-            <w:r>
-              <w:rPr>
-                <w:rFonts w:ascii="Source Sans 3" w:hAnsi="Source Sans 3"/>
-                <w:color w:val="404146"/>
-                <w:spacing w:val="-4"/>
-                <w:sz w:val="20"/>
-                <w:szCs w:val="20"/>
-              </w:rPr>
-              <w:t>prosperous</w:t>
-            </w:r>
-            <w:r>
-              <w:rPr>
-                <w:rFonts w:ascii="Source Sans 3" w:hAnsi="Source Sans 3"/>
-                <w:color w:val="404146"/>
-                <w:spacing w:val="-17"/>
-                <w:sz w:val="20"/>
-                <w:szCs w:val="20"/>
-              </w:rPr>
-              <w:t xml:space="preserve"> </w:t>
-            </w:r>
-            <w:r>
-              <w:rPr>
-                <w:rFonts w:ascii="Source Sans 3" w:hAnsi="Source Sans 3"/>
-                <w:color w:val="404146"/>
-                <w:spacing w:val="-4"/>
-                <w:sz w:val="20"/>
-                <w:szCs w:val="20"/>
-              </w:rPr>
-              <w:t>future</w:t>
-            </w:r>
-            <w:r>
-              <w:rPr>
-                <w:rFonts w:ascii="Source Sans 3" w:hAnsi="Source Sans 3"/>
-                <w:color w:val="404146"/>
-                <w:spacing w:val="-8"/>
-                <w:sz w:val="20"/>
-                <w:szCs w:val="20"/>
-              </w:rPr>
-              <w:t xml:space="preserve"> </w:t>
-            </w:r>
-            <w:r>
-              <w:rPr>
-                <w:rFonts w:ascii="Source Sans 3" w:hAnsi="Source Sans 3"/>
-                <w:color w:val="404146"/>
-                <w:spacing w:val="-4"/>
-                <w:sz w:val="20"/>
-                <w:szCs w:val="20"/>
-              </w:rPr>
-              <w:t>ahead</w:t>
-            </w:r>
-            <w:r>
-              <w:rPr>
-                <w:rFonts w:ascii="Source Sans 3" w:hAnsi="Source Sans 3"/>
-                <w:color w:val="404146"/>
-                <w:spacing w:val="-8"/>
-                <w:sz w:val="20"/>
-                <w:szCs w:val="20"/>
-              </w:rPr>
-              <w:t xml:space="preserve"> </w:t>
-            </w:r>
-            <w:r>
-              <w:rPr>
-                <w:rFonts w:ascii="Source Sans 3" w:hAnsi="Source Sans 3"/>
-                <w:color w:val="404146"/>
-                <w:spacing w:val="-4"/>
-                <w:sz w:val="20"/>
-                <w:szCs w:val="20"/>
-              </w:rPr>
-              <w:t>of</w:t>
-            </w:r>
-            <w:r>
-              <w:rPr>
-                <w:rFonts w:ascii="Source Sans 3" w:hAnsi="Source Sans 3"/>
-                <w:color w:val="404146"/>
-                <w:spacing w:val="-13"/>
-                <w:sz w:val="20"/>
-                <w:szCs w:val="20"/>
-              </w:rPr>
-              <w:t xml:space="preserve"> </w:t>
-            </w:r>
-            <w:r>
-              <w:rPr>
-                <w:rFonts w:ascii="Source Sans 3" w:hAnsi="Source Sans 3"/>
-                <w:color w:val="404146"/>
-                <w:spacing w:val="-4"/>
-                <w:sz w:val="20"/>
-                <w:szCs w:val="20"/>
-              </w:rPr>
-              <w:t>it.</w:t>
-            </w:r>
-            <w:r>
-              <w:rPr>
-                <w:rFonts w:ascii="Source Sans 3" w:hAnsi="Source Sans 3"/>
-                <w:color w:val="404146"/>
-                <w:spacing w:val="4"/>
-                <w:sz w:val="20"/>
-                <w:szCs w:val="20"/>
-              </w:rPr>
-              <w:t xml:space="preserve"> </w:t>
-            </w:r>
-            <w:r>
-              <w:rPr>
-                <w:rFonts w:ascii="Source Sans 3" w:hAnsi="Source Sans 3"/>
-                <w:color w:val="404146"/>
-                <w:spacing w:val="-4"/>
-                <w:sz w:val="20"/>
-                <w:szCs w:val="20"/>
-              </w:rPr>
-              <w:t xml:space="preserve">And </w:t>
-            </w:r>
-            <w:r>
-              <w:rPr>
-                <w:rFonts w:ascii="Source Sans 3" w:hAnsi="Source Sans 3"/>
-                <w:color w:val="424045"/>
-                <w:spacing w:val="-6"/>
-                <w:sz w:val="20"/>
-                <w:szCs w:val="20"/>
-              </w:rPr>
-              <w:t>yet, having become a</w:t>
-            </w:r>
-            <w:r>
-              <w:rPr>
-                <w:rFonts w:ascii="Source Sans 3" w:hAnsi="Source Sans 3"/>
-                <w:color w:val="424045"/>
-                <w:spacing w:val="-11"/>
-                <w:sz w:val="20"/>
-                <w:szCs w:val="20"/>
-              </w:rPr>
-              <w:t xml:space="preserve"> </w:t>
-            </w:r>
-            <w:r>
-              <w:rPr>
-                <w:rFonts w:ascii="Source Sans 3" w:hAnsi="Source Sans 3"/>
-                <w:color w:val="424045"/>
-                <w:spacing w:val="-6"/>
-                <w:sz w:val="20"/>
-                <w:szCs w:val="20"/>
-              </w:rPr>
-              <w:t>major</w:t>
-            </w:r>
-            <w:r>
-              <w:rPr>
-                <w:rFonts w:ascii="Source Sans 3" w:hAnsi="Source Sans 3"/>
-                <w:color w:val="424045"/>
-                <w:spacing w:val="-8"/>
-                <w:sz w:val="20"/>
-                <w:szCs w:val="20"/>
-              </w:rPr>
-              <w:t xml:space="preserve"> </w:t>
-            </w:r>
-            <w:r>
-              <w:rPr>
-                <w:rFonts w:ascii="Source Sans 3" w:hAnsi="Source Sans 3"/>
-                <w:color w:val="424045"/>
-                <w:spacing w:val="-6"/>
-                <w:sz w:val="20"/>
-                <w:szCs w:val="20"/>
-              </w:rPr>
-              <w:t>population</w:t>
-            </w:r>
-            <w:r>
-              <w:rPr>
-                <w:rFonts w:ascii="Source Sans 3" w:hAnsi="Source Sans 3"/>
-                <w:color w:val="424045"/>
-                <w:spacing w:val="-11"/>
-                <w:sz w:val="20"/>
-                <w:szCs w:val="20"/>
-              </w:rPr>
-              <w:t xml:space="preserve"> </w:t>
-            </w:r>
-            <w:r>
-              <w:rPr>
-                <w:rFonts w:ascii="Source Sans 3" w:hAnsi="Source Sans 3"/>
-                <w:color w:val="424045"/>
-                <w:spacing w:val="-6"/>
-                <w:sz w:val="20"/>
-                <w:szCs w:val="20"/>
-              </w:rPr>
-              <w:t>centre</w:t>
-            </w:r>
-            <w:r>
-              <w:rPr>
-                <w:rFonts w:ascii="Source Sans 3" w:hAnsi="Source Sans 3"/>
-                <w:color w:val="424045"/>
-                <w:spacing w:val="-3"/>
-                <w:sz w:val="20"/>
-                <w:szCs w:val="20"/>
-              </w:rPr>
-              <w:t xml:space="preserve"> </w:t>
-            </w:r>
-            <w:r>
-              <w:rPr>
-                <w:rFonts w:ascii="Source Sans 3" w:hAnsi="Source Sans 3"/>
-                <w:color w:val="424045"/>
-                <w:spacing w:val="-6"/>
-                <w:sz w:val="20"/>
-                <w:szCs w:val="20"/>
-              </w:rPr>
-              <w:t>around</w:t>
-            </w:r>
-            <w:r>
-              <w:rPr>
-                <w:rFonts w:ascii="Source Sans 3" w:hAnsi="Source Sans 3"/>
-                <w:color w:val="424045"/>
-                <w:spacing w:val="-10"/>
-                <w:sz w:val="20"/>
-                <w:szCs w:val="20"/>
-              </w:rPr>
-              <w:t xml:space="preserve"> </w:t>
-            </w:r>
-            <w:r>
-              <w:rPr>
-                <w:rFonts w:ascii="Source Sans 3" w:hAnsi="Source Sans 3"/>
-                <w:color w:val="424045"/>
-                <w:spacing w:val="-6"/>
-                <w:sz w:val="20"/>
-                <w:szCs w:val="20"/>
-              </w:rPr>
-              <w:t>AD</w:t>
-            </w:r>
-            <w:r>
-              <w:rPr>
-                <w:rFonts w:ascii="Source Sans 3" w:hAnsi="Source Sans 3"/>
-                <w:color w:val="424045"/>
-                <w:spacing w:val="17"/>
-                <w:sz w:val="20"/>
-                <w:szCs w:val="20"/>
-              </w:rPr>
-              <w:t xml:space="preserve"> </w:t>
-            </w:r>
-            <w:r>
-              <w:rPr>
-                <w:rFonts w:ascii="Source Sans 3" w:hAnsi="Source Sans 3"/>
-                <w:color w:val="424045"/>
-                <w:spacing w:val="-6"/>
-                <w:sz w:val="20"/>
-                <w:szCs w:val="20"/>
-              </w:rPr>
-              <w:t>1050,</w:t>
-            </w:r>
-            <w:r>
-              <w:rPr>
-                <w:rFonts w:ascii="Source Sans 3" w:hAnsi="Source Sans 3"/>
-                <w:color w:val="424045"/>
-                <w:sz w:val="20"/>
-                <w:szCs w:val="20"/>
-              </w:rPr>
-              <w:t xml:space="preserve"> </w:t>
-            </w:r>
-            <w:r>
-              <w:rPr>
-                <w:rFonts w:ascii="Source Sans 3" w:hAnsi="Source Sans 3"/>
-                <w:color w:val="424045"/>
-                <w:spacing w:val="-6"/>
-                <w:sz w:val="20"/>
-                <w:szCs w:val="20"/>
-              </w:rPr>
-              <w:t>by 1350</w:t>
-            </w:r>
-            <w:r>
-              <w:rPr>
-                <w:rFonts w:ascii="Source Sans 3" w:hAnsi="Source Sans 3"/>
-                <w:color w:val="424045"/>
-                <w:spacing w:val="-11"/>
-                <w:sz w:val="20"/>
-                <w:szCs w:val="20"/>
-              </w:rPr>
-              <w:t xml:space="preserve"> </w:t>
-            </w:r>
-            <w:r>
-              <w:rPr>
-                <w:rFonts w:ascii="Source Sans 3" w:hAnsi="Source Sans 3"/>
-                <w:color w:val="424045"/>
-                <w:spacing w:val="-6"/>
-                <w:sz w:val="20"/>
-                <w:szCs w:val="20"/>
-              </w:rPr>
-              <w:t>it</w:t>
-            </w:r>
-            <w:r>
-              <w:rPr>
-                <w:rFonts w:ascii="Source Sans 3" w:hAnsi="Source Sans 3"/>
-                <w:color w:val="424045"/>
-                <w:spacing w:val="-12"/>
-                <w:sz w:val="20"/>
-                <w:szCs w:val="20"/>
-              </w:rPr>
-              <w:t xml:space="preserve"> </w:t>
-            </w:r>
-            <w:r>
-              <w:rPr>
-                <w:rFonts w:ascii="Source Sans 3" w:hAnsi="Source Sans 3"/>
-                <w:color w:val="424045"/>
-                <w:spacing w:val="-6"/>
-                <w:sz w:val="20"/>
-                <w:szCs w:val="20"/>
-              </w:rPr>
-              <w:t>had</w:t>
-            </w:r>
-            <w:r>
-              <w:rPr>
-                <w:rFonts w:ascii="Source Sans 3" w:hAnsi="Source Sans 3"/>
-                <w:color w:val="424045"/>
-                <w:spacing w:val="-13"/>
-                <w:sz w:val="20"/>
-                <w:szCs w:val="20"/>
-              </w:rPr>
-              <w:t xml:space="preserve"> </w:t>
-            </w:r>
-            <w:r>
-              <w:rPr>
-                <w:rFonts w:ascii="Source Sans 3" w:hAnsi="Source Sans 3"/>
-                <w:color w:val="424045"/>
-                <w:spacing w:val="-6"/>
-                <w:sz w:val="20"/>
-                <w:szCs w:val="20"/>
-              </w:rPr>
-              <w:t>been almost completely abandoned. Somewhere</w:t>
-            </w:r>
-            <w:r>
-              <w:rPr>
-                <w:rFonts w:ascii="Source Sans 3" w:hAnsi="Source Sans 3"/>
-                <w:color w:val="424045"/>
-                <w:spacing w:val="-10"/>
-                <w:sz w:val="20"/>
-                <w:szCs w:val="20"/>
-              </w:rPr>
-              <w:t xml:space="preserve"> </w:t>
-            </w:r>
-            <w:r>
-              <w:rPr>
-                <w:rFonts w:ascii="Source Sans 3" w:hAnsi="Source Sans 3"/>
-                <w:color w:val="424045"/>
-                <w:spacing w:val="-6"/>
-                <w:sz w:val="20"/>
-                <w:szCs w:val="20"/>
-              </w:rPr>
-              <w:t>in</w:t>
-            </w:r>
-            <w:r>
-              <w:rPr>
-                <w:rFonts w:ascii="Source Sans 3" w:hAnsi="Source Sans 3"/>
-                <w:color w:val="424045"/>
-                <w:spacing w:val="-8"/>
-                <w:sz w:val="20"/>
-                <w:szCs w:val="20"/>
-              </w:rPr>
-              <w:t xml:space="preserve"> </w:t>
-            </w:r>
-            <w:r>
-              <w:rPr>
-                <w:rFonts w:ascii="Source Sans 3" w:hAnsi="Source Sans 3"/>
-                <w:color w:val="424045"/>
-                <w:spacing w:val="-6"/>
-                <w:sz w:val="20"/>
-                <w:szCs w:val="20"/>
-              </w:rPr>
-              <w:t>the course of</w:t>
-            </w:r>
-            <w:r>
-              <w:rPr>
-                <w:rFonts w:ascii="Source Sans 3" w:hAnsi="Source Sans 3"/>
-                <w:color w:val="424045"/>
-                <w:spacing w:val="-12"/>
-                <w:sz w:val="20"/>
-                <w:szCs w:val="20"/>
-              </w:rPr>
-              <w:t xml:space="preserve"> </w:t>
-            </w:r>
-            <w:r>
-              <w:rPr>
-                <w:rFonts w:ascii="Source Sans 3" w:hAnsi="Source Sans 3"/>
-                <w:color w:val="424045"/>
-                <w:spacing w:val="-6"/>
-                <w:sz w:val="20"/>
-                <w:szCs w:val="20"/>
-              </w:rPr>
-              <w:t>300 years, something</w:t>
-            </w:r>
-            <w:r>
-              <w:rPr>
-                <w:rFonts w:ascii="Source Sans 3" w:hAnsi="Source Sans 3"/>
-                <w:color w:val="424045"/>
-                <w:spacing w:val="-7"/>
-                <w:sz w:val="20"/>
-                <w:szCs w:val="20"/>
-              </w:rPr>
-              <w:t xml:space="preserve"> </w:t>
-            </w:r>
-            <w:r>
-              <w:rPr>
-                <w:rFonts w:ascii="Source Sans 3" w:hAnsi="Source Sans 3"/>
-                <w:color w:val="424045"/>
-                <w:spacing w:val="-6"/>
-                <w:sz w:val="20"/>
-                <w:szCs w:val="20"/>
-              </w:rPr>
-              <w:t>happened</w:t>
-            </w:r>
-            <w:r>
-              <w:rPr>
-                <w:rFonts w:ascii="Source Sans 3" w:hAnsi="Source Sans 3"/>
-                <w:color w:val="424045"/>
-                <w:spacing w:val="-9"/>
-                <w:sz w:val="20"/>
-                <w:szCs w:val="20"/>
-              </w:rPr>
-              <w:t xml:space="preserve"> </w:t>
-            </w:r>
-            <w:r>
-              <w:rPr>
-                <w:rFonts w:ascii="Source Sans 3" w:hAnsi="Source Sans 3"/>
-                <w:color w:val="424045"/>
-                <w:spacing w:val="-6"/>
-                <w:sz w:val="20"/>
-                <w:szCs w:val="20"/>
-              </w:rPr>
-              <w:t>to</w:t>
-            </w:r>
-            <w:r>
-              <w:rPr>
-                <w:rFonts w:ascii="Source Sans 3" w:hAnsi="Source Sans 3"/>
-                <w:color w:val="424045"/>
-                <w:sz w:val="20"/>
-                <w:szCs w:val="20"/>
-              </w:rPr>
-              <w:t xml:space="preserve"> </w:t>
-            </w:r>
-            <w:r>
-              <w:rPr>
-                <w:rFonts w:ascii="Source Sans 3" w:hAnsi="Source Sans 3"/>
-                <w:color w:val="424045"/>
-                <w:spacing w:val="-6"/>
-                <w:sz w:val="20"/>
-                <w:szCs w:val="20"/>
-              </w:rPr>
-              <w:t xml:space="preserve">Cahokia to cause this, </w:t>
-            </w:r>
-            <w:r>
-              <w:rPr>
-                <w:rFonts w:ascii="Source Sans 3" w:hAnsi="Source Sans 3"/>
-                <w:color w:val="424045"/>
-                <w:spacing w:val="-2"/>
-                <w:sz w:val="20"/>
-                <w:szCs w:val="20"/>
-              </w:rPr>
-              <w:t>but</w:t>
-            </w:r>
-            <w:r>
-              <w:rPr>
-                <w:rFonts w:ascii="Source Sans 3" w:hAnsi="Source Sans 3"/>
-                <w:color w:val="424045"/>
-                <w:spacing w:val="-12"/>
-                <w:sz w:val="20"/>
-                <w:szCs w:val="20"/>
-              </w:rPr>
-              <w:t xml:space="preserve"> </w:t>
-            </w:r>
-            <w:r>
-              <w:rPr>
-                <w:rFonts w:ascii="Source Sans 3" w:hAnsi="Source Sans 3"/>
-                <w:color w:val="424045"/>
-                <w:spacing w:val="-2"/>
-                <w:sz w:val="20"/>
-                <w:szCs w:val="20"/>
-              </w:rPr>
-              <w:t>it</w:t>
-            </w:r>
-            <w:r>
-              <w:rPr>
-                <w:rFonts w:ascii="Source Sans 3" w:hAnsi="Source Sans 3"/>
-                <w:color w:val="424045"/>
-                <w:spacing w:val="-10"/>
-                <w:sz w:val="20"/>
-                <w:szCs w:val="20"/>
-              </w:rPr>
-              <w:t xml:space="preserve"> </w:t>
-            </w:r>
-            <w:r>
-              <w:rPr>
-                <w:rFonts w:ascii="Source Sans 3" w:hAnsi="Source Sans 3"/>
-                <w:color w:val="424045"/>
-                <w:spacing w:val="-2"/>
-                <w:sz w:val="20"/>
-                <w:szCs w:val="20"/>
-              </w:rPr>
-              <w:t>is</w:t>
-            </w:r>
-            <w:r>
-              <w:rPr>
-                <w:rFonts w:ascii="Source Sans 3" w:hAnsi="Source Sans 3"/>
-                <w:color w:val="424045"/>
-                <w:spacing w:val="-11"/>
-                <w:sz w:val="20"/>
-                <w:szCs w:val="20"/>
-              </w:rPr>
-              <w:t xml:space="preserve"> </w:t>
-            </w:r>
-            <w:r>
-              <w:rPr>
-                <w:rFonts w:ascii="Source Sans 3" w:hAnsi="Source Sans 3"/>
-                <w:color w:val="424045"/>
-                <w:spacing w:val="-2"/>
-                <w:sz w:val="20"/>
-                <w:szCs w:val="20"/>
-              </w:rPr>
-              <w:t>an</w:t>
-            </w:r>
-            <w:r>
-              <w:rPr>
-                <w:rFonts w:ascii="Source Sans 3" w:hAnsi="Source Sans 3"/>
-                <w:color w:val="424045"/>
-                <w:spacing w:val="-10"/>
-                <w:sz w:val="20"/>
-                <w:szCs w:val="20"/>
-              </w:rPr>
-              <w:t xml:space="preserve"> </w:t>
-            </w:r>
-            <w:r>
-              <w:rPr>
-                <w:rFonts w:ascii="Source Sans 3" w:hAnsi="Source Sans 3"/>
-                <w:color w:val="424045"/>
-                <w:spacing w:val="-2"/>
-                <w:sz w:val="20"/>
-                <w:szCs w:val="20"/>
-              </w:rPr>
-              <w:t>enigma</w:t>
-            </w:r>
-            <w:r>
-              <w:rPr>
-                <w:rFonts w:ascii="Source Sans 3" w:hAnsi="Source Sans 3"/>
-                <w:color w:val="424045"/>
-                <w:spacing w:val="-14"/>
-                <w:sz w:val="20"/>
-                <w:szCs w:val="20"/>
-              </w:rPr>
-              <w:t xml:space="preserve"> </w:t>
-            </w:r>
-            <w:r>
-              <w:rPr>
-                <w:rFonts w:ascii="Source Sans 3" w:hAnsi="Source Sans 3"/>
-                <w:color w:val="424045"/>
-                <w:spacing w:val="-2"/>
-                <w:sz w:val="20"/>
-                <w:szCs w:val="20"/>
-              </w:rPr>
-              <w:t>that</w:t>
-            </w:r>
-            <w:r>
-              <w:rPr>
-                <w:rFonts w:ascii="Source Sans 3" w:hAnsi="Source Sans 3"/>
-                <w:color w:val="424045"/>
-                <w:spacing w:val="-10"/>
-                <w:sz w:val="20"/>
-                <w:szCs w:val="20"/>
-              </w:rPr>
-              <w:t xml:space="preserve"> </w:t>
-            </w:r>
-            <w:r>
-              <w:rPr>
-                <w:rFonts w:ascii="Source Sans 3" w:hAnsi="Source Sans 3"/>
-                <w:color w:val="424045"/>
-                <w:spacing w:val="-2"/>
-                <w:sz w:val="20"/>
-                <w:szCs w:val="20"/>
-              </w:rPr>
-              <w:t>even</w:t>
-            </w:r>
-            <w:r>
-              <w:rPr>
-                <w:rFonts w:ascii="Source Sans 3" w:hAnsi="Source Sans 3"/>
-                <w:color w:val="424045"/>
-                <w:spacing w:val="-10"/>
-                <w:sz w:val="20"/>
-                <w:szCs w:val="20"/>
-              </w:rPr>
-              <w:t xml:space="preserve"> </w:t>
-            </w:r>
-            <w:r>
-              <w:rPr>
-                <w:rFonts w:ascii="Source Sans 3" w:hAnsi="Source Sans 3"/>
-                <w:color w:val="424045"/>
-                <w:spacing w:val="-2"/>
-                <w:sz w:val="20"/>
-                <w:szCs w:val="20"/>
-              </w:rPr>
-              <w:t>archaeologists</w:t>
-            </w:r>
-            <w:r>
-              <w:rPr>
-                <w:rFonts w:ascii="Source Sans 3" w:hAnsi="Source Sans 3"/>
-                <w:color w:val="424045"/>
-                <w:spacing w:val="-12"/>
-                <w:sz w:val="20"/>
-                <w:szCs w:val="20"/>
-              </w:rPr>
-              <w:t xml:space="preserve"> </w:t>
-            </w:r>
-            <w:r>
-              <w:rPr>
-                <w:rFonts w:ascii="Source Sans 3" w:hAnsi="Source Sans 3"/>
-                <w:color w:val="424045"/>
-                <w:spacing w:val="-2"/>
-                <w:sz w:val="20"/>
-                <w:szCs w:val="20"/>
-              </w:rPr>
-              <w:t>or</w:t>
-            </w:r>
-            <w:r>
-              <w:rPr>
-                <w:rFonts w:ascii="Source Sans 3" w:hAnsi="Source Sans 3"/>
-                <w:color w:val="424045"/>
-                <w:spacing w:val="-17"/>
-                <w:sz w:val="20"/>
-                <w:szCs w:val="20"/>
-              </w:rPr>
-              <w:t xml:space="preserve"> </w:t>
-            </w:r>
-            <w:r>
-              <w:rPr>
-                <w:rFonts w:ascii="Source Sans 3" w:hAnsi="Source Sans 3"/>
-                <w:color w:val="424045"/>
-                <w:spacing w:val="-2"/>
-                <w:sz w:val="20"/>
-                <w:szCs w:val="20"/>
-              </w:rPr>
-              <w:t xml:space="preserve">historians </w:t>
-            </w:r>
-            <w:r>
-              <w:rPr>
-                <w:rFonts w:ascii="Source Sans 3" w:hAnsi="Source Sans 3"/>
-                <w:color w:val="424045"/>
-                <w:sz w:val="20"/>
-                <w:szCs w:val="20"/>
-              </w:rPr>
-              <w:t>themselves</w:t>
-            </w:r>
-            <w:r>
-              <w:rPr>
-                <w:rFonts w:ascii="Source Sans 3" w:hAnsi="Source Sans 3"/>
-                <w:color w:val="424045"/>
-                <w:spacing w:val="-16"/>
-                <w:sz w:val="20"/>
-                <w:szCs w:val="20"/>
-              </w:rPr>
-              <w:t xml:space="preserve"> </w:t>
-            </w:r>
-            <w:r>
-              <w:rPr>
-                <w:rFonts w:ascii="Source Sans 3" w:hAnsi="Source Sans 3"/>
-                <w:color w:val="424045"/>
-                <w:sz w:val="20"/>
-                <w:szCs w:val="20"/>
-              </w:rPr>
-              <w:t>struggle</w:t>
-            </w:r>
-            <w:r>
-              <w:rPr>
-                <w:rFonts w:ascii="Source Sans 3" w:hAnsi="Source Sans 3"/>
-                <w:color w:val="424045"/>
-                <w:spacing w:val="-12"/>
-                <w:sz w:val="20"/>
-                <w:szCs w:val="20"/>
-              </w:rPr>
-              <w:t xml:space="preserve"> </w:t>
-            </w:r>
-            <w:r>
-              <w:rPr>
-                <w:rFonts w:ascii="Source Sans 3" w:hAnsi="Source Sans 3"/>
-                <w:color w:val="424045"/>
-                <w:sz w:val="20"/>
-                <w:szCs w:val="20"/>
-              </w:rPr>
-              <w:t>to</w:t>
-            </w:r>
-            <w:r>
-              <w:rPr>
-                <w:rFonts w:ascii="Source Sans 3" w:hAnsi="Source Sans 3"/>
-                <w:color w:val="424045"/>
-                <w:spacing w:val="-12"/>
-                <w:sz w:val="20"/>
-                <w:szCs w:val="20"/>
-              </w:rPr>
-              <w:t xml:space="preserve"> </w:t>
-            </w:r>
-            <w:r>
-              <w:rPr>
-                <w:rFonts w:ascii="Source Sans 3" w:hAnsi="Source Sans 3"/>
-                <w:color w:val="424045"/>
-                <w:sz w:val="20"/>
-                <w:szCs w:val="20"/>
-              </w:rPr>
-              <w:t>resolve.</w:t>
-            </w:r>
-          </w:p>
-        </w:tc>
-        <w:tc>
-          <w:tcPr>
-            <w:tcW w:w="2347" w:type="dxa"/>
-          </w:tcPr>
-          <w:p>
-            <w:pPr>
-              <w:spacing w:line="278" w:lineRule="auto"/>
-              <w:rPr>
-                <w:b/>
-                <w:bCs/>
-              </w:rPr>
-            </w:pPr>
           </w:p>
         </w:tc>
       </w:tr>
       <w:tr>
         <w:tc>
           <w:tcPr>
-            <w:tcW w:w="2405" w:type="dxa"/>
+            <w:tcW w:w="11098" w:type="dxa"/>
+            <w:shd w:val="clear" w:color="auto" w:fill="E2EFD9" w:themeFill="accent6" w:themeFillTint="33"/>
           </w:tcPr>
           <w:p>
             <w:pPr>
-              <w:spacing w:line="278" w:lineRule="auto"/>
-              <w:rPr>
-                <w:b/>
-                <w:bCs/>
+              <w:rPr>
+                <w:rFonts w:ascii="Source Sans 3" w:hAnsi="Source Sans 3"/>
+                <w:b/>
+                <w:bCs/>
+                <w:color w:val="291714"/>
+                <w:sz w:val="20"/>
+                <w:szCs w:val="20"/>
               </w:rPr>
             </w:pPr>
+            <w:r>
+              <w:rPr>
+                <w:rFonts w:ascii="Source Sans 3" w:hAnsi="Source Sans 3"/>
+                <w:b/>
+                <w:bCs/>
+                <w:color w:val="291714"/>
+                <w:sz w:val="20"/>
+                <w:szCs w:val="20"/>
+              </w:rPr>
+              <w:t>B</w:t>
+            </w:r>
+          </w:p>
+          <w:p>
+            <w:pPr>
+              <w:spacing w:before="137" w:line="223" w:lineRule="auto"/>
+              <w:ind w:right="5"/>
+              <w:rPr>
+                <w:rFonts w:ascii="Source Sans 3" w:hAnsi="Source Sans 3"/>
+                <w:sz w:val="20"/>
+                <w:szCs w:val="20"/>
+              </w:rPr>
+            </w:pPr>
+            <w:r>
+              <w:rPr>
+                <w:rFonts w:ascii="Source Sans 3" w:hAnsi="Source Sans 3"/>
+                <w:color w:val="2F3A2C"/>
+                <w:w w:val="90"/>
+                <w:sz w:val="20"/>
+                <w:szCs w:val="20"/>
+              </w:rPr>
+              <w:t>In one respect in</w:t>
+            </w:r>
+            <w:r>
+              <w:rPr>
+                <w:rFonts w:ascii="Source Sans 3" w:hAnsi="Source Sans 3"/>
+                <w:color w:val="2F3A2C"/>
+                <w:spacing w:val="-4"/>
+                <w:w w:val="90"/>
+                <w:sz w:val="20"/>
+                <w:szCs w:val="20"/>
+              </w:rPr>
+              <w:t xml:space="preserve"> </w:t>
+            </w:r>
+            <w:r>
+              <w:rPr>
+                <w:rFonts w:ascii="Source Sans 3" w:hAnsi="Source Sans 3"/>
+                <w:color w:val="2F3A2C"/>
+                <w:w w:val="90"/>
+                <w:sz w:val="20"/>
+                <w:szCs w:val="20"/>
+              </w:rPr>
+              <w:t>particular,</w:t>
+            </w:r>
+            <w:r>
+              <w:rPr>
+                <w:rFonts w:ascii="Source Sans 3" w:hAnsi="Source Sans 3"/>
+                <w:color w:val="2F3A2C"/>
+                <w:sz w:val="20"/>
+                <w:szCs w:val="20"/>
+              </w:rPr>
+              <w:t xml:space="preserve"> </w:t>
+            </w:r>
+            <w:r>
+              <w:rPr>
+                <w:rFonts w:ascii="Source Sans 3" w:hAnsi="Source Sans 3"/>
+                <w:color w:val="2F3A2C"/>
+                <w:w w:val="90"/>
+                <w:sz w:val="20"/>
+                <w:szCs w:val="20"/>
+              </w:rPr>
+              <w:t xml:space="preserve">Cahokia was quite unusual </w:t>
+            </w:r>
+            <w:r>
+              <w:rPr>
+                <w:rFonts w:ascii="Source Sans 3" w:hAnsi="Source Sans 3"/>
+                <w:color w:val="2F3A2C"/>
+                <w:spacing w:val="-4"/>
+                <w:sz w:val="20"/>
+                <w:szCs w:val="20"/>
+              </w:rPr>
+              <w:t>compared</w:t>
+            </w:r>
+            <w:r>
+              <w:rPr>
+                <w:rFonts w:ascii="Source Sans 3" w:hAnsi="Source Sans 3"/>
+                <w:color w:val="2F3A2C"/>
+                <w:spacing w:val="-11"/>
+                <w:sz w:val="20"/>
+                <w:szCs w:val="20"/>
+              </w:rPr>
+              <w:t xml:space="preserve"> </w:t>
+            </w:r>
+            <w:r>
+              <w:rPr>
+                <w:rFonts w:ascii="Source Sans 3" w:hAnsi="Source Sans 3"/>
+                <w:color w:val="2F3A2C"/>
+                <w:spacing w:val="-4"/>
+                <w:sz w:val="20"/>
+                <w:szCs w:val="20"/>
+              </w:rPr>
+              <w:t>to</w:t>
+            </w:r>
+            <w:r>
+              <w:rPr>
+                <w:rFonts w:ascii="Source Sans 3" w:hAnsi="Source Sans 3"/>
+                <w:color w:val="2F3A2C"/>
+                <w:spacing w:val="-8"/>
+                <w:sz w:val="20"/>
+                <w:szCs w:val="20"/>
+              </w:rPr>
+              <w:t xml:space="preserve"> </w:t>
+            </w:r>
+            <w:r>
+              <w:rPr>
+                <w:rFonts w:ascii="Source Sans 3" w:hAnsi="Source Sans 3"/>
+                <w:color w:val="2F3A2C"/>
+                <w:spacing w:val="-4"/>
+                <w:sz w:val="20"/>
+                <w:szCs w:val="20"/>
+              </w:rPr>
+              <w:t>other</w:t>
+            </w:r>
+            <w:r>
+              <w:rPr>
+                <w:rFonts w:ascii="Source Sans 3" w:hAnsi="Source Sans 3"/>
+                <w:color w:val="2F3A2C"/>
+                <w:spacing w:val="-5"/>
+                <w:sz w:val="20"/>
+                <w:szCs w:val="20"/>
+              </w:rPr>
+              <w:t xml:space="preserve"> </w:t>
+            </w:r>
+            <w:r>
+              <w:rPr>
+                <w:rFonts w:ascii="Source Sans 3" w:hAnsi="Source Sans 3"/>
+                <w:color w:val="2F3A2C"/>
+                <w:spacing w:val="-4"/>
+                <w:sz w:val="20"/>
+                <w:szCs w:val="20"/>
+              </w:rPr>
+              <w:t>cities</w:t>
+            </w:r>
+            <w:r>
+              <w:rPr>
+                <w:rFonts w:ascii="Source Sans 3" w:hAnsi="Source Sans 3"/>
+                <w:color w:val="2F3A2C"/>
+                <w:spacing w:val="-9"/>
+                <w:sz w:val="20"/>
+                <w:szCs w:val="20"/>
+              </w:rPr>
+              <w:t xml:space="preserve"> </w:t>
+            </w:r>
+            <w:r>
+              <w:rPr>
+                <w:rFonts w:ascii="Source Sans 3" w:hAnsi="Source Sans 3"/>
+                <w:color w:val="2F3A2C"/>
+                <w:spacing w:val="-4"/>
+                <w:sz w:val="20"/>
+                <w:szCs w:val="20"/>
+              </w:rPr>
+              <w:t>around</w:t>
+            </w:r>
+            <w:r>
+              <w:rPr>
+                <w:rFonts w:ascii="Source Sans 3" w:hAnsi="Source Sans 3"/>
+                <w:color w:val="2F3A2C"/>
+                <w:spacing w:val="-7"/>
+                <w:sz w:val="20"/>
+                <w:szCs w:val="20"/>
+              </w:rPr>
+              <w:t xml:space="preserve"> </w:t>
+            </w:r>
+            <w:r>
+              <w:rPr>
+                <w:rFonts w:ascii="Source Sans 3" w:hAnsi="Source Sans 3"/>
+                <w:color w:val="2F3A2C"/>
+                <w:spacing w:val="-4"/>
+                <w:sz w:val="20"/>
+                <w:szCs w:val="20"/>
+              </w:rPr>
+              <w:t>at</w:t>
+            </w:r>
+            <w:r>
+              <w:rPr>
+                <w:rFonts w:ascii="Source Sans 3" w:hAnsi="Source Sans 3"/>
+                <w:color w:val="2F3A2C"/>
+                <w:spacing w:val="-8"/>
+                <w:sz w:val="20"/>
+                <w:szCs w:val="20"/>
+              </w:rPr>
+              <w:t xml:space="preserve"> </w:t>
+            </w:r>
+            <w:r>
+              <w:rPr>
+                <w:rFonts w:ascii="Source Sans 3" w:hAnsi="Source Sans 3"/>
+                <w:color w:val="2F3A2C"/>
+                <w:spacing w:val="-4"/>
+                <w:sz w:val="20"/>
+                <w:szCs w:val="20"/>
+              </w:rPr>
+              <w:t>the</w:t>
+            </w:r>
+            <w:r>
+              <w:rPr>
+                <w:rFonts w:ascii="Source Sans 3" w:hAnsi="Source Sans 3"/>
+                <w:color w:val="2F3A2C"/>
+                <w:spacing w:val="-10"/>
+                <w:sz w:val="20"/>
+                <w:szCs w:val="20"/>
+              </w:rPr>
+              <w:t xml:space="preserve"> </w:t>
+            </w:r>
+            <w:r>
+              <w:rPr>
+                <w:rFonts w:ascii="Source Sans 3" w:hAnsi="Source Sans 3"/>
+                <w:color w:val="2F3A2C"/>
+                <w:spacing w:val="-4"/>
+                <w:sz w:val="20"/>
+                <w:szCs w:val="20"/>
+              </w:rPr>
+              <w:t>same</w:t>
+            </w:r>
+            <w:r>
+              <w:rPr>
+                <w:rFonts w:ascii="Source Sans 3" w:hAnsi="Source Sans 3"/>
+                <w:color w:val="2F3A2C"/>
+                <w:spacing w:val="-9"/>
+                <w:sz w:val="20"/>
+                <w:szCs w:val="20"/>
+              </w:rPr>
+              <w:t xml:space="preserve"> </w:t>
+            </w:r>
+            <w:r>
+              <w:rPr>
+                <w:rFonts w:ascii="Source Sans 3" w:hAnsi="Source Sans 3"/>
+                <w:color w:val="2F3A2C"/>
+                <w:spacing w:val="-4"/>
+                <w:sz w:val="20"/>
+                <w:szCs w:val="20"/>
+              </w:rPr>
+              <w:t>time.</w:t>
+            </w:r>
+          </w:p>
+          <w:p>
+            <w:pPr>
+              <w:spacing w:before="2" w:line="223" w:lineRule="auto"/>
+              <w:ind w:right="199" w:firstLine="2"/>
+              <w:rPr>
+                <w:sz w:val="21"/>
+                <w:szCs w:val="21"/>
+              </w:rPr>
+            </w:pPr>
+            <w:r>
+              <w:rPr>
+                <w:rFonts w:ascii="Source Sans 3" w:hAnsi="Source Sans 3"/>
+                <w:color w:val="2F3A2C"/>
+                <w:spacing w:val="-2"/>
+                <w:sz w:val="20"/>
+                <w:szCs w:val="20"/>
+              </w:rPr>
+              <w:t>Archaeologists</w:t>
+            </w:r>
+            <w:r>
+              <w:rPr>
+                <w:rFonts w:ascii="Source Sans 3" w:hAnsi="Source Sans 3"/>
+                <w:color w:val="2F3A2C"/>
+                <w:spacing w:val="-16"/>
+                <w:sz w:val="20"/>
+                <w:szCs w:val="20"/>
+              </w:rPr>
+              <w:t xml:space="preserve"> </w:t>
+            </w:r>
+            <w:r>
+              <w:rPr>
+                <w:rFonts w:ascii="Source Sans 3" w:hAnsi="Source Sans 3"/>
+                <w:color w:val="2F3A2C"/>
+                <w:spacing w:val="-2"/>
+                <w:sz w:val="20"/>
+                <w:szCs w:val="20"/>
+              </w:rPr>
+              <w:t>working</w:t>
+            </w:r>
+            <w:r>
+              <w:rPr>
+                <w:rFonts w:ascii="Source Sans 3" w:hAnsi="Source Sans 3"/>
+                <w:color w:val="2F3A2C"/>
+                <w:spacing w:val="-10"/>
+                <w:sz w:val="20"/>
+                <w:szCs w:val="20"/>
+              </w:rPr>
+              <w:t xml:space="preserve"> </w:t>
+            </w:r>
+            <w:r>
+              <w:rPr>
+                <w:rFonts w:ascii="Source Sans 3" w:hAnsi="Source Sans 3"/>
+                <w:color w:val="2F3A2C"/>
+                <w:spacing w:val="-2"/>
+                <w:sz w:val="20"/>
+                <w:szCs w:val="20"/>
+              </w:rPr>
+              <w:t>on</w:t>
+            </w:r>
+            <w:r>
+              <w:rPr>
+                <w:rFonts w:ascii="Source Sans 3" w:hAnsi="Source Sans 3"/>
+                <w:color w:val="2F3A2C"/>
+                <w:spacing w:val="-10"/>
+                <w:sz w:val="20"/>
+                <w:szCs w:val="20"/>
+              </w:rPr>
+              <w:t xml:space="preserve"> </w:t>
+            </w:r>
+            <w:r>
+              <w:rPr>
+                <w:rFonts w:ascii="Source Sans 3" w:hAnsi="Source Sans 3"/>
+                <w:color w:val="2F3A2C"/>
+                <w:spacing w:val="-2"/>
+                <w:sz w:val="20"/>
+                <w:szCs w:val="20"/>
+              </w:rPr>
+              <w:t>the</w:t>
+            </w:r>
+            <w:r>
+              <w:rPr>
+                <w:rFonts w:ascii="Source Sans 3" w:hAnsi="Source Sans 3"/>
+                <w:color w:val="2F3A2C"/>
+                <w:spacing w:val="-11"/>
+                <w:sz w:val="20"/>
+                <w:szCs w:val="20"/>
+              </w:rPr>
+              <w:t xml:space="preserve"> </w:t>
+            </w:r>
+            <w:r>
+              <w:rPr>
+                <w:rFonts w:ascii="Source Sans 3" w:hAnsi="Source Sans 3"/>
+                <w:color w:val="2F3A2C"/>
+                <w:spacing w:val="-2"/>
+                <w:sz w:val="20"/>
+                <w:szCs w:val="20"/>
+              </w:rPr>
+              <w:t>site</w:t>
+            </w:r>
+            <w:r>
+              <w:rPr>
+                <w:rFonts w:ascii="Source Sans 3" w:hAnsi="Source Sans 3"/>
+                <w:color w:val="2F3A2C"/>
+                <w:spacing w:val="-14"/>
+                <w:sz w:val="20"/>
+                <w:szCs w:val="20"/>
+              </w:rPr>
+              <w:t xml:space="preserve"> </w:t>
+            </w:r>
+            <w:r>
+              <w:rPr>
+                <w:rFonts w:ascii="Source Sans 3" w:hAnsi="Source Sans 3"/>
+                <w:color w:val="2F3A2C"/>
+                <w:spacing w:val="-2"/>
+                <w:sz w:val="20"/>
+                <w:szCs w:val="20"/>
+              </w:rPr>
+              <w:t>have</w:t>
+            </w:r>
+            <w:r>
+              <w:rPr>
+                <w:rFonts w:ascii="Source Sans 3" w:hAnsi="Source Sans 3"/>
+                <w:color w:val="2F3A2C"/>
+                <w:spacing w:val="-10"/>
+                <w:sz w:val="20"/>
+                <w:szCs w:val="20"/>
+              </w:rPr>
+              <w:t xml:space="preserve"> </w:t>
+            </w:r>
+            <w:r>
+              <w:rPr>
+                <w:rFonts w:ascii="Source Sans 3" w:hAnsi="Source Sans 3"/>
+                <w:color w:val="2F3A2C"/>
+                <w:spacing w:val="-2"/>
+                <w:sz w:val="20"/>
+                <w:szCs w:val="20"/>
+              </w:rPr>
+              <w:t>found</w:t>
+            </w:r>
+            <w:r>
+              <w:rPr>
+                <w:rFonts w:ascii="Source Sans 3" w:hAnsi="Source Sans 3"/>
+                <w:color w:val="2F3A2C"/>
+                <w:spacing w:val="-15"/>
+                <w:sz w:val="20"/>
+                <w:szCs w:val="20"/>
+              </w:rPr>
+              <w:t xml:space="preserve"> </w:t>
+            </w:r>
+            <w:r>
+              <w:rPr>
+                <w:rFonts w:ascii="Source Sans 3" w:hAnsi="Source Sans 3"/>
+                <w:color w:val="2F3A2C"/>
+                <w:spacing w:val="-2"/>
+                <w:sz w:val="20"/>
+                <w:szCs w:val="20"/>
+              </w:rPr>
+              <w:t xml:space="preserve">enough </w:t>
+            </w:r>
+            <w:r>
+              <w:rPr>
+                <w:rFonts w:ascii="Source Sans 3" w:hAnsi="Source Sans 3"/>
+                <w:color w:val="2F3A2C"/>
+                <w:spacing w:val="-4"/>
+                <w:sz w:val="20"/>
+                <w:szCs w:val="20"/>
+              </w:rPr>
+              <w:t>evidence</w:t>
+            </w:r>
+            <w:r>
+              <w:rPr>
+                <w:rFonts w:ascii="Source Sans 3" w:hAnsi="Source Sans 3"/>
+                <w:color w:val="2F3A2C"/>
+                <w:spacing w:val="-8"/>
+                <w:sz w:val="20"/>
+                <w:szCs w:val="20"/>
+              </w:rPr>
+              <w:t xml:space="preserve"> </w:t>
+            </w:r>
+            <w:r>
+              <w:rPr>
+                <w:rFonts w:ascii="Source Sans 3" w:hAnsi="Source Sans 3"/>
+                <w:color w:val="2F3A2C"/>
+                <w:spacing w:val="-4"/>
+                <w:sz w:val="20"/>
+                <w:szCs w:val="20"/>
+              </w:rPr>
+              <w:t>over the</w:t>
+            </w:r>
+            <w:r>
+              <w:rPr>
+                <w:rFonts w:ascii="Source Sans 3" w:hAnsi="Source Sans 3"/>
+                <w:color w:val="2F3A2C"/>
+                <w:spacing w:val="-10"/>
+                <w:sz w:val="20"/>
+                <w:szCs w:val="20"/>
+              </w:rPr>
+              <w:t xml:space="preserve"> </w:t>
+            </w:r>
+            <w:r>
+              <w:rPr>
+                <w:rFonts w:ascii="Source Sans 3" w:hAnsi="Source Sans 3"/>
+                <w:color w:val="2F3A2C"/>
+                <w:spacing w:val="-4"/>
+                <w:sz w:val="20"/>
+                <w:szCs w:val="20"/>
+              </w:rPr>
+              <w:t>past</w:t>
+            </w:r>
+            <w:r>
+              <w:rPr>
+                <w:rFonts w:ascii="Source Sans 3" w:hAnsi="Source Sans 3"/>
+                <w:color w:val="2F3A2C"/>
+                <w:spacing w:val="-6"/>
+                <w:sz w:val="20"/>
+                <w:szCs w:val="20"/>
+              </w:rPr>
+              <w:t xml:space="preserve"> </w:t>
+            </w:r>
+            <w:r>
+              <w:rPr>
+                <w:rFonts w:ascii="Source Sans 3" w:hAnsi="Source Sans 3"/>
+                <w:color w:val="2F3A2C"/>
+                <w:spacing w:val="-4"/>
+                <w:sz w:val="20"/>
+                <w:szCs w:val="20"/>
+              </w:rPr>
+              <w:t>fifty</w:t>
+            </w:r>
+            <w:r>
+              <w:rPr>
+                <w:rFonts w:ascii="Source Sans 3" w:hAnsi="Source Sans 3"/>
+                <w:color w:val="2F3A2C"/>
+                <w:spacing w:val="-9"/>
+                <w:sz w:val="20"/>
+                <w:szCs w:val="20"/>
+              </w:rPr>
+              <w:t xml:space="preserve"> </w:t>
+            </w:r>
+            <w:r>
+              <w:rPr>
+                <w:rFonts w:ascii="Source Sans 3" w:hAnsi="Source Sans 3"/>
+                <w:color w:val="2F3A2C"/>
+                <w:spacing w:val="-4"/>
+                <w:sz w:val="20"/>
+                <w:szCs w:val="20"/>
+              </w:rPr>
+              <w:t>years</w:t>
+            </w:r>
+            <w:r>
+              <w:rPr>
+                <w:rFonts w:ascii="Source Sans 3" w:hAnsi="Source Sans 3"/>
+                <w:color w:val="2F3A2C"/>
+                <w:spacing w:val="-17"/>
+                <w:sz w:val="20"/>
+                <w:szCs w:val="20"/>
+              </w:rPr>
+              <w:t xml:space="preserve"> </w:t>
+            </w:r>
+            <w:r>
+              <w:rPr>
+                <w:rFonts w:ascii="Source Sans 3" w:hAnsi="Source Sans 3"/>
+                <w:color w:val="2F3A2C"/>
+                <w:spacing w:val="-4"/>
+                <w:sz w:val="20"/>
+                <w:szCs w:val="20"/>
+              </w:rPr>
+              <w:t>to</w:t>
+            </w:r>
+            <w:r>
+              <w:rPr>
+                <w:rFonts w:ascii="Source Sans 3" w:hAnsi="Source Sans 3"/>
+                <w:color w:val="2F3A2C"/>
+                <w:spacing w:val="-12"/>
+                <w:sz w:val="20"/>
+                <w:szCs w:val="20"/>
+              </w:rPr>
+              <w:t xml:space="preserve"> </w:t>
+            </w:r>
+            <w:r>
+              <w:rPr>
+                <w:rFonts w:ascii="Source Sans 3" w:hAnsi="Source Sans 3"/>
+                <w:color w:val="2F3A2C"/>
+                <w:spacing w:val="-4"/>
+                <w:sz w:val="20"/>
+                <w:szCs w:val="20"/>
+              </w:rPr>
+              <w:t>conclude</w:t>
+            </w:r>
+            <w:r>
+              <w:rPr>
+                <w:rFonts w:ascii="Source Sans 3" w:hAnsi="Source Sans 3"/>
+                <w:color w:val="2F3A2C"/>
+                <w:spacing w:val="-18"/>
+                <w:sz w:val="20"/>
+                <w:szCs w:val="20"/>
+              </w:rPr>
+              <w:t xml:space="preserve"> </w:t>
+            </w:r>
+            <w:r>
+              <w:rPr>
+                <w:rFonts w:ascii="Source Sans 3" w:hAnsi="Source Sans 3"/>
+                <w:color w:val="2F3A2C"/>
+                <w:spacing w:val="-4"/>
+                <w:sz w:val="20"/>
+                <w:szCs w:val="20"/>
+              </w:rPr>
+              <w:t>that,</w:t>
+            </w:r>
+            <w:r>
+              <w:rPr>
+                <w:rFonts w:ascii="Source Sans 3" w:hAnsi="Source Sans 3"/>
+                <w:color w:val="2F3A2C"/>
+                <w:sz w:val="20"/>
+                <w:szCs w:val="20"/>
+              </w:rPr>
+              <w:t xml:space="preserve"> </w:t>
+            </w:r>
+            <w:r>
+              <w:rPr>
+                <w:rFonts w:ascii="Source Sans 3" w:hAnsi="Source Sans 3"/>
+                <w:color w:val="2F3A2C"/>
+                <w:spacing w:val="-4"/>
+                <w:sz w:val="20"/>
+                <w:szCs w:val="20"/>
+              </w:rPr>
+              <w:t>at a certain</w:t>
+            </w:r>
+            <w:r>
+              <w:rPr>
+                <w:rFonts w:ascii="Source Sans 3" w:hAnsi="Source Sans 3"/>
+                <w:color w:val="2F3A2C"/>
+                <w:spacing w:val="-6"/>
+                <w:sz w:val="20"/>
+                <w:szCs w:val="20"/>
+              </w:rPr>
+              <w:t xml:space="preserve"> </w:t>
+            </w:r>
+            <w:r>
+              <w:rPr>
+                <w:rFonts w:ascii="Source Sans 3" w:hAnsi="Source Sans 3"/>
+                <w:color w:val="2F3A2C"/>
+                <w:spacing w:val="-4"/>
+                <w:sz w:val="20"/>
+                <w:szCs w:val="20"/>
+              </w:rPr>
+              <w:t>time,</w:t>
+            </w:r>
+            <w:r>
+              <w:rPr>
+                <w:rFonts w:ascii="Source Sans 3" w:hAnsi="Source Sans 3"/>
+                <w:color w:val="2F3A2C"/>
+                <w:sz w:val="20"/>
+                <w:szCs w:val="20"/>
+              </w:rPr>
+              <w:t xml:space="preserve"> </w:t>
+            </w:r>
+            <w:r>
+              <w:rPr>
+                <w:rFonts w:ascii="Source Sans 3" w:hAnsi="Source Sans 3"/>
+                <w:color w:val="2F3A2C"/>
+                <w:spacing w:val="-4"/>
+                <w:sz w:val="20"/>
+                <w:szCs w:val="20"/>
+              </w:rPr>
+              <w:t>around</w:t>
+            </w:r>
+            <w:r>
+              <w:rPr>
+                <w:rFonts w:ascii="Source Sans 3" w:hAnsi="Source Sans 3"/>
+                <w:color w:val="2F3A2C"/>
+                <w:spacing w:val="-12"/>
+                <w:sz w:val="20"/>
+                <w:szCs w:val="20"/>
+              </w:rPr>
+              <w:t xml:space="preserve"> </w:t>
+            </w:r>
+            <w:r>
+              <w:rPr>
+                <w:rFonts w:ascii="Source Sans 3" w:hAnsi="Source Sans 3"/>
+                <w:color w:val="2F3A2C"/>
+                <w:spacing w:val="-4"/>
+                <w:sz w:val="20"/>
+                <w:szCs w:val="20"/>
+              </w:rPr>
+              <w:t>35% of</w:t>
+            </w:r>
+            <w:r>
+              <w:rPr>
+                <w:rFonts w:ascii="Source Sans 3" w:hAnsi="Source Sans 3"/>
+                <w:color w:val="2F3A2C"/>
+                <w:spacing w:val="-7"/>
+                <w:sz w:val="20"/>
+                <w:szCs w:val="20"/>
+              </w:rPr>
+              <w:t xml:space="preserve"> </w:t>
+            </w:r>
+            <w:r>
+              <w:rPr>
+                <w:rFonts w:ascii="Source Sans 3" w:hAnsi="Source Sans 3"/>
+                <w:color w:val="2F3A2C"/>
+                <w:spacing w:val="-4"/>
+                <w:sz w:val="20"/>
+                <w:szCs w:val="20"/>
+              </w:rPr>
+              <w:t>the</w:t>
+            </w:r>
+            <w:r>
+              <w:rPr>
+                <w:rFonts w:ascii="Source Sans 3" w:hAnsi="Source Sans 3"/>
+                <w:color w:val="2F3A2C"/>
+                <w:spacing w:val="-13"/>
+                <w:sz w:val="20"/>
+                <w:szCs w:val="20"/>
+              </w:rPr>
+              <w:t xml:space="preserve"> </w:t>
+            </w:r>
+            <w:r>
+              <w:rPr>
+                <w:rFonts w:ascii="Source Sans 3" w:hAnsi="Source Sans 3"/>
+                <w:color w:val="2F3A2C"/>
+                <w:spacing w:val="-4"/>
+                <w:sz w:val="20"/>
+                <w:szCs w:val="20"/>
+              </w:rPr>
+              <w:t>population</w:t>
+            </w:r>
+            <w:r>
+              <w:rPr>
+                <w:rFonts w:ascii="Source Sans 3" w:hAnsi="Source Sans 3"/>
+                <w:color w:val="2F3A2C"/>
+                <w:spacing w:val="-8"/>
+                <w:sz w:val="20"/>
+                <w:szCs w:val="20"/>
+              </w:rPr>
+              <w:t xml:space="preserve"> </w:t>
+            </w:r>
+            <w:r>
+              <w:rPr>
+                <w:rFonts w:ascii="Source Sans 3" w:hAnsi="Source Sans 3"/>
+                <w:color w:val="2F3A2C"/>
+                <w:spacing w:val="-4"/>
+                <w:sz w:val="20"/>
+                <w:szCs w:val="20"/>
+              </w:rPr>
+              <w:t>were</w:t>
+            </w:r>
+            <w:r>
+              <w:rPr>
+                <w:rFonts w:ascii="Source Sans 3" w:hAnsi="Source Sans 3"/>
+                <w:color w:val="2F3A2C"/>
+                <w:spacing w:val="-12"/>
+                <w:sz w:val="20"/>
+                <w:szCs w:val="20"/>
+              </w:rPr>
+              <w:t xml:space="preserve"> </w:t>
+            </w:r>
+            <w:r>
+              <w:rPr>
+                <w:rFonts w:ascii="Source Sans 3" w:hAnsi="Source Sans 3"/>
+                <w:color w:val="2F3A2C"/>
+                <w:spacing w:val="-4"/>
+                <w:sz w:val="20"/>
+                <w:szCs w:val="20"/>
+              </w:rPr>
+              <w:t>not from</w:t>
+            </w:r>
+            <w:r>
+              <w:rPr>
+                <w:rFonts w:ascii="Source Sans 3" w:hAnsi="Source Sans 3"/>
+                <w:color w:val="2F3A2C"/>
+                <w:spacing w:val="-8"/>
+                <w:sz w:val="20"/>
+                <w:szCs w:val="20"/>
+              </w:rPr>
+              <w:t xml:space="preserve"> </w:t>
+            </w:r>
+            <w:r>
+              <w:rPr>
+                <w:rFonts w:ascii="Source Sans 3" w:hAnsi="Source Sans 3"/>
+                <w:color w:val="2F3A2C"/>
+                <w:spacing w:val="-4"/>
+                <w:sz w:val="20"/>
+                <w:szCs w:val="20"/>
+              </w:rPr>
+              <w:t>Cahokia</w:t>
+            </w:r>
+            <w:r>
+              <w:rPr>
+                <w:rFonts w:ascii="Source Sans 3" w:hAnsi="Source Sans 3"/>
+                <w:color w:val="2F3A2C"/>
+                <w:spacing w:val="-8"/>
+                <w:sz w:val="20"/>
+                <w:szCs w:val="20"/>
+              </w:rPr>
+              <w:t xml:space="preserve"> </w:t>
+            </w:r>
+            <w:r>
+              <w:rPr>
+                <w:rFonts w:ascii="Source Sans 3" w:hAnsi="Source Sans 3"/>
+                <w:color w:val="2F3A2C"/>
+                <w:spacing w:val="-4"/>
+                <w:sz w:val="20"/>
+                <w:szCs w:val="20"/>
+              </w:rPr>
+              <w:t>at</w:t>
+            </w:r>
+            <w:r>
+              <w:rPr>
+                <w:rFonts w:ascii="Source Sans 3" w:hAnsi="Source Sans 3"/>
+                <w:color w:val="2F3A2C"/>
+                <w:spacing w:val="-8"/>
+                <w:sz w:val="20"/>
+                <w:szCs w:val="20"/>
+              </w:rPr>
+              <w:t xml:space="preserve"> </w:t>
+            </w:r>
+            <w:r>
+              <w:rPr>
+                <w:rFonts w:ascii="Source Sans 3" w:hAnsi="Source Sans 3"/>
+                <w:color w:val="2F3A2C"/>
+                <w:spacing w:val="-4"/>
+                <w:sz w:val="20"/>
+                <w:szCs w:val="20"/>
+              </w:rPr>
+              <w:t>all;</w:t>
+            </w:r>
+            <w:r>
+              <w:rPr>
+                <w:rFonts w:ascii="Source Sans 3" w:hAnsi="Source Sans 3"/>
+                <w:color w:val="2F3A2C"/>
+                <w:spacing w:val="-8"/>
+                <w:sz w:val="20"/>
+                <w:szCs w:val="20"/>
+              </w:rPr>
+              <w:t xml:space="preserve"> </w:t>
+            </w:r>
+            <w:r>
+              <w:rPr>
+                <w:rFonts w:ascii="Source Sans 3" w:hAnsi="Source Sans 3"/>
+                <w:color w:val="2F3A2C"/>
+                <w:spacing w:val="-4"/>
+                <w:sz w:val="20"/>
+                <w:szCs w:val="20"/>
+              </w:rPr>
+              <w:t>it</w:t>
+            </w:r>
+            <w:r>
+              <w:rPr>
+                <w:rFonts w:ascii="Source Sans 3" w:hAnsi="Source Sans 3"/>
+                <w:color w:val="2F3A2C"/>
+                <w:spacing w:val="-12"/>
+                <w:sz w:val="20"/>
+                <w:szCs w:val="20"/>
+              </w:rPr>
+              <w:t xml:space="preserve"> </w:t>
+            </w:r>
+            <w:r>
+              <w:rPr>
+                <w:rFonts w:ascii="Source Sans 3" w:hAnsi="Source Sans 3"/>
+                <w:color w:val="2F3A2C"/>
+                <w:spacing w:val="-4"/>
+                <w:sz w:val="20"/>
+                <w:szCs w:val="20"/>
+              </w:rPr>
+              <w:t>seems</w:t>
+            </w:r>
+            <w:r>
+              <w:rPr>
+                <w:rFonts w:ascii="Source Sans 3" w:hAnsi="Source Sans 3"/>
+                <w:color w:val="2F3A2C"/>
+                <w:spacing w:val="-11"/>
+                <w:sz w:val="20"/>
+                <w:szCs w:val="20"/>
+              </w:rPr>
+              <w:t xml:space="preserve"> </w:t>
+            </w:r>
+            <w:r>
+              <w:rPr>
+                <w:rFonts w:ascii="Source Sans 3" w:hAnsi="Source Sans 3"/>
+                <w:color w:val="2F3A2C"/>
+                <w:spacing w:val="-4"/>
+                <w:sz w:val="20"/>
+                <w:szCs w:val="20"/>
+              </w:rPr>
+              <w:t>that</w:t>
+            </w:r>
+            <w:r>
+              <w:rPr>
+                <w:rFonts w:ascii="Source Sans 3" w:hAnsi="Source Sans 3"/>
+                <w:color w:val="2F3A2C"/>
+                <w:spacing w:val="-9"/>
+                <w:sz w:val="20"/>
+                <w:szCs w:val="20"/>
+              </w:rPr>
+              <w:t xml:space="preserve"> </w:t>
+            </w:r>
+            <w:r>
+              <w:rPr>
+                <w:rFonts w:ascii="Source Sans 3" w:hAnsi="Source Sans 3"/>
+                <w:color w:val="2F3A2C"/>
+                <w:spacing w:val="-4"/>
+                <w:sz w:val="20"/>
+                <w:szCs w:val="20"/>
+              </w:rPr>
+              <w:t>many</w:t>
+            </w:r>
+            <w:r>
+              <w:rPr>
+                <w:rFonts w:ascii="Source Sans 3" w:hAnsi="Source Sans 3"/>
+                <w:color w:val="2F3A2C"/>
+                <w:spacing w:val="-10"/>
+                <w:sz w:val="20"/>
+                <w:szCs w:val="20"/>
+              </w:rPr>
+              <w:t xml:space="preserve"> </w:t>
+            </w:r>
+            <w:r>
+              <w:rPr>
+                <w:rFonts w:ascii="Source Sans 3" w:hAnsi="Source Sans 3"/>
+                <w:color w:val="2F3A2C"/>
+                <w:spacing w:val="-4"/>
+                <w:sz w:val="20"/>
+                <w:szCs w:val="20"/>
+              </w:rPr>
+              <w:t>of</w:t>
+            </w:r>
+            <w:r>
+              <w:rPr>
+                <w:rFonts w:ascii="Source Sans 3" w:hAnsi="Source Sans 3"/>
+                <w:color w:val="2F3A2C"/>
+                <w:spacing w:val="-10"/>
+                <w:sz w:val="20"/>
+                <w:szCs w:val="20"/>
+              </w:rPr>
+              <w:t xml:space="preserve"> </w:t>
+            </w:r>
+            <w:r>
+              <w:rPr>
+                <w:rFonts w:ascii="Source Sans 3" w:hAnsi="Source Sans 3"/>
+                <w:color w:val="2F3A2C"/>
+                <w:spacing w:val="-4"/>
+                <w:sz w:val="20"/>
+                <w:szCs w:val="20"/>
+              </w:rPr>
+              <w:t>the</w:t>
+            </w:r>
+            <w:r>
+              <w:rPr>
+                <w:rFonts w:ascii="Source Sans 3" w:hAnsi="Source Sans 3"/>
+                <w:color w:val="2F3A2C"/>
+                <w:spacing w:val="-10"/>
+                <w:sz w:val="20"/>
+                <w:szCs w:val="20"/>
+              </w:rPr>
+              <w:t xml:space="preserve"> </w:t>
+            </w:r>
+            <w:r>
+              <w:rPr>
+                <w:rFonts w:ascii="Source Sans 3" w:hAnsi="Source Sans 3"/>
+                <w:color w:val="2F3A2C"/>
+                <w:spacing w:val="-4"/>
+                <w:sz w:val="20"/>
+                <w:szCs w:val="20"/>
+              </w:rPr>
+              <w:t>tribes</w:t>
+            </w:r>
+            <w:r>
+              <w:rPr>
+                <w:rFonts w:ascii="Source Sans 3" w:hAnsi="Source Sans 3"/>
+                <w:color w:val="2F3A2C"/>
+                <w:spacing w:val="-14"/>
+                <w:sz w:val="20"/>
+                <w:szCs w:val="20"/>
+              </w:rPr>
+              <w:t xml:space="preserve"> </w:t>
+            </w:r>
+            <w:r>
+              <w:rPr>
+                <w:rFonts w:ascii="Source Sans 3" w:hAnsi="Source Sans 3"/>
+                <w:color w:val="2F3A2C"/>
+                <w:spacing w:val="-4"/>
+                <w:sz w:val="20"/>
+                <w:szCs w:val="20"/>
+              </w:rPr>
+              <w:t>that lived</w:t>
+            </w:r>
+            <w:r>
+              <w:rPr>
+                <w:rFonts w:ascii="Source Sans 3" w:hAnsi="Source Sans 3"/>
+                <w:color w:val="2F3A2C"/>
+                <w:spacing w:val="-6"/>
+                <w:sz w:val="20"/>
+                <w:szCs w:val="20"/>
+              </w:rPr>
+              <w:t xml:space="preserve"> </w:t>
+            </w:r>
+            <w:r>
+              <w:rPr>
+                <w:rFonts w:ascii="Source Sans 3" w:hAnsi="Source Sans 3"/>
+                <w:color w:val="2F3A2C"/>
+                <w:spacing w:val="-4"/>
+                <w:sz w:val="20"/>
+                <w:szCs w:val="20"/>
+              </w:rPr>
+              <w:t xml:space="preserve">all </w:t>
+            </w:r>
+            <w:r>
+              <w:rPr>
+                <w:rFonts w:ascii="Source Sans 3" w:hAnsi="Source Sans 3"/>
+                <w:color w:val="2E392B"/>
+                <w:spacing w:val="-4"/>
+                <w:sz w:val="20"/>
+                <w:szCs w:val="20"/>
+              </w:rPr>
+              <w:t>along</w:t>
+            </w:r>
+            <w:r>
+              <w:rPr>
+                <w:rFonts w:ascii="Source Sans 3" w:hAnsi="Source Sans 3"/>
+                <w:color w:val="2F3A2C"/>
+                <w:spacing w:val="-6"/>
+                <w:sz w:val="20"/>
+                <w:szCs w:val="20"/>
+              </w:rPr>
+              <w:t xml:space="preserve"> </w:t>
+            </w:r>
+            <w:r>
+              <w:rPr>
+                <w:rFonts w:ascii="Source Sans 3" w:hAnsi="Source Sans 3"/>
+                <w:color w:val="2F3A2C"/>
+                <w:spacing w:val="-4"/>
+                <w:sz w:val="20"/>
+                <w:szCs w:val="20"/>
+              </w:rPr>
+              <w:t>the</w:t>
+            </w:r>
+            <w:r>
+              <w:rPr>
+                <w:rFonts w:ascii="Source Sans 3" w:hAnsi="Source Sans 3"/>
+                <w:color w:val="2F3A2C"/>
+                <w:spacing w:val="-6"/>
+                <w:sz w:val="20"/>
+                <w:szCs w:val="20"/>
+              </w:rPr>
+              <w:t xml:space="preserve"> </w:t>
+            </w:r>
+            <w:r>
+              <w:rPr>
+                <w:rFonts w:ascii="Source Sans 3" w:hAnsi="Source Sans 3"/>
+                <w:color w:val="2F3A2C"/>
+                <w:spacing w:val="-4"/>
+                <w:sz w:val="20"/>
+                <w:szCs w:val="20"/>
+              </w:rPr>
+              <w:t>Mississippi River</w:t>
+            </w:r>
+            <w:r>
+              <w:rPr>
+                <w:rFonts w:ascii="Source Sans 3" w:hAnsi="Source Sans 3"/>
+                <w:color w:val="2F3A2C"/>
+                <w:spacing w:val="-5"/>
+                <w:sz w:val="20"/>
+                <w:szCs w:val="20"/>
+              </w:rPr>
+              <w:t xml:space="preserve"> </w:t>
+            </w:r>
+            <w:r>
+              <w:rPr>
+                <w:rFonts w:ascii="Source Sans 3" w:hAnsi="Source Sans 3"/>
+                <w:color w:val="2F3A2C"/>
+                <w:spacing w:val="-4"/>
+                <w:sz w:val="20"/>
+                <w:szCs w:val="20"/>
+              </w:rPr>
+              <w:t>at</w:t>
+            </w:r>
+            <w:r>
+              <w:rPr>
+                <w:rFonts w:ascii="Source Sans 3" w:hAnsi="Source Sans 3"/>
+                <w:color w:val="2F3A2C"/>
+                <w:spacing w:val="-7"/>
+                <w:sz w:val="20"/>
+                <w:szCs w:val="20"/>
+              </w:rPr>
+              <w:t xml:space="preserve"> </w:t>
+            </w:r>
+            <w:r>
+              <w:rPr>
+                <w:rFonts w:ascii="Source Sans 3" w:hAnsi="Source Sans 3"/>
+                <w:color w:val="2F3A2C"/>
+                <w:spacing w:val="-4"/>
+                <w:sz w:val="20"/>
+                <w:szCs w:val="20"/>
+              </w:rPr>
+              <w:t>some</w:t>
+            </w:r>
+            <w:r>
+              <w:rPr>
+                <w:rFonts w:ascii="Source Sans 3" w:hAnsi="Source Sans 3"/>
+                <w:color w:val="2F3A2C"/>
+                <w:spacing w:val="-11"/>
+                <w:sz w:val="20"/>
+                <w:szCs w:val="20"/>
+              </w:rPr>
+              <w:t xml:space="preserve"> </w:t>
+            </w:r>
+            <w:r>
+              <w:rPr>
+                <w:rFonts w:ascii="Source Sans 3" w:hAnsi="Source Sans 3"/>
+                <w:color w:val="2F3A2C"/>
+                <w:spacing w:val="-4"/>
+                <w:sz w:val="20"/>
+                <w:szCs w:val="20"/>
+              </w:rPr>
+              <w:t>point</w:t>
+            </w:r>
+            <w:r>
+              <w:rPr>
+                <w:rFonts w:ascii="Source Sans 3" w:hAnsi="Source Sans 3"/>
+                <w:color w:val="2F3A2C"/>
+                <w:spacing w:val="-7"/>
+                <w:sz w:val="20"/>
+                <w:szCs w:val="20"/>
+              </w:rPr>
+              <w:t xml:space="preserve"> </w:t>
+            </w:r>
+            <w:r>
+              <w:rPr>
+                <w:rFonts w:ascii="Source Sans 3" w:hAnsi="Source Sans 3"/>
+                <w:color w:val="2F3A2C"/>
+                <w:spacing w:val="-4"/>
+                <w:sz w:val="20"/>
+                <w:szCs w:val="20"/>
+              </w:rPr>
+              <w:lastRenderedPageBreak/>
+              <w:t xml:space="preserve">began </w:t>
+            </w:r>
+            <w:r>
+              <w:rPr>
+                <w:rFonts w:ascii="Source Sans 3" w:hAnsi="Source Sans 3"/>
+                <w:color w:val="2F3A2C"/>
+                <w:spacing w:val="-2"/>
+                <w:sz w:val="20"/>
+                <w:szCs w:val="20"/>
+              </w:rPr>
+              <w:t>to</w:t>
+            </w:r>
+            <w:r>
+              <w:rPr>
+                <w:rFonts w:ascii="Source Sans 3" w:hAnsi="Source Sans 3"/>
+                <w:color w:val="2F3A2C"/>
+                <w:spacing w:val="-12"/>
+                <w:sz w:val="20"/>
+                <w:szCs w:val="20"/>
+              </w:rPr>
+              <w:t xml:space="preserve"> </w:t>
+            </w:r>
+            <w:r>
+              <w:rPr>
+                <w:rFonts w:ascii="Source Sans 3" w:hAnsi="Source Sans 3"/>
+                <w:color w:val="2F3A2C"/>
+                <w:spacing w:val="-2"/>
+                <w:sz w:val="20"/>
+                <w:szCs w:val="20"/>
+              </w:rPr>
+              <w:t>relocate</w:t>
+            </w:r>
+            <w:r>
+              <w:rPr>
+                <w:rFonts w:ascii="Source Sans 3" w:hAnsi="Source Sans 3"/>
+                <w:color w:val="2F3A2C"/>
+                <w:spacing w:val="-10"/>
+                <w:sz w:val="20"/>
+                <w:szCs w:val="20"/>
+              </w:rPr>
+              <w:t xml:space="preserve"> </w:t>
+            </w:r>
+            <w:r>
+              <w:rPr>
+                <w:rFonts w:ascii="Source Sans 3" w:hAnsi="Source Sans 3"/>
+                <w:color w:val="2F3A2C"/>
+                <w:spacing w:val="-2"/>
+                <w:sz w:val="20"/>
+                <w:szCs w:val="20"/>
+              </w:rPr>
+              <w:t>to</w:t>
+            </w:r>
+            <w:r>
+              <w:rPr>
+                <w:rFonts w:ascii="Source Sans 3" w:hAnsi="Source Sans 3"/>
+                <w:color w:val="2F3A2C"/>
+                <w:spacing w:val="-10"/>
+                <w:sz w:val="20"/>
+                <w:szCs w:val="20"/>
+              </w:rPr>
+              <w:t xml:space="preserve"> </w:t>
+            </w:r>
+            <w:r>
+              <w:rPr>
+                <w:rFonts w:ascii="Source Sans 3" w:hAnsi="Source Sans 3"/>
+                <w:color w:val="2F3A2C"/>
+                <w:spacing w:val="-2"/>
+                <w:sz w:val="20"/>
+                <w:szCs w:val="20"/>
+              </w:rPr>
+              <w:t>Cahokia.</w:t>
+            </w:r>
+            <w:r>
+              <w:rPr>
+                <w:rFonts w:ascii="Source Sans 3" w:hAnsi="Source Sans 3"/>
+                <w:color w:val="2F3A2C"/>
+                <w:spacing w:val="-10"/>
+                <w:sz w:val="20"/>
+                <w:szCs w:val="20"/>
+              </w:rPr>
+              <w:t xml:space="preserve"> </w:t>
+            </w:r>
+            <w:r>
+              <w:rPr>
+                <w:rFonts w:ascii="Source Sans 3" w:hAnsi="Source Sans 3"/>
+                <w:color w:val="2F3A2C"/>
+                <w:spacing w:val="-2"/>
+                <w:sz w:val="20"/>
+                <w:szCs w:val="20"/>
+              </w:rPr>
+              <w:t>These</w:t>
+            </w:r>
+            <w:r>
+              <w:rPr>
+                <w:rFonts w:ascii="Source Sans 3" w:hAnsi="Source Sans 3"/>
+                <w:color w:val="2F3A2C"/>
+                <w:spacing w:val="-22"/>
+                <w:sz w:val="20"/>
+                <w:szCs w:val="20"/>
+              </w:rPr>
+              <w:t xml:space="preserve"> </w:t>
+            </w:r>
+            <w:r>
+              <w:rPr>
+                <w:rFonts w:ascii="Source Sans 3" w:hAnsi="Source Sans 3"/>
+                <w:color w:val="2F3A2C"/>
+                <w:spacing w:val="-2"/>
+                <w:sz w:val="20"/>
+                <w:szCs w:val="20"/>
+              </w:rPr>
+              <w:t>researchers</w:t>
+            </w:r>
+            <w:r>
+              <w:rPr>
+                <w:rFonts w:ascii="Source Sans 3" w:hAnsi="Source Sans 3"/>
+                <w:color w:val="2F3A2C"/>
+                <w:spacing w:val="-25"/>
+                <w:sz w:val="20"/>
+                <w:szCs w:val="20"/>
+              </w:rPr>
+              <w:t xml:space="preserve"> </w:t>
+            </w:r>
+            <w:r>
+              <w:rPr>
+                <w:rFonts w:ascii="Source Sans 3" w:hAnsi="Source Sans 3"/>
+                <w:color w:val="2F3A2C"/>
+                <w:spacing w:val="-2"/>
+                <w:sz w:val="20"/>
+                <w:szCs w:val="20"/>
+              </w:rPr>
+              <w:t>have</w:t>
+            </w:r>
+            <w:r>
+              <w:rPr>
+                <w:rFonts w:ascii="Source Sans 3" w:hAnsi="Source Sans 3"/>
+                <w:color w:val="2F3A2C"/>
+                <w:spacing w:val="-10"/>
+                <w:sz w:val="20"/>
+                <w:szCs w:val="20"/>
+              </w:rPr>
+              <w:t xml:space="preserve"> </w:t>
+            </w:r>
+            <w:r>
+              <w:rPr>
+                <w:rFonts w:ascii="Source Sans 3" w:hAnsi="Source Sans 3"/>
+                <w:color w:val="2F3A2C"/>
+                <w:spacing w:val="-2"/>
+                <w:sz w:val="20"/>
+                <w:szCs w:val="20"/>
+              </w:rPr>
+              <w:t xml:space="preserve">been </w:t>
+            </w:r>
+            <w:r>
+              <w:rPr>
+                <w:rFonts w:ascii="Source Sans 3" w:hAnsi="Source Sans 3"/>
+                <w:color w:val="2F3A2C"/>
+                <w:spacing w:val="-4"/>
+                <w:sz w:val="20"/>
+                <w:szCs w:val="20"/>
+              </w:rPr>
+              <w:t>unable</w:t>
+            </w:r>
+            <w:r>
+              <w:rPr>
+                <w:rFonts w:ascii="Source Sans 3" w:hAnsi="Source Sans 3"/>
+                <w:color w:val="2F3A2C"/>
+                <w:spacing w:val="-10"/>
+                <w:sz w:val="20"/>
+                <w:szCs w:val="20"/>
+              </w:rPr>
+              <w:t xml:space="preserve"> </w:t>
+            </w:r>
+            <w:r>
+              <w:rPr>
+                <w:rFonts w:ascii="Source Sans 3" w:hAnsi="Source Sans 3"/>
+                <w:color w:val="2F3A2C"/>
+                <w:spacing w:val="-4"/>
+                <w:sz w:val="20"/>
+                <w:szCs w:val="20"/>
+              </w:rPr>
+              <w:t>to</w:t>
+            </w:r>
+            <w:r>
+              <w:rPr>
+                <w:rFonts w:ascii="Source Sans 3" w:hAnsi="Source Sans 3"/>
+                <w:color w:val="2F3A2C"/>
+                <w:spacing w:val="-9"/>
+                <w:sz w:val="20"/>
+                <w:szCs w:val="20"/>
+              </w:rPr>
+              <w:t xml:space="preserve"> </w:t>
+            </w:r>
+            <w:r>
+              <w:rPr>
+                <w:rFonts w:ascii="Source Sans 3" w:hAnsi="Source Sans 3"/>
+                <w:color w:val="2F3A2C"/>
+                <w:spacing w:val="-4"/>
+                <w:sz w:val="20"/>
+                <w:szCs w:val="20"/>
+              </w:rPr>
+              <w:t>find</w:t>
+            </w:r>
+            <w:r>
+              <w:rPr>
+                <w:rFonts w:ascii="Source Sans 3" w:hAnsi="Source Sans 3"/>
+                <w:color w:val="2F3A2C"/>
+                <w:spacing w:val="-13"/>
+                <w:sz w:val="20"/>
+                <w:szCs w:val="20"/>
+              </w:rPr>
+              <w:t xml:space="preserve"> </w:t>
+            </w:r>
+            <w:r>
+              <w:rPr>
+                <w:rFonts w:ascii="Source Sans 3" w:hAnsi="Source Sans 3"/>
+                <w:color w:val="2F3A2C"/>
+                <w:spacing w:val="-4"/>
+                <w:sz w:val="20"/>
+                <w:szCs w:val="20"/>
+              </w:rPr>
+              <w:t>more</w:t>
+            </w:r>
+            <w:r>
+              <w:rPr>
+                <w:rFonts w:ascii="Source Sans 3" w:hAnsi="Source Sans 3"/>
+                <w:color w:val="2F3A2C"/>
+                <w:spacing w:val="-10"/>
+                <w:sz w:val="20"/>
+                <w:szCs w:val="20"/>
+              </w:rPr>
+              <w:t xml:space="preserve"> </w:t>
+            </w:r>
+            <w:r>
+              <w:rPr>
+                <w:rFonts w:ascii="Source Sans 3" w:hAnsi="Source Sans 3"/>
+                <w:color w:val="2F3A2C"/>
+                <w:spacing w:val="-4"/>
+                <w:sz w:val="20"/>
+                <w:szCs w:val="20"/>
+              </w:rPr>
+              <w:t>than</w:t>
+            </w:r>
+            <w:r>
+              <w:rPr>
+                <w:rFonts w:ascii="Source Sans 3" w:hAnsi="Source Sans 3"/>
+                <w:color w:val="2F3A2C"/>
+                <w:spacing w:val="-8"/>
+                <w:sz w:val="20"/>
+                <w:szCs w:val="20"/>
+              </w:rPr>
+              <w:t xml:space="preserve"> </w:t>
+            </w:r>
+            <w:r>
+              <w:rPr>
+                <w:rFonts w:ascii="Source Sans 3" w:hAnsi="Source Sans 3"/>
+                <w:color w:val="2F3A2C"/>
+                <w:spacing w:val="-4"/>
+                <w:sz w:val="20"/>
+                <w:szCs w:val="20"/>
+              </w:rPr>
+              <w:t>a</w:t>
+            </w:r>
+            <w:r>
+              <w:rPr>
+                <w:rFonts w:ascii="Source Sans 3" w:hAnsi="Source Sans 3"/>
+                <w:color w:val="2F3A2C"/>
+                <w:spacing w:val="-13"/>
+                <w:sz w:val="20"/>
+                <w:szCs w:val="20"/>
+              </w:rPr>
+              <w:t xml:space="preserve"> </w:t>
+            </w:r>
+            <w:r>
+              <w:rPr>
+                <w:rFonts w:ascii="Source Sans 3" w:hAnsi="Source Sans 3"/>
+                <w:color w:val="2F3A2C"/>
+                <w:spacing w:val="-4"/>
+                <w:sz w:val="20"/>
+                <w:szCs w:val="20"/>
+              </w:rPr>
+              <w:t>handful</w:t>
+            </w:r>
+            <w:r>
+              <w:rPr>
+                <w:rFonts w:ascii="Source Sans 3" w:hAnsi="Source Sans 3"/>
+                <w:color w:val="2F3A2C"/>
+                <w:spacing w:val="-11"/>
+                <w:sz w:val="20"/>
+                <w:szCs w:val="20"/>
+              </w:rPr>
+              <w:t xml:space="preserve"> </w:t>
+            </w:r>
+            <w:r>
+              <w:rPr>
+                <w:rFonts w:ascii="Source Sans 3" w:hAnsi="Source Sans 3"/>
+                <w:color w:val="2F3A2C"/>
+                <w:spacing w:val="-4"/>
+                <w:sz w:val="20"/>
+                <w:szCs w:val="20"/>
+              </w:rPr>
+              <w:t>of</w:t>
+            </w:r>
+            <w:r>
+              <w:rPr>
+                <w:rFonts w:ascii="Source Sans 3" w:hAnsi="Source Sans 3"/>
+                <w:color w:val="2F3A2C"/>
+                <w:spacing w:val="-11"/>
+                <w:sz w:val="20"/>
+                <w:szCs w:val="20"/>
+              </w:rPr>
+              <w:t xml:space="preserve"> </w:t>
+            </w:r>
+            <w:r>
+              <w:rPr>
+                <w:rFonts w:ascii="Source Sans 3" w:hAnsi="Source Sans 3"/>
+                <w:color w:val="2F3A2C"/>
+                <w:spacing w:val="-4"/>
+                <w:sz w:val="20"/>
+                <w:szCs w:val="20"/>
+              </w:rPr>
+              <w:t>other</w:t>
+            </w:r>
+            <w:r>
+              <w:rPr>
+                <w:rFonts w:ascii="Source Sans 3" w:hAnsi="Source Sans 3"/>
+                <w:color w:val="2F3A2C"/>
+                <w:spacing w:val="-10"/>
+                <w:sz w:val="20"/>
+                <w:szCs w:val="20"/>
+              </w:rPr>
+              <w:t xml:space="preserve"> </w:t>
+            </w:r>
+            <w:r>
+              <w:rPr>
+                <w:rFonts w:ascii="Source Sans 3" w:hAnsi="Source Sans 3"/>
+                <w:color w:val="2F3A2C"/>
+                <w:spacing w:val="-4"/>
+                <w:sz w:val="20"/>
+                <w:szCs w:val="20"/>
+              </w:rPr>
+              <w:t>examples</w:t>
+            </w:r>
+            <w:r>
+              <w:rPr>
+                <w:rFonts w:ascii="Source Sans 3" w:hAnsi="Source Sans 3"/>
+                <w:color w:val="2F3A2C"/>
+                <w:spacing w:val="-15"/>
+                <w:sz w:val="20"/>
+                <w:szCs w:val="20"/>
+              </w:rPr>
+              <w:t xml:space="preserve"> </w:t>
+            </w:r>
+            <w:r>
+              <w:rPr>
+                <w:rFonts w:ascii="Source Sans 3" w:hAnsi="Source Sans 3"/>
+                <w:color w:val="2F3A2C"/>
+                <w:spacing w:val="-4"/>
+                <w:sz w:val="20"/>
+                <w:szCs w:val="20"/>
+              </w:rPr>
+              <w:t xml:space="preserve">of </w:t>
+            </w:r>
+            <w:r>
+              <w:rPr>
+                <w:rFonts w:ascii="Source Sans 3" w:hAnsi="Source Sans 3"/>
+                <w:color w:val="2F3A2C"/>
+                <w:spacing w:val="-2"/>
+                <w:sz w:val="20"/>
+                <w:szCs w:val="20"/>
+              </w:rPr>
+              <w:t>such</w:t>
+            </w:r>
+            <w:r>
+              <w:rPr>
+                <w:rFonts w:ascii="Source Sans 3" w:hAnsi="Source Sans 3"/>
+                <w:color w:val="2F3A2C"/>
+                <w:spacing w:val="-12"/>
+                <w:sz w:val="20"/>
+                <w:szCs w:val="20"/>
+              </w:rPr>
+              <w:t xml:space="preserve"> </w:t>
+            </w:r>
+            <w:r>
+              <w:rPr>
+                <w:rFonts w:ascii="Source Sans 3" w:hAnsi="Source Sans 3"/>
+                <w:color w:val="2F3A2C"/>
+                <w:spacing w:val="-2"/>
+                <w:sz w:val="20"/>
+                <w:szCs w:val="20"/>
+              </w:rPr>
+              <w:t>relocation</w:t>
+            </w:r>
+            <w:r>
+              <w:rPr>
+                <w:rFonts w:ascii="Source Sans 3" w:hAnsi="Source Sans 3"/>
+                <w:color w:val="2F3A2C"/>
+                <w:spacing w:val="-12"/>
+                <w:sz w:val="20"/>
+                <w:szCs w:val="20"/>
+              </w:rPr>
+              <w:t xml:space="preserve"> </w:t>
+            </w:r>
+            <w:r>
+              <w:rPr>
+                <w:rFonts w:ascii="Source Sans 3" w:hAnsi="Source Sans 3"/>
+                <w:color w:val="2F3A2C"/>
+                <w:spacing w:val="-2"/>
+                <w:sz w:val="20"/>
+                <w:szCs w:val="20"/>
+              </w:rPr>
+              <w:t>of</w:t>
+            </w:r>
+            <w:r>
+              <w:rPr>
+                <w:rFonts w:ascii="Source Sans 3" w:hAnsi="Source Sans 3"/>
+                <w:color w:val="2F3A2C"/>
+                <w:spacing w:val="-10"/>
+                <w:sz w:val="20"/>
+                <w:szCs w:val="20"/>
+              </w:rPr>
+              <w:t xml:space="preserve"> </w:t>
+            </w:r>
+            <w:r>
+              <w:rPr>
+                <w:rFonts w:ascii="Source Sans 3" w:hAnsi="Source Sans 3"/>
+                <w:color w:val="2F3A2C"/>
+                <w:spacing w:val="-2"/>
+                <w:sz w:val="20"/>
+                <w:szCs w:val="20"/>
+              </w:rPr>
+              <w:t>tribes,</w:t>
+            </w:r>
+            <w:r>
+              <w:rPr>
+                <w:rFonts w:ascii="Source Sans 3" w:hAnsi="Source Sans 3"/>
+                <w:color w:val="2F3A2C"/>
+                <w:spacing w:val="-10"/>
+                <w:sz w:val="20"/>
+                <w:szCs w:val="20"/>
+              </w:rPr>
+              <w:t xml:space="preserve"> </w:t>
+            </w:r>
+            <w:r>
+              <w:rPr>
+                <w:rFonts w:ascii="Source Sans 3" w:hAnsi="Source Sans 3"/>
+                <w:color w:val="2F3A2C"/>
+                <w:spacing w:val="-2"/>
+                <w:sz w:val="20"/>
+                <w:szCs w:val="20"/>
+              </w:rPr>
+              <w:t>but</w:t>
+            </w:r>
+            <w:r>
+              <w:rPr>
+                <w:rFonts w:ascii="Source Sans 3" w:hAnsi="Source Sans 3"/>
+                <w:color w:val="2F3A2C"/>
+                <w:spacing w:val="-10"/>
+                <w:sz w:val="20"/>
+                <w:szCs w:val="20"/>
+              </w:rPr>
+              <w:t xml:space="preserve"> </w:t>
+            </w:r>
+            <w:r>
+              <w:rPr>
+                <w:rFonts w:ascii="Source Sans 3" w:hAnsi="Source Sans 3"/>
+                <w:color w:val="2F3A2C"/>
+                <w:spacing w:val="-2"/>
+                <w:sz w:val="20"/>
+                <w:szCs w:val="20"/>
+              </w:rPr>
+              <w:t>they</w:t>
+            </w:r>
+            <w:r>
+              <w:rPr>
+                <w:rFonts w:ascii="Source Sans 3" w:hAnsi="Source Sans 3"/>
+                <w:color w:val="2F3A2C"/>
+                <w:spacing w:val="-12"/>
+                <w:sz w:val="20"/>
+                <w:szCs w:val="20"/>
+              </w:rPr>
+              <w:t xml:space="preserve"> </w:t>
+            </w:r>
+            <w:r>
+              <w:rPr>
+                <w:rFonts w:ascii="Source Sans 3" w:hAnsi="Source Sans 3"/>
+                <w:color w:val="2F3A2C"/>
+                <w:spacing w:val="-2"/>
+                <w:sz w:val="20"/>
+                <w:szCs w:val="20"/>
+              </w:rPr>
+              <w:t>do</w:t>
+            </w:r>
+            <w:r>
+              <w:rPr>
+                <w:rFonts w:ascii="Source Sans 3" w:hAnsi="Source Sans 3"/>
+                <w:color w:val="2F3A2C"/>
+                <w:spacing w:val="-11"/>
+                <w:sz w:val="20"/>
+                <w:szCs w:val="20"/>
+              </w:rPr>
+              <w:t xml:space="preserve"> </w:t>
+            </w:r>
+            <w:r>
+              <w:rPr>
+                <w:rFonts w:ascii="Source Sans 3" w:hAnsi="Source Sans 3"/>
+                <w:color w:val="2F3A2C"/>
+                <w:spacing w:val="-2"/>
+                <w:sz w:val="20"/>
+                <w:szCs w:val="20"/>
+              </w:rPr>
+              <w:t>know</w:t>
+            </w:r>
+            <w:r>
+              <w:rPr>
+                <w:rFonts w:ascii="Source Sans 3" w:hAnsi="Source Sans 3"/>
+                <w:color w:val="2F3A2C"/>
+                <w:spacing w:val="-11"/>
+                <w:sz w:val="20"/>
+                <w:szCs w:val="20"/>
+              </w:rPr>
+              <w:t xml:space="preserve"> </w:t>
+            </w:r>
+            <w:r>
+              <w:rPr>
+                <w:rFonts w:ascii="Source Sans 3" w:hAnsi="Source Sans 3"/>
+                <w:color w:val="2F3A2C"/>
+                <w:spacing w:val="-2"/>
+                <w:sz w:val="20"/>
+                <w:szCs w:val="20"/>
+              </w:rPr>
+              <w:t xml:space="preserve">that </w:t>
+            </w:r>
+            <w:r>
+              <w:rPr>
+                <w:rFonts w:ascii="Source Sans 3" w:hAnsi="Source Sans 3"/>
+                <w:color w:val="2F3A2C"/>
+                <w:spacing w:val="-6"/>
+                <w:sz w:val="20"/>
+                <w:szCs w:val="20"/>
+              </w:rPr>
+              <w:t>something</w:t>
+            </w:r>
+            <w:r>
+              <w:rPr>
+                <w:rFonts w:ascii="Source Sans 3" w:hAnsi="Source Sans 3"/>
+                <w:color w:val="2F3A2C"/>
+                <w:spacing w:val="-11"/>
+                <w:sz w:val="20"/>
+                <w:szCs w:val="20"/>
+              </w:rPr>
+              <w:t xml:space="preserve"> </w:t>
+            </w:r>
+            <w:r>
+              <w:rPr>
+                <w:rFonts w:ascii="Source Sans 3" w:hAnsi="Source Sans 3"/>
+                <w:color w:val="2F3A2C"/>
+                <w:spacing w:val="-6"/>
+                <w:sz w:val="20"/>
+                <w:szCs w:val="20"/>
+              </w:rPr>
+              <w:t>about</w:t>
+            </w:r>
+            <w:r>
+              <w:rPr>
+                <w:rFonts w:ascii="Source Sans 3" w:hAnsi="Source Sans 3"/>
+                <w:color w:val="2F3A2C"/>
+                <w:sz w:val="20"/>
+                <w:szCs w:val="20"/>
+              </w:rPr>
+              <w:t xml:space="preserve"> </w:t>
+            </w:r>
+            <w:r>
+              <w:rPr>
+                <w:rFonts w:ascii="Source Sans 3" w:hAnsi="Source Sans 3"/>
+                <w:color w:val="2F3A2C"/>
+                <w:spacing w:val="-6"/>
+                <w:sz w:val="20"/>
+                <w:szCs w:val="20"/>
+              </w:rPr>
+              <w:t>Cahokia attracted thousands of</w:t>
+            </w:r>
+            <w:r>
+              <w:rPr>
+                <w:rFonts w:ascii="Source Sans 3" w:hAnsi="Source Sans 3"/>
+                <w:color w:val="2F3A2C"/>
+                <w:spacing w:val="-10"/>
+                <w:sz w:val="20"/>
+                <w:szCs w:val="20"/>
+              </w:rPr>
+              <w:t xml:space="preserve"> </w:t>
+            </w:r>
+            <w:r>
+              <w:rPr>
+                <w:rFonts w:ascii="Source Sans 3" w:hAnsi="Source Sans 3"/>
+                <w:color w:val="2F3A2C"/>
+                <w:spacing w:val="-6"/>
+                <w:sz w:val="20"/>
+                <w:szCs w:val="20"/>
+              </w:rPr>
+              <w:t xml:space="preserve">people </w:t>
+            </w:r>
+            <w:r>
+              <w:rPr>
+                <w:rFonts w:ascii="Source Sans 3" w:hAnsi="Source Sans 3"/>
+                <w:color w:val="2F3A2C"/>
+                <w:spacing w:val="-4"/>
+                <w:sz w:val="20"/>
+                <w:szCs w:val="20"/>
+              </w:rPr>
+              <w:t>to</w:t>
+            </w:r>
+            <w:r>
+              <w:rPr>
+                <w:rFonts w:ascii="Source Sans 3" w:hAnsi="Source Sans 3"/>
+                <w:color w:val="2F3A2C"/>
+                <w:spacing w:val="-11"/>
+                <w:sz w:val="20"/>
+                <w:szCs w:val="20"/>
+              </w:rPr>
+              <w:t xml:space="preserve"> </w:t>
+            </w:r>
+            <w:r>
+              <w:rPr>
+                <w:rFonts w:ascii="Source Sans 3" w:hAnsi="Source Sans 3"/>
+                <w:color w:val="2F3A2C"/>
+                <w:spacing w:val="-4"/>
+                <w:sz w:val="20"/>
+                <w:szCs w:val="20"/>
+              </w:rPr>
+              <w:t>this</w:t>
+            </w:r>
+            <w:r>
+              <w:rPr>
+                <w:rFonts w:ascii="Source Sans 3" w:hAnsi="Source Sans 3"/>
+                <w:color w:val="2F3A2C"/>
+                <w:spacing w:val="-14"/>
+                <w:sz w:val="20"/>
+                <w:szCs w:val="20"/>
+              </w:rPr>
+              <w:t xml:space="preserve"> </w:t>
+            </w:r>
+            <w:r>
+              <w:rPr>
+                <w:rFonts w:ascii="Source Sans 3" w:hAnsi="Source Sans 3"/>
+                <w:color w:val="2F3A2C"/>
+                <w:spacing w:val="-4"/>
+                <w:sz w:val="20"/>
+                <w:szCs w:val="20"/>
+              </w:rPr>
+              <w:t>regional</w:t>
+            </w:r>
+            <w:r>
+              <w:rPr>
+                <w:rFonts w:ascii="Source Sans 3" w:hAnsi="Source Sans 3"/>
+                <w:color w:val="2F3A2C"/>
+                <w:spacing w:val="-7"/>
+                <w:sz w:val="20"/>
+                <w:szCs w:val="20"/>
+              </w:rPr>
+              <w:t xml:space="preserve"> </w:t>
+            </w:r>
+            <w:r>
+              <w:rPr>
+                <w:rFonts w:ascii="Source Sans 3" w:hAnsi="Source Sans 3"/>
+                <w:color w:val="2F3A2C"/>
+                <w:spacing w:val="-4"/>
+                <w:sz w:val="20"/>
+                <w:szCs w:val="20"/>
+              </w:rPr>
+              <w:t>centre.</w:t>
+            </w:r>
+            <w:r>
+              <w:rPr>
+                <w:rFonts w:ascii="Source Sans 3" w:hAnsi="Source Sans 3"/>
+                <w:color w:val="2F3A2C"/>
+                <w:sz w:val="20"/>
+                <w:szCs w:val="20"/>
+              </w:rPr>
+              <w:t xml:space="preserve"> </w:t>
+            </w:r>
+            <w:r>
+              <w:rPr>
+                <w:rFonts w:ascii="Source Sans 3" w:hAnsi="Source Sans 3"/>
+                <w:color w:val="2F3A2C"/>
+                <w:spacing w:val="-4"/>
+                <w:sz w:val="20"/>
+                <w:szCs w:val="20"/>
+              </w:rPr>
+              <w:t>And</w:t>
+            </w:r>
+            <w:r>
+              <w:rPr>
+                <w:rFonts w:ascii="Source Sans 3" w:hAnsi="Source Sans 3"/>
+                <w:color w:val="2F3A2C"/>
+                <w:spacing w:val="-11"/>
+                <w:sz w:val="20"/>
+                <w:szCs w:val="20"/>
+              </w:rPr>
+              <w:t xml:space="preserve"> </w:t>
+            </w:r>
+            <w:r>
+              <w:rPr>
+                <w:rFonts w:ascii="Source Sans 3" w:hAnsi="Source Sans 3"/>
+                <w:color w:val="2F3A2C"/>
+                <w:spacing w:val="-4"/>
+                <w:sz w:val="20"/>
+                <w:szCs w:val="20"/>
+              </w:rPr>
+              <w:t>that,</w:t>
+            </w:r>
+            <w:r>
+              <w:rPr>
+                <w:rFonts w:ascii="Source Sans 3" w:hAnsi="Source Sans 3"/>
+                <w:color w:val="2F3A2C"/>
+                <w:sz w:val="20"/>
+                <w:szCs w:val="20"/>
+              </w:rPr>
+              <w:t xml:space="preserve"> </w:t>
+            </w:r>
+            <w:r>
+              <w:rPr>
+                <w:rFonts w:ascii="Source Sans 3" w:hAnsi="Source Sans 3"/>
+                <w:color w:val="2F3A2C"/>
+                <w:spacing w:val="-4"/>
+                <w:sz w:val="20"/>
+                <w:szCs w:val="20"/>
+              </w:rPr>
+              <w:t>they</w:t>
+            </w:r>
+            <w:r>
+              <w:rPr>
+                <w:rFonts w:ascii="Source Sans 3" w:hAnsi="Source Sans 3"/>
+                <w:color w:val="2F3A2C"/>
+                <w:spacing w:val="-10"/>
+                <w:sz w:val="20"/>
+                <w:szCs w:val="20"/>
+              </w:rPr>
+              <w:t xml:space="preserve"> </w:t>
+            </w:r>
+            <w:r>
+              <w:rPr>
+                <w:rFonts w:ascii="Source Sans 3" w:hAnsi="Source Sans 3"/>
+                <w:color w:val="2F3A2C"/>
+                <w:spacing w:val="-4"/>
+                <w:sz w:val="20"/>
+                <w:szCs w:val="20"/>
+              </w:rPr>
+              <w:t xml:space="preserve">postulated, </w:t>
+            </w:r>
+            <w:r>
+              <w:rPr>
+                <w:rFonts w:ascii="Source Sans 3" w:hAnsi="Source Sans 3"/>
+                <w:color w:val="2E392B"/>
+                <w:w w:val="90"/>
+                <w:sz w:val="20"/>
+                <w:szCs w:val="20"/>
+              </w:rPr>
+              <w:t xml:space="preserve">appears to have been thanks to a smalt group of planners </w:t>
+            </w:r>
+            <w:r>
+              <w:rPr>
+                <w:rFonts w:ascii="Source Sans 3" w:hAnsi="Source Sans 3"/>
+                <w:color w:val="2E392B"/>
+                <w:spacing w:val="-4"/>
+                <w:sz w:val="20"/>
+                <w:szCs w:val="20"/>
+              </w:rPr>
+              <w:t>who</w:t>
+            </w:r>
+            <w:r>
+              <w:rPr>
+                <w:rFonts w:ascii="Source Sans 3" w:hAnsi="Source Sans 3"/>
+                <w:color w:val="2E392B"/>
+                <w:spacing w:val="-10"/>
+                <w:sz w:val="20"/>
+                <w:szCs w:val="20"/>
+              </w:rPr>
+              <w:t xml:space="preserve"> </w:t>
+            </w:r>
+            <w:r>
+              <w:rPr>
+                <w:rFonts w:ascii="Source Sans 3" w:hAnsi="Source Sans 3"/>
+                <w:color w:val="2E392B"/>
+                <w:spacing w:val="-4"/>
+                <w:sz w:val="20"/>
+                <w:szCs w:val="20"/>
+              </w:rPr>
+              <w:t>one</w:t>
+            </w:r>
+            <w:r>
+              <w:rPr>
+                <w:rFonts w:ascii="Source Sans 3" w:hAnsi="Source Sans 3"/>
+                <w:color w:val="2E392B"/>
+                <w:spacing w:val="-10"/>
+                <w:sz w:val="20"/>
+                <w:szCs w:val="20"/>
+              </w:rPr>
+              <w:t xml:space="preserve"> </w:t>
+            </w:r>
+            <w:r>
+              <w:rPr>
+                <w:rFonts w:ascii="Source Sans 3" w:hAnsi="Source Sans 3"/>
+                <w:color w:val="2E392B"/>
+                <w:spacing w:val="-4"/>
+                <w:sz w:val="20"/>
+                <w:szCs w:val="20"/>
+              </w:rPr>
+              <w:t>day</w:t>
+            </w:r>
+            <w:r>
+              <w:rPr>
+                <w:rFonts w:ascii="Source Sans 3" w:hAnsi="Source Sans 3"/>
+                <w:color w:val="2E392B"/>
+                <w:spacing w:val="-5"/>
+                <w:sz w:val="20"/>
+                <w:szCs w:val="20"/>
+              </w:rPr>
+              <w:t xml:space="preserve"> </w:t>
+            </w:r>
+            <w:r>
+              <w:rPr>
+                <w:rFonts w:ascii="Source Sans 3" w:hAnsi="Source Sans 3"/>
+                <w:color w:val="2E392B"/>
+                <w:spacing w:val="-4"/>
+                <w:sz w:val="20"/>
+                <w:szCs w:val="20"/>
+              </w:rPr>
+              <w:t>decided</w:t>
+            </w:r>
+            <w:r>
+              <w:rPr>
+                <w:rFonts w:ascii="Source Sans 3" w:hAnsi="Source Sans 3"/>
+                <w:color w:val="2E392B"/>
+                <w:spacing w:val="-6"/>
+                <w:sz w:val="20"/>
+                <w:szCs w:val="20"/>
+              </w:rPr>
+              <w:t xml:space="preserve"> </w:t>
+            </w:r>
+            <w:r>
+              <w:rPr>
+                <w:rFonts w:ascii="Source Sans 3" w:hAnsi="Source Sans 3"/>
+                <w:color w:val="2E392B"/>
+                <w:spacing w:val="-4"/>
+                <w:sz w:val="20"/>
+                <w:szCs w:val="20"/>
+              </w:rPr>
+              <w:t>to</w:t>
+            </w:r>
+            <w:r>
+              <w:rPr>
+                <w:rFonts w:ascii="Source Sans 3" w:hAnsi="Source Sans 3"/>
+                <w:color w:val="2E392B"/>
+                <w:spacing w:val="-6"/>
+                <w:sz w:val="20"/>
+                <w:szCs w:val="20"/>
+              </w:rPr>
+              <w:t xml:space="preserve"> </w:t>
+            </w:r>
+            <w:r>
+              <w:rPr>
+                <w:rFonts w:ascii="Source Sans 3" w:hAnsi="Source Sans 3"/>
+                <w:color w:val="2E392B"/>
+                <w:spacing w:val="-4"/>
+                <w:sz w:val="20"/>
+                <w:szCs w:val="20"/>
+              </w:rPr>
+              <w:t>redesign the</w:t>
+            </w:r>
+            <w:r>
+              <w:rPr>
+                <w:rFonts w:ascii="Source Sans 3" w:hAnsi="Source Sans 3"/>
+                <w:color w:val="2E392B"/>
+                <w:spacing w:val="-7"/>
+                <w:sz w:val="20"/>
+                <w:szCs w:val="20"/>
+              </w:rPr>
+              <w:t xml:space="preserve"> </w:t>
+            </w:r>
+            <w:r>
+              <w:rPr>
+                <w:rFonts w:ascii="Source Sans 3" w:hAnsi="Source Sans 3"/>
+                <w:color w:val="2E392B"/>
+                <w:spacing w:val="-4"/>
+                <w:sz w:val="20"/>
+                <w:szCs w:val="20"/>
+              </w:rPr>
+              <w:t>entire</w:t>
+            </w:r>
+            <w:r>
+              <w:rPr>
+                <w:rFonts w:ascii="Source Sans 3" w:hAnsi="Source Sans 3"/>
+                <w:color w:val="2E392B"/>
+                <w:spacing w:val="-9"/>
+                <w:sz w:val="20"/>
+                <w:szCs w:val="20"/>
+              </w:rPr>
+              <w:t xml:space="preserve"> </w:t>
+            </w:r>
+            <w:r>
+              <w:rPr>
+                <w:rFonts w:ascii="Source Sans 3" w:hAnsi="Source Sans 3"/>
+                <w:color w:val="2E392B"/>
+                <w:spacing w:val="-4"/>
+                <w:sz w:val="20"/>
+                <w:szCs w:val="20"/>
+              </w:rPr>
+              <w:t>village.</w:t>
+            </w:r>
           </w:p>
         </w:tc>
+      </w:tr>
+      <w:tr>
         <w:tc>
           <w:tcPr>
-            <w:tcW w:w="6521" w:type="dxa"/>
-            <w:shd w:val="clear" w:color="auto" w:fill="EDEDED"/>
+            <w:tcW w:w="11098" w:type="dxa"/>
+            <w:shd w:val="clear" w:color="auto" w:fill="E0D8F0"/>
+          </w:tcPr>
+          <w:p>
+            <w:pPr>
+              <w:rPr>
+                <w:rFonts w:ascii="Source Sans 3" w:hAnsi="Source Sans 3"/>
+                <w:b/>
+                <w:bCs/>
+                <w:color w:val="291714"/>
+                <w:sz w:val="20"/>
+                <w:szCs w:val="20"/>
+              </w:rPr>
+            </w:pPr>
+            <w:r>
+              <w:rPr>
+                <w:rFonts w:ascii="Source Sans 3" w:hAnsi="Source Sans 3"/>
+                <w:b/>
+                <w:bCs/>
+                <w:color w:val="291714"/>
+                <w:sz w:val="20"/>
+                <w:szCs w:val="20"/>
+              </w:rPr>
+              <w:lastRenderedPageBreak/>
+              <w:t>C</w:t>
+            </w:r>
+          </w:p>
+          <w:p>
+            <w:pPr>
+              <w:spacing w:before="2" w:line="223" w:lineRule="auto"/>
+              <w:ind w:right="199" w:firstLine="2"/>
+              <w:rPr>
+                <w:rFonts w:ascii="Source Sans 3" w:hAnsi="Source Sans 3"/>
+                <w:sz w:val="20"/>
+                <w:szCs w:val="20"/>
+              </w:rPr>
+            </w:pPr>
+            <w:r>
+              <w:rPr>
+                <w:rFonts w:ascii="Source Sans 3" w:hAnsi="Source Sans 3"/>
+                <w:sz w:val="20"/>
+                <w:szCs w:val="20"/>
+              </w:rPr>
+              <w:t>After the redesigns of the village were put in place, the Native Americans at Cahokia worked with tireless determination to carry them out. Over the course of a few decades, they transported huge volumes of soil from the nearby countryside to create 120 huge mounds of earth, the biggest of which rose to one hundred feet. On top of these, they built a vast urban environment, complete with a vibrant town centre, municipal buildings, and a fifty-acre plaza at the foot of the biggest mound.</w:t>
+            </w:r>
+          </w:p>
+          <w:p>
+            <w:pPr>
+              <w:rPr>
+                <w:rFonts w:ascii="Source Sans 3" w:hAnsi="Source Sans 3"/>
+                <w:b/>
+                <w:bCs/>
+                <w:color w:val="291714"/>
+                <w:sz w:val="20"/>
+                <w:szCs w:val="20"/>
+              </w:rPr>
+            </w:pPr>
+            <w:r>
+              <w:rPr>
+                <w:rFonts w:ascii="Source Sans 3" w:hAnsi="Source Sans 3"/>
+                <w:sz w:val="20"/>
+                <w:szCs w:val="20"/>
+              </w:rPr>
+              <w:t>What makes it even more impressive to our modern imaginations is that, with no machinery then, they used their bare hands and woven baskets to dig up and carry the soil from the surrounding regions back to their city-in-waiting. Eventually, after these efforts, the vision of the city planners was fulfilled, but even they could not have predicted how popular Cahokia would become.</w:t>
+            </w:r>
+          </w:p>
+        </w:tc>
+      </w:tr>
+      <w:tr>
+        <w:tc>
+          <w:tcPr>
+            <w:tcW w:w="11098" w:type="dxa"/>
+            <w:shd w:val="clear" w:color="auto" w:fill="F5F5F5"/>
+          </w:tcPr>
+          <w:p>
+            <w:pPr>
+              <w:rPr>
+                <w:rFonts w:ascii="Source Sans 3" w:hAnsi="Source Sans 3"/>
+                <w:b/>
+                <w:bCs/>
+                <w:color w:val="291714"/>
+                <w:sz w:val="20"/>
+                <w:szCs w:val="20"/>
+              </w:rPr>
+            </w:pPr>
+            <w:r>
+              <w:rPr>
+                <w:rFonts w:ascii="Source Sans 3" w:hAnsi="Source Sans 3"/>
+                <w:b/>
+                <w:bCs/>
+                <w:color w:val="291714"/>
+                <w:sz w:val="20"/>
+                <w:szCs w:val="20"/>
+              </w:rPr>
+              <w:t>D</w:t>
+            </w:r>
+          </w:p>
+          <w:p>
+            <w:pPr>
+              <w:spacing w:line="278" w:lineRule="auto"/>
+              <w:rPr>
+                <w:b/>
+                <w:bCs/>
+              </w:rPr>
+            </w:pPr>
+            <w:r>
+              <w:rPr>
+                <w:rFonts w:ascii="Source Sans 3" w:hAnsi="Source Sans 3"/>
+                <w:color w:val="424045"/>
+                <w:spacing w:val="-2"/>
+                <w:sz w:val="20"/>
+                <w:szCs w:val="20"/>
+              </w:rPr>
+              <w:t>From</w:t>
+            </w:r>
+            <w:r>
+              <w:rPr>
+                <w:rFonts w:ascii="Source Sans 3" w:hAnsi="Source Sans 3"/>
+                <w:color w:val="424045"/>
+                <w:spacing w:val="-10"/>
+                <w:sz w:val="20"/>
+                <w:szCs w:val="20"/>
+              </w:rPr>
+              <w:t xml:space="preserve"> </w:t>
+            </w:r>
+            <w:r>
+              <w:rPr>
+                <w:rFonts w:ascii="Source Sans 3" w:hAnsi="Source Sans 3"/>
+                <w:color w:val="424045"/>
+                <w:spacing w:val="-2"/>
+                <w:sz w:val="20"/>
+                <w:szCs w:val="20"/>
+              </w:rPr>
+              <w:t>this</w:t>
+            </w:r>
+            <w:r>
+              <w:rPr>
+                <w:rFonts w:ascii="Source Sans 3" w:hAnsi="Source Sans 3"/>
+                <w:color w:val="424045"/>
+                <w:spacing w:val="-14"/>
+                <w:sz w:val="20"/>
+                <w:szCs w:val="20"/>
+              </w:rPr>
+              <w:t xml:space="preserve"> </w:t>
+            </w:r>
+            <w:r>
+              <w:rPr>
+                <w:rFonts w:ascii="Source Sans 3" w:hAnsi="Source Sans 3"/>
+                <w:color w:val="424045"/>
+                <w:spacing w:val="-2"/>
+                <w:sz w:val="20"/>
+                <w:szCs w:val="20"/>
+              </w:rPr>
+              <w:t>period</w:t>
+            </w:r>
+            <w:r>
+              <w:rPr>
+                <w:rFonts w:ascii="Source Sans 3" w:hAnsi="Source Sans 3"/>
+                <w:color w:val="424045"/>
+                <w:spacing w:val="-13"/>
+                <w:sz w:val="20"/>
+                <w:szCs w:val="20"/>
+              </w:rPr>
+              <w:t xml:space="preserve"> </w:t>
+            </w:r>
+            <w:r>
+              <w:rPr>
+                <w:rFonts w:ascii="Source Sans 3" w:hAnsi="Source Sans 3"/>
+                <w:color w:val="424045"/>
+                <w:spacing w:val="-2"/>
+                <w:sz w:val="20"/>
+                <w:szCs w:val="20"/>
+              </w:rPr>
+              <w:t>on,</w:t>
+            </w:r>
+            <w:r>
+              <w:rPr>
+                <w:rFonts w:ascii="Source Sans 3" w:hAnsi="Source Sans 3"/>
+                <w:color w:val="424045"/>
+                <w:spacing w:val="-10"/>
+                <w:sz w:val="20"/>
+                <w:szCs w:val="20"/>
+              </w:rPr>
+              <w:t xml:space="preserve"> </w:t>
+            </w:r>
+            <w:r>
+              <w:rPr>
+                <w:rFonts w:ascii="Source Sans 3" w:hAnsi="Source Sans 3"/>
+                <w:color w:val="424045"/>
+                <w:spacing w:val="-2"/>
+                <w:sz w:val="20"/>
+                <w:szCs w:val="20"/>
+              </w:rPr>
+              <w:t>Cahokia</w:t>
+            </w:r>
+            <w:r>
+              <w:rPr>
+                <w:rFonts w:ascii="Source Sans 3" w:hAnsi="Source Sans 3"/>
+                <w:color w:val="424045"/>
+                <w:spacing w:val="-10"/>
+                <w:sz w:val="20"/>
+                <w:szCs w:val="20"/>
+              </w:rPr>
+              <w:t xml:space="preserve"> </w:t>
+            </w:r>
+            <w:r>
+              <w:rPr>
+                <w:rFonts w:ascii="Source Sans 3" w:hAnsi="Source Sans 3"/>
+                <w:color w:val="424045"/>
+                <w:spacing w:val="-2"/>
+                <w:sz w:val="20"/>
+                <w:szCs w:val="20"/>
+              </w:rPr>
+              <w:t>was</w:t>
+            </w:r>
+            <w:r>
+              <w:rPr>
+                <w:rFonts w:ascii="Source Sans 3" w:hAnsi="Source Sans 3"/>
+                <w:color w:val="424045"/>
+                <w:spacing w:val="-10"/>
+                <w:sz w:val="20"/>
+                <w:szCs w:val="20"/>
+              </w:rPr>
+              <w:t xml:space="preserve"> </w:t>
+            </w:r>
+            <w:r>
+              <w:rPr>
+                <w:rFonts w:ascii="Source Sans 3" w:hAnsi="Source Sans 3"/>
+                <w:color w:val="424045"/>
+                <w:spacing w:val="-2"/>
+                <w:sz w:val="20"/>
+                <w:szCs w:val="20"/>
+              </w:rPr>
+              <w:t>alive</w:t>
+            </w:r>
+            <w:r>
+              <w:rPr>
+                <w:rFonts w:ascii="Source Sans 3" w:hAnsi="Source Sans 3"/>
+                <w:color w:val="424045"/>
+                <w:spacing w:val="-11"/>
+                <w:sz w:val="20"/>
+                <w:szCs w:val="20"/>
+              </w:rPr>
+              <w:t xml:space="preserve"> </w:t>
+            </w:r>
+            <w:r>
+              <w:rPr>
+                <w:rFonts w:ascii="Source Sans 3" w:hAnsi="Source Sans 3"/>
+                <w:color w:val="424045"/>
+                <w:spacing w:val="-2"/>
+                <w:sz w:val="20"/>
+                <w:szCs w:val="20"/>
+              </w:rPr>
+              <w:t>with</w:t>
+            </w:r>
+            <w:r>
+              <w:rPr>
+                <w:rFonts w:ascii="Source Sans 3" w:hAnsi="Source Sans 3"/>
+                <w:color w:val="424045"/>
+                <w:spacing w:val="-10"/>
+                <w:sz w:val="20"/>
+                <w:szCs w:val="20"/>
+              </w:rPr>
+              <w:t xml:space="preserve"> </w:t>
+            </w:r>
+            <w:r>
+              <w:rPr>
+                <w:rFonts w:ascii="Source Sans 3" w:hAnsi="Source Sans 3"/>
+                <w:color w:val="424045"/>
+                <w:spacing w:val="-2"/>
+                <w:sz w:val="20"/>
+                <w:szCs w:val="20"/>
+              </w:rPr>
+              <w:t>intense</w:t>
+            </w:r>
+            <w:r>
+              <w:rPr>
+                <w:rFonts w:ascii="Source Sans 3" w:hAnsi="Source Sans 3"/>
+                <w:color w:val="424045"/>
+                <w:spacing w:val="-10"/>
+                <w:sz w:val="20"/>
+                <w:szCs w:val="20"/>
+              </w:rPr>
+              <w:t xml:space="preserve"> </w:t>
+            </w:r>
+            <w:r>
+              <w:rPr>
+                <w:rFonts w:ascii="Source Sans 3" w:hAnsi="Source Sans 3"/>
+                <w:color w:val="424045"/>
+                <w:spacing w:val="-2"/>
+                <w:sz w:val="20"/>
+                <w:szCs w:val="20"/>
+              </w:rPr>
+              <w:t>activity,</w:t>
+            </w:r>
+            <w:r>
+              <w:rPr>
+                <w:rFonts w:ascii="Source Sans 3" w:hAnsi="Source Sans 3"/>
+                <w:color w:val="424045"/>
+                <w:spacing w:val="-9"/>
+                <w:sz w:val="20"/>
+                <w:szCs w:val="20"/>
+              </w:rPr>
+              <w:t xml:space="preserve"> </w:t>
+            </w:r>
+            <w:r>
+              <w:rPr>
+                <w:rFonts w:ascii="Source Sans 3" w:hAnsi="Source Sans 3"/>
+                <w:color w:val="424045"/>
+                <w:spacing w:val="-2"/>
+                <w:sz w:val="20"/>
+                <w:szCs w:val="20"/>
+              </w:rPr>
+              <w:t xml:space="preserve">and </w:t>
+            </w:r>
+            <w:r>
+              <w:rPr>
+                <w:rFonts w:ascii="Source Sans 3" w:hAnsi="Source Sans 3"/>
+                <w:color w:val="404146"/>
+                <w:w w:val="90"/>
+                <w:sz w:val="20"/>
+                <w:szCs w:val="20"/>
+              </w:rPr>
+              <w:t>grew in size every year, partly because of the co</w:t>
+            </w:r>
+            <w:r>
+              <w:rPr>
+                <w:rFonts w:ascii="Source Sans 3" w:hAnsi="Source Sans 3"/>
+                <w:color w:val="6B5F78"/>
+                <w:w w:val="90"/>
+                <w:sz w:val="20"/>
+                <w:szCs w:val="20"/>
+              </w:rPr>
+              <w:t>-</w:t>
+            </w:r>
+            <w:r>
+              <w:rPr>
+                <w:rFonts w:ascii="Source Sans 3" w:hAnsi="Source Sans 3"/>
+                <w:color w:val="404146"/>
+                <w:w w:val="90"/>
+                <w:sz w:val="20"/>
+                <w:szCs w:val="20"/>
+              </w:rPr>
+              <w:t>operation between the residents.</w:t>
+            </w:r>
+            <w:r>
+              <w:rPr>
+                <w:rFonts w:ascii="Source Sans 3" w:hAnsi="Source Sans 3"/>
+                <w:color w:val="404146"/>
+                <w:sz w:val="20"/>
+                <w:szCs w:val="20"/>
+              </w:rPr>
+              <w:t xml:space="preserve"> </w:t>
+            </w:r>
+            <w:r>
+              <w:rPr>
+                <w:rFonts w:ascii="Source Sans 3" w:hAnsi="Source Sans 3"/>
+                <w:color w:val="404146"/>
+                <w:w w:val="90"/>
+                <w:sz w:val="20"/>
+                <w:szCs w:val="20"/>
+              </w:rPr>
+              <w:t>While the men busied themselves with manual work, like constructing new buildings, or hunting and fishing in the forests and rivers within a day's walk of</w:t>
+            </w:r>
+            <w:r>
+              <w:rPr>
+                <w:rFonts w:ascii="Source Sans 3" w:hAnsi="Source Sans 3"/>
+                <w:color w:val="404146"/>
+                <w:spacing w:val="-5"/>
+                <w:w w:val="90"/>
+                <w:sz w:val="20"/>
+                <w:szCs w:val="20"/>
+              </w:rPr>
+              <w:t xml:space="preserve"> </w:t>
+            </w:r>
+            <w:r>
+              <w:rPr>
+                <w:rFonts w:ascii="Source Sans 3" w:hAnsi="Source Sans 3"/>
+                <w:color w:val="404146"/>
+                <w:w w:val="90"/>
+                <w:sz w:val="20"/>
+                <w:szCs w:val="20"/>
+              </w:rPr>
+              <w:t>the city, the women made</w:t>
+            </w:r>
+            <w:r>
+              <w:rPr>
+                <w:rFonts w:ascii="Source Sans 3" w:hAnsi="Source Sans 3"/>
+                <w:color w:val="404146"/>
+                <w:spacing w:val="-5"/>
+                <w:w w:val="90"/>
+                <w:sz w:val="20"/>
+                <w:szCs w:val="20"/>
+              </w:rPr>
+              <w:t xml:space="preserve"> </w:t>
+            </w:r>
+            <w:r>
+              <w:rPr>
+                <w:rFonts w:ascii="Source Sans 3" w:hAnsi="Source Sans 3"/>
+                <w:color w:val="404146"/>
+                <w:w w:val="90"/>
+                <w:sz w:val="20"/>
+                <w:szCs w:val="20"/>
+              </w:rPr>
+              <w:t xml:space="preserve">sure that </w:t>
+            </w:r>
+            <w:r>
+              <w:rPr>
+                <w:rFonts w:ascii="Source Sans 3" w:hAnsi="Source Sans 3"/>
+                <w:color w:val="404146"/>
+                <w:spacing w:val="-6"/>
+                <w:sz w:val="20"/>
+                <w:szCs w:val="20"/>
+              </w:rPr>
+              <w:t>the</w:t>
+            </w:r>
+            <w:r>
+              <w:rPr>
+                <w:rFonts w:ascii="Source Sans 3" w:hAnsi="Source Sans 3"/>
+                <w:color w:val="404146"/>
+                <w:spacing w:val="-15"/>
+                <w:sz w:val="20"/>
+                <w:szCs w:val="20"/>
+              </w:rPr>
+              <w:t xml:space="preserve"> </w:t>
+            </w:r>
+            <w:r>
+              <w:rPr>
+                <w:rFonts w:ascii="Source Sans 3" w:hAnsi="Source Sans 3"/>
+                <w:color w:val="404146"/>
+                <w:spacing w:val="-6"/>
+                <w:sz w:val="20"/>
+                <w:szCs w:val="20"/>
+              </w:rPr>
+              <w:t>fields</w:t>
+            </w:r>
+            <w:r>
+              <w:rPr>
+                <w:rFonts w:ascii="Source Sans 3" w:hAnsi="Source Sans 3"/>
+                <w:color w:val="404146"/>
+                <w:spacing w:val="-8"/>
+                <w:sz w:val="20"/>
+                <w:szCs w:val="20"/>
+              </w:rPr>
+              <w:t xml:space="preserve"> </w:t>
+            </w:r>
+            <w:r>
+              <w:rPr>
+                <w:rFonts w:ascii="Source Sans 3" w:hAnsi="Source Sans 3"/>
+                <w:color w:val="404146"/>
+                <w:spacing w:val="-6"/>
+                <w:sz w:val="20"/>
+                <w:szCs w:val="20"/>
+              </w:rPr>
+              <w:t>stayed healthy</w:t>
+            </w:r>
+            <w:r>
+              <w:rPr>
+                <w:rFonts w:ascii="Source Sans 3" w:hAnsi="Source Sans 3"/>
+                <w:color w:val="404146"/>
+                <w:spacing w:val="-2"/>
+                <w:sz w:val="20"/>
+                <w:szCs w:val="20"/>
+              </w:rPr>
+              <w:t xml:space="preserve"> </w:t>
+            </w:r>
+            <w:r>
+              <w:rPr>
+                <w:rFonts w:ascii="Source Sans 3" w:hAnsi="Source Sans 3"/>
+                <w:color w:val="404146"/>
+                <w:spacing w:val="-6"/>
+                <w:sz w:val="20"/>
+                <w:szCs w:val="20"/>
+              </w:rPr>
+              <w:t>and grew</w:t>
+            </w:r>
+            <w:r>
+              <w:rPr>
+                <w:rFonts w:ascii="Source Sans 3" w:hAnsi="Source Sans 3"/>
+                <w:color w:val="404146"/>
+                <w:spacing w:val="-9"/>
+                <w:sz w:val="20"/>
+                <w:szCs w:val="20"/>
+              </w:rPr>
+              <w:t xml:space="preserve"> </w:t>
+            </w:r>
+            <w:r>
+              <w:rPr>
+                <w:rFonts w:ascii="Source Sans 3" w:hAnsi="Source Sans 3"/>
+                <w:color w:val="404146"/>
+                <w:spacing w:val="-6"/>
+                <w:sz w:val="20"/>
+                <w:szCs w:val="20"/>
+              </w:rPr>
+              <w:t>crops,</w:t>
+            </w:r>
+            <w:r>
+              <w:rPr>
+                <w:rFonts w:ascii="Source Sans 3" w:hAnsi="Source Sans 3"/>
+                <w:color w:val="404146"/>
+                <w:spacing w:val="5"/>
+                <w:sz w:val="20"/>
+                <w:szCs w:val="20"/>
+              </w:rPr>
+              <w:t xml:space="preserve"> </w:t>
+            </w:r>
+            <w:r>
+              <w:rPr>
+                <w:rFonts w:ascii="Source Sans 3" w:hAnsi="Source Sans 3"/>
+                <w:color w:val="404146"/>
+                <w:spacing w:val="-6"/>
+                <w:sz w:val="20"/>
+                <w:szCs w:val="20"/>
+              </w:rPr>
+              <w:t>and</w:t>
+            </w:r>
+            <w:r>
+              <w:rPr>
+                <w:rFonts w:ascii="Source Sans 3" w:hAnsi="Source Sans 3"/>
+                <w:color w:val="404146"/>
+                <w:spacing w:val="-3"/>
+                <w:sz w:val="20"/>
+                <w:szCs w:val="20"/>
+              </w:rPr>
+              <w:t xml:space="preserve"> </w:t>
+            </w:r>
+            <w:r>
+              <w:rPr>
+                <w:rFonts w:ascii="Source Sans 3" w:hAnsi="Source Sans 3"/>
+                <w:color w:val="404146"/>
+                <w:spacing w:val="-6"/>
+                <w:sz w:val="20"/>
+                <w:szCs w:val="20"/>
+              </w:rPr>
+              <w:t>the</w:t>
+            </w:r>
+            <w:r>
+              <w:rPr>
+                <w:rFonts w:ascii="Source Sans 3" w:hAnsi="Source Sans 3"/>
+                <w:color w:val="404146"/>
+                <w:spacing w:val="-12"/>
+                <w:sz w:val="20"/>
+                <w:szCs w:val="20"/>
+              </w:rPr>
+              <w:t xml:space="preserve"> </w:t>
+            </w:r>
+            <w:r>
+              <w:rPr>
+                <w:rFonts w:ascii="Source Sans 3" w:hAnsi="Source Sans 3"/>
+                <w:color w:val="404146"/>
+                <w:spacing w:val="-6"/>
+                <w:sz w:val="20"/>
+                <w:szCs w:val="20"/>
+              </w:rPr>
+              <w:t>homes</w:t>
+            </w:r>
+            <w:r>
+              <w:rPr>
+                <w:rFonts w:ascii="Source Sans 3" w:hAnsi="Source Sans 3"/>
+                <w:color w:val="404146"/>
+                <w:spacing w:val="-11"/>
+                <w:sz w:val="20"/>
+                <w:szCs w:val="20"/>
+              </w:rPr>
+              <w:t xml:space="preserve"> </w:t>
+            </w:r>
+            <w:r>
+              <w:rPr>
+                <w:rFonts w:ascii="Source Sans 3" w:hAnsi="Source Sans 3"/>
+                <w:color w:val="404146"/>
+                <w:spacing w:val="-6"/>
+                <w:sz w:val="20"/>
+                <w:szCs w:val="20"/>
+              </w:rPr>
+              <w:t>were</w:t>
+            </w:r>
+            <w:r>
+              <w:rPr>
+                <w:rFonts w:ascii="Source Sans 3" w:hAnsi="Source Sans 3"/>
+                <w:color w:val="404146"/>
+                <w:spacing w:val="-13"/>
+                <w:sz w:val="20"/>
+                <w:szCs w:val="20"/>
+              </w:rPr>
+              <w:t xml:space="preserve"> </w:t>
+            </w:r>
+            <w:r>
+              <w:rPr>
+                <w:rFonts w:ascii="Source Sans 3" w:hAnsi="Source Sans 3"/>
+                <w:color w:val="404146"/>
+                <w:spacing w:val="-6"/>
+                <w:sz w:val="20"/>
+                <w:szCs w:val="20"/>
+              </w:rPr>
+              <w:t xml:space="preserve">kept </w:t>
+            </w:r>
+            <w:r>
+              <w:rPr>
+                <w:rFonts w:ascii="Source Sans 3" w:hAnsi="Source Sans 3"/>
+                <w:color w:val="404146"/>
+                <w:spacing w:val="-4"/>
+                <w:sz w:val="20"/>
+                <w:szCs w:val="20"/>
+              </w:rPr>
+              <w:t>clean.</w:t>
+            </w:r>
+            <w:r>
+              <w:rPr>
+                <w:rFonts w:ascii="Source Sans 3" w:hAnsi="Source Sans 3"/>
+                <w:color w:val="404146"/>
+                <w:spacing w:val="18"/>
+                <w:sz w:val="20"/>
+                <w:szCs w:val="20"/>
+              </w:rPr>
+              <w:t xml:space="preserve"> </w:t>
+            </w:r>
+            <w:r>
+              <w:rPr>
+                <w:rFonts w:ascii="Source Sans 3" w:hAnsi="Source Sans 3"/>
+                <w:color w:val="404146"/>
+                <w:spacing w:val="-4"/>
+                <w:sz w:val="20"/>
+                <w:szCs w:val="20"/>
+              </w:rPr>
+              <w:t>In</w:t>
+            </w:r>
+            <w:r>
+              <w:rPr>
+                <w:rFonts w:ascii="Source Sans 3" w:hAnsi="Source Sans 3"/>
+                <w:color w:val="404146"/>
+                <w:spacing w:val="-8"/>
+                <w:sz w:val="20"/>
+                <w:szCs w:val="20"/>
+              </w:rPr>
+              <w:t xml:space="preserve"> </w:t>
+            </w:r>
+            <w:r>
+              <w:rPr>
+                <w:rFonts w:ascii="Source Sans 3" w:hAnsi="Source Sans 3"/>
+                <w:color w:val="404146"/>
+                <w:spacing w:val="-4"/>
+                <w:sz w:val="20"/>
+                <w:szCs w:val="20"/>
+              </w:rPr>
+              <w:t>many</w:t>
+            </w:r>
+            <w:r>
+              <w:rPr>
+                <w:rFonts w:ascii="Source Sans 3" w:hAnsi="Source Sans 3"/>
+                <w:color w:val="404146"/>
+                <w:spacing w:val="-7"/>
+                <w:sz w:val="20"/>
+                <w:szCs w:val="20"/>
+              </w:rPr>
+              <w:t xml:space="preserve"> </w:t>
+            </w:r>
+            <w:r>
+              <w:rPr>
+                <w:rFonts w:ascii="Source Sans 3" w:hAnsi="Source Sans 3"/>
+                <w:color w:val="404146"/>
+                <w:spacing w:val="-4"/>
+                <w:sz w:val="20"/>
+                <w:szCs w:val="20"/>
+              </w:rPr>
+              <w:t>ways,</w:t>
+            </w:r>
+            <w:r>
+              <w:rPr>
+                <w:rFonts w:ascii="Source Sans 3" w:hAnsi="Source Sans 3"/>
+                <w:color w:val="404146"/>
+                <w:sz w:val="20"/>
+                <w:szCs w:val="20"/>
+              </w:rPr>
+              <w:t xml:space="preserve"> </w:t>
+            </w:r>
+            <w:r>
+              <w:rPr>
+                <w:rFonts w:ascii="Source Sans 3" w:hAnsi="Source Sans 3"/>
+                <w:color w:val="404146"/>
+                <w:spacing w:val="-4"/>
+                <w:sz w:val="20"/>
+                <w:szCs w:val="20"/>
+              </w:rPr>
+              <w:t>it</w:t>
+            </w:r>
+            <w:r>
+              <w:rPr>
+                <w:rFonts w:ascii="Source Sans 3" w:hAnsi="Source Sans 3"/>
+                <w:color w:val="404146"/>
+                <w:spacing w:val="-14"/>
+                <w:sz w:val="20"/>
+                <w:szCs w:val="20"/>
+              </w:rPr>
+              <w:t xml:space="preserve"> </w:t>
+            </w:r>
+            <w:r>
+              <w:rPr>
+                <w:rFonts w:ascii="Source Sans 3" w:hAnsi="Source Sans 3"/>
+                <w:color w:val="404146"/>
+                <w:spacing w:val="-4"/>
+                <w:sz w:val="20"/>
+                <w:szCs w:val="20"/>
+              </w:rPr>
+              <w:t>seems</w:t>
+            </w:r>
+            <w:r>
+              <w:rPr>
+                <w:rFonts w:ascii="Source Sans 3" w:hAnsi="Source Sans 3"/>
+                <w:color w:val="404146"/>
+                <w:spacing w:val="-17"/>
+                <w:sz w:val="20"/>
+                <w:szCs w:val="20"/>
+              </w:rPr>
+              <w:t xml:space="preserve"> </w:t>
+            </w:r>
+            <w:r>
+              <w:rPr>
+                <w:rFonts w:ascii="Source Sans 3" w:hAnsi="Source Sans 3"/>
+                <w:color w:val="404146"/>
+                <w:spacing w:val="-4"/>
+                <w:sz w:val="20"/>
+                <w:szCs w:val="20"/>
+              </w:rPr>
+              <w:t>to</w:t>
+            </w:r>
+            <w:r>
+              <w:rPr>
+                <w:rFonts w:ascii="Source Sans 3" w:hAnsi="Source Sans 3"/>
+                <w:color w:val="404146"/>
+                <w:spacing w:val="-12"/>
+                <w:sz w:val="20"/>
+                <w:szCs w:val="20"/>
+              </w:rPr>
+              <w:t xml:space="preserve"> </w:t>
+            </w:r>
+            <w:r>
+              <w:rPr>
+                <w:rFonts w:ascii="Source Sans 3" w:hAnsi="Source Sans 3"/>
+                <w:color w:val="404146"/>
+                <w:spacing w:val="-4"/>
+                <w:sz w:val="20"/>
+                <w:szCs w:val="20"/>
+              </w:rPr>
+              <w:t>have</w:t>
+            </w:r>
+            <w:r>
+              <w:rPr>
+                <w:rFonts w:ascii="Source Sans 3" w:hAnsi="Source Sans 3"/>
+                <w:color w:val="404146"/>
+                <w:spacing w:val="-11"/>
+                <w:sz w:val="20"/>
+                <w:szCs w:val="20"/>
+              </w:rPr>
+              <w:t xml:space="preserve"> </w:t>
+            </w:r>
+            <w:r>
+              <w:rPr>
+                <w:rFonts w:ascii="Source Sans 3" w:hAnsi="Source Sans 3"/>
+                <w:color w:val="404146"/>
+                <w:spacing w:val="-4"/>
+                <w:sz w:val="20"/>
+                <w:szCs w:val="20"/>
+              </w:rPr>
+              <w:t>been</w:t>
+            </w:r>
+            <w:r>
+              <w:rPr>
+                <w:rFonts w:ascii="Source Sans 3" w:hAnsi="Source Sans 3"/>
+                <w:color w:val="404146"/>
+                <w:spacing w:val="-12"/>
+                <w:sz w:val="20"/>
+                <w:szCs w:val="20"/>
+              </w:rPr>
+              <w:t xml:space="preserve"> </w:t>
+            </w:r>
+            <w:r>
+              <w:rPr>
+                <w:rFonts w:ascii="Source Sans 3" w:hAnsi="Source Sans 3"/>
+                <w:color w:val="404146"/>
+                <w:spacing w:val="-4"/>
+                <w:sz w:val="20"/>
+                <w:szCs w:val="20"/>
+              </w:rPr>
+              <w:t>the</w:t>
+            </w:r>
+            <w:r>
+              <w:rPr>
+                <w:rFonts w:ascii="Source Sans 3" w:hAnsi="Source Sans 3"/>
+                <w:color w:val="404146"/>
+                <w:spacing w:val="-10"/>
+                <w:sz w:val="20"/>
+                <w:szCs w:val="20"/>
+              </w:rPr>
+              <w:t xml:space="preserve"> </w:t>
+            </w:r>
+            <w:r>
+              <w:rPr>
+                <w:rFonts w:ascii="Source Sans 3" w:hAnsi="Source Sans 3"/>
+                <w:color w:val="404146"/>
+                <w:spacing w:val="-4"/>
+                <w:sz w:val="20"/>
+                <w:szCs w:val="20"/>
+              </w:rPr>
+              <w:t>ideal</w:t>
+            </w:r>
+            <w:r>
+              <w:rPr>
+                <w:rFonts w:ascii="Source Sans 3" w:hAnsi="Source Sans 3"/>
+                <w:color w:val="404146"/>
+                <w:spacing w:val="-11"/>
+                <w:sz w:val="20"/>
+                <w:szCs w:val="20"/>
+              </w:rPr>
+              <w:t xml:space="preserve"> </w:t>
+            </w:r>
+            <w:r>
+              <w:rPr>
+                <w:rFonts w:ascii="Source Sans 3" w:hAnsi="Source Sans 3"/>
+                <w:color w:val="404146"/>
+                <w:spacing w:val="-4"/>
+                <w:sz w:val="20"/>
+                <w:szCs w:val="20"/>
+              </w:rPr>
+              <w:t>place</w:t>
+            </w:r>
+            <w:r>
+              <w:rPr>
+                <w:rFonts w:ascii="Source Sans 3" w:hAnsi="Source Sans 3"/>
+                <w:color w:val="404146"/>
+                <w:spacing w:val="-15"/>
+                <w:sz w:val="20"/>
+                <w:szCs w:val="20"/>
+              </w:rPr>
+              <w:t xml:space="preserve"> </w:t>
+            </w:r>
+            <w:r>
+              <w:rPr>
+                <w:rFonts w:ascii="Source Sans 3" w:hAnsi="Source Sans 3"/>
+                <w:color w:val="404146"/>
+                <w:spacing w:val="-4"/>
+                <w:sz w:val="20"/>
+                <w:szCs w:val="20"/>
+              </w:rPr>
+              <w:t>to</w:t>
+            </w:r>
+            <w:r>
+              <w:rPr>
+                <w:rFonts w:ascii="Source Sans 3" w:hAnsi="Source Sans 3"/>
+                <w:color w:val="404146"/>
+                <w:spacing w:val="-10"/>
+                <w:sz w:val="20"/>
+                <w:szCs w:val="20"/>
+              </w:rPr>
+              <w:t xml:space="preserve"> </w:t>
+            </w:r>
+            <w:r>
+              <w:rPr>
+                <w:rFonts w:ascii="Source Sans 3" w:hAnsi="Source Sans 3"/>
+                <w:color w:val="404146"/>
+                <w:spacing w:val="-4"/>
+                <w:sz w:val="20"/>
+                <w:szCs w:val="20"/>
+              </w:rPr>
+              <w:t>live, and</w:t>
+            </w:r>
+            <w:r>
+              <w:rPr>
+                <w:rFonts w:ascii="Source Sans 3" w:hAnsi="Source Sans 3"/>
+                <w:color w:val="404146"/>
+                <w:spacing w:val="-10"/>
+                <w:sz w:val="20"/>
+                <w:szCs w:val="20"/>
+              </w:rPr>
+              <w:t xml:space="preserve"> </w:t>
+            </w:r>
+            <w:r>
+              <w:rPr>
+                <w:rFonts w:ascii="Source Sans 3" w:hAnsi="Source Sans 3"/>
+                <w:color w:val="404146"/>
+                <w:spacing w:val="-4"/>
+                <w:sz w:val="20"/>
+                <w:szCs w:val="20"/>
+              </w:rPr>
+              <w:t>one</w:t>
+            </w:r>
+            <w:r>
+              <w:rPr>
+                <w:rFonts w:ascii="Source Sans 3" w:hAnsi="Source Sans 3"/>
+                <w:color w:val="404146"/>
+                <w:spacing w:val="-8"/>
+                <w:sz w:val="20"/>
+                <w:szCs w:val="20"/>
+              </w:rPr>
+              <w:t xml:space="preserve"> </w:t>
+            </w:r>
+            <w:r>
+              <w:rPr>
+                <w:rFonts w:ascii="Source Sans 3" w:hAnsi="Source Sans 3"/>
+                <w:color w:val="404146"/>
+                <w:spacing w:val="-4"/>
+                <w:sz w:val="20"/>
+                <w:szCs w:val="20"/>
+              </w:rPr>
+              <w:t>with</w:t>
+            </w:r>
+            <w:r>
+              <w:rPr>
+                <w:rFonts w:ascii="Source Sans 3" w:hAnsi="Source Sans 3"/>
+                <w:color w:val="404146"/>
+                <w:spacing w:val="-8"/>
+                <w:sz w:val="20"/>
+                <w:szCs w:val="20"/>
+              </w:rPr>
+              <w:t xml:space="preserve"> </w:t>
+            </w:r>
+            <w:r>
+              <w:rPr>
+                <w:rFonts w:ascii="Source Sans 3" w:hAnsi="Source Sans 3"/>
+                <w:color w:val="404146"/>
+                <w:spacing w:val="-4"/>
+                <w:sz w:val="20"/>
+                <w:szCs w:val="20"/>
+              </w:rPr>
+              <w:t>an</w:t>
+            </w:r>
+            <w:r>
+              <w:rPr>
+                <w:rFonts w:ascii="Source Sans 3" w:hAnsi="Source Sans 3"/>
+                <w:color w:val="404146"/>
+                <w:spacing w:val="-3"/>
+                <w:sz w:val="20"/>
+                <w:szCs w:val="20"/>
+              </w:rPr>
+              <w:t xml:space="preserve"> </w:t>
+            </w:r>
+            <w:r>
+              <w:rPr>
+                <w:rFonts w:ascii="Source Sans 3" w:hAnsi="Source Sans 3"/>
+                <w:color w:val="404146"/>
+                <w:spacing w:val="-4"/>
+                <w:sz w:val="20"/>
+                <w:szCs w:val="20"/>
+              </w:rPr>
+              <w:t>exciting</w:t>
+            </w:r>
+            <w:r>
+              <w:rPr>
+                <w:rFonts w:ascii="Source Sans 3" w:hAnsi="Source Sans 3"/>
+                <w:color w:val="404146"/>
+                <w:spacing w:val="-5"/>
+                <w:sz w:val="20"/>
+                <w:szCs w:val="20"/>
+              </w:rPr>
+              <w:t xml:space="preserve"> </w:t>
+            </w:r>
+            <w:r>
+              <w:rPr>
+                <w:rFonts w:ascii="Source Sans 3" w:hAnsi="Source Sans 3"/>
+                <w:color w:val="404146"/>
+                <w:spacing w:val="-4"/>
+                <w:sz w:val="20"/>
+                <w:szCs w:val="20"/>
+              </w:rPr>
+              <w:t>and</w:t>
+            </w:r>
+            <w:r>
+              <w:rPr>
+                <w:rFonts w:ascii="Source Sans 3" w:hAnsi="Source Sans 3"/>
+                <w:color w:val="404146"/>
+                <w:spacing w:val="-12"/>
+                <w:sz w:val="20"/>
+                <w:szCs w:val="20"/>
+              </w:rPr>
+              <w:t xml:space="preserve"> </w:t>
+            </w:r>
+            <w:r>
+              <w:rPr>
+                <w:rFonts w:ascii="Source Sans 3" w:hAnsi="Source Sans 3"/>
+                <w:color w:val="404146"/>
+                <w:spacing w:val="-4"/>
+                <w:sz w:val="20"/>
+                <w:szCs w:val="20"/>
+              </w:rPr>
+              <w:t>prosperous</w:t>
+            </w:r>
+            <w:r>
+              <w:rPr>
+                <w:rFonts w:ascii="Source Sans 3" w:hAnsi="Source Sans 3"/>
+                <w:color w:val="404146"/>
+                <w:spacing w:val="-17"/>
+                <w:sz w:val="20"/>
+                <w:szCs w:val="20"/>
+              </w:rPr>
+              <w:t xml:space="preserve"> </w:t>
+            </w:r>
+            <w:r>
+              <w:rPr>
+                <w:rFonts w:ascii="Source Sans 3" w:hAnsi="Source Sans 3"/>
+                <w:color w:val="404146"/>
+                <w:spacing w:val="-4"/>
+                <w:sz w:val="20"/>
+                <w:szCs w:val="20"/>
+              </w:rPr>
+              <w:t>future</w:t>
+            </w:r>
+            <w:r>
+              <w:rPr>
+                <w:rFonts w:ascii="Source Sans 3" w:hAnsi="Source Sans 3"/>
+                <w:color w:val="404146"/>
+                <w:spacing w:val="-8"/>
+                <w:sz w:val="20"/>
+                <w:szCs w:val="20"/>
+              </w:rPr>
+              <w:t xml:space="preserve"> </w:t>
+            </w:r>
+            <w:r>
+              <w:rPr>
+                <w:rFonts w:ascii="Source Sans 3" w:hAnsi="Source Sans 3"/>
+                <w:color w:val="404146"/>
+                <w:spacing w:val="-4"/>
+                <w:sz w:val="20"/>
+                <w:szCs w:val="20"/>
+              </w:rPr>
+              <w:t>ahead</w:t>
+            </w:r>
+            <w:r>
+              <w:rPr>
+                <w:rFonts w:ascii="Source Sans 3" w:hAnsi="Source Sans 3"/>
+                <w:color w:val="404146"/>
+                <w:spacing w:val="-8"/>
+                <w:sz w:val="20"/>
+                <w:szCs w:val="20"/>
+              </w:rPr>
+              <w:t xml:space="preserve"> </w:t>
+            </w:r>
+            <w:r>
+              <w:rPr>
+                <w:rFonts w:ascii="Source Sans 3" w:hAnsi="Source Sans 3"/>
+                <w:color w:val="404146"/>
+                <w:spacing w:val="-4"/>
+                <w:sz w:val="20"/>
+                <w:szCs w:val="20"/>
+              </w:rPr>
+              <w:t>of</w:t>
+            </w:r>
+            <w:r>
+              <w:rPr>
+                <w:rFonts w:ascii="Source Sans 3" w:hAnsi="Source Sans 3"/>
+                <w:color w:val="404146"/>
+                <w:spacing w:val="-13"/>
+                <w:sz w:val="20"/>
+                <w:szCs w:val="20"/>
+              </w:rPr>
+              <w:t xml:space="preserve"> </w:t>
+            </w:r>
+            <w:r>
+              <w:rPr>
+                <w:rFonts w:ascii="Source Sans 3" w:hAnsi="Source Sans 3"/>
+                <w:color w:val="404146"/>
+                <w:spacing w:val="-4"/>
+                <w:sz w:val="20"/>
+                <w:szCs w:val="20"/>
+              </w:rPr>
+              <w:t>it.</w:t>
+            </w:r>
+            <w:r>
+              <w:rPr>
+                <w:rFonts w:ascii="Source Sans 3" w:hAnsi="Source Sans 3"/>
+                <w:color w:val="404146"/>
+                <w:spacing w:val="4"/>
+                <w:sz w:val="20"/>
+                <w:szCs w:val="20"/>
+              </w:rPr>
+              <w:t xml:space="preserve"> </w:t>
+            </w:r>
+            <w:r>
+              <w:rPr>
+                <w:rFonts w:ascii="Source Sans 3" w:hAnsi="Source Sans 3"/>
+                <w:color w:val="404146"/>
+                <w:spacing w:val="-4"/>
+                <w:sz w:val="20"/>
+                <w:szCs w:val="20"/>
+              </w:rPr>
+              <w:t xml:space="preserve">And </w:t>
+            </w:r>
+            <w:r>
+              <w:rPr>
+                <w:rFonts w:ascii="Source Sans 3" w:hAnsi="Source Sans 3"/>
+                <w:color w:val="424045"/>
+                <w:spacing w:val="-6"/>
+                <w:sz w:val="20"/>
+                <w:szCs w:val="20"/>
+              </w:rPr>
+              <w:t>yet, having become a</w:t>
+            </w:r>
+            <w:r>
+              <w:rPr>
+                <w:rFonts w:ascii="Source Sans 3" w:hAnsi="Source Sans 3"/>
+                <w:color w:val="424045"/>
+                <w:spacing w:val="-11"/>
+                <w:sz w:val="20"/>
+                <w:szCs w:val="20"/>
+              </w:rPr>
+              <w:t xml:space="preserve"> </w:t>
+            </w:r>
+            <w:r>
+              <w:rPr>
+                <w:rFonts w:ascii="Source Sans 3" w:hAnsi="Source Sans 3"/>
+                <w:color w:val="424045"/>
+                <w:spacing w:val="-6"/>
+                <w:sz w:val="20"/>
+                <w:szCs w:val="20"/>
+              </w:rPr>
+              <w:t>major</w:t>
+            </w:r>
+            <w:r>
+              <w:rPr>
+                <w:rFonts w:ascii="Source Sans 3" w:hAnsi="Source Sans 3"/>
+                <w:color w:val="424045"/>
+                <w:spacing w:val="-8"/>
+                <w:sz w:val="20"/>
+                <w:szCs w:val="20"/>
+              </w:rPr>
+              <w:t xml:space="preserve"> </w:t>
+            </w:r>
+            <w:r>
+              <w:rPr>
+                <w:rFonts w:ascii="Source Sans 3" w:hAnsi="Source Sans 3"/>
+                <w:color w:val="424045"/>
+                <w:spacing w:val="-6"/>
+                <w:sz w:val="20"/>
+                <w:szCs w:val="20"/>
+              </w:rPr>
+              <w:t>population</w:t>
+            </w:r>
+            <w:r>
+              <w:rPr>
+                <w:rFonts w:ascii="Source Sans 3" w:hAnsi="Source Sans 3"/>
+                <w:color w:val="424045"/>
+                <w:spacing w:val="-11"/>
+                <w:sz w:val="20"/>
+                <w:szCs w:val="20"/>
+              </w:rPr>
+              <w:t xml:space="preserve"> </w:t>
+            </w:r>
+            <w:r>
+              <w:rPr>
+                <w:rFonts w:ascii="Source Sans 3" w:hAnsi="Source Sans 3"/>
+                <w:color w:val="424045"/>
+                <w:spacing w:val="-6"/>
+                <w:sz w:val="20"/>
+                <w:szCs w:val="20"/>
+              </w:rPr>
+              <w:t>centre</w:t>
+            </w:r>
+            <w:r>
+              <w:rPr>
+                <w:rFonts w:ascii="Source Sans 3" w:hAnsi="Source Sans 3"/>
+                <w:color w:val="424045"/>
+                <w:spacing w:val="-3"/>
+                <w:sz w:val="20"/>
+                <w:szCs w:val="20"/>
+              </w:rPr>
+              <w:t xml:space="preserve"> </w:t>
+            </w:r>
+            <w:r>
+              <w:rPr>
+                <w:rFonts w:ascii="Source Sans 3" w:hAnsi="Source Sans 3"/>
+                <w:color w:val="424045"/>
+                <w:spacing w:val="-6"/>
+                <w:sz w:val="20"/>
+                <w:szCs w:val="20"/>
+              </w:rPr>
+              <w:t>around</w:t>
+            </w:r>
+            <w:r>
+              <w:rPr>
+                <w:rFonts w:ascii="Source Sans 3" w:hAnsi="Source Sans 3"/>
+                <w:color w:val="424045"/>
+                <w:spacing w:val="-10"/>
+                <w:sz w:val="20"/>
+                <w:szCs w:val="20"/>
+              </w:rPr>
+              <w:t xml:space="preserve"> </w:t>
+            </w:r>
+            <w:r>
+              <w:rPr>
+                <w:rFonts w:ascii="Source Sans 3" w:hAnsi="Source Sans 3"/>
+                <w:color w:val="424045"/>
+                <w:spacing w:val="-6"/>
+                <w:sz w:val="20"/>
+                <w:szCs w:val="20"/>
+              </w:rPr>
+              <w:t>AD</w:t>
+            </w:r>
+            <w:r>
+              <w:rPr>
+                <w:rFonts w:ascii="Source Sans 3" w:hAnsi="Source Sans 3"/>
+                <w:color w:val="424045"/>
+                <w:spacing w:val="17"/>
+                <w:sz w:val="20"/>
+                <w:szCs w:val="20"/>
+              </w:rPr>
+              <w:t xml:space="preserve"> </w:t>
+            </w:r>
+            <w:r>
+              <w:rPr>
+                <w:rFonts w:ascii="Source Sans 3" w:hAnsi="Source Sans 3"/>
+                <w:color w:val="424045"/>
+                <w:spacing w:val="-6"/>
+                <w:sz w:val="20"/>
+                <w:szCs w:val="20"/>
+              </w:rPr>
+              <w:t>1050,</w:t>
+            </w:r>
+            <w:r>
+              <w:rPr>
+                <w:rFonts w:ascii="Source Sans 3" w:hAnsi="Source Sans 3"/>
+                <w:color w:val="424045"/>
+                <w:sz w:val="20"/>
+                <w:szCs w:val="20"/>
+              </w:rPr>
+              <w:t xml:space="preserve"> </w:t>
+            </w:r>
+            <w:r>
+              <w:rPr>
+                <w:rFonts w:ascii="Source Sans 3" w:hAnsi="Source Sans 3"/>
+                <w:color w:val="424045"/>
+                <w:spacing w:val="-6"/>
+                <w:sz w:val="20"/>
+                <w:szCs w:val="20"/>
+              </w:rPr>
+              <w:t>by 1350</w:t>
+            </w:r>
+            <w:r>
+              <w:rPr>
+                <w:rFonts w:ascii="Source Sans 3" w:hAnsi="Source Sans 3"/>
+                <w:color w:val="424045"/>
+                <w:spacing w:val="-11"/>
+                <w:sz w:val="20"/>
+                <w:szCs w:val="20"/>
+              </w:rPr>
+              <w:t xml:space="preserve"> </w:t>
+            </w:r>
+            <w:r>
+              <w:rPr>
+                <w:rFonts w:ascii="Source Sans 3" w:hAnsi="Source Sans 3"/>
+                <w:color w:val="424045"/>
+                <w:spacing w:val="-6"/>
+                <w:sz w:val="20"/>
+                <w:szCs w:val="20"/>
+              </w:rPr>
+              <w:t>it</w:t>
+            </w:r>
+            <w:r>
+              <w:rPr>
+                <w:rFonts w:ascii="Source Sans 3" w:hAnsi="Source Sans 3"/>
+                <w:color w:val="424045"/>
+                <w:spacing w:val="-12"/>
+                <w:sz w:val="20"/>
+                <w:szCs w:val="20"/>
+              </w:rPr>
+              <w:t xml:space="preserve"> </w:t>
+            </w:r>
+            <w:r>
+              <w:rPr>
+                <w:rFonts w:ascii="Source Sans 3" w:hAnsi="Source Sans 3"/>
+                <w:color w:val="424045"/>
+                <w:spacing w:val="-6"/>
+                <w:sz w:val="20"/>
+                <w:szCs w:val="20"/>
+              </w:rPr>
+              <w:t>had</w:t>
+            </w:r>
+            <w:r>
+              <w:rPr>
+                <w:rFonts w:ascii="Source Sans 3" w:hAnsi="Source Sans 3"/>
+                <w:color w:val="424045"/>
+                <w:spacing w:val="-13"/>
+                <w:sz w:val="20"/>
+                <w:szCs w:val="20"/>
+              </w:rPr>
+              <w:t xml:space="preserve"> </w:t>
+            </w:r>
+            <w:r>
+              <w:rPr>
+                <w:rFonts w:ascii="Source Sans 3" w:hAnsi="Source Sans 3"/>
+                <w:color w:val="424045"/>
+                <w:spacing w:val="-6"/>
+                <w:sz w:val="20"/>
+                <w:szCs w:val="20"/>
+              </w:rPr>
+              <w:t>been almost completely abandoned. Somewhere</w:t>
+            </w:r>
+            <w:r>
+              <w:rPr>
+                <w:rFonts w:ascii="Source Sans 3" w:hAnsi="Source Sans 3"/>
+                <w:color w:val="424045"/>
+                <w:spacing w:val="-10"/>
+                <w:sz w:val="20"/>
+                <w:szCs w:val="20"/>
+              </w:rPr>
+              <w:t xml:space="preserve"> </w:t>
+            </w:r>
+            <w:r>
+              <w:rPr>
+                <w:rFonts w:ascii="Source Sans 3" w:hAnsi="Source Sans 3"/>
+                <w:color w:val="424045"/>
+                <w:spacing w:val="-6"/>
+                <w:sz w:val="20"/>
+                <w:szCs w:val="20"/>
+              </w:rPr>
+              <w:t>in</w:t>
+            </w:r>
+            <w:r>
+              <w:rPr>
+                <w:rFonts w:ascii="Source Sans 3" w:hAnsi="Source Sans 3"/>
+                <w:color w:val="424045"/>
+                <w:spacing w:val="-8"/>
+                <w:sz w:val="20"/>
+                <w:szCs w:val="20"/>
+              </w:rPr>
+              <w:t xml:space="preserve"> </w:t>
+            </w:r>
+            <w:r>
+              <w:rPr>
+                <w:rFonts w:ascii="Source Sans 3" w:hAnsi="Source Sans 3"/>
+                <w:color w:val="424045"/>
+                <w:spacing w:val="-6"/>
+                <w:sz w:val="20"/>
+                <w:szCs w:val="20"/>
+              </w:rPr>
+              <w:t>the course of</w:t>
+            </w:r>
+            <w:r>
+              <w:rPr>
+                <w:rFonts w:ascii="Source Sans 3" w:hAnsi="Source Sans 3"/>
+                <w:color w:val="424045"/>
+                <w:spacing w:val="-12"/>
+                <w:sz w:val="20"/>
+                <w:szCs w:val="20"/>
+              </w:rPr>
+              <w:t xml:space="preserve"> </w:t>
+            </w:r>
+            <w:r>
+              <w:rPr>
+                <w:rFonts w:ascii="Source Sans 3" w:hAnsi="Source Sans 3"/>
+                <w:color w:val="424045"/>
+                <w:spacing w:val="-6"/>
+                <w:sz w:val="20"/>
+                <w:szCs w:val="20"/>
+              </w:rPr>
+              <w:t>300 years, something</w:t>
+            </w:r>
+            <w:r>
+              <w:rPr>
+                <w:rFonts w:ascii="Source Sans 3" w:hAnsi="Source Sans 3"/>
+                <w:color w:val="424045"/>
+                <w:spacing w:val="-7"/>
+                <w:sz w:val="20"/>
+                <w:szCs w:val="20"/>
+              </w:rPr>
+              <w:t xml:space="preserve"> </w:t>
+            </w:r>
+            <w:r>
+              <w:rPr>
+                <w:rFonts w:ascii="Source Sans 3" w:hAnsi="Source Sans 3"/>
+                <w:color w:val="424045"/>
+                <w:spacing w:val="-6"/>
+                <w:sz w:val="20"/>
+                <w:szCs w:val="20"/>
+              </w:rPr>
+              <w:t>happened</w:t>
+            </w:r>
+            <w:r>
+              <w:rPr>
+                <w:rFonts w:ascii="Source Sans 3" w:hAnsi="Source Sans 3"/>
+                <w:color w:val="424045"/>
+                <w:spacing w:val="-9"/>
+                <w:sz w:val="20"/>
+                <w:szCs w:val="20"/>
+              </w:rPr>
+              <w:t xml:space="preserve"> </w:t>
+            </w:r>
+            <w:r>
+              <w:rPr>
+                <w:rFonts w:ascii="Source Sans 3" w:hAnsi="Source Sans 3"/>
+                <w:color w:val="424045"/>
+                <w:spacing w:val="-6"/>
+                <w:sz w:val="20"/>
+                <w:szCs w:val="20"/>
+              </w:rPr>
+              <w:t>to</w:t>
+            </w:r>
+            <w:r>
+              <w:rPr>
+                <w:rFonts w:ascii="Source Sans 3" w:hAnsi="Source Sans 3"/>
+                <w:color w:val="424045"/>
+                <w:sz w:val="20"/>
+                <w:szCs w:val="20"/>
+              </w:rPr>
+              <w:t xml:space="preserve"> </w:t>
+            </w:r>
+            <w:r>
+              <w:rPr>
+                <w:rFonts w:ascii="Source Sans 3" w:hAnsi="Source Sans 3"/>
+                <w:color w:val="424045"/>
+                <w:spacing w:val="-6"/>
+                <w:sz w:val="20"/>
+                <w:szCs w:val="20"/>
+              </w:rPr>
+              <w:t xml:space="preserve">Cahokia to cause this, </w:t>
+            </w:r>
+            <w:r>
+              <w:rPr>
+                <w:rFonts w:ascii="Source Sans 3" w:hAnsi="Source Sans 3"/>
+                <w:color w:val="424045"/>
+                <w:spacing w:val="-2"/>
+                <w:sz w:val="20"/>
+                <w:szCs w:val="20"/>
+              </w:rPr>
+              <w:t>but</w:t>
+            </w:r>
+            <w:r>
+              <w:rPr>
+                <w:rFonts w:ascii="Source Sans 3" w:hAnsi="Source Sans 3"/>
+                <w:color w:val="424045"/>
+                <w:spacing w:val="-12"/>
+                <w:sz w:val="20"/>
+                <w:szCs w:val="20"/>
+              </w:rPr>
+              <w:t xml:space="preserve"> </w:t>
+            </w:r>
+            <w:r>
+              <w:rPr>
+                <w:rFonts w:ascii="Source Sans 3" w:hAnsi="Source Sans 3"/>
+                <w:color w:val="424045"/>
+                <w:spacing w:val="-2"/>
+                <w:sz w:val="20"/>
+                <w:szCs w:val="20"/>
+              </w:rPr>
+              <w:t>it</w:t>
+            </w:r>
+            <w:r>
+              <w:rPr>
+                <w:rFonts w:ascii="Source Sans 3" w:hAnsi="Source Sans 3"/>
+                <w:color w:val="424045"/>
+                <w:spacing w:val="-10"/>
+                <w:sz w:val="20"/>
+                <w:szCs w:val="20"/>
+              </w:rPr>
+              <w:t xml:space="preserve"> </w:t>
+            </w:r>
+            <w:r>
+              <w:rPr>
+                <w:rFonts w:ascii="Source Sans 3" w:hAnsi="Source Sans 3"/>
+                <w:color w:val="424045"/>
+                <w:spacing w:val="-2"/>
+                <w:sz w:val="20"/>
+                <w:szCs w:val="20"/>
+              </w:rPr>
+              <w:t>is</w:t>
+            </w:r>
+            <w:r>
+              <w:rPr>
+                <w:rFonts w:ascii="Source Sans 3" w:hAnsi="Source Sans 3"/>
+                <w:color w:val="424045"/>
+                <w:spacing w:val="-11"/>
+                <w:sz w:val="20"/>
+                <w:szCs w:val="20"/>
+              </w:rPr>
+              <w:t xml:space="preserve"> </w:t>
+            </w:r>
+            <w:r>
+              <w:rPr>
+                <w:rFonts w:ascii="Source Sans 3" w:hAnsi="Source Sans 3"/>
+                <w:color w:val="424045"/>
+                <w:spacing w:val="-2"/>
+                <w:sz w:val="20"/>
+                <w:szCs w:val="20"/>
+              </w:rPr>
+              <w:t>an</w:t>
+            </w:r>
+            <w:r>
+              <w:rPr>
+                <w:rFonts w:ascii="Source Sans 3" w:hAnsi="Source Sans 3"/>
+                <w:color w:val="424045"/>
+                <w:spacing w:val="-10"/>
+                <w:sz w:val="20"/>
+                <w:szCs w:val="20"/>
+              </w:rPr>
+              <w:t xml:space="preserve"> </w:t>
+            </w:r>
+            <w:r>
+              <w:rPr>
+                <w:rFonts w:ascii="Source Sans 3" w:hAnsi="Source Sans 3"/>
+                <w:color w:val="424045"/>
+                <w:spacing w:val="-2"/>
+                <w:sz w:val="20"/>
+                <w:szCs w:val="20"/>
+              </w:rPr>
+              <w:t>enigma</w:t>
+            </w:r>
+            <w:r>
+              <w:rPr>
+                <w:rFonts w:ascii="Source Sans 3" w:hAnsi="Source Sans 3"/>
+                <w:color w:val="424045"/>
+                <w:spacing w:val="-14"/>
+                <w:sz w:val="20"/>
+                <w:szCs w:val="20"/>
+              </w:rPr>
+              <w:t xml:space="preserve"> </w:t>
+            </w:r>
+            <w:r>
+              <w:rPr>
+                <w:rFonts w:ascii="Source Sans 3" w:hAnsi="Source Sans 3"/>
+                <w:color w:val="424045"/>
+                <w:spacing w:val="-2"/>
+                <w:sz w:val="20"/>
+                <w:szCs w:val="20"/>
+              </w:rPr>
+              <w:t>that</w:t>
+            </w:r>
+            <w:r>
+              <w:rPr>
+                <w:rFonts w:ascii="Source Sans 3" w:hAnsi="Source Sans 3"/>
+                <w:color w:val="424045"/>
+                <w:spacing w:val="-10"/>
+                <w:sz w:val="20"/>
+                <w:szCs w:val="20"/>
+              </w:rPr>
+              <w:t xml:space="preserve"> </w:t>
+            </w:r>
+            <w:r>
+              <w:rPr>
+                <w:rFonts w:ascii="Source Sans 3" w:hAnsi="Source Sans 3"/>
+                <w:color w:val="424045"/>
+                <w:spacing w:val="-2"/>
+                <w:sz w:val="20"/>
+                <w:szCs w:val="20"/>
+              </w:rPr>
+              <w:t>even</w:t>
+            </w:r>
+            <w:r>
+              <w:rPr>
+                <w:rFonts w:ascii="Source Sans 3" w:hAnsi="Source Sans 3"/>
+                <w:color w:val="424045"/>
+                <w:spacing w:val="-10"/>
+                <w:sz w:val="20"/>
+                <w:szCs w:val="20"/>
+              </w:rPr>
+              <w:t xml:space="preserve"> </w:t>
+            </w:r>
+            <w:r>
+              <w:rPr>
+                <w:rFonts w:ascii="Source Sans 3" w:hAnsi="Source Sans 3"/>
+                <w:color w:val="424045"/>
+                <w:spacing w:val="-2"/>
+                <w:sz w:val="20"/>
+                <w:szCs w:val="20"/>
+              </w:rPr>
+              <w:t>archaeologists</w:t>
+            </w:r>
+            <w:r>
+              <w:rPr>
+                <w:rFonts w:ascii="Source Sans 3" w:hAnsi="Source Sans 3"/>
+                <w:color w:val="424045"/>
+                <w:spacing w:val="-12"/>
+                <w:sz w:val="20"/>
+                <w:szCs w:val="20"/>
+              </w:rPr>
+              <w:t xml:space="preserve"> </w:t>
+            </w:r>
+            <w:r>
+              <w:rPr>
+                <w:rFonts w:ascii="Source Sans 3" w:hAnsi="Source Sans 3"/>
+                <w:color w:val="424045"/>
+                <w:spacing w:val="-2"/>
+                <w:sz w:val="20"/>
+                <w:szCs w:val="20"/>
+              </w:rPr>
+              <w:t>or</w:t>
+            </w:r>
+            <w:r>
+              <w:rPr>
+                <w:rFonts w:ascii="Source Sans 3" w:hAnsi="Source Sans 3"/>
+                <w:color w:val="424045"/>
+                <w:spacing w:val="-17"/>
+                <w:sz w:val="20"/>
+                <w:szCs w:val="20"/>
+              </w:rPr>
+              <w:t xml:space="preserve"> </w:t>
+            </w:r>
+            <w:r>
+              <w:rPr>
+                <w:rFonts w:ascii="Source Sans 3" w:hAnsi="Source Sans 3"/>
+                <w:color w:val="424045"/>
+                <w:spacing w:val="-2"/>
+                <w:sz w:val="20"/>
+                <w:szCs w:val="20"/>
+              </w:rPr>
+              <w:t xml:space="preserve">historians </w:t>
+            </w:r>
+            <w:r>
+              <w:rPr>
+                <w:rFonts w:ascii="Source Sans 3" w:hAnsi="Source Sans 3"/>
+                <w:color w:val="424045"/>
+                <w:sz w:val="20"/>
+                <w:szCs w:val="20"/>
+              </w:rPr>
+              <w:t>themselves</w:t>
+            </w:r>
+            <w:r>
+              <w:rPr>
+                <w:rFonts w:ascii="Source Sans 3" w:hAnsi="Source Sans 3"/>
+                <w:color w:val="424045"/>
+                <w:spacing w:val="-16"/>
+                <w:sz w:val="20"/>
+                <w:szCs w:val="20"/>
+              </w:rPr>
+              <w:t xml:space="preserve"> </w:t>
+            </w:r>
+            <w:r>
+              <w:rPr>
+                <w:rFonts w:ascii="Source Sans 3" w:hAnsi="Source Sans 3"/>
+                <w:color w:val="424045"/>
+                <w:sz w:val="20"/>
+                <w:szCs w:val="20"/>
+              </w:rPr>
+              <w:t>struggle</w:t>
+            </w:r>
+            <w:r>
+              <w:rPr>
+                <w:rFonts w:ascii="Source Sans 3" w:hAnsi="Source Sans 3"/>
+                <w:color w:val="424045"/>
+                <w:spacing w:val="-12"/>
+                <w:sz w:val="20"/>
+                <w:szCs w:val="20"/>
+              </w:rPr>
+              <w:t xml:space="preserve"> </w:t>
+            </w:r>
+            <w:r>
+              <w:rPr>
+                <w:rFonts w:ascii="Source Sans 3" w:hAnsi="Source Sans 3"/>
+                <w:color w:val="424045"/>
+                <w:sz w:val="20"/>
+                <w:szCs w:val="20"/>
+              </w:rPr>
+              <w:t>to</w:t>
+            </w:r>
+            <w:r>
+              <w:rPr>
+                <w:rFonts w:ascii="Source Sans 3" w:hAnsi="Source Sans 3"/>
+                <w:color w:val="424045"/>
+                <w:spacing w:val="-12"/>
+                <w:sz w:val="20"/>
+                <w:szCs w:val="20"/>
+              </w:rPr>
+              <w:t xml:space="preserve"> </w:t>
+            </w:r>
+            <w:r>
+              <w:rPr>
+                <w:rFonts w:ascii="Source Sans 3" w:hAnsi="Source Sans 3"/>
+                <w:color w:val="424045"/>
+                <w:sz w:val="20"/>
+                <w:szCs w:val="20"/>
+              </w:rPr>
+              <w:t>resolve.</w:t>
+            </w:r>
+          </w:p>
+        </w:tc>
+      </w:tr>
+      <w:tr>
+        <w:tc>
+          <w:tcPr>
+            <w:tcW w:w="11098" w:type="dxa"/>
+            <w:shd w:val="clear" w:color="auto" w:fill="E7E6E6" w:themeFill="background2"/>
           </w:tcPr>
           <w:p>
             <w:pPr>
@@ -15599,70 +15477,30 @@
           </w:p>
           <w:p>
             <w:pPr>
-              <w:pStyle w:val="BodyText"/>
-              <w:tabs>
-                <w:tab w:val="left" w:pos="1654"/>
-                <w:tab w:val="left" w:pos="2695"/>
-                <w:tab w:val="left" w:pos="3355"/>
-                <w:tab w:val="left" w:pos="4146"/>
-                <w:tab w:val="left" w:pos="4810"/>
-                <w:tab w:val="left" w:pos="5453"/>
-                <w:tab w:val="left" w:pos="6130"/>
-                <w:tab w:val="left" w:pos="6764"/>
-                <w:tab w:val="left" w:pos="7470"/>
-              </w:tabs>
-              <w:rPr>
+              <w:spacing w:line="278" w:lineRule="auto"/>
+              <w:rPr>
+                <w:b/>
+                <w:bCs/>
+              </w:rPr>
+            </w:pPr>
+            <w:r>
+              <w:rPr>
+                <w:rFonts w:ascii="Source Sans 3" w:hAnsi="Source Sans 3"/>
                 <w:color w:val="424045"/>
                 <w:spacing w:val="-2"/>
-                <w:sz w:val="21"/>
-              </w:rPr>
-            </w:pPr>
-            <w:r>
-              <w:rPr>
-                <w:rFonts w:ascii="Source Sans 3" w:hAnsi="Source Sans 3"/>
-                <w:color w:val="424045"/>
-                <w:spacing w:val="-2"/>
                 <w:sz w:val="20"/>
                 <w:szCs w:val="20"/>
               </w:rPr>
               <w:t>Academics who have studied other Native American sites have always found weapons of war buried deep underground. And yet, the bows, arrows and swords that littered the ground at these other sites were nowhere to be seen at Cahokia. Other factors, such as disease or colonisation from European invasion, do not seem to be possible in this case, as common as they were elsewhere at that time. The absence of definitive theories as to Cahokia's decline is highly unusual, but then again, Cahokia was no ordinary city and perhaps comparisons with other urban centres of the time cannot be made.</w:t>
             </w:r>
-          </w:p>
-        </w:tc>
-        <w:tc>
-          <w:tcPr>
-            <w:tcW w:w="2347" w:type="dxa"/>
-          </w:tcPr>
-          <w:p>
-            <w:pPr>
-              <w:spacing w:line="278" w:lineRule="auto"/>
-              <w:rPr>
-                <w:b/>
-                <w:bCs/>
-              </w:rPr>
-            </w:pPr>
           </w:p>
         </w:tc>
       </w:tr>
       <w:tr>
         <w:tc>
           <w:tcPr>
-            <w:tcW w:w="2405" w:type="dxa"/>
-          </w:tcPr>
-          <w:p>
-            <w:pPr>
-              <w:spacing w:line="278" w:lineRule="auto"/>
-              <w:rPr>
-                <w:b/>
-                <w:bCs/>
-              </w:rPr>
-            </w:pPr>
-          </w:p>
-        </w:tc>
-        <w:tc>
-          <w:tcPr>
-            <w:tcW w:w="6521" w:type="dxa"/>
-            <w:shd w:val="clear" w:color="auto" w:fill="FFFF99"/>
+            <w:tcW w:w="11098" w:type="dxa"/>
+            <w:shd w:val="clear" w:color="auto" w:fill="F9F941"/>
           </w:tcPr>
           <w:p>
             <w:pPr>
@@ -15702,49 +15540,20 @@
                 <w:tab w:val="left" w:pos="7470"/>
               </w:tabs>
               <w:rPr>
+                <w:b/>
+                <w:bCs/>
+              </w:rPr>
+            </w:pPr>
+            <w:r>
+              <w:rPr>
                 <w:rFonts w:ascii="Source Sans 3" w:hAnsi="Source Sans 3"/>
                 <w:color w:val="424045"/>
                 <w:spacing w:val="-2"/>
                 <w:sz w:val="20"/>
                 <w:szCs w:val="20"/>
               </w:rPr>
-            </w:pPr>
-            <w:r>
-              <w:rPr>
-                <w:rFonts w:ascii="Source Sans 3" w:hAnsi="Source Sans 3"/>
-                <w:color w:val="424045"/>
-                <w:spacing w:val="-2"/>
-                <w:sz w:val="20"/>
-                <w:szCs w:val="20"/>
-              </w:rPr>
               <w:t>While academics remain bemused as to why the residents fled the city, we can still marvel at the individual artefacts that archaeologists have discovered: the jewellery worn, the pots used to cook in, the small workshop at the base of one of the mounds. That said, there is also a more unpleasant side to their investigations. Human sacrifice, it seems, was a common fact of life in Cahokia; even if we cannot be sure whether this was for religious or for other reasons, we can have no doubt that it happened frequently. The bodies of hundreds of people, mostly young women, have been found buried in mass graves, and the way in which they died was often horrific. A sombre reminder that even 'advanced' city states had their shadowy sides.</w:t>
             </w:r>
-          </w:p>
-          <w:p>
-            <w:pPr>
-              <w:rPr>
-                <w:rFonts w:ascii="Source Sans 3" w:hAnsi="Source Sans 3"/>
-                <w:b/>
-                <w:bCs/>
-                <w:color w:val="291714"/>
-                <w:sz w:val="20"/>
-                <w:szCs w:val="20"/>
-              </w:rPr>
-            </w:pPr>
-          </w:p>
-        </w:tc>
-        <w:tc>
-          <w:tcPr>
-            <w:tcW w:w="2347" w:type="dxa"/>
-          </w:tcPr>
-          <w:p>
-            <w:pPr>
-              <w:spacing w:line="278" w:lineRule="auto"/>
-              <w:rPr>
-                <w:b/>
-                <w:bCs/>
-              </w:rPr>
-            </w:pPr>
           </w:p>
         </w:tc>
       </w:tr>

--- a/assets/data/Mindset-Level-3.docx
+++ b/assets/data/Mindset-Level-3.docx
@@ -155,13 +155,12 @@
     <w:tbl>
       <w:tblPr>
         <w:tblStyle w:val="DottedTable"/>
-        <w:tblW w:w="0" w:type="auto"/>
+        <w:tblW w:w="11194" w:type="dxa"/>
         <w:tblLook w:val="04A0" w:firstRow="1" w:lastRow="0" w:firstColumn="1" w:lastColumn="0" w:noHBand="0" w:noVBand="1"/>
       </w:tblPr>
       <w:tblGrid>
         <w:gridCol w:w="562"/>
-        <w:gridCol w:w="5888"/>
-        <w:gridCol w:w="4648"/>
+        <w:gridCol w:w="10632"/>
       </w:tblGrid>
       <w:tr>
         <w:tc>
@@ -191,7 +190,7 @@
         </w:tc>
         <w:tc>
           <w:tcPr>
-            <w:tcW w:w="5888" w:type="dxa"/>
+            <w:tcW w:w="10632" w:type="dxa"/>
           </w:tcPr>
           <w:p>
             <w:r>
@@ -206,13 +205,6 @@
             </w:r>
           </w:p>
           <w:p>
-            <w:pPr>
-              <w:rPr>
-                <w:rFonts w:ascii="Source Sans 3" w:hAnsi="Source Sans 3"/>
-                <w:sz w:val="21"/>
-                <w:szCs w:val="21"/>
-              </w:rPr>
-            </w:pPr>
             <w:r>
               <w:rPr>
                 <w:rFonts w:ascii="Source Sans 3" w:hAnsi="Source Sans 3"/>
@@ -381,7 +373,25 @@
                 <w:sz w:val="21"/>
                 <w:szCs w:val="21"/>
               </w:rPr>
-              <w:t xml:space="preserve">, or go hiking in the Tramuntanas, a mountain range that runs from </w:t>
+              <w:t xml:space="preserve">, or go hiking in the </w:t>
+            </w:r>
+            <w:proofErr w:type="spellStart"/>
+            <w:r>
+              <w:rPr>
+                <w:rFonts w:ascii="Source Sans 3" w:hAnsi="Source Sans 3"/>
+                <w:sz w:val="21"/>
+                <w:szCs w:val="21"/>
+              </w:rPr>
+              <w:t>Tramuntanas</w:t>
+            </w:r>
+            <w:proofErr w:type="spellEnd"/>
+            <w:r>
+              <w:rPr>
+                <w:rFonts w:ascii="Source Sans 3" w:hAnsi="Source Sans 3"/>
+                <w:sz w:val="21"/>
+                <w:szCs w:val="21"/>
+              </w:rPr>
+              <w:t xml:space="preserve">, a mountain range that runs from </w:t>
             </w:r>
             <w:r>
               <w:rPr>
@@ -434,6 +444,7 @@
               </w:rPr>
               <w:t xml:space="preserve">, contrasts entirely with the traditional rural towns and villages in the heart of the island, such as </w:t>
             </w:r>
+            <w:proofErr w:type="spellStart"/>
             <w:r>
               <w:rPr>
                 <w:rFonts w:ascii="Source Sans 3" w:hAnsi="Source Sans 3"/>
@@ -443,6 +454,7 @@
               </w:rPr>
               <w:t>Algaida</w:t>
             </w:r>
+            <w:proofErr w:type="spellEnd"/>
             <w:r>
               <w:rPr>
                 <w:rFonts w:ascii="Source Sans 3" w:hAnsi="Source Sans 3"/>
@@ -469,12 +481,6 @@
               <w:t>.</w:t>
             </w:r>
           </w:p>
-        </w:tc>
-        <w:tc>
-          <w:tcPr>
-            <w:tcW w:w="4648" w:type="dxa"/>
-          </w:tcPr>
-          <w:p/>
         </w:tc>
       </w:tr>
       <w:tr>
@@ -517,8 +523,7 @@
         </w:tc>
         <w:tc>
           <w:tcPr>
-            <w:tcW w:w="10536" w:type="dxa"/>
-            <w:gridSpan w:val="2"/>
+            <w:tcW w:w="10632" w:type="dxa"/>
           </w:tcPr>
           <w:p>
             <w:r>
@@ -751,7 +756,25 @@
                 <w:sz w:val="20"/>
                 <w:szCs w:val="20"/>
               </w:rPr>
-              <w:t xml:space="preserve">This type of task requires you to choose a heading which correctly summarises the whole paragraph. Often, it is possible to find one sentence in a paragraph which conveys the main idea - this is known as the </w:t>
+              <w:t xml:space="preserve">This type of task requires you to choose a heading which correctly </w:t>
+            </w:r>
+            <w:proofErr w:type="spellStart"/>
+            <w:r>
+              <w:rPr>
+                <w:rFonts w:ascii="Source Sans 3" w:hAnsi="Source Sans 3"/>
+                <w:sz w:val="20"/>
+                <w:szCs w:val="20"/>
+              </w:rPr>
+              <w:t>summarises</w:t>
+            </w:r>
+            <w:proofErr w:type="spellEnd"/>
+            <w:r>
+              <w:rPr>
+                <w:rFonts w:ascii="Source Sans 3" w:hAnsi="Source Sans 3"/>
+                <w:sz w:val="20"/>
+                <w:szCs w:val="20"/>
+              </w:rPr>
+              <w:t xml:space="preserve"> the whole paragraph. Often, it is possible to find one sentence in a paragraph which conveys the main idea - this is known as the </w:t>
             </w:r>
             <w:r>
               <w:rPr>
@@ -6550,7 +6573,23 @@
                 <w:rFonts w:ascii="Source Sans 3" w:hAnsi="Source Sans 3"/>
                 <w:sz w:val="21"/>
               </w:rPr>
-              <w:t>Despite the fact the town of Marloth Park is close to the Kruger National Park, one of the largest game reserves in Africa, and despite the constant threat of visits from wild animals such as lions and hippopotamuses, its anxious residents are not allowed to build fences around their houses to keep out their neighbours.</w:t>
+              <w:t xml:space="preserve">Despite the fact the town of Marloth Park is close to the Kruger National Park, one of the largest game reserves in Africa, and despite the constant threat of visits from wild animals such as lions and hippopotamuses, its anxious residents are not allowed to build fences around their houses to keep out their </w:t>
+            </w:r>
+            <w:proofErr w:type="spellStart"/>
+            <w:r>
+              <w:rPr>
+                <w:rFonts w:ascii="Source Sans 3" w:hAnsi="Source Sans 3"/>
+                <w:sz w:val="21"/>
+              </w:rPr>
+              <w:t>neighbours</w:t>
+            </w:r>
+            <w:proofErr w:type="spellEnd"/>
+            <w:r>
+              <w:rPr>
+                <w:rFonts w:ascii="Source Sans 3" w:hAnsi="Source Sans 3"/>
+                <w:sz w:val="21"/>
+              </w:rPr>
+              <w:t>.</w:t>
             </w:r>
           </w:p>
           <w:p>
@@ -7862,7 +7901,39 @@
                 <w:rFonts w:ascii="Source Sans 3" w:hAnsi="Source Sans 3"/>
                 <w:sz w:val="21"/>
               </w:rPr>
-              <w:t>The real Hallstat is in Austria and is proud to be a traditional UNESCO* World Heritage Site. The Chinese Hallstat is a carbon copy, built in Guangdong province, China, by a millionaire who sponsored the construction of the imitation town. It cost approximately $940 million to build, and</w:t>
+              <w:t xml:space="preserve">The real </w:t>
+            </w:r>
+            <w:proofErr w:type="spellStart"/>
+            <w:r>
+              <w:rPr>
+                <w:rFonts w:ascii="Source Sans 3" w:hAnsi="Source Sans 3"/>
+                <w:sz w:val="21"/>
+              </w:rPr>
+              <w:t>Hallstat</w:t>
+            </w:r>
+            <w:proofErr w:type="spellEnd"/>
+            <w:r>
+              <w:rPr>
+                <w:rFonts w:ascii="Source Sans 3" w:hAnsi="Source Sans 3"/>
+                <w:sz w:val="21"/>
+              </w:rPr>
+              <w:t xml:space="preserve"> is in Austria and is proud to be a traditional UNESCO* World Heritage Site. The Chinese </w:t>
+            </w:r>
+            <w:proofErr w:type="spellStart"/>
+            <w:r>
+              <w:rPr>
+                <w:rFonts w:ascii="Source Sans 3" w:hAnsi="Source Sans 3"/>
+                <w:sz w:val="21"/>
+              </w:rPr>
+              <w:t>Hallstat</w:t>
+            </w:r>
+            <w:proofErr w:type="spellEnd"/>
+            <w:r>
+              <w:rPr>
+                <w:rFonts w:ascii="Source Sans 3" w:hAnsi="Source Sans 3"/>
+                <w:sz w:val="21"/>
+              </w:rPr>
+              <w:t xml:space="preserve"> is a carbon copy, built in Guangdong province, China, by a millionaire who sponsored the construction of the imitation town. It cost approximately $940 million to build, and</w:t>
             </w:r>
           </w:p>
           <w:p>
@@ -7878,7 +7949,39 @@
                 <w:rFonts w:ascii="Source Sans 3" w:hAnsi="Source Sans 3"/>
                 <w:sz w:val="21"/>
               </w:rPr>
-              <w:t>looks exactly like the real Hallstat, all the way down to its wooden houses, its narrow streets, and its funicular railway. When the residents of Austria's Hallstat (including the mayor) were invited to visit it, they expressed pride that their town was considered so improbably beautiful that it had been reproduced in its entirety, but they still had cause for complaint. Originally, the Chinese company had promised to meet</w:t>
+              <w:t xml:space="preserve">looks exactly like the real </w:t>
+            </w:r>
+            <w:proofErr w:type="spellStart"/>
+            <w:r>
+              <w:rPr>
+                <w:rFonts w:ascii="Source Sans 3" w:hAnsi="Source Sans 3"/>
+                <w:sz w:val="21"/>
+              </w:rPr>
+              <w:t>Hallstat</w:t>
+            </w:r>
+            <w:proofErr w:type="spellEnd"/>
+            <w:r>
+              <w:rPr>
+                <w:rFonts w:ascii="Source Sans 3" w:hAnsi="Source Sans 3"/>
+                <w:sz w:val="21"/>
+              </w:rPr>
+              <w:t xml:space="preserve">, all the way down to its wooden houses, its narrow streets, and its funicular railway. When the residents of Austria's </w:t>
+            </w:r>
+            <w:proofErr w:type="spellStart"/>
+            <w:r>
+              <w:rPr>
+                <w:rFonts w:ascii="Source Sans 3" w:hAnsi="Source Sans 3"/>
+                <w:sz w:val="21"/>
+              </w:rPr>
+              <w:t>Hallstat</w:t>
+            </w:r>
+            <w:proofErr w:type="spellEnd"/>
+            <w:r>
+              <w:rPr>
+                <w:rFonts w:ascii="Source Sans 3" w:hAnsi="Source Sans 3"/>
+                <w:sz w:val="21"/>
+              </w:rPr>
+              <w:t xml:space="preserve"> (including the mayor) were invited to visit it, they expressed pride that their town was considered so improbably beautiful that it had been reproduced in its entirety, but they still had cause for complaint. Originally, the Chinese company had promised to meet</w:t>
             </w:r>
           </w:p>
           <w:p>
@@ -7894,7 +7997,23 @@
                 <w:rFonts w:ascii="Source Sans 3" w:hAnsi="Source Sans 3"/>
                 <w:sz w:val="21"/>
               </w:rPr>
-              <w:t>with the Austrian residents to confirm that they were happy for their homes to be copied; instead, they simply sent their employees to Austria to fake photos, and they returned home to China without speaking to a single resident of the original Hallstat.</w:t>
+              <w:t xml:space="preserve">with the Austrian residents to confirm that they were happy for their homes to be copied; instead, they simply sent their employees to Austria to fake photos, and they returned home to China without speaking to a single resident of the original </w:t>
+            </w:r>
+            <w:proofErr w:type="spellStart"/>
+            <w:r>
+              <w:rPr>
+                <w:rFonts w:ascii="Source Sans 3" w:hAnsi="Source Sans 3"/>
+                <w:sz w:val="21"/>
+              </w:rPr>
+              <w:t>Hallstat</w:t>
+            </w:r>
+            <w:proofErr w:type="spellEnd"/>
+            <w:r>
+              <w:rPr>
+                <w:rFonts w:ascii="Source Sans 3" w:hAnsi="Source Sans 3"/>
+                <w:sz w:val="21"/>
+              </w:rPr>
+              <w:t>.</w:t>
             </w:r>
           </w:p>
           <w:p>
@@ -8197,7 +8316,25 @@
                 <w:sz w:val="21"/>
                 <w:szCs w:val="21"/>
               </w:rPr>
-              <w:t xml:space="preserve"> A conflict between reality and imitation</w:t>
+              <w:t xml:space="preserve"> </w:t>
+            </w:r>
+            <w:proofErr w:type="spellStart"/>
+            <w:r>
+              <w:rPr>
+                <w:rFonts w:ascii="Source Sans 3" w:hAnsi="Source Sans 3"/>
+                <w:sz w:val="21"/>
+                <w:szCs w:val="21"/>
+              </w:rPr>
+              <w:t>A</w:t>
+            </w:r>
+            <w:proofErr w:type="spellEnd"/>
+            <w:r>
+              <w:rPr>
+                <w:rFonts w:ascii="Source Sans 3" w:hAnsi="Source Sans 3"/>
+                <w:sz w:val="21"/>
+                <w:szCs w:val="21"/>
+              </w:rPr>
+              <w:t xml:space="preserve"> conflict between reality and imitation</w:t>
             </w:r>
           </w:p>
           <w:p>
@@ -9970,7 +10107,25 @@
                 <w:sz w:val="21"/>
                 <w:szCs w:val="21"/>
               </w:rPr>
-              <w:t>The residents of Hallstat believed that they would be consulted by the company building a copy of their town - but it turns out they were INFORM.</w:t>
+              <w:t xml:space="preserve">The residents of </w:t>
+            </w:r>
+            <w:proofErr w:type="spellStart"/>
+            <w:r>
+              <w:rPr>
+                <w:rFonts w:ascii="Source Sans 3" w:hAnsi="Source Sans 3" w:cs="Tahoma"/>
+                <w:sz w:val="21"/>
+                <w:szCs w:val="21"/>
+              </w:rPr>
+              <w:t>Hallstat</w:t>
+            </w:r>
+            <w:proofErr w:type="spellEnd"/>
+            <w:r>
+              <w:rPr>
+                <w:rFonts w:ascii="Source Sans 3" w:hAnsi="Source Sans 3" w:cs="Tahoma"/>
+                <w:sz w:val="21"/>
+                <w:szCs w:val="21"/>
+              </w:rPr>
+              <w:t xml:space="preserve"> believed that they would be consulted by the company building a copy of their town - but it turns out they were INFORM.</w:t>
             </w:r>
           </w:p>
           <w:p>
@@ -10283,7 +10438,27 @@
                 <w:sz w:val="21"/>
                 <w:szCs w:val="21"/>
               </w:rPr>
-              <w:t>The Reading passage hos six paragraphs, A-F. Choose the correct heading for each paragraph from the list of headings below. Write the correct number, i-viii.</w:t>
+              <w:t xml:space="preserve">The Reading passage hos six paragraphs, A-F. Choose the correct heading for each paragraph from the list of headings below. Write the correct number, </w:t>
+            </w:r>
+            <w:proofErr w:type="spellStart"/>
+            <w:r>
+              <w:rPr>
+                <w:rFonts w:ascii="Source Sans 3" w:hAnsi="Source Sans 3"/>
+                <w:i/>
+                <w:sz w:val="21"/>
+                <w:szCs w:val="21"/>
+              </w:rPr>
+              <w:t>i</w:t>
+            </w:r>
+            <w:proofErr w:type="spellEnd"/>
+            <w:r>
+              <w:rPr>
+                <w:rFonts w:ascii="Source Sans 3" w:hAnsi="Source Sans 3"/>
+                <w:i/>
+                <w:sz w:val="21"/>
+                <w:szCs w:val="21"/>
+              </w:rPr>
+              <w:t>-viii.</w:t>
             </w:r>
           </w:p>
           <w:p>
@@ -11430,13 +11605,23 @@
               </w:rPr>
               <w:t xml:space="preserve"> </w:t>
             </w:r>
-            <w:r>
-              <w:rPr>
-                <w:rFonts w:ascii="Source Sans 3" w:hAnsi="Source Sans 3"/>
-                <w:sz w:val="20"/>
-                <w:szCs w:val="20"/>
-              </w:rPr>
-              <w:t>centres. Cahokia, as</w:t>
+            <w:proofErr w:type="spellStart"/>
+            <w:r>
+              <w:rPr>
+                <w:rFonts w:ascii="Source Sans 3" w:hAnsi="Source Sans 3"/>
+                <w:sz w:val="20"/>
+                <w:szCs w:val="20"/>
+              </w:rPr>
+              <w:t>centres</w:t>
+            </w:r>
+            <w:proofErr w:type="spellEnd"/>
+            <w:r>
+              <w:rPr>
+                <w:rFonts w:ascii="Source Sans 3" w:hAnsi="Source Sans 3"/>
+                <w:sz w:val="20"/>
+                <w:szCs w:val="20"/>
+              </w:rPr>
+              <w:t>. Cahokia, as</w:t>
             </w:r>
             <w:r>
               <w:rPr>
@@ -13487,6 +13672,7 @@
               </w:rPr>
               <w:t xml:space="preserve"> </w:t>
             </w:r>
+            <w:proofErr w:type="spellStart"/>
             <w:r>
               <w:rPr>
                 <w:rFonts w:ascii="Source Sans 3" w:hAnsi="Source Sans 3"/>
@@ -13495,7 +13681,18 @@
                 <w:sz w:val="20"/>
                 <w:szCs w:val="20"/>
               </w:rPr>
-              <w:t>centre.</w:t>
+              <w:t>centre</w:t>
+            </w:r>
+            <w:proofErr w:type="spellEnd"/>
+            <w:r>
+              <w:rPr>
+                <w:rFonts w:ascii="Source Sans 3" w:hAnsi="Source Sans 3"/>
+                <w:color w:val="2F3A2C"/>
+                <w:spacing w:val="-4"/>
+                <w:sz w:val="20"/>
+                <w:szCs w:val="20"/>
+              </w:rPr>
+              <w:t>.</w:t>
             </w:r>
             <w:r>
               <w:rPr>
@@ -13583,7 +13780,29 @@
                 <w:sz w:val="20"/>
                 <w:szCs w:val="20"/>
               </w:rPr>
-              <w:t xml:space="preserve">appears to have been thanks to a smalt group of planners </w:t>
+              <w:t xml:space="preserve">appears to have been thanks to a </w:t>
+            </w:r>
+            <w:proofErr w:type="spellStart"/>
+            <w:r>
+              <w:rPr>
+                <w:rFonts w:ascii="Source Sans 3" w:hAnsi="Source Sans 3"/>
+                <w:color w:val="2E392B"/>
+                <w:w w:val="90"/>
+                <w:sz w:val="20"/>
+                <w:szCs w:val="20"/>
+              </w:rPr>
+              <w:t>smalt</w:t>
+            </w:r>
+            <w:proofErr w:type="spellEnd"/>
+            <w:r>
+              <w:rPr>
+                <w:rFonts w:ascii="Source Sans 3" w:hAnsi="Source Sans 3"/>
+                <w:color w:val="2E392B"/>
+                <w:w w:val="90"/>
+                <w:sz w:val="20"/>
+                <w:szCs w:val="20"/>
+              </w:rPr>
+              <w:t xml:space="preserve"> group of planners </w:t>
             </w:r>
             <w:r>
               <w:rPr>
@@ -13784,7 +14003,25 @@
                 <w:sz w:val="20"/>
                 <w:szCs w:val="20"/>
               </w:rPr>
-              <w:t>After the redesigns of the village were put in place, the Native Americans at Cahokia worked with tireless determination to carry them out. Over the course of a few decades, they transported huge volumes of soil from the nearby countryside to create 120 huge mounds of earth, the biggest of which rose to one hundred feet. On top of these, they built a vast urban environment, complete with a vibrant town centre, municipal buildings, and a fifty-acre plaza at the foot of the biggest mound.</w:t>
+              <w:t xml:space="preserve">After the redesigns of the village were put in place, the Native Americans at Cahokia worked with tireless determination to carry them out. Over the course of a few decades, they transported huge volumes of soil from the nearby countryside to create 120 huge mounds of earth, the biggest of which rose to one hundred feet. On top of these, they built a vast urban environment, complete with a vibrant town </w:t>
+            </w:r>
+            <w:proofErr w:type="spellStart"/>
+            <w:r>
+              <w:rPr>
+                <w:rFonts w:ascii="Source Sans 3" w:hAnsi="Source Sans 3"/>
+                <w:sz w:val="20"/>
+                <w:szCs w:val="20"/>
+              </w:rPr>
+              <w:t>centre</w:t>
+            </w:r>
+            <w:proofErr w:type="spellEnd"/>
+            <w:r>
+              <w:rPr>
+                <w:rFonts w:ascii="Source Sans 3" w:hAnsi="Source Sans 3"/>
+                <w:sz w:val="20"/>
+                <w:szCs w:val="20"/>
+              </w:rPr>
+              <w:t>, municipal buildings, and a fifty-acre plaza at the foot of the biggest mound.</w:t>
             </w:r>
           </w:p>
           <w:p>
@@ -14886,6 +15123,7 @@
               </w:rPr>
               <w:t xml:space="preserve"> </w:t>
             </w:r>
+            <w:proofErr w:type="spellStart"/>
             <w:r>
               <w:rPr>
                 <w:rFonts w:ascii="Source Sans 3" w:hAnsi="Source Sans 3"/>
@@ -14896,6 +15134,7 @@
               </w:rPr>
               <w:t>centre</w:t>
             </w:r>
+            <w:proofErr w:type="spellEnd"/>
             <w:r>
               <w:rPr>
                 <w:rFonts w:ascii="Source Sans 3" w:hAnsi="Source Sans 3"/>
@@ -15491,7 +15730,51 @@
                 <w:sz w:val="20"/>
                 <w:szCs w:val="20"/>
               </w:rPr>
-              <w:t>Academics who have studied other Native American sites have always found weapons of war buried deep underground. And yet, the bows, arrows and swords that littered the ground at these other sites were nowhere to be seen at Cahokia. Other factors, such as disease or colonisation from European invasion, do not seem to be possible in this case, as common as they were elsewhere at that time. The absence of definitive theories as to Cahokia's decline is highly unusual, but then again, Cahokia was no ordinary city and perhaps comparisons with other urban centres of the time cannot be made.</w:t>
+              <w:t xml:space="preserve">Academics who have studied other Native American sites have always found weapons of war buried deep underground. And yet, the bows, arrows and swords that littered the ground at these other sites were nowhere to be seen at Cahokia. Other factors, such as disease or </w:t>
+            </w:r>
+            <w:proofErr w:type="spellStart"/>
+            <w:r>
+              <w:rPr>
+                <w:rFonts w:ascii="Source Sans 3" w:hAnsi="Source Sans 3"/>
+                <w:color w:val="424045"/>
+                <w:spacing w:val="-2"/>
+                <w:sz w:val="20"/>
+                <w:szCs w:val="20"/>
+              </w:rPr>
+              <w:t>colonisation</w:t>
+            </w:r>
+            <w:proofErr w:type="spellEnd"/>
+            <w:r>
+              <w:rPr>
+                <w:rFonts w:ascii="Source Sans 3" w:hAnsi="Source Sans 3"/>
+                <w:color w:val="424045"/>
+                <w:spacing w:val="-2"/>
+                <w:sz w:val="20"/>
+                <w:szCs w:val="20"/>
+              </w:rPr>
+              <w:t xml:space="preserve"> from European invasion, do not seem to be possible in this case, as common as they were elsewhere at that time. The absence of definitive theories as to Cahokia's decline is highly unusual, but then again, Cahokia was no ordinary city and perhaps comparisons with other urban </w:t>
+            </w:r>
+            <w:proofErr w:type="spellStart"/>
+            <w:r>
+              <w:rPr>
+                <w:rFonts w:ascii="Source Sans 3" w:hAnsi="Source Sans 3"/>
+                <w:color w:val="424045"/>
+                <w:spacing w:val="-2"/>
+                <w:sz w:val="20"/>
+                <w:szCs w:val="20"/>
+              </w:rPr>
+              <w:t>centres</w:t>
+            </w:r>
+            <w:proofErr w:type="spellEnd"/>
+            <w:r>
+              <w:rPr>
+                <w:rFonts w:ascii="Source Sans 3" w:hAnsi="Source Sans 3"/>
+                <w:color w:val="424045"/>
+                <w:spacing w:val="-2"/>
+                <w:sz w:val="20"/>
+                <w:szCs w:val="20"/>
+              </w:rPr>
+              <w:t xml:space="preserve"> of the time cannot be made.</w:t>
             </w:r>
           </w:p>
         </w:tc>
@@ -15552,7 +15835,51 @@
                 <w:sz w:val="20"/>
                 <w:szCs w:val="20"/>
               </w:rPr>
-              <w:t>While academics remain bemused as to why the residents fled the city, we can still marvel at the individual artefacts that archaeologists have discovered: the jewellery worn, the pots used to cook in, the small workshop at the base of one of the mounds. That said, there is also a more unpleasant side to their investigations. Human sacrifice, it seems, was a common fact of life in Cahokia; even if we cannot be sure whether this was for religious or for other reasons, we can have no doubt that it happened frequently. The bodies of hundreds of people, mostly young women, have been found buried in mass graves, and the way in which they died was often horrific. A sombre reminder that even 'advanced' city states had their shadowy sides.</w:t>
+              <w:t xml:space="preserve">While academics remain bemused as to why the residents fled the city, we can still marvel at the individual artefacts that archaeologists have discovered: the </w:t>
+            </w:r>
+            <w:proofErr w:type="spellStart"/>
+            <w:r>
+              <w:rPr>
+                <w:rFonts w:ascii="Source Sans 3" w:hAnsi="Source Sans 3"/>
+                <w:color w:val="424045"/>
+                <w:spacing w:val="-2"/>
+                <w:sz w:val="20"/>
+                <w:szCs w:val="20"/>
+              </w:rPr>
+              <w:t>jewellery</w:t>
+            </w:r>
+            <w:proofErr w:type="spellEnd"/>
+            <w:r>
+              <w:rPr>
+                <w:rFonts w:ascii="Source Sans 3" w:hAnsi="Source Sans 3"/>
+                <w:color w:val="424045"/>
+                <w:spacing w:val="-2"/>
+                <w:sz w:val="20"/>
+                <w:szCs w:val="20"/>
+              </w:rPr>
+              <w:t xml:space="preserve"> worn, the pots used to cook in, the small workshop at the base of one of the mounds. That said, there is also a more unpleasant side to their investigations. Human sacrifice, it seems, was a common fact of life in Cahokia; even if we cannot be sure whether this was for religious or for other reasons, we can have no doubt that it happened frequently. The bodies of hundreds of people, mostly young women, have been found buried in mass graves, and the way in which they died was often horrific. A </w:t>
+            </w:r>
+            <w:proofErr w:type="spellStart"/>
+            <w:r>
+              <w:rPr>
+                <w:rFonts w:ascii="Source Sans 3" w:hAnsi="Source Sans 3"/>
+                <w:color w:val="424045"/>
+                <w:spacing w:val="-2"/>
+                <w:sz w:val="20"/>
+                <w:szCs w:val="20"/>
+              </w:rPr>
+              <w:t>sombre</w:t>
+            </w:r>
+            <w:proofErr w:type="spellEnd"/>
+            <w:r>
+              <w:rPr>
+                <w:rFonts w:ascii="Source Sans 3" w:hAnsi="Source Sans 3"/>
+                <w:color w:val="424045"/>
+                <w:spacing w:val="-2"/>
+                <w:sz w:val="20"/>
+                <w:szCs w:val="20"/>
+              </w:rPr>
+              <w:t xml:space="preserve"> reminder that even 'advanced' city states had their shadowy sides.</w:t>
             </w:r>
           </w:p>
         </w:tc>
@@ -15758,17 +16085,14 @@
         <w:tblLook w:val="04A0" w:firstRow="1" w:lastRow="0" w:firstColumn="1" w:lastColumn="0" w:noHBand="0" w:noVBand="1"/>
       </w:tblPr>
       <w:tblGrid>
-        <w:gridCol w:w="2219"/>
-        <w:gridCol w:w="2219"/>
-        <w:gridCol w:w="2220"/>
-        <w:gridCol w:w="2220"/>
-        <w:gridCol w:w="2220"/>
+        <w:gridCol w:w="5549"/>
+        <w:gridCol w:w="5549"/>
       </w:tblGrid>
       <w:tr>
         <w:tc>
           <w:tcPr>
             <w:tcW w:w="5000" w:type="pct"/>
-            <w:gridSpan w:val="5"/>
+            <w:gridSpan w:val="2"/>
           </w:tcPr>
           <w:p>
             <w:pPr>
@@ -15902,7 +16226,55 @@
                 <w:sz w:val="21"/>
                 <w:szCs w:val="21"/>
               </w:rPr>
-              <w:t>Since five years ago, {i}sales have grown rapidly{/i} to 90,000.</w:t>
+              <w:t>Since five years ago, {</w:t>
+            </w:r>
+            <w:proofErr w:type="spellStart"/>
+            <w:r>
+              <w:rPr>
+                <w:rFonts w:ascii="Source Sans 3" w:hAnsi="Source Sans 3"/>
+                <w:color w:val="0D0706"/>
+                <w:spacing w:val="-2"/>
+                <w:w w:val="110"/>
+                <w:sz w:val="21"/>
+                <w:szCs w:val="21"/>
+              </w:rPr>
+              <w:t>i</w:t>
+            </w:r>
+            <w:proofErr w:type="spellEnd"/>
+            <w:r>
+              <w:rPr>
+                <w:rFonts w:ascii="Source Sans 3" w:hAnsi="Source Sans 3"/>
+                <w:color w:val="0D0706"/>
+                <w:spacing w:val="-2"/>
+                <w:w w:val="110"/>
+                <w:sz w:val="21"/>
+                <w:szCs w:val="21"/>
+              </w:rPr>
+              <w:t>}sales have grown rapidly{/</w:t>
+            </w:r>
+            <w:proofErr w:type="spellStart"/>
+            <w:r>
+              <w:rPr>
+                <w:rFonts w:ascii="Source Sans 3" w:hAnsi="Source Sans 3"/>
+                <w:color w:val="0D0706"/>
+                <w:spacing w:val="-2"/>
+                <w:w w:val="110"/>
+                <w:sz w:val="21"/>
+                <w:szCs w:val="21"/>
+              </w:rPr>
+              <w:t>i</w:t>
+            </w:r>
+            <w:proofErr w:type="spellEnd"/>
+            <w:r>
+              <w:rPr>
+                <w:rFonts w:ascii="Source Sans 3" w:hAnsi="Source Sans 3"/>
+                <w:color w:val="0D0706"/>
+                <w:spacing w:val="-2"/>
+                <w:w w:val="110"/>
+                <w:sz w:val="21"/>
+                <w:szCs w:val="21"/>
+              </w:rPr>
+              <w:t>} to 90,000.</w:t>
             </w:r>
             <w:r>
               <w:rPr>
@@ -16091,23 +16463,26 @@
       <w:tr>
         <w:tc>
           <w:tcPr>
-            <w:tcW w:w="1000" w:type="pct"/>
+            <w:tcW w:w="2500" w:type="pct"/>
           </w:tcPr>
           <w:p>
             <w:pPr>
               <w:rPr>
+                <w:rFonts w:ascii="Source Sans 3" w:hAnsi="Source Sans 3"/>
+                <w:b/>
+                <w:bCs/>
+                <w:bdr w:val="single" w:sz="12" w:space="0" w:color="FFCC66"/>
+              </w:rPr>
+            </w:pPr>
+            <w:r>
+              <w:rPr>
                 <w:noProof/>
               </w:rPr>
-            </w:pPr>
-            <w:r>
-              <w:rPr>
-                <w:noProof/>
-              </w:rPr>
               <w:drawing>
-                <wp:inline distT="0" distB="0" distL="0" distR="0" wp14:anchorId="7BC45165" wp14:editId="01E506FC">
+                <wp:inline distT="0" distB="0" distL="0" distR="0" wp14:anchorId="1BA53A32" wp14:editId="2CB63E8C">
                   <wp:extent cx="1080000" cy="858821"/>
                   <wp:effectExtent l="0" t="0" r="6350" b="0"/>
-                  <wp:docPr id="963875352" name="Picture 16"/>
+                  <wp:docPr id="345243063" name="Picture 16"/>
                   <wp:cNvGraphicFramePr>
                     <a:graphicFrameLocks xmlns:a="http://schemas.openxmlformats.org/drawingml/2006/main" noChangeAspect="1"/>
                   </wp:cNvGraphicFramePr>
@@ -16156,23 +16531,43 @@
         </w:tc>
         <w:tc>
           <w:tcPr>
-            <w:tcW w:w="1000" w:type="pct"/>
+            <w:tcW w:w="2500" w:type="pct"/>
           </w:tcPr>
           <w:p>
             <w:pPr>
               <w:rPr>
+                <w:rFonts w:ascii="Source Sans 3" w:hAnsi="Source Sans 3"/>
+                <w:b/>
+                <w:bCs/>
+                <w:bdr w:val="single" w:sz="12" w:space="0" w:color="FFCC66"/>
+              </w:rPr>
+            </w:pPr>
+          </w:p>
+        </w:tc>
+      </w:tr>
+      <w:tr>
+        <w:tc>
+          <w:tcPr>
+            <w:tcW w:w="2500" w:type="pct"/>
+          </w:tcPr>
+          <w:p>
+            <w:pPr>
+              <w:rPr>
+                <w:rFonts w:ascii="Source Sans 3" w:hAnsi="Source Sans 3"/>
+                <w:b/>
+                <w:bCs/>
+                <w:bdr w:val="single" w:sz="12" w:space="0" w:color="FFCC66"/>
+              </w:rPr>
+            </w:pPr>
+            <w:r>
+              <w:rPr>
                 <w:noProof/>
               </w:rPr>
-            </w:pPr>
-            <w:r>
-              <w:rPr>
-                <w:noProof/>
-              </w:rPr>
               <w:drawing>
-                <wp:inline distT="0" distB="0" distL="0" distR="0" wp14:anchorId="66F73497" wp14:editId="653C19C7">
+                <wp:inline distT="0" distB="0" distL="0" distR="0" wp14:anchorId="23FD1C09" wp14:editId="402939EF">
                   <wp:extent cx="1080000" cy="952941"/>
                   <wp:effectExtent l="0" t="0" r="6350" b="0"/>
-                  <wp:docPr id="1871704908" name="Picture 1"/>
+                  <wp:docPr id="1781357243" name="Picture 1"/>
                   <wp:cNvGraphicFramePr>
                     <a:graphicFrameLocks xmlns:a="http://schemas.openxmlformats.org/drawingml/2006/main" noChangeAspect="1"/>
                   </wp:cNvGraphicFramePr>
@@ -16208,23 +16603,26 @@
         </w:tc>
         <w:tc>
           <w:tcPr>
-            <w:tcW w:w="1000" w:type="pct"/>
+            <w:tcW w:w="2500" w:type="pct"/>
           </w:tcPr>
           <w:p>
             <w:pPr>
               <w:rPr>
+                <w:rFonts w:ascii="Source Sans 3" w:hAnsi="Source Sans 3"/>
+                <w:b/>
+                <w:bCs/>
+                <w:bdr w:val="single" w:sz="12" w:space="0" w:color="FFCC66"/>
+              </w:rPr>
+            </w:pPr>
+            <w:r>
+              <w:rPr>
                 <w:noProof/>
               </w:rPr>
-            </w:pPr>
-            <w:r>
-              <w:rPr>
-                <w:noProof/>
-              </w:rPr>
               <w:drawing>
-                <wp:inline distT="0" distB="0" distL="0" distR="0" wp14:anchorId="67776B7F" wp14:editId="1FD2FC90">
+                <wp:inline distT="0" distB="0" distL="0" distR="0" wp14:anchorId="6F9955AD" wp14:editId="6878B8C5">
                   <wp:extent cx="1080000" cy="883637"/>
                   <wp:effectExtent l="0" t="0" r="6350" b="0"/>
-                  <wp:docPr id="1948309197" name="Picture 1"/>
+                  <wp:docPr id="5942612" name="Picture 1"/>
                   <wp:cNvGraphicFramePr>
                     <a:graphicFrameLocks xmlns:a="http://schemas.openxmlformats.org/drawingml/2006/main" noChangeAspect="1"/>
                   </wp:cNvGraphicFramePr>
@@ -16258,25 +16656,30 @@
             </w:r>
           </w:p>
         </w:tc>
+      </w:tr>
+      <w:tr>
         <w:tc>
           <w:tcPr>
-            <w:tcW w:w="1000" w:type="pct"/>
+            <w:tcW w:w="2500" w:type="pct"/>
           </w:tcPr>
           <w:p>
             <w:pPr>
               <w:rPr>
+                <w:rFonts w:ascii="Source Sans 3" w:hAnsi="Source Sans 3"/>
+                <w:b/>
+                <w:bCs/>
+                <w:bdr w:val="single" w:sz="12" w:space="0" w:color="FFCC66"/>
+              </w:rPr>
+            </w:pPr>
+            <w:r>
+              <w:rPr>
                 <w:noProof/>
               </w:rPr>
-            </w:pPr>
-            <w:r>
-              <w:rPr>
-                <w:noProof/>
-              </w:rPr>
               <w:drawing>
-                <wp:inline distT="0" distB="0" distL="0" distR="0" wp14:anchorId="17B0F00A" wp14:editId="70AA8D82">
+                <wp:inline distT="0" distB="0" distL="0" distR="0" wp14:anchorId="414786FC" wp14:editId="7012531A">
                   <wp:extent cx="1080000" cy="921327"/>
                   <wp:effectExtent l="0" t="0" r="6350" b="0"/>
-                  <wp:docPr id="964930283" name="Picture 1"/>
+                  <wp:docPr id="562191087" name="Picture 1"/>
                   <wp:cNvGraphicFramePr>
                     <a:graphicFrameLocks xmlns:a="http://schemas.openxmlformats.org/drawingml/2006/main" noChangeAspect="1"/>
                   </wp:cNvGraphicFramePr>
@@ -16312,23 +16715,26 @@
         </w:tc>
         <w:tc>
           <w:tcPr>
-            <w:tcW w:w="1000" w:type="pct"/>
+            <w:tcW w:w="2500" w:type="pct"/>
           </w:tcPr>
           <w:p>
             <w:pPr>
               <w:rPr>
+                <w:rFonts w:ascii="Source Sans 3" w:hAnsi="Source Sans 3"/>
+                <w:b/>
+                <w:bCs/>
+                <w:bdr w:val="single" w:sz="12" w:space="0" w:color="FFCC66"/>
+              </w:rPr>
+            </w:pPr>
+            <w:r>
+              <w:rPr>
                 <w:noProof/>
               </w:rPr>
-            </w:pPr>
-            <w:r>
-              <w:rPr>
-                <w:noProof/>
-              </w:rPr>
               <w:drawing>
-                <wp:inline distT="0" distB="0" distL="0" distR="0" wp14:anchorId="7E72A02E" wp14:editId="5C268FF5">
+                <wp:inline distT="0" distB="0" distL="0" distR="0" wp14:anchorId="676ED18B" wp14:editId="2169AD9F">
                   <wp:extent cx="1080000" cy="934616"/>
                   <wp:effectExtent l="0" t="0" r="6350" b="0"/>
-                  <wp:docPr id="33400527" name="Picture 1"/>
+                  <wp:docPr id="1510217857" name="Picture 1"/>
                   <wp:cNvGraphicFramePr>
                     <a:graphicFrameLocks xmlns:a="http://schemas.openxmlformats.org/drawingml/2006/main" noChangeAspect="1"/>
                   </wp:cNvGraphicFramePr>
@@ -16722,6 +17128,7 @@
                 <w:sz w:val="20"/>
                 <w:szCs w:val="20"/>
               </w:rPr>
+              <w:lastRenderedPageBreak/>
               <w:t>drop</w:t>
             </w:r>
           </w:p>
@@ -16746,6 +17153,7 @@
                 <w:sz w:val="20"/>
                 <w:szCs w:val="20"/>
               </w:rPr>
+              <w:lastRenderedPageBreak/>
               <w:t>dramatically</w:t>
             </w:r>
           </w:p>
@@ -16826,6 +17234,7 @@
                 <w:sz w:val="20"/>
                 <w:szCs w:val="20"/>
               </w:rPr>
+              <w:lastRenderedPageBreak/>
               <w:t>steadily</w:t>
             </w:r>
           </w:p>
@@ -16850,6 +17259,7 @@
                 <w:sz w:val="20"/>
                 <w:szCs w:val="20"/>
               </w:rPr>
+              <w:lastRenderedPageBreak/>
               <w:t>by the year 2000</w:t>
             </w:r>
           </w:p>
@@ -16930,6 +17340,7 @@
                 <w:sz w:val="20"/>
                 <w:szCs w:val="20"/>
               </w:rPr>
+              <w:lastRenderedPageBreak/>
               <w:t>since 2016</w:t>
             </w:r>
           </w:p>
@@ -18424,6 +18835,7 @@
               </w:rPr>
               <w:t xml:space="preserve"> </w:t>
             </w:r>
+            <w:proofErr w:type="spellStart"/>
             <w:r>
               <w:rPr>
                 <w:rFonts w:ascii="Source Sans 3" w:hAnsi="Source Sans 3"/>
@@ -18432,6 +18844,7 @@
               </w:rPr>
               <w:t>summarise</w:t>
             </w:r>
+            <w:proofErr w:type="spellEnd"/>
             <w:r>
               <w:rPr>
                 <w:rFonts w:ascii="Source Sans 3" w:hAnsi="Source Sans 3"/>

--- a/assets/data/Mindset-Level-3.docx
+++ b/assets/data/Mindset-Level-3.docx
@@ -9237,7 +9237,6 @@
         </w:tc>
       </w:tr>
     </w:tbl>
-    <w:p/>
     <w:p>
       <w:pPr>
         <w:spacing w:line="278" w:lineRule="auto"/>
@@ -9253,21 +9252,22 @@
         <w:tblLook w:val="04A0" w:firstRow="1" w:lastRow="0" w:firstColumn="1" w:lastColumn="0" w:noHBand="0" w:noVBand="1"/>
       </w:tblPr>
       <w:tblGrid>
-        <w:gridCol w:w="10762"/>
+        <w:gridCol w:w="562"/>
+        <w:gridCol w:w="10536"/>
       </w:tblGrid>
       <w:tr>
         <w:tc>
           <w:tcPr>
-            <w:tcW w:w="10762" w:type="dxa"/>
+            <w:tcW w:w="562" w:type="dxa"/>
           </w:tcPr>
           <w:p>
             <w:pPr>
-              <w:rPr>
-                <w:b/>
-                <w:bCs/>
-                <w:color w:val="0D0706"/>
-                <w:sz w:val="20"/>
-                <w:szCs w:val="20"/>
+              <w:spacing w:line="330" w:lineRule="exact"/>
+              <w:rPr>
+                <w:rFonts w:ascii="Source Sans 3" w:hAnsi="Source Sans 3"/>
+                <w:b/>
+                <w:color w:val="040203"/>
+                <w:sz w:val="33"/>
               </w:rPr>
             </w:pPr>
             <w:r>
@@ -9280,13 +9280,22 @@
               <w:lastRenderedPageBreak/>
               <w:t>16</w:t>
             </w:r>
-            <w:r>
-              <w:rPr>
-                <w:b/>
-                <w:bCs/>
-              </w:rPr>
-              <w:t xml:space="preserve"> </w:t>
-            </w:r>
+          </w:p>
+        </w:tc>
+        <w:tc>
+          <w:tcPr>
+            <w:tcW w:w="10536" w:type="dxa"/>
+          </w:tcPr>
+          <w:p>
+            <w:pPr>
+              <w:rPr>
+                <w:b/>
+                <w:bCs/>
+                <w:color w:val="0D0706"/>
+                <w:sz w:val="20"/>
+                <w:szCs w:val="20"/>
+              </w:rPr>
+            </w:pPr>
             <w:r>
               <w:rPr>
                 <w:rFonts w:ascii="Source Sans 3 Medium" w:hAnsi="Source Sans 3 Medium"/>
@@ -9678,342 +9687,228 @@
           </w:p>
           <w:p>
             <w:pPr>
-              <w:rPr>
-                <w:b/>
-                <w:bCs/>
+              <w:spacing w:line="330" w:lineRule="exact"/>
+              <w:rPr>
+                <w:rFonts w:ascii="Source Sans 3" w:hAnsi="Source Sans 3"/>
+                <w:b/>
+                <w:color w:val="040203"/>
+                <w:sz w:val="33"/>
               </w:rPr>
             </w:pPr>
             <w:r>
               <w:rPr>
-                <w:b/>
-                <w:bCs/>
-                <w:noProof/>
-              </w:rPr>
-              <mc:AlternateContent>
-                <mc:Choice Requires="wps">
-                  <w:drawing>
-                    <wp:inline distT="0" distB="0" distL="0" distR="0" wp14:anchorId="367BE6F6" wp14:editId="3369389D">
-                      <wp:extent cx="3937519" cy="276225"/>
-                      <wp:effectExtent l="0" t="0" r="25400" b="28575"/>
-                      <wp:docPr id="217" name="Text Box 2"/>
-                      <wp:cNvGraphicFramePr>
-                        <a:graphicFrameLocks xmlns:a="http://schemas.openxmlformats.org/drawingml/2006/main"/>
-                      </wp:cNvGraphicFramePr>
-                      <a:graphic xmlns:a="http://schemas.openxmlformats.org/drawingml/2006/main">
-                        <a:graphicData uri="http://schemas.microsoft.com/office/word/2010/wordprocessingShape">
-                          <wps:wsp>
-                            <wps:cNvSpPr txBox="1">
-                              <a:spLocks noChangeArrowheads="1"/>
-                            </wps:cNvSpPr>
-                            <wps:spPr bwMode="auto">
-                              <a:xfrm>
-                                <a:off x="0" y="0"/>
-                                <a:ext cx="3937519" cy="276225"/>
-                              </a:xfrm>
-                              <a:prstGeom prst="rect">
-                                <a:avLst/>
-                              </a:prstGeom>
-                              <a:solidFill>
-                                <a:srgbClr val="FFFFFF"/>
-                              </a:solidFill>
-                              <a:ln w="9525">
-                                <a:solidFill>
-                                  <a:srgbClr val="99CC00"/>
-                                </a:solidFill>
-                                <a:miter lim="800000"/>
-                                <a:headEnd/>
-                                <a:tailEnd/>
-                              </a:ln>
-                            </wps:spPr>
-                            <wps:txbx>
-                              <w:txbxContent>
-                                <w:p>
-                                  <w:pPr>
-                                    <w:pStyle w:val="BodyText"/>
-                                    <w:tabs>
-                                      <w:tab w:val="left" w:pos="1654"/>
-                                      <w:tab w:val="left" w:pos="2695"/>
-                                      <w:tab w:val="left" w:pos="3355"/>
-                                      <w:tab w:val="left" w:pos="4146"/>
-                                      <w:tab w:val="left" w:pos="4810"/>
-                                      <w:tab w:val="left" w:pos="5453"/>
-                                      <w:tab w:val="left" w:pos="6130"/>
-                                      <w:tab w:val="left" w:pos="6764"/>
-                                      <w:tab w:val="left" w:pos="7470"/>
-                                    </w:tabs>
-                                    <w:rPr>
-                                      <w:rFonts w:ascii="Source Sans 3" w:hAnsi="Source Sans 3"/>
-                                      <w:sz w:val="20"/>
-                                      <w:szCs w:val="20"/>
-                                    </w:rPr>
-                                  </w:pPr>
-                                  <w:r>
-                                    <w:rPr>
-                                      <w:rFonts w:ascii="Source Sans 3" w:hAnsi="Source Sans 3"/>
-                                      <w:color w:val="1C1A1C"/>
-                                      <w:spacing w:val="-2"/>
-                                      <w:sz w:val="20"/>
-                                      <w:szCs w:val="20"/>
-                                    </w:rPr>
-                                    <w:t xml:space="preserve">post-   </w:t>
-                                  </w:r>
-                                  <w:r>
-                                    <w:rPr>
-                                      <w:rFonts w:ascii="Source Sans 3" w:hAnsi="Source Sans 3"/>
-                                      <w:color w:val="1C1A1C"/>
-                                      <w:sz w:val="20"/>
-                                      <w:szCs w:val="20"/>
-                                    </w:rPr>
-                                    <w:t>for-</w:t>
-                                  </w:r>
-                                  <w:r>
-                                    <w:rPr>
-                                      <w:rFonts w:ascii="Source Sans 3" w:hAnsi="Source Sans 3"/>
-                                      <w:color w:val="1C1A1C"/>
-                                      <w:spacing w:val="-2"/>
-                                      <w:sz w:val="20"/>
-                                      <w:szCs w:val="20"/>
-                                    </w:rPr>
-                                    <w:t xml:space="preserve">/fore-   </w:t>
-                                  </w:r>
-                                  <w:r>
-                                    <w:rPr>
-                                      <w:rFonts w:ascii="Source Sans 3" w:hAnsi="Source Sans 3"/>
-                                      <w:color w:val="1C1A1C"/>
-                                      <w:spacing w:val="-4"/>
-                                      <w:sz w:val="20"/>
-                                      <w:szCs w:val="20"/>
-                                    </w:rPr>
-                                    <w:t xml:space="preserve">sub-   </w:t>
-                                  </w:r>
-                                  <w:r>
-                                    <w:rPr>
-                                      <w:rFonts w:ascii="Source Sans 3" w:hAnsi="Source Sans 3"/>
-                                      <w:color w:val="1C1A1C"/>
-                                      <w:spacing w:val="-2"/>
-                                      <w:sz w:val="20"/>
-                                      <w:szCs w:val="20"/>
-                                    </w:rPr>
-                                    <w:t xml:space="preserve">multi-   anti-   </w:t>
-                                  </w:r>
-                                  <w:r>
-                                    <w:rPr>
-                                      <w:rFonts w:ascii="Source Sans 3" w:hAnsi="Source Sans 3"/>
-                                      <w:color w:val="1C1A1C"/>
-                                      <w:spacing w:val="-4"/>
-                                      <w:sz w:val="20"/>
-                                      <w:szCs w:val="20"/>
-                                    </w:rPr>
-                                    <w:t>mis-   non-</w:t>
-                                  </w:r>
-                                  <w:r>
-                                    <w:rPr>
-                                      <w:rFonts w:ascii="Source Sans 3" w:hAnsi="Source Sans 3"/>
-                                      <w:color w:val="1C1A1C"/>
-                                      <w:sz w:val="20"/>
-                                      <w:szCs w:val="20"/>
-                                    </w:rPr>
-                                    <w:t xml:space="preserve">   </w:t>
-                                  </w:r>
-                                  <w:r>
-                                    <w:rPr>
-                                      <w:rFonts w:ascii="Source Sans 3" w:hAnsi="Source Sans 3"/>
-                                      <w:color w:val="1C1A1C"/>
-                                      <w:spacing w:val="-4"/>
-                                      <w:sz w:val="20"/>
-                                      <w:szCs w:val="20"/>
-                                    </w:rPr>
-                                    <w:t xml:space="preserve">pre-   </w:t>
-                                  </w:r>
-                                  <w:r>
-                                    <w:rPr>
-                                      <w:rFonts w:ascii="Source Sans 3" w:hAnsi="Source Sans 3"/>
-                                      <w:color w:val="1C1A1C"/>
-                                      <w:spacing w:val="-2"/>
-                                      <w:sz w:val="20"/>
-                                      <w:szCs w:val="20"/>
-                                    </w:rPr>
-                                    <w:t>over-   under-</w:t>
-                                  </w:r>
-                                </w:p>
-                              </w:txbxContent>
-                            </wps:txbx>
-                            <wps:bodyPr rot="0" vert="horz" wrap="square" lIns="91440" tIns="45720" rIns="91440" bIns="45720" anchor="t" anchorCtr="0">
-                              <a:noAutofit/>
-                            </wps:bodyPr>
-                          </wps:wsp>
-                        </a:graphicData>
-                      </a:graphic>
-                    </wp:inline>
-                  </w:drawing>
-                </mc:Choice>
-                <mc:Fallback>
-                  <w:pict>
-                    <v:shapetype w14:anchorId="367BE6F6" id="_x0000_t202" coordsize="21600,21600" o:spt="202" path="m,l,21600r21600,l21600,xe">
-                      <v:stroke joinstyle="miter"/>
-                      <v:path gradientshapeok="t" o:connecttype="rect"/>
-                    </v:shapetype>
-                    <v:shape id="Text Box 2" o:spid="_x0000_s1026" type="#_x0000_t202" style="width:310.05pt;height:21.75pt;visibility:visible;mso-wrap-style:square;mso-left-percent:-10001;mso-top-percent:-10001;mso-position-horizontal:absolute;mso-position-horizontal-relative:char;mso-position-vertical:absolute;mso-position-vertical-relative:line;mso-left-percent:-10001;mso-top-percent:-10001;v-text-anchor:top" o:gfxdata="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" strokecolor="#9c0">
-                      <v:textbox>
-                        <w:txbxContent>
-                          <w:p>
-                            <w:pPr>
-                              <w:pStyle w:val="BodyText"/>
-                              <w:tabs>
-                                <w:tab w:val="left" w:pos="1654"/>
-                                <w:tab w:val="left" w:pos="2695"/>
-                                <w:tab w:val="left" w:pos="3355"/>
-                                <w:tab w:val="left" w:pos="4146"/>
-                                <w:tab w:val="left" w:pos="4810"/>
-                                <w:tab w:val="left" w:pos="5453"/>
-                                <w:tab w:val="left" w:pos="6130"/>
-                                <w:tab w:val="left" w:pos="6764"/>
-                                <w:tab w:val="left" w:pos="7470"/>
-                              </w:tabs>
-                              <w:rPr>
-                                <w:rFonts w:ascii="Source Sans 3" w:hAnsi="Source Sans 3"/>
-                                <w:sz w:val="20"/>
-                                <w:szCs w:val="20"/>
-                              </w:rPr>
-                            </w:pPr>
-                            <w:r>
-                              <w:rPr>
-                                <w:rFonts w:ascii="Source Sans 3" w:hAnsi="Source Sans 3"/>
-                                <w:color w:val="1C1A1C"/>
-                                <w:spacing w:val="-2"/>
-                                <w:sz w:val="20"/>
-                                <w:szCs w:val="20"/>
-                              </w:rPr>
-                              <w:t xml:space="preserve">post-   </w:t>
-                            </w:r>
-                            <w:r>
-                              <w:rPr>
-                                <w:rFonts w:ascii="Source Sans 3" w:hAnsi="Source Sans 3"/>
-                                <w:color w:val="1C1A1C"/>
-                                <w:sz w:val="20"/>
-                                <w:szCs w:val="20"/>
-                              </w:rPr>
-                              <w:t>for-</w:t>
-                            </w:r>
-                            <w:r>
-                              <w:rPr>
-                                <w:rFonts w:ascii="Source Sans 3" w:hAnsi="Source Sans 3"/>
-                                <w:color w:val="1C1A1C"/>
-                                <w:spacing w:val="-2"/>
-                                <w:sz w:val="20"/>
-                                <w:szCs w:val="20"/>
-                              </w:rPr>
-                              <w:t xml:space="preserve">/fore-   </w:t>
-                            </w:r>
-                            <w:r>
-                              <w:rPr>
-                                <w:rFonts w:ascii="Source Sans 3" w:hAnsi="Source Sans 3"/>
-                                <w:color w:val="1C1A1C"/>
-                                <w:spacing w:val="-4"/>
-                                <w:sz w:val="20"/>
-                                <w:szCs w:val="20"/>
-                              </w:rPr>
-                              <w:t xml:space="preserve">sub-   </w:t>
-                            </w:r>
-                            <w:r>
-                              <w:rPr>
-                                <w:rFonts w:ascii="Source Sans 3" w:hAnsi="Source Sans 3"/>
-                                <w:color w:val="1C1A1C"/>
-                                <w:spacing w:val="-2"/>
-                                <w:sz w:val="20"/>
-                                <w:szCs w:val="20"/>
-                              </w:rPr>
-                              <w:t xml:space="preserve">multi-   anti-   </w:t>
-                            </w:r>
-                            <w:r>
-                              <w:rPr>
-                                <w:rFonts w:ascii="Source Sans 3" w:hAnsi="Source Sans 3"/>
-                                <w:color w:val="1C1A1C"/>
-                                <w:spacing w:val="-4"/>
-                                <w:sz w:val="20"/>
-                                <w:szCs w:val="20"/>
-                              </w:rPr>
-                              <w:t>mis-   non-</w:t>
-                            </w:r>
-                            <w:r>
-                              <w:rPr>
-                                <w:rFonts w:ascii="Source Sans 3" w:hAnsi="Source Sans 3"/>
-                                <w:color w:val="1C1A1C"/>
-                                <w:sz w:val="20"/>
-                                <w:szCs w:val="20"/>
-                              </w:rPr>
-                              <w:t xml:space="preserve">   </w:t>
-                            </w:r>
-                            <w:r>
-                              <w:rPr>
-                                <w:rFonts w:ascii="Source Sans 3" w:hAnsi="Source Sans 3"/>
-                                <w:color w:val="1C1A1C"/>
-                                <w:spacing w:val="-4"/>
-                                <w:sz w:val="20"/>
-                                <w:szCs w:val="20"/>
-                              </w:rPr>
-                              <w:t xml:space="preserve">pre-   </w:t>
-                            </w:r>
-                            <w:r>
-                              <w:rPr>
-                                <w:rFonts w:ascii="Source Sans 3" w:hAnsi="Source Sans 3"/>
-                                <w:color w:val="1C1A1C"/>
-                                <w:spacing w:val="-2"/>
-                                <w:sz w:val="20"/>
-                                <w:szCs w:val="20"/>
-                              </w:rPr>
-                              <w:t>over-   under-</w:t>
-                            </w:r>
-                          </w:p>
-                        </w:txbxContent>
-                      </v:textbox>
-                      <w10:anchorlock/>
-                    </v:shape>
-                  </w:pict>
-                </mc:Fallback>
-              </mc:AlternateContent>
+                <w:rFonts w:ascii="Source Sans 3" w:hAnsi="Source Sans 3"/>
+                <w:color w:val="1C1A1C"/>
+                <w:spacing w:val="-2"/>
+                <w:sz w:val="20"/>
+                <w:szCs w:val="20"/>
+                <w:bdr w:val="single" w:sz="12" w:space="0" w:color="99CC00"/>
+              </w:rPr>
+              <w:t xml:space="preserve">post-   </w:t>
+            </w:r>
+            <w:r>
+              <w:rPr>
+                <w:rFonts w:ascii="Source Sans 3" w:hAnsi="Source Sans 3"/>
+                <w:color w:val="1C1A1C"/>
+                <w:sz w:val="20"/>
+                <w:szCs w:val="20"/>
+                <w:bdr w:val="single" w:sz="12" w:space="0" w:color="99CC00"/>
+              </w:rPr>
+              <w:t>for-</w:t>
+            </w:r>
+            <w:r>
+              <w:rPr>
+                <w:rFonts w:ascii="Source Sans 3" w:hAnsi="Source Sans 3"/>
+                <w:color w:val="1C1A1C"/>
+                <w:spacing w:val="-2"/>
+                <w:sz w:val="20"/>
+                <w:szCs w:val="20"/>
+                <w:bdr w:val="single" w:sz="12" w:space="0" w:color="99CC00"/>
+              </w:rPr>
+              <w:t xml:space="preserve">/fore-   </w:t>
+            </w:r>
+            <w:r>
+              <w:rPr>
+                <w:rFonts w:ascii="Source Sans 3" w:hAnsi="Source Sans 3"/>
+                <w:color w:val="1C1A1C"/>
+                <w:spacing w:val="-4"/>
+                <w:sz w:val="20"/>
+                <w:szCs w:val="20"/>
+                <w:bdr w:val="single" w:sz="12" w:space="0" w:color="99CC00"/>
+              </w:rPr>
+              <w:t xml:space="preserve">sub-   </w:t>
+            </w:r>
+            <w:r>
+              <w:rPr>
+                <w:rFonts w:ascii="Source Sans 3" w:hAnsi="Source Sans 3"/>
+                <w:color w:val="1C1A1C"/>
+                <w:spacing w:val="-2"/>
+                <w:sz w:val="20"/>
+                <w:szCs w:val="20"/>
+                <w:bdr w:val="single" w:sz="12" w:space="0" w:color="99CC00"/>
+              </w:rPr>
+              <w:t xml:space="preserve">multi-   anti-   </w:t>
+            </w:r>
+            <w:r>
+              <w:rPr>
+                <w:rFonts w:ascii="Source Sans 3" w:hAnsi="Source Sans 3"/>
+                <w:color w:val="1C1A1C"/>
+                <w:spacing w:val="-4"/>
+                <w:sz w:val="20"/>
+                <w:szCs w:val="20"/>
+                <w:bdr w:val="single" w:sz="12" w:space="0" w:color="99CC00"/>
+              </w:rPr>
+              <w:t>mis-   non-</w:t>
+            </w:r>
+            <w:r>
+              <w:rPr>
+                <w:rFonts w:ascii="Source Sans 3" w:hAnsi="Source Sans 3"/>
+                <w:color w:val="1C1A1C"/>
+                <w:sz w:val="20"/>
+                <w:szCs w:val="20"/>
+                <w:bdr w:val="single" w:sz="12" w:space="0" w:color="99CC00"/>
+              </w:rPr>
+              <w:t xml:space="preserve">   </w:t>
+            </w:r>
+            <w:r>
+              <w:rPr>
+                <w:rFonts w:ascii="Source Sans 3" w:hAnsi="Source Sans 3"/>
+                <w:color w:val="1C1A1C"/>
+                <w:spacing w:val="-4"/>
+                <w:sz w:val="20"/>
+                <w:szCs w:val="20"/>
+                <w:bdr w:val="single" w:sz="12" w:space="0" w:color="99CC00"/>
+              </w:rPr>
+              <w:t xml:space="preserve">pre-   </w:t>
+            </w:r>
+            <w:r>
+              <w:rPr>
+                <w:rFonts w:ascii="Source Sans 3" w:hAnsi="Source Sans 3"/>
+                <w:color w:val="1C1A1C"/>
+                <w:spacing w:val="-2"/>
+                <w:sz w:val="20"/>
+                <w:szCs w:val="20"/>
+                <w:bdr w:val="single" w:sz="12" w:space="0" w:color="99CC00"/>
+              </w:rPr>
+              <w:t>over-   under-</w:t>
+            </w:r>
+          </w:p>
+        </w:tc>
+      </w:tr>
+      <w:tr>
+        <w:tc>
+          <w:tcPr>
+            <w:tcW w:w="562" w:type="dxa"/>
+          </w:tcPr>
+          <w:p>
+            <w:pPr>
+              <w:spacing w:line="330" w:lineRule="exact"/>
+              <w:rPr>
+                <w:rFonts w:ascii="Source Sans 3" w:hAnsi="Source Sans 3"/>
+                <w:b/>
+                <w:bCs/>
+                <w:bdr w:val="single" w:sz="12" w:space="0" w:color="A8D08D" w:themeColor="accent6" w:themeTint="99"/>
+              </w:rPr>
+            </w:pPr>
+            <w:r>
+              <w:rPr>
+                <w:rFonts w:ascii="Source Sans 3" w:hAnsi="Source Sans 3"/>
+                <w:b/>
+                <w:bCs/>
+                <w:bdr w:val="single" w:sz="12" w:space="0" w:color="A8D08D" w:themeColor="accent6" w:themeTint="99"/>
+              </w:rPr>
+              <w:t>17</w:t>
+            </w:r>
+          </w:p>
+        </w:tc>
+        <w:tc>
+          <w:tcPr>
+            <w:tcW w:w="10536" w:type="dxa"/>
+          </w:tcPr>
+          <w:p>
+            <w:pPr>
+              <w:rPr>
+                <w:b/>
+                <w:bCs/>
+              </w:rPr>
+            </w:pPr>
+            <w:r>
+              <w:rPr>
+                <w:rFonts w:ascii="Source Sans 3 Medium" w:hAnsi="Source Sans 3 Medium"/>
+                <w:b/>
+                <w:bCs/>
+                <w:sz w:val="21"/>
+                <w:szCs w:val="21"/>
+              </w:rPr>
+              <w:t>Using the correct prefixes from the box above, change the words in CAPITALS into the correct forms.</w:t>
             </w:r>
           </w:p>
           <w:p>
             <w:pPr>
               <w:rPr>
-                <w:b/>
-                <w:bCs/>
+                <w:rFonts w:ascii="Source Sans 3" w:hAnsi="Source Sans 3"/>
+                <w:sz w:val="21"/>
+                <w:szCs w:val="21"/>
               </w:rPr>
             </w:pPr>
+            <w:r>
+              <w:rPr>
+                <w:rFonts w:ascii="Source Sans 3" w:hAnsi="Source Sans 3"/>
+                <w:b/>
+                <w:sz w:val="21"/>
+                <w:szCs w:val="21"/>
+              </w:rPr>
+              <w:t xml:space="preserve">A </w:t>
+            </w:r>
+            <w:r>
+              <w:rPr>
+                <w:rFonts w:ascii="Source Sans 3" w:hAnsi="Source Sans 3" w:cs="Tahoma"/>
+                <w:sz w:val="21"/>
+                <w:szCs w:val="21"/>
+              </w:rPr>
+              <w:t xml:space="preserve">The tourist brochure for Marloth Park ensures that visitors </w:t>
+            </w:r>
+            <w:r>
+              <w:rPr>
+                <w:rFonts w:ascii="Source Sans 3" w:hAnsi="Source Sans 3"/>
+                <w:sz w:val="21"/>
+                <w:szCs w:val="21"/>
+              </w:rPr>
+              <w:t>are WARN about</w:t>
+            </w:r>
+            <w:r>
+              <w:rPr>
+                <w:rFonts w:ascii="Source Sans 3" w:hAnsi="Source Sans 3" w:cs="Tahoma"/>
+                <w:sz w:val="21"/>
+                <w:szCs w:val="21"/>
+              </w:rPr>
+              <w:t xml:space="preserve"> the wild animals they may encounter walking the streets.</w:t>
+            </w:r>
           </w:p>
           <w:p>
             <w:pPr>
               <w:rPr>
-                <w:b/>
-                <w:bCs/>
+                <w:rFonts w:ascii="Source Sans 3" w:hAnsi="Source Sans 3"/>
+                <w:sz w:val="21"/>
+                <w:szCs w:val="21"/>
               </w:rPr>
             </w:pPr>
             <w:r>
               <w:rPr>
                 <w:rFonts w:ascii="Source Sans 3" w:hAnsi="Source Sans 3"/>
                 <w:b/>
-                <w:bCs/>
-                <w:bdr w:val="single" w:sz="12" w:space="0" w:color="A8D08D" w:themeColor="accent6" w:themeTint="99"/>
-              </w:rPr>
-              <w:t>17</w:t>
-            </w:r>
-            <w:r>
-              <w:rPr>
-                <w:b/>
-                <w:bCs/>
-              </w:rPr>
-              <w:t xml:space="preserve"> </w:t>
-            </w:r>
-            <w:r>
-              <w:rPr>
-                <w:rFonts w:ascii="Source Sans 3 Medium" w:hAnsi="Source Sans 3 Medium"/>
-                <w:b/>
-                <w:bCs/>
-                <w:sz w:val="21"/>
-                <w:szCs w:val="21"/>
-              </w:rPr>
-              <w:t>Using the correct prefixes from the box above, change the words in CAPITALS into the correct forms.</w:t>
+                <w:sz w:val="21"/>
+                <w:szCs w:val="21"/>
+              </w:rPr>
+              <w:t xml:space="preserve">B </w:t>
+            </w:r>
+            <w:r>
+              <w:rPr>
+                <w:rFonts w:ascii="Source Sans 3" w:hAnsi="Source Sans 3" w:cs="Tahoma"/>
+                <w:sz w:val="21"/>
+                <w:szCs w:val="21"/>
+              </w:rPr>
+              <w:t>One thing you can always be sure of in Longyearbyen - the cemeteries will never be POPULATE.</w:t>
             </w:r>
           </w:p>
           <w:p>
@@ -10031,7 +9926,7 @@
                 <w:sz w:val="21"/>
                 <w:szCs w:val="21"/>
               </w:rPr>
-              <w:t xml:space="preserve">A </w:t>
+              <w:t xml:space="preserve">C </w:t>
             </w:r>
             <w:r>
               <w:rPr>
@@ -10039,29 +9934,36 @@
                 <w:sz w:val="21"/>
                 <w:szCs w:val="21"/>
               </w:rPr>
-              <w:t xml:space="preserve">The tourist brochure for Marloth Park ensures that visitors </w:t>
-            </w:r>
-            <w:r>
-              <w:rPr>
-                <w:rFonts w:ascii="Source Sans 3" w:hAnsi="Source Sans 3"/>
-                <w:sz w:val="21"/>
-                <w:szCs w:val="21"/>
-              </w:rPr>
-              <w:t>are WARN about</w:t>
-            </w:r>
+              <w:t xml:space="preserve">The residents of </w:t>
+            </w:r>
+            <w:proofErr w:type="spellStart"/>
             <w:r>
               <w:rPr>
                 <w:rFonts w:ascii="Source Sans 3" w:hAnsi="Source Sans 3" w:cs="Tahoma"/>
                 <w:sz w:val="21"/>
                 <w:szCs w:val="21"/>
               </w:rPr>
-              <w:t xml:space="preserve"> the wild animals they may encounter walking the streets.</w:t>
+              <w:t>Hallstat</w:t>
+            </w:r>
+            <w:proofErr w:type="spellEnd"/>
+            <w:r>
+              <w:rPr>
+                <w:rFonts w:ascii="Source Sans 3" w:hAnsi="Source Sans 3" w:cs="Tahoma"/>
+                <w:sz w:val="21"/>
+                <w:szCs w:val="21"/>
+              </w:rPr>
+              <w:t xml:space="preserve"> believed that they would be consulted by the company building a copy of their town - but it turns out they were INFORM.</w:t>
             </w:r>
           </w:p>
           <w:p>
             <w:pPr>
               <w:rPr>
-                <w:rFonts w:ascii="Source Sans 3" w:hAnsi="Source Sans 3"/>
+                <w:rFonts w:ascii="Source Sans 3 Medium" w:hAnsi="Source Sans 3 Medium"/>
+                <w:b/>
+                <w:bCs/>
+                <w:color w:val="0D0706"/>
+                <w:spacing w:val="-2"/>
+                <w:w w:val="110"/>
                 <w:sz w:val="21"/>
                 <w:szCs w:val="21"/>
               </w:rPr>
@@ -10073,7 +9975,7 @@
                 <w:sz w:val="21"/>
                 <w:szCs w:val="21"/>
               </w:rPr>
-              <w:t xml:space="preserve">B </w:t>
+              <w:t xml:space="preserve">D </w:t>
             </w:r>
             <w:r>
               <w:rPr>
@@ -10081,146 +9983,119 @@
                 <w:sz w:val="21"/>
                 <w:szCs w:val="21"/>
               </w:rPr>
-              <w:t>One thing you can always be sure of in Longyearbyen - the cemeteries will never be POPULATE.</w:t>
+              <w:t>Auroville was founded according to a(n) GOVERN system of rules and beliefs.</w:t>
             </w:r>
           </w:p>
+        </w:tc>
+      </w:tr>
+    </w:tbl>
+    <w:p>
+      <w:pPr>
+        <w:spacing w:before="240" w:after="0"/>
+        <w:rPr>
+          <w:rFonts w:ascii="Verdana"/>
+          <w:b/>
+          <w:color w:val="090506"/>
+          <w:spacing w:val="-2"/>
+          <w:sz w:val="37"/>
+        </w:rPr>
+      </w:pPr>
+      <w:r>
+        <w:rPr>
+          <w:color w:val="99CC00"/>
+          <w:sz w:val="32"/>
+          <w:szCs w:val="32"/>
+          <w:shd w:val="clear" w:color="auto" w:fill="99CC00"/>
+        </w:rPr>
+        <w:t>[[[[[[[[[[</w:t>
+      </w:r>
+      <w:r>
+        <w:rPr>
+          <w:rFonts w:ascii="Source Sans 3 SemiBold" w:hAnsi="Source Sans 3 SemiBold"/>
+          <w:b/>
+          <w:color w:val="090506"/>
+          <w:sz w:val="32"/>
+          <w:szCs w:val="32"/>
+        </w:rPr>
+        <w:t>EXAM</w:t>
+      </w:r>
+      <w:r>
+        <w:rPr>
+          <w:rFonts w:ascii="Source Sans 3 SemiBold" w:hAnsi="Source Sans 3 SemiBold"/>
+          <w:b/>
+          <w:color w:val="090506"/>
+          <w:spacing w:val="-25"/>
+          <w:sz w:val="32"/>
+          <w:szCs w:val="32"/>
+        </w:rPr>
+        <w:t xml:space="preserve"> </w:t>
+      </w:r>
+      <w:r>
+        <w:rPr>
+          <w:rFonts w:ascii="Source Sans 3 SemiBold" w:hAnsi="Source Sans 3 SemiBold"/>
+          <w:b/>
+          <w:color w:val="090506"/>
+          <w:spacing w:val="-2"/>
+          <w:sz w:val="32"/>
+          <w:szCs w:val="32"/>
+        </w:rPr>
+        <w:t>SKILLS</w:t>
+      </w:r>
+      <w:r>
+        <w:rPr>
+          <w:rFonts w:ascii="Verdana"/>
+          <w:b/>
+          <w:color w:val="99CC00"/>
+          <w:spacing w:val="-2"/>
+          <w:sz w:val="37"/>
+        </w:rPr>
+        <w:t>]</w:t>
+      </w:r>
+    </w:p>
+    <w:tbl>
+      <w:tblPr>
+        <w:tblStyle w:val="DottedTable"/>
+        <w:tblW w:w="0" w:type="auto"/>
+        <w:tblLook w:val="04A0" w:firstRow="1" w:lastRow="0" w:firstColumn="1" w:lastColumn="0" w:noHBand="0" w:noVBand="1"/>
+      </w:tblPr>
+      <w:tblGrid>
+        <w:gridCol w:w="562"/>
+        <w:gridCol w:w="10536"/>
+      </w:tblGrid>
+      <w:tr>
+        <w:tc>
+          <w:tcPr>
+            <w:tcW w:w="562" w:type="dxa"/>
+          </w:tcPr>
           <w:p>
             <w:pPr>
-              <w:rPr>
-                <w:rFonts w:ascii="Source Sans 3" w:hAnsi="Source Sans 3"/>
-                <w:sz w:val="21"/>
-                <w:szCs w:val="21"/>
+              <w:spacing w:line="330" w:lineRule="exact"/>
+              <w:rPr>
+                <w:rFonts w:ascii="Source Sans 3" w:hAnsi="Source Sans 3"/>
+                <w:b/>
+                <w:color w:val="040203"/>
+                <w:sz w:val="33"/>
               </w:rPr>
             </w:pPr>
             <w:r>
               <w:rPr>
                 <w:rFonts w:ascii="Source Sans 3" w:hAnsi="Source Sans 3"/>
                 <w:b/>
-                <w:sz w:val="21"/>
-                <w:szCs w:val="21"/>
-              </w:rPr>
-              <w:t xml:space="preserve">C </w:t>
-            </w:r>
-            <w:r>
-              <w:rPr>
-                <w:rFonts w:ascii="Source Sans 3" w:hAnsi="Source Sans 3" w:cs="Tahoma"/>
-                <w:sz w:val="21"/>
-                <w:szCs w:val="21"/>
-              </w:rPr>
-              <w:t xml:space="preserve">The residents of </w:t>
-            </w:r>
-            <w:proofErr w:type="spellStart"/>
-            <w:r>
-              <w:rPr>
-                <w:rFonts w:ascii="Source Sans 3" w:hAnsi="Source Sans 3" w:cs="Tahoma"/>
-                <w:sz w:val="21"/>
-                <w:szCs w:val="21"/>
-              </w:rPr>
-              <w:t>Hallstat</w:t>
-            </w:r>
-            <w:proofErr w:type="spellEnd"/>
-            <w:r>
-              <w:rPr>
-                <w:rFonts w:ascii="Source Sans 3" w:hAnsi="Source Sans 3" w:cs="Tahoma"/>
-                <w:sz w:val="21"/>
-                <w:szCs w:val="21"/>
-              </w:rPr>
-              <w:t xml:space="preserve"> believed that they would be consulted by the company building a copy of their town - but it turns out they were INFORM.</w:t>
+                <w:bCs/>
+                <w:bdr w:val="single" w:sz="12" w:space="0" w:color="A8D08D" w:themeColor="accent6" w:themeTint="99"/>
+              </w:rPr>
+              <w:t>18</w:t>
             </w:r>
           </w:p>
-          <w:p>
-            <w:pPr>
-              <w:rPr>
-                <w:rFonts w:ascii="Source Sans 3" w:hAnsi="Source Sans 3"/>
-                <w:sz w:val="21"/>
-                <w:szCs w:val="21"/>
-              </w:rPr>
-            </w:pPr>
-            <w:r>
-              <w:rPr>
-                <w:rFonts w:ascii="Source Sans 3" w:hAnsi="Source Sans 3"/>
-                <w:b/>
-                <w:sz w:val="21"/>
-                <w:szCs w:val="21"/>
-              </w:rPr>
-              <w:t xml:space="preserve">D </w:t>
-            </w:r>
-            <w:r>
-              <w:rPr>
-                <w:rFonts w:ascii="Source Sans 3" w:hAnsi="Source Sans 3" w:cs="Tahoma"/>
-                <w:sz w:val="21"/>
-                <w:szCs w:val="21"/>
-              </w:rPr>
-              <w:t>Auroville was founded according to a(n) GOVERN system of rules and beliefs.</w:t>
-            </w:r>
-          </w:p>
+        </w:tc>
+        <w:tc>
+          <w:tcPr>
+            <w:tcW w:w="10536" w:type="dxa"/>
+          </w:tcPr>
           <w:p>
             <w:pPr>
               <w:spacing w:before="240"/>
               <w:rPr>
-                <w:rFonts w:ascii="Verdana"/>
-                <w:b/>
-                <w:color w:val="090506"/>
-                <w:spacing w:val="-2"/>
-                <w:sz w:val="37"/>
-              </w:rPr>
-            </w:pPr>
-            <w:r>
-              <w:rPr>
-                <w:color w:val="99CC00"/>
-                <w:sz w:val="32"/>
-                <w:szCs w:val="32"/>
-                <w:shd w:val="clear" w:color="auto" w:fill="99CC00"/>
-              </w:rPr>
-              <w:t>[[[[[[[[[[</w:t>
-            </w:r>
-            <w:r>
-              <w:rPr>
-                <w:rFonts w:ascii="Source Sans 3 SemiBold" w:hAnsi="Source Sans 3 SemiBold"/>
-                <w:b/>
-                <w:color w:val="090506"/>
-                <w:sz w:val="32"/>
-                <w:szCs w:val="32"/>
-              </w:rPr>
-              <w:t>EXAM</w:t>
-            </w:r>
-            <w:r>
-              <w:rPr>
-                <w:rFonts w:ascii="Source Sans 3 SemiBold" w:hAnsi="Source Sans 3 SemiBold"/>
-                <w:b/>
-                <w:color w:val="090506"/>
-                <w:spacing w:val="-25"/>
-                <w:sz w:val="32"/>
-                <w:szCs w:val="32"/>
-              </w:rPr>
-              <w:t xml:space="preserve"> </w:t>
-            </w:r>
-            <w:r>
-              <w:rPr>
-                <w:rFonts w:ascii="Source Sans 3 SemiBold" w:hAnsi="Source Sans 3 SemiBold"/>
-                <w:b/>
-                <w:color w:val="090506"/>
-                <w:spacing w:val="-2"/>
-                <w:sz w:val="32"/>
-                <w:szCs w:val="32"/>
-              </w:rPr>
-              <w:t>SKILLS</w:t>
-            </w:r>
-            <w:r>
-              <w:rPr>
-                <w:rFonts w:ascii="Verdana"/>
-                <w:b/>
-                <w:color w:val="99CC00"/>
-                <w:spacing w:val="-2"/>
-                <w:sz w:val="37"/>
-              </w:rPr>
-              <w:t>]</w:t>
-            </w:r>
-          </w:p>
-          <w:p>
-            <w:pPr>
-              <w:spacing w:before="240"/>
-              <w:rPr>
                 <w:b/>
                 <w:bCs/>
                 <w:color w:val="070505"/>
@@ -10230,22 +10105,6 @@
                 <w:szCs w:val="20"/>
               </w:rPr>
             </w:pPr>
-            <w:r>
-              <w:rPr>
-                <w:rFonts w:ascii="Source Sans 3" w:hAnsi="Source Sans 3"/>
-                <w:b/>
-                <w:bCs/>
-                <w:bdr w:val="single" w:sz="12" w:space="0" w:color="A8D08D" w:themeColor="accent6" w:themeTint="99"/>
-              </w:rPr>
-              <w:t>18</w:t>
-            </w:r>
-            <w:r>
-              <w:rPr>
-                <w:b/>
-                <w:bCs/>
-              </w:rPr>
-              <w:t xml:space="preserve"> </w:t>
-            </w:r>
             <w:r>
               <w:rPr>
                 <w:rFonts w:ascii="Source Sans 3 Medium" w:hAnsi="Source Sans 3 Medium"/>
@@ -10997,7 +10856,6 @@
               <w:t>A city completely unlike any of its contemporaries</w:t>
             </w:r>
           </w:p>
-          <w:p/>
         </w:tc>
       </w:tr>
     </w:tbl>
@@ -11915,6 +11773,21 @@
           </w:p>
         </w:tc>
       </w:tr>
+    </w:tbl>
+    <w:p>
+      <w:r>
+        <w:br w:type="page"/>
+      </w:r>
+    </w:p>
+    <w:tbl>
+      <w:tblPr>
+        <w:tblStyle w:val="DottedTable"/>
+        <w:tblW w:w="0" w:type="auto"/>
+        <w:tblLook w:val="04A0" w:firstRow="1" w:lastRow="0" w:firstColumn="1" w:lastColumn="0" w:noHBand="0" w:noVBand="1"/>
+      </w:tblPr>
+      <w:tblGrid>
+        <w:gridCol w:w="11098"/>
+      </w:tblGrid>
       <w:tr>
         <w:tc>
           <w:tcPr>
@@ -11941,6 +11814,7 @@
                 <w:sz w:val="20"/>
                 <w:szCs w:val="20"/>
               </w:rPr>
+              <w:lastRenderedPageBreak/>
               <w:t>B</w:t>
             </w:r>
           </w:p>
@@ -13010,7 +12884,6 @@
                 <w:sz w:val="20"/>
                 <w:szCs w:val="20"/>
               </w:rPr>
-              <w:lastRenderedPageBreak/>
               <w:t xml:space="preserve">began </w:t>
             </w:r>
             <w:r>
@@ -13983,7 +13856,6 @@
                 <w:sz w:val="20"/>
                 <w:szCs w:val="20"/>
               </w:rPr>
-              <w:lastRenderedPageBreak/>
               <w:t>C</w:t>
             </w:r>
           </w:p>
@@ -16065,6 +15937,7 @@
           <w:bCs/>
           <w:bdr w:val="single" w:sz="4" w:space="0" w:color="auto"/>
           <w:shd w:val="clear" w:color="auto" w:fill="FFCC66"/>
+          <w:rtl/>
         </w:rPr>
       </w:pPr>
       <w:r>
@@ -16081,7 +15954,412 @@
     <w:tbl>
       <w:tblPr>
         <w:tblStyle w:val="DottedTable"/>
-        <w:tblW w:w="5000" w:type="pct"/>
+        <w:tblW w:w="0" w:type="auto"/>
+        <w:tblLook w:val="04A0" w:firstRow="1" w:lastRow="0" w:firstColumn="1" w:lastColumn="0" w:noHBand="0" w:noVBand="1"/>
+      </w:tblPr>
+      <w:tblGrid>
+        <w:gridCol w:w="530"/>
+        <w:gridCol w:w="10568"/>
+      </w:tblGrid>
+      <w:tr>
+        <w:tc>
+          <w:tcPr>
+            <w:tcW w:w="530" w:type="dxa"/>
+          </w:tcPr>
+          <w:p>
+            <w:pPr>
+              <w:rPr>
+                <w:rFonts w:ascii="Source Sans 3" w:hAnsi="Source Sans 3"/>
+                <w:b/>
+                <w:bCs/>
+                <w:bdr w:val="single" w:sz="4" w:space="0" w:color="auto"/>
+                <w:shd w:val="clear" w:color="auto" w:fill="FFCC66"/>
+              </w:rPr>
+            </w:pPr>
+            <w:r>
+              <w:rPr>
+                <w:rFonts w:ascii="Source Sans 3" w:hAnsi="Source Sans 3"/>
+                <w:b/>
+                <w:bCs/>
+                <w:bdr w:val="single" w:sz="12" w:space="0" w:color="FFCC66"/>
+              </w:rPr>
+              <w:t>01</w:t>
+            </w:r>
+          </w:p>
+        </w:tc>
+        <w:tc>
+          <w:tcPr>
+            <w:tcW w:w="10568" w:type="dxa"/>
+          </w:tcPr>
+          <w:p>
+            <w:pPr>
+              <w:rPr>
+                <w:b/>
+                <w:bCs/>
+                <w:color w:val="0D0706"/>
+                <w:spacing w:val="-2"/>
+                <w:w w:val="110"/>
+                <w:sz w:val="20"/>
+                <w:szCs w:val="20"/>
+              </w:rPr>
+            </w:pPr>
+            <w:r>
+              <w:rPr>
+                <w:rFonts w:ascii="Source Sans 3 Medium" w:hAnsi="Source Sans 3 Medium"/>
+                <w:b/>
+                <w:bCs/>
+                <w:color w:val="0D0706"/>
+                <w:spacing w:val="-2"/>
+                <w:w w:val="110"/>
+                <w:sz w:val="21"/>
+                <w:szCs w:val="21"/>
+              </w:rPr>
+              <w:t xml:space="preserve">Using the verb </w:t>
+            </w:r>
+            <w:r>
+              <w:rPr>
+                <w:rFonts w:ascii="Source Sans 3 Medium" w:hAnsi="Source Sans 3 Medium"/>
+                <w:b/>
+                <w:bCs/>
+                <w:i/>
+                <w:color w:val="0D0706"/>
+                <w:spacing w:val="-2"/>
+                <w:w w:val="110"/>
+                <w:sz w:val="21"/>
+                <w:szCs w:val="21"/>
+              </w:rPr>
+              <w:t xml:space="preserve">to grow </w:t>
+            </w:r>
+            <w:r>
+              <w:rPr>
+                <w:rFonts w:ascii="Source Sans 3 Medium" w:hAnsi="Source Sans 3 Medium"/>
+                <w:b/>
+                <w:bCs/>
+                <w:color w:val="0D0706"/>
+                <w:spacing w:val="-2"/>
+                <w:w w:val="110"/>
+                <w:sz w:val="21"/>
+                <w:szCs w:val="21"/>
+              </w:rPr>
+              <w:t xml:space="preserve">and the adverb </w:t>
+            </w:r>
+            <w:r>
+              <w:rPr>
+                <w:rFonts w:ascii="Source Sans 3 Medium" w:hAnsi="Source Sans 3 Medium"/>
+                <w:b/>
+                <w:bCs/>
+                <w:i/>
+                <w:color w:val="0D0706"/>
+                <w:spacing w:val="-2"/>
+                <w:w w:val="110"/>
+                <w:sz w:val="21"/>
+                <w:szCs w:val="21"/>
+              </w:rPr>
+              <w:t xml:space="preserve">rapidly, </w:t>
+            </w:r>
+            <w:r>
+              <w:rPr>
+                <w:rFonts w:ascii="Source Sans 3 Medium" w:hAnsi="Source Sans 3 Medium"/>
+                <w:b/>
+                <w:bCs/>
+                <w:color w:val="0D0706"/>
+                <w:spacing w:val="-2"/>
+                <w:w w:val="110"/>
+                <w:sz w:val="21"/>
+                <w:szCs w:val="21"/>
+              </w:rPr>
+              <w:t>complete the sentences to describe the information in the graphs. Focus on the correct verb. tense in each case, bearing in mind the time phrases you are given and the dates in the graph.</w:t>
+            </w:r>
+          </w:p>
+          <w:p>
+            <w:pPr>
+              <w:rPr>
+                <w:rFonts w:ascii="Source Sans 3" w:hAnsi="Source Sans 3"/>
+                <w:b/>
+                <w:bCs/>
+                <w:bdr w:val="single" w:sz="4" w:space="0" w:color="auto"/>
+                <w:shd w:val="clear" w:color="auto" w:fill="FFCC66"/>
+              </w:rPr>
+            </w:pPr>
+            <w:r>
+              <w:rPr>
+                <w:rFonts w:ascii="Source Sans 3" w:hAnsi="Source Sans 3"/>
+                <w:b/>
+                <w:bCs/>
+                <w:color w:val="0D0706"/>
+                <w:spacing w:val="-2"/>
+                <w:w w:val="110"/>
+                <w:sz w:val="21"/>
+                <w:szCs w:val="21"/>
+              </w:rPr>
+              <w:t>1</w:t>
+            </w:r>
+            <w:r>
+              <w:rPr>
+                <w:rFonts w:ascii="Source Sans 3" w:hAnsi="Source Sans 3"/>
+                <w:b/>
+                <w:bCs/>
+                <w:color w:val="0D0706"/>
+                <w:spacing w:val="-2"/>
+                <w:w w:val="110"/>
+                <w:sz w:val="20"/>
+                <w:szCs w:val="20"/>
+              </w:rPr>
+              <w:t xml:space="preserve"> </w:t>
+            </w:r>
+            <w:r>
+              <w:rPr>
+                <w:rFonts w:ascii="Source Sans 3" w:hAnsi="Source Sans 3"/>
+                <w:color w:val="0D0706"/>
+                <w:spacing w:val="-2"/>
+                <w:w w:val="110"/>
+                <w:sz w:val="21"/>
+                <w:szCs w:val="21"/>
+              </w:rPr>
+              <w:t>Since five years ago, {</w:t>
+            </w:r>
+            <w:proofErr w:type="spellStart"/>
+            <w:r>
+              <w:rPr>
+                <w:rFonts w:ascii="Source Sans 3" w:hAnsi="Source Sans 3"/>
+                <w:color w:val="0D0706"/>
+                <w:spacing w:val="-2"/>
+                <w:w w:val="110"/>
+                <w:sz w:val="21"/>
+                <w:szCs w:val="21"/>
+              </w:rPr>
+              <w:t>i</w:t>
+            </w:r>
+            <w:proofErr w:type="spellEnd"/>
+            <w:r>
+              <w:rPr>
+                <w:rFonts w:ascii="Source Sans 3" w:hAnsi="Source Sans 3"/>
+                <w:color w:val="0D0706"/>
+                <w:spacing w:val="-2"/>
+                <w:w w:val="110"/>
+                <w:sz w:val="21"/>
+                <w:szCs w:val="21"/>
+              </w:rPr>
+              <w:t>}sales have grown rapidly{/</w:t>
+            </w:r>
+            <w:proofErr w:type="spellStart"/>
+            <w:r>
+              <w:rPr>
+                <w:rFonts w:ascii="Source Sans 3" w:hAnsi="Source Sans 3"/>
+                <w:color w:val="0D0706"/>
+                <w:spacing w:val="-2"/>
+                <w:w w:val="110"/>
+                <w:sz w:val="21"/>
+                <w:szCs w:val="21"/>
+              </w:rPr>
+              <w:t>i</w:t>
+            </w:r>
+            <w:proofErr w:type="spellEnd"/>
+            <w:r>
+              <w:rPr>
+                <w:rFonts w:ascii="Source Sans 3" w:hAnsi="Source Sans 3"/>
+                <w:color w:val="0D0706"/>
+                <w:spacing w:val="-2"/>
+                <w:w w:val="110"/>
+                <w:sz w:val="21"/>
+                <w:szCs w:val="21"/>
+              </w:rPr>
+              <w:t>} to 90,000.</w:t>
+            </w:r>
+            <w:r>
+              <w:rPr>
+                <w:rFonts w:ascii="Source Sans 3" w:hAnsi="Source Sans 3"/>
+                <w:b/>
+                <w:bCs/>
+                <w:color w:val="0D0706"/>
+                <w:spacing w:val="-2"/>
+                <w:w w:val="110"/>
+                <w:sz w:val="20"/>
+                <w:szCs w:val="20"/>
+              </w:rPr>
+              <w:br/>
+            </w:r>
+            <w:r>
+              <w:rPr>
+                <w:rFonts w:ascii="Source Sans 3" w:hAnsi="Source Sans 3"/>
+                <w:b/>
+                <w:bCs/>
+                <w:color w:val="0D0706"/>
+                <w:spacing w:val="-2"/>
+                <w:w w:val="110"/>
+                <w:sz w:val="21"/>
+                <w:szCs w:val="21"/>
+              </w:rPr>
+              <w:t>2</w:t>
+            </w:r>
+            <w:r>
+              <w:rPr>
+                <w:rFonts w:ascii="Source Sans 3" w:hAnsi="Source Sans 3"/>
+                <w:b/>
+                <w:bCs/>
+                <w:color w:val="0D0706"/>
+                <w:spacing w:val="-2"/>
+                <w:w w:val="110"/>
+                <w:sz w:val="20"/>
+                <w:szCs w:val="20"/>
+              </w:rPr>
+              <w:t xml:space="preserve"> </w:t>
+            </w:r>
+            <w:r>
+              <w:rPr>
+                <w:rFonts w:ascii="Source Sans 3" w:hAnsi="Source Sans 3"/>
+                <w:color w:val="0D0706"/>
+                <w:spacing w:val="-2"/>
+                <w:w w:val="110"/>
+                <w:sz w:val="21"/>
+                <w:szCs w:val="21"/>
+              </w:rPr>
+              <w:t>Between {blk}1980 and 1990 sales grew rapidly{/blk} to 90,000.</w:t>
+            </w:r>
+            <w:r>
+              <w:rPr>
+                <w:rFonts w:ascii="Source Sans 3" w:hAnsi="Source Sans 3"/>
+                <w:color w:val="0D0706"/>
+                <w:spacing w:val="-2"/>
+                <w:w w:val="110"/>
+                <w:sz w:val="21"/>
+                <w:szCs w:val="21"/>
+              </w:rPr>
+              <w:br/>
+            </w:r>
+            <w:r>
+              <w:rPr>
+                <w:rFonts w:ascii="Source Sans 3" w:hAnsi="Source Sans 3"/>
+                <w:b/>
+                <w:bCs/>
+                <w:color w:val="0D0706"/>
+                <w:spacing w:val="-2"/>
+                <w:w w:val="110"/>
+                <w:sz w:val="21"/>
+                <w:szCs w:val="21"/>
+              </w:rPr>
+              <w:t>3</w:t>
+            </w:r>
+            <w:r>
+              <w:rPr>
+                <w:rFonts w:ascii="Source Sans 3" w:hAnsi="Source Sans 3"/>
+                <w:b/>
+                <w:bCs/>
+                <w:color w:val="0D0706"/>
+                <w:spacing w:val="-2"/>
+                <w:w w:val="110"/>
+                <w:sz w:val="20"/>
+                <w:szCs w:val="20"/>
+              </w:rPr>
+              <w:t xml:space="preserve"> </w:t>
+            </w:r>
+            <w:r>
+              <w:rPr>
+                <w:rFonts w:ascii="Source Sans 3" w:hAnsi="Source Sans 3"/>
+                <w:color w:val="0D0706"/>
+                <w:spacing w:val="-2"/>
+                <w:w w:val="110"/>
+                <w:sz w:val="21"/>
+                <w:szCs w:val="21"/>
+              </w:rPr>
+              <w:t>From 2020 to 2030 {blk}sales will / are predicted to / are expected to grow rapidly{/blk} to 90,000.</w:t>
+            </w:r>
+            <w:r>
+              <w:rPr>
+                <w:rFonts w:ascii="Source Sans 3" w:hAnsi="Source Sans 3"/>
+                <w:color w:val="0D0706"/>
+                <w:spacing w:val="-2"/>
+                <w:w w:val="110"/>
+                <w:sz w:val="21"/>
+                <w:szCs w:val="21"/>
+              </w:rPr>
+              <w:br/>
+            </w:r>
+            <w:r>
+              <w:rPr>
+                <w:rFonts w:ascii="Source Sans 3" w:hAnsi="Source Sans 3"/>
+                <w:b/>
+                <w:bCs/>
+                <w:color w:val="0D0706"/>
+                <w:spacing w:val="-2"/>
+                <w:w w:val="110"/>
+                <w:sz w:val="21"/>
+                <w:szCs w:val="21"/>
+              </w:rPr>
+              <w:t xml:space="preserve">4 </w:t>
+            </w:r>
+            <w:r>
+              <w:rPr>
+                <w:rFonts w:ascii="Source Sans 3" w:hAnsi="Source Sans 3"/>
+                <w:color w:val="0D0706"/>
+                <w:spacing w:val="-2"/>
+                <w:w w:val="110"/>
+                <w:sz w:val="21"/>
+                <w:szCs w:val="21"/>
+              </w:rPr>
+              <w:t>By the year 2000, {blk}sales had grown rapidly{/blk} to 90,000</w:t>
+            </w:r>
+            <w:r>
+              <w:rPr>
+                <w:rFonts w:ascii="Source Sans 3" w:hAnsi="Source Sans 3"/>
+                <w:color w:val="0D0706"/>
+                <w:spacing w:val="-2"/>
+                <w:w w:val="110"/>
+                <w:sz w:val="21"/>
+                <w:szCs w:val="21"/>
+              </w:rPr>
+              <w:br/>
+            </w:r>
+            <w:r>
+              <w:rPr>
+                <w:rFonts w:ascii="Source Sans 3" w:hAnsi="Source Sans 3"/>
+                <w:b/>
+                <w:bCs/>
+                <w:color w:val="0D0706"/>
+                <w:spacing w:val="-2"/>
+                <w:w w:val="110"/>
+                <w:sz w:val="21"/>
+                <w:szCs w:val="21"/>
+              </w:rPr>
+              <w:t>5</w:t>
+            </w:r>
+            <w:r>
+              <w:rPr>
+                <w:rFonts w:ascii="Source Sans 3" w:hAnsi="Source Sans 3"/>
+                <w:b/>
+                <w:bCs/>
+                <w:color w:val="0D0706"/>
+                <w:spacing w:val="-2"/>
+                <w:w w:val="110"/>
+                <w:sz w:val="20"/>
+                <w:szCs w:val="20"/>
+              </w:rPr>
+              <w:t xml:space="preserve"> </w:t>
+            </w:r>
+            <w:r>
+              <w:rPr>
+                <w:rFonts w:ascii="Source Sans 3" w:hAnsi="Source Sans 3"/>
+                <w:color w:val="0D0706"/>
+                <w:spacing w:val="-2"/>
+                <w:w w:val="110"/>
+                <w:sz w:val="21"/>
+                <w:szCs w:val="21"/>
+              </w:rPr>
+              <w:t>By the year 2020, {blk}sales will have grown rapidly{/blk} to 90,000.</w:t>
+            </w:r>
+          </w:p>
+        </w:tc>
+      </w:tr>
+    </w:tbl>
+    <w:p>
+      <w:pPr>
+        <w:spacing w:after="0"/>
+      </w:pPr>
+    </w:p>
+    <w:tbl>
+      <w:tblPr>
+        <w:tblStyle w:val="DottedTable"/>
+        <w:tblW w:w="0" w:type="auto"/>
         <w:tblLook w:val="04A0" w:firstRow="1" w:lastRow="0" w:firstColumn="1" w:lastColumn="0" w:noHBand="0" w:noVBand="1"/>
       </w:tblPr>
       <w:tblGrid>
@@ -16091,379 +16369,7 @@
       <w:tr>
         <w:tc>
           <w:tcPr>
-            <w:tcW w:w="5000" w:type="pct"/>
-            <w:gridSpan w:val="2"/>
-          </w:tcPr>
-          <w:p>
-            <w:pPr>
-              <w:rPr>
-                <w:b/>
-                <w:bCs/>
-                <w:color w:val="0D0706"/>
-                <w:spacing w:val="-2"/>
-                <w:w w:val="110"/>
-                <w:sz w:val="20"/>
-                <w:szCs w:val="20"/>
-              </w:rPr>
-            </w:pPr>
-            <w:r>
-              <w:rPr>
-                <w:rFonts w:ascii="Source Sans 3" w:hAnsi="Source Sans 3"/>
-                <w:b/>
-                <w:bCs/>
-                <w:bdr w:val="single" w:sz="12" w:space="0" w:color="FFCC66"/>
-              </w:rPr>
-              <w:t>01</w:t>
-            </w:r>
-            <w:r>
-              <w:rPr>
-                <w:b/>
-                <w:bCs/>
-              </w:rPr>
-              <w:t xml:space="preserve"> </w:t>
-            </w:r>
-            <w:r>
-              <w:rPr>
-                <w:rFonts w:ascii="Source Sans 3 Medium" w:hAnsi="Source Sans 3 Medium"/>
-                <w:b/>
-                <w:bCs/>
-                <w:color w:val="0D0706"/>
-                <w:spacing w:val="-2"/>
-                <w:w w:val="110"/>
-                <w:sz w:val="21"/>
-                <w:szCs w:val="21"/>
-              </w:rPr>
-              <w:t xml:space="preserve">Using the verb </w:t>
-            </w:r>
-            <w:r>
-              <w:rPr>
-                <w:rFonts w:ascii="Source Sans 3 Medium" w:hAnsi="Source Sans 3 Medium"/>
-                <w:b/>
-                <w:bCs/>
-                <w:i/>
-                <w:color w:val="0D0706"/>
-                <w:spacing w:val="-2"/>
-                <w:w w:val="110"/>
-                <w:sz w:val="21"/>
-                <w:szCs w:val="21"/>
-              </w:rPr>
-              <w:t xml:space="preserve">to grow </w:t>
-            </w:r>
-            <w:r>
-              <w:rPr>
-                <w:rFonts w:ascii="Source Sans 3 Medium" w:hAnsi="Source Sans 3 Medium"/>
-                <w:b/>
-                <w:bCs/>
-                <w:color w:val="0D0706"/>
-                <w:spacing w:val="-2"/>
-                <w:w w:val="110"/>
-                <w:sz w:val="21"/>
-                <w:szCs w:val="21"/>
-              </w:rPr>
-              <w:t xml:space="preserve">and the adverb </w:t>
-            </w:r>
-            <w:r>
-              <w:rPr>
-                <w:rFonts w:ascii="Source Sans 3 Medium" w:hAnsi="Source Sans 3 Medium"/>
-                <w:b/>
-                <w:bCs/>
-                <w:i/>
-                <w:color w:val="0D0706"/>
-                <w:spacing w:val="-2"/>
-                <w:w w:val="110"/>
-                <w:sz w:val="21"/>
-                <w:szCs w:val="21"/>
-              </w:rPr>
-              <w:t xml:space="preserve">rapidly, </w:t>
-            </w:r>
-            <w:r>
-              <w:rPr>
-                <w:rFonts w:ascii="Source Sans 3 Medium" w:hAnsi="Source Sans 3 Medium"/>
-                <w:b/>
-                <w:bCs/>
-                <w:color w:val="0D0706"/>
-                <w:spacing w:val="-2"/>
-                <w:w w:val="110"/>
-                <w:sz w:val="21"/>
-                <w:szCs w:val="21"/>
-              </w:rPr>
-              <w:t>complete the sentences to describe the information in the graphs. Focus on the correct verb. tense in each case, bearing in mind the time phrases you are given and the dates in the graph.</w:t>
-            </w:r>
-          </w:p>
-          <w:p>
-            <w:r>
-              <w:rPr>
-                <w:rFonts w:ascii="Source Sans 3" w:hAnsi="Source Sans 3"/>
-                <w:b/>
-                <w:bCs/>
-                <w:color w:val="0D0706"/>
-                <w:spacing w:val="-2"/>
-                <w:w w:val="110"/>
-                <w:sz w:val="21"/>
-                <w:szCs w:val="21"/>
-              </w:rPr>
-              <w:t>1</w:t>
-            </w:r>
-            <w:r>
-              <w:rPr>
-                <w:rFonts w:ascii="Source Sans 3" w:hAnsi="Source Sans 3"/>
-                <w:b/>
-                <w:bCs/>
-                <w:color w:val="0D0706"/>
-                <w:spacing w:val="-2"/>
-                <w:w w:val="110"/>
-                <w:sz w:val="20"/>
-                <w:szCs w:val="20"/>
-              </w:rPr>
-              <w:t xml:space="preserve"> </w:t>
-            </w:r>
-            <w:r>
-              <w:rPr>
-                <w:rFonts w:ascii="Source Sans 3" w:hAnsi="Source Sans 3"/>
-                <w:color w:val="0D0706"/>
-                <w:spacing w:val="-2"/>
-                <w:w w:val="110"/>
-                <w:sz w:val="21"/>
-                <w:szCs w:val="21"/>
-              </w:rPr>
-              <w:t>Since five years ago, {</w:t>
-            </w:r>
-            <w:proofErr w:type="spellStart"/>
-            <w:r>
-              <w:rPr>
-                <w:rFonts w:ascii="Source Sans 3" w:hAnsi="Source Sans 3"/>
-                <w:color w:val="0D0706"/>
-                <w:spacing w:val="-2"/>
-                <w:w w:val="110"/>
-                <w:sz w:val="21"/>
-                <w:szCs w:val="21"/>
-              </w:rPr>
-              <w:t>i</w:t>
-            </w:r>
-            <w:proofErr w:type="spellEnd"/>
-            <w:r>
-              <w:rPr>
-                <w:rFonts w:ascii="Source Sans 3" w:hAnsi="Source Sans 3"/>
-                <w:color w:val="0D0706"/>
-                <w:spacing w:val="-2"/>
-                <w:w w:val="110"/>
-                <w:sz w:val="21"/>
-                <w:szCs w:val="21"/>
-              </w:rPr>
-              <w:t>}sales have grown rapidly{/</w:t>
-            </w:r>
-            <w:proofErr w:type="spellStart"/>
-            <w:r>
-              <w:rPr>
-                <w:rFonts w:ascii="Source Sans 3" w:hAnsi="Source Sans 3"/>
-                <w:color w:val="0D0706"/>
-                <w:spacing w:val="-2"/>
-                <w:w w:val="110"/>
-                <w:sz w:val="21"/>
-                <w:szCs w:val="21"/>
-              </w:rPr>
-              <w:t>i</w:t>
-            </w:r>
-            <w:proofErr w:type="spellEnd"/>
-            <w:r>
-              <w:rPr>
-                <w:rFonts w:ascii="Source Sans 3" w:hAnsi="Source Sans 3"/>
-                <w:color w:val="0D0706"/>
-                <w:spacing w:val="-2"/>
-                <w:w w:val="110"/>
-                <w:sz w:val="21"/>
-                <w:szCs w:val="21"/>
-              </w:rPr>
-              <w:t>} to 90,000.</w:t>
-            </w:r>
-            <w:r>
-              <w:rPr>
-                <w:rFonts w:ascii="Source Sans 3" w:hAnsi="Source Sans 3"/>
-                <w:b/>
-                <w:bCs/>
-                <w:color w:val="0D0706"/>
-                <w:spacing w:val="-2"/>
-                <w:w w:val="110"/>
-                <w:sz w:val="20"/>
-                <w:szCs w:val="20"/>
-              </w:rPr>
-              <w:br/>
-            </w:r>
-            <w:r>
-              <w:rPr>
-                <w:rFonts w:ascii="Source Sans 3" w:hAnsi="Source Sans 3"/>
-                <w:b/>
-                <w:bCs/>
-                <w:color w:val="0D0706"/>
-                <w:spacing w:val="-2"/>
-                <w:w w:val="110"/>
-                <w:sz w:val="21"/>
-                <w:szCs w:val="21"/>
-              </w:rPr>
-              <w:t>2</w:t>
-            </w:r>
-            <w:r>
-              <w:rPr>
-                <w:rFonts w:ascii="Source Sans 3" w:hAnsi="Source Sans 3"/>
-                <w:b/>
-                <w:bCs/>
-                <w:color w:val="0D0706"/>
-                <w:spacing w:val="-2"/>
-                <w:w w:val="110"/>
-                <w:sz w:val="20"/>
-                <w:szCs w:val="20"/>
-              </w:rPr>
-              <w:t xml:space="preserve"> </w:t>
-            </w:r>
-            <w:r>
-              <w:rPr>
-                <w:rFonts w:ascii="Source Sans 3" w:hAnsi="Source Sans 3"/>
-                <w:color w:val="0D0706"/>
-                <w:spacing w:val="-2"/>
-                <w:w w:val="110"/>
-                <w:sz w:val="21"/>
-                <w:szCs w:val="21"/>
-              </w:rPr>
-              <w:t>Between {blk}1980 and 1990 sales grew rapidly{/blk} to 90,000.</w:t>
-            </w:r>
-            <w:r>
-              <w:rPr>
-                <w:rFonts w:ascii="Source Sans 3" w:hAnsi="Source Sans 3"/>
-                <w:color w:val="0D0706"/>
-                <w:spacing w:val="-2"/>
-                <w:w w:val="110"/>
-                <w:sz w:val="21"/>
-                <w:szCs w:val="21"/>
-              </w:rPr>
-              <w:br/>
-            </w:r>
-            <w:r>
-              <w:rPr>
-                <w:rFonts w:ascii="Source Sans 3" w:hAnsi="Source Sans 3"/>
-                <w:b/>
-                <w:bCs/>
-                <w:color w:val="0D0706"/>
-                <w:spacing w:val="-2"/>
-                <w:w w:val="110"/>
-                <w:sz w:val="21"/>
-                <w:szCs w:val="21"/>
-              </w:rPr>
-              <w:t>3</w:t>
-            </w:r>
-            <w:r>
-              <w:rPr>
-                <w:rFonts w:ascii="Source Sans 3" w:hAnsi="Source Sans 3"/>
-                <w:b/>
-                <w:bCs/>
-                <w:color w:val="0D0706"/>
-                <w:spacing w:val="-2"/>
-                <w:w w:val="110"/>
-                <w:sz w:val="20"/>
-                <w:szCs w:val="20"/>
-              </w:rPr>
-              <w:t xml:space="preserve"> </w:t>
-            </w:r>
-            <w:r>
-              <w:rPr>
-                <w:rFonts w:ascii="Source Sans 3" w:hAnsi="Source Sans 3"/>
-                <w:color w:val="0D0706"/>
-                <w:spacing w:val="-2"/>
-                <w:w w:val="110"/>
-                <w:sz w:val="21"/>
-                <w:szCs w:val="21"/>
-              </w:rPr>
-              <w:t>From 2020 to 2030 {blk}sales will / are predicted to / are expected to grow rapidly{/blk} to 90,000.</w:t>
-            </w:r>
-            <w:r>
-              <w:rPr>
-                <w:rFonts w:ascii="Source Sans 3" w:hAnsi="Source Sans 3"/>
-                <w:color w:val="0D0706"/>
-                <w:spacing w:val="-2"/>
-                <w:w w:val="110"/>
-                <w:sz w:val="21"/>
-                <w:szCs w:val="21"/>
-              </w:rPr>
-              <w:br/>
-            </w:r>
-            <w:r>
-              <w:rPr>
-                <w:rFonts w:ascii="Source Sans 3" w:hAnsi="Source Sans 3"/>
-                <w:b/>
-                <w:bCs/>
-                <w:color w:val="0D0706"/>
-                <w:spacing w:val="-2"/>
-                <w:w w:val="110"/>
-                <w:sz w:val="21"/>
-                <w:szCs w:val="21"/>
-              </w:rPr>
-              <w:t xml:space="preserve">4 </w:t>
-            </w:r>
-            <w:r>
-              <w:rPr>
-                <w:rFonts w:ascii="Source Sans 3" w:hAnsi="Source Sans 3"/>
-                <w:color w:val="0D0706"/>
-                <w:spacing w:val="-2"/>
-                <w:w w:val="110"/>
-                <w:sz w:val="21"/>
-                <w:szCs w:val="21"/>
-              </w:rPr>
-              <w:t>By the year 2000, {blk}sales had grown rapidly{/blk} to 90,000</w:t>
-            </w:r>
-            <w:r>
-              <w:rPr>
-                <w:rFonts w:ascii="Source Sans 3" w:hAnsi="Source Sans 3"/>
-                <w:color w:val="0D0706"/>
-                <w:spacing w:val="-2"/>
-                <w:w w:val="110"/>
-                <w:sz w:val="21"/>
-                <w:szCs w:val="21"/>
-              </w:rPr>
-              <w:br/>
-            </w:r>
-            <w:r>
-              <w:rPr>
-                <w:rFonts w:ascii="Source Sans 3" w:hAnsi="Source Sans 3"/>
-                <w:b/>
-                <w:bCs/>
-                <w:color w:val="0D0706"/>
-                <w:spacing w:val="-2"/>
-                <w:w w:val="110"/>
-                <w:sz w:val="21"/>
-                <w:szCs w:val="21"/>
-              </w:rPr>
-              <w:t>5</w:t>
-            </w:r>
-            <w:r>
-              <w:rPr>
-                <w:rFonts w:ascii="Source Sans 3" w:hAnsi="Source Sans 3"/>
-                <w:b/>
-                <w:bCs/>
-                <w:color w:val="0D0706"/>
-                <w:spacing w:val="-2"/>
-                <w:w w:val="110"/>
-                <w:sz w:val="20"/>
-                <w:szCs w:val="20"/>
-              </w:rPr>
-              <w:t xml:space="preserve"> </w:t>
-            </w:r>
-            <w:r>
-              <w:rPr>
-                <w:rFonts w:ascii="Source Sans 3" w:hAnsi="Source Sans 3"/>
-                <w:color w:val="0D0706"/>
-                <w:spacing w:val="-2"/>
-                <w:w w:val="110"/>
-                <w:sz w:val="21"/>
-                <w:szCs w:val="21"/>
-              </w:rPr>
-              <w:t>By the year 2020, {blk}sales will have grown rapidly{/blk} to 90,000.</w:t>
-            </w:r>
-          </w:p>
-        </w:tc>
-      </w:tr>
-      <w:tr>
-        <w:tc>
-          <w:tcPr>
-            <w:tcW w:w="2500" w:type="pct"/>
+            <w:tcW w:w="5549" w:type="dxa"/>
           </w:tcPr>
           <w:p>
             <w:pPr>
@@ -16531,7 +16437,7 @@
         </w:tc>
         <w:tc>
           <w:tcPr>
-            <w:tcW w:w="2500" w:type="pct"/>
+            <w:tcW w:w="5549" w:type="dxa"/>
           </w:tcPr>
           <w:p>
             <w:pPr>
@@ -16548,7 +16454,7 @@
       <w:tr>
         <w:tc>
           <w:tcPr>
-            <w:tcW w:w="2500" w:type="pct"/>
+            <w:tcW w:w="5549" w:type="dxa"/>
           </w:tcPr>
           <w:p>
             <w:pPr>
@@ -16603,7 +16509,7 @@
         </w:tc>
         <w:tc>
           <w:tcPr>
-            <w:tcW w:w="2500" w:type="pct"/>
+            <w:tcW w:w="5549" w:type="dxa"/>
           </w:tcPr>
           <w:p>
             <w:pPr>
@@ -16660,7 +16566,7 @@
       <w:tr>
         <w:tc>
           <w:tcPr>
-            <w:tcW w:w="2500" w:type="pct"/>
+            <w:tcW w:w="5549" w:type="dxa"/>
           </w:tcPr>
           <w:p>
             <w:pPr>
@@ -16715,7 +16621,7 @@
         </w:tc>
         <w:tc>
           <w:tcPr>
-            <w:tcW w:w="2500" w:type="pct"/>
+            <w:tcW w:w="5549" w:type="dxa"/>
           </w:tcPr>
           <w:p>
             <w:pPr>
@@ -16809,11 +16715,15 @@
           <w:p>
             <w:pPr>
               <w:rPr>
+                <w:rFonts w:ascii="Source Sans 3 Medium" w:hAnsi="Source Sans 3 Medium"/>
                 <w:b/>
                 <w:bCs/>
                 <w:color w:val="101312"/>
-                <w:sz w:val="21"/>
-                <w:szCs w:val="21"/>
+                <w:spacing w:val="-2"/>
+                <w:w w:val="105"/>
+                <w:sz w:val="21"/>
+                <w:szCs w:val="21"/>
+                <w:rtl/>
               </w:rPr>
             </w:pPr>
             <w:r>
@@ -16828,6 +16738,81 @@
                 <w:szCs w:val="21"/>
               </w:rPr>
               <w:t>With a partner, make correct sentences using a verb from column 1, an adverb from column 2 and a time phrase.</w:t>
+            </w:r>
+          </w:p>
+          <w:p>
+            <w:pPr>
+              <w:rPr>
+                <w:rFonts w:ascii="Source Sans 3" w:hAnsi="Source Sans 3"/>
+                <w:sz w:val="21"/>
+              </w:rPr>
+            </w:pPr>
+            <w:r>
+              <w:rPr>
+                <w:rFonts w:ascii="Source Sans 3" w:hAnsi="Source Sans 3"/>
+                <w:color w:val="131615"/>
+                <w:spacing w:val="-2"/>
+                <w:w w:val="90"/>
+                <w:sz w:val="21"/>
+              </w:rPr>
+              <w:t>Example:</w:t>
+            </w:r>
+          </w:p>
+          <w:p>
+            <w:pPr>
+              <w:spacing w:line="278" w:lineRule="auto"/>
+              <w:rPr>
+                <w:i/>
+              </w:rPr>
+            </w:pPr>
+            <w:r>
+              <w:rPr>
+                <w:rFonts w:ascii="Source Sans 3" w:hAnsi="Source Sans 3"/>
+                <w:b/>
+              </w:rPr>
+              <w:t>Student A:</w:t>
+            </w:r>
+            <w:r>
+              <w:rPr>
+                <w:b/>
+              </w:rPr>
+              <w:t xml:space="preserve"> </w:t>
+            </w:r>
+            <w:r>
+              <w:rPr>
+                <w:rFonts w:ascii="Source Sans 3" w:hAnsi="Source Sans 3"/>
+                <w:i/>
+              </w:rPr>
+              <w:t>increase, slowly, by the year 2000</w:t>
+            </w:r>
+          </w:p>
+          <w:p>
+            <w:pPr>
+              <w:spacing w:line="278" w:lineRule="auto"/>
+              <w:rPr>
+                <w:rFonts w:ascii="Source Sans 3" w:hAnsi="Source Sans 3"/>
+                <w:i/>
+              </w:rPr>
+            </w:pPr>
+            <w:r>
+              <w:rPr>
+                <w:rFonts w:ascii="Source Sans 3" w:hAnsi="Source Sans 3"/>
+                <w:b/>
+              </w:rPr>
+              <w:t>Student B:</w:t>
+            </w:r>
+            <w:r>
+              <w:rPr>
+                <w:b/>
+              </w:rPr>
+              <w:t xml:space="preserve"> </w:t>
+            </w:r>
+            <w:r>
+              <w:rPr>
+                <w:rFonts w:ascii="Source Sans 3" w:hAnsi="Source Sans 3"/>
+                <w:i/>
+              </w:rPr>
+              <w:t>By the year 2000, it had increased slowly to 90%.</w:t>
             </w:r>
           </w:p>
         </w:tc>
@@ -16836,78 +16821,7 @@
     <w:p>
       <w:pPr>
         <w:spacing w:after="0"/>
-        <w:rPr>
-          <w:rFonts w:ascii="Source Sans 3" w:hAnsi="Source Sans 3"/>
-          <w:sz w:val="21"/>
-        </w:rPr>
       </w:pPr>
-      <w:r>
-        <w:rPr>
-          <w:rFonts w:ascii="Source Sans 3" w:hAnsi="Source Sans 3"/>
-          <w:color w:val="131615"/>
-          <w:spacing w:val="-2"/>
-          <w:w w:val="90"/>
-          <w:sz w:val="21"/>
-        </w:rPr>
-        <w:t>Example:</w:t>
-      </w:r>
-    </w:p>
-    <w:p>
-      <w:pPr>
-        <w:spacing w:after="0" w:line="278" w:lineRule="auto"/>
-        <w:rPr>
-          <w:i/>
-        </w:rPr>
-      </w:pPr>
-      <w:r>
-        <w:rPr>
-          <w:rFonts w:ascii="Source Sans 3" w:hAnsi="Source Sans 3"/>
-          <w:b/>
-        </w:rPr>
-        <w:t>Student A:</w:t>
-      </w:r>
-      <w:r>
-        <w:rPr>
-          <w:b/>
-        </w:rPr>
-        <w:t xml:space="preserve"> </w:t>
-      </w:r>
-      <w:r>
-        <w:rPr>
-          <w:rFonts w:ascii="Source Sans 3" w:hAnsi="Source Sans 3"/>
-          <w:i/>
-        </w:rPr>
-        <w:t>increase, slowly, by the year 2000</w:t>
-      </w:r>
-    </w:p>
-    <w:p>
-      <w:pPr>
-        <w:spacing w:after="0" w:line="278" w:lineRule="auto"/>
-        <w:rPr>
-          <w:rFonts w:ascii="Source Sans 3" w:hAnsi="Source Sans 3"/>
-          <w:i/>
-        </w:rPr>
-      </w:pPr>
-      <w:r>
-        <w:rPr>
-          <w:rFonts w:ascii="Source Sans 3" w:hAnsi="Source Sans 3"/>
-          <w:b/>
-        </w:rPr>
-        <w:t>Student B:</w:t>
-      </w:r>
-      <w:r>
-        <w:rPr>
-          <w:b/>
-        </w:rPr>
-        <w:t xml:space="preserve"> </w:t>
-      </w:r>
-      <w:r>
-        <w:rPr>
-          <w:rFonts w:ascii="Source Sans 3" w:hAnsi="Source Sans 3"/>
-          <w:i/>
-        </w:rPr>
-        <w:t>By the year 2000, it had increased slowly to 90%.</w:t>
-      </w:r>
     </w:p>
     <w:tbl>
       <w:tblPr>
@@ -17112,6 +17026,7 @@
                 <w:sz w:val="20"/>
                 <w:szCs w:val="20"/>
               </w:rPr>
+              <w:lastRenderedPageBreak/>
               <w:t>climb</w:t>
             </w:r>
           </w:p>
@@ -17128,7 +17043,6 @@
                 <w:sz w:val="20"/>
                 <w:szCs w:val="20"/>
               </w:rPr>
-              <w:lastRenderedPageBreak/>
               <w:t>drop</w:t>
             </w:r>
           </w:p>
@@ -17218,6 +17132,7 @@
                 <w:sz w:val="20"/>
                 <w:szCs w:val="20"/>
               </w:rPr>
+              <w:lastRenderedPageBreak/>
               <w:t>gradually</w:t>
             </w:r>
           </w:p>
@@ -17234,7 +17149,6 @@
                 <w:sz w:val="20"/>
                 <w:szCs w:val="20"/>
               </w:rPr>
-              <w:lastRenderedPageBreak/>
               <w:t>steadily</w:t>
             </w:r>
           </w:p>
@@ -17324,6 +17238,7 @@
                 <w:sz w:val="20"/>
                 <w:szCs w:val="20"/>
               </w:rPr>
+              <w:lastRenderedPageBreak/>
               <w:t>by the year 2030</w:t>
             </w:r>
           </w:p>
@@ -17340,16 +17255,15 @@
                 <w:sz w:val="20"/>
                 <w:szCs w:val="20"/>
               </w:rPr>
-              <w:lastRenderedPageBreak/>
               <w:t>since 2016</w:t>
             </w:r>
           </w:p>
         </w:tc>
       </w:tr>
     </w:tbl>
-    <w:p/>
     <w:p>
       <w:r>
+        <w:lastRenderedPageBreak/>
         <w:br w:type="page"/>
       </w:r>
     </w:p>

--- a/assets/data/Mindset-Level-3.docx
+++ b/assets/data/Mindset-Level-3.docx
@@ -3234,7 +3234,6 @@
             <w:pPr>
               <w:shd w:val="clear" w:color="auto" w:fill="0099CC"/>
               <w:rPr>
-                <w:rFonts w:ascii="Source Sans 3" w:hAnsi="Source Sans 3"/>
                 <w:color w:val="110E0D"/>
                 <w:spacing w:val="-4"/>
                 <w:sz w:val="21"/>
@@ -3247,40 +3246,17 @@
                 <w:spacing w:val="-4"/>
                 <w:sz w:val="21"/>
               </w:rPr>
-              <w:t>In today's world of conflict, greed and constant struggles for power, Auroville</w:t>
-            </w:r>
-          </w:p>
-          <w:p>
-            <w:pPr>
-              <w:shd w:val="clear" w:color="auto" w:fill="0099CC"/>
-              <w:spacing w:before="103"/>
+              <w:t>In today's world of conflict, greed and constant struggles for power, Auroville- aka 'the City of Dawn' - claims on its website that it was planned and built to create the ultimate model of unity, peace and harmony that can be projected across all humanity. It has no government, no one owns any property, and money rarely, if ever, changes hands. There is no leader and rules do not exist. While most experiments at creating the perfect city do not meet with success, the majority of Auroville's residents believe their city to be an exception. Although its critics point to the fact that levels of crime</w:t>
+            </w:r>
+            <w:r>
               <w:rPr>
                 <w:rFonts w:ascii="Source Sans 3" w:hAnsi="Source Sans 3"/>
                 <w:color w:val="110E0D"/>
                 <w:spacing w:val="-4"/>
                 <w:sz w:val="21"/>
               </w:rPr>
-            </w:pPr>
-            <w:r>
-              <w:rPr>
-                <w:rFonts w:ascii="Source Sans 3" w:hAnsi="Source Sans 3"/>
-                <w:color w:val="110E0D"/>
-                <w:spacing w:val="-4"/>
-                <w:sz w:val="21"/>
-              </w:rPr>
-              <w:t>- aka 'the City of Dawn' - claims on its website that it was planned and built to create the ultimate model of unity, peace and harmony that can be projected across all humanity. It has no government, no one owns any property, and money rarely, if ever, changes hands. There is no leader and rules do not exist. While most experiments at creating the perfect city do not meet with success, the majority of Auroville's residents believe their city to be an exception. Although its critics point to the fact that levels of crime</w:t>
-            </w:r>
-          </w:p>
-          <w:p>
-            <w:pPr>
-              <w:shd w:val="clear" w:color="auto" w:fill="0099CC"/>
-              <w:spacing w:before="103"/>
-              <w:rPr>
-                <w:color w:val="110E0D"/>
-                <w:spacing w:val="-4"/>
-                <w:sz w:val="21"/>
-              </w:rPr>
-            </w:pPr>
+              <w:t xml:space="preserve"> </w:t>
+            </w:r>
             <w:r>
               <w:rPr>
                 <w:rFonts w:ascii="Source Sans 3" w:hAnsi="Source Sans 3"/>

--- a/assets/data/Mindset-Level-3.docx
+++ b/assets/data/Mindset-Level-3.docx
@@ -373,25 +373,7 @@
                 <w:sz w:val="21"/>
                 <w:szCs w:val="21"/>
               </w:rPr>
-              <w:t xml:space="preserve">, or go hiking in the </w:t>
-            </w:r>
-            <w:proofErr w:type="spellStart"/>
-            <w:r>
-              <w:rPr>
-                <w:rFonts w:ascii="Source Sans 3" w:hAnsi="Source Sans 3"/>
-                <w:sz w:val="21"/>
-                <w:szCs w:val="21"/>
-              </w:rPr>
-              <w:t>Tramuntanas</w:t>
-            </w:r>
-            <w:proofErr w:type="spellEnd"/>
-            <w:r>
-              <w:rPr>
-                <w:rFonts w:ascii="Source Sans 3" w:hAnsi="Source Sans 3"/>
-                <w:sz w:val="21"/>
-                <w:szCs w:val="21"/>
-              </w:rPr>
-              <w:t xml:space="preserve">, a mountain range that runs from </w:t>
+              <w:t xml:space="preserve">, or go hiking in the Tramuntanas, a mountain range that runs from </w:t>
             </w:r>
             <w:r>
               <w:rPr>
@@ -444,7 +426,6 @@
               </w:rPr>
               <w:t xml:space="preserve">, contrasts entirely with the traditional rural towns and villages in the heart of the island, such as </w:t>
             </w:r>
-            <w:proofErr w:type="spellStart"/>
             <w:r>
               <w:rPr>
                 <w:rFonts w:ascii="Source Sans 3" w:hAnsi="Source Sans 3"/>
@@ -454,7 +435,6 @@
               </w:rPr>
               <w:t>Algaida</w:t>
             </w:r>
-            <w:proofErr w:type="spellEnd"/>
             <w:r>
               <w:rPr>
                 <w:rFonts w:ascii="Source Sans 3" w:hAnsi="Source Sans 3"/>
@@ -756,25 +736,7 @@
                 <w:sz w:val="20"/>
                 <w:szCs w:val="20"/>
               </w:rPr>
-              <w:t xml:space="preserve">This type of task requires you to choose a heading which correctly </w:t>
-            </w:r>
-            <w:proofErr w:type="spellStart"/>
-            <w:r>
-              <w:rPr>
-                <w:rFonts w:ascii="Source Sans 3" w:hAnsi="Source Sans 3"/>
-                <w:sz w:val="20"/>
-                <w:szCs w:val="20"/>
-              </w:rPr>
-              <w:t>summarises</w:t>
-            </w:r>
-            <w:proofErr w:type="spellEnd"/>
-            <w:r>
-              <w:rPr>
-                <w:rFonts w:ascii="Source Sans 3" w:hAnsi="Source Sans 3"/>
-                <w:sz w:val="20"/>
-                <w:szCs w:val="20"/>
-              </w:rPr>
-              <w:t xml:space="preserve"> the whole paragraph. Often, it is possible to find one sentence in a paragraph which conveys the main idea - this is known as the </w:t>
+              <w:t xml:space="preserve">This type of task requires you to choose a heading which correctly summarises the whole paragraph. Often, it is possible to find one sentence in a paragraph which conveys the main idea - this is known as the </w:t>
             </w:r>
             <w:r>
               <w:rPr>
@@ -6549,23 +6511,7 @@
                 <w:rFonts w:ascii="Source Sans 3" w:hAnsi="Source Sans 3"/>
                 <w:sz w:val="21"/>
               </w:rPr>
-              <w:t xml:space="preserve">Despite the fact the town of Marloth Park is close to the Kruger National Park, one of the largest game reserves in Africa, and despite the constant threat of visits from wild animals such as lions and hippopotamuses, its anxious residents are not allowed to build fences around their houses to keep out their </w:t>
-            </w:r>
-            <w:proofErr w:type="spellStart"/>
-            <w:r>
-              <w:rPr>
-                <w:rFonts w:ascii="Source Sans 3" w:hAnsi="Source Sans 3"/>
-                <w:sz w:val="21"/>
-              </w:rPr>
-              <w:t>neighbours</w:t>
-            </w:r>
-            <w:proofErr w:type="spellEnd"/>
-            <w:r>
-              <w:rPr>
-                <w:rFonts w:ascii="Source Sans 3" w:hAnsi="Source Sans 3"/>
-                <w:sz w:val="21"/>
-              </w:rPr>
-              <w:t>.</w:t>
+              <w:t>Despite the fact the town of Marloth Park is close to the Kruger National Park, one of the largest game reserves in Africa, and despite the constant threat of visits from wild animals such as lions and hippopotamuses, its anxious residents are not allowed to build fences around their houses to keep out their neighbours.</w:t>
             </w:r>
           </w:p>
           <w:p>
@@ -7187,78 +7133,55 @@
             <w:pPr>
               <w:shd w:val="clear" w:color="auto" w:fill="0099CC"/>
               <w:adjustRightInd w:val="0"/>
+            </w:pPr>
+            <w:r>
               <w:rPr>
                 <w:rFonts w:ascii="Source Sans 3" w:hAnsi="Source Sans 3" w:cs="*Arial-8104-Identity-H"/>
                 <w:sz w:val="21"/>
                 <w:szCs w:val="21"/>
               </w:rPr>
-            </w:pPr>
+              <w:t>In fact the only fence permitted in the town was built by the local authority, interestingly, with the aim of keeping humans out of the park, rather than containing the animals inside.</w:t>
+            </w:r>
             <w:r>
               <w:rPr>
                 <w:rFonts w:ascii="Source Sans 3" w:hAnsi="Source Sans 3" w:cs="*Arial-8104-Identity-H"/>
                 <w:sz w:val="21"/>
                 <w:szCs w:val="21"/>
               </w:rPr>
-              <w:t xml:space="preserve">In </w:t>
-            </w:r>
-            <w:proofErr w:type="gramStart"/>
+              <w:t xml:space="preserve"> </w:t>
+            </w:r>
             <w:r>
               <w:rPr>
                 <w:rFonts w:ascii="Source Sans 3" w:hAnsi="Source Sans 3" w:cs="*Arial-8104-Identity-H"/>
                 <w:sz w:val="21"/>
                 <w:szCs w:val="21"/>
               </w:rPr>
-              <w:t>fact</w:t>
-            </w:r>
-            <w:proofErr w:type="gramEnd"/>
+              <w:t>Consequently, it is not unusual to see giraffes or elephants causing traffic jams, for example, and even predator attacks on humans are unnervingly common - a lion was recently said to have mauled and eaten an escaping burglar. Yet even after this, while some residents then called for all lions to be rounded up and shot, others suggested that</w:t>
+            </w:r>
             <w:r>
               <w:rPr>
                 <w:rFonts w:ascii="Source Sans 3" w:hAnsi="Source Sans 3" w:cs="*Arial-8104-Identity-H"/>
                 <w:sz w:val="21"/>
                 <w:szCs w:val="21"/>
               </w:rPr>
-              <w:t xml:space="preserve"> the only fence permitted in the town was built by the local authority, interestingly, with the aim of keeping humans out of the park, rather than containing the animals inside.</w:t>
-            </w:r>
-          </w:p>
-          <w:p>
-            <w:pPr>
-              <w:shd w:val="clear" w:color="auto" w:fill="0099CC"/>
-              <w:adjustRightInd w:val="0"/>
+              <w:t xml:space="preserve"> </w:t>
+            </w:r>
+            <w:r>
               <w:rPr>
                 <w:rFonts w:ascii="Source Sans 3" w:hAnsi="Source Sans 3" w:cs="*Arial-8104-Identity-H"/>
                 <w:sz w:val="21"/>
                 <w:szCs w:val="21"/>
               </w:rPr>
-            </w:pPr>
+              <w:t>they be allowed to walk the thoroughfares as a type of crime control, after an increase in the number of burglaries. Everywhere in Marloth Park, a wary</w:t>
+            </w:r>
             <w:r>
               <w:rPr>
                 <w:rFonts w:ascii="Source Sans 3" w:hAnsi="Source Sans 3" w:cs="*Arial-8104-Identity-H"/>
                 <w:sz w:val="21"/>
                 <w:szCs w:val="21"/>
               </w:rPr>
-              <w:t>Consequently, it is not unusual to see giraffes or elephants causing traffic jams, for example, and even predator attacks on humans are unnervingly common - a lion was recently said to have mauled and eaten an escaping burglar. Yet even after this, while some residents then called for all lions to be rounded up and shot, others suggested that</w:t>
-            </w:r>
-          </w:p>
-          <w:p>
-            <w:pPr>
-              <w:shd w:val="clear" w:color="auto" w:fill="0099CC"/>
-              <w:adjustRightInd w:val="0"/>
-              <w:rPr>
-                <w:rFonts w:ascii="Source Sans 3" w:hAnsi="Source Sans 3" w:cs="*Arial-8104-Identity-H"/>
-                <w:sz w:val="21"/>
-                <w:szCs w:val="21"/>
-              </w:rPr>
-            </w:pPr>
-            <w:r>
-              <w:rPr>
-                <w:rFonts w:ascii="Source Sans 3" w:hAnsi="Source Sans 3" w:cs="*Arial-8104-Identity-H"/>
-                <w:sz w:val="21"/>
-                <w:szCs w:val="21"/>
-              </w:rPr>
-              <w:t>they be allowed to walk the thoroughfares as a type of crime control, after an increase in the number of burglaries. Everywhere in Marloth Park, a wary</w:t>
-            </w:r>
-          </w:p>
-          <w:p>
+              <w:t xml:space="preserve"> </w:t>
+            </w:r>
             <w:r>
               <w:rPr>
                 <w:rFonts w:ascii="Source Sans 3" w:hAnsi="Source Sans 3" w:cs="*Arial-8104-Identity-H"/>
@@ -7509,339 +7432,404 @@
           <w:p>
             <w:pPr>
               <w:rPr>
+                <w:rFonts w:ascii="Source Sans 3 Medium" w:hAnsi="Source Sans 3 Medium"/>
+                <w:b/>
+                <w:bCs/>
+                <w:sz w:val="21"/>
+                <w:szCs w:val="21"/>
+              </w:rPr>
+            </w:pPr>
+            <w:r>
+              <w:rPr>
+                <w:rFonts w:ascii="Source Sans 3 Medium" w:hAnsi="Source Sans 3 Medium"/>
+                <w:b/>
+                <w:bCs/>
+                <w:w w:val="90"/>
+                <w:sz w:val="21"/>
+                <w:szCs w:val="21"/>
+              </w:rPr>
+              <w:t>Some</w:t>
+            </w:r>
+            <w:r>
+              <w:rPr>
+                <w:rFonts w:ascii="Source Sans 3 Medium" w:hAnsi="Source Sans 3 Medium"/>
+                <w:b/>
+                <w:bCs/>
+                <w:spacing w:val="-8"/>
+                <w:w w:val="90"/>
+                <w:sz w:val="21"/>
+                <w:szCs w:val="21"/>
+              </w:rPr>
+              <w:t xml:space="preserve"> </w:t>
+            </w:r>
+            <w:r>
+              <w:rPr>
+                <w:rFonts w:ascii="Source Sans 3 Medium" w:hAnsi="Source Sans 3 Medium"/>
+                <w:b/>
+                <w:bCs/>
+                <w:w w:val="90"/>
+                <w:sz w:val="21"/>
+                <w:szCs w:val="21"/>
+              </w:rPr>
+              <w:t>paragraphs</w:t>
+            </w:r>
+            <w:r>
+              <w:rPr>
+                <w:rFonts w:ascii="Source Sans 3 Medium" w:hAnsi="Source Sans 3 Medium"/>
+                <w:b/>
+                <w:bCs/>
+                <w:spacing w:val="-8"/>
+                <w:w w:val="90"/>
+                <w:sz w:val="21"/>
+                <w:szCs w:val="21"/>
+              </w:rPr>
+              <w:t xml:space="preserve"> </w:t>
+            </w:r>
+            <w:r>
+              <w:rPr>
+                <w:rFonts w:ascii="Source Sans 3 Medium" w:hAnsi="Source Sans 3 Medium"/>
+                <w:b/>
+                <w:bCs/>
+                <w:w w:val="90"/>
+                <w:sz w:val="21"/>
+                <w:szCs w:val="21"/>
+              </w:rPr>
+              <w:t>have no</w:t>
+            </w:r>
+            <w:r>
+              <w:rPr>
+                <w:rFonts w:ascii="Source Sans 3 Medium" w:hAnsi="Source Sans 3 Medium"/>
+                <w:b/>
+                <w:bCs/>
+                <w:spacing w:val="-3"/>
+                <w:w w:val="90"/>
+                <w:sz w:val="21"/>
+                <w:szCs w:val="21"/>
+              </w:rPr>
+              <w:t xml:space="preserve"> </w:t>
+            </w:r>
+            <w:r>
+              <w:rPr>
+                <w:rFonts w:ascii="Source Sans 3 Medium" w:hAnsi="Source Sans 3 Medium"/>
+                <w:b/>
+                <w:bCs/>
+                <w:w w:val="90"/>
+                <w:sz w:val="21"/>
+                <w:szCs w:val="21"/>
+              </w:rPr>
+              <w:t>clear</w:t>
+            </w:r>
+            <w:r>
+              <w:rPr>
+                <w:rFonts w:ascii="Source Sans 3 Medium" w:hAnsi="Source Sans 3 Medium"/>
+                <w:b/>
+                <w:bCs/>
+                <w:spacing w:val="-2"/>
+                <w:w w:val="90"/>
+                <w:sz w:val="21"/>
+                <w:szCs w:val="21"/>
+              </w:rPr>
+              <w:t xml:space="preserve"> </w:t>
+            </w:r>
+            <w:r>
+              <w:rPr>
+                <w:rFonts w:ascii="Source Sans 3 Medium" w:hAnsi="Source Sans 3 Medium"/>
+                <w:b/>
+                <w:bCs/>
+                <w:w w:val="90"/>
+                <w:sz w:val="21"/>
+                <w:szCs w:val="21"/>
+              </w:rPr>
+              <w:t>topic</w:t>
+            </w:r>
+            <w:r>
+              <w:rPr>
+                <w:rFonts w:ascii="Source Sans 3 Medium" w:hAnsi="Source Sans 3 Medium"/>
+                <w:b/>
+                <w:bCs/>
+                <w:spacing w:val="-1"/>
+                <w:w w:val="90"/>
+                <w:sz w:val="21"/>
+                <w:szCs w:val="21"/>
+              </w:rPr>
+              <w:t xml:space="preserve"> </w:t>
+            </w:r>
+            <w:r>
+              <w:rPr>
+                <w:rFonts w:ascii="Source Sans 3 Medium" w:hAnsi="Source Sans 3 Medium"/>
+                <w:b/>
+                <w:bCs/>
+                <w:w w:val="90"/>
+                <w:sz w:val="21"/>
+                <w:szCs w:val="21"/>
+              </w:rPr>
+              <w:t>sentence.</w:t>
+            </w:r>
+            <w:r>
+              <w:rPr>
+                <w:rFonts w:ascii="Source Sans 3 Medium" w:hAnsi="Source Sans 3 Medium"/>
+                <w:b/>
+                <w:bCs/>
+                <w:sz w:val="21"/>
+                <w:szCs w:val="21"/>
+              </w:rPr>
+              <w:t xml:space="preserve"> </w:t>
+            </w:r>
+            <w:r>
+              <w:rPr>
+                <w:rFonts w:ascii="Source Sans 3 Medium" w:hAnsi="Source Sans 3 Medium"/>
+                <w:b/>
+                <w:bCs/>
+                <w:w w:val="90"/>
+                <w:sz w:val="21"/>
+                <w:szCs w:val="21"/>
+              </w:rPr>
+              <w:t>Read</w:t>
+            </w:r>
+            <w:r>
+              <w:rPr>
+                <w:rFonts w:ascii="Source Sans 3 Medium" w:hAnsi="Source Sans 3 Medium"/>
+                <w:b/>
+                <w:bCs/>
+                <w:spacing w:val="-2"/>
+                <w:w w:val="90"/>
+                <w:sz w:val="21"/>
+                <w:szCs w:val="21"/>
+              </w:rPr>
+              <w:t xml:space="preserve"> </w:t>
+            </w:r>
+            <w:r>
+              <w:rPr>
+                <w:rFonts w:ascii="Source Sans 3 Medium" w:hAnsi="Source Sans 3 Medium"/>
+                <w:b/>
+                <w:bCs/>
+                <w:w w:val="90"/>
+                <w:sz w:val="21"/>
+                <w:szCs w:val="21"/>
+              </w:rPr>
+              <w:t>this</w:t>
+            </w:r>
+            <w:r>
+              <w:rPr>
+                <w:rFonts w:ascii="Source Sans 3 Medium" w:hAnsi="Source Sans 3 Medium"/>
+                <w:b/>
+                <w:bCs/>
+                <w:spacing w:val="-7"/>
+                <w:w w:val="90"/>
+                <w:sz w:val="21"/>
+                <w:szCs w:val="21"/>
+              </w:rPr>
+              <w:t xml:space="preserve"> </w:t>
+            </w:r>
+            <w:r>
+              <w:rPr>
+                <w:rFonts w:ascii="Source Sans 3 Medium" w:hAnsi="Source Sans 3 Medium"/>
+                <w:b/>
+                <w:bCs/>
+                <w:w w:val="90"/>
+                <w:sz w:val="21"/>
+                <w:szCs w:val="21"/>
+              </w:rPr>
+              <w:t>paragraph</w:t>
+            </w:r>
+            <w:r>
+              <w:rPr>
+                <w:rFonts w:ascii="Source Sans 3 Medium" w:hAnsi="Source Sans 3 Medium"/>
+                <w:b/>
+                <w:bCs/>
+                <w:spacing w:val="-4"/>
+                <w:w w:val="90"/>
+                <w:sz w:val="21"/>
+                <w:szCs w:val="21"/>
+              </w:rPr>
+              <w:t xml:space="preserve"> </w:t>
+            </w:r>
+            <w:r>
+              <w:rPr>
+                <w:rFonts w:ascii="Source Sans 3 Medium" w:hAnsi="Source Sans 3 Medium"/>
+                <w:b/>
+                <w:bCs/>
+                <w:w w:val="90"/>
+                <w:sz w:val="21"/>
+                <w:szCs w:val="21"/>
+              </w:rPr>
+              <w:t xml:space="preserve">and </w:t>
+            </w:r>
+            <w:r>
+              <w:rPr>
+                <w:rFonts w:ascii="Source Sans 3 Medium" w:hAnsi="Source Sans 3 Medium"/>
+                <w:b/>
+                <w:bCs/>
+                <w:sz w:val="21"/>
+                <w:szCs w:val="21"/>
+              </w:rPr>
+              <w:t>make</w:t>
+            </w:r>
+            <w:r>
+              <w:rPr>
+                <w:rFonts w:ascii="Source Sans 3 Medium" w:hAnsi="Source Sans 3 Medium"/>
+                <w:b/>
+                <w:bCs/>
+                <w:spacing w:val="-15"/>
+                <w:sz w:val="21"/>
+                <w:szCs w:val="21"/>
+              </w:rPr>
+              <w:t xml:space="preserve"> </w:t>
+            </w:r>
+            <w:r>
+              <w:rPr>
+                <w:rFonts w:ascii="Source Sans 3 Medium" w:hAnsi="Source Sans 3 Medium"/>
+                <w:b/>
+                <w:bCs/>
+                <w:sz w:val="21"/>
+                <w:szCs w:val="21"/>
+              </w:rPr>
+              <w:t>notes</w:t>
+            </w:r>
+            <w:r>
+              <w:rPr>
+                <w:rFonts w:ascii="Source Sans 3 Medium" w:hAnsi="Source Sans 3 Medium"/>
+                <w:b/>
+                <w:bCs/>
+                <w:spacing w:val="-13"/>
+                <w:sz w:val="21"/>
+                <w:szCs w:val="21"/>
+              </w:rPr>
+              <w:t xml:space="preserve"> </w:t>
+            </w:r>
+            <w:r>
+              <w:rPr>
+                <w:rFonts w:ascii="Source Sans 3 Medium" w:hAnsi="Source Sans 3 Medium"/>
+                <w:b/>
+                <w:bCs/>
+                <w:sz w:val="21"/>
+                <w:szCs w:val="21"/>
+              </w:rPr>
+              <w:t>about</w:t>
+            </w:r>
+            <w:r>
+              <w:rPr>
+                <w:rFonts w:ascii="Source Sans 3 Medium" w:hAnsi="Source Sans 3 Medium"/>
+                <w:b/>
+                <w:bCs/>
+                <w:spacing w:val="-15"/>
+                <w:sz w:val="21"/>
+                <w:szCs w:val="21"/>
+              </w:rPr>
+              <w:t xml:space="preserve"> </w:t>
+            </w:r>
+            <w:r>
+              <w:rPr>
+                <w:rFonts w:ascii="Source Sans 3 Medium" w:hAnsi="Source Sans 3 Medium"/>
+                <w:b/>
+                <w:bCs/>
+                <w:sz w:val="21"/>
+                <w:szCs w:val="21"/>
+              </w:rPr>
+              <w:t>its</w:t>
+            </w:r>
+            <w:r>
+              <w:rPr>
+                <w:rFonts w:ascii="Source Sans 3 Medium" w:hAnsi="Source Sans 3 Medium"/>
+                <w:b/>
+                <w:bCs/>
+                <w:spacing w:val="-13"/>
+                <w:sz w:val="21"/>
+                <w:szCs w:val="21"/>
+              </w:rPr>
+              <w:t xml:space="preserve"> </w:t>
+            </w:r>
+            <w:r>
+              <w:rPr>
+                <w:rFonts w:ascii="Source Sans 3 Medium" w:hAnsi="Source Sans 3 Medium"/>
+                <w:b/>
+                <w:bCs/>
+                <w:sz w:val="21"/>
+                <w:szCs w:val="21"/>
+              </w:rPr>
+              <w:t>main</w:t>
+            </w:r>
+            <w:r>
+              <w:rPr>
+                <w:rFonts w:ascii="Source Sans 3 Medium" w:hAnsi="Source Sans 3 Medium"/>
+                <w:b/>
+                <w:bCs/>
+                <w:spacing w:val="-19"/>
+                <w:sz w:val="21"/>
+                <w:szCs w:val="21"/>
+              </w:rPr>
+              <w:t xml:space="preserve"> </w:t>
+            </w:r>
+            <w:r>
+              <w:rPr>
+                <w:rFonts w:ascii="Source Sans 3 Medium" w:hAnsi="Source Sans 3 Medium"/>
+                <w:b/>
+                <w:bCs/>
+                <w:sz w:val="21"/>
+                <w:szCs w:val="21"/>
+              </w:rPr>
+              <w:t>idea.</w:t>
+            </w:r>
+          </w:p>
+          <w:p>
+            <w:pPr>
+              <w:shd w:val="clear" w:color="auto" w:fill="0099CC"/>
+              <w:adjustRightInd w:val="0"/>
+              <w:rPr>
+                <w:rFonts w:ascii="Source Sans 3" w:hAnsi="Source Sans 3"/>
+                <w:sz w:val="21"/>
+              </w:rPr>
+            </w:pPr>
+            <w:r>
+              <w:rPr>
+                <w:rFonts w:ascii="Source Sans 3" w:hAnsi="Source Sans 3"/>
+                <w:sz w:val="21"/>
+              </w:rPr>
+              <w:t>The real Hallstat is in Austria and is proud to be a traditional UNESCO* World Heritage Site. The Chinese Hallstat is a carbon copy, built in Guangdong province, China, by a millionaire who sponsored the construction of the imitation town. It cost approximately $940 million to build, and</w:t>
+            </w:r>
+            <w:r>
+              <w:rPr>
+                <w:rFonts w:ascii="Source Sans 3" w:hAnsi="Source Sans 3"/>
+                <w:sz w:val="21"/>
+              </w:rPr>
+              <w:t xml:space="preserve"> </w:t>
+            </w:r>
+            <w:r>
+              <w:rPr>
+                <w:rFonts w:ascii="Source Sans 3" w:hAnsi="Source Sans 3"/>
+                <w:sz w:val="21"/>
+              </w:rPr>
+              <w:t>looks exactly like the real Hallstat, all the way down to its wooden houses, its narrow streets, and its funicular railway. When the residents of Austria's Hallstat (including the mayor) were invited to visit it, they expressed pride that their town was considered so improbably beautiful that it had been reproduced in its entirety, but they still had cause for complaint. Originally, the Chinese company had promised to meet</w:t>
+            </w:r>
+            <w:r>
+              <w:rPr>
+                <w:rFonts w:ascii="Source Sans 3" w:hAnsi="Source Sans 3"/>
+                <w:sz w:val="21"/>
+              </w:rPr>
+              <w:t xml:space="preserve"> </w:t>
+            </w:r>
+            <w:r>
+              <w:rPr>
+                <w:rFonts w:ascii="Source Sans 3" w:hAnsi="Source Sans 3"/>
+                <w:sz w:val="21"/>
+              </w:rPr>
+              <w:t>with the Austrian residents to confirm that they were happy for their homes to be copied; instead, they simply sent their employees to Austria to fake photos, and they returned home to China without speaking to a single resident of the original Hallstat.</w:t>
+            </w:r>
+          </w:p>
+          <w:p>
+            <w:pPr>
+              <w:shd w:val="clear" w:color="auto" w:fill="0099CC"/>
+              <w:rPr>
                 <w:noProof/>
               </w:rPr>
             </w:pPr>
             <w:r>
               <w:rPr>
-                <w:rFonts w:ascii="Source Sans 3 Medium" w:hAnsi="Source Sans 3 Medium"/>
-                <w:b/>
-                <w:bCs/>
-                <w:w w:val="90"/>
-                <w:sz w:val="21"/>
-                <w:szCs w:val="21"/>
-              </w:rPr>
-              <w:t>Some</w:t>
-            </w:r>
-            <w:r>
-              <w:rPr>
-                <w:rFonts w:ascii="Source Sans 3 Medium" w:hAnsi="Source Sans 3 Medium"/>
-                <w:b/>
-                <w:bCs/>
-                <w:spacing w:val="-8"/>
-                <w:w w:val="90"/>
-                <w:sz w:val="21"/>
-                <w:szCs w:val="21"/>
-              </w:rPr>
-              <w:t xml:space="preserve"> </w:t>
-            </w:r>
-            <w:r>
-              <w:rPr>
-                <w:rFonts w:ascii="Source Sans 3 Medium" w:hAnsi="Source Sans 3 Medium"/>
-                <w:b/>
-                <w:bCs/>
-                <w:w w:val="90"/>
-                <w:sz w:val="21"/>
-                <w:szCs w:val="21"/>
-              </w:rPr>
-              <w:t>paragraphs</w:t>
-            </w:r>
-            <w:r>
-              <w:rPr>
-                <w:rFonts w:ascii="Source Sans 3 Medium" w:hAnsi="Source Sans 3 Medium"/>
-                <w:b/>
-                <w:bCs/>
-                <w:spacing w:val="-8"/>
-                <w:w w:val="90"/>
-                <w:sz w:val="21"/>
-                <w:szCs w:val="21"/>
-              </w:rPr>
-              <w:t xml:space="preserve"> </w:t>
-            </w:r>
-            <w:r>
-              <w:rPr>
-                <w:rFonts w:ascii="Source Sans 3 Medium" w:hAnsi="Source Sans 3 Medium"/>
-                <w:b/>
-                <w:bCs/>
-                <w:w w:val="90"/>
-                <w:sz w:val="21"/>
-                <w:szCs w:val="21"/>
-              </w:rPr>
-              <w:t>have no</w:t>
-            </w:r>
-            <w:r>
-              <w:rPr>
-                <w:rFonts w:ascii="Source Sans 3 Medium" w:hAnsi="Source Sans 3 Medium"/>
-                <w:b/>
-                <w:bCs/>
-                <w:spacing w:val="-3"/>
-                <w:w w:val="90"/>
-                <w:sz w:val="21"/>
-                <w:szCs w:val="21"/>
-              </w:rPr>
-              <w:t xml:space="preserve"> </w:t>
-            </w:r>
-            <w:r>
-              <w:rPr>
-                <w:rFonts w:ascii="Source Sans 3 Medium" w:hAnsi="Source Sans 3 Medium"/>
-                <w:b/>
-                <w:bCs/>
-                <w:w w:val="90"/>
-                <w:sz w:val="21"/>
-                <w:szCs w:val="21"/>
-              </w:rPr>
-              <w:t>clear</w:t>
-            </w:r>
-            <w:r>
-              <w:rPr>
-                <w:rFonts w:ascii="Source Sans 3 Medium" w:hAnsi="Source Sans 3 Medium"/>
-                <w:b/>
-                <w:bCs/>
-                <w:spacing w:val="-2"/>
-                <w:w w:val="90"/>
-                <w:sz w:val="21"/>
-                <w:szCs w:val="21"/>
-              </w:rPr>
-              <w:t xml:space="preserve"> </w:t>
-            </w:r>
-            <w:r>
-              <w:rPr>
-                <w:rFonts w:ascii="Source Sans 3 Medium" w:hAnsi="Source Sans 3 Medium"/>
-                <w:b/>
-                <w:bCs/>
-                <w:w w:val="90"/>
-                <w:sz w:val="21"/>
-                <w:szCs w:val="21"/>
-              </w:rPr>
-              <w:t>topic</w:t>
-            </w:r>
-            <w:r>
-              <w:rPr>
-                <w:rFonts w:ascii="Source Sans 3 Medium" w:hAnsi="Source Sans 3 Medium"/>
-                <w:b/>
-                <w:bCs/>
-                <w:spacing w:val="-1"/>
-                <w:w w:val="90"/>
-                <w:sz w:val="21"/>
-                <w:szCs w:val="21"/>
-              </w:rPr>
-              <w:t xml:space="preserve"> </w:t>
-            </w:r>
-            <w:r>
-              <w:rPr>
-                <w:rFonts w:ascii="Source Sans 3 Medium" w:hAnsi="Source Sans 3 Medium"/>
-                <w:b/>
-                <w:bCs/>
-                <w:w w:val="90"/>
-                <w:sz w:val="21"/>
-                <w:szCs w:val="21"/>
-              </w:rPr>
-              <w:t>sentence.</w:t>
-            </w:r>
-            <w:r>
-              <w:rPr>
-                <w:rFonts w:ascii="Source Sans 3 Medium" w:hAnsi="Source Sans 3 Medium"/>
-                <w:b/>
-                <w:bCs/>
-                <w:sz w:val="21"/>
-                <w:szCs w:val="21"/>
-              </w:rPr>
-              <w:t xml:space="preserve"> </w:t>
-            </w:r>
-            <w:r>
-              <w:rPr>
-                <w:rFonts w:ascii="Source Sans 3 Medium" w:hAnsi="Source Sans 3 Medium"/>
-                <w:b/>
-                <w:bCs/>
-                <w:w w:val="90"/>
-                <w:sz w:val="21"/>
-                <w:szCs w:val="21"/>
-              </w:rPr>
-              <w:t>Read</w:t>
-            </w:r>
-            <w:r>
-              <w:rPr>
-                <w:rFonts w:ascii="Source Sans 3 Medium" w:hAnsi="Source Sans 3 Medium"/>
-                <w:b/>
-                <w:bCs/>
-                <w:spacing w:val="-2"/>
-                <w:w w:val="90"/>
-                <w:sz w:val="21"/>
-                <w:szCs w:val="21"/>
-              </w:rPr>
-              <w:t xml:space="preserve"> </w:t>
-            </w:r>
-            <w:r>
-              <w:rPr>
-                <w:rFonts w:ascii="Source Sans 3 Medium" w:hAnsi="Source Sans 3 Medium"/>
-                <w:b/>
-                <w:bCs/>
-                <w:w w:val="90"/>
-                <w:sz w:val="21"/>
-                <w:szCs w:val="21"/>
-              </w:rPr>
-              <w:t>this</w:t>
-            </w:r>
-            <w:r>
-              <w:rPr>
-                <w:rFonts w:ascii="Source Sans 3 Medium" w:hAnsi="Source Sans 3 Medium"/>
-                <w:b/>
-                <w:bCs/>
-                <w:spacing w:val="-7"/>
-                <w:w w:val="90"/>
-                <w:sz w:val="21"/>
-                <w:szCs w:val="21"/>
-              </w:rPr>
-              <w:t xml:space="preserve"> </w:t>
-            </w:r>
-            <w:r>
-              <w:rPr>
-                <w:rFonts w:ascii="Source Sans 3 Medium" w:hAnsi="Source Sans 3 Medium"/>
-                <w:b/>
-                <w:bCs/>
-                <w:w w:val="90"/>
-                <w:sz w:val="21"/>
-                <w:szCs w:val="21"/>
-              </w:rPr>
-              <w:t>paragraph</w:t>
-            </w:r>
-            <w:r>
-              <w:rPr>
-                <w:rFonts w:ascii="Source Sans 3 Medium" w:hAnsi="Source Sans 3 Medium"/>
-                <w:b/>
-                <w:bCs/>
-                <w:spacing w:val="-4"/>
-                <w:w w:val="90"/>
-                <w:sz w:val="21"/>
-                <w:szCs w:val="21"/>
-              </w:rPr>
-              <w:t xml:space="preserve"> </w:t>
-            </w:r>
-            <w:r>
-              <w:rPr>
-                <w:rFonts w:ascii="Source Sans 3 Medium" w:hAnsi="Source Sans 3 Medium"/>
-                <w:b/>
-                <w:bCs/>
-                <w:w w:val="90"/>
-                <w:sz w:val="21"/>
-                <w:szCs w:val="21"/>
-              </w:rPr>
-              <w:t xml:space="preserve">and </w:t>
-            </w:r>
-            <w:r>
-              <w:rPr>
-                <w:rFonts w:ascii="Source Sans 3 Medium" w:hAnsi="Source Sans 3 Medium"/>
-                <w:b/>
-                <w:bCs/>
-                <w:sz w:val="21"/>
-                <w:szCs w:val="21"/>
-              </w:rPr>
-              <w:t>make</w:t>
-            </w:r>
-            <w:r>
-              <w:rPr>
-                <w:rFonts w:ascii="Source Sans 3 Medium" w:hAnsi="Source Sans 3 Medium"/>
-                <w:b/>
-                <w:bCs/>
-                <w:spacing w:val="-15"/>
-                <w:sz w:val="21"/>
-                <w:szCs w:val="21"/>
-              </w:rPr>
-              <w:t xml:space="preserve"> </w:t>
-            </w:r>
-            <w:r>
-              <w:rPr>
-                <w:rFonts w:ascii="Source Sans 3 Medium" w:hAnsi="Source Sans 3 Medium"/>
-                <w:b/>
-                <w:bCs/>
-                <w:sz w:val="21"/>
-                <w:szCs w:val="21"/>
-              </w:rPr>
-              <w:t>notes</w:t>
-            </w:r>
-            <w:r>
-              <w:rPr>
-                <w:rFonts w:ascii="Source Sans 3 Medium" w:hAnsi="Source Sans 3 Medium"/>
-                <w:b/>
-                <w:bCs/>
-                <w:spacing w:val="-13"/>
-                <w:sz w:val="21"/>
-                <w:szCs w:val="21"/>
-              </w:rPr>
-              <w:t xml:space="preserve"> </w:t>
-            </w:r>
-            <w:r>
-              <w:rPr>
-                <w:rFonts w:ascii="Source Sans 3 Medium" w:hAnsi="Source Sans 3 Medium"/>
-                <w:b/>
-                <w:bCs/>
-                <w:sz w:val="21"/>
-                <w:szCs w:val="21"/>
-              </w:rPr>
-              <w:t>about</w:t>
-            </w:r>
-            <w:r>
-              <w:rPr>
-                <w:rFonts w:ascii="Source Sans 3 Medium" w:hAnsi="Source Sans 3 Medium"/>
-                <w:b/>
-                <w:bCs/>
-                <w:spacing w:val="-15"/>
-                <w:sz w:val="21"/>
-                <w:szCs w:val="21"/>
-              </w:rPr>
-              <w:t xml:space="preserve"> </w:t>
-            </w:r>
-            <w:r>
-              <w:rPr>
-                <w:rFonts w:ascii="Source Sans 3 Medium" w:hAnsi="Source Sans 3 Medium"/>
-                <w:b/>
-                <w:bCs/>
-                <w:sz w:val="21"/>
-                <w:szCs w:val="21"/>
-              </w:rPr>
-              <w:t>its</w:t>
-            </w:r>
-            <w:r>
-              <w:rPr>
-                <w:rFonts w:ascii="Source Sans 3 Medium" w:hAnsi="Source Sans 3 Medium"/>
-                <w:b/>
-                <w:bCs/>
-                <w:spacing w:val="-13"/>
-                <w:sz w:val="21"/>
-                <w:szCs w:val="21"/>
-              </w:rPr>
-              <w:t xml:space="preserve"> </w:t>
-            </w:r>
-            <w:r>
-              <w:rPr>
-                <w:rFonts w:ascii="Source Sans 3 Medium" w:hAnsi="Source Sans 3 Medium"/>
-                <w:b/>
-                <w:bCs/>
-                <w:sz w:val="21"/>
-                <w:szCs w:val="21"/>
-              </w:rPr>
-              <w:t>main</w:t>
-            </w:r>
-            <w:r>
-              <w:rPr>
-                <w:rFonts w:ascii="Source Sans 3 Medium" w:hAnsi="Source Sans 3 Medium"/>
-                <w:b/>
-                <w:bCs/>
-                <w:spacing w:val="-19"/>
-                <w:sz w:val="21"/>
-                <w:szCs w:val="21"/>
-              </w:rPr>
-              <w:t xml:space="preserve"> </w:t>
-            </w:r>
-            <w:r>
-              <w:rPr>
-                <w:rFonts w:ascii="Source Sans 3 Medium" w:hAnsi="Source Sans 3 Medium"/>
-                <w:b/>
-                <w:bCs/>
-                <w:sz w:val="21"/>
-                <w:szCs w:val="21"/>
-              </w:rPr>
-              <w:t>idea.</w:t>
+                <w:rFonts w:ascii="Source Sans 3" w:hAnsi="Source Sans 3"/>
+                <w:i/>
+                <w:sz w:val="21"/>
+              </w:rPr>
+              <w:t>* United Nations Educational, Scientific and Cultural Organization</w:t>
             </w:r>
           </w:p>
         </w:tc>
@@ -7858,6 +7846,15 @@
                 <w:bCs/>
               </w:rPr>
             </w:pPr>
+            <w:r>
+              <w:rPr>
+                <w:rFonts w:ascii="Source Sans 3" w:hAnsi="Source Sans 3"/>
+                <w:b/>
+                <w:bCs/>
+                <w:bdr w:val="single" w:sz="12" w:space="0" w:color="A8D08D" w:themeColor="accent6" w:themeTint="99"/>
+              </w:rPr>
+              <w:t>14</w:t>
+            </w:r>
           </w:p>
         </w:tc>
         <w:tc>
@@ -7866,419 +7863,247 @@
           </w:tcPr>
           <w:p>
             <w:pPr>
-              <w:adjustRightInd w:val="0"/>
-              <w:rPr>
-                <w:rFonts w:ascii="Source Sans 3" w:hAnsi="Source Sans 3"/>
-                <w:sz w:val="21"/>
+              <w:rPr>
+                <w:rFonts w:ascii="Source Sans 3 Medium" w:hAnsi="Source Sans 3 Medium"/>
+                <w:b/>
+                <w:bCs/>
+                <w:spacing w:val="-2"/>
+                <w:w w:val="105"/>
+                <w:sz w:val="21"/>
+                <w:szCs w:val="21"/>
               </w:rPr>
             </w:pPr>
             <w:r>
               <w:rPr>
-                <w:rFonts w:ascii="Source Sans 3" w:hAnsi="Source Sans 3"/>
-                <w:sz w:val="21"/>
-              </w:rPr>
-              <w:t xml:space="preserve">The real </w:t>
-            </w:r>
-            <w:proofErr w:type="spellStart"/>
-            <w:r>
-              <w:rPr>
-                <w:rFonts w:ascii="Source Sans 3" w:hAnsi="Source Sans 3"/>
-                <w:sz w:val="21"/>
-              </w:rPr>
-              <w:t>Hallstat</w:t>
-            </w:r>
-            <w:proofErr w:type="spellEnd"/>
-            <w:r>
-              <w:rPr>
-                <w:rFonts w:ascii="Source Sans 3" w:hAnsi="Source Sans 3"/>
-                <w:sz w:val="21"/>
-              </w:rPr>
-              <w:t xml:space="preserve"> is in Austria and is proud to be a traditional UNESCO* World Heritage Site. The Chinese </w:t>
-            </w:r>
-            <w:proofErr w:type="spellStart"/>
-            <w:r>
-              <w:rPr>
-                <w:rFonts w:ascii="Source Sans 3" w:hAnsi="Source Sans 3"/>
-                <w:sz w:val="21"/>
-              </w:rPr>
-              <w:t>Hallstat</w:t>
-            </w:r>
-            <w:proofErr w:type="spellEnd"/>
-            <w:r>
-              <w:rPr>
-                <w:rFonts w:ascii="Source Sans 3" w:hAnsi="Source Sans 3"/>
-                <w:sz w:val="21"/>
-              </w:rPr>
-              <w:t xml:space="preserve"> is a carbon copy, built in Guangdong province, China, by a millionaire who sponsored the construction of the imitation town. It cost approximately $940 million to build, and</w:t>
+                <w:rFonts w:ascii="Source Sans 3 Medium" w:hAnsi="Source Sans 3 Medium"/>
+                <w:b/>
+                <w:bCs/>
+                <w:w w:val="105"/>
+                <w:sz w:val="21"/>
+                <w:szCs w:val="21"/>
+              </w:rPr>
+              <w:t>Use</w:t>
+            </w:r>
+            <w:r>
+              <w:rPr>
+                <w:rFonts w:ascii="Source Sans 3 Medium" w:hAnsi="Source Sans 3 Medium"/>
+                <w:b/>
+                <w:bCs/>
+                <w:spacing w:val="-21"/>
+                <w:w w:val="105"/>
+                <w:sz w:val="21"/>
+                <w:szCs w:val="21"/>
+              </w:rPr>
+              <w:t xml:space="preserve"> </w:t>
+            </w:r>
+            <w:r>
+              <w:rPr>
+                <w:rFonts w:ascii="Source Sans 3 Medium" w:hAnsi="Source Sans 3 Medium"/>
+                <w:b/>
+                <w:bCs/>
+                <w:w w:val="105"/>
+                <w:sz w:val="21"/>
+                <w:szCs w:val="21"/>
+              </w:rPr>
+              <w:t>your</w:t>
+            </w:r>
+            <w:r>
+              <w:rPr>
+                <w:rFonts w:ascii="Source Sans 3 Medium" w:hAnsi="Source Sans 3 Medium"/>
+                <w:b/>
+                <w:bCs/>
+                <w:spacing w:val="-18"/>
+                <w:w w:val="105"/>
+                <w:sz w:val="21"/>
+                <w:szCs w:val="21"/>
+              </w:rPr>
+              <w:t xml:space="preserve"> </w:t>
+            </w:r>
+            <w:r>
+              <w:rPr>
+                <w:rFonts w:ascii="Source Sans 3 Medium" w:hAnsi="Source Sans 3 Medium"/>
+                <w:b/>
+                <w:bCs/>
+                <w:w w:val="105"/>
+                <w:sz w:val="21"/>
+                <w:szCs w:val="21"/>
+              </w:rPr>
+              <w:t>notes</w:t>
+            </w:r>
+            <w:r>
+              <w:rPr>
+                <w:rFonts w:ascii="Source Sans 3 Medium" w:hAnsi="Source Sans 3 Medium"/>
+                <w:b/>
+                <w:bCs/>
+                <w:spacing w:val="-16"/>
+                <w:w w:val="105"/>
+                <w:sz w:val="21"/>
+                <w:szCs w:val="21"/>
+              </w:rPr>
+              <w:t xml:space="preserve"> </w:t>
+            </w:r>
+            <w:r>
+              <w:rPr>
+                <w:rFonts w:ascii="Source Sans 3 Medium" w:hAnsi="Source Sans 3 Medium"/>
+                <w:b/>
+                <w:bCs/>
+                <w:w w:val="105"/>
+                <w:sz w:val="21"/>
+                <w:szCs w:val="21"/>
+              </w:rPr>
+              <w:t>to</w:t>
+            </w:r>
+            <w:r>
+              <w:rPr>
+                <w:rFonts w:ascii="Source Sans 3 Medium" w:hAnsi="Source Sans 3 Medium"/>
+                <w:b/>
+                <w:bCs/>
+                <w:spacing w:val="-17"/>
+                <w:w w:val="105"/>
+                <w:sz w:val="21"/>
+                <w:szCs w:val="21"/>
+              </w:rPr>
+              <w:t xml:space="preserve"> </w:t>
+            </w:r>
+            <w:r>
+              <w:rPr>
+                <w:rFonts w:ascii="Source Sans 3 Medium" w:hAnsi="Source Sans 3 Medium"/>
+                <w:b/>
+                <w:bCs/>
+                <w:w w:val="105"/>
+                <w:sz w:val="21"/>
+                <w:szCs w:val="21"/>
+              </w:rPr>
+              <w:t>help</w:t>
+            </w:r>
+            <w:r>
+              <w:rPr>
+                <w:rFonts w:ascii="Source Sans 3 Medium" w:hAnsi="Source Sans 3 Medium"/>
+                <w:b/>
+                <w:bCs/>
+                <w:spacing w:val="-21"/>
+                <w:w w:val="105"/>
+                <w:sz w:val="21"/>
+                <w:szCs w:val="21"/>
+              </w:rPr>
+              <w:t xml:space="preserve"> </w:t>
+            </w:r>
+            <w:r>
+              <w:rPr>
+                <w:rFonts w:ascii="Source Sans 3 Medium" w:hAnsi="Source Sans 3 Medium"/>
+                <w:b/>
+                <w:bCs/>
+                <w:w w:val="105"/>
+                <w:sz w:val="21"/>
+                <w:szCs w:val="21"/>
+              </w:rPr>
+              <w:t>you</w:t>
+            </w:r>
+            <w:r>
+              <w:rPr>
+                <w:rFonts w:ascii="Source Sans 3 Medium" w:hAnsi="Source Sans 3 Medium"/>
+                <w:b/>
+                <w:bCs/>
+                <w:spacing w:val="-14"/>
+                <w:w w:val="105"/>
+                <w:sz w:val="21"/>
+                <w:szCs w:val="21"/>
+              </w:rPr>
+              <w:t xml:space="preserve"> </w:t>
+            </w:r>
+            <w:r>
+              <w:rPr>
+                <w:rFonts w:ascii="Source Sans 3 Medium" w:hAnsi="Source Sans 3 Medium"/>
+                <w:b/>
+                <w:bCs/>
+                <w:w w:val="105"/>
+                <w:sz w:val="21"/>
+                <w:szCs w:val="21"/>
+              </w:rPr>
+              <w:t>choose</w:t>
+            </w:r>
+            <w:r>
+              <w:rPr>
+                <w:rFonts w:ascii="Source Sans 3 Medium" w:hAnsi="Source Sans 3 Medium"/>
+                <w:b/>
+                <w:bCs/>
+                <w:spacing w:val="-17"/>
+                <w:w w:val="105"/>
+                <w:sz w:val="21"/>
+                <w:szCs w:val="21"/>
+              </w:rPr>
+              <w:t xml:space="preserve"> </w:t>
+            </w:r>
+            <w:r>
+              <w:rPr>
+                <w:rFonts w:ascii="Source Sans 3 Medium" w:hAnsi="Source Sans 3 Medium"/>
+                <w:b/>
+                <w:bCs/>
+                <w:w w:val="105"/>
+                <w:sz w:val="21"/>
+                <w:szCs w:val="21"/>
+              </w:rPr>
+              <w:t>the</w:t>
+            </w:r>
+            <w:r>
+              <w:rPr>
+                <w:rFonts w:ascii="Source Sans 3 Medium" w:hAnsi="Source Sans 3 Medium"/>
+                <w:b/>
+                <w:bCs/>
+                <w:spacing w:val="-13"/>
+                <w:w w:val="105"/>
+                <w:sz w:val="21"/>
+                <w:szCs w:val="21"/>
+              </w:rPr>
+              <w:t xml:space="preserve"> </w:t>
+            </w:r>
+            <w:r>
+              <w:rPr>
+                <w:rFonts w:ascii="Source Sans 3 Medium" w:hAnsi="Source Sans 3 Medium"/>
+                <w:b/>
+                <w:bCs/>
+                <w:w w:val="105"/>
+                <w:sz w:val="21"/>
+                <w:szCs w:val="21"/>
+              </w:rPr>
+              <w:t>correct</w:t>
+            </w:r>
+            <w:r>
+              <w:rPr>
+                <w:rFonts w:ascii="Source Sans 3 Medium" w:hAnsi="Source Sans 3 Medium"/>
+                <w:b/>
+                <w:bCs/>
+                <w:spacing w:val="-13"/>
+                <w:w w:val="105"/>
+                <w:sz w:val="21"/>
+                <w:szCs w:val="21"/>
+              </w:rPr>
+              <w:t xml:space="preserve"> </w:t>
+            </w:r>
+            <w:r>
+              <w:rPr>
+                <w:rFonts w:ascii="Source Sans 3 Medium" w:hAnsi="Source Sans 3 Medium"/>
+                <w:b/>
+                <w:bCs/>
+                <w:spacing w:val="-2"/>
+                <w:w w:val="105"/>
+                <w:sz w:val="21"/>
+                <w:szCs w:val="21"/>
+              </w:rPr>
+              <w:t>heading.</w:t>
             </w:r>
           </w:p>
           <w:p>
             <w:pPr>
-              <w:adjustRightInd w:val="0"/>
-              <w:rPr>
-                <w:rFonts w:ascii="Source Sans 3" w:hAnsi="Source Sans 3"/>
-                <w:sz w:val="21"/>
+              <w:rPr>
+                <w:rFonts w:ascii="Source Sans 3" w:hAnsi="Source Sans 3"/>
+                <w:sz w:val="21"/>
+                <w:szCs w:val="21"/>
               </w:rPr>
             </w:pPr>
             <w:r>
               <w:rPr>
                 <w:rFonts w:ascii="Source Sans 3" w:hAnsi="Source Sans 3"/>
-                <w:sz w:val="21"/>
-              </w:rPr>
-              <w:t xml:space="preserve">looks exactly like the real </w:t>
-            </w:r>
-            <w:proofErr w:type="spellStart"/>
-            <w:r>
-              <w:rPr>
-                <w:rFonts w:ascii="Source Sans 3" w:hAnsi="Source Sans 3"/>
-                <w:sz w:val="21"/>
-              </w:rPr>
-              <w:t>Hallstat</w:t>
-            </w:r>
-            <w:proofErr w:type="spellEnd"/>
-            <w:r>
-              <w:rPr>
-                <w:rFonts w:ascii="Source Sans 3" w:hAnsi="Source Sans 3"/>
-                <w:sz w:val="21"/>
-              </w:rPr>
-              <w:t xml:space="preserve">, all the way down to its wooden houses, its narrow streets, and its funicular railway. When the residents of Austria's </w:t>
-            </w:r>
-            <w:proofErr w:type="spellStart"/>
-            <w:r>
-              <w:rPr>
-                <w:rFonts w:ascii="Source Sans 3" w:hAnsi="Source Sans 3"/>
-                <w:sz w:val="21"/>
-              </w:rPr>
-              <w:t>Hallstat</w:t>
-            </w:r>
-            <w:proofErr w:type="spellEnd"/>
-            <w:r>
-              <w:rPr>
-                <w:rFonts w:ascii="Source Sans 3" w:hAnsi="Source Sans 3"/>
-                <w:sz w:val="21"/>
-              </w:rPr>
-              <w:t xml:space="preserve"> (including the mayor) were invited to visit it, they expressed pride that their town was considered so improbably beautiful that it had been reproduced in its entirety, but they still had cause for complaint. Originally, the Chinese company had promised to meet</w:t>
-            </w:r>
-          </w:p>
-          <w:p>
-            <w:pPr>
-              <w:adjustRightInd w:val="0"/>
-              <w:rPr>
-                <w:rFonts w:ascii="Source Sans 3" w:hAnsi="Source Sans 3"/>
-                <w:sz w:val="21"/>
-              </w:rPr>
-            </w:pPr>
-            <w:r>
-              <w:rPr>
-                <w:rFonts w:ascii="Source Sans 3" w:hAnsi="Source Sans 3"/>
-                <w:sz w:val="21"/>
-              </w:rPr>
-              <w:t xml:space="preserve">with the Austrian residents to confirm that they were happy for their homes to be copied; instead, they simply sent their employees to Austria to fake photos, and they returned home to China without speaking to a single resident of the original </w:t>
-            </w:r>
-            <w:proofErr w:type="spellStart"/>
-            <w:r>
-              <w:rPr>
-                <w:rFonts w:ascii="Source Sans 3" w:hAnsi="Source Sans 3"/>
-                <w:sz w:val="21"/>
-              </w:rPr>
-              <w:t>Hallstat</w:t>
-            </w:r>
-            <w:proofErr w:type="spellEnd"/>
-            <w:r>
-              <w:rPr>
-                <w:rFonts w:ascii="Source Sans 3" w:hAnsi="Source Sans 3"/>
-                <w:sz w:val="21"/>
-              </w:rPr>
-              <w:t>.</w:t>
-            </w:r>
-          </w:p>
-          <w:p>
-            <w:pPr>
-              <w:rPr>
-                <w:noProof/>
-              </w:rPr>
-            </w:pPr>
-            <w:r>
-              <w:rPr>
-                <w:rFonts w:ascii="Source Sans 3" w:hAnsi="Source Sans 3"/>
-                <w:i/>
-                <w:sz w:val="21"/>
-              </w:rPr>
-              <w:t>* United Nations Educational, Scientific and Cultural Organization</w:t>
-            </w:r>
-          </w:p>
-        </w:tc>
-      </w:tr>
-      <w:tr>
-        <w:tc>
-          <w:tcPr>
-            <w:tcW w:w="530" w:type="dxa"/>
-          </w:tcPr>
-          <w:p>
-            <w:pPr>
-              <w:rPr>
-                <w:b/>
-                <w:bCs/>
-              </w:rPr>
-            </w:pPr>
-            <w:r>
-              <w:rPr>
-                <w:rFonts w:ascii="Source Sans 3" w:hAnsi="Source Sans 3"/>
-                <w:b/>
-                <w:bCs/>
-                <w:bdr w:val="single" w:sz="12" w:space="0" w:color="A8D08D" w:themeColor="accent6" w:themeTint="99"/>
-              </w:rPr>
-              <w:t>14</w:t>
-            </w:r>
-          </w:p>
-        </w:tc>
-        <w:tc>
-          <w:tcPr>
-            <w:tcW w:w="10262" w:type="dxa"/>
-          </w:tcPr>
-          <w:p>
-            <w:pPr>
-              <w:rPr>
-                <w:rFonts w:ascii="Source Sans 3 Medium" w:hAnsi="Source Sans 3 Medium"/>
-                <w:b/>
-                <w:bCs/>
-                <w:spacing w:val="-2"/>
-                <w:w w:val="105"/>
-                <w:sz w:val="21"/>
-                <w:szCs w:val="21"/>
-              </w:rPr>
-            </w:pPr>
-            <w:r>
-              <w:rPr>
-                <w:rFonts w:ascii="Source Sans 3 Medium" w:hAnsi="Source Sans 3 Medium"/>
-                <w:b/>
-                <w:bCs/>
-                <w:w w:val="105"/>
-                <w:sz w:val="21"/>
-                <w:szCs w:val="21"/>
-              </w:rPr>
-              <w:t>Use</w:t>
-            </w:r>
-            <w:r>
-              <w:rPr>
-                <w:rFonts w:ascii="Source Sans 3 Medium" w:hAnsi="Source Sans 3 Medium"/>
-                <w:b/>
-                <w:bCs/>
-                <w:spacing w:val="-21"/>
-                <w:w w:val="105"/>
-                <w:sz w:val="21"/>
-                <w:szCs w:val="21"/>
-              </w:rPr>
-              <w:t xml:space="preserve"> </w:t>
-            </w:r>
-            <w:r>
-              <w:rPr>
-                <w:rFonts w:ascii="Source Sans 3 Medium" w:hAnsi="Source Sans 3 Medium"/>
-                <w:b/>
-                <w:bCs/>
-                <w:w w:val="105"/>
-                <w:sz w:val="21"/>
-                <w:szCs w:val="21"/>
-              </w:rPr>
-              <w:t>your</w:t>
-            </w:r>
-            <w:r>
-              <w:rPr>
-                <w:rFonts w:ascii="Source Sans 3 Medium" w:hAnsi="Source Sans 3 Medium"/>
-                <w:b/>
-                <w:bCs/>
-                <w:spacing w:val="-18"/>
-                <w:w w:val="105"/>
-                <w:sz w:val="21"/>
-                <w:szCs w:val="21"/>
-              </w:rPr>
-              <w:t xml:space="preserve"> </w:t>
-            </w:r>
-            <w:r>
-              <w:rPr>
-                <w:rFonts w:ascii="Source Sans 3 Medium" w:hAnsi="Source Sans 3 Medium"/>
-                <w:b/>
-                <w:bCs/>
-                <w:w w:val="105"/>
-                <w:sz w:val="21"/>
-                <w:szCs w:val="21"/>
-              </w:rPr>
-              <w:t>notes</w:t>
-            </w:r>
-            <w:r>
-              <w:rPr>
-                <w:rFonts w:ascii="Source Sans 3 Medium" w:hAnsi="Source Sans 3 Medium"/>
-                <w:b/>
-                <w:bCs/>
-                <w:spacing w:val="-16"/>
-                <w:w w:val="105"/>
-                <w:sz w:val="21"/>
-                <w:szCs w:val="21"/>
-              </w:rPr>
-              <w:t xml:space="preserve"> </w:t>
-            </w:r>
-            <w:r>
-              <w:rPr>
-                <w:rFonts w:ascii="Source Sans 3 Medium" w:hAnsi="Source Sans 3 Medium"/>
-                <w:b/>
-                <w:bCs/>
-                <w:w w:val="105"/>
-                <w:sz w:val="21"/>
-                <w:szCs w:val="21"/>
-              </w:rPr>
-              <w:t>to</w:t>
-            </w:r>
-            <w:r>
-              <w:rPr>
-                <w:rFonts w:ascii="Source Sans 3 Medium" w:hAnsi="Source Sans 3 Medium"/>
-                <w:b/>
-                <w:bCs/>
-                <w:spacing w:val="-17"/>
-                <w:w w:val="105"/>
-                <w:sz w:val="21"/>
-                <w:szCs w:val="21"/>
-              </w:rPr>
-              <w:t xml:space="preserve"> </w:t>
-            </w:r>
-            <w:r>
-              <w:rPr>
-                <w:rFonts w:ascii="Source Sans 3 Medium" w:hAnsi="Source Sans 3 Medium"/>
-                <w:b/>
-                <w:bCs/>
-                <w:w w:val="105"/>
-                <w:sz w:val="21"/>
-                <w:szCs w:val="21"/>
-              </w:rPr>
-              <w:t>help</w:t>
-            </w:r>
-            <w:r>
-              <w:rPr>
-                <w:rFonts w:ascii="Source Sans 3 Medium" w:hAnsi="Source Sans 3 Medium"/>
-                <w:b/>
-                <w:bCs/>
-                <w:spacing w:val="-21"/>
-                <w:w w:val="105"/>
-                <w:sz w:val="21"/>
-                <w:szCs w:val="21"/>
-              </w:rPr>
-              <w:t xml:space="preserve"> </w:t>
-            </w:r>
-            <w:r>
-              <w:rPr>
-                <w:rFonts w:ascii="Source Sans 3 Medium" w:hAnsi="Source Sans 3 Medium"/>
-                <w:b/>
-                <w:bCs/>
-                <w:w w:val="105"/>
-                <w:sz w:val="21"/>
-                <w:szCs w:val="21"/>
-              </w:rPr>
-              <w:t>you</w:t>
-            </w:r>
-            <w:r>
-              <w:rPr>
-                <w:rFonts w:ascii="Source Sans 3 Medium" w:hAnsi="Source Sans 3 Medium"/>
-                <w:b/>
-                <w:bCs/>
-                <w:spacing w:val="-14"/>
-                <w:w w:val="105"/>
-                <w:sz w:val="21"/>
-                <w:szCs w:val="21"/>
-              </w:rPr>
-              <w:t xml:space="preserve"> </w:t>
-            </w:r>
-            <w:r>
-              <w:rPr>
-                <w:rFonts w:ascii="Source Sans 3 Medium" w:hAnsi="Source Sans 3 Medium"/>
-                <w:b/>
-                <w:bCs/>
-                <w:w w:val="105"/>
-                <w:sz w:val="21"/>
-                <w:szCs w:val="21"/>
-              </w:rPr>
-              <w:t>choose</w:t>
-            </w:r>
-            <w:r>
-              <w:rPr>
-                <w:rFonts w:ascii="Source Sans 3 Medium" w:hAnsi="Source Sans 3 Medium"/>
-                <w:b/>
-                <w:bCs/>
-                <w:spacing w:val="-17"/>
-                <w:w w:val="105"/>
-                <w:sz w:val="21"/>
-                <w:szCs w:val="21"/>
-              </w:rPr>
-              <w:t xml:space="preserve"> </w:t>
-            </w:r>
-            <w:r>
-              <w:rPr>
-                <w:rFonts w:ascii="Source Sans 3 Medium" w:hAnsi="Source Sans 3 Medium"/>
-                <w:b/>
-                <w:bCs/>
-                <w:w w:val="105"/>
-                <w:sz w:val="21"/>
-                <w:szCs w:val="21"/>
-              </w:rPr>
-              <w:t>the</w:t>
-            </w:r>
-            <w:r>
-              <w:rPr>
-                <w:rFonts w:ascii="Source Sans 3 Medium" w:hAnsi="Source Sans 3 Medium"/>
-                <w:b/>
-                <w:bCs/>
-                <w:spacing w:val="-13"/>
-                <w:w w:val="105"/>
-                <w:sz w:val="21"/>
-                <w:szCs w:val="21"/>
-              </w:rPr>
-              <w:t xml:space="preserve"> </w:t>
-            </w:r>
-            <w:r>
-              <w:rPr>
-                <w:rFonts w:ascii="Source Sans 3 Medium" w:hAnsi="Source Sans 3 Medium"/>
-                <w:b/>
-                <w:bCs/>
-                <w:w w:val="105"/>
-                <w:sz w:val="21"/>
-                <w:szCs w:val="21"/>
-              </w:rPr>
-              <w:t>correct</w:t>
-            </w:r>
-            <w:r>
-              <w:rPr>
-                <w:rFonts w:ascii="Source Sans 3 Medium" w:hAnsi="Source Sans 3 Medium"/>
-                <w:b/>
-                <w:bCs/>
-                <w:spacing w:val="-13"/>
-                <w:w w:val="105"/>
-                <w:sz w:val="21"/>
-                <w:szCs w:val="21"/>
-              </w:rPr>
-              <w:t xml:space="preserve"> </w:t>
-            </w:r>
-            <w:r>
-              <w:rPr>
-                <w:rFonts w:ascii="Source Sans 3 Medium" w:hAnsi="Source Sans 3 Medium"/>
-                <w:b/>
-                <w:bCs/>
-                <w:spacing w:val="-2"/>
-                <w:w w:val="105"/>
-                <w:sz w:val="21"/>
-                <w:szCs w:val="21"/>
-              </w:rPr>
-              <w:t>heading.</w:t>
-            </w:r>
-          </w:p>
-          <w:p>
-            <w:pPr>
-              <w:rPr>
-                <w:rFonts w:ascii="Source Sans 3" w:hAnsi="Source Sans 3"/>
-                <w:sz w:val="21"/>
-                <w:szCs w:val="21"/>
-              </w:rPr>
-            </w:pPr>
-            <w:r>
-              <w:rPr>
-                <w:rFonts w:ascii="Source Sans 3" w:hAnsi="Source Sans 3"/>
                 <w:b/>
                 <w:bCs/>
                 <w:sz w:val="21"/>
@@ -8292,25 +8117,7 @@
                 <w:sz w:val="21"/>
                 <w:szCs w:val="21"/>
               </w:rPr>
-              <w:t xml:space="preserve"> </w:t>
-            </w:r>
-            <w:proofErr w:type="spellStart"/>
-            <w:r>
-              <w:rPr>
-                <w:rFonts w:ascii="Source Sans 3" w:hAnsi="Source Sans 3"/>
-                <w:sz w:val="21"/>
-                <w:szCs w:val="21"/>
-              </w:rPr>
-              <w:t>A</w:t>
-            </w:r>
-            <w:proofErr w:type="spellEnd"/>
-            <w:r>
-              <w:rPr>
-                <w:rFonts w:ascii="Source Sans 3" w:hAnsi="Source Sans 3"/>
-                <w:sz w:val="21"/>
-                <w:szCs w:val="21"/>
-              </w:rPr>
-              <w:t xml:space="preserve"> conflict between reality and imitation</w:t>
+              <w:t xml:space="preserve"> A conflict between reality and imitation</w:t>
             </w:r>
           </w:p>
           <w:p>
@@ -9910,25 +9717,7 @@
                 <w:sz w:val="21"/>
                 <w:szCs w:val="21"/>
               </w:rPr>
-              <w:t xml:space="preserve">The residents of </w:t>
-            </w:r>
-            <w:proofErr w:type="spellStart"/>
-            <w:r>
-              <w:rPr>
-                <w:rFonts w:ascii="Source Sans 3" w:hAnsi="Source Sans 3" w:cs="Tahoma"/>
-                <w:sz w:val="21"/>
-                <w:szCs w:val="21"/>
-              </w:rPr>
-              <w:t>Hallstat</w:t>
-            </w:r>
-            <w:proofErr w:type="spellEnd"/>
-            <w:r>
-              <w:rPr>
-                <w:rFonts w:ascii="Source Sans 3" w:hAnsi="Source Sans 3" w:cs="Tahoma"/>
-                <w:sz w:val="21"/>
-                <w:szCs w:val="21"/>
-              </w:rPr>
-              <w:t xml:space="preserve"> believed that they would be consulted by the company building a copy of their town - but it turns out they were INFORM.</w:t>
+              <w:t>The residents of Hallstat believed that they would be consulted by the company building a copy of their town - but it turns out they were INFORM.</w:t>
             </w:r>
           </w:p>
           <w:p>
@@ -10273,27 +10062,7 @@
                 <w:sz w:val="21"/>
                 <w:szCs w:val="21"/>
               </w:rPr>
-              <w:t xml:space="preserve">The Reading passage hos six paragraphs, A-F. Choose the correct heading for each paragraph from the list of headings below. Write the correct number, </w:t>
-            </w:r>
-            <w:proofErr w:type="spellStart"/>
-            <w:r>
-              <w:rPr>
-                <w:rFonts w:ascii="Source Sans 3" w:hAnsi="Source Sans 3"/>
-                <w:i/>
-                <w:sz w:val="21"/>
-                <w:szCs w:val="21"/>
-              </w:rPr>
-              <w:t>i</w:t>
-            </w:r>
-            <w:proofErr w:type="spellEnd"/>
-            <w:r>
-              <w:rPr>
-                <w:rFonts w:ascii="Source Sans 3" w:hAnsi="Source Sans 3"/>
-                <w:i/>
-                <w:sz w:val="21"/>
-                <w:szCs w:val="21"/>
-              </w:rPr>
-              <w:t>-viii.</w:t>
+              <w:t>The Reading passage hos six paragraphs, A-F. Choose the correct heading for each paragraph from the list of headings below. Write the correct number, i-viii.</w:t>
             </w:r>
           </w:p>
           <w:p>
@@ -11439,23 +11208,13 @@
               </w:rPr>
               <w:t xml:space="preserve"> </w:t>
             </w:r>
-            <w:proofErr w:type="spellStart"/>
-            <w:r>
-              <w:rPr>
-                <w:rFonts w:ascii="Source Sans 3" w:hAnsi="Source Sans 3"/>
-                <w:sz w:val="20"/>
-                <w:szCs w:val="20"/>
-              </w:rPr>
-              <w:t>centres</w:t>
-            </w:r>
-            <w:proofErr w:type="spellEnd"/>
-            <w:r>
-              <w:rPr>
-                <w:rFonts w:ascii="Source Sans 3" w:hAnsi="Source Sans 3"/>
-                <w:sz w:val="20"/>
-                <w:szCs w:val="20"/>
-              </w:rPr>
-              <w:t>. Cahokia, as</w:t>
+            <w:r>
+              <w:rPr>
+                <w:rFonts w:ascii="Source Sans 3" w:hAnsi="Source Sans 3"/>
+                <w:sz w:val="20"/>
+                <w:szCs w:val="20"/>
+              </w:rPr>
+              <w:t>centres. Cahokia, as</w:t>
             </w:r>
             <w:r>
               <w:rPr>
@@ -13521,7 +13280,6 @@
               </w:rPr>
               <w:t xml:space="preserve"> </w:t>
             </w:r>
-            <w:proofErr w:type="spellStart"/>
             <w:r>
               <w:rPr>
                 <w:rFonts w:ascii="Source Sans 3" w:hAnsi="Source Sans 3"/>
@@ -13530,18 +13288,7 @@
                 <w:sz w:val="20"/>
                 <w:szCs w:val="20"/>
               </w:rPr>
-              <w:t>centre</w:t>
-            </w:r>
-            <w:proofErr w:type="spellEnd"/>
-            <w:r>
-              <w:rPr>
-                <w:rFonts w:ascii="Source Sans 3" w:hAnsi="Source Sans 3"/>
-                <w:color w:val="2F3A2C"/>
-                <w:spacing w:val="-4"/>
-                <w:sz w:val="20"/>
-                <w:szCs w:val="20"/>
-              </w:rPr>
-              <w:t>.</w:t>
+              <w:t>centre.</w:t>
             </w:r>
             <w:r>
               <w:rPr>
@@ -13629,29 +13376,7 @@
                 <w:sz w:val="20"/>
                 <w:szCs w:val="20"/>
               </w:rPr>
-              <w:t xml:space="preserve">appears to have been thanks to a </w:t>
-            </w:r>
-            <w:proofErr w:type="spellStart"/>
-            <w:r>
-              <w:rPr>
-                <w:rFonts w:ascii="Source Sans 3" w:hAnsi="Source Sans 3"/>
-                <w:color w:val="2E392B"/>
-                <w:w w:val="90"/>
-                <w:sz w:val="20"/>
-                <w:szCs w:val="20"/>
-              </w:rPr>
-              <w:t>smalt</w:t>
-            </w:r>
-            <w:proofErr w:type="spellEnd"/>
-            <w:r>
-              <w:rPr>
-                <w:rFonts w:ascii="Source Sans 3" w:hAnsi="Source Sans 3"/>
-                <w:color w:val="2E392B"/>
-                <w:w w:val="90"/>
-                <w:sz w:val="20"/>
-                <w:szCs w:val="20"/>
-              </w:rPr>
-              <w:t xml:space="preserve"> group of planners </w:t>
+              <w:t xml:space="preserve">appears to have been thanks to a smalt group of planners </w:t>
             </w:r>
             <w:r>
               <w:rPr>
@@ -13851,25 +13576,7 @@
                 <w:sz w:val="20"/>
                 <w:szCs w:val="20"/>
               </w:rPr>
-              <w:t xml:space="preserve">After the redesigns of the village were put in place, the Native Americans at Cahokia worked with tireless determination to carry them out. Over the course of a few decades, they transported huge volumes of soil from the nearby countryside to create 120 huge mounds of earth, the biggest of which rose to one hundred feet. On top of these, they built a vast urban environment, complete with a vibrant town </w:t>
-            </w:r>
-            <w:proofErr w:type="spellStart"/>
-            <w:r>
-              <w:rPr>
-                <w:rFonts w:ascii="Source Sans 3" w:hAnsi="Source Sans 3"/>
-                <w:sz w:val="20"/>
-                <w:szCs w:val="20"/>
-              </w:rPr>
-              <w:t>centre</w:t>
-            </w:r>
-            <w:proofErr w:type="spellEnd"/>
-            <w:r>
-              <w:rPr>
-                <w:rFonts w:ascii="Source Sans 3" w:hAnsi="Source Sans 3"/>
-                <w:sz w:val="20"/>
-                <w:szCs w:val="20"/>
-              </w:rPr>
-              <w:t>, municipal buildings, and a fifty-acre plaza at the foot of the biggest mound.</w:t>
+              <w:t>After the redesigns of the village were put in place, the Native Americans at Cahokia worked with tireless determination to carry them out. Over the course of a few decades, they transported huge volumes of soil from the nearby countryside to create 120 huge mounds of earth, the biggest of which rose to one hundred feet. On top of these, they built a vast urban environment, complete with a vibrant town centre, municipal buildings, and a fifty-acre plaza at the foot of the biggest mound.</w:t>
             </w:r>
           </w:p>
           <w:p>
@@ -14971,7 +14678,6 @@
               </w:rPr>
               <w:t xml:space="preserve"> </w:t>
             </w:r>
-            <w:proofErr w:type="spellStart"/>
             <w:r>
               <w:rPr>
                 <w:rFonts w:ascii="Source Sans 3" w:hAnsi="Source Sans 3"/>
@@ -14982,7 +14688,6 @@
               </w:rPr>
               <w:t>centre</w:t>
             </w:r>
-            <w:proofErr w:type="spellEnd"/>
             <w:r>
               <w:rPr>
                 <w:rFonts w:ascii="Source Sans 3" w:hAnsi="Source Sans 3"/>
@@ -15578,51 +15283,7 @@
                 <w:sz w:val="20"/>
                 <w:szCs w:val="20"/>
               </w:rPr>
-              <w:t xml:space="preserve">Academics who have studied other Native American sites have always found weapons of war buried deep underground. And yet, the bows, arrows and swords that littered the ground at these other sites were nowhere to be seen at Cahokia. Other factors, such as disease or </w:t>
-            </w:r>
-            <w:proofErr w:type="spellStart"/>
-            <w:r>
-              <w:rPr>
-                <w:rFonts w:ascii="Source Sans 3" w:hAnsi="Source Sans 3"/>
-                <w:color w:val="424045"/>
-                <w:spacing w:val="-2"/>
-                <w:sz w:val="20"/>
-                <w:szCs w:val="20"/>
-              </w:rPr>
-              <w:t>colonisation</w:t>
-            </w:r>
-            <w:proofErr w:type="spellEnd"/>
-            <w:r>
-              <w:rPr>
-                <w:rFonts w:ascii="Source Sans 3" w:hAnsi="Source Sans 3"/>
-                <w:color w:val="424045"/>
-                <w:spacing w:val="-2"/>
-                <w:sz w:val="20"/>
-                <w:szCs w:val="20"/>
-              </w:rPr>
-              <w:t xml:space="preserve"> from European invasion, do not seem to be possible in this case, as common as they were elsewhere at that time. The absence of definitive theories as to Cahokia's decline is highly unusual, but then again, Cahokia was no ordinary city and perhaps comparisons with other urban </w:t>
-            </w:r>
-            <w:proofErr w:type="spellStart"/>
-            <w:r>
-              <w:rPr>
-                <w:rFonts w:ascii="Source Sans 3" w:hAnsi="Source Sans 3"/>
-                <w:color w:val="424045"/>
-                <w:spacing w:val="-2"/>
-                <w:sz w:val="20"/>
-                <w:szCs w:val="20"/>
-              </w:rPr>
-              <w:t>centres</w:t>
-            </w:r>
-            <w:proofErr w:type="spellEnd"/>
-            <w:r>
-              <w:rPr>
-                <w:rFonts w:ascii="Source Sans 3" w:hAnsi="Source Sans 3"/>
-                <w:color w:val="424045"/>
-                <w:spacing w:val="-2"/>
-                <w:sz w:val="20"/>
-                <w:szCs w:val="20"/>
-              </w:rPr>
-              <w:t xml:space="preserve"> of the time cannot be made.</w:t>
+              <w:t>Academics who have studied other Native American sites have always found weapons of war buried deep underground. And yet, the bows, arrows and swords that littered the ground at these other sites were nowhere to be seen at Cahokia. Other factors, such as disease or colonisation from European invasion, do not seem to be possible in this case, as common as they were elsewhere at that time. The absence of definitive theories as to Cahokia's decline is highly unusual, but then again, Cahokia was no ordinary city and perhaps comparisons with other urban centres of the time cannot be made.</w:t>
             </w:r>
           </w:p>
         </w:tc>
@@ -15683,51 +15344,7 @@
                 <w:sz w:val="20"/>
                 <w:szCs w:val="20"/>
               </w:rPr>
-              <w:t xml:space="preserve">While academics remain bemused as to why the residents fled the city, we can still marvel at the individual artefacts that archaeologists have discovered: the </w:t>
-            </w:r>
-            <w:proofErr w:type="spellStart"/>
-            <w:r>
-              <w:rPr>
-                <w:rFonts w:ascii="Source Sans 3" w:hAnsi="Source Sans 3"/>
-                <w:color w:val="424045"/>
-                <w:spacing w:val="-2"/>
-                <w:sz w:val="20"/>
-                <w:szCs w:val="20"/>
-              </w:rPr>
-              <w:t>jewellery</w:t>
-            </w:r>
-            <w:proofErr w:type="spellEnd"/>
-            <w:r>
-              <w:rPr>
-                <w:rFonts w:ascii="Source Sans 3" w:hAnsi="Source Sans 3"/>
-                <w:color w:val="424045"/>
-                <w:spacing w:val="-2"/>
-                <w:sz w:val="20"/>
-                <w:szCs w:val="20"/>
-              </w:rPr>
-              <w:t xml:space="preserve"> worn, the pots used to cook in, the small workshop at the base of one of the mounds. That said, there is also a more unpleasant side to their investigations. Human sacrifice, it seems, was a common fact of life in Cahokia; even if we cannot be sure whether this was for religious or for other reasons, we can have no doubt that it happened frequently. The bodies of hundreds of people, mostly young women, have been found buried in mass graves, and the way in which they died was often horrific. A </w:t>
-            </w:r>
-            <w:proofErr w:type="spellStart"/>
-            <w:r>
-              <w:rPr>
-                <w:rFonts w:ascii="Source Sans 3" w:hAnsi="Source Sans 3"/>
-                <w:color w:val="424045"/>
-                <w:spacing w:val="-2"/>
-                <w:sz w:val="20"/>
-                <w:szCs w:val="20"/>
-              </w:rPr>
-              <w:t>sombre</w:t>
-            </w:r>
-            <w:proofErr w:type="spellEnd"/>
-            <w:r>
-              <w:rPr>
-                <w:rFonts w:ascii="Source Sans 3" w:hAnsi="Source Sans 3"/>
-                <w:color w:val="424045"/>
-                <w:spacing w:val="-2"/>
-                <w:sz w:val="20"/>
-                <w:szCs w:val="20"/>
-              </w:rPr>
-              <w:t xml:space="preserve"> reminder that even 'advanced' city states had their shadowy sides.</w:t>
+              <w:t>While academics remain bemused as to why the residents fled the city, we can still marvel at the individual artefacts that archaeologists have discovered: the jewellery worn, the pots used to cook in, the small workshop at the base of one of the mounds. That said, there is also a more unpleasant side to their investigations. Human sacrifice, it seems, was a common fact of life in Cahokia; even if we cannot be sure whether this was for religious or for other reasons, we can have no doubt that it happened frequently. The bodies of hundreds of people, mostly young women, have been found buried in mass graves, and the way in which they died was often horrific. A sombre reminder that even 'advanced' city states had their shadowy sides.</w:t>
             </w:r>
           </w:p>
         </w:tc>
@@ -16092,55 +15709,7 @@
                 <w:sz w:val="21"/>
                 <w:szCs w:val="21"/>
               </w:rPr>
-              <w:t>Since five years ago, {</w:t>
-            </w:r>
-            <w:proofErr w:type="spellStart"/>
-            <w:r>
-              <w:rPr>
-                <w:rFonts w:ascii="Source Sans 3" w:hAnsi="Source Sans 3"/>
-                <w:color w:val="0D0706"/>
-                <w:spacing w:val="-2"/>
-                <w:w w:val="110"/>
-                <w:sz w:val="21"/>
-                <w:szCs w:val="21"/>
-              </w:rPr>
-              <w:t>i</w:t>
-            </w:r>
-            <w:proofErr w:type="spellEnd"/>
-            <w:r>
-              <w:rPr>
-                <w:rFonts w:ascii="Source Sans 3" w:hAnsi="Source Sans 3"/>
-                <w:color w:val="0D0706"/>
-                <w:spacing w:val="-2"/>
-                <w:w w:val="110"/>
-                <w:sz w:val="21"/>
-                <w:szCs w:val="21"/>
-              </w:rPr>
-              <w:t>}sales have grown rapidly{/</w:t>
-            </w:r>
-            <w:proofErr w:type="spellStart"/>
-            <w:r>
-              <w:rPr>
-                <w:rFonts w:ascii="Source Sans 3" w:hAnsi="Source Sans 3"/>
-                <w:color w:val="0D0706"/>
-                <w:spacing w:val="-2"/>
-                <w:w w:val="110"/>
-                <w:sz w:val="21"/>
-                <w:szCs w:val="21"/>
-              </w:rPr>
-              <w:t>i</w:t>
-            </w:r>
-            <w:proofErr w:type="spellEnd"/>
-            <w:r>
-              <w:rPr>
-                <w:rFonts w:ascii="Source Sans 3" w:hAnsi="Source Sans 3"/>
-                <w:color w:val="0D0706"/>
-                <w:spacing w:val="-2"/>
-                <w:w w:val="110"/>
-                <w:sz w:val="21"/>
-                <w:szCs w:val="21"/>
-              </w:rPr>
-              <w:t>} to 90,000.</w:t>
+              <w:t>Since five years ago, {i}sales have grown rapidly{/i} to 90,000.</w:t>
             </w:r>
             <w:r>
               <w:rPr>
@@ -18725,7 +18294,6 @@
               </w:rPr>
               <w:t xml:space="preserve"> </w:t>
             </w:r>
-            <w:proofErr w:type="spellStart"/>
             <w:r>
               <w:rPr>
                 <w:rFonts w:ascii="Source Sans 3" w:hAnsi="Source Sans 3"/>
@@ -18734,7 +18302,6 @@
               </w:rPr>
               <w:t>summarise</w:t>
             </w:r>
-            <w:proofErr w:type="spellEnd"/>
             <w:r>
               <w:rPr>
                 <w:rFonts w:ascii="Source Sans 3" w:hAnsi="Source Sans 3"/>

--- a/assets/data/Mindset-Level-3.docx
+++ b/assets/data/Mindset-Level-3.docx
@@ -193,6 +193,9 @@
             <w:tcW w:w="10632" w:type="dxa"/>
           </w:tcPr>
           <w:p>
+            <w:pPr>
+              <w:spacing w:after="240"/>
+            </w:pPr>
             <w:r>
               <w:rPr>
                 <w:rFonts w:ascii="Source Sans 3 Medium" w:hAnsi="Source Sans 3 Medium"/>
@@ -373,7 +376,25 @@
                 <w:sz w:val="21"/>
                 <w:szCs w:val="21"/>
               </w:rPr>
-              <w:t xml:space="preserve">, or go hiking in the Tramuntanas, a mountain range that runs from </w:t>
+              <w:t xml:space="preserve">, or go hiking in the </w:t>
+            </w:r>
+            <w:proofErr w:type="spellStart"/>
+            <w:r>
+              <w:rPr>
+                <w:rFonts w:ascii="Source Sans 3" w:hAnsi="Source Sans 3"/>
+                <w:sz w:val="21"/>
+                <w:szCs w:val="21"/>
+              </w:rPr>
+              <w:t>Tramuntanas</w:t>
+            </w:r>
+            <w:proofErr w:type="spellEnd"/>
+            <w:r>
+              <w:rPr>
+                <w:rFonts w:ascii="Source Sans 3" w:hAnsi="Source Sans 3"/>
+                <w:sz w:val="21"/>
+                <w:szCs w:val="21"/>
+              </w:rPr>
+              <w:t xml:space="preserve">, a mountain range that runs from </w:t>
             </w:r>
             <w:r>
               <w:rPr>
@@ -426,6 +447,7 @@
               </w:rPr>
               <w:t xml:space="preserve">, contrasts entirely with the traditional rural towns and villages in the heart of the island, such as </w:t>
             </w:r>
+            <w:proofErr w:type="spellStart"/>
             <w:r>
               <w:rPr>
                 <w:rFonts w:ascii="Source Sans 3" w:hAnsi="Source Sans 3"/>
@@ -435,6 +457,7 @@
               </w:rPr>
               <w:t>Algaida</w:t>
             </w:r>
+            <w:proofErr w:type="spellEnd"/>
             <w:r>
               <w:rPr>
                 <w:rFonts w:ascii="Source Sans 3" w:hAnsi="Source Sans 3"/>
@@ -736,7 +759,25 @@
                 <w:sz w:val="20"/>
                 <w:szCs w:val="20"/>
               </w:rPr>
-              <w:t xml:space="preserve">This type of task requires you to choose a heading which correctly summarises the whole paragraph. Often, it is possible to find one sentence in a paragraph which conveys the main idea - this is known as the </w:t>
+              <w:t xml:space="preserve">This type of task requires you to choose a heading which correctly </w:t>
+            </w:r>
+            <w:proofErr w:type="spellStart"/>
+            <w:r>
+              <w:rPr>
+                <w:rFonts w:ascii="Source Sans 3" w:hAnsi="Source Sans 3"/>
+                <w:sz w:val="20"/>
+                <w:szCs w:val="20"/>
+              </w:rPr>
+              <w:t>summarises</w:t>
+            </w:r>
+            <w:proofErr w:type="spellEnd"/>
+            <w:r>
+              <w:rPr>
+                <w:rFonts w:ascii="Source Sans 3" w:hAnsi="Source Sans 3"/>
+                <w:sz w:val="20"/>
+                <w:szCs w:val="20"/>
+              </w:rPr>
+              <w:t xml:space="preserve"> the whole paragraph. Often, it is possible to find one sentence in a paragraph which conveys the main idea - this is known as the </w:t>
             </w:r>
             <w:r>
               <w:rPr>
@@ -1617,6 +1658,7 @@
           </w:tcPr>
           <w:p>
             <w:pPr>
+              <w:spacing w:after="240"/>
               <w:rPr>
                 <w:rFonts w:ascii="Source Sans 3 Medium" w:hAnsi="Source Sans 3 Medium"/>
                 <w:b/>
@@ -3173,6 +3215,7 @@
           </w:tcPr>
           <w:p>
             <w:pPr>
+              <w:spacing w:after="240"/>
               <w:rPr>
                 <w:rFonts w:ascii="Source Sans 3 Medium" w:hAnsi="Source Sans 3 Medium"/>
                 <w:b/>
@@ -3318,6 +3361,7 @@
           </w:tcPr>
           <w:p>
             <w:pPr>
+              <w:spacing w:after="240"/>
               <w:rPr>
                 <w:rFonts w:ascii="Source Sans 3 Medium" w:hAnsi="Source Sans 3 Medium"/>
                 <w:b/>
@@ -3461,7 +3505,7 @@
           </w:p>
           <w:p>
             <w:pPr>
-              <w:spacing w:before="28"/>
+              <w:spacing w:before="160"/>
               <w:rPr>
                 <w:rFonts w:ascii="Source Sans 3" w:hAnsi="Source Sans 3"/>
                 <w:sz w:val="21"/>
@@ -4004,6 +4048,7 @@
           </w:tcPr>
           <w:p>
             <w:pPr>
+              <w:spacing w:after="240"/>
               <w:rPr>
                 <w:rFonts w:ascii="Source Sans 3 Medium" w:hAnsi="Source Sans 3 Medium"/>
                 <w:b/>
@@ -6476,6 +6521,7 @@
           <w:p>
             <w:pPr>
               <w:adjustRightInd w:val="0"/>
+              <w:spacing w:after="240"/>
               <w:rPr>
                 <w:rFonts w:ascii="Source Sans 3 Medium" w:hAnsi="Source Sans 3 Medium" w:cs="*Calibri-7392-Identity-H"/>
                 <w:b/>
@@ -6511,12 +6557,29 @@
                 <w:rFonts w:ascii="Source Sans 3" w:hAnsi="Source Sans 3"/>
                 <w:sz w:val="21"/>
               </w:rPr>
-              <w:t>Despite the fact the town of Marloth Park is close to the Kruger National Park, one of the largest game reserves in Africa, and despite the constant threat of visits from wild animals such as lions and hippopotamuses, its anxious residents are not allowed to build fences around their houses to keep out their neighbours.</w:t>
+              <w:t xml:space="preserve">Despite the fact the town of Marloth Park is close to the Kruger National Park, one of the largest game reserves in Africa, and despite the constant threat of visits from wild animals such as lions and hippopotamuses, its anxious residents are not allowed to build fences around their houses to keep out their </w:t>
+            </w:r>
+            <w:proofErr w:type="spellStart"/>
+            <w:r>
+              <w:rPr>
+                <w:rFonts w:ascii="Source Sans 3" w:hAnsi="Source Sans 3"/>
+                <w:sz w:val="21"/>
+              </w:rPr>
+              <w:t>neighbours</w:t>
+            </w:r>
+            <w:proofErr w:type="spellEnd"/>
+            <w:r>
+              <w:rPr>
+                <w:rFonts w:ascii="Source Sans 3" w:hAnsi="Source Sans 3"/>
+                <w:sz w:val="21"/>
+              </w:rPr>
+              <w:t>.</w:t>
             </w:r>
           </w:p>
           <w:p>
             <w:pPr>
               <w:adjustRightInd w:val="0"/>
+              <w:spacing w:before="240"/>
               <w:rPr>
                 <w:rFonts w:ascii="Source Sans 3" w:hAnsi="Source Sans 3"/>
                 <w:sz w:val="21"/>
@@ -6657,6 +6720,7 @@
           </w:tcPr>
           <w:p>
             <w:pPr>
+              <w:spacing w:after="240"/>
               <w:rPr>
                 <w:rFonts w:ascii="Source Sans 3 Medium" w:hAnsi="Source Sans 3 Medium"/>
                 <w:b/>
@@ -7108,8 +7172,8 @@
           </w:tcPr>
           <w:p>
             <w:pPr>
-              <w:spacing w:line="244" w:lineRule="auto"/>
-              <w:ind w:right="95" w:firstLine="14"/>
+              <w:spacing w:after="240" w:line="245" w:lineRule="auto"/>
+              <w:ind w:right="96" w:firstLine="11"/>
               <w:rPr>
                 <w:rFonts w:ascii="Source Sans 3 Medium" w:hAnsi="Source Sans 3 Medium"/>
                 <w:b/>
@@ -7140,7 +7204,25 @@
                 <w:sz w:val="21"/>
                 <w:szCs w:val="21"/>
               </w:rPr>
-              <w:t>In fact the only fence permitted in the town was built by the local authority, interestingly, with the aim of keeping humans out of the park, rather than containing the animals inside.</w:t>
+              <w:t xml:space="preserve">In </w:t>
+            </w:r>
+            <w:proofErr w:type="gramStart"/>
+            <w:r>
+              <w:rPr>
+                <w:rFonts w:ascii="Source Sans 3" w:hAnsi="Source Sans 3" w:cs="*Arial-8104-Identity-H"/>
+                <w:sz w:val="21"/>
+                <w:szCs w:val="21"/>
+              </w:rPr>
+              <w:t>fact</w:t>
+            </w:r>
+            <w:proofErr w:type="gramEnd"/>
+            <w:r>
+              <w:rPr>
+                <w:rFonts w:ascii="Source Sans 3" w:hAnsi="Source Sans 3" w:cs="*Arial-8104-Identity-H"/>
+                <w:sz w:val="21"/>
+                <w:szCs w:val="21"/>
+              </w:rPr>
+              <w:t xml:space="preserve"> the only fence permitted in the town was built by the local authority, interestingly, with the aim of keeping humans out of the park, rather than containing the animals inside.</w:t>
             </w:r>
             <w:r>
               <w:rPr>
@@ -7431,6 +7513,7 @@
           </w:tcPr>
           <w:p>
             <w:pPr>
+              <w:spacing w:after="240"/>
               <w:rPr>
                 <w:rFonts w:ascii="Source Sans 3 Medium" w:hAnsi="Source Sans 3 Medium"/>
                 <w:b/>
@@ -7785,35 +7868,115 @@
                 <w:rFonts w:ascii="Source Sans 3" w:hAnsi="Source Sans 3"/>
                 <w:sz w:val="21"/>
               </w:rPr>
-              <w:t>The real Hallstat is in Austria and is proud to be a traditional UNESCO* World Heritage Site. The Chinese Hallstat is a carbon copy, built in Guangdong province, China, by a millionaire who sponsored the construction of the imitation town. It cost approximately $940 million to build, and</w:t>
-            </w:r>
-            <w:r>
-              <w:rPr>
-                <w:rFonts w:ascii="Source Sans 3" w:hAnsi="Source Sans 3"/>
-                <w:sz w:val="21"/>
-              </w:rPr>
-              <w:t xml:space="preserve"> </w:t>
-            </w:r>
-            <w:r>
-              <w:rPr>
-                <w:rFonts w:ascii="Source Sans 3" w:hAnsi="Source Sans 3"/>
-                <w:sz w:val="21"/>
-              </w:rPr>
-              <w:t>looks exactly like the real Hallstat, all the way down to its wooden houses, its narrow streets, and its funicular railway. When the residents of Austria's Hallstat (including the mayor) were invited to visit it, they expressed pride that their town was considered so improbably beautiful that it had been reproduced in its entirety, but they still had cause for complaint. Originally, the Chinese company had promised to meet</w:t>
-            </w:r>
-            <w:r>
-              <w:rPr>
-                <w:rFonts w:ascii="Source Sans 3" w:hAnsi="Source Sans 3"/>
-                <w:sz w:val="21"/>
-              </w:rPr>
-              <w:t xml:space="preserve"> </w:t>
-            </w:r>
-            <w:r>
-              <w:rPr>
-                <w:rFonts w:ascii="Source Sans 3" w:hAnsi="Source Sans 3"/>
-                <w:sz w:val="21"/>
-              </w:rPr>
-              <w:t>with the Austrian residents to confirm that they were happy for their homes to be copied; instead, they simply sent their employees to Austria to fake photos, and they returned home to China without speaking to a single resident of the original Hallstat.</w:t>
+              <w:t xml:space="preserve">The real </w:t>
+            </w:r>
+            <w:proofErr w:type="spellStart"/>
+            <w:r>
+              <w:rPr>
+                <w:rFonts w:ascii="Source Sans 3" w:hAnsi="Source Sans 3"/>
+                <w:sz w:val="21"/>
+              </w:rPr>
+              <w:t>Hallstat</w:t>
+            </w:r>
+            <w:proofErr w:type="spellEnd"/>
+            <w:r>
+              <w:rPr>
+                <w:rFonts w:ascii="Source Sans 3" w:hAnsi="Source Sans 3"/>
+                <w:sz w:val="21"/>
+              </w:rPr>
+              <w:t xml:space="preserve"> is in Austria and is proud to be a traditional UNESCO* World Heritage Site. The Chinese </w:t>
+            </w:r>
+            <w:proofErr w:type="spellStart"/>
+            <w:r>
+              <w:rPr>
+                <w:rFonts w:ascii="Source Sans 3" w:hAnsi="Source Sans 3"/>
+                <w:sz w:val="21"/>
+              </w:rPr>
+              <w:t>Hallstat</w:t>
+            </w:r>
+            <w:proofErr w:type="spellEnd"/>
+            <w:r>
+              <w:rPr>
+                <w:rFonts w:ascii="Source Sans 3" w:hAnsi="Source Sans 3"/>
+                <w:sz w:val="21"/>
+              </w:rPr>
+              <w:t xml:space="preserve"> is a carbon copy, built in Guangdong province, China, by a millionaire who sponsored the construction of the imitation town. It cost approximately $940 million to build, and</w:t>
+            </w:r>
+            <w:r>
+              <w:rPr>
+                <w:rFonts w:ascii="Source Sans 3" w:hAnsi="Source Sans 3"/>
+                <w:sz w:val="21"/>
+              </w:rPr>
+              <w:t xml:space="preserve"> </w:t>
+            </w:r>
+            <w:r>
+              <w:rPr>
+                <w:rFonts w:ascii="Source Sans 3" w:hAnsi="Source Sans 3"/>
+                <w:sz w:val="21"/>
+              </w:rPr>
+              <w:t xml:space="preserve">looks exactly like the real </w:t>
+            </w:r>
+            <w:proofErr w:type="spellStart"/>
+            <w:r>
+              <w:rPr>
+                <w:rFonts w:ascii="Source Sans 3" w:hAnsi="Source Sans 3"/>
+                <w:sz w:val="21"/>
+              </w:rPr>
+              <w:t>Hallstat</w:t>
+            </w:r>
+            <w:proofErr w:type="spellEnd"/>
+            <w:r>
+              <w:rPr>
+                <w:rFonts w:ascii="Source Sans 3" w:hAnsi="Source Sans 3"/>
+                <w:sz w:val="21"/>
+              </w:rPr>
+              <w:t xml:space="preserve">, all the way down to its wooden houses, its narrow streets, and its funicular railway. When the residents of Austria's </w:t>
+            </w:r>
+            <w:proofErr w:type="spellStart"/>
+            <w:r>
+              <w:rPr>
+                <w:rFonts w:ascii="Source Sans 3" w:hAnsi="Source Sans 3"/>
+                <w:sz w:val="21"/>
+              </w:rPr>
+              <w:t>Hallstat</w:t>
+            </w:r>
+            <w:proofErr w:type="spellEnd"/>
+            <w:r>
+              <w:rPr>
+                <w:rFonts w:ascii="Source Sans 3" w:hAnsi="Source Sans 3"/>
+                <w:sz w:val="21"/>
+              </w:rPr>
+              <w:t xml:space="preserve"> (including the mayor) were invited to visit it, they expressed pride that their town was considered so improbably beautiful that it had been reproduced in its entirety, but they still had cause for complaint. Originally, the Chinese company had promised to meet</w:t>
+            </w:r>
+            <w:r>
+              <w:rPr>
+                <w:rFonts w:ascii="Source Sans 3" w:hAnsi="Source Sans 3"/>
+                <w:sz w:val="21"/>
+              </w:rPr>
+              <w:t xml:space="preserve"> </w:t>
+            </w:r>
+            <w:r>
+              <w:rPr>
+                <w:rFonts w:ascii="Source Sans 3" w:hAnsi="Source Sans 3"/>
+                <w:sz w:val="21"/>
+              </w:rPr>
+              <w:t xml:space="preserve">with the Austrian residents to confirm that they were happy for their homes to be copied; instead, they simply sent their employees to Austria to fake photos, and they returned home to China without speaking to a single resident of the original </w:t>
+            </w:r>
+            <w:proofErr w:type="spellStart"/>
+            <w:r>
+              <w:rPr>
+                <w:rFonts w:ascii="Source Sans 3" w:hAnsi="Source Sans 3"/>
+                <w:sz w:val="21"/>
+              </w:rPr>
+              <w:t>Hallstat</w:t>
+            </w:r>
+            <w:proofErr w:type="spellEnd"/>
+            <w:r>
+              <w:rPr>
+                <w:rFonts w:ascii="Source Sans 3" w:hAnsi="Source Sans 3"/>
+                <w:sz w:val="21"/>
+              </w:rPr>
+              <w:t>.</w:t>
             </w:r>
           </w:p>
           <w:p>
@@ -7863,6 +8026,7 @@
           </w:tcPr>
           <w:p>
             <w:pPr>
+              <w:spacing w:after="240"/>
               <w:rPr>
                 <w:rFonts w:ascii="Source Sans 3 Medium" w:hAnsi="Source Sans 3 Medium"/>
                 <w:b/>
@@ -8117,7 +8281,25 @@
                 <w:sz w:val="21"/>
                 <w:szCs w:val="21"/>
               </w:rPr>
-              <w:t xml:space="preserve"> A conflict between reality and imitation</w:t>
+              <w:t xml:space="preserve"> </w:t>
+            </w:r>
+            <w:proofErr w:type="spellStart"/>
+            <w:r>
+              <w:rPr>
+                <w:rFonts w:ascii="Source Sans 3" w:hAnsi="Source Sans 3"/>
+                <w:sz w:val="21"/>
+                <w:szCs w:val="21"/>
+              </w:rPr>
+              <w:t>A</w:t>
+            </w:r>
+            <w:proofErr w:type="spellEnd"/>
+            <w:r>
+              <w:rPr>
+                <w:rFonts w:ascii="Source Sans 3" w:hAnsi="Source Sans 3"/>
+                <w:sz w:val="21"/>
+                <w:szCs w:val="21"/>
+              </w:rPr>
+              <w:t xml:space="preserve"> conflict between reality and imitation</w:t>
             </w:r>
           </w:p>
           <w:p>
@@ -8232,6 +8414,7 @@
           </w:tcPr>
           <w:p>
             <w:pPr>
+              <w:spacing w:after="240"/>
               <w:rPr>
                 <w:rFonts w:ascii="Source Sans 3 Medium" w:hAnsi="Source Sans 3 Medium"/>
                 <w:b/>
@@ -9071,6 +9254,7 @@
           </w:tcPr>
           <w:p>
             <w:pPr>
+              <w:spacing w:after="240"/>
               <w:rPr>
                 <w:b/>
                 <w:bCs/>
@@ -9610,6 +9794,7 @@
           </w:tcPr>
           <w:p>
             <w:pPr>
+              <w:spacing w:after="240"/>
               <w:rPr>
                 <w:b/>
                 <w:bCs/>
@@ -9717,7 +9902,25 @@
                 <w:sz w:val="21"/>
                 <w:szCs w:val="21"/>
               </w:rPr>
-              <w:t>The residents of Hallstat believed that they would be consulted by the company building a copy of their town - but it turns out they were INFORM.</w:t>
+              <w:t xml:space="preserve">The residents of </w:t>
+            </w:r>
+            <w:proofErr w:type="spellStart"/>
+            <w:r>
+              <w:rPr>
+                <w:rFonts w:ascii="Source Sans 3" w:hAnsi="Source Sans 3" w:cs="Tahoma"/>
+                <w:sz w:val="21"/>
+                <w:szCs w:val="21"/>
+              </w:rPr>
+              <w:t>Hallstat</w:t>
+            </w:r>
+            <w:proofErr w:type="spellEnd"/>
+            <w:r>
+              <w:rPr>
+                <w:rFonts w:ascii="Source Sans 3" w:hAnsi="Source Sans 3" w:cs="Tahoma"/>
+                <w:sz w:val="21"/>
+                <w:szCs w:val="21"/>
+              </w:rPr>
+              <w:t xml:space="preserve"> believed that they would be consulted by the company building a copy of their town - but it turns out they were INFORM.</w:t>
             </w:r>
           </w:p>
           <w:p>
@@ -9859,7 +10062,7 @@
           </w:tcPr>
           <w:p>
             <w:pPr>
-              <w:spacing w:before="240"/>
+              <w:spacing w:after="240"/>
               <w:rPr>
                 <w:b/>
                 <w:bCs/>
@@ -10048,6 +10251,7 @@
           </w:p>
           <w:p>
             <w:pPr>
+              <w:spacing w:after="240"/>
               <w:rPr>
                 <w:rFonts w:ascii="Source Sans 3" w:hAnsi="Source Sans 3"/>
                 <w:i/>
@@ -10062,7 +10266,27 @@
                 <w:sz w:val="21"/>
                 <w:szCs w:val="21"/>
               </w:rPr>
-              <w:t>The Reading passage hos six paragraphs, A-F. Choose the correct heading for each paragraph from the list of headings below. Write the correct number, i-viii.</w:t>
+              <w:t xml:space="preserve">The Reading passage hos six paragraphs, A-F. Choose the correct heading for each paragraph from the list of headings below. Write the correct number, </w:t>
+            </w:r>
+            <w:proofErr w:type="spellStart"/>
+            <w:r>
+              <w:rPr>
+                <w:rFonts w:ascii="Source Sans 3" w:hAnsi="Source Sans 3"/>
+                <w:i/>
+                <w:sz w:val="21"/>
+                <w:szCs w:val="21"/>
+              </w:rPr>
+              <w:t>i</w:t>
+            </w:r>
+            <w:proofErr w:type="spellEnd"/>
+            <w:r>
+              <w:rPr>
+                <w:rFonts w:ascii="Source Sans 3" w:hAnsi="Source Sans 3"/>
+                <w:i/>
+                <w:sz w:val="21"/>
+                <w:szCs w:val="21"/>
+              </w:rPr>
+              <w:t>-viii.</w:t>
             </w:r>
           </w:p>
           <w:p>
@@ -11208,13 +11432,23 @@
               </w:rPr>
               <w:t xml:space="preserve"> </w:t>
             </w:r>
-            <w:r>
-              <w:rPr>
-                <w:rFonts w:ascii="Source Sans 3" w:hAnsi="Source Sans 3"/>
-                <w:sz w:val="20"/>
-                <w:szCs w:val="20"/>
-              </w:rPr>
-              <w:t>centres. Cahokia, as</w:t>
+            <w:proofErr w:type="spellStart"/>
+            <w:r>
+              <w:rPr>
+                <w:rFonts w:ascii="Source Sans 3" w:hAnsi="Source Sans 3"/>
+                <w:sz w:val="20"/>
+                <w:szCs w:val="20"/>
+              </w:rPr>
+              <w:t>centres</w:t>
+            </w:r>
+            <w:proofErr w:type="spellEnd"/>
+            <w:r>
+              <w:rPr>
+                <w:rFonts w:ascii="Source Sans 3" w:hAnsi="Source Sans 3"/>
+                <w:sz w:val="20"/>
+                <w:szCs w:val="20"/>
+              </w:rPr>
+              <w:t>. Cahokia, as</w:t>
             </w:r>
             <w:r>
               <w:rPr>
@@ -13280,6 +13514,7 @@
               </w:rPr>
               <w:t xml:space="preserve"> </w:t>
             </w:r>
+            <w:proofErr w:type="spellStart"/>
             <w:r>
               <w:rPr>
                 <w:rFonts w:ascii="Source Sans 3" w:hAnsi="Source Sans 3"/>
@@ -13288,7 +13523,18 @@
                 <w:sz w:val="20"/>
                 <w:szCs w:val="20"/>
               </w:rPr>
-              <w:t>centre.</w:t>
+              <w:t>centre</w:t>
+            </w:r>
+            <w:proofErr w:type="spellEnd"/>
+            <w:r>
+              <w:rPr>
+                <w:rFonts w:ascii="Source Sans 3" w:hAnsi="Source Sans 3"/>
+                <w:color w:val="2F3A2C"/>
+                <w:spacing w:val="-4"/>
+                <w:sz w:val="20"/>
+                <w:szCs w:val="20"/>
+              </w:rPr>
+              <w:t>.</w:t>
             </w:r>
             <w:r>
               <w:rPr>
@@ -13376,7 +13622,29 @@
                 <w:sz w:val="20"/>
                 <w:szCs w:val="20"/>
               </w:rPr>
-              <w:t xml:space="preserve">appears to have been thanks to a smalt group of planners </w:t>
+              <w:t xml:space="preserve">appears to have been thanks to a </w:t>
+            </w:r>
+            <w:proofErr w:type="spellStart"/>
+            <w:r>
+              <w:rPr>
+                <w:rFonts w:ascii="Source Sans 3" w:hAnsi="Source Sans 3"/>
+                <w:color w:val="2E392B"/>
+                <w:w w:val="90"/>
+                <w:sz w:val="20"/>
+                <w:szCs w:val="20"/>
+              </w:rPr>
+              <w:t>smalt</w:t>
+            </w:r>
+            <w:proofErr w:type="spellEnd"/>
+            <w:r>
+              <w:rPr>
+                <w:rFonts w:ascii="Source Sans 3" w:hAnsi="Source Sans 3"/>
+                <w:color w:val="2E392B"/>
+                <w:w w:val="90"/>
+                <w:sz w:val="20"/>
+                <w:szCs w:val="20"/>
+              </w:rPr>
+              <w:t xml:space="preserve"> group of planners </w:t>
             </w:r>
             <w:r>
               <w:rPr>
@@ -13576,7 +13844,25 @@
                 <w:sz w:val="20"/>
                 <w:szCs w:val="20"/>
               </w:rPr>
-              <w:t>After the redesigns of the village were put in place, the Native Americans at Cahokia worked with tireless determination to carry them out. Over the course of a few decades, they transported huge volumes of soil from the nearby countryside to create 120 huge mounds of earth, the biggest of which rose to one hundred feet. On top of these, they built a vast urban environment, complete with a vibrant town centre, municipal buildings, and a fifty-acre plaza at the foot of the biggest mound.</w:t>
+              <w:t xml:space="preserve">After the redesigns of the village were put in place, the Native Americans at Cahokia worked with tireless determination to carry them out. Over the course of a few decades, they transported huge volumes of soil from the nearby countryside to create 120 huge mounds of earth, the biggest of which rose to one hundred feet. On top of these, they built a vast urban environment, complete with a vibrant town </w:t>
+            </w:r>
+            <w:proofErr w:type="spellStart"/>
+            <w:r>
+              <w:rPr>
+                <w:rFonts w:ascii="Source Sans 3" w:hAnsi="Source Sans 3"/>
+                <w:sz w:val="20"/>
+                <w:szCs w:val="20"/>
+              </w:rPr>
+              <w:t>centre</w:t>
+            </w:r>
+            <w:proofErr w:type="spellEnd"/>
+            <w:r>
+              <w:rPr>
+                <w:rFonts w:ascii="Source Sans 3" w:hAnsi="Source Sans 3"/>
+                <w:sz w:val="20"/>
+                <w:szCs w:val="20"/>
+              </w:rPr>
+              <w:t>, municipal buildings, and a fifty-acre plaza at the foot of the biggest mound.</w:t>
             </w:r>
           </w:p>
           <w:p>
@@ -14678,6 +14964,7 @@
               </w:rPr>
               <w:t xml:space="preserve"> </w:t>
             </w:r>
+            <w:proofErr w:type="spellStart"/>
             <w:r>
               <w:rPr>
                 <w:rFonts w:ascii="Source Sans 3" w:hAnsi="Source Sans 3"/>
@@ -14688,6 +14975,7 @@
               </w:rPr>
               <w:t>centre</w:t>
             </w:r>
+            <w:proofErr w:type="spellEnd"/>
             <w:r>
               <w:rPr>
                 <w:rFonts w:ascii="Source Sans 3" w:hAnsi="Source Sans 3"/>
@@ -15283,7 +15571,51 @@
                 <w:sz w:val="20"/>
                 <w:szCs w:val="20"/>
               </w:rPr>
-              <w:t>Academics who have studied other Native American sites have always found weapons of war buried deep underground. And yet, the bows, arrows and swords that littered the ground at these other sites were nowhere to be seen at Cahokia. Other factors, such as disease or colonisation from European invasion, do not seem to be possible in this case, as common as they were elsewhere at that time. The absence of definitive theories as to Cahokia's decline is highly unusual, but then again, Cahokia was no ordinary city and perhaps comparisons with other urban centres of the time cannot be made.</w:t>
+              <w:t xml:space="preserve">Academics who have studied other Native American sites have always found weapons of war buried deep underground. And yet, the bows, arrows and swords that littered the ground at these other sites were nowhere to be seen at Cahokia. Other factors, such as disease or </w:t>
+            </w:r>
+            <w:proofErr w:type="spellStart"/>
+            <w:r>
+              <w:rPr>
+                <w:rFonts w:ascii="Source Sans 3" w:hAnsi="Source Sans 3"/>
+                <w:color w:val="424045"/>
+                <w:spacing w:val="-2"/>
+                <w:sz w:val="20"/>
+                <w:szCs w:val="20"/>
+              </w:rPr>
+              <w:t>colonisation</w:t>
+            </w:r>
+            <w:proofErr w:type="spellEnd"/>
+            <w:r>
+              <w:rPr>
+                <w:rFonts w:ascii="Source Sans 3" w:hAnsi="Source Sans 3"/>
+                <w:color w:val="424045"/>
+                <w:spacing w:val="-2"/>
+                <w:sz w:val="20"/>
+                <w:szCs w:val="20"/>
+              </w:rPr>
+              <w:t xml:space="preserve"> from European invasion, do not seem to be possible in this case, as common as they were elsewhere at that time. The absence of definitive theories as to Cahokia's decline is highly unusual, but then again, Cahokia was no ordinary city and perhaps comparisons with other urban </w:t>
+            </w:r>
+            <w:proofErr w:type="spellStart"/>
+            <w:r>
+              <w:rPr>
+                <w:rFonts w:ascii="Source Sans 3" w:hAnsi="Source Sans 3"/>
+                <w:color w:val="424045"/>
+                <w:spacing w:val="-2"/>
+                <w:sz w:val="20"/>
+                <w:szCs w:val="20"/>
+              </w:rPr>
+              <w:t>centres</w:t>
+            </w:r>
+            <w:proofErr w:type="spellEnd"/>
+            <w:r>
+              <w:rPr>
+                <w:rFonts w:ascii="Source Sans 3" w:hAnsi="Source Sans 3"/>
+                <w:color w:val="424045"/>
+                <w:spacing w:val="-2"/>
+                <w:sz w:val="20"/>
+                <w:szCs w:val="20"/>
+              </w:rPr>
+              <w:t xml:space="preserve"> of the time cannot be made.</w:t>
             </w:r>
           </w:p>
         </w:tc>
@@ -15344,7 +15676,51 @@
                 <w:sz w:val="20"/>
                 <w:szCs w:val="20"/>
               </w:rPr>
-              <w:t>While academics remain bemused as to why the residents fled the city, we can still marvel at the individual artefacts that archaeologists have discovered: the jewellery worn, the pots used to cook in, the small workshop at the base of one of the mounds. That said, there is also a more unpleasant side to their investigations. Human sacrifice, it seems, was a common fact of life in Cahokia; even if we cannot be sure whether this was for religious or for other reasons, we can have no doubt that it happened frequently. The bodies of hundreds of people, mostly young women, have been found buried in mass graves, and the way in which they died was often horrific. A sombre reminder that even 'advanced' city states had their shadowy sides.</w:t>
+              <w:t xml:space="preserve">While academics remain bemused as to why the residents fled the city, we can still marvel at the individual artefacts that archaeologists have discovered: the </w:t>
+            </w:r>
+            <w:proofErr w:type="spellStart"/>
+            <w:r>
+              <w:rPr>
+                <w:rFonts w:ascii="Source Sans 3" w:hAnsi="Source Sans 3"/>
+                <w:color w:val="424045"/>
+                <w:spacing w:val="-2"/>
+                <w:sz w:val="20"/>
+                <w:szCs w:val="20"/>
+              </w:rPr>
+              <w:t>jewellery</w:t>
+            </w:r>
+            <w:proofErr w:type="spellEnd"/>
+            <w:r>
+              <w:rPr>
+                <w:rFonts w:ascii="Source Sans 3" w:hAnsi="Source Sans 3"/>
+                <w:color w:val="424045"/>
+                <w:spacing w:val="-2"/>
+                <w:sz w:val="20"/>
+                <w:szCs w:val="20"/>
+              </w:rPr>
+              <w:t xml:space="preserve"> worn, the pots used to cook in, the small workshop at the base of one of the mounds. That said, there is also a more unpleasant side to their investigations. Human sacrifice, it seems, was a common fact of life in Cahokia; even if we cannot be sure whether this was for religious or for other reasons, we can have no doubt that it happened frequently. The bodies of hundreds of people, mostly young women, have been found buried in mass graves, and the way in which they died was often horrific. A </w:t>
+            </w:r>
+            <w:proofErr w:type="spellStart"/>
+            <w:r>
+              <w:rPr>
+                <w:rFonts w:ascii="Source Sans 3" w:hAnsi="Source Sans 3"/>
+                <w:color w:val="424045"/>
+                <w:spacing w:val="-2"/>
+                <w:sz w:val="20"/>
+                <w:szCs w:val="20"/>
+              </w:rPr>
+              <w:t>sombre</w:t>
+            </w:r>
+            <w:proofErr w:type="spellEnd"/>
+            <w:r>
+              <w:rPr>
+                <w:rFonts w:ascii="Source Sans 3" w:hAnsi="Source Sans 3"/>
+                <w:color w:val="424045"/>
+                <w:spacing w:val="-2"/>
+                <w:sz w:val="20"/>
+                <w:szCs w:val="20"/>
+              </w:rPr>
+              <w:t xml:space="preserve"> reminder that even 'advanced' city states had their shadowy sides.</w:t>
             </w:r>
           </w:p>
         </w:tc>
@@ -15586,6 +15962,7 @@
           </w:tcPr>
           <w:p>
             <w:pPr>
+              <w:spacing w:after="240"/>
               <w:rPr>
                 <w:b/>
                 <w:bCs/>
@@ -15709,7 +16086,55 @@
                 <w:sz w:val="21"/>
                 <w:szCs w:val="21"/>
               </w:rPr>
-              <w:t>Since five years ago, {i}sales have grown rapidly{/i} to 90,000.</w:t>
+              <w:t>Since five years ago, {</w:t>
+            </w:r>
+            <w:proofErr w:type="spellStart"/>
+            <w:r>
+              <w:rPr>
+                <w:rFonts w:ascii="Source Sans 3" w:hAnsi="Source Sans 3"/>
+                <w:color w:val="0D0706"/>
+                <w:spacing w:val="-2"/>
+                <w:w w:val="110"/>
+                <w:sz w:val="21"/>
+                <w:szCs w:val="21"/>
+              </w:rPr>
+              <w:t>i</w:t>
+            </w:r>
+            <w:proofErr w:type="spellEnd"/>
+            <w:r>
+              <w:rPr>
+                <w:rFonts w:ascii="Source Sans 3" w:hAnsi="Source Sans 3"/>
+                <w:color w:val="0D0706"/>
+                <w:spacing w:val="-2"/>
+                <w:w w:val="110"/>
+                <w:sz w:val="21"/>
+                <w:szCs w:val="21"/>
+              </w:rPr>
+              <w:t>}sales have grown rapidly{/</w:t>
+            </w:r>
+            <w:proofErr w:type="spellStart"/>
+            <w:r>
+              <w:rPr>
+                <w:rFonts w:ascii="Source Sans 3" w:hAnsi="Source Sans 3"/>
+                <w:color w:val="0D0706"/>
+                <w:spacing w:val="-2"/>
+                <w:w w:val="110"/>
+                <w:sz w:val="21"/>
+                <w:szCs w:val="21"/>
+              </w:rPr>
+              <w:t>i</w:t>
+            </w:r>
+            <w:proofErr w:type="spellEnd"/>
+            <w:r>
+              <w:rPr>
+                <w:rFonts w:ascii="Source Sans 3" w:hAnsi="Source Sans 3"/>
+                <w:color w:val="0D0706"/>
+                <w:spacing w:val="-2"/>
+                <w:w w:val="110"/>
+                <w:sz w:val="21"/>
+                <w:szCs w:val="21"/>
+              </w:rPr>
+              <w:t>} to 90,000.</w:t>
             </w:r>
             <w:r>
               <w:rPr>
@@ -16555,6 +16980,7 @@
                 <w:sz w:val="20"/>
                 <w:szCs w:val="20"/>
               </w:rPr>
+              <w:lastRenderedPageBreak/>
               <w:t>rise</w:t>
             </w:r>
           </w:p>
@@ -16571,7 +16997,6 @@
                 <w:sz w:val="20"/>
                 <w:szCs w:val="20"/>
               </w:rPr>
-              <w:lastRenderedPageBreak/>
               <w:t>climb</w:t>
             </w:r>
           </w:p>
@@ -16661,6 +17086,7 @@
                 <w:sz w:val="20"/>
                 <w:szCs w:val="20"/>
               </w:rPr>
+              <w:lastRenderedPageBreak/>
               <w:t>consistently</w:t>
             </w:r>
           </w:p>
@@ -16677,7 +17103,6 @@
                 <w:sz w:val="20"/>
                 <w:szCs w:val="20"/>
               </w:rPr>
-              <w:lastRenderedPageBreak/>
               <w:t>gradually</w:t>
             </w:r>
           </w:p>
@@ -16767,6 +17192,7 @@
                 <w:sz w:val="20"/>
                 <w:szCs w:val="20"/>
               </w:rPr>
+              <w:lastRenderedPageBreak/>
               <w:t>between 2010 and now</w:t>
             </w:r>
           </w:p>
@@ -16783,7 +17209,6 @@
                 <w:sz w:val="20"/>
                 <w:szCs w:val="20"/>
               </w:rPr>
-              <w:lastRenderedPageBreak/>
               <w:t>by the year 2030</w:t>
             </w:r>
           </w:p>
@@ -18294,6 +18719,7 @@
               </w:rPr>
               <w:t xml:space="preserve"> </w:t>
             </w:r>
+            <w:proofErr w:type="spellStart"/>
             <w:r>
               <w:rPr>
                 <w:rFonts w:ascii="Source Sans 3" w:hAnsi="Source Sans 3"/>
@@ -18302,6 +18728,7 @@
               </w:rPr>
               <w:t>summarise</w:t>
             </w:r>
+            <w:proofErr w:type="spellEnd"/>
             <w:r>
               <w:rPr>
                 <w:rFonts w:ascii="Source Sans 3" w:hAnsi="Source Sans 3"/>

--- a/assets/data/Mindset-Level-3.docx
+++ b/assets/data/Mindset-Level-3.docx
@@ -490,9 +490,11 @@
         <w:tc>
           <w:tcPr>
             <w:tcW w:w="562" w:type="dxa"/>
+            <w:vAlign w:val="center"/>
           </w:tcPr>
           <w:p>
             <w:pPr>
+              <w:jc w:val="center"/>
               <w:rPr>
                 <w:rFonts w:ascii="Source Sans 3" w:hAnsi="Source Sans 3"/>
                 <w:b/>
@@ -511,6 +513,9 @@
             </w:r>
           </w:p>
           <w:p>
+            <w:pPr>
+              <w:jc w:val="center"/>
+            </w:pPr>
             <w:hyperlink r:id="rId5" w:history="1">
               <w:r>
                 <w:rPr>
@@ -519,7 +524,16 @@
                   <w:b/>
                   <w:bCs/>
                 </w:rPr>
-                <w:t>25</w:t>
+                <w:t xml:space="preserve">25 </w:t>
+              </w:r>
+              <w:r>
+                <w:rPr>
+                  <w:rStyle w:val="Hyperlink"/>
+                  <w:rFonts w:ascii="Segoe UI Emoji" w:hAnsi="Segoe UI Emoji" w:cs="Segoe UI Emoji"/>
+                  <w:b/>
+                  <w:bCs/>
+                </w:rPr>
+                <w:t>🔊</w:t>
               </w:r>
             </w:hyperlink>
           </w:p>
@@ -19668,7 +19682,6 @@
   <w:style w:type="character" w:default="1" w:styleId="DefaultParagraphFont">
     <w:name w:val="Default Paragraph Font"/>
     <w:uiPriority w:val="1"/>
-    <w:semiHidden/>
     <w:unhideWhenUsed/>
   </w:style>
   <w:style w:type="table" w:default="1" w:styleId="TableNormal">

--- a/assets/data/Mindset-Level-3.docx
+++ b/assets/data/Mindset-Level-3.docx
@@ -1,6 +1,6 @@
 
 <file path=word/document.xml><?xml version="1.0" encoding="utf-8"?>
-<w:document xmlns:wpc="http://schemas.microsoft.com/office/word/2010/wordprocessingCanvas" xmlns:cx="http://schemas.microsoft.com/office/drawing/2014/chartex" xmlns:cx1="http://schemas.microsoft.com/office/drawing/2015/9/8/chartex" xmlns:cx2="http://schemas.microsoft.com/office/drawing/2015/10/21/chartex" xmlns:cx3="http://schemas.microsoft.com/office/drawing/2016/5/9/chartex" xmlns:cx4="http://schemas.microsoft.com/office/drawing/2016/5/10/chartex" xmlns:cx5="http://schemas.microsoft.com/office/drawing/2016/5/11/chartex" xmlns:cx6="http://schemas.microsoft.com/office/drawing/2016/5/12/chartex" xmlns:cx7="http://schemas.microsoft.com/office/drawing/2016/5/13/chartex" xmlns:cx8="http://schemas.microsoft.com/office/drawing/2016/5/14/chartex" xmlns:mc="http://schemas.openxmlformats.org/markup-compatibility/2006" xmlns:aink="http://schemas.microsoft.com/office/drawing/2016/ink" xmlns:am3d="http://schemas.microsoft.com/office/drawing/2017/model3d" xmlns:o="urn:schemas-microsoft-com:office:office" xmlns:oel="http://schemas.microsoft.com/office/2019/extlst" xmlns:r="http://schemas.openxmlformats.org/officeDocument/2006/relationships" xmlns:m="http://schemas.openxmlformats.org/officeDocument/2006/math" xmlns:v="urn:schemas-microsoft-com:vml" xmlns:wp14="http://schemas.microsoft.com/office/word/2010/wordprocessingDrawing" xmlns:wp="http://schemas.openxmlformats.org/drawingml/2006/wordprocessingDrawing" xmlns:w10="urn:schemas-microsoft-com:office:word" xmlns:w="http://schemas.openxmlformats.org/wordprocessingml/2006/main" xmlns:w14="http://schemas.microsoft.com/office/word/2010/wordml" xmlns:w15="http://schemas.microsoft.com/office/word/2012/wordml" xmlns:w16cex="http://schemas.microsoft.com/office/word/2018/wordml/cex" xmlns:w16cid="http://schemas.microsoft.com/office/word/2016/wordml/cid" xmlns:w16="http://schemas.microsoft.com/office/word/2018/wordml" xmlns:w16du="http://schemas.microsoft.com/office/word/2023/wordml/word16du" xmlns:w16sdtdh="http://schemas.microsoft.com/office/word/2020/wordml/sdtdatahash" xmlns:w16sdtfl="http://schemas.microsoft.com/office/word/2024/wordml/sdtformatlock" xmlns:w16se="http://schemas.microsoft.com/office/word/2015/wordml/symex" xmlns:wpg="http://schemas.microsoft.com/office/word/2010/wordprocessingGroup" xmlns:wpi="http://schemas.microsoft.com/office/word/2010/wordprocessingInk" xmlns:wne="http://schemas.microsoft.com/office/word/2006/wordml" xmlns:wps="http://schemas.microsoft.com/office/word/2010/wordprocessingShape" mc:Ignorable="w14 w15 w16se w16cid w16 w16cex w16sdtdh w16sdtfl w16du wp14">
+<w:document xmlns:wpc="http://schemas.microsoft.com/office/word/2010/wordprocessingCanvas" xmlns:cx="http://schemas.microsoft.com/office/drawing/2014/chartex" xmlns:cx1="http://schemas.microsoft.com/office/drawing/2015/9/8/chartex" xmlns:cx2="http://schemas.microsoft.com/office/drawing/2015/10/21/chartex" xmlns:cx3="http://schemas.microsoft.com/office/drawing/2016/5/9/chartex" xmlns:cx4="http://schemas.microsoft.com/office/drawing/2016/5/10/chartex" xmlns:cx5="http://schemas.microsoft.com/office/drawing/2016/5/11/chartex" xmlns:cx6="http://schemas.microsoft.com/office/drawing/2016/5/12/chartex" xmlns:cx7="http://schemas.microsoft.com/office/drawing/2016/5/13/chartex" xmlns:cx8="http://schemas.microsoft.com/office/drawing/2016/5/14/chartex" xmlns:mc="http://schemas.openxmlformats.org/markup-compatibility/2006" xmlns:aink="http://schemas.microsoft.com/office/drawing/2016/ink" xmlns:am3d="http://schemas.microsoft.com/office/drawing/2017/model3d" xmlns:o="urn:schemas-microsoft-com:office:office" xmlns:oel="http://schemas.microsoft.com/office/2019/extlst" xmlns:r="http://schemas.openxmlformats.org/officeDocument/2006/relationships" xmlns:m="http://schemas.openxmlformats.org/officeDocument/2006/math" xmlns:v="urn:schemas-microsoft-com:vml" xmlns:wp14="http://schemas.microsoft.com/office/word/2010/wordprocessingDrawing" xmlns:wp="http://schemas.openxmlformats.org/drawingml/2006/wordprocessingDrawing" xmlns:w10="urn:schemas-microsoft-com:office:word" xmlns:w="http://schemas.openxmlformats.org/wordprocessingml/2006/main" xmlns:w14="http://schemas.microsoft.com/office/word/2010/wordml" xmlns:w15="http://schemas.microsoft.com/office/word/2012/wordml" xmlns:w16cex="http://schemas.microsoft.com/office/word/2018/wordml/cex" xmlns:w16cid="http://schemas.microsoft.com/office/word/2016/wordml/cid" xmlns:w16="http://schemas.microsoft.com/office/word/2018/wordml" xmlns:w16sdtdh="http://schemas.microsoft.com/office/word/2020/wordml/sdtdatahash" xmlns:w16se="http://schemas.microsoft.com/office/word/2015/wordml/symex" xmlns:wpg="http://schemas.microsoft.com/office/word/2010/wordprocessingGroup" xmlns:wpi="http://schemas.microsoft.com/office/word/2010/wordprocessingInk" xmlns:wne="http://schemas.microsoft.com/office/word/2006/wordml" xmlns:wps="http://schemas.microsoft.com/office/word/2010/wordprocessingShape" mc:Ignorable="w14 w15 w16se w16cid w16 w16cex w16sdtdh wp14">
   <w:body>
     <w:tbl>
       <w:tblPr>
@@ -466,6 +466,7 @@
               </w:rPr>
               <w:t xml:space="preserve"> or </w:t>
             </w:r>
+            <w:proofErr w:type="spellStart"/>
             <w:r>
               <w:rPr>
                 <w:rFonts w:ascii="Source Sans 3" w:hAnsi="Source Sans 3"/>
@@ -475,6 +476,7 @@
               </w:rPr>
               <w:t>Binissalem</w:t>
             </w:r>
+            <w:proofErr w:type="spellEnd"/>
             <w:r>
               <w:rPr>
                 <w:rFonts w:ascii="Source Sans 3" w:hAnsi="Source Sans 3"/>
@@ -524,16 +526,7 @@
                   <w:b/>
                   <w:bCs/>
                 </w:rPr>
-                <w:t xml:space="preserve">25 </w:t>
-              </w:r>
-              <w:r>
-                <w:rPr>
-                  <w:rStyle w:val="Hyperlink"/>
-                  <w:rFonts w:ascii="Segoe UI Emoji" w:hAnsi="Segoe UI Emoji" w:cs="Segoe UI Emoji"/>
-                  <w:b/>
-                  <w:bCs/>
-                </w:rPr>
-                <w:t>🔊</w:t>
+                <w:t>25</w:t>
               </w:r>
             </w:hyperlink>
           </w:p>
@@ -1946,6 +1939,7 @@
               </w:rPr>
               <w:t xml:space="preserve"> </w:t>
             </w:r>
+            <w:proofErr w:type="spellStart"/>
             <w:r>
               <w:rPr>
                 <w:rFonts w:ascii="Source Sans 3 Medium" w:hAnsi="Source Sans 3 Medium"/>
@@ -1956,7 +1950,20 @@
                 <w:sz w:val="21"/>
                 <w:szCs w:val="21"/>
               </w:rPr>
-              <w:t>Auroville,</w:t>
+              <w:t>Auroville</w:t>
+            </w:r>
+            <w:proofErr w:type="spellEnd"/>
+            <w:r>
+              <w:rPr>
+                <w:rFonts w:ascii="Source Sans 3 Medium" w:hAnsi="Source Sans 3 Medium"/>
+                <w:b/>
+                <w:bCs/>
+                <w:color w:val="070606"/>
+                <w:spacing w:val="-2"/>
+                <w:sz w:val="21"/>
+                <w:szCs w:val="21"/>
+              </w:rPr>
+              <w:t>,</w:t>
             </w:r>
             <w:r>
               <w:rPr>
@@ -2558,6 +2565,7 @@
               </w:rPr>
               <w:t xml:space="preserve"> </w:t>
             </w:r>
+            <w:proofErr w:type="spellStart"/>
             <w:r>
               <w:rPr>
                 <w:rFonts w:ascii="Source Sans 3" w:hAnsi="Source Sans 3"/>
@@ -2568,6 +2576,7 @@
               </w:rPr>
               <w:t>Auroville</w:t>
             </w:r>
+            <w:proofErr w:type="spellEnd"/>
           </w:p>
           <w:p>
             <w:pPr>
@@ -3265,7 +3274,47 @@
                 <w:spacing w:val="-4"/>
                 <w:sz w:val="21"/>
               </w:rPr>
-              <w:t>In today's world of conflict, greed and constant struggles for power, Auroville- aka 'the City of Dawn' - claims on its website that it was planned and built to create the ultimate model of unity, peace and harmony that can be projected across all humanity. It has no government, no one owns any property, and money rarely, if ever, changes hands. There is no leader and rules do not exist. While most experiments at creating the perfect city do not meet with success, the majority of Auroville's residents believe their city to be an exception. Although its critics point to the fact that levels of crime</w:t>
+              <w:t xml:space="preserve">In today's world of conflict, greed and constant struggles for power, </w:t>
+            </w:r>
+            <w:proofErr w:type="spellStart"/>
+            <w:r>
+              <w:rPr>
+                <w:rFonts w:ascii="Source Sans 3" w:hAnsi="Source Sans 3"/>
+                <w:color w:val="110E0D"/>
+                <w:spacing w:val="-4"/>
+                <w:sz w:val="21"/>
+              </w:rPr>
+              <w:t>Auroville</w:t>
+            </w:r>
+            <w:proofErr w:type="spellEnd"/>
+            <w:r>
+              <w:rPr>
+                <w:rFonts w:ascii="Source Sans 3" w:hAnsi="Source Sans 3"/>
+                <w:color w:val="110E0D"/>
+                <w:spacing w:val="-4"/>
+                <w:sz w:val="21"/>
+              </w:rPr>
+              <w:t xml:space="preserve">- aka 'the City of Dawn' - claims on its website that it was planned and built to create the ultimate model of unity, peace and harmony that can be projected across all humanity. It has no government, no one owns any property, and money rarely, if ever, changes hands. There is no leader and rules do not exist. While most experiments at creating the perfect city do not meet with success, the majority of </w:t>
+            </w:r>
+            <w:proofErr w:type="spellStart"/>
+            <w:r>
+              <w:rPr>
+                <w:rFonts w:ascii="Source Sans 3" w:hAnsi="Source Sans 3"/>
+                <w:color w:val="110E0D"/>
+                <w:spacing w:val="-4"/>
+                <w:sz w:val="21"/>
+              </w:rPr>
+              <w:t>Auroville's</w:t>
+            </w:r>
+            <w:proofErr w:type="spellEnd"/>
+            <w:r>
+              <w:rPr>
+                <w:rFonts w:ascii="Source Sans 3" w:hAnsi="Source Sans 3"/>
+                <w:color w:val="110E0D"/>
+                <w:spacing w:val="-4"/>
+                <w:sz w:val="21"/>
+              </w:rPr>
+              <w:t xml:space="preserve"> residents believe their city to be an exception. Although its critics point to the fact that levels of crime</w:t>
             </w:r>
             <w:r>
               <w:rPr>
@@ -6529,7 +6578,31 @@
                 <w:sz w:val="21"/>
                 <w:szCs w:val="21"/>
               </w:rPr>
-              <w:t>Read the first sentence of the next paragraph about Marloth Park in South Africa.</w:t>
+              <w:t xml:space="preserve">Read the first sentence of the next paragraph about </w:t>
+            </w:r>
+            <w:proofErr w:type="spellStart"/>
+            <w:r>
+              <w:rPr>
+                <w:rFonts w:ascii="Source Sans 3 Medium" w:hAnsi="Source Sans 3 Medium" w:cs="*Calibri-7392-Identity-H"/>
+                <w:b/>
+                <w:bCs/>
+                <w:color w:val="0E0E0E"/>
+                <w:sz w:val="21"/>
+                <w:szCs w:val="21"/>
+              </w:rPr>
+              <w:t>Marloth</w:t>
+            </w:r>
+            <w:proofErr w:type="spellEnd"/>
+            <w:r>
+              <w:rPr>
+                <w:rFonts w:ascii="Source Sans 3 Medium" w:hAnsi="Source Sans 3 Medium" w:cs="*Calibri-7392-Identity-H"/>
+                <w:b/>
+                <w:bCs/>
+                <w:color w:val="0E0E0E"/>
+                <w:sz w:val="21"/>
+                <w:szCs w:val="21"/>
+              </w:rPr>
+              <w:t xml:space="preserve"> Park in South Africa.</w:t>
             </w:r>
           </w:p>
           <w:p>
@@ -6571,7 +6644,23 @@
                 <w:rFonts w:ascii="Source Sans 3" w:hAnsi="Source Sans 3"/>
                 <w:sz w:val="21"/>
               </w:rPr>
-              <w:t xml:space="preserve">Despite the fact the town of Marloth Park is close to the Kruger National Park, one of the largest game reserves in Africa, and despite the constant threat of visits from wild animals such as lions and hippopotamuses, its anxious residents are not allowed to build fences around their houses to keep out their </w:t>
+              <w:t xml:space="preserve">Despite the fact the town of </w:t>
+            </w:r>
+            <w:proofErr w:type="spellStart"/>
+            <w:r>
+              <w:rPr>
+                <w:rFonts w:ascii="Source Sans 3" w:hAnsi="Source Sans 3"/>
+                <w:sz w:val="21"/>
+              </w:rPr>
+              <w:t>Marloth</w:t>
+            </w:r>
+            <w:proofErr w:type="spellEnd"/>
+            <w:r>
+              <w:rPr>
+                <w:rFonts w:ascii="Source Sans 3" w:hAnsi="Source Sans 3"/>
+                <w:sz w:val="21"/>
+              </w:rPr>
+              <w:t xml:space="preserve"> Park is close to the Kruger National Park, one of the largest game reserves in Africa, and despite the constant threat of visits from wild animals such as lions and hippopotamuses, its anxious residents are not allowed to build fences around their houses to keep out their </w:t>
             </w:r>
             <w:proofErr w:type="spellStart"/>
             <w:r>
@@ -7218,25 +7307,23 @@
                 <w:sz w:val="21"/>
                 <w:szCs w:val="21"/>
               </w:rPr>
-              <w:t xml:space="preserve">In </w:t>
-            </w:r>
-            <w:proofErr w:type="gramStart"/>
+              <w:t>In fact the only fence permitted in the town was built by the local authority, interestingly, with the aim of keeping humans out of the park, rather than containing the animals inside.</w:t>
+            </w:r>
             <w:r>
               <w:rPr>
                 <w:rFonts w:ascii="Source Sans 3" w:hAnsi="Source Sans 3" w:cs="*Arial-8104-Identity-H"/>
                 <w:sz w:val="21"/>
                 <w:szCs w:val="21"/>
               </w:rPr>
-              <w:t>fact</w:t>
-            </w:r>
-            <w:proofErr w:type="gramEnd"/>
+              <w:t xml:space="preserve"> </w:t>
+            </w:r>
             <w:r>
               <w:rPr>
                 <w:rFonts w:ascii="Source Sans 3" w:hAnsi="Source Sans 3" w:cs="*Arial-8104-Identity-H"/>
                 <w:sz w:val="21"/>
                 <w:szCs w:val="21"/>
               </w:rPr>
-              <w:t xml:space="preserve"> the only fence permitted in the town was built by the local authority, interestingly, with the aim of keeping humans out of the park, rather than containing the animals inside.</w:t>
+              <w:t>Consequently, it is not unusual to see giraffes or elephants causing traffic jams, for example, and even predator attacks on humans are unnervingly common - a lion was recently said to have mauled and eaten an escaping burglar. Yet even after this, while some residents then called for all lions to be rounded up and shot, others suggested that</w:t>
             </w:r>
             <w:r>
               <w:rPr>
@@ -7252,23 +7339,25 @@
                 <w:sz w:val="21"/>
                 <w:szCs w:val="21"/>
               </w:rPr>
-              <w:t>Consequently, it is not unusual to see giraffes or elephants causing traffic jams, for example, and even predator attacks on humans are unnervingly common - a lion was recently said to have mauled and eaten an escaping burglar. Yet even after this, while some residents then called for all lions to be rounded up and shot, others suggested that</w:t>
-            </w:r>
+              <w:t xml:space="preserve">they be allowed to walk the thoroughfares as a type of crime control, after an increase in the number of burglaries. Everywhere in </w:t>
+            </w:r>
+            <w:proofErr w:type="spellStart"/>
             <w:r>
               <w:rPr>
                 <w:rFonts w:ascii="Source Sans 3" w:hAnsi="Source Sans 3" w:cs="*Arial-8104-Identity-H"/>
                 <w:sz w:val="21"/>
                 <w:szCs w:val="21"/>
               </w:rPr>
-              <w:t xml:space="preserve"> </w:t>
-            </w:r>
+              <w:t>Marloth</w:t>
+            </w:r>
+            <w:proofErr w:type="spellEnd"/>
             <w:r>
               <w:rPr>
                 <w:rFonts w:ascii="Source Sans 3" w:hAnsi="Source Sans 3" w:cs="*Arial-8104-Identity-H"/>
                 <w:sz w:val="21"/>
                 <w:szCs w:val="21"/>
               </w:rPr>
-              <w:t>they be allowed to walk the thoroughfares as a type of crime control, after an increase in the number of burglaries. Everywhere in Marloth Park, a wary</w:t>
+              <w:t xml:space="preserve"> Park, a wary</w:t>
             </w:r>
             <w:r>
               <w:rPr>
@@ -9848,7 +9937,25 @@
                 <w:sz w:val="21"/>
                 <w:szCs w:val="21"/>
               </w:rPr>
-              <w:t xml:space="preserve">The tourist brochure for Marloth Park ensures that visitors </w:t>
+              <w:t xml:space="preserve">The tourist brochure for </w:t>
+            </w:r>
+            <w:proofErr w:type="spellStart"/>
+            <w:r>
+              <w:rPr>
+                <w:rFonts w:ascii="Source Sans 3" w:hAnsi="Source Sans 3" w:cs="Tahoma"/>
+                <w:sz w:val="21"/>
+                <w:szCs w:val="21"/>
+              </w:rPr>
+              <w:t>Marloth</w:t>
+            </w:r>
+            <w:proofErr w:type="spellEnd"/>
+            <w:r>
+              <w:rPr>
+                <w:rFonts w:ascii="Source Sans 3" w:hAnsi="Source Sans 3" w:cs="Tahoma"/>
+                <w:sz w:val="21"/>
+                <w:szCs w:val="21"/>
+              </w:rPr>
+              <w:t xml:space="preserve"> Park ensures that visitors </w:t>
             </w:r>
             <w:r>
               <w:rPr>
@@ -9959,13 +10066,23 @@
               </w:rPr>
               <w:t xml:space="preserve">D </w:t>
             </w:r>
+            <w:proofErr w:type="spellStart"/>
             <w:r>
               <w:rPr>
                 <w:rFonts w:ascii="Source Sans 3" w:hAnsi="Source Sans 3" w:cs="Tahoma"/>
                 <w:sz w:val="21"/>
                 <w:szCs w:val="21"/>
               </w:rPr>
-              <w:t>Auroville was founded according to a(n) GOVERN system of rules and beliefs.</w:t>
+              <w:t>Auroville</w:t>
+            </w:r>
+            <w:proofErr w:type="spellEnd"/>
+            <w:r>
+              <w:rPr>
+                <w:rFonts w:ascii="Source Sans 3" w:hAnsi="Source Sans 3" w:cs="Tahoma"/>
+                <w:sz w:val="21"/>
+                <w:szCs w:val="21"/>
+              </w:rPr>
+              <w:t xml:space="preserve"> was founded according to a(n) GOVERN system of rules and beliefs.</w:t>
             </w:r>
           </w:p>
         </w:tc>
@@ -18808,6 +18925,44 @@
         <w:spacing w:line="278" w:lineRule="auto"/>
       </w:pPr>
     </w:p>
+    <w:p>
+      <w:pPr>
+        <w:spacing w:line="278" w:lineRule="auto"/>
+      </w:pPr>
+      <w:r>
+        <w:t>[</w:t>
+      </w:r>
+      <w:proofErr w:type="spellStart"/>
+      <w:r>
+        <w:t>AudioStart</w:t>
+      </w:r>
+      <w:proofErr w:type="spellEnd"/>
+      <w:r>
+        <w:t xml:space="preserve">: </w:t>
+      </w:r>
+      <w:r>
+        <w:t>MindsetIELTS_L3_01.mp3</w:t>
+      </w:r>
+      <w:r>
+        <w:t>] [00:00-00:05] Hello and welcome to the IELTS preparation course.</w:t>
+      </w:r>
+    </w:p>
+    <w:p>
+      <w:pPr>
+        <w:spacing w:line="278" w:lineRule="auto"/>
+      </w:pPr>
+      <w:r>
+        <w:t>[00:05-00:10] Let's begin the test. [</w:t>
+      </w:r>
+      <w:proofErr w:type="spellStart"/>
+      <w:r>
+        <w:t>AudioEnd</w:t>
+      </w:r>
+      <w:proofErr w:type="spellEnd"/>
+      <w:r>
+        <w:t>]</w:t>
+      </w:r>
+    </w:p>
     <w:sectPr>
       <w:pgSz w:w="12242" w:h="15842" w:code="1"/>
       <w:pgMar w:top="567" w:right="567" w:bottom="567" w:left="567" w:header="284" w:footer="284" w:gutter="0"/>
@@ -18820,7 +18975,7 @@
 </file>
 
 <file path=word/numbering.xml><?xml version="1.0" encoding="utf-8"?>
-<w:numbering xmlns:wpc="http://schemas.microsoft.com/office/word/2010/wordprocessingCanvas" xmlns:cx="http://schemas.microsoft.com/office/drawing/2014/chartex" xmlns:cx1="http://schemas.microsoft.com/office/drawing/2015/9/8/chartex" xmlns:cx2="http://schemas.microsoft.com/office/drawing/2015/10/21/chartex" xmlns:cx3="http://schemas.microsoft.com/office/drawing/2016/5/9/chartex" xmlns:cx4="http://schemas.microsoft.com/office/drawing/2016/5/10/chartex" xmlns:cx5="http://schemas.microsoft.com/office/drawing/2016/5/11/chartex" xmlns:cx6="http://schemas.microsoft.com/office/drawing/2016/5/12/chartex" xmlns:cx7="http://schemas.microsoft.com/office/drawing/2016/5/13/chartex" xmlns:cx8="http://schemas.microsoft.com/office/drawing/2016/5/14/chartex" xmlns:mc="http://schemas.openxmlformats.org/markup-compatibility/2006" xmlns:aink="http://schemas.microsoft.com/office/drawing/2016/ink" xmlns:am3d="http://schemas.microsoft.com/office/drawing/2017/model3d" xmlns:o="urn:schemas-microsoft-com:office:office" xmlns:oel="http://schemas.microsoft.com/office/2019/extlst" xmlns:r="http://schemas.openxmlformats.org/officeDocument/2006/relationships" xmlns:m="http://schemas.openxmlformats.org/officeDocument/2006/math" xmlns:v="urn:schemas-microsoft-com:vml" xmlns:wp14="http://schemas.microsoft.com/office/word/2010/wordprocessingDrawing" xmlns:wp="http://schemas.openxmlformats.org/drawingml/2006/wordprocessingDrawing" xmlns:w10="urn:schemas-microsoft-com:office:word" xmlns:w="http://schemas.openxmlformats.org/wordprocessingml/2006/main" xmlns:w14="http://schemas.microsoft.com/office/word/2010/wordml" xmlns:w15="http://schemas.microsoft.com/office/word/2012/wordml" xmlns:w16cex="http://schemas.microsoft.com/office/word/2018/wordml/cex" xmlns:w16cid="http://schemas.microsoft.com/office/word/2016/wordml/cid" xmlns:w16="http://schemas.microsoft.com/office/word/2018/wordml" xmlns:w16du="http://schemas.microsoft.com/office/word/2023/wordml/word16du" xmlns:w16sdtdh="http://schemas.microsoft.com/office/word/2020/wordml/sdtdatahash" xmlns:w16sdtfl="http://schemas.microsoft.com/office/word/2024/wordml/sdtformatlock" xmlns:w16se="http://schemas.microsoft.com/office/word/2015/wordml/symex" xmlns:wpg="http://schemas.microsoft.com/office/word/2010/wordprocessingGroup" xmlns:wpi="http://schemas.microsoft.com/office/word/2010/wordprocessingInk" xmlns:wne="http://schemas.microsoft.com/office/word/2006/wordml" xmlns:wps="http://schemas.microsoft.com/office/word/2010/wordprocessingShape" mc:Ignorable="w14 w15 w16se w16cid w16 w16cex w16sdtdh w16sdtfl w16du wp14">
+<w:numbering xmlns:wpc="http://schemas.microsoft.com/office/word/2010/wordprocessingCanvas" xmlns:cx="http://schemas.microsoft.com/office/drawing/2014/chartex" xmlns:cx1="http://schemas.microsoft.com/office/drawing/2015/9/8/chartex" xmlns:cx2="http://schemas.microsoft.com/office/drawing/2015/10/21/chartex" xmlns:cx3="http://schemas.microsoft.com/office/drawing/2016/5/9/chartex" xmlns:cx4="http://schemas.microsoft.com/office/drawing/2016/5/10/chartex" xmlns:cx5="http://schemas.microsoft.com/office/drawing/2016/5/11/chartex" xmlns:cx6="http://schemas.microsoft.com/office/drawing/2016/5/12/chartex" xmlns:cx7="http://schemas.microsoft.com/office/drawing/2016/5/13/chartex" xmlns:cx8="http://schemas.microsoft.com/office/drawing/2016/5/14/chartex" xmlns:mc="http://schemas.openxmlformats.org/markup-compatibility/2006" xmlns:aink="http://schemas.microsoft.com/office/drawing/2016/ink" xmlns:am3d="http://schemas.microsoft.com/office/drawing/2017/model3d" xmlns:o="urn:schemas-microsoft-com:office:office" xmlns:oel="http://schemas.microsoft.com/office/2019/extlst" xmlns:r="http://schemas.openxmlformats.org/officeDocument/2006/relationships" xmlns:m="http://schemas.openxmlformats.org/officeDocument/2006/math" xmlns:v="urn:schemas-microsoft-com:vml" xmlns:wp14="http://schemas.microsoft.com/office/word/2010/wordprocessingDrawing" xmlns:wp="http://schemas.openxmlformats.org/drawingml/2006/wordprocessingDrawing" xmlns:w10="urn:schemas-microsoft-com:office:word" xmlns:w="http://schemas.openxmlformats.org/wordprocessingml/2006/main" xmlns:w14="http://schemas.microsoft.com/office/word/2010/wordml" xmlns:w15="http://schemas.microsoft.com/office/word/2012/wordml" xmlns:w16cex="http://schemas.microsoft.com/office/word/2018/wordml/cex" xmlns:w16cid="http://schemas.microsoft.com/office/word/2016/wordml/cid" xmlns:w16="http://schemas.microsoft.com/office/word/2018/wordml" xmlns:w16sdtdh="http://schemas.microsoft.com/office/word/2020/wordml/sdtdatahash" xmlns:w16se="http://schemas.microsoft.com/office/word/2015/wordml/symex" xmlns:wpg="http://schemas.microsoft.com/office/word/2010/wordprocessingGroup" xmlns:wpi="http://schemas.microsoft.com/office/word/2010/wordprocessingInk" xmlns:wne="http://schemas.microsoft.com/office/word/2006/wordml" xmlns:wps="http://schemas.microsoft.com/office/word/2010/wordprocessingShape" mc:Ignorable="w14 w15 w16se w16cid w16 w16cex w16sdtdh wp14">
   <w:abstractNum w:abstractNumId="0" w15:restartNumberingAfterBreak="0">
     <w:nsid w:val="1B1C3795"/>
     <w:multiLevelType w:val="hybridMultilevel"/>
@@ -19278,7 +19433,7 @@
 </file>
 
 <file path=word/styles.xml><?xml version="1.0" encoding="utf-8"?>
-<w:styles xmlns:mc="http://schemas.openxmlformats.org/markup-compatibility/2006" xmlns:r="http://schemas.openxmlformats.org/officeDocument/2006/relationships" xmlns:w="http://schemas.openxmlformats.org/wordprocessingml/2006/main" xmlns:w14="http://schemas.microsoft.com/office/word/2010/wordml" xmlns:w15="http://schemas.microsoft.com/office/word/2012/wordml" xmlns:w16cex="http://schemas.microsoft.com/office/word/2018/wordml/cex" xmlns:w16cid="http://schemas.microsoft.com/office/word/2016/wordml/cid" xmlns:w16="http://schemas.microsoft.com/office/word/2018/wordml" xmlns:w16du="http://schemas.microsoft.com/office/word/2023/wordml/word16du" xmlns:w16sdtdh="http://schemas.microsoft.com/office/word/2020/wordml/sdtdatahash" xmlns:w16sdtfl="http://schemas.microsoft.com/office/word/2024/wordml/sdtformatlock" xmlns:w16se="http://schemas.microsoft.com/office/word/2015/wordml/symex" mc:Ignorable="w14 w15 w16se w16cid w16 w16cex w16sdtdh w16sdtfl w16du">
+<w:styles xmlns:mc="http://schemas.openxmlformats.org/markup-compatibility/2006" xmlns:r="http://schemas.openxmlformats.org/officeDocument/2006/relationships" xmlns:w="http://schemas.openxmlformats.org/wordprocessingml/2006/main" xmlns:w14="http://schemas.microsoft.com/office/word/2010/wordml" xmlns:w15="http://schemas.microsoft.com/office/word/2012/wordml" xmlns:w16cex="http://schemas.microsoft.com/office/word/2018/wordml/cex" xmlns:w16cid="http://schemas.microsoft.com/office/word/2016/wordml/cid" xmlns:w16="http://schemas.microsoft.com/office/word/2018/wordml" xmlns:w16sdtdh="http://schemas.microsoft.com/office/word/2020/wordml/sdtdatahash" xmlns:w16se="http://schemas.microsoft.com/office/word/2015/wordml/symex" mc:Ignorable="w14 w15 w16se w16cid w16 w16cex w16sdtdh">
   <w:docDefaults>
     <w:rPrDefault>
       <w:rPr>
@@ -19682,6 +19837,7 @@
   <w:style w:type="character" w:default="1" w:styleId="DefaultParagraphFont">
     <w:name w:val="Default Paragraph Font"/>
     <w:uiPriority w:val="1"/>
+    <w:semiHidden/>
     <w:unhideWhenUsed/>
   </w:style>
   <w:style w:type="table" w:default="1" w:styleId="TableNormal">

--- a/assets/data/Mindset-Level-3.docx
+++ b/assets/data/Mindset-Level-3.docx
@@ -1,6 +1,6 @@
 
 <file path=word/document.xml><?xml version="1.0" encoding="utf-8"?>
-<w:document xmlns:wpc="http://schemas.microsoft.com/office/word/2010/wordprocessingCanvas" xmlns:cx="http://schemas.microsoft.com/office/drawing/2014/chartex" xmlns:cx1="http://schemas.microsoft.com/office/drawing/2015/9/8/chartex" xmlns:cx2="http://schemas.microsoft.com/office/drawing/2015/10/21/chartex" xmlns:cx3="http://schemas.microsoft.com/office/drawing/2016/5/9/chartex" xmlns:cx4="http://schemas.microsoft.com/office/drawing/2016/5/10/chartex" xmlns:cx5="http://schemas.microsoft.com/office/drawing/2016/5/11/chartex" xmlns:cx6="http://schemas.microsoft.com/office/drawing/2016/5/12/chartex" xmlns:cx7="http://schemas.microsoft.com/office/drawing/2016/5/13/chartex" xmlns:cx8="http://schemas.microsoft.com/office/drawing/2016/5/14/chartex" xmlns:mc="http://schemas.openxmlformats.org/markup-compatibility/2006" xmlns:aink="http://schemas.microsoft.com/office/drawing/2016/ink" xmlns:am3d="http://schemas.microsoft.com/office/drawing/2017/model3d" xmlns:o="urn:schemas-microsoft-com:office:office" xmlns:oel="http://schemas.microsoft.com/office/2019/extlst" xmlns:r="http://schemas.openxmlformats.org/officeDocument/2006/relationships" xmlns:m="http://schemas.openxmlformats.org/officeDocument/2006/math" xmlns:v="urn:schemas-microsoft-com:vml" xmlns:wp14="http://schemas.microsoft.com/office/word/2010/wordprocessingDrawing" xmlns:wp="http://schemas.openxmlformats.org/drawingml/2006/wordprocessingDrawing" xmlns:w10="urn:schemas-microsoft-com:office:word" xmlns:w="http://schemas.openxmlformats.org/wordprocessingml/2006/main" xmlns:w14="http://schemas.microsoft.com/office/word/2010/wordml" xmlns:w15="http://schemas.microsoft.com/office/word/2012/wordml" xmlns:w16cex="http://schemas.microsoft.com/office/word/2018/wordml/cex" xmlns:w16cid="http://schemas.microsoft.com/office/word/2016/wordml/cid" xmlns:w16="http://schemas.microsoft.com/office/word/2018/wordml" xmlns:w16sdtdh="http://schemas.microsoft.com/office/word/2020/wordml/sdtdatahash" xmlns:w16se="http://schemas.microsoft.com/office/word/2015/wordml/symex" xmlns:wpg="http://schemas.microsoft.com/office/word/2010/wordprocessingGroup" xmlns:wpi="http://schemas.microsoft.com/office/word/2010/wordprocessingInk" xmlns:wne="http://schemas.microsoft.com/office/word/2006/wordml" xmlns:wps="http://schemas.microsoft.com/office/word/2010/wordprocessingShape" mc:Ignorable="w14 w15 w16se w16cid w16 w16cex w16sdtdh wp14">
+<w:document xmlns:wpc="http://schemas.microsoft.com/office/word/2010/wordprocessingCanvas" xmlns:cx="http://schemas.microsoft.com/office/drawing/2014/chartex" xmlns:cx1="http://schemas.microsoft.com/office/drawing/2015/9/8/chartex" xmlns:cx2="http://schemas.microsoft.com/office/drawing/2015/10/21/chartex" xmlns:cx3="http://schemas.microsoft.com/office/drawing/2016/5/9/chartex" xmlns:cx4="http://schemas.microsoft.com/office/drawing/2016/5/10/chartex" xmlns:cx5="http://schemas.microsoft.com/office/drawing/2016/5/11/chartex" xmlns:cx6="http://schemas.microsoft.com/office/drawing/2016/5/12/chartex" xmlns:cx7="http://schemas.microsoft.com/office/drawing/2016/5/13/chartex" xmlns:cx8="http://schemas.microsoft.com/office/drawing/2016/5/14/chartex" xmlns:mc="http://schemas.openxmlformats.org/markup-compatibility/2006" xmlns:aink="http://schemas.microsoft.com/office/drawing/2016/ink" xmlns:am3d="http://schemas.microsoft.com/office/drawing/2017/model3d" xmlns:o="urn:schemas-microsoft-com:office:office" xmlns:oel="http://schemas.microsoft.com/office/2019/extlst" xmlns:r="http://schemas.openxmlformats.org/officeDocument/2006/relationships" xmlns:m="http://schemas.openxmlformats.org/officeDocument/2006/math" xmlns:v="urn:schemas-microsoft-com:vml" xmlns:wp14="http://schemas.microsoft.com/office/word/2010/wordprocessingDrawing" xmlns:wp="http://schemas.openxmlformats.org/drawingml/2006/wordprocessingDrawing" xmlns:w10="urn:schemas-microsoft-com:office:word" xmlns:w="http://schemas.openxmlformats.org/wordprocessingml/2006/main" xmlns:w14="http://schemas.microsoft.com/office/word/2010/wordml" xmlns:w15="http://schemas.microsoft.com/office/word/2012/wordml" xmlns:w16cex="http://schemas.microsoft.com/office/word/2018/wordml/cex" xmlns:w16cid="http://schemas.microsoft.com/office/word/2016/wordml/cid" xmlns:w16="http://schemas.microsoft.com/office/word/2018/wordml" xmlns:w16du="http://schemas.microsoft.com/office/word/2023/wordml/word16du" xmlns:w16sdtdh="http://schemas.microsoft.com/office/word/2020/wordml/sdtdatahash" xmlns:w16sdtfl="http://schemas.microsoft.com/office/word/2024/wordml/sdtformatlock" xmlns:w16se="http://schemas.microsoft.com/office/word/2015/wordml/symex" xmlns:wpg="http://schemas.microsoft.com/office/word/2010/wordprocessingGroup" xmlns:wpi="http://schemas.microsoft.com/office/word/2010/wordprocessingInk" xmlns:wne="http://schemas.microsoft.com/office/word/2006/wordml" xmlns:wps="http://schemas.microsoft.com/office/word/2010/wordprocessingShape" mc:Ignorable="w14 w15 w16se w16cid w16 w16cex w16sdtdh w16sdtfl w16du wp14">
   <w:body>
     <w:tbl>
       <w:tblPr>
@@ -376,25 +376,7 @@
                 <w:sz w:val="21"/>
                 <w:szCs w:val="21"/>
               </w:rPr>
-              <w:t xml:space="preserve">, or go hiking in the </w:t>
-            </w:r>
-            <w:proofErr w:type="spellStart"/>
-            <w:r>
-              <w:rPr>
-                <w:rFonts w:ascii="Source Sans 3" w:hAnsi="Source Sans 3"/>
-                <w:sz w:val="21"/>
-                <w:szCs w:val="21"/>
-              </w:rPr>
-              <w:t>Tramuntanas</w:t>
-            </w:r>
-            <w:proofErr w:type="spellEnd"/>
-            <w:r>
-              <w:rPr>
-                <w:rFonts w:ascii="Source Sans 3" w:hAnsi="Source Sans 3"/>
-                <w:sz w:val="21"/>
-                <w:szCs w:val="21"/>
-              </w:rPr>
-              <w:t xml:space="preserve">, a mountain range that runs from </w:t>
+              <w:t xml:space="preserve">, or go hiking in the Tramuntanas, a mountain range that runs from </w:t>
             </w:r>
             <w:r>
               <w:rPr>
@@ -447,7 +429,6 @@
               </w:rPr>
               <w:t xml:space="preserve">, contrasts entirely with the traditional rural towns and villages in the heart of the island, such as </w:t>
             </w:r>
-            <w:proofErr w:type="spellStart"/>
             <w:r>
               <w:rPr>
                 <w:rFonts w:ascii="Source Sans 3" w:hAnsi="Source Sans 3"/>
@@ -457,7 +438,6 @@
               </w:rPr>
               <w:t>Algaida</w:t>
             </w:r>
-            <w:proofErr w:type="spellEnd"/>
             <w:r>
               <w:rPr>
                 <w:rFonts w:ascii="Source Sans 3" w:hAnsi="Source Sans 3"/>
@@ -466,7 +446,6 @@
               </w:rPr>
               <w:t xml:space="preserve"> or </w:t>
             </w:r>
-            <w:proofErr w:type="spellStart"/>
             <w:r>
               <w:rPr>
                 <w:rFonts w:ascii="Source Sans 3" w:hAnsi="Source Sans 3"/>
@@ -476,7 +455,6 @@
               </w:rPr>
               <w:t>Binissalem</w:t>
             </w:r>
-            <w:proofErr w:type="spellEnd"/>
             <w:r>
               <w:rPr>
                 <w:rFonts w:ascii="Source Sans 3" w:hAnsi="Source Sans 3"/>
@@ -766,25 +744,7 @@
                 <w:sz w:val="20"/>
                 <w:szCs w:val="20"/>
               </w:rPr>
-              <w:t xml:space="preserve">This type of task requires you to choose a heading which correctly </w:t>
-            </w:r>
-            <w:proofErr w:type="spellStart"/>
-            <w:r>
-              <w:rPr>
-                <w:rFonts w:ascii="Source Sans 3" w:hAnsi="Source Sans 3"/>
-                <w:sz w:val="20"/>
-                <w:szCs w:val="20"/>
-              </w:rPr>
-              <w:t>summarises</w:t>
-            </w:r>
-            <w:proofErr w:type="spellEnd"/>
-            <w:r>
-              <w:rPr>
-                <w:rFonts w:ascii="Source Sans 3" w:hAnsi="Source Sans 3"/>
-                <w:sz w:val="20"/>
-                <w:szCs w:val="20"/>
-              </w:rPr>
-              <w:t xml:space="preserve"> the whole paragraph. Often, it is possible to find one sentence in a paragraph which conveys the main idea - this is known as the </w:t>
+              <w:t xml:space="preserve">This type of task requires you to choose a heading which correctly summarises the whole paragraph. Often, it is possible to find one sentence in a paragraph which conveys the main idea - this is known as the </w:t>
             </w:r>
             <w:r>
               <w:rPr>
@@ -1939,7 +1899,6 @@
               </w:rPr>
               <w:t xml:space="preserve"> </w:t>
             </w:r>
-            <w:proofErr w:type="spellStart"/>
             <w:r>
               <w:rPr>
                 <w:rFonts w:ascii="Source Sans 3 Medium" w:hAnsi="Source Sans 3 Medium"/>
@@ -1950,20 +1909,7 @@
                 <w:sz w:val="21"/>
                 <w:szCs w:val="21"/>
               </w:rPr>
-              <w:t>Auroville</w:t>
-            </w:r>
-            <w:proofErr w:type="spellEnd"/>
-            <w:r>
-              <w:rPr>
-                <w:rFonts w:ascii="Source Sans 3 Medium" w:hAnsi="Source Sans 3 Medium"/>
-                <w:b/>
-                <w:bCs/>
-                <w:color w:val="070606"/>
-                <w:spacing w:val="-2"/>
-                <w:sz w:val="21"/>
-                <w:szCs w:val="21"/>
-              </w:rPr>
-              <w:t>,</w:t>
+              <w:t>Auroville,</w:t>
             </w:r>
             <w:r>
               <w:rPr>
@@ -2565,7 +2511,6 @@
               </w:rPr>
               <w:t xml:space="preserve"> </w:t>
             </w:r>
-            <w:proofErr w:type="spellStart"/>
             <w:r>
               <w:rPr>
                 <w:rFonts w:ascii="Source Sans 3" w:hAnsi="Source Sans 3"/>
@@ -2576,7 +2521,6 @@
               </w:rPr>
               <w:t>Auroville</w:t>
             </w:r>
-            <w:proofErr w:type="spellEnd"/>
           </w:p>
           <w:p>
             <w:pPr>
@@ -3274,47 +3218,7 @@
                 <w:spacing w:val="-4"/>
                 <w:sz w:val="21"/>
               </w:rPr>
-              <w:t xml:space="preserve">In today's world of conflict, greed and constant struggles for power, </w:t>
-            </w:r>
-            <w:proofErr w:type="spellStart"/>
-            <w:r>
-              <w:rPr>
-                <w:rFonts w:ascii="Source Sans 3" w:hAnsi="Source Sans 3"/>
-                <w:color w:val="110E0D"/>
-                <w:spacing w:val="-4"/>
-                <w:sz w:val="21"/>
-              </w:rPr>
-              <w:t>Auroville</w:t>
-            </w:r>
-            <w:proofErr w:type="spellEnd"/>
-            <w:r>
-              <w:rPr>
-                <w:rFonts w:ascii="Source Sans 3" w:hAnsi="Source Sans 3"/>
-                <w:color w:val="110E0D"/>
-                <w:spacing w:val="-4"/>
-                <w:sz w:val="21"/>
-              </w:rPr>
-              <w:t xml:space="preserve">- aka 'the City of Dawn' - claims on its website that it was planned and built to create the ultimate model of unity, peace and harmony that can be projected across all humanity. It has no government, no one owns any property, and money rarely, if ever, changes hands. There is no leader and rules do not exist. While most experiments at creating the perfect city do not meet with success, the majority of </w:t>
-            </w:r>
-            <w:proofErr w:type="spellStart"/>
-            <w:r>
-              <w:rPr>
-                <w:rFonts w:ascii="Source Sans 3" w:hAnsi="Source Sans 3"/>
-                <w:color w:val="110E0D"/>
-                <w:spacing w:val="-4"/>
-                <w:sz w:val="21"/>
-              </w:rPr>
-              <w:t>Auroville's</w:t>
-            </w:r>
-            <w:proofErr w:type="spellEnd"/>
-            <w:r>
-              <w:rPr>
-                <w:rFonts w:ascii="Source Sans 3" w:hAnsi="Source Sans 3"/>
-                <w:color w:val="110E0D"/>
-                <w:spacing w:val="-4"/>
-                <w:sz w:val="21"/>
-              </w:rPr>
-              <w:t xml:space="preserve"> residents believe their city to be an exception. Although its critics point to the fact that levels of crime</w:t>
+              <w:t>In today's world of conflict, greed and constant struggles for power, Auroville- aka 'the City of Dawn' - claims on its website that it was planned and built to create the ultimate model of unity, peace and harmony that can be projected across all humanity. It has no government, no one owns any property, and money rarely, if ever, changes hands. There is no leader and rules do not exist. While most experiments at creating the perfect city do not meet with success, the majority of Auroville's residents believe their city to be an exception. Although its critics point to the fact that levels of crime</w:t>
             </w:r>
             <w:r>
               <w:rPr>
@@ -6578,31 +6482,7 @@
                 <w:sz w:val="21"/>
                 <w:szCs w:val="21"/>
               </w:rPr>
-              <w:t xml:space="preserve">Read the first sentence of the next paragraph about </w:t>
-            </w:r>
-            <w:proofErr w:type="spellStart"/>
-            <w:r>
-              <w:rPr>
-                <w:rFonts w:ascii="Source Sans 3 Medium" w:hAnsi="Source Sans 3 Medium" w:cs="*Calibri-7392-Identity-H"/>
-                <w:b/>
-                <w:bCs/>
-                <w:color w:val="0E0E0E"/>
-                <w:sz w:val="21"/>
-                <w:szCs w:val="21"/>
-              </w:rPr>
-              <w:t>Marloth</w:t>
-            </w:r>
-            <w:proofErr w:type="spellEnd"/>
-            <w:r>
-              <w:rPr>
-                <w:rFonts w:ascii="Source Sans 3 Medium" w:hAnsi="Source Sans 3 Medium" w:cs="*Calibri-7392-Identity-H"/>
-                <w:b/>
-                <w:bCs/>
-                <w:color w:val="0E0E0E"/>
-                <w:sz w:val="21"/>
-                <w:szCs w:val="21"/>
-              </w:rPr>
-              <w:t xml:space="preserve"> Park in South Africa.</w:t>
+              <w:t>Read the first sentence of the next paragraph about Marloth Park in South Africa.</w:t>
             </w:r>
           </w:p>
           <w:p>
@@ -6644,39 +6524,7 @@
                 <w:rFonts w:ascii="Source Sans 3" w:hAnsi="Source Sans 3"/>
                 <w:sz w:val="21"/>
               </w:rPr>
-              <w:t xml:space="preserve">Despite the fact the town of </w:t>
-            </w:r>
-            <w:proofErr w:type="spellStart"/>
-            <w:r>
-              <w:rPr>
-                <w:rFonts w:ascii="Source Sans 3" w:hAnsi="Source Sans 3"/>
-                <w:sz w:val="21"/>
-              </w:rPr>
-              <w:t>Marloth</w:t>
-            </w:r>
-            <w:proofErr w:type="spellEnd"/>
-            <w:r>
-              <w:rPr>
-                <w:rFonts w:ascii="Source Sans 3" w:hAnsi="Source Sans 3"/>
-                <w:sz w:val="21"/>
-              </w:rPr>
-              <w:t xml:space="preserve"> Park is close to the Kruger National Park, one of the largest game reserves in Africa, and despite the constant threat of visits from wild animals such as lions and hippopotamuses, its anxious residents are not allowed to build fences around their houses to keep out their </w:t>
-            </w:r>
-            <w:proofErr w:type="spellStart"/>
-            <w:r>
-              <w:rPr>
-                <w:rFonts w:ascii="Source Sans 3" w:hAnsi="Source Sans 3"/>
-                <w:sz w:val="21"/>
-              </w:rPr>
-              <w:t>neighbours</w:t>
-            </w:r>
-            <w:proofErr w:type="spellEnd"/>
-            <w:r>
-              <w:rPr>
-                <w:rFonts w:ascii="Source Sans 3" w:hAnsi="Source Sans 3"/>
-                <w:sz w:val="21"/>
-              </w:rPr>
-              <w:t>.</w:t>
+              <w:t>Despite the fact the town of Marloth Park is close to the Kruger National Park, one of the largest game reserves in Africa, and despite the constant threat of visits from wild animals such as lions and hippopotamuses, its anxious residents are not allowed to build fences around their houses to keep out their neighbours.</w:t>
             </w:r>
           </w:p>
           <w:p>
@@ -7307,22 +7155,40 @@
                 <w:sz w:val="21"/>
                 <w:szCs w:val="21"/>
               </w:rPr>
-              <w:t>In fact the only fence permitted in the town was built by the local authority, interestingly, with the aim of keeping humans out of the park, rather than containing the animals inside.</w:t>
-            </w:r>
+              <w:t xml:space="preserve">In </w:t>
+            </w:r>
+            <w:proofErr w:type="gramStart"/>
             <w:r>
               <w:rPr>
                 <w:rFonts w:ascii="Source Sans 3" w:hAnsi="Source Sans 3" w:cs="*Arial-8104-Identity-H"/>
                 <w:sz w:val="21"/>
                 <w:szCs w:val="21"/>
               </w:rPr>
-              <w:t xml:space="preserve"> </w:t>
-            </w:r>
+              <w:t>fact</w:t>
+            </w:r>
+            <w:proofErr w:type="gramEnd"/>
             <w:r>
               <w:rPr>
                 <w:rFonts w:ascii="Source Sans 3" w:hAnsi="Source Sans 3" w:cs="*Arial-8104-Identity-H"/>
                 <w:sz w:val="21"/>
                 <w:szCs w:val="21"/>
               </w:rPr>
+              <w:t xml:space="preserve"> the only fence permitted in the town was built by the local authority, interestingly, with the aim of keeping humans out of the park, rather than containing the animals inside.</w:t>
+            </w:r>
+            <w:r>
+              <w:rPr>
+                <w:rFonts w:ascii="Source Sans 3" w:hAnsi="Source Sans 3" w:cs="*Arial-8104-Identity-H"/>
+                <w:sz w:val="21"/>
+                <w:szCs w:val="21"/>
+              </w:rPr>
+              <w:t xml:space="preserve"> </w:t>
+            </w:r>
+            <w:r>
+              <w:rPr>
+                <w:rFonts w:ascii="Source Sans 3" w:hAnsi="Source Sans 3" w:cs="*Arial-8104-Identity-H"/>
+                <w:sz w:val="21"/>
+                <w:szCs w:val="21"/>
+              </w:rPr>
               <w:t>Consequently, it is not unusual to see giraffes or elephants causing traffic jams, for example, and even predator attacks on humans are unnervingly common - a lion was recently said to have mauled and eaten an escaping burglar. Yet even after this, while some residents then called for all lions to be rounded up and shot, others suggested that</w:t>
             </w:r>
             <w:r>
@@ -7339,25 +7205,7 @@
                 <w:sz w:val="21"/>
                 <w:szCs w:val="21"/>
               </w:rPr>
-              <w:t xml:space="preserve">they be allowed to walk the thoroughfares as a type of crime control, after an increase in the number of burglaries. Everywhere in </w:t>
-            </w:r>
-            <w:proofErr w:type="spellStart"/>
-            <w:r>
-              <w:rPr>
-                <w:rFonts w:ascii="Source Sans 3" w:hAnsi="Source Sans 3" w:cs="*Arial-8104-Identity-H"/>
-                <w:sz w:val="21"/>
-                <w:szCs w:val="21"/>
-              </w:rPr>
-              <w:t>Marloth</w:t>
-            </w:r>
-            <w:proofErr w:type="spellEnd"/>
-            <w:r>
-              <w:rPr>
-                <w:rFonts w:ascii="Source Sans 3" w:hAnsi="Source Sans 3" w:cs="*Arial-8104-Identity-H"/>
-                <w:sz w:val="21"/>
-                <w:szCs w:val="21"/>
-              </w:rPr>
-              <w:t xml:space="preserve"> Park, a wary</w:t>
+              <w:t>they be allowed to walk the thoroughfares as a type of crime control, after an increase in the number of burglaries. Everywhere in Marloth Park, a wary</w:t>
             </w:r>
             <w:r>
               <w:rPr>
@@ -7971,115 +7819,35 @@
                 <w:rFonts w:ascii="Source Sans 3" w:hAnsi="Source Sans 3"/>
                 <w:sz w:val="21"/>
               </w:rPr>
-              <w:t xml:space="preserve">The real </w:t>
-            </w:r>
-            <w:proofErr w:type="spellStart"/>
-            <w:r>
-              <w:rPr>
-                <w:rFonts w:ascii="Source Sans 3" w:hAnsi="Source Sans 3"/>
-                <w:sz w:val="21"/>
-              </w:rPr>
-              <w:t>Hallstat</w:t>
-            </w:r>
-            <w:proofErr w:type="spellEnd"/>
-            <w:r>
-              <w:rPr>
-                <w:rFonts w:ascii="Source Sans 3" w:hAnsi="Source Sans 3"/>
-                <w:sz w:val="21"/>
-              </w:rPr>
-              <w:t xml:space="preserve"> is in Austria and is proud to be a traditional UNESCO* World Heritage Site. The Chinese </w:t>
-            </w:r>
-            <w:proofErr w:type="spellStart"/>
-            <w:r>
-              <w:rPr>
-                <w:rFonts w:ascii="Source Sans 3" w:hAnsi="Source Sans 3"/>
-                <w:sz w:val="21"/>
-              </w:rPr>
-              <w:t>Hallstat</w:t>
-            </w:r>
-            <w:proofErr w:type="spellEnd"/>
-            <w:r>
-              <w:rPr>
-                <w:rFonts w:ascii="Source Sans 3" w:hAnsi="Source Sans 3"/>
-                <w:sz w:val="21"/>
-              </w:rPr>
-              <w:t xml:space="preserve"> is a carbon copy, built in Guangdong province, China, by a millionaire who sponsored the construction of the imitation town. It cost approximately $940 million to build, and</w:t>
-            </w:r>
-            <w:r>
-              <w:rPr>
-                <w:rFonts w:ascii="Source Sans 3" w:hAnsi="Source Sans 3"/>
-                <w:sz w:val="21"/>
-              </w:rPr>
-              <w:t xml:space="preserve"> </w:t>
-            </w:r>
-            <w:r>
-              <w:rPr>
-                <w:rFonts w:ascii="Source Sans 3" w:hAnsi="Source Sans 3"/>
-                <w:sz w:val="21"/>
-              </w:rPr>
-              <w:t xml:space="preserve">looks exactly like the real </w:t>
-            </w:r>
-            <w:proofErr w:type="spellStart"/>
-            <w:r>
-              <w:rPr>
-                <w:rFonts w:ascii="Source Sans 3" w:hAnsi="Source Sans 3"/>
-                <w:sz w:val="21"/>
-              </w:rPr>
-              <w:t>Hallstat</w:t>
-            </w:r>
-            <w:proofErr w:type="spellEnd"/>
-            <w:r>
-              <w:rPr>
-                <w:rFonts w:ascii="Source Sans 3" w:hAnsi="Source Sans 3"/>
-                <w:sz w:val="21"/>
-              </w:rPr>
-              <w:t xml:space="preserve">, all the way down to its wooden houses, its narrow streets, and its funicular railway. When the residents of Austria's </w:t>
-            </w:r>
-            <w:proofErr w:type="spellStart"/>
-            <w:r>
-              <w:rPr>
-                <w:rFonts w:ascii="Source Sans 3" w:hAnsi="Source Sans 3"/>
-                <w:sz w:val="21"/>
-              </w:rPr>
-              <w:t>Hallstat</w:t>
-            </w:r>
-            <w:proofErr w:type="spellEnd"/>
-            <w:r>
-              <w:rPr>
-                <w:rFonts w:ascii="Source Sans 3" w:hAnsi="Source Sans 3"/>
-                <w:sz w:val="21"/>
-              </w:rPr>
-              <w:t xml:space="preserve"> (including the mayor) were invited to visit it, they expressed pride that their town was considered so improbably beautiful that it had been reproduced in its entirety, but they still had cause for complaint. Originally, the Chinese company had promised to meet</w:t>
-            </w:r>
-            <w:r>
-              <w:rPr>
-                <w:rFonts w:ascii="Source Sans 3" w:hAnsi="Source Sans 3"/>
-                <w:sz w:val="21"/>
-              </w:rPr>
-              <w:t xml:space="preserve"> </w:t>
-            </w:r>
-            <w:r>
-              <w:rPr>
-                <w:rFonts w:ascii="Source Sans 3" w:hAnsi="Source Sans 3"/>
-                <w:sz w:val="21"/>
-              </w:rPr>
-              <w:t xml:space="preserve">with the Austrian residents to confirm that they were happy for their homes to be copied; instead, they simply sent their employees to Austria to fake photos, and they returned home to China without speaking to a single resident of the original </w:t>
-            </w:r>
-            <w:proofErr w:type="spellStart"/>
-            <w:r>
-              <w:rPr>
-                <w:rFonts w:ascii="Source Sans 3" w:hAnsi="Source Sans 3"/>
-                <w:sz w:val="21"/>
-              </w:rPr>
-              <w:t>Hallstat</w:t>
-            </w:r>
-            <w:proofErr w:type="spellEnd"/>
-            <w:r>
-              <w:rPr>
-                <w:rFonts w:ascii="Source Sans 3" w:hAnsi="Source Sans 3"/>
-                <w:sz w:val="21"/>
-              </w:rPr>
-              <w:t>.</w:t>
+              <w:t>The real Hallstat is in Austria and is proud to be a traditional UNESCO* World Heritage Site. The Chinese Hallstat is a carbon copy, built in Guangdong province, China, by a millionaire who sponsored the construction of the imitation town. It cost approximately $940 million to build, and</w:t>
+            </w:r>
+            <w:r>
+              <w:rPr>
+                <w:rFonts w:ascii="Source Sans 3" w:hAnsi="Source Sans 3"/>
+                <w:sz w:val="21"/>
+              </w:rPr>
+              <w:t xml:space="preserve"> </w:t>
+            </w:r>
+            <w:r>
+              <w:rPr>
+                <w:rFonts w:ascii="Source Sans 3" w:hAnsi="Source Sans 3"/>
+                <w:sz w:val="21"/>
+              </w:rPr>
+              <w:t>looks exactly like the real Hallstat, all the way down to its wooden houses, its narrow streets, and its funicular railway. When the residents of Austria's Hallstat (including the mayor) were invited to visit it, they expressed pride that their town was considered so improbably beautiful that it had been reproduced in its entirety, but they still had cause for complaint. Originally, the Chinese company had promised to meet</w:t>
+            </w:r>
+            <w:r>
+              <w:rPr>
+                <w:rFonts w:ascii="Source Sans 3" w:hAnsi="Source Sans 3"/>
+                <w:sz w:val="21"/>
+              </w:rPr>
+              <w:t xml:space="preserve"> </w:t>
+            </w:r>
+            <w:r>
+              <w:rPr>
+                <w:rFonts w:ascii="Source Sans 3" w:hAnsi="Source Sans 3"/>
+                <w:sz w:val="21"/>
+              </w:rPr>
+              <w:t>with the Austrian residents to confirm that they were happy for their homes to be copied; instead, they simply sent their employees to Austria to fake photos, and they returned home to China without speaking to a single resident of the original Hallstat.</w:t>
             </w:r>
           </w:p>
           <w:p>
@@ -8384,25 +8152,7 @@
                 <w:sz w:val="21"/>
                 <w:szCs w:val="21"/>
               </w:rPr>
-              <w:t xml:space="preserve"> </w:t>
-            </w:r>
-            <w:proofErr w:type="spellStart"/>
-            <w:r>
-              <w:rPr>
-                <w:rFonts w:ascii="Source Sans 3" w:hAnsi="Source Sans 3"/>
-                <w:sz w:val="21"/>
-                <w:szCs w:val="21"/>
-              </w:rPr>
-              <w:t>A</w:t>
-            </w:r>
-            <w:proofErr w:type="spellEnd"/>
-            <w:r>
-              <w:rPr>
-                <w:rFonts w:ascii="Source Sans 3" w:hAnsi="Source Sans 3"/>
-                <w:sz w:val="21"/>
-                <w:szCs w:val="21"/>
-              </w:rPr>
-              <w:t xml:space="preserve"> conflict between reality and imitation</w:t>
+              <w:t xml:space="preserve"> A conflict between reality and imitation</w:t>
             </w:r>
           </w:p>
           <w:p>
@@ -9937,25 +9687,7 @@
                 <w:sz w:val="21"/>
                 <w:szCs w:val="21"/>
               </w:rPr>
-              <w:t xml:space="preserve">The tourist brochure for </w:t>
-            </w:r>
-            <w:proofErr w:type="spellStart"/>
-            <w:r>
-              <w:rPr>
-                <w:rFonts w:ascii="Source Sans 3" w:hAnsi="Source Sans 3" w:cs="Tahoma"/>
-                <w:sz w:val="21"/>
-                <w:szCs w:val="21"/>
-              </w:rPr>
-              <w:t>Marloth</w:t>
-            </w:r>
-            <w:proofErr w:type="spellEnd"/>
-            <w:r>
-              <w:rPr>
-                <w:rFonts w:ascii="Source Sans 3" w:hAnsi="Source Sans 3" w:cs="Tahoma"/>
-                <w:sz w:val="21"/>
-                <w:szCs w:val="21"/>
-              </w:rPr>
-              <w:t xml:space="preserve"> Park ensures that visitors </w:t>
+              <w:t xml:space="preserve">The tourist brochure for Marloth Park ensures that visitors </w:t>
             </w:r>
             <w:r>
               <w:rPr>
@@ -10023,25 +9755,7 @@
                 <w:sz w:val="21"/>
                 <w:szCs w:val="21"/>
               </w:rPr>
-              <w:t xml:space="preserve">The residents of </w:t>
-            </w:r>
-            <w:proofErr w:type="spellStart"/>
-            <w:r>
-              <w:rPr>
-                <w:rFonts w:ascii="Source Sans 3" w:hAnsi="Source Sans 3" w:cs="Tahoma"/>
-                <w:sz w:val="21"/>
-                <w:szCs w:val="21"/>
-              </w:rPr>
-              <w:t>Hallstat</w:t>
-            </w:r>
-            <w:proofErr w:type="spellEnd"/>
-            <w:r>
-              <w:rPr>
-                <w:rFonts w:ascii="Source Sans 3" w:hAnsi="Source Sans 3" w:cs="Tahoma"/>
-                <w:sz w:val="21"/>
-                <w:szCs w:val="21"/>
-              </w:rPr>
-              <w:t xml:space="preserve"> believed that they would be consulted by the company building a copy of their town - but it turns out they were INFORM.</w:t>
+              <w:t>The residents of Hallstat believed that they would be consulted by the company building a copy of their town - but it turns out they were INFORM.</w:t>
             </w:r>
           </w:p>
           <w:p>
@@ -10066,23 +9780,13 @@
               </w:rPr>
               <w:t xml:space="preserve">D </w:t>
             </w:r>
-            <w:proofErr w:type="spellStart"/>
             <w:r>
               <w:rPr>
                 <w:rFonts w:ascii="Source Sans 3" w:hAnsi="Source Sans 3" w:cs="Tahoma"/>
                 <w:sz w:val="21"/>
                 <w:szCs w:val="21"/>
               </w:rPr>
-              <w:t>Auroville</w:t>
-            </w:r>
-            <w:proofErr w:type="spellEnd"/>
-            <w:r>
-              <w:rPr>
-                <w:rFonts w:ascii="Source Sans 3" w:hAnsi="Source Sans 3" w:cs="Tahoma"/>
-                <w:sz w:val="21"/>
-                <w:szCs w:val="21"/>
-              </w:rPr>
-              <w:t xml:space="preserve"> was founded according to a(n) GOVERN system of rules and beliefs.</w:t>
+              <w:t>Auroville was founded according to a(n) GOVERN system of rules and beliefs.</w:t>
             </w:r>
           </w:p>
         </w:tc>
@@ -10397,27 +10101,7 @@
                 <w:sz w:val="21"/>
                 <w:szCs w:val="21"/>
               </w:rPr>
-              <w:t xml:space="preserve">The Reading passage hos six paragraphs, A-F. Choose the correct heading for each paragraph from the list of headings below. Write the correct number, </w:t>
-            </w:r>
-            <w:proofErr w:type="spellStart"/>
-            <w:r>
-              <w:rPr>
-                <w:rFonts w:ascii="Source Sans 3" w:hAnsi="Source Sans 3"/>
-                <w:i/>
-                <w:sz w:val="21"/>
-                <w:szCs w:val="21"/>
-              </w:rPr>
-              <w:t>i</w:t>
-            </w:r>
-            <w:proofErr w:type="spellEnd"/>
-            <w:r>
-              <w:rPr>
-                <w:rFonts w:ascii="Source Sans 3" w:hAnsi="Source Sans 3"/>
-                <w:i/>
-                <w:sz w:val="21"/>
-                <w:szCs w:val="21"/>
-              </w:rPr>
-              <w:t>-viii.</w:t>
+              <w:t>The Reading passage hos six paragraphs, A-F. Choose the correct heading for each paragraph from the list of headings below. Write the correct number, i-viii.</w:t>
             </w:r>
           </w:p>
           <w:p>
@@ -11563,23 +11247,13 @@
               </w:rPr>
               <w:t xml:space="preserve"> </w:t>
             </w:r>
-            <w:proofErr w:type="spellStart"/>
-            <w:r>
-              <w:rPr>
-                <w:rFonts w:ascii="Source Sans 3" w:hAnsi="Source Sans 3"/>
-                <w:sz w:val="20"/>
-                <w:szCs w:val="20"/>
-              </w:rPr>
-              <w:t>centres</w:t>
-            </w:r>
-            <w:proofErr w:type="spellEnd"/>
-            <w:r>
-              <w:rPr>
-                <w:rFonts w:ascii="Source Sans 3" w:hAnsi="Source Sans 3"/>
-                <w:sz w:val="20"/>
-                <w:szCs w:val="20"/>
-              </w:rPr>
-              <w:t>. Cahokia, as</w:t>
+            <w:r>
+              <w:rPr>
+                <w:rFonts w:ascii="Source Sans 3" w:hAnsi="Source Sans 3"/>
+                <w:sz w:val="20"/>
+                <w:szCs w:val="20"/>
+              </w:rPr>
+              <w:t>centres. Cahokia, as</w:t>
             </w:r>
             <w:r>
               <w:rPr>
@@ -13645,7 +13319,6 @@
               </w:rPr>
               <w:t xml:space="preserve"> </w:t>
             </w:r>
-            <w:proofErr w:type="spellStart"/>
             <w:r>
               <w:rPr>
                 <w:rFonts w:ascii="Source Sans 3" w:hAnsi="Source Sans 3"/>
@@ -13654,18 +13327,7 @@
                 <w:sz w:val="20"/>
                 <w:szCs w:val="20"/>
               </w:rPr>
-              <w:t>centre</w:t>
-            </w:r>
-            <w:proofErr w:type="spellEnd"/>
-            <w:r>
-              <w:rPr>
-                <w:rFonts w:ascii="Source Sans 3" w:hAnsi="Source Sans 3"/>
-                <w:color w:val="2F3A2C"/>
-                <w:spacing w:val="-4"/>
-                <w:sz w:val="20"/>
-                <w:szCs w:val="20"/>
-              </w:rPr>
-              <w:t>.</w:t>
+              <w:t>centre.</w:t>
             </w:r>
             <w:r>
               <w:rPr>
@@ -13753,29 +13415,7 @@
                 <w:sz w:val="20"/>
                 <w:szCs w:val="20"/>
               </w:rPr>
-              <w:t xml:space="preserve">appears to have been thanks to a </w:t>
-            </w:r>
-            <w:proofErr w:type="spellStart"/>
-            <w:r>
-              <w:rPr>
-                <w:rFonts w:ascii="Source Sans 3" w:hAnsi="Source Sans 3"/>
-                <w:color w:val="2E392B"/>
-                <w:w w:val="90"/>
-                <w:sz w:val="20"/>
-                <w:szCs w:val="20"/>
-              </w:rPr>
-              <w:t>smalt</w:t>
-            </w:r>
-            <w:proofErr w:type="spellEnd"/>
-            <w:r>
-              <w:rPr>
-                <w:rFonts w:ascii="Source Sans 3" w:hAnsi="Source Sans 3"/>
-                <w:color w:val="2E392B"/>
-                <w:w w:val="90"/>
-                <w:sz w:val="20"/>
-                <w:szCs w:val="20"/>
-              </w:rPr>
-              <w:t xml:space="preserve"> group of planners </w:t>
+              <w:t xml:space="preserve">appears to have been thanks to a smalt group of planners </w:t>
             </w:r>
             <w:r>
               <w:rPr>
@@ -13975,25 +13615,7 @@
                 <w:sz w:val="20"/>
                 <w:szCs w:val="20"/>
               </w:rPr>
-              <w:t xml:space="preserve">After the redesigns of the village were put in place, the Native Americans at Cahokia worked with tireless determination to carry them out. Over the course of a few decades, they transported huge volumes of soil from the nearby countryside to create 120 huge mounds of earth, the biggest of which rose to one hundred feet. On top of these, they built a vast urban environment, complete with a vibrant town </w:t>
-            </w:r>
-            <w:proofErr w:type="spellStart"/>
-            <w:r>
-              <w:rPr>
-                <w:rFonts w:ascii="Source Sans 3" w:hAnsi="Source Sans 3"/>
-                <w:sz w:val="20"/>
-                <w:szCs w:val="20"/>
-              </w:rPr>
-              <w:t>centre</w:t>
-            </w:r>
-            <w:proofErr w:type="spellEnd"/>
-            <w:r>
-              <w:rPr>
-                <w:rFonts w:ascii="Source Sans 3" w:hAnsi="Source Sans 3"/>
-                <w:sz w:val="20"/>
-                <w:szCs w:val="20"/>
-              </w:rPr>
-              <w:t>, municipal buildings, and a fifty-acre plaza at the foot of the biggest mound.</w:t>
+              <w:t>After the redesigns of the village were put in place, the Native Americans at Cahokia worked with tireless determination to carry them out. Over the course of a few decades, they transported huge volumes of soil from the nearby countryside to create 120 huge mounds of earth, the biggest of which rose to one hundred feet. On top of these, they built a vast urban environment, complete with a vibrant town centre, municipal buildings, and a fifty-acre plaza at the foot of the biggest mound.</w:t>
             </w:r>
           </w:p>
           <w:p>
@@ -15095,7 +14717,6 @@
               </w:rPr>
               <w:t xml:space="preserve"> </w:t>
             </w:r>
-            <w:proofErr w:type="spellStart"/>
             <w:r>
               <w:rPr>
                 <w:rFonts w:ascii="Source Sans 3" w:hAnsi="Source Sans 3"/>
@@ -15106,7 +14727,6 @@
               </w:rPr>
               <w:t>centre</w:t>
             </w:r>
-            <w:proofErr w:type="spellEnd"/>
             <w:r>
               <w:rPr>
                 <w:rFonts w:ascii="Source Sans 3" w:hAnsi="Source Sans 3"/>
@@ -15702,51 +15322,7 @@
                 <w:sz w:val="20"/>
                 <w:szCs w:val="20"/>
               </w:rPr>
-              <w:t xml:space="preserve">Academics who have studied other Native American sites have always found weapons of war buried deep underground. And yet, the bows, arrows and swords that littered the ground at these other sites were nowhere to be seen at Cahokia. Other factors, such as disease or </w:t>
-            </w:r>
-            <w:proofErr w:type="spellStart"/>
-            <w:r>
-              <w:rPr>
-                <w:rFonts w:ascii="Source Sans 3" w:hAnsi="Source Sans 3"/>
-                <w:color w:val="424045"/>
-                <w:spacing w:val="-2"/>
-                <w:sz w:val="20"/>
-                <w:szCs w:val="20"/>
-              </w:rPr>
-              <w:t>colonisation</w:t>
-            </w:r>
-            <w:proofErr w:type="spellEnd"/>
-            <w:r>
-              <w:rPr>
-                <w:rFonts w:ascii="Source Sans 3" w:hAnsi="Source Sans 3"/>
-                <w:color w:val="424045"/>
-                <w:spacing w:val="-2"/>
-                <w:sz w:val="20"/>
-                <w:szCs w:val="20"/>
-              </w:rPr>
-              <w:t xml:space="preserve"> from European invasion, do not seem to be possible in this case, as common as they were elsewhere at that time. The absence of definitive theories as to Cahokia's decline is highly unusual, but then again, Cahokia was no ordinary city and perhaps comparisons with other urban </w:t>
-            </w:r>
-            <w:proofErr w:type="spellStart"/>
-            <w:r>
-              <w:rPr>
-                <w:rFonts w:ascii="Source Sans 3" w:hAnsi="Source Sans 3"/>
-                <w:color w:val="424045"/>
-                <w:spacing w:val="-2"/>
-                <w:sz w:val="20"/>
-                <w:szCs w:val="20"/>
-              </w:rPr>
-              <w:t>centres</w:t>
-            </w:r>
-            <w:proofErr w:type="spellEnd"/>
-            <w:r>
-              <w:rPr>
-                <w:rFonts w:ascii="Source Sans 3" w:hAnsi="Source Sans 3"/>
-                <w:color w:val="424045"/>
-                <w:spacing w:val="-2"/>
-                <w:sz w:val="20"/>
-                <w:szCs w:val="20"/>
-              </w:rPr>
-              <w:t xml:space="preserve"> of the time cannot be made.</w:t>
+              <w:t>Academics who have studied other Native American sites have always found weapons of war buried deep underground. And yet, the bows, arrows and swords that littered the ground at these other sites were nowhere to be seen at Cahokia. Other factors, such as disease or colonisation from European invasion, do not seem to be possible in this case, as common as they were elsewhere at that time. The absence of definitive theories as to Cahokia's decline is highly unusual, but then again, Cahokia was no ordinary city and perhaps comparisons with other urban centres of the time cannot be made.</w:t>
             </w:r>
           </w:p>
         </w:tc>
@@ -15807,51 +15383,7 @@
                 <w:sz w:val="20"/>
                 <w:szCs w:val="20"/>
               </w:rPr>
-              <w:t xml:space="preserve">While academics remain bemused as to why the residents fled the city, we can still marvel at the individual artefacts that archaeologists have discovered: the </w:t>
-            </w:r>
-            <w:proofErr w:type="spellStart"/>
-            <w:r>
-              <w:rPr>
-                <w:rFonts w:ascii="Source Sans 3" w:hAnsi="Source Sans 3"/>
-                <w:color w:val="424045"/>
-                <w:spacing w:val="-2"/>
-                <w:sz w:val="20"/>
-                <w:szCs w:val="20"/>
-              </w:rPr>
-              <w:t>jewellery</w:t>
-            </w:r>
-            <w:proofErr w:type="spellEnd"/>
-            <w:r>
-              <w:rPr>
-                <w:rFonts w:ascii="Source Sans 3" w:hAnsi="Source Sans 3"/>
-                <w:color w:val="424045"/>
-                <w:spacing w:val="-2"/>
-                <w:sz w:val="20"/>
-                <w:szCs w:val="20"/>
-              </w:rPr>
-              <w:t xml:space="preserve"> worn, the pots used to cook in, the small workshop at the base of one of the mounds. That said, there is also a more unpleasant side to their investigations. Human sacrifice, it seems, was a common fact of life in Cahokia; even if we cannot be sure whether this was for religious or for other reasons, we can have no doubt that it happened frequently. The bodies of hundreds of people, mostly young women, have been found buried in mass graves, and the way in which they died was often horrific. A </w:t>
-            </w:r>
-            <w:proofErr w:type="spellStart"/>
-            <w:r>
-              <w:rPr>
-                <w:rFonts w:ascii="Source Sans 3" w:hAnsi="Source Sans 3"/>
-                <w:color w:val="424045"/>
-                <w:spacing w:val="-2"/>
-                <w:sz w:val="20"/>
-                <w:szCs w:val="20"/>
-              </w:rPr>
-              <w:t>sombre</w:t>
-            </w:r>
-            <w:proofErr w:type="spellEnd"/>
-            <w:r>
-              <w:rPr>
-                <w:rFonts w:ascii="Source Sans 3" w:hAnsi="Source Sans 3"/>
-                <w:color w:val="424045"/>
-                <w:spacing w:val="-2"/>
-                <w:sz w:val="20"/>
-                <w:szCs w:val="20"/>
-              </w:rPr>
-              <w:t xml:space="preserve"> reminder that even 'advanced' city states had their shadowy sides.</w:t>
+              <w:t>While academics remain bemused as to why the residents fled the city, we can still marvel at the individual artefacts that archaeologists have discovered: the jewellery worn, the pots used to cook in, the small workshop at the base of one of the mounds. That said, there is also a more unpleasant side to their investigations. Human sacrifice, it seems, was a common fact of life in Cahokia; even if we cannot be sure whether this was for religious or for other reasons, we can have no doubt that it happened frequently. The bodies of hundreds of people, mostly young women, have been found buried in mass graves, and the way in which they died was often horrific. A sombre reminder that even 'advanced' city states had their shadowy sides.</w:t>
             </w:r>
           </w:p>
         </w:tc>
@@ -16217,9 +15749,8 @@
                 <w:sz w:val="21"/>
                 <w:szCs w:val="21"/>
               </w:rPr>
-              <w:t>Since five years ago, {</w:t>
-            </w:r>
-            <w:proofErr w:type="spellStart"/>
+              <w:t>Since five years ago, sales have grown rapidly</w:t>
+            </w:r>
             <w:r>
               <w:rPr>
                 <w:rFonts w:ascii="Source Sans 3" w:hAnsi="Source Sans 3"/>
@@ -16229,9 +15760,8 @@
                 <w:sz w:val="21"/>
                 <w:szCs w:val="21"/>
               </w:rPr>
-              <w:t>i</w:t>
-            </w:r>
-            <w:proofErr w:type="spellEnd"/>
+              <w:t xml:space="preserve"> </w:t>
+            </w:r>
             <w:r>
               <w:rPr>
                 <w:rFonts w:ascii="Source Sans 3" w:hAnsi="Source Sans 3"/>
@@ -16241,31 +15771,7 @@
                 <w:sz w:val="21"/>
                 <w:szCs w:val="21"/>
               </w:rPr>
-              <w:t>}sales have grown rapidly{/</w:t>
-            </w:r>
-            <w:proofErr w:type="spellStart"/>
-            <w:r>
-              <w:rPr>
-                <w:rFonts w:ascii="Source Sans 3" w:hAnsi="Source Sans 3"/>
-                <w:color w:val="0D0706"/>
-                <w:spacing w:val="-2"/>
-                <w:w w:val="110"/>
-                <w:sz w:val="21"/>
-                <w:szCs w:val="21"/>
-              </w:rPr>
-              <w:t>i</w:t>
-            </w:r>
-            <w:proofErr w:type="spellEnd"/>
-            <w:r>
-              <w:rPr>
-                <w:rFonts w:ascii="Source Sans 3" w:hAnsi="Source Sans 3"/>
-                <w:color w:val="0D0706"/>
-                <w:spacing w:val="-2"/>
-                <w:w w:val="110"/>
-                <w:sz w:val="21"/>
-                <w:szCs w:val="21"/>
-              </w:rPr>
-              <w:t>} to 90,000.</w:t>
+              <w:t>to 90,000.</w:t>
             </w:r>
             <w:r>
               <w:rPr>
@@ -18850,7 +18356,6 @@
               </w:rPr>
               <w:t xml:space="preserve"> </w:t>
             </w:r>
-            <w:proofErr w:type="spellStart"/>
             <w:r>
               <w:rPr>
                 <w:rFonts w:ascii="Source Sans 3" w:hAnsi="Source Sans 3"/>
@@ -18859,7 +18364,6 @@
               </w:rPr>
               <w:t>summarise</w:t>
             </w:r>
-            <w:proofErr w:type="spellEnd"/>
             <w:r>
               <w:rPr>
                 <w:rFonts w:ascii="Source Sans 3" w:hAnsi="Source Sans 3"/>
@@ -18930,15 +18434,7 @@
         <w:spacing w:line="278" w:lineRule="auto"/>
       </w:pPr>
       <w:r>
-        <w:t>[</w:t>
-      </w:r>
-      <w:proofErr w:type="spellStart"/>
-      <w:r>
-        <w:t>AudioStart</w:t>
-      </w:r>
-      <w:proofErr w:type="spellEnd"/>
-      <w:r>
-        <w:t xml:space="preserve">: </w:t>
+        <w:t xml:space="preserve">[AudioStart: </w:t>
       </w:r>
       <w:r>
         <w:t>MindsetIELTS_L3_01.mp3</w:t>
@@ -18952,15 +18448,7 @@
         <w:spacing w:line="278" w:lineRule="auto"/>
       </w:pPr>
       <w:r>
-        <w:t>[00:05-00:10] Let's begin the test. [</w:t>
-      </w:r>
-      <w:proofErr w:type="spellStart"/>
-      <w:r>
-        <w:t>AudioEnd</w:t>
-      </w:r>
-      <w:proofErr w:type="spellEnd"/>
-      <w:r>
-        <w:t>]</w:t>
+        <w:t>[00:05-00:10] Let's begin the test. [AudioEnd]</w:t>
       </w:r>
     </w:p>
     <w:sectPr>
@@ -18975,7 +18463,7 @@
 </file>
 
 <file path=word/numbering.xml><?xml version="1.0" encoding="utf-8"?>
-<w:numbering xmlns:wpc="http://schemas.microsoft.com/office/word/2010/wordprocessingCanvas" xmlns:cx="http://schemas.microsoft.com/office/drawing/2014/chartex" xmlns:cx1="http://schemas.microsoft.com/office/drawing/2015/9/8/chartex" xmlns:cx2="http://schemas.microsoft.com/office/drawing/2015/10/21/chartex" xmlns:cx3="http://schemas.microsoft.com/office/drawing/2016/5/9/chartex" xmlns:cx4="http://schemas.microsoft.com/office/drawing/2016/5/10/chartex" xmlns:cx5="http://schemas.microsoft.com/office/drawing/2016/5/11/chartex" xmlns:cx6="http://schemas.microsoft.com/office/drawing/2016/5/12/chartex" xmlns:cx7="http://schemas.microsoft.com/office/drawing/2016/5/13/chartex" xmlns:cx8="http://schemas.microsoft.com/office/drawing/2016/5/14/chartex" xmlns:mc="http://schemas.openxmlformats.org/markup-compatibility/2006" xmlns:aink="http://schemas.microsoft.com/office/drawing/2016/ink" xmlns:am3d="http://schemas.microsoft.com/office/drawing/2017/model3d" xmlns:o="urn:schemas-microsoft-com:office:office" xmlns:oel="http://schemas.microsoft.com/office/2019/extlst" xmlns:r="http://schemas.openxmlformats.org/officeDocument/2006/relationships" xmlns:m="http://schemas.openxmlformats.org/officeDocument/2006/math" xmlns:v="urn:schemas-microsoft-com:vml" xmlns:wp14="http://schemas.microsoft.com/office/word/2010/wordprocessingDrawing" xmlns:wp="http://schemas.openxmlformats.org/drawingml/2006/wordprocessingDrawing" xmlns:w10="urn:schemas-microsoft-com:office:word" xmlns:w="http://schemas.openxmlformats.org/wordprocessingml/2006/main" xmlns:w14="http://schemas.microsoft.com/office/word/2010/wordml" xmlns:w15="http://schemas.microsoft.com/office/word/2012/wordml" xmlns:w16cex="http://schemas.microsoft.com/office/word/2018/wordml/cex" xmlns:w16cid="http://schemas.microsoft.com/office/word/2016/wordml/cid" xmlns:w16="http://schemas.microsoft.com/office/word/2018/wordml" xmlns:w16sdtdh="http://schemas.microsoft.com/office/word/2020/wordml/sdtdatahash" xmlns:w16se="http://schemas.microsoft.com/office/word/2015/wordml/symex" xmlns:wpg="http://schemas.microsoft.com/office/word/2010/wordprocessingGroup" xmlns:wpi="http://schemas.microsoft.com/office/word/2010/wordprocessingInk" xmlns:wne="http://schemas.microsoft.com/office/word/2006/wordml" xmlns:wps="http://schemas.microsoft.com/office/word/2010/wordprocessingShape" mc:Ignorable="w14 w15 w16se w16cid w16 w16cex w16sdtdh wp14">
+<w:numbering xmlns:wpc="http://schemas.microsoft.com/office/word/2010/wordprocessingCanvas" xmlns:cx="http://schemas.microsoft.com/office/drawing/2014/chartex" xmlns:cx1="http://schemas.microsoft.com/office/drawing/2015/9/8/chartex" xmlns:cx2="http://schemas.microsoft.com/office/drawing/2015/10/21/chartex" xmlns:cx3="http://schemas.microsoft.com/office/drawing/2016/5/9/chartex" xmlns:cx4="http://schemas.microsoft.com/office/drawing/2016/5/10/chartex" xmlns:cx5="http://schemas.microsoft.com/office/drawing/2016/5/11/chartex" xmlns:cx6="http://schemas.microsoft.com/office/drawing/2016/5/12/chartex" xmlns:cx7="http://schemas.microsoft.com/office/drawing/2016/5/13/chartex" xmlns:cx8="http://schemas.microsoft.com/office/drawing/2016/5/14/chartex" xmlns:mc="http://schemas.openxmlformats.org/markup-compatibility/2006" xmlns:aink="http://schemas.microsoft.com/office/drawing/2016/ink" xmlns:am3d="http://schemas.microsoft.com/office/drawing/2017/model3d" xmlns:o="urn:schemas-microsoft-com:office:office" xmlns:oel="http://schemas.microsoft.com/office/2019/extlst" xmlns:r="http://schemas.openxmlformats.org/officeDocument/2006/relationships" xmlns:m="http://schemas.openxmlformats.org/officeDocument/2006/math" xmlns:v="urn:schemas-microsoft-com:vml" xmlns:wp14="http://schemas.microsoft.com/office/word/2010/wordprocessingDrawing" xmlns:wp="http://schemas.openxmlformats.org/drawingml/2006/wordprocessingDrawing" xmlns:w10="urn:schemas-microsoft-com:office:word" xmlns:w="http://schemas.openxmlformats.org/wordprocessingml/2006/main" xmlns:w14="http://schemas.microsoft.com/office/word/2010/wordml" xmlns:w15="http://schemas.microsoft.com/office/word/2012/wordml" xmlns:w16cex="http://schemas.microsoft.com/office/word/2018/wordml/cex" xmlns:w16cid="http://schemas.microsoft.com/office/word/2016/wordml/cid" xmlns:w16="http://schemas.microsoft.com/office/word/2018/wordml" xmlns:w16du="http://schemas.microsoft.com/office/word/2023/wordml/word16du" xmlns:w16sdtdh="http://schemas.microsoft.com/office/word/2020/wordml/sdtdatahash" xmlns:w16sdtfl="http://schemas.microsoft.com/office/word/2024/wordml/sdtformatlock" xmlns:w16se="http://schemas.microsoft.com/office/word/2015/wordml/symex" xmlns:wpg="http://schemas.microsoft.com/office/word/2010/wordprocessingGroup" xmlns:wpi="http://schemas.microsoft.com/office/word/2010/wordprocessingInk" xmlns:wne="http://schemas.microsoft.com/office/word/2006/wordml" xmlns:wps="http://schemas.microsoft.com/office/word/2010/wordprocessingShape" mc:Ignorable="w14 w15 w16se w16cid w16 w16cex w16sdtdh w16sdtfl w16du wp14">
   <w:abstractNum w:abstractNumId="0" w15:restartNumberingAfterBreak="0">
     <w:nsid w:val="1B1C3795"/>
     <w:multiLevelType w:val="hybridMultilevel"/>
@@ -19433,7 +18921,7 @@
 </file>
 
 <file path=word/styles.xml><?xml version="1.0" encoding="utf-8"?>
-<w:styles xmlns:mc="http://schemas.openxmlformats.org/markup-compatibility/2006" xmlns:r="http://schemas.openxmlformats.org/officeDocument/2006/relationships" xmlns:w="http://schemas.openxmlformats.org/wordprocessingml/2006/main" xmlns:w14="http://schemas.microsoft.com/office/word/2010/wordml" xmlns:w15="http://schemas.microsoft.com/office/word/2012/wordml" xmlns:w16cex="http://schemas.microsoft.com/office/word/2018/wordml/cex" xmlns:w16cid="http://schemas.microsoft.com/office/word/2016/wordml/cid" xmlns:w16="http://schemas.microsoft.com/office/word/2018/wordml" xmlns:w16sdtdh="http://schemas.microsoft.com/office/word/2020/wordml/sdtdatahash" xmlns:w16se="http://schemas.microsoft.com/office/word/2015/wordml/symex" mc:Ignorable="w14 w15 w16se w16cid w16 w16cex w16sdtdh">
+<w:styles xmlns:mc="http://schemas.openxmlformats.org/markup-compatibility/2006" xmlns:r="http://schemas.openxmlformats.org/officeDocument/2006/relationships" xmlns:w="http://schemas.openxmlformats.org/wordprocessingml/2006/main" xmlns:w14="http://schemas.microsoft.com/office/word/2010/wordml" xmlns:w15="http://schemas.microsoft.com/office/word/2012/wordml" xmlns:w16cex="http://schemas.microsoft.com/office/word/2018/wordml/cex" xmlns:w16cid="http://schemas.microsoft.com/office/word/2016/wordml/cid" xmlns:w16="http://schemas.microsoft.com/office/word/2018/wordml" xmlns:w16du="http://schemas.microsoft.com/office/word/2023/wordml/word16du" xmlns:w16sdtdh="http://schemas.microsoft.com/office/word/2020/wordml/sdtdatahash" xmlns:w16sdtfl="http://schemas.microsoft.com/office/word/2024/wordml/sdtformatlock" xmlns:w16se="http://schemas.microsoft.com/office/word/2015/wordml/symex" mc:Ignorable="w14 w15 w16se w16cid w16 w16cex w16sdtdh w16sdtfl w16du">
   <w:docDefaults>
     <w:rPrDefault>
       <w:rPr>

--- a/assets/data/Mindset-Level-3.docx
+++ b/assets/data/Mindset-Level-3.docx
@@ -1,6 +1,6 @@
 
 <file path=word/document.xml><?xml version="1.0" encoding="utf-8"?>
-<w:document xmlns:wpc="http://schemas.microsoft.com/office/word/2010/wordprocessingCanvas" xmlns:cx="http://schemas.microsoft.com/office/drawing/2014/chartex" xmlns:cx1="http://schemas.microsoft.com/office/drawing/2015/9/8/chartex" xmlns:cx2="http://schemas.microsoft.com/office/drawing/2015/10/21/chartex" xmlns:cx3="http://schemas.microsoft.com/office/drawing/2016/5/9/chartex" xmlns:cx4="http://schemas.microsoft.com/office/drawing/2016/5/10/chartex" xmlns:cx5="http://schemas.microsoft.com/office/drawing/2016/5/11/chartex" xmlns:cx6="http://schemas.microsoft.com/office/drawing/2016/5/12/chartex" xmlns:cx7="http://schemas.microsoft.com/office/drawing/2016/5/13/chartex" xmlns:cx8="http://schemas.microsoft.com/office/drawing/2016/5/14/chartex" xmlns:mc="http://schemas.openxmlformats.org/markup-compatibility/2006" xmlns:aink="http://schemas.microsoft.com/office/drawing/2016/ink" xmlns:am3d="http://schemas.microsoft.com/office/drawing/2017/model3d" xmlns:o="urn:schemas-microsoft-com:office:office" xmlns:oel="http://schemas.microsoft.com/office/2019/extlst" xmlns:r="http://schemas.openxmlformats.org/officeDocument/2006/relationships" xmlns:m="http://schemas.openxmlformats.org/officeDocument/2006/math" xmlns:v="urn:schemas-microsoft-com:vml" xmlns:wp14="http://schemas.microsoft.com/office/word/2010/wordprocessingDrawing" xmlns:wp="http://schemas.openxmlformats.org/drawingml/2006/wordprocessingDrawing" xmlns:w10="urn:schemas-microsoft-com:office:word" xmlns:w="http://schemas.openxmlformats.org/wordprocessingml/2006/main" xmlns:w14="http://schemas.microsoft.com/office/word/2010/wordml" xmlns:w15="http://schemas.microsoft.com/office/word/2012/wordml" xmlns:w16cex="http://schemas.microsoft.com/office/word/2018/wordml/cex" xmlns:w16cid="http://schemas.microsoft.com/office/word/2016/wordml/cid" xmlns:w16="http://schemas.microsoft.com/office/word/2018/wordml" xmlns:w16du="http://schemas.microsoft.com/office/word/2023/wordml/word16du" xmlns:w16sdtdh="http://schemas.microsoft.com/office/word/2020/wordml/sdtdatahash" xmlns:w16sdtfl="http://schemas.microsoft.com/office/word/2024/wordml/sdtformatlock" xmlns:w16se="http://schemas.microsoft.com/office/word/2015/wordml/symex" xmlns:wpg="http://schemas.microsoft.com/office/word/2010/wordprocessingGroup" xmlns:wpi="http://schemas.microsoft.com/office/word/2010/wordprocessingInk" xmlns:wne="http://schemas.microsoft.com/office/word/2006/wordml" xmlns:wps="http://schemas.microsoft.com/office/word/2010/wordprocessingShape" mc:Ignorable="w14 w15 w16se w16cid w16 w16cex w16sdtdh w16sdtfl w16du wp14">
+<w:document xmlns:wpc="http://schemas.microsoft.com/office/word/2010/wordprocessingCanvas" xmlns:cx="http://schemas.microsoft.com/office/drawing/2014/chartex" xmlns:cx1="http://schemas.microsoft.com/office/drawing/2015/9/8/chartex" xmlns:cx2="http://schemas.microsoft.com/office/drawing/2015/10/21/chartex" xmlns:cx3="http://schemas.microsoft.com/office/drawing/2016/5/9/chartex" xmlns:cx4="http://schemas.microsoft.com/office/drawing/2016/5/10/chartex" xmlns:cx5="http://schemas.microsoft.com/office/drawing/2016/5/11/chartex" xmlns:cx6="http://schemas.microsoft.com/office/drawing/2016/5/12/chartex" xmlns:cx7="http://schemas.microsoft.com/office/drawing/2016/5/13/chartex" xmlns:cx8="http://schemas.microsoft.com/office/drawing/2016/5/14/chartex" xmlns:mc="http://schemas.openxmlformats.org/markup-compatibility/2006" xmlns:aink="http://schemas.microsoft.com/office/drawing/2016/ink" xmlns:am3d="http://schemas.microsoft.com/office/drawing/2017/model3d" xmlns:o="urn:schemas-microsoft-com:office:office" xmlns:oel="http://schemas.microsoft.com/office/2019/extlst" xmlns:r="http://schemas.openxmlformats.org/officeDocument/2006/relationships" xmlns:m="http://schemas.openxmlformats.org/officeDocument/2006/math" xmlns:v="urn:schemas-microsoft-com:vml" xmlns:wp14="http://schemas.microsoft.com/office/word/2010/wordprocessingDrawing" xmlns:wp="http://schemas.openxmlformats.org/drawingml/2006/wordprocessingDrawing" xmlns:w10="urn:schemas-microsoft-com:office:word" xmlns:w="http://schemas.openxmlformats.org/wordprocessingml/2006/main" xmlns:w14="http://schemas.microsoft.com/office/word/2010/wordml" xmlns:w15="http://schemas.microsoft.com/office/word/2012/wordml" xmlns:w16cex="http://schemas.microsoft.com/office/word/2018/wordml/cex" xmlns:w16cid="http://schemas.microsoft.com/office/word/2016/wordml/cid" xmlns:w16="http://schemas.microsoft.com/office/word/2018/wordml" xmlns:w16sdtdh="http://schemas.microsoft.com/office/word/2020/wordml/sdtdatahash" xmlns:w16se="http://schemas.microsoft.com/office/word/2015/wordml/symex" xmlns:wpg="http://schemas.microsoft.com/office/word/2010/wordprocessingGroup" xmlns:wpi="http://schemas.microsoft.com/office/word/2010/wordprocessingInk" xmlns:wne="http://schemas.microsoft.com/office/word/2006/wordml" xmlns:wps="http://schemas.microsoft.com/office/word/2010/wordprocessingShape" mc:Ignorable="w14 w15 w16se w16cid w16 w16cex w16sdtdh wp14">
   <w:body>
     <w:tbl>
       <w:tblPr>
@@ -376,7 +376,25 @@
                 <w:sz w:val="21"/>
                 <w:szCs w:val="21"/>
               </w:rPr>
-              <w:t xml:space="preserve">, or go hiking in the Tramuntanas, a mountain range that runs from </w:t>
+              <w:t xml:space="preserve">, or go hiking in the </w:t>
+            </w:r>
+            <w:proofErr w:type="spellStart"/>
+            <w:r>
+              <w:rPr>
+                <w:rFonts w:ascii="Source Sans 3" w:hAnsi="Source Sans 3"/>
+                <w:sz w:val="21"/>
+                <w:szCs w:val="21"/>
+              </w:rPr>
+              <w:t>Tramuntanas</w:t>
+            </w:r>
+            <w:proofErr w:type="spellEnd"/>
+            <w:r>
+              <w:rPr>
+                <w:rFonts w:ascii="Source Sans 3" w:hAnsi="Source Sans 3"/>
+                <w:sz w:val="21"/>
+                <w:szCs w:val="21"/>
+              </w:rPr>
+              <w:t xml:space="preserve">, a mountain range that runs from </w:t>
             </w:r>
             <w:r>
               <w:rPr>
@@ -429,6 +447,7 @@
               </w:rPr>
               <w:t xml:space="preserve">, contrasts entirely with the traditional rural towns and villages in the heart of the island, such as </w:t>
             </w:r>
+            <w:proofErr w:type="spellStart"/>
             <w:r>
               <w:rPr>
                 <w:rFonts w:ascii="Source Sans 3" w:hAnsi="Source Sans 3"/>
@@ -438,6 +457,7 @@
               </w:rPr>
               <w:t>Algaida</w:t>
             </w:r>
+            <w:proofErr w:type="spellEnd"/>
             <w:r>
               <w:rPr>
                 <w:rFonts w:ascii="Source Sans 3" w:hAnsi="Source Sans 3"/>
@@ -446,6 +466,7 @@
               </w:rPr>
               <w:t xml:space="preserve"> or </w:t>
             </w:r>
+            <w:proofErr w:type="spellStart"/>
             <w:r>
               <w:rPr>
                 <w:rFonts w:ascii="Source Sans 3" w:hAnsi="Source Sans 3"/>
@@ -455,6 +476,7 @@
               </w:rPr>
               <w:t>Binissalem</w:t>
             </w:r>
+            <w:proofErr w:type="spellEnd"/>
             <w:r>
               <w:rPr>
                 <w:rFonts w:ascii="Source Sans 3" w:hAnsi="Source Sans 3"/>
@@ -744,7 +766,25 @@
                 <w:sz w:val="20"/>
                 <w:szCs w:val="20"/>
               </w:rPr>
-              <w:t xml:space="preserve">This type of task requires you to choose a heading which correctly summarises the whole paragraph. Often, it is possible to find one sentence in a paragraph which conveys the main idea - this is known as the </w:t>
+              <w:t xml:space="preserve">This type of task requires you to choose a heading which correctly </w:t>
+            </w:r>
+            <w:proofErr w:type="spellStart"/>
+            <w:r>
+              <w:rPr>
+                <w:rFonts w:ascii="Source Sans 3" w:hAnsi="Source Sans 3"/>
+                <w:sz w:val="20"/>
+                <w:szCs w:val="20"/>
+              </w:rPr>
+              <w:t>summarises</w:t>
+            </w:r>
+            <w:proofErr w:type="spellEnd"/>
+            <w:r>
+              <w:rPr>
+                <w:rFonts w:ascii="Source Sans 3" w:hAnsi="Source Sans 3"/>
+                <w:sz w:val="20"/>
+                <w:szCs w:val="20"/>
+              </w:rPr>
+              <w:t xml:space="preserve"> the whole paragraph. Often, it is possible to find one sentence in a paragraph which conveys the main idea - this is known as the </w:t>
             </w:r>
             <w:r>
               <w:rPr>
@@ -1899,6 +1939,7 @@
               </w:rPr>
               <w:t xml:space="preserve"> </w:t>
             </w:r>
+            <w:proofErr w:type="spellStart"/>
             <w:r>
               <w:rPr>
                 <w:rFonts w:ascii="Source Sans 3 Medium" w:hAnsi="Source Sans 3 Medium"/>
@@ -1909,7 +1950,20 @@
                 <w:sz w:val="21"/>
                 <w:szCs w:val="21"/>
               </w:rPr>
-              <w:t>Auroville,</w:t>
+              <w:t>Auroville</w:t>
+            </w:r>
+            <w:proofErr w:type="spellEnd"/>
+            <w:r>
+              <w:rPr>
+                <w:rFonts w:ascii="Source Sans 3 Medium" w:hAnsi="Source Sans 3 Medium"/>
+                <w:b/>
+                <w:bCs/>
+                <w:color w:val="070606"/>
+                <w:spacing w:val="-2"/>
+                <w:sz w:val="21"/>
+                <w:szCs w:val="21"/>
+              </w:rPr>
+              <w:t>,</w:t>
             </w:r>
             <w:r>
               <w:rPr>
@@ -2291,235 +2345,6 @@
                 <w:szCs w:val="21"/>
               </w:rPr>
               <w:t>Why?</w:t>
-            </w:r>
-          </w:p>
-          <w:p>
-            <w:pPr>
-              <w:shd w:val="clear" w:color="auto" w:fill="0099CC"/>
-              <w:rPr>
-                <w:rFonts w:ascii="Source Sans 3" w:hAnsi="Source Sans 3"/>
-                <w:sz w:val="21"/>
-                <w:szCs w:val="21"/>
-              </w:rPr>
-            </w:pPr>
-            <w:r>
-              <w:rPr>
-                <w:rFonts w:ascii="Source Sans 3" w:hAnsi="Source Sans 3"/>
-                <w:color w:val="000307"/>
-                <w:sz w:val="21"/>
-                <w:szCs w:val="21"/>
-              </w:rPr>
-              <w:t>In</w:t>
-            </w:r>
-            <w:r>
-              <w:rPr>
-                <w:rFonts w:ascii="Source Sans 3" w:hAnsi="Source Sans 3"/>
-                <w:color w:val="000307"/>
-                <w:spacing w:val="-10"/>
-                <w:sz w:val="21"/>
-                <w:szCs w:val="21"/>
-              </w:rPr>
-              <w:t xml:space="preserve"> </w:t>
-            </w:r>
-            <w:r>
-              <w:rPr>
-                <w:rFonts w:ascii="Source Sans 3" w:hAnsi="Source Sans 3"/>
-                <w:color w:val="000307"/>
-                <w:sz w:val="21"/>
-                <w:szCs w:val="21"/>
-              </w:rPr>
-              <w:t>today's</w:t>
-            </w:r>
-            <w:r>
-              <w:rPr>
-                <w:rFonts w:ascii="Source Sans 3" w:hAnsi="Source Sans 3"/>
-                <w:color w:val="000307"/>
-                <w:spacing w:val="-15"/>
-                <w:sz w:val="21"/>
-                <w:szCs w:val="21"/>
-              </w:rPr>
-              <w:t xml:space="preserve"> </w:t>
-            </w:r>
-            <w:r>
-              <w:rPr>
-                <w:rFonts w:ascii="Source Sans 3" w:hAnsi="Source Sans 3"/>
-                <w:color w:val="000307"/>
-                <w:sz w:val="21"/>
-                <w:szCs w:val="21"/>
-              </w:rPr>
-              <w:t>world</w:t>
-            </w:r>
-            <w:r>
-              <w:rPr>
-                <w:rFonts w:ascii="Source Sans 3" w:hAnsi="Source Sans 3"/>
-                <w:color w:val="000307"/>
-                <w:spacing w:val="-15"/>
-                <w:sz w:val="21"/>
-                <w:szCs w:val="21"/>
-              </w:rPr>
-              <w:t xml:space="preserve"> </w:t>
-            </w:r>
-            <w:r>
-              <w:rPr>
-                <w:rFonts w:ascii="Source Sans 3" w:hAnsi="Source Sans 3"/>
-                <w:color w:val="000307"/>
-                <w:sz w:val="21"/>
-                <w:szCs w:val="21"/>
-              </w:rPr>
-              <w:t>of</w:t>
-            </w:r>
-            <w:r>
-              <w:rPr>
-                <w:rFonts w:ascii="Source Sans 3" w:hAnsi="Source Sans 3"/>
-                <w:color w:val="000307"/>
-                <w:spacing w:val="-12"/>
-                <w:sz w:val="21"/>
-                <w:szCs w:val="21"/>
-              </w:rPr>
-              <w:t xml:space="preserve"> </w:t>
-            </w:r>
-            <w:r>
-              <w:rPr>
-                <w:rFonts w:ascii="Source Sans 3" w:hAnsi="Source Sans 3"/>
-                <w:color w:val="000307"/>
-                <w:sz w:val="21"/>
-                <w:szCs w:val="21"/>
-              </w:rPr>
-              <w:t>conflict,</w:t>
-            </w:r>
-            <w:r>
-              <w:rPr>
-                <w:rFonts w:ascii="Source Sans 3" w:hAnsi="Source Sans 3"/>
-                <w:color w:val="000307"/>
-                <w:spacing w:val="-2"/>
-                <w:sz w:val="21"/>
-                <w:szCs w:val="21"/>
-              </w:rPr>
-              <w:t xml:space="preserve"> </w:t>
-            </w:r>
-            <w:r>
-              <w:rPr>
-                <w:rFonts w:ascii="Source Sans 3" w:hAnsi="Source Sans 3"/>
-                <w:color w:val="000307"/>
-                <w:sz w:val="21"/>
-                <w:szCs w:val="21"/>
-              </w:rPr>
-              <w:t>greed</w:t>
-            </w:r>
-            <w:r>
-              <w:rPr>
-                <w:rFonts w:ascii="Source Sans 3" w:hAnsi="Source Sans 3"/>
-                <w:color w:val="000307"/>
-                <w:spacing w:val="-7"/>
-                <w:sz w:val="21"/>
-                <w:szCs w:val="21"/>
-              </w:rPr>
-              <w:t xml:space="preserve"> </w:t>
-            </w:r>
-            <w:r>
-              <w:rPr>
-                <w:rFonts w:ascii="Source Sans 3" w:hAnsi="Source Sans 3"/>
-                <w:color w:val="000307"/>
-                <w:sz w:val="21"/>
-                <w:szCs w:val="21"/>
-              </w:rPr>
-              <w:t>and</w:t>
-            </w:r>
-            <w:r>
-              <w:rPr>
-                <w:rFonts w:ascii="Source Sans 3" w:hAnsi="Source Sans 3"/>
-                <w:color w:val="000307"/>
-                <w:spacing w:val="-10"/>
-                <w:sz w:val="21"/>
-                <w:szCs w:val="21"/>
-              </w:rPr>
-              <w:t xml:space="preserve"> </w:t>
-            </w:r>
-            <w:r>
-              <w:rPr>
-                <w:rFonts w:ascii="Source Sans 3" w:hAnsi="Source Sans 3"/>
-                <w:color w:val="000307"/>
-                <w:sz w:val="21"/>
-                <w:szCs w:val="21"/>
-              </w:rPr>
-              <w:t>constant</w:t>
-            </w:r>
-            <w:r>
-              <w:rPr>
-                <w:rFonts w:ascii="Source Sans 3" w:hAnsi="Source Sans 3"/>
-                <w:color w:val="000307"/>
-                <w:spacing w:val="-13"/>
-                <w:sz w:val="21"/>
-                <w:szCs w:val="21"/>
-              </w:rPr>
-              <w:t xml:space="preserve"> </w:t>
-            </w:r>
-            <w:r>
-              <w:rPr>
-                <w:rFonts w:ascii="Source Sans 3" w:hAnsi="Source Sans 3"/>
-                <w:color w:val="000307"/>
-                <w:sz w:val="21"/>
-                <w:szCs w:val="21"/>
-              </w:rPr>
-              <w:t>struggles</w:t>
-            </w:r>
-            <w:r>
-              <w:rPr>
-                <w:rFonts w:ascii="Source Sans 3" w:hAnsi="Source Sans 3"/>
-                <w:color w:val="000307"/>
-                <w:spacing w:val="-7"/>
-                <w:sz w:val="21"/>
-                <w:szCs w:val="21"/>
-              </w:rPr>
-              <w:t xml:space="preserve"> </w:t>
-            </w:r>
-            <w:r>
-              <w:rPr>
-                <w:rFonts w:ascii="Source Sans 3" w:hAnsi="Source Sans 3"/>
-                <w:color w:val="000307"/>
-                <w:sz w:val="21"/>
-                <w:szCs w:val="21"/>
-              </w:rPr>
-              <w:t>for</w:t>
-            </w:r>
-            <w:r>
-              <w:rPr>
-                <w:rFonts w:ascii="Source Sans 3" w:hAnsi="Source Sans 3"/>
-                <w:color w:val="000307"/>
-                <w:spacing w:val="-11"/>
-                <w:sz w:val="21"/>
-                <w:szCs w:val="21"/>
-              </w:rPr>
-              <w:t xml:space="preserve"> </w:t>
-            </w:r>
-            <w:r>
-              <w:rPr>
-                <w:rFonts w:ascii="Source Sans 3" w:hAnsi="Source Sans 3"/>
-                <w:color w:val="000307"/>
-                <w:sz w:val="21"/>
-                <w:szCs w:val="21"/>
-              </w:rPr>
-              <w:t>power,</w:t>
-            </w:r>
-            <w:r>
-              <w:rPr>
-                <w:rFonts w:ascii="Source Sans 3" w:hAnsi="Source Sans 3"/>
-                <w:color w:val="000307"/>
-                <w:spacing w:val="3"/>
-                <w:sz w:val="21"/>
-                <w:szCs w:val="21"/>
-              </w:rPr>
-              <w:t xml:space="preserve"> </w:t>
-            </w:r>
-            <w:r>
-              <w:rPr>
-                <w:rFonts w:ascii="Source Sans 3" w:hAnsi="Source Sans 3"/>
-                <w:color w:val="000307"/>
-                <w:spacing w:val="-2"/>
-                <w:sz w:val="21"/>
-                <w:szCs w:val="21"/>
-              </w:rPr>
-              <w:t>Auroville</w:t>
             </w:r>
           </w:p>
           <w:p>
@@ -2529,147 +2354,40 @@
             <w:r>
               <w:rPr>
                 <w:rFonts w:ascii="Source Sans 3" w:hAnsi="Source Sans 3"/>
-                <w:color w:val="000307"/>
-                <w:w w:val="125"/>
-                <w:sz w:val="21"/>
-                <w:szCs w:val="21"/>
-              </w:rPr>
-              <w:t>-</w:t>
-            </w:r>
-            <w:r>
-              <w:rPr>
-                <w:rFonts w:ascii="Source Sans 3" w:hAnsi="Source Sans 3"/>
-                <w:color w:val="000307"/>
-                <w:spacing w:val="-16"/>
-                <w:w w:val="125"/>
-                <w:sz w:val="21"/>
-                <w:szCs w:val="21"/>
-              </w:rPr>
-              <w:t xml:space="preserve"> </w:t>
-            </w:r>
-            <w:r>
-              <w:rPr>
-                <w:rFonts w:ascii="Source Sans 3" w:hAnsi="Source Sans 3"/>
-                <w:color w:val="000307"/>
-                <w:sz w:val="21"/>
-                <w:szCs w:val="21"/>
-              </w:rPr>
-              <w:t>aka 'the City of</w:t>
-            </w:r>
-            <w:r>
-              <w:rPr>
-                <w:rFonts w:ascii="Source Sans 3" w:hAnsi="Source Sans 3"/>
-                <w:color w:val="000307"/>
-                <w:spacing w:val="16"/>
-                <w:sz w:val="21"/>
-                <w:szCs w:val="21"/>
-              </w:rPr>
-              <w:t xml:space="preserve"> </w:t>
-            </w:r>
-            <w:r>
-              <w:rPr>
-                <w:rFonts w:ascii="Source Sans 3" w:hAnsi="Source Sans 3"/>
-                <w:color w:val="000307"/>
-                <w:sz w:val="21"/>
-                <w:szCs w:val="21"/>
-              </w:rPr>
-              <w:t xml:space="preserve">Dawn' </w:t>
-            </w:r>
-            <w:r>
-              <w:rPr>
-                <w:rFonts w:ascii="Source Sans 3" w:hAnsi="Source Sans 3"/>
-                <w:color w:val="000307"/>
-                <w:w w:val="125"/>
-                <w:sz w:val="21"/>
-                <w:szCs w:val="21"/>
-              </w:rPr>
-              <w:t>-</w:t>
-            </w:r>
-            <w:r>
-              <w:rPr>
-                <w:rFonts w:ascii="Source Sans 3" w:hAnsi="Source Sans 3"/>
-                <w:color w:val="000307"/>
-                <w:spacing w:val="-22"/>
-                <w:w w:val="125"/>
-                <w:sz w:val="21"/>
-                <w:szCs w:val="21"/>
-              </w:rPr>
-              <w:t xml:space="preserve"> </w:t>
-            </w:r>
-            <w:r>
-              <w:rPr>
-                <w:rFonts w:ascii="Source Sans 3" w:hAnsi="Source Sans 3"/>
-                <w:color w:val="000307"/>
-                <w:sz w:val="21"/>
-                <w:szCs w:val="21"/>
-              </w:rPr>
-              <w:t>claims</w:t>
-            </w:r>
-            <w:r>
-              <w:rPr>
-                <w:rFonts w:ascii="Source Sans 3" w:hAnsi="Source Sans 3"/>
-                <w:color w:val="000307"/>
-                <w:spacing w:val="-2"/>
-                <w:sz w:val="21"/>
-                <w:szCs w:val="21"/>
-              </w:rPr>
-              <w:t xml:space="preserve"> </w:t>
-            </w:r>
-            <w:r>
-              <w:rPr>
-                <w:rFonts w:ascii="Source Sans 3" w:hAnsi="Source Sans 3"/>
-                <w:color w:val="000307"/>
-                <w:sz w:val="21"/>
-                <w:szCs w:val="21"/>
-              </w:rPr>
-              <w:t>on its website that it was</w:t>
-            </w:r>
-            <w:r>
-              <w:rPr>
-                <w:rFonts w:ascii="Source Sans 3" w:hAnsi="Source Sans 3"/>
-                <w:color w:val="000307"/>
-                <w:spacing w:val="-1"/>
-                <w:sz w:val="21"/>
-                <w:szCs w:val="21"/>
-              </w:rPr>
-              <w:t xml:space="preserve"> </w:t>
-            </w:r>
-            <w:r>
-              <w:rPr>
-                <w:rFonts w:ascii="Source Sans 3" w:hAnsi="Source Sans 3"/>
-                <w:color w:val="000307"/>
-                <w:sz w:val="21"/>
-                <w:szCs w:val="21"/>
-              </w:rPr>
-              <w:t>planned</w:t>
-            </w:r>
-            <w:r>
-              <w:rPr>
-                <w:rFonts w:ascii="Source Sans 3" w:hAnsi="Source Sans 3"/>
-                <w:color w:val="000307"/>
-                <w:spacing w:val="-2"/>
-                <w:sz w:val="21"/>
-                <w:szCs w:val="21"/>
-              </w:rPr>
-              <w:t xml:space="preserve"> </w:t>
-            </w:r>
-            <w:r>
-              <w:rPr>
-                <w:rFonts w:ascii="Source Sans 3" w:hAnsi="Source Sans 3"/>
-                <w:color w:val="000307"/>
-                <w:sz w:val="21"/>
-                <w:szCs w:val="21"/>
-              </w:rPr>
-              <w:t xml:space="preserve">and built to create the ultimate model of unity, peace and harmony that can be </w:t>
-            </w:r>
-            <w:r>
-              <w:rPr>
-                <w:rFonts w:ascii="Source Sans 3" w:hAnsi="Source Sans 3"/>
-                <w:color w:val="000207"/>
-                <w:sz w:val="21"/>
-                <w:szCs w:val="21"/>
-              </w:rPr>
-              <w:t>projected across all humanity.</w:t>
+                <w:color w:val="110E0D"/>
+                <w:spacing w:val="-4"/>
+                <w:sz w:val="21"/>
+              </w:rPr>
+              <w:t xml:space="preserve">In today's world of conflict, greed and constant struggles for power, </w:t>
+            </w:r>
+            <w:proofErr w:type="spellStart"/>
+            <w:r>
+              <w:rPr>
+                <w:rFonts w:ascii="Source Sans 3" w:hAnsi="Source Sans 3"/>
+                <w:color w:val="110E0D"/>
+                <w:spacing w:val="-4"/>
+                <w:sz w:val="21"/>
+              </w:rPr>
+              <w:t>Auroville</w:t>
+            </w:r>
+            <w:proofErr w:type="spellEnd"/>
+            <w:r>
+              <w:rPr>
+                <w:rFonts w:ascii="Source Sans 3" w:hAnsi="Source Sans 3"/>
+                <w:color w:val="110E0D"/>
+                <w:spacing w:val="-4"/>
+                <w:sz w:val="21"/>
+              </w:rPr>
+              <w:t xml:space="preserve"> </w:t>
+            </w:r>
+            <w:r>
+              <w:rPr>
+                <w:rFonts w:ascii="Source Sans 3" w:hAnsi="Source Sans 3"/>
+                <w:color w:val="110E0D"/>
+                <w:spacing w:val="-4"/>
+                <w:sz w:val="21"/>
+              </w:rPr>
+              <w:t>- aka 'the City of Dawn' - claims on its website that it was planned and built to create the ultimate model of unity, peace and harmony that can be projected across all humanity.</w:t>
             </w:r>
           </w:p>
         </w:tc>
@@ -3218,7 +2936,56 @@
                 <w:spacing w:val="-4"/>
                 <w:sz w:val="21"/>
               </w:rPr>
-              <w:t>In today's world of conflict, greed and constant struggles for power, Auroville- aka 'the City of Dawn' - claims on its website that it was planned and built to create the ultimate model of unity, peace and harmony that can be projected across all humanity. It has no government, no one owns any property, and money rarely, if ever, changes hands. There is no leader and rules do not exist. While most experiments at creating the perfect city do not meet with success, the majority of Auroville's residents believe their city to be an exception. Although its critics point to the fact that levels of crime</w:t>
+              <w:t xml:space="preserve">In today's world of conflict, greed and constant struggles for power, </w:t>
+            </w:r>
+            <w:proofErr w:type="spellStart"/>
+            <w:r>
+              <w:rPr>
+                <w:rFonts w:ascii="Source Sans 3" w:hAnsi="Source Sans 3"/>
+                <w:color w:val="110E0D"/>
+                <w:spacing w:val="-4"/>
+                <w:sz w:val="21"/>
+              </w:rPr>
+              <w:t>Auroville</w:t>
+            </w:r>
+            <w:proofErr w:type="spellEnd"/>
+            <w:r>
+              <w:rPr>
+                <w:rFonts w:ascii="Source Sans 3" w:hAnsi="Source Sans 3"/>
+                <w:color w:val="110E0D"/>
+                <w:spacing w:val="-4"/>
+                <w:sz w:val="21"/>
+              </w:rPr>
+              <w:t xml:space="preserve"> </w:t>
+            </w:r>
+            <w:r>
+              <w:rPr>
+                <w:rFonts w:ascii="Source Sans 3" w:hAnsi="Source Sans 3"/>
+                <w:color w:val="110E0D"/>
+                <w:spacing w:val="-4"/>
+                <w:sz w:val="21"/>
+              </w:rPr>
+              <w:t xml:space="preserve">- aka 'the City of Dawn' - claims on its website that it was planned and built to create the ultimate model of unity, peace and harmony that can be projected across all humanity. It has no government, no one owns any property, and money rarely, if ever, changes hands. There is no leader and rules do not exist. While most experiments at creating the perfect city do not meet with success, the majority of </w:t>
+            </w:r>
+            <w:proofErr w:type="spellStart"/>
+            <w:r>
+              <w:rPr>
+                <w:rFonts w:ascii="Source Sans 3" w:hAnsi="Source Sans 3"/>
+                <w:color w:val="110E0D"/>
+                <w:spacing w:val="-4"/>
+                <w:sz w:val="21"/>
+              </w:rPr>
+              <w:t>Auroville's</w:t>
+            </w:r>
+            <w:proofErr w:type="spellEnd"/>
+            <w:r>
+              <w:rPr>
+                <w:rFonts w:ascii="Source Sans 3" w:hAnsi="Source Sans 3"/>
+                <w:color w:val="110E0D"/>
+                <w:spacing w:val="-4"/>
+                <w:sz w:val="21"/>
+              </w:rPr>
+              <w:t xml:space="preserve"> residents believe their city to be an exception. Although its critics point to the fact that levels of crime</w:t>
             </w:r>
             <w:r>
               <w:rPr>
@@ -6482,7 +6249,31 @@
                 <w:sz w:val="21"/>
                 <w:szCs w:val="21"/>
               </w:rPr>
-              <w:t>Read the first sentence of the next paragraph about Marloth Park in South Africa.</w:t>
+              <w:t xml:space="preserve">Read the first sentence of the next paragraph about </w:t>
+            </w:r>
+            <w:proofErr w:type="spellStart"/>
+            <w:r>
+              <w:rPr>
+                <w:rFonts w:ascii="Source Sans 3 Medium" w:hAnsi="Source Sans 3 Medium" w:cs="*Calibri-7392-Identity-H"/>
+                <w:b/>
+                <w:bCs/>
+                <w:color w:val="0E0E0E"/>
+                <w:sz w:val="21"/>
+                <w:szCs w:val="21"/>
+              </w:rPr>
+              <w:t>Marloth</w:t>
+            </w:r>
+            <w:proofErr w:type="spellEnd"/>
+            <w:r>
+              <w:rPr>
+                <w:rFonts w:ascii="Source Sans 3 Medium" w:hAnsi="Source Sans 3 Medium" w:cs="*Calibri-7392-Identity-H"/>
+                <w:b/>
+                <w:bCs/>
+                <w:color w:val="0E0E0E"/>
+                <w:sz w:val="21"/>
+                <w:szCs w:val="21"/>
+              </w:rPr>
+              <w:t xml:space="preserve"> Park in South Africa.</w:t>
             </w:r>
           </w:p>
           <w:p>
@@ -6524,7 +6315,39 @@
                 <w:rFonts w:ascii="Source Sans 3" w:hAnsi="Source Sans 3"/>
                 <w:sz w:val="21"/>
               </w:rPr>
-              <w:t>Despite the fact the town of Marloth Park is close to the Kruger National Park, one of the largest game reserves in Africa, and despite the constant threat of visits from wild animals such as lions and hippopotamuses, its anxious residents are not allowed to build fences around their houses to keep out their neighbours.</w:t>
+              <w:t xml:space="preserve">Despite the fact the town of </w:t>
+            </w:r>
+            <w:proofErr w:type="spellStart"/>
+            <w:r>
+              <w:rPr>
+                <w:rFonts w:ascii="Source Sans 3" w:hAnsi="Source Sans 3"/>
+                <w:sz w:val="21"/>
+              </w:rPr>
+              <w:t>Marloth</w:t>
+            </w:r>
+            <w:proofErr w:type="spellEnd"/>
+            <w:r>
+              <w:rPr>
+                <w:rFonts w:ascii="Source Sans 3" w:hAnsi="Source Sans 3"/>
+                <w:sz w:val="21"/>
+              </w:rPr>
+              <w:t xml:space="preserve"> Park is close to the Kruger National Park, one of the largest game reserves in Africa, and despite the constant threat of visits from wild animals such as lions and hippopotamuses, its anxious residents are not allowed to build fences around their houses to keep out their </w:t>
+            </w:r>
+            <w:proofErr w:type="spellStart"/>
+            <w:r>
+              <w:rPr>
+                <w:rFonts w:ascii="Source Sans 3" w:hAnsi="Source Sans 3"/>
+                <w:sz w:val="21"/>
+              </w:rPr>
+              <w:t>neighbours</w:t>
+            </w:r>
+            <w:proofErr w:type="spellEnd"/>
+            <w:r>
+              <w:rPr>
+                <w:rFonts w:ascii="Source Sans 3" w:hAnsi="Source Sans 3"/>
+                <w:sz w:val="21"/>
+              </w:rPr>
+              <w:t>.</w:t>
             </w:r>
           </w:p>
           <w:p>
@@ -7155,25 +6978,23 @@
                 <w:sz w:val="21"/>
                 <w:szCs w:val="21"/>
               </w:rPr>
-              <w:t xml:space="preserve">In </w:t>
-            </w:r>
-            <w:proofErr w:type="gramStart"/>
+              <w:t>In fact the only fence permitted in the town was built by the local authority, interestingly, with the aim of keeping humans out of the park, rather than containing the animals inside.</w:t>
+            </w:r>
             <w:r>
               <w:rPr>
                 <w:rFonts w:ascii="Source Sans 3" w:hAnsi="Source Sans 3" w:cs="*Arial-8104-Identity-H"/>
                 <w:sz w:val="21"/>
                 <w:szCs w:val="21"/>
               </w:rPr>
-              <w:t>fact</w:t>
-            </w:r>
-            <w:proofErr w:type="gramEnd"/>
+              <w:t xml:space="preserve"> </w:t>
+            </w:r>
             <w:r>
               <w:rPr>
                 <w:rFonts w:ascii="Source Sans 3" w:hAnsi="Source Sans 3" w:cs="*Arial-8104-Identity-H"/>
                 <w:sz w:val="21"/>
                 <w:szCs w:val="21"/>
               </w:rPr>
-              <w:t xml:space="preserve"> the only fence permitted in the town was built by the local authority, interestingly, with the aim of keeping humans out of the park, rather than containing the animals inside.</w:t>
+              <w:t>Consequently, it is not unusual to see giraffes or elephants causing traffic jams, for example, and even predator attacks on humans are unnervingly common - a lion was recently said to have mauled and eaten an escaping burglar. Yet even after this, while some residents then called for all lions to be rounded up and shot, others suggested that</w:t>
             </w:r>
             <w:r>
               <w:rPr>
@@ -7189,23 +7010,25 @@
                 <w:sz w:val="21"/>
                 <w:szCs w:val="21"/>
               </w:rPr>
-              <w:t>Consequently, it is not unusual to see giraffes or elephants causing traffic jams, for example, and even predator attacks on humans are unnervingly common - a lion was recently said to have mauled and eaten an escaping burglar. Yet even after this, while some residents then called for all lions to be rounded up and shot, others suggested that</w:t>
-            </w:r>
+              <w:t xml:space="preserve">they be allowed to walk the thoroughfares as a type of crime control, after an increase in the number of burglaries. Everywhere in </w:t>
+            </w:r>
+            <w:proofErr w:type="spellStart"/>
             <w:r>
               <w:rPr>
                 <w:rFonts w:ascii="Source Sans 3" w:hAnsi="Source Sans 3" w:cs="*Arial-8104-Identity-H"/>
                 <w:sz w:val="21"/>
                 <w:szCs w:val="21"/>
               </w:rPr>
-              <w:t xml:space="preserve"> </w:t>
-            </w:r>
+              <w:t>Marloth</w:t>
+            </w:r>
+            <w:proofErr w:type="spellEnd"/>
             <w:r>
               <w:rPr>
                 <w:rFonts w:ascii="Source Sans 3" w:hAnsi="Source Sans 3" w:cs="*Arial-8104-Identity-H"/>
                 <w:sz w:val="21"/>
                 <w:szCs w:val="21"/>
               </w:rPr>
-              <w:t>they be allowed to walk the thoroughfares as a type of crime control, after an increase in the number of burglaries. Everywhere in Marloth Park, a wary</w:t>
+              <w:t xml:space="preserve"> Park, a wary</w:t>
             </w:r>
             <w:r>
               <w:rPr>
@@ -7819,35 +7642,115 @@
                 <w:rFonts w:ascii="Source Sans 3" w:hAnsi="Source Sans 3"/>
                 <w:sz w:val="21"/>
               </w:rPr>
-              <w:t>The real Hallstat is in Austria and is proud to be a traditional UNESCO* World Heritage Site. The Chinese Hallstat is a carbon copy, built in Guangdong province, China, by a millionaire who sponsored the construction of the imitation town. It cost approximately $940 million to build, and</w:t>
-            </w:r>
-            <w:r>
-              <w:rPr>
-                <w:rFonts w:ascii="Source Sans 3" w:hAnsi="Source Sans 3"/>
-                <w:sz w:val="21"/>
-              </w:rPr>
-              <w:t xml:space="preserve"> </w:t>
-            </w:r>
-            <w:r>
-              <w:rPr>
-                <w:rFonts w:ascii="Source Sans 3" w:hAnsi="Source Sans 3"/>
-                <w:sz w:val="21"/>
-              </w:rPr>
-              <w:t>looks exactly like the real Hallstat, all the way down to its wooden houses, its narrow streets, and its funicular railway. When the residents of Austria's Hallstat (including the mayor) were invited to visit it, they expressed pride that their town was considered so improbably beautiful that it had been reproduced in its entirety, but they still had cause for complaint. Originally, the Chinese company had promised to meet</w:t>
-            </w:r>
-            <w:r>
-              <w:rPr>
-                <w:rFonts w:ascii="Source Sans 3" w:hAnsi="Source Sans 3"/>
-                <w:sz w:val="21"/>
-              </w:rPr>
-              <w:t xml:space="preserve"> </w:t>
-            </w:r>
-            <w:r>
-              <w:rPr>
-                <w:rFonts w:ascii="Source Sans 3" w:hAnsi="Source Sans 3"/>
-                <w:sz w:val="21"/>
-              </w:rPr>
-              <w:t>with the Austrian residents to confirm that they were happy for their homes to be copied; instead, they simply sent their employees to Austria to fake photos, and they returned home to China without speaking to a single resident of the original Hallstat.</w:t>
+              <w:t xml:space="preserve">The real </w:t>
+            </w:r>
+            <w:proofErr w:type="spellStart"/>
+            <w:r>
+              <w:rPr>
+                <w:rFonts w:ascii="Source Sans 3" w:hAnsi="Source Sans 3"/>
+                <w:sz w:val="21"/>
+              </w:rPr>
+              <w:t>Hallstat</w:t>
+            </w:r>
+            <w:proofErr w:type="spellEnd"/>
+            <w:r>
+              <w:rPr>
+                <w:rFonts w:ascii="Source Sans 3" w:hAnsi="Source Sans 3"/>
+                <w:sz w:val="21"/>
+              </w:rPr>
+              <w:t xml:space="preserve"> is in Austria and is proud to be a traditional UNESCO* World Heritage Site. The Chinese </w:t>
+            </w:r>
+            <w:proofErr w:type="spellStart"/>
+            <w:r>
+              <w:rPr>
+                <w:rFonts w:ascii="Source Sans 3" w:hAnsi="Source Sans 3"/>
+                <w:sz w:val="21"/>
+              </w:rPr>
+              <w:t>Hallstat</w:t>
+            </w:r>
+            <w:proofErr w:type="spellEnd"/>
+            <w:r>
+              <w:rPr>
+                <w:rFonts w:ascii="Source Sans 3" w:hAnsi="Source Sans 3"/>
+                <w:sz w:val="21"/>
+              </w:rPr>
+              <w:t xml:space="preserve"> is a carbon copy, built in Guangdong province, China, by a millionaire who sponsored the construction of the imitation town. It cost approximately $940 million to build, and</w:t>
+            </w:r>
+            <w:r>
+              <w:rPr>
+                <w:rFonts w:ascii="Source Sans 3" w:hAnsi="Source Sans 3"/>
+                <w:sz w:val="21"/>
+              </w:rPr>
+              <w:t xml:space="preserve"> </w:t>
+            </w:r>
+            <w:r>
+              <w:rPr>
+                <w:rFonts w:ascii="Source Sans 3" w:hAnsi="Source Sans 3"/>
+                <w:sz w:val="21"/>
+              </w:rPr>
+              <w:t xml:space="preserve">looks exactly like the real </w:t>
+            </w:r>
+            <w:proofErr w:type="spellStart"/>
+            <w:r>
+              <w:rPr>
+                <w:rFonts w:ascii="Source Sans 3" w:hAnsi="Source Sans 3"/>
+                <w:sz w:val="21"/>
+              </w:rPr>
+              <w:t>Hallstat</w:t>
+            </w:r>
+            <w:proofErr w:type="spellEnd"/>
+            <w:r>
+              <w:rPr>
+                <w:rFonts w:ascii="Source Sans 3" w:hAnsi="Source Sans 3"/>
+                <w:sz w:val="21"/>
+              </w:rPr>
+              <w:t xml:space="preserve">, all the way down to its wooden houses, its narrow streets, and its funicular railway. When the residents of Austria's </w:t>
+            </w:r>
+            <w:proofErr w:type="spellStart"/>
+            <w:r>
+              <w:rPr>
+                <w:rFonts w:ascii="Source Sans 3" w:hAnsi="Source Sans 3"/>
+                <w:sz w:val="21"/>
+              </w:rPr>
+              <w:t>Hallstat</w:t>
+            </w:r>
+            <w:proofErr w:type="spellEnd"/>
+            <w:r>
+              <w:rPr>
+                <w:rFonts w:ascii="Source Sans 3" w:hAnsi="Source Sans 3"/>
+                <w:sz w:val="21"/>
+              </w:rPr>
+              <w:t xml:space="preserve"> (including the mayor) were invited to visit it, they expressed pride that their town was considered so improbably beautiful that it had been reproduced in its entirety, but they still had cause for complaint. Originally, the Chinese company had promised to meet</w:t>
+            </w:r>
+            <w:r>
+              <w:rPr>
+                <w:rFonts w:ascii="Source Sans 3" w:hAnsi="Source Sans 3"/>
+                <w:sz w:val="21"/>
+              </w:rPr>
+              <w:t xml:space="preserve"> </w:t>
+            </w:r>
+            <w:r>
+              <w:rPr>
+                <w:rFonts w:ascii="Source Sans 3" w:hAnsi="Source Sans 3"/>
+                <w:sz w:val="21"/>
+              </w:rPr>
+              <w:t xml:space="preserve">with the Austrian residents to confirm that they were happy for their homes to be copied; instead, they simply sent their employees to Austria to fake photos, and they returned home to China without speaking to a single resident of the original </w:t>
+            </w:r>
+            <w:proofErr w:type="spellStart"/>
+            <w:r>
+              <w:rPr>
+                <w:rFonts w:ascii="Source Sans 3" w:hAnsi="Source Sans 3"/>
+                <w:sz w:val="21"/>
+              </w:rPr>
+              <w:t>Hallstat</w:t>
+            </w:r>
+            <w:proofErr w:type="spellEnd"/>
+            <w:r>
+              <w:rPr>
+                <w:rFonts w:ascii="Source Sans 3" w:hAnsi="Source Sans 3"/>
+                <w:sz w:val="21"/>
+              </w:rPr>
+              <w:t>.</w:t>
             </w:r>
           </w:p>
           <w:p>
@@ -8152,7 +8055,25 @@
                 <w:sz w:val="21"/>
                 <w:szCs w:val="21"/>
               </w:rPr>
-              <w:t xml:space="preserve"> A conflict between reality and imitation</w:t>
+              <w:t xml:space="preserve"> </w:t>
+            </w:r>
+            <w:proofErr w:type="spellStart"/>
+            <w:r>
+              <w:rPr>
+                <w:rFonts w:ascii="Source Sans 3" w:hAnsi="Source Sans 3"/>
+                <w:sz w:val="21"/>
+                <w:szCs w:val="21"/>
+              </w:rPr>
+              <w:t>A</w:t>
+            </w:r>
+            <w:proofErr w:type="spellEnd"/>
+            <w:r>
+              <w:rPr>
+                <w:rFonts w:ascii="Source Sans 3" w:hAnsi="Source Sans 3"/>
+                <w:sz w:val="21"/>
+                <w:szCs w:val="21"/>
+              </w:rPr>
+              <w:t xml:space="preserve"> conflict between reality and imitation</w:t>
             </w:r>
           </w:p>
           <w:p>
@@ -9687,7 +9608,25 @@
                 <w:sz w:val="21"/>
                 <w:szCs w:val="21"/>
               </w:rPr>
-              <w:t xml:space="preserve">The tourist brochure for Marloth Park ensures that visitors </w:t>
+              <w:t xml:space="preserve">The tourist brochure for </w:t>
+            </w:r>
+            <w:proofErr w:type="spellStart"/>
+            <w:r>
+              <w:rPr>
+                <w:rFonts w:ascii="Source Sans 3" w:hAnsi="Source Sans 3" w:cs="Tahoma"/>
+                <w:sz w:val="21"/>
+                <w:szCs w:val="21"/>
+              </w:rPr>
+              <w:t>Marloth</w:t>
+            </w:r>
+            <w:proofErr w:type="spellEnd"/>
+            <w:r>
+              <w:rPr>
+                <w:rFonts w:ascii="Source Sans 3" w:hAnsi="Source Sans 3" w:cs="Tahoma"/>
+                <w:sz w:val="21"/>
+                <w:szCs w:val="21"/>
+              </w:rPr>
+              <w:t xml:space="preserve"> Park ensures that visitors </w:t>
             </w:r>
             <w:r>
               <w:rPr>
@@ -9755,7 +9694,25 @@
                 <w:sz w:val="21"/>
                 <w:szCs w:val="21"/>
               </w:rPr>
-              <w:t>The residents of Hallstat believed that they would be consulted by the company building a copy of their town - but it turns out they were INFORM.</w:t>
+              <w:t xml:space="preserve">The residents of </w:t>
+            </w:r>
+            <w:proofErr w:type="spellStart"/>
+            <w:r>
+              <w:rPr>
+                <w:rFonts w:ascii="Source Sans 3" w:hAnsi="Source Sans 3" w:cs="Tahoma"/>
+                <w:sz w:val="21"/>
+                <w:szCs w:val="21"/>
+              </w:rPr>
+              <w:t>Hallstat</w:t>
+            </w:r>
+            <w:proofErr w:type="spellEnd"/>
+            <w:r>
+              <w:rPr>
+                <w:rFonts w:ascii="Source Sans 3" w:hAnsi="Source Sans 3" w:cs="Tahoma"/>
+                <w:sz w:val="21"/>
+                <w:szCs w:val="21"/>
+              </w:rPr>
+              <w:t xml:space="preserve"> believed that they would be consulted by the company building a copy of their town - but it turns out they were INFORM.</w:t>
             </w:r>
           </w:p>
           <w:p>
@@ -9780,13 +9737,23 @@
               </w:rPr>
               <w:t xml:space="preserve">D </w:t>
             </w:r>
+            <w:proofErr w:type="spellStart"/>
             <w:r>
               <w:rPr>
                 <w:rFonts w:ascii="Source Sans 3" w:hAnsi="Source Sans 3" w:cs="Tahoma"/>
                 <w:sz w:val="21"/>
                 <w:szCs w:val="21"/>
               </w:rPr>
-              <w:t>Auroville was founded according to a(n) GOVERN system of rules and beliefs.</w:t>
+              <w:t>Auroville</w:t>
+            </w:r>
+            <w:proofErr w:type="spellEnd"/>
+            <w:r>
+              <w:rPr>
+                <w:rFonts w:ascii="Source Sans 3" w:hAnsi="Source Sans 3" w:cs="Tahoma"/>
+                <w:sz w:val="21"/>
+                <w:szCs w:val="21"/>
+              </w:rPr>
+              <w:t xml:space="preserve"> was founded according to a(n) GOVERN system of rules and beliefs.</w:t>
             </w:r>
           </w:p>
         </w:tc>
@@ -10101,7 +10068,27 @@
                 <w:sz w:val="21"/>
                 <w:szCs w:val="21"/>
               </w:rPr>
-              <w:t>The Reading passage hos six paragraphs, A-F. Choose the correct heading for each paragraph from the list of headings below. Write the correct number, i-viii.</w:t>
+              <w:t xml:space="preserve">The Reading passage hos six paragraphs, A-F. Choose the correct heading for each paragraph from the list of headings below. Write the correct number, </w:t>
+            </w:r>
+            <w:proofErr w:type="spellStart"/>
+            <w:r>
+              <w:rPr>
+                <w:rFonts w:ascii="Source Sans 3" w:hAnsi="Source Sans 3"/>
+                <w:i/>
+                <w:sz w:val="21"/>
+                <w:szCs w:val="21"/>
+              </w:rPr>
+              <w:t>i</w:t>
+            </w:r>
+            <w:proofErr w:type="spellEnd"/>
+            <w:r>
+              <w:rPr>
+                <w:rFonts w:ascii="Source Sans 3" w:hAnsi="Source Sans 3"/>
+                <w:i/>
+                <w:sz w:val="21"/>
+                <w:szCs w:val="21"/>
+              </w:rPr>
+              <w:t>-viii.</w:t>
             </w:r>
           </w:p>
           <w:p>
@@ -11247,13 +11234,23 @@
               </w:rPr>
               <w:t xml:space="preserve"> </w:t>
             </w:r>
-            <w:r>
-              <w:rPr>
-                <w:rFonts w:ascii="Source Sans 3" w:hAnsi="Source Sans 3"/>
-                <w:sz w:val="20"/>
-                <w:szCs w:val="20"/>
-              </w:rPr>
-              <w:t>centres. Cahokia, as</w:t>
+            <w:proofErr w:type="spellStart"/>
+            <w:r>
+              <w:rPr>
+                <w:rFonts w:ascii="Source Sans 3" w:hAnsi="Source Sans 3"/>
+                <w:sz w:val="20"/>
+                <w:szCs w:val="20"/>
+              </w:rPr>
+              <w:t>centres</w:t>
+            </w:r>
+            <w:proofErr w:type="spellEnd"/>
+            <w:r>
+              <w:rPr>
+                <w:rFonts w:ascii="Source Sans 3" w:hAnsi="Source Sans 3"/>
+                <w:sz w:val="20"/>
+                <w:szCs w:val="20"/>
+              </w:rPr>
+              <w:t>. Cahokia, as</w:t>
             </w:r>
             <w:r>
               <w:rPr>
@@ -13319,6 +13316,7 @@
               </w:rPr>
               <w:t xml:space="preserve"> </w:t>
             </w:r>
+            <w:proofErr w:type="spellStart"/>
             <w:r>
               <w:rPr>
                 <w:rFonts w:ascii="Source Sans 3" w:hAnsi="Source Sans 3"/>
@@ -13327,7 +13325,18 @@
                 <w:sz w:val="20"/>
                 <w:szCs w:val="20"/>
               </w:rPr>
-              <w:t>centre.</w:t>
+              <w:t>centre</w:t>
+            </w:r>
+            <w:proofErr w:type="spellEnd"/>
+            <w:r>
+              <w:rPr>
+                <w:rFonts w:ascii="Source Sans 3" w:hAnsi="Source Sans 3"/>
+                <w:color w:val="2F3A2C"/>
+                <w:spacing w:val="-4"/>
+                <w:sz w:val="20"/>
+                <w:szCs w:val="20"/>
+              </w:rPr>
+              <w:t>.</w:t>
             </w:r>
             <w:r>
               <w:rPr>
@@ -13415,7 +13424,29 @@
                 <w:sz w:val="20"/>
                 <w:szCs w:val="20"/>
               </w:rPr>
-              <w:t xml:space="preserve">appears to have been thanks to a smalt group of planners </w:t>
+              <w:t xml:space="preserve">appears to have been thanks to a </w:t>
+            </w:r>
+            <w:proofErr w:type="spellStart"/>
+            <w:r>
+              <w:rPr>
+                <w:rFonts w:ascii="Source Sans 3" w:hAnsi="Source Sans 3"/>
+                <w:color w:val="2E392B"/>
+                <w:w w:val="90"/>
+                <w:sz w:val="20"/>
+                <w:szCs w:val="20"/>
+              </w:rPr>
+              <w:t>smalt</w:t>
+            </w:r>
+            <w:proofErr w:type="spellEnd"/>
+            <w:r>
+              <w:rPr>
+                <w:rFonts w:ascii="Source Sans 3" w:hAnsi="Source Sans 3"/>
+                <w:color w:val="2E392B"/>
+                <w:w w:val="90"/>
+                <w:sz w:val="20"/>
+                <w:szCs w:val="20"/>
+              </w:rPr>
+              <w:t xml:space="preserve"> group of planners </w:t>
             </w:r>
             <w:r>
               <w:rPr>
@@ -13615,7 +13646,25 @@
                 <w:sz w:val="20"/>
                 <w:szCs w:val="20"/>
               </w:rPr>
-              <w:t>After the redesigns of the village were put in place, the Native Americans at Cahokia worked with tireless determination to carry them out. Over the course of a few decades, they transported huge volumes of soil from the nearby countryside to create 120 huge mounds of earth, the biggest of which rose to one hundred feet. On top of these, they built a vast urban environment, complete with a vibrant town centre, municipal buildings, and a fifty-acre plaza at the foot of the biggest mound.</w:t>
+              <w:t xml:space="preserve">After the redesigns of the village were put in place, the Native Americans at Cahokia worked with tireless determination to carry them out. Over the course of a few decades, they transported huge volumes of soil from the nearby countryside to create 120 huge mounds of earth, the biggest of which rose to one hundred feet. On top of these, they built a vast urban environment, complete with a vibrant town </w:t>
+            </w:r>
+            <w:proofErr w:type="spellStart"/>
+            <w:r>
+              <w:rPr>
+                <w:rFonts w:ascii="Source Sans 3" w:hAnsi="Source Sans 3"/>
+                <w:sz w:val="20"/>
+                <w:szCs w:val="20"/>
+              </w:rPr>
+              <w:t>centre</w:t>
+            </w:r>
+            <w:proofErr w:type="spellEnd"/>
+            <w:r>
+              <w:rPr>
+                <w:rFonts w:ascii="Source Sans 3" w:hAnsi="Source Sans 3"/>
+                <w:sz w:val="20"/>
+                <w:szCs w:val="20"/>
+              </w:rPr>
+              <w:t>, municipal buildings, and a fifty-acre plaza at the foot of the biggest mound.</w:t>
             </w:r>
           </w:p>
           <w:p>
@@ -14717,6 +14766,7 @@
               </w:rPr>
               <w:t xml:space="preserve"> </w:t>
             </w:r>
+            <w:proofErr w:type="spellStart"/>
             <w:r>
               <w:rPr>
                 <w:rFonts w:ascii="Source Sans 3" w:hAnsi="Source Sans 3"/>
@@ -14727,6 +14777,7 @@
               </w:rPr>
               <w:t>centre</w:t>
             </w:r>
+            <w:proofErr w:type="spellEnd"/>
             <w:r>
               <w:rPr>
                 <w:rFonts w:ascii="Source Sans 3" w:hAnsi="Source Sans 3"/>
@@ -15322,7 +15373,51 @@
                 <w:sz w:val="20"/>
                 <w:szCs w:val="20"/>
               </w:rPr>
-              <w:t>Academics who have studied other Native American sites have always found weapons of war buried deep underground. And yet, the bows, arrows and swords that littered the ground at these other sites were nowhere to be seen at Cahokia. Other factors, such as disease or colonisation from European invasion, do not seem to be possible in this case, as common as they were elsewhere at that time. The absence of definitive theories as to Cahokia's decline is highly unusual, but then again, Cahokia was no ordinary city and perhaps comparisons with other urban centres of the time cannot be made.</w:t>
+              <w:t xml:space="preserve">Academics who have studied other Native American sites have always found weapons of war buried deep underground. And yet, the bows, arrows and swords that littered the ground at these other sites were nowhere to be seen at Cahokia. Other factors, such as disease or </w:t>
+            </w:r>
+            <w:proofErr w:type="spellStart"/>
+            <w:r>
+              <w:rPr>
+                <w:rFonts w:ascii="Source Sans 3" w:hAnsi="Source Sans 3"/>
+                <w:color w:val="424045"/>
+                <w:spacing w:val="-2"/>
+                <w:sz w:val="20"/>
+                <w:szCs w:val="20"/>
+              </w:rPr>
+              <w:t>colonisation</w:t>
+            </w:r>
+            <w:proofErr w:type="spellEnd"/>
+            <w:r>
+              <w:rPr>
+                <w:rFonts w:ascii="Source Sans 3" w:hAnsi="Source Sans 3"/>
+                <w:color w:val="424045"/>
+                <w:spacing w:val="-2"/>
+                <w:sz w:val="20"/>
+                <w:szCs w:val="20"/>
+              </w:rPr>
+              <w:t xml:space="preserve"> from European invasion, do not seem to be possible in this case, as common as they were elsewhere at that time. The absence of definitive theories as to Cahokia's decline is highly unusual, but then again, Cahokia was no ordinary city and perhaps comparisons with other urban </w:t>
+            </w:r>
+            <w:proofErr w:type="spellStart"/>
+            <w:r>
+              <w:rPr>
+                <w:rFonts w:ascii="Source Sans 3" w:hAnsi="Source Sans 3"/>
+                <w:color w:val="424045"/>
+                <w:spacing w:val="-2"/>
+                <w:sz w:val="20"/>
+                <w:szCs w:val="20"/>
+              </w:rPr>
+              <w:t>centres</w:t>
+            </w:r>
+            <w:proofErr w:type="spellEnd"/>
+            <w:r>
+              <w:rPr>
+                <w:rFonts w:ascii="Source Sans 3" w:hAnsi="Source Sans 3"/>
+                <w:color w:val="424045"/>
+                <w:spacing w:val="-2"/>
+                <w:sz w:val="20"/>
+                <w:szCs w:val="20"/>
+              </w:rPr>
+              <w:t xml:space="preserve"> of the time cannot be made.</w:t>
             </w:r>
           </w:p>
         </w:tc>
@@ -15383,7 +15478,51 @@
                 <w:sz w:val="20"/>
                 <w:szCs w:val="20"/>
               </w:rPr>
-              <w:t>While academics remain bemused as to why the residents fled the city, we can still marvel at the individual artefacts that archaeologists have discovered: the jewellery worn, the pots used to cook in, the small workshop at the base of one of the mounds. That said, there is also a more unpleasant side to their investigations. Human sacrifice, it seems, was a common fact of life in Cahokia; even if we cannot be sure whether this was for religious or for other reasons, we can have no doubt that it happened frequently. The bodies of hundreds of people, mostly young women, have been found buried in mass graves, and the way in which they died was often horrific. A sombre reminder that even 'advanced' city states had their shadowy sides.</w:t>
+              <w:t xml:space="preserve">While academics remain bemused as to why the residents fled the city, we can still marvel at the individual artefacts that archaeologists have discovered: the </w:t>
+            </w:r>
+            <w:proofErr w:type="spellStart"/>
+            <w:r>
+              <w:rPr>
+                <w:rFonts w:ascii="Source Sans 3" w:hAnsi="Source Sans 3"/>
+                <w:color w:val="424045"/>
+                <w:spacing w:val="-2"/>
+                <w:sz w:val="20"/>
+                <w:szCs w:val="20"/>
+              </w:rPr>
+              <w:t>jewellery</w:t>
+            </w:r>
+            <w:proofErr w:type="spellEnd"/>
+            <w:r>
+              <w:rPr>
+                <w:rFonts w:ascii="Source Sans 3" w:hAnsi="Source Sans 3"/>
+                <w:color w:val="424045"/>
+                <w:spacing w:val="-2"/>
+                <w:sz w:val="20"/>
+                <w:szCs w:val="20"/>
+              </w:rPr>
+              <w:t xml:space="preserve"> worn, the pots used to cook in, the small workshop at the base of one of the mounds. That said, there is also a more unpleasant side to their investigations. Human sacrifice, it seems, was a common fact of life in Cahokia; even if we cannot be sure whether this was for religious or for other reasons, we can have no doubt that it happened frequently. The bodies of hundreds of people, mostly young women, have been found buried in mass graves, and the way in which they died was often horrific. A </w:t>
+            </w:r>
+            <w:proofErr w:type="spellStart"/>
+            <w:r>
+              <w:rPr>
+                <w:rFonts w:ascii="Source Sans 3" w:hAnsi="Source Sans 3"/>
+                <w:color w:val="424045"/>
+                <w:spacing w:val="-2"/>
+                <w:sz w:val="20"/>
+                <w:szCs w:val="20"/>
+              </w:rPr>
+              <w:t>sombre</w:t>
+            </w:r>
+            <w:proofErr w:type="spellEnd"/>
+            <w:r>
+              <w:rPr>
+                <w:rFonts w:ascii="Source Sans 3" w:hAnsi="Source Sans 3"/>
+                <w:color w:val="424045"/>
+                <w:spacing w:val="-2"/>
+                <w:sz w:val="20"/>
+                <w:szCs w:val="20"/>
+              </w:rPr>
+              <w:t xml:space="preserve"> reminder that even 'advanced' city states had their shadowy sides.</w:t>
             </w:r>
           </w:p>
         </w:tc>
@@ -18356,6 +18495,7 @@
               </w:rPr>
               <w:t xml:space="preserve"> </w:t>
             </w:r>
+            <w:proofErr w:type="spellStart"/>
             <w:r>
               <w:rPr>
                 <w:rFonts w:ascii="Source Sans 3" w:hAnsi="Source Sans 3"/>
@@ -18364,6 +18504,7 @@
               </w:rPr>
               <w:t>summarise</w:t>
             </w:r>
+            <w:proofErr w:type="spellEnd"/>
             <w:r>
               <w:rPr>
                 <w:rFonts w:ascii="Source Sans 3" w:hAnsi="Source Sans 3"/>
@@ -18434,7 +18575,15 @@
         <w:spacing w:line="278" w:lineRule="auto"/>
       </w:pPr>
       <w:r>
-        <w:t xml:space="preserve">[AudioStart: </w:t>
+        <w:t>[</w:t>
+      </w:r>
+      <w:proofErr w:type="spellStart"/>
+      <w:r>
+        <w:t>AudioStart</w:t>
+      </w:r>
+      <w:proofErr w:type="spellEnd"/>
+      <w:r>
+        <w:t xml:space="preserve">: </w:t>
       </w:r>
       <w:r>
         <w:t>MindsetIELTS_L3_01.mp3</w:t>
@@ -18448,7 +18597,15 @@
         <w:spacing w:line="278" w:lineRule="auto"/>
       </w:pPr>
       <w:r>
-        <w:t>[00:05-00:10] Let's begin the test. [AudioEnd]</w:t>
+        <w:t>[00:05-00:10] Let's begin the test. [</w:t>
+      </w:r>
+      <w:proofErr w:type="spellStart"/>
+      <w:r>
+        <w:t>AudioEnd</w:t>
+      </w:r>
+      <w:proofErr w:type="spellEnd"/>
+      <w:r>
+        <w:t>]</w:t>
       </w:r>
     </w:p>
     <w:sectPr>
@@ -18463,7 +18620,7 @@
 </file>
 
 <file path=word/numbering.xml><?xml version="1.0" encoding="utf-8"?>
-<w:numbering xmlns:wpc="http://schemas.microsoft.com/office/word/2010/wordprocessingCanvas" xmlns:cx="http://schemas.microsoft.com/office/drawing/2014/chartex" xmlns:cx1="http://schemas.microsoft.com/office/drawing/2015/9/8/chartex" xmlns:cx2="http://schemas.microsoft.com/office/drawing/2015/10/21/chartex" xmlns:cx3="http://schemas.microsoft.com/office/drawing/2016/5/9/chartex" xmlns:cx4="http://schemas.microsoft.com/office/drawing/2016/5/10/chartex" xmlns:cx5="http://schemas.microsoft.com/office/drawing/2016/5/11/chartex" xmlns:cx6="http://schemas.microsoft.com/office/drawing/2016/5/12/chartex" xmlns:cx7="http://schemas.microsoft.com/office/drawing/2016/5/13/chartex" xmlns:cx8="http://schemas.microsoft.com/office/drawing/2016/5/14/chartex" xmlns:mc="http://schemas.openxmlformats.org/markup-compatibility/2006" xmlns:aink="http://schemas.microsoft.com/office/drawing/2016/ink" xmlns:am3d="http://schemas.microsoft.com/office/drawing/2017/model3d" xmlns:o="urn:schemas-microsoft-com:office:office" xmlns:oel="http://schemas.microsoft.com/office/2019/extlst" xmlns:r="http://schemas.openxmlformats.org/officeDocument/2006/relationships" xmlns:m="http://schemas.openxmlformats.org/officeDocument/2006/math" xmlns:v="urn:schemas-microsoft-com:vml" xmlns:wp14="http://schemas.microsoft.com/office/word/2010/wordprocessingDrawing" xmlns:wp="http://schemas.openxmlformats.org/drawingml/2006/wordprocessingDrawing" xmlns:w10="urn:schemas-microsoft-com:office:word" xmlns:w="http://schemas.openxmlformats.org/wordprocessingml/2006/main" xmlns:w14="http://schemas.microsoft.com/office/word/2010/wordml" xmlns:w15="http://schemas.microsoft.com/office/word/2012/wordml" xmlns:w16cex="http://schemas.microsoft.com/office/word/2018/wordml/cex" xmlns:w16cid="http://schemas.microsoft.com/office/word/2016/wordml/cid" xmlns:w16="http://schemas.microsoft.com/office/word/2018/wordml" xmlns:w16du="http://schemas.microsoft.com/office/word/2023/wordml/word16du" xmlns:w16sdtdh="http://schemas.microsoft.com/office/word/2020/wordml/sdtdatahash" xmlns:w16sdtfl="http://schemas.microsoft.com/office/word/2024/wordml/sdtformatlock" xmlns:w16se="http://schemas.microsoft.com/office/word/2015/wordml/symex" xmlns:wpg="http://schemas.microsoft.com/office/word/2010/wordprocessingGroup" xmlns:wpi="http://schemas.microsoft.com/office/word/2010/wordprocessingInk" xmlns:wne="http://schemas.microsoft.com/office/word/2006/wordml" xmlns:wps="http://schemas.microsoft.com/office/word/2010/wordprocessingShape" mc:Ignorable="w14 w15 w16se w16cid w16 w16cex w16sdtdh w16sdtfl w16du wp14">
+<w:numbering xmlns:wpc="http://schemas.microsoft.com/office/word/2010/wordprocessingCanvas" xmlns:cx="http://schemas.microsoft.com/office/drawing/2014/chartex" xmlns:cx1="http://schemas.microsoft.com/office/drawing/2015/9/8/chartex" xmlns:cx2="http://schemas.microsoft.com/office/drawing/2015/10/21/chartex" xmlns:cx3="http://schemas.microsoft.com/office/drawing/2016/5/9/chartex" xmlns:cx4="http://schemas.microsoft.com/office/drawing/2016/5/10/chartex" xmlns:cx5="http://schemas.microsoft.com/office/drawing/2016/5/11/chartex" xmlns:cx6="http://schemas.microsoft.com/office/drawing/2016/5/12/chartex" xmlns:cx7="http://schemas.microsoft.com/office/drawing/2016/5/13/chartex" xmlns:cx8="http://schemas.microsoft.com/office/drawing/2016/5/14/chartex" xmlns:mc="http://schemas.openxmlformats.org/markup-compatibility/2006" xmlns:aink="http://schemas.microsoft.com/office/drawing/2016/ink" xmlns:am3d="http://schemas.microsoft.com/office/drawing/2017/model3d" xmlns:o="urn:schemas-microsoft-com:office:office" xmlns:oel="http://schemas.microsoft.com/office/2019/extlst" xmlns:r="http://schemas.openxmlformats.org/officeDocument/2006/relationships" xmlns:m="http://schemas.openxmlformats.org/officeDocument/2006/math" xmlns:v="urn:schemas-microsoft-com:vml" xmlns:wp14="http://schemas.microsoft.com/office/word/2010/wordprocessingDrawing" xmlns:wp="http://schemas.openxmlformats.org/drawingml/2006/wordprocessingDrawing" xmlns:w10="urn:schemas-microsoft-com:office:word" xmlns:w="http://schemas.openxmlformats.org/wordprocessingml/2006/main" xmlns:w14="http://schemas.microsoft.com/office/word/2010/wordml" xmlns:w15="http://schemas.microsoft.com/office/word/2012/wordml" xmlns:w16cex="http://schemas.microsoft.com/office/word/2018/wordml/cex" xmlns:w16cid="http://schemas.microsoft.com/office/word/2016/wordml/cid" xmlns:w16="http://schemas.microsoft.com/office/word/2018/wordml" xmlns:w16sdtdh="http://schemas.microsoft.com/office/word/2020/wordml/sdtdatahash" xmlns:w16se="http://schemas.microsoft.com/office/word/2015/wordml/symex" xmlns:wpg="http://schemas.microsoft.com/office/word/2010/wordprocessingGroup" xmlns:wpi="http://schemas.microsoft.com/office/word/2010/wordprocessingInk" xmlns:wne="http://schemas.microsoft.com/office/word/2006/wordml" xmlns:wps="http://schemas.microsoft.com/office/word/2010/wordprocessingShape" mc:Ignorable="w14 w15 w16se w16cid w16 w16cex w16sdtdh wp14">
   <w:abstractNum w:abstractNumId="0" w15:restartNumberingAfterBreak="0">
     <w:nsid w:val="1B1C3795"/>
     <w:multiLevelType w:val="hybridMultilevel"/>
@@ -18921,7 +19078,7 @@
 </file>
 
 <file path=word/styles.xml><?xml version="1.0" encoding="utf-8"?>
-<w:styles xmlns:mc="http://schemas.openxmlformats.org/markup-compatibility/2006" xmlns:r="http://schemas.openxmlformats.org/officeDocument/2006/relationships" xmlns:w="http://schemas.openxmlformats.org/wordprocessingml/2006/main" xmlns:w14="http://schemas.microsoft.com/office/word/2010/wordml" xmlns:w15="http://schemas.microsoft.com/office/word/2012/wordml" xmlns:w16cex="http://schemas.microsoft.com/office/word/2018/wordml/cex" xmlns:w16cid="http://schemas.microsoft.com/office/word/2016/wordml/cid" xmlns:w16="http://schemas.microsoft.com/office/word/2018/wordml" xmlns:w16du="http://schemas.microsoft.com/office/word/2023/wordml/word16du" xmlns:w16sdtdh="http://schemas.microsoft.com/office/word/2020/wordml/sdtdatahash" xmlns:w16sdtfl="http://schemas.microsoft.com/office/word/2024/wordml/sdtformatlock" xmlns:w16se="http://schemas.microsoft.com/office/word/2015/wordml/symex" mc:Ignorable="w14 w15 w16se w16cid w16 w16cex w16sdtdh w16sdtfl w16du">
+<w:styles xmlns:mc="http://schemas.openxmlformats.org/markup-compatibility/2006" xmlns:r="http://schemas.openxmlformats.org/officeDocument/2006/relationships" xmlns:w="http://schemas.openxmlformats.org/wordprocessingml/2006/main" xmlns:w14="http://schemas.microsoft.com/office/word/2010/wordml" xmlns:w15="http://schemas.microsoft.com/office/word/2012/wordml" xmlns:w16cex="http://schemas.microsoft.com/office/word/2018/wordml/cex" xmlns:w16cid="http://schemas.microsoft.com/office/word/2016/wordml/cid" xmlns:w16="http://schemas.microsoft.com/office/word/2018/wordml" xmlns:w16sdtdh="http://schemas.microsoft.com/office/word/2020/wordml/sdtdatahash" xmlns:w16se="http://schemas.microsoft.com/office/word/2015/wordml/symex" mc:Ignorable="w14 w15 w16se w16cid w16 w16cex w16sdtdh">
   <w:docDefaults>
     <w:rPrDefault>
       <w:rPr>

--- a/assets/data/Mindset-Level-3.docx
+++ b/assets/data/Mindset-Level-3.docx
@@ -1,6 +1,6 @@
 
 <file path=word/document.xml><?xml version="1.0" encoding="utf-8"?>
-<w:document xmlns:wpc="http://schemas.microsoft.com/office/word/2010/wordprocessingCanvas" xmlns:cx="http://schemas.microsoft.com/office/drawing/2014/chartex" xmlns:cx1="http://schemas.microsoft.com/office/drawing/2015/9/8/chartex" xmlns:cx2="http://schemas.microsoft.com/office/drawing/2015/10/21/chartex" xmlns:cx3="http://schemas.microsoft.com/office/drawing/2016/5/9/chartex" xmlns:cx4="http://schemas.microsoft.com/office/drawing/2016/5/10/chartex" xmlns:cx5="http://schemas.microsoft.com/office/drawing/2016/5/11/chartex" xmlns:cx6="http://schemas.microsoft.com/office/drawing/2016/5/12/chartex" xmlns:cx7="http://schemas.microsoft.com/office/drawing/2016/5/13/chartex" xmlns:cx8="http://schemas.microsoft.com/office/drawing/2016/5/14/chartex" xmlns:mc="http://schemas.openxmlformats.org/markup-compatibility/2006" xmlns:aink="http://schemas.microsoft.com/office/drawing/2016/ink" xmlns:am3d="http://schemas.microsoft.com/office/drawing/2017/model3d" xmlns:o="urn:schemas-microsoft-com:office:office" xmlns:oel="http://schemas.microsoft.com/office/2019/extlst" xmlns:r="http://schemas.openxmlformats.org/officeDocument/2006/relationships" xmlns:m="http://schemas.openxmlformats.org/officeDocument/2006/math" xmlns:v="urn:schemas-microsoft-com:vml" xmlns:wp14="http://schemas.microsoft.com/office/word/2010/wordprocessingDrawing" xmlns:wp="http://schemas.openxmlformats.org/drawingml/2006/wordprocessingDrawing" xmlns:w10="urn:schemas-microsoft-com:office:word" xmlns:w="http://schemas.openxmlformats.org/wordprocessingml/2006/main" xmlns:w14="http://schemas.microsoft.com/office/word/2010/wordml" xmlns:w15="http://schemas.microsoft.com/office/word/2012/wordml" xmlns:w16cex="http://schemas.microsoft.com/office/word/2018/wordml/cex" xmlns:w16cid="http://schemas.microsoft.com/office/word/2016/wordml/cid" xmlns:w16="http://schemas.microsoft.com/office/word/2018/wordml" xmlns:w16sdtdh="http://schemas.microsoft.com/office/word/2020/wordml/sdtdatahash" xmlns:w16se="http://schemas.microsoft.com/office/word/2015/wordml/symex" xmlns:wpg="http://schemas.microsoft.com/office/word/2010/wordprocessingGroup" xmlns:wpi="http://schemas.microsoft.com/office/word/2010/wordprocessingInk" xmlns:wne="http://schemas.microsoft.com/office/word/2006/wordml" xmlns:wps="http://schemas.microsoft.com/office/word/2010/wordprocessingShape" mc:Ignorable="w14 w15 w16se w16cid w16 w16cex w16sdtdh wp14">
+<w:document xmlns:wpc="http://schemas.microsoft.com/office/word/2010/wordprocessingCanvas" xmlns:cx="http://schemas.microsoft.com/office/drawing/2014/chartex" xmlns:cx1="http://schemas.microsoft.com/office/drawing/2015/9/8/chartex" xmlns:cx2="http://schemas.microsoft.com/office/drawing/2015/10/21/chartex" xmlns:cx3="http://schemas.microsoft.com/office/drawing/2016/5/9/chartex" xmlns:cx4="http://schemas.microsoft.com/office/drawing/2016/5/10/chartex" xmlns:cx5="http://schemas.microsoft.com/office/drawing/2016/5/11/chartex" xmlns:cx6="http://schemas.microsoft.com/office/drawing/2016/5/12/chartex" xmlns:cx7="http://schemas.microsoft.com/office/drawing/2016/5/13/chartex" xmlns:cx8="http://schemas.microsoft.com/office/drawing/2016/5/14/chartex" xmlns:mc="http://schemas.openxmlformats.org/markup-compatibility/2006" xmlns:aink="http://schemas.microsoft.com/office/drawing/2016/ink" xmlns:am3d="http://schemas.microsoft.com/office/drawing/2017/model3d" xmlns:o="urn:schemas-microsoft-com:office:office" xmlns:oel="http://schemas.microsoft.com/office/2019/extlst" xmlns:r="http://schemas.openxmlformats.org/officeDocument/2006/relationships" xmlns:m="http://schemas.openxmlformats.org/officeDocument/2006/math" xmlns:v="urn:schemas-microsoft-com:vml" xmlns:wp14="http://schemas.microsoft.com/office/word/2010/wordprocessingDrawing" xmlns:wp="http://schemas.openxmlformats.org/drawingml/2006/wordprocessingDrawing" xmlns:w10="urn:schemas-microsoft-com:office:word" xmlns:w="http://schemas.openxmlformats.org/wordprocessingml/2006/main" xmlns:w14="http://schemas.microsoft.com/office/word/2010/wordml" xmlns:w15="http://schemas.microsoft.com/office/word/2012/wordml" xmlns:w16cex="http://schemas.microsoft.com/office/word/2018/wordml/cex" xmlns:w16cid="http://schemas.microsoft.com/office/word/2016/wordml/cid" xmlns:w16="http://schemas.microsoft.com/office/word/2018/wordml" xmlns:w16du="http://schemas.microsoft.com/office/word/2023/wordml/word16du" xmlns:w16sdtdh="http://schemas.microsoft.com/office/word/2020/wordml/sdtdatahash" xmlns:w16sdtfl="http://schemas.microsoft.com/office/word/2024/wordml/sdtformatlock" xmlns:w16se="http://schemas.microsoft.com/office/word/2015/wordml/symex" xmlns:wpg="http://schemas.microsoft.com/office/word/2010/wordprocessingGroup" xmlns:wpi="http://schemas.microsoft.com/office/word/2010/wordprocessingInk" xmlns:wne="http://schemas.microsoft.com/office/word/2006/wordml" xmlns:wps="http://schemas.microsoft.com/office/word/2010/wordprocessingShape" mc:Ignorable="w14 w15 w16se w16cid w16 w16cex w16sdtdh w16sdtfl w16du wp14">
   <w:body>
     <w:tbl>
       <w:tblPr>
@@ -208,6 +208,13 @@
             </w:r>
           </w:p>
           <w:p>
+            <w:pPr>
+              <w:rPr>
+                <w:rFonts w:ascii="Source Sans 3" w:hAnsi="Source Sans 3"/>
+                <w:sz w:val="21"/>
+                <w:szCs w:val="21"/>
+              </w:rPr>
+            </w:pPr>
             <w:r>
               <w:rPr>
                 <w:rFonts w:ascii="Source Sans 3" w:hAnsi="Source Sans 3"/>
@@ -376,25 +383,7 @@
                 <w:sz w:val="21"/>
                 <w:szCs w:val="21"/>
               </w:rPr>
-              <w:t xml:space="preserve">, or go hiking in the </w:t>
-            </w:r>
-            <w:proofErr w:type="spellStart"/>
-            <w:r>
-              <w:rPr>
-                <w:rFonts w:ascii="Source Sans 3" w:hAnsi="Source Sans 3"/>
-                <w:sz w:val="21"/>
-                <w:szCs w:val="21"/>
-              </w:rPr>
-              <w:t>Tramuntanas</w:t>
-            </w:r>
-            <w:proofErr w:type="spellEnd"/>
-            <w:r>
-              <w:rPr>
-                <w:rFonts w:ascii="Source Sans 3" w:hAnsi="Source Sans 3"/>
-                <w:sz w:val="21"/>
-                <w:szCs w:val="21"/>
-              </w:rPr>
-              <w:t xml:space="preserve">, a mountain range that runs from </w:t>
+              <w:t xml:space="preserve">, or go hiking in the Tramuntanas, a mountain range that runs from </w:t>
             </w:r>
             <w:r>
               <w:rPr>
@@ -447,7 +436,6 @@
               </w:rPr>
               <w:t xml:space="preserve">, contrasts entirely with the traditional rural towns and villages in the heart of the island, such as </w:t>
             </w:r>
-            <w:proofErr w:type="spellStart"/>
             <w:r>
               <w:rPr>
                 <w:rFonts w:ascii="Source Sans 3" w:hAnsi="Source Sans 3"/>
@@ -457,7 +445,6 @@
               </w:rPr>
               <w:t>Algaida</w:t>
             </w:r>
-            <w:proofErr w:type="spellEnd"/>
             <w:r>
               <w:rPr>
                 <w:rFonts w:ascii="Source Sans 3" w:hAnsi="Source Sans 3"/>
@@ -466,7 +453,6 @@
               </w:rPr>
               <w:t xml:space="preserve"> or </w:t>
             </w:r>
-            <w:proofErr w:type="spellStart"/>
             <w:r>
               <w:rPr>
                 <w:rFonts w:ascii="Source Sans 3" w:hAnsi="Source Sans 3"/>
@@ -476,7 +462,6 @@
               </w:rPr>
               <w:t>Binissalem</w:t>
             </w:r>
-            <w:proofErr w:type="spellEnd"/>
             <w:r>
               <w:rPr>
                 <w:rFonts w:ascii="Source Sans 3" w:hAnsi="Source Sans 3"/>
@@ -484,6 +469,19 @@
                 <w:szCs w:val="21"/>
               </w:rPr>
               <w:t>.</w:t>
+            </w:r>
+          </w:p>
+          <w:p>
+            <w:pPr>
+              <w:rPr>
+                <w:rStyle w:val="BlankWord"/>
+              </w:rPr>
+            </w:pPr>
+            <w:r>
+              <w:rPr>
+                <w:rStyle w:val="BlankWord"/>
+              </w:rPr>
+              <w:t>No article used for: individual islands: e.g. Mal/orca names of most countries: e.g. Spain, France, Germany, China names of beaches: Alcudia Beach names of cities/towns/regions: Palma de Mallorca, Algaida, Binissalem names of mountains: Mount Everest, Mont Blanc Use 'the' for: groups of islands: the Balearic Islands coastal areas: the Valencian Coast oceans and seas: the Mediterranean Sea, the Persian Gulf nationalities: the Spanish, the Oman is, the Chinese countries which are Republics, Kingdoms or Unions: the Republic of China, the United Kingdom (the UK), the United States of America (the USA) mountain ranges: the Tramuntanas, the Himalayas geographical areas: the northeast, the southwest Other geographical features: lakes: no article, usually begins with the word Lake (Lake Windermere) rivers: definite article before name of river. Capitalise the word 'river' or it can be omitted (the Thames, the River Thames).</w:t>
             </w:r>
           </w:p>
         </w:tc>
@@ -644,8 +642,11 @@
           <w:p>
             <w:pPr>
               <w:rPr>
-                <w:b/>
-                <w:bCs/>
+                <w:rFonts w:ascii="Source Sans 3 Medium" w:hAnsi="Source Sans 3 Medium"/>
+                <w:b/>
+                <w:bCs/>
+                <w:sz w:val="21"/>
+                <w:szCs w:val="21"/>
               </w:rPr>
             </w:pPr>
             <w:r>
@@ -657,6 +658,25 @@
                 <w:szCs w:val="21"/>
               </w:rPr>
               <w:t>Look at this title and discuss with a partner what you might expect to read in the passage.</w:t>
+            </w:r>
+          </w:p>
+          <w:p>
+            <w:pPr>
+              <w:rPr>
+                <w:rStyle w:val="BlankWord"/>
+                <w:rFonts w:ascii="Source Sans 3" w:hAnsi="Source Sans 3"/>
+                <w:sz w:val="21"/>
+                <w:szCs w:val="21"/>
+              </w:rPr>
+            </w:pPr>
+            <w:r>
+              <w:rPr>
+                <w:rStyle w:val="BlankWord"/>
+                <w:rFonts w:ascii="Source Sans 3" w:hAnsi="Source Sans 3"/>
+                <w:sz w:val="21"/>
+                <w:szCs w:val="21"/>
+              </w:rPr>
+              <w:t>Students' own answers</w:t>
             </w:r>
           </w:p>
         </w:tc>
@@ -766,25 +786,7 @@
                 <w:sz w:val="20"/>
                 <w:szCs w:val="20"/>
               </w:rPr>
-              <w:t xml:space="preserve">This type of task requires you to choose a heading which correctly </w:t>
-            </w:r>
-            <w:proofErr w:type="spellStart"/>
-            <w:r>
-              <w:rPr>
-                <w:rFonts w:ascii="Source Sans 3" w:hAnsi="Source Sans 3"/>
-                <w:sz w:val="20"/>
-                <w:szCs w:val="20"/>
-              </w:rPr>
-              <w:t>summarises</w:t>
-            </w:r>
-            <w:proofErr w:type="spellEnd"/>
-            <w:r>
-              <w:rPr>
-                <w:rFonts w:ascii="Source Sans 3" w:hAnsi="Source Sans 3"/>
-                <w:sz w:val="20"/>
-                <w:szCs w:val="20"/>
-              </w:rPr>
-              <w:t xml:space="preserve"> the whole paragraph. Often, it is possible to find one sentence in a paragraph which conveys the main idea - this is known as the </w:t>
+              <w:t xml:space="preserve">This type of task requires you to choose a heading which correctly summarises the whole paragraph. Often, it is possible to find one sentence in a paragraph which conveys the main idea - this is known as the </w:t>
             </w:r>
             <w:r>
               <w:rPr>
@@ -1329,6 +1331,7 @@
                 <w:sz w:val="20"/>
                 <w:szCs w:val="20"/>
               </w:rPr>
+              <w:lastRenderedPageBreak/>
               <w:t>sentence</w:t>
             </w:r>
             <w:r>
@@ -1939,7 +1942,6 @@
               </w:rPr>
               <w:t xml:space="preserve"> </w:t>
             </w:r>
-            <w:proofErr w:type="spellStart"/>
             <w:r>
               <w:rPr>
                 <w:rFonts w:ascii="Source Sans 3 Medium" w:hAnsi="Source Sans 3 Medium"/>
@@ -1950,20 +1952,7 @@
                 <w:sz w:val="21"/>
                 <w:szCs w:val="21"/>
               </w:rPr>
-              <w:t>Auroville</w:t>
-            </w:r>
-            <w:proofErr w:type="spellEnd"/>
-            <w:r>
-              <w:rPr>
-                <w:rFonts w:ascii="Source Sans 3 Medium" w:hAnsi="Source Sans 3 Medium"/>
-                <w:b/>
-                <w:bCs/>
-                <w:color w:val="070606"/>
-                <w:spacing w:val="-2"/>
-                <w:sz w:val="21"/>
-                <w:szCs w:val="21"/>
-              </w:rPr>
-              <w:t>,</w:t>
+              <w:t>Auroville,</w:t>
             </w:r>
             <w:r>
               <w:rPr>
@@ -2358,19 +2347,8 @@
                 <w:spacing w:val="-4"/>
                 <w:sz w:val="21"/>
               </w:rPr>
-              <w:t xml:space="preserve">In today's world of conflict, greed and constant struggles for power, </w:t>
-            </w:r>
-            <w:proofErr w:type="spellStart"/>
-            <w:r>
-              <w:rPr>
-                <w:rFonts w:ascii="Source Sans 3" w:hAnsi="Source Sans 3"/>
-                <w:color w:val="110E0D"/>
-                <w:spacing w:val="-4"/>
-                <w:sz w:val="21"/>
-              </w:rPr>
-              <w:t>Auroville</w:t>
-            </w:r>
-            <w:proofErr w:type="spellEnd"/>
+              <w:t>In today's world of conflict, greed and constant struggles for power, Auroville</w:t>
+            </w:r>
             <w:r>
               <w:rPr>
                 <w:rFonts w:ascii="Source Sans 3" w:hAnsi="Source Sans 3"/>
@@ -2936,9 +2914,8 @@
                 <w:spacing w:val="-4"/>
                 <w:sz w:val="21"/>
               </w:rPr>
-              <w:t xml:space="preserve">In today's world of conflict, greed and constant struggles for power, </w:t>
-            </w:r>
-            <w:proofErr w:type="spellStart"/>
+              <w:t>In today's world of conflict, greed and constant struggles for power, Auroville</w:t>
+            </w:r>
             <w:r>
               <w:rPr>
                 <w:rFonts w:ascii="Source Sans 3" w:hAnsi="Source Sans 3"/>
@@ -2946,9 +2923,8 @@
                 <w:spacing w:val="-4"/>
                 <w:sz w:val="21"/>
               </w:rPr>
-              <w:t>Auroville</w:t>
-            </w:r>
-            <w:proofErr w:type="spellEnd"/>
+              <w:t xml:space="preserve"> </w:t>
+            </w:r>
             <w:r>
               <w:rPr>
                 <w:rFonts w:ascii="Source Sans 3" w:hAnsi="Source Sans 3"/>
@@ -2956,36 +2932,7 @@
                 <w:spacing w:val="-4"/>
                 <w:sz w:val="21"/>
               </w:rPr>
-              <w:t xml:space="preserve"> </w:t>
-            </w:r>
-            <w:r>
-              <w:rPr>
-                <w:rFonts w:ascii="Source Sans 3" w:hAnsi="Source Sans 3"/>
-                <w:color w:val="110E0D"/>
-                <w:spacing w:val="-4"/>
-                <w:sz w:val="21"/>
-              </w:rPr>
-              <w:t xml:space="preserve">- aka 'the City of Dawn' - claims on its website that it was planned and built to create the ultimate model of unity, peace and harmony that can be projected across all humanity. It has no government, no one owns any property, and money rarely, if ever, changes hands. There is no leader and rules do not exist. While most experiments at creating the perfect city do not meet with success, the majority of </w:t>
-            </w:r>
-            <w:proofErr w:type="spellStart"/>
-            <w:r>
-              <w:rPr>
-                <w:rFonts w:ascii="Source Sans 3" w:hAnsi="Source Sans 3"/>
-                <w:color w:val="110E0D"/>
-                <w:spacing w:val="-4"/>
-                <w:sz w:val="21"/>
-              </w:rPr>
-              <w:t>Auroville's</w:t>
-            </w:r>
-            <w:proofErr w:type="spellEnd"/>
-            <w:r>
-              <w:rPr>
-                <w:rFonts w:ascii="Source Sans 3" w:hAnsi="Source Sans 3"/>
-                <w:color w:val="110E0D"/>
-                <w:spacing w:val="-4"/>
-                <w:sz w:val="21"/>
-              </w:rPr>
-              <w:t xml:space="preserve"> residents believe their city to be an exception. Although its critics point to the fact that levels of crime</w:t>
+              <w:t>- aka 'the City of Dawn' - claims on its website that it was planned and built to create the ultimate model of unity, peace and harmony that can be projected across all humanity. It has no government, no one owns any property, and money rarely, if ever, changes hands. There is no leader and rules do not exist. While most experiments at creating the perfect city do not meet with success, the majority of Auroville's residents believe their city to be an exception. Although its critics point to the fact that levels of crime</w:t>
             </w:r>
             <w:r>
               <w:rPr>
@@ -6249,31 +6196,7 @@
                 <w:sz w:val="21"/>
                 <w:szCs w:val="21"/>
               </w:rPr>
-              <w:t xml:space="preserve">Read the first sentence of the next paragraph about </w:t>
-            </w:r>
-            <w:proofErr w:type="spellStart"/>
-            <w:r>
-              <w:rPr>
-                <w:rFonts w:ascii="Source Sans 3 Medium" w:hAnsi="Source Sans 3 Medium" w:cs="*Calibri-7392-Identity-H"/>
-                <w:b/>
-                <w:bCs/>
-                <w:color w:val="0E0E0E"/>
-                <w:sz w:val="21"/>
-                <w:szCs w:val="21"/>
-              </w:rPr>
-              <w:t>Marloth</w:t>
-            </w:r>
-            <w:proofErr w:type="spellEnd"/>
-            <w:r>
-              <w:rPr>
-                <w:rFonts w:ascii="Source Sans 3 Medium" w:hAnsi="Source Sans 3 Medium" w:cs="*Calibri-7392-Identity-H"/>
-                <w:b/>
-                <w:bCs/>
-                <w:color w:val="0E0E0E"/>
-                <w:sz w:val="21"/>
-                <w:szCs w:val="21"/>
-              </w:rPr>
-              <w:t xml:space="preserve"> Park in South Africa.</w:t>
+              <w:t>Read the first sentence of the next paragraph about Marloth Park in South Africa.</w:t>
             </w:r>
           </w:p>
           <w:p>
@@ -6315,39 +6238,7 @@
                 <w:rFonts w:ascii="Source Sans 3" w:hAnsi="Source Sans 3"/>
                 <w:sz w:val="21"/>
               </w:rPr>
-              <w:t xml:space="preserve">Despite the fact the town of </w:t>
-            </w:r>
-            <w:proofErr w:type="spellStart"/>
-            <w:r>
-              <w:rPr>
-                <w:rFonts w:ascii="Source Sans 3" w:hAnsi="Source Sans 3"/>
-                <w:sz w:val="21"/>
-              </w:rPr>
-              <w:t>Marloth</w:t>
-            </w:r>
-            <w:proofErr w:type="spellEnd"/>
-            <w:r>
-              <w:rPr>
-                <w:rFonts w:ascii="Source Sans 3" w:hAnsi="Source Sans 3"/>
-                <w:sz w:val="21"/>
-              </w:rPr>
-              <w:t xml:space="preserve"> Park is close to the Kruger National Park, one of the largest game reserves in Africa, and despite the constant threat of visits from wild animals such as lions and hippopotamuses, its anxious residents are not allowed to build fences around their houses to keep out their </w:t>
-            </w:r>
-            <w:proofErr w:type="spellStart"/>
-            <w:r>
-              <w:rPr>
-                <w:rFonts w:ascii="Source Sans 3" w:hAnsi="Source Sans 3"/>
-                <w:sz w:val="21"/>
-              </w:rPr>
-              <w:t>neighbours</w:t>
-            </w:r>
-            <w:proofErr w:type="spellEnd"/>
-            <w:r>
-              <w:rPr>
-                <w:rFonts w:ascii="Source Sans 3" w:hAnsi="Source Sans 3"/>
-                <w:sz w:val="21"/>
-              </w:rPr>
-              <w:t>.</w:t>
+              <w:t>Despite the fact the town of Marloth Park is close to the Kruger National Park, one of the largest game reserves in Africa, and despite the constant threat of visits from wild animals such as lions and hippopotamuses, its anxious residents are not allowed to build fences around their houses to keep out their neighbours.</w:t>
             </w:r>
           </w:p>
           <w:p>
@@ -6978,22 +6869,40 @@
                 <w:sz w:val="21"/>
                 <w:szCs w:val="21"/>
               </w:rPr>
-              <w:t>In fact the only fence permitted in the town was built by the local authority, interestingly, with the aim of keeping humans out of the park, rather than containing the animals inside.</w:t>
-            </w:r>
+              <w:t xml:space="preserve">In </w:t>
+            </w:r>
+            <w:proofErr w:type="gramStart"/>
             <w:r>
               <w:rPr>
                 <w:rFonts w:ascii="Source Sans 3" w:hAnsi="Source Sans 3" w:cs="*Arial-8104-Identity-H"/>
                 <w:sz w:val="21"/>
                 <w:szCs w:val="21"/>
               </w:rPr>
-              <w:t xml:space="preserve"> </w:t>
-            </w:r>
+              <w:t>fact</w:t>
+            </w:r>
+            <w:proofErr w:type="gramEnd"/>
             <w:r>
               <w:rPr>
                 <w:rFonts w:ascii="Source Sans 3" w:hAnsi="Source Sans 3" w:cs="*Arial-8104-Identity-H"/>
                 <w:sz w:val="21"/>
                 <w:szCs w:val="21"/>
               </w:rPr>
+              <w:t xml:space="preserve"> the only fence permitted in the town was built by the local authority, interestingly, with the aim of keeping humans out of the park, rather than containing the animals inside.</w:t>
+            </w:r>
+            <w:r>
+              <w:rPr>
+                <w:rFonts w:ascii="Source Sans 3" w:hAnsi="Source Sans 3" w:cs="*Arial-8104-Identity-H"/>
+                <w:sz w:val="21"/>
+                <w:szCs w:val="21"/>
+              </w:rPr>
+              <w:t xml:space="preserve"> </w:t>
+            </w:r>
+            <w:r>
+              <w:rPr>
+                <w:rFonts w:ascii="Source Sans 3" w:hAnsi="Source Sans 3" w:cs="*Arial-8104-Identity-H"/>
+                <w:sz w:val="21"/>
+                <w:szCs w:val="21"/>
+              </w:rPr>
               <w:t>Consequently, it is not unusual to see giraffes or elephants causing traffic jams, for example, and even predator attacks on humans are unnervingly common - a lion was recently said to have mauled and eaten an escaping burglar. Yet even after this, while some residents then called for all lions to be rounded up and shot, others suggested that</w:t>
             </w:r>
             <w:r>
@@ -7010,25 +6919,7 @@
                 <w:sz w:val="21"/>
                 <w:szCs w:val="21"/>
               </w:rPr>
-              <w:t xml:space="preserve">they be allowed to walk the thoroughfares as a type of crime control, after an increase in the number of burglaries. Everywhere in </w:t>
-            </w:r>
-            <w:proofErr w:type="spellStart"/>
-            <w:r>
-              <w:rPr>
-                <w:rFonts w:ascii="Source Sans 3" w:hAnsi="Source Sans 3" w:cs="*Arial-8104-Identity-H"/>
-                <w:sz w:val="21"/>
-                <w:szCs w:val="21"/>
-              </w:rPr>
-              <w:t>Marloth</w:t>
-            </w:r>
-            <w:proofErr w:type="spellEnd"/>
-            <w:r>
-              <w:rPr>
-                <w:rFonts w:ascii="Source Sans 3" w:hAnsi="Source Sans 3" w:cs="*Arial-8104-Identity-H"/>
-                <w:sz w:val="21"/>
-                <w:szCs w:val="21"/>
-              </w:rPr>
-              <w:t xml:space="preserve"> Park, a wary</w:t>
+              <w:t>they be allowed to walk the thoroughfares as a type of crime control, after an increase in the number of burglaries. Everywhere in Marloth Park, a wary</w:t>
             </w:r>
             <w:r>
               <w:rPr>
@@ -7642,115 +7533,35 @@
                 <w:rFonts w:ascii="Source Sans 3" w:hAnsi="Source Sans 3"/>
                 <w:sz w:val="21"/>
               </w:rPr>
-              <w:t xml:space="preserve">The real </w:t>
-            </w:r>
-            <w:proofErr w:type="spellStart"/>
-            <w:r>
-              <w:rPr>
-                <w:rFonts w:ascii="Source Sans 3" w:hAnsi="Source Sans 3"/>
-                <w:sz w:val="21"/>
-              </w:rPr>
-              <w:t>Hallstat</w:t>
-            </w:r>
-            <w:proofErr w:type="spellEnd"/>
-            <w:r>
-              <w:rPr>
-                <w:rFonts w:ascii="Source Sans 3" w:hAnsi="Source Sans 3"/>
-                <w:sz w:val="21"/>
-              </w:rPr>
-              <w:t xml:space="preserve"> is in Austria and is proud to be a traditional UNESCO* World Heritage Site. The Chinese </w:t>
-            </w:r>
-            <w:proofErr w:type="spellStart"/>
-            <w:r>
-              <w:rPr>
-                <w:rFonts w:ascii="Source Sans 3" w:hAnsi="Source Sans 3"/>
-                <w:sz w:val="21"/>
-              </w:rPr>
-              <w:t>Hallstat</w:t>
-            </w:r>
-            <w:proofErr w:type="spellEnd"/>
-            <w:r>
-              <w:rPr>
-                <w:rFonts w:ascii="Source Sans 3" w:hAnsi="Source Sans 3"/>
-                <w:sz w:val="21"/>
-              </w:rPr>
-              <w:t xml:space="preserve"> is a carbon copy, built in Guangdong province, China, by a millionaire who sponsored the construction of the imitation town. It cost approximately $940 million to build, and</w:t>
-            </w:r>
-            <w:r>
-              <w:rPr>
-                <w:rFonts w:ascii="Source Sans 3" w:hAnsi="Source Sans 3"/>
-                <w:sz w:val="21"/>
-              </w:rPr>
-              <w:t xml:space="preserve"> </w:t>
-            </w:r>
-            <w:r>
-              <w:rPr>
-                <w:rFonts w:ascii="Source Sans 3" w:hAnsi="Source Sans 3"/>
-                <w:sz w:val="21"/>
-              </w:rPr>
-              <w:t xml:space="preserve">looks exactly like the real </w:t>
-            </w:r>
-            <w:proofErr w:type="spellStart"/>
-            <w:r>
-              <w:rPr>
-                <w:rFonts w:ascii="Source Sans 3" w:hAnsi="Source Sans 3"/>
-                <w:sz w:val="21"/>
-              </w:rPr>
-              <w:t>Hallstat</w:t>
-            </w:r>
-            <w:proofErr w:type="spellEnd"/>
-            <w:r>
-              <w:rPr>
-                <w:rFonts w:ascii="Source Sans 3" w:hAnsi="Source Sans 3"/>
-                <w:sz w:val="21"/>
-              </w:rPr>
-              <w:t xml:space="preserve">, all the way down to its wooden houses, its narrow streets, and its funicular railway. When the residents of Austria's </w:t>
-            </w:r>
-            <w:proofErr w:type="spellStart"/>
-            <w:r>
-              <w:rPr>
-                <w:rFonts w:ascii="Source Sans 3" w:hAnsi="Source Sans 3"/>
-                <w:sz w:val="21"/>
-              </w:rPr>
-              <w:t>Hallstat</w:t>
-            </w:r>
-            <w:proofErr w:type="spellEnd"/>
-            <w:r>
-              <w:rPr>
-                <w:rFonts w:ascii="Source Sans 3" w:hAnsi="Source Sans 3"/>
-                <w:sz w:val="21"/>
-              </w:rPr>
-              <w:t xml:space="preserve"> (including the mayor) were invited to visit it, they expressed pride that their town was considered so improbably beautiful that it had been reproduced in its entirety, but they still had cause for complaint. Originally, the Chinese company had promised to meet</w:t>
-            </w:r>
-            <w:r>
-              <w:rPr>
-                <w:rFonts w:ascii="Source Sans 3" w:hAnsi="Source Sans 3"/>
-                <w:sz w:val="21"/>
-              </w:rPr>
-              <w:t xml:space="preserve"> </w:t>
-            </w:r>
-            <w:r>
-              <w:rPr>
-                <w:rFonts w:ascii="Source Sans 3" w:hAnsi="Source Sans 3"/>
-                <w:sz w:val="21"/>
-              </w:rPr>
-              <w:t xml:space="preserve">with the Austrian residents to confirm that they were happy for their homes to be copied; instead, they simply sent their employees to Austria to fake photos, and they returned home to China without speaking to a single resident of the original </w:t>
-            </w:r>
-            <w:proofErr w:type="spellStart"/>
-            <w:r>
-              <w:rPr>
-                <w:rFonts w:ascii="Source Sans 3" w:hAnsi="Source Sans 3"/>
-                <w:sz w:val="21"/>
-              </w:rPr>
-              <w:t>Hallstat</w:t>
-            </w:r>
-            <w:proofErr w:type="spellEnd"/>
-            <w:r>
-              <w:rPr>
-                <w:rFonts w:ascii="Source Sans 3" w:hAnsi="Source Sans 3"/>
-                <w:sz w:val="21"/>
-              </w:rPr>
-              <w:t>.</w:t>
+              <w:t>The real Hallstat is in Austria and is proud to be a traditional UNESCO* World Heritage Site. The Chinese Hallstat is a carbon copy, built in Guangdong province, China, by a millionaire who sponsored the construction of the imitation town. It cost approximately $940 million to build, and</w:t>
+            </w:r>
+            <w:r>
+              <w:rPr>
+                <w:rFonts w:ascii="Source Sans 3" w:hAnsi="Source Sans 3"/>
+                <w:sz w:val="21"/>
+              </w:rPr>
+              <w:t xml:space="preserve"> </w:t>
+            </w:r>
+            <w:r>
+              <w:rPr>
+                <w:rFonts w:ascii="Source Sans 3" w:hAnsi="Source Sans 3"/>
+                <w:sz w:val="21"/>
+              </w:rPr>
+              <w:t>looks exactly like the real Hallstat, all the way down to its wooden houses, its narrow streets, and its funicular railway. When the residents of Austria's Hallstat (including the mayor) were invited to visit it, they expressed pride that their town was considered so improbably beautiful that it had been reproduced in its entirety, but they still had cause for complaint. Originally, the Chinese company had promised to meet</w:t>
+            </w:r>
+            <w:r>
+              <w:rPr>
+                <w:rFonts w:ascii="Source Sans 3" w:hAnsi="Source Sans 3"/>
+                <w:sz w:val="21"/>
+              </w:rPr>
+              <w:t xml:space="preserve"> </w:t>
+            </w:r>
+            <w:r>
+              <w:rPr>
+                <w:rFonts w:ascii="Source Sans 3" w:hAnsi="Source Sans 3"/>
+                <w:sz w:val="21"/>
+              </w:rPr>
+              <w:t>with the Austrian residents to confirm that they were happy for their homes to be copied; instead, they simply sent their employees to Austria to fake photos, and they returned home to China without speaking to a single resident of the original Hallstat.</w:t>
             </w:r>
           </w:p>
           <w:p>
@@ -8055,25 +7866,7 @@
                 <w:sz w:val="21"/>
                 <w:szCs w:val="21"/>
               </w:rPr>
-              <w:t xml:space="preserve"> </w:t>
-            </w:r>
-            <w:proofErr w:type="spellStart"/>
-            <w:r>
-              <w:rPr>
-                <w:rFonts w:ascii="Source Sans 3" w:hAnsi="Source Sans 3"/>
-                <w:sz w:val="21"/>
-                <w:szCs w:val="21"/>
-              </w:rPr>
-              <w:t>A</w:t>
-            </w:r>
-            <w:proofErr w:type="spellEnd"/>
-            <w:r>
-              <w:rPr>
-                <w:rFonts w:ascii="Source Sans 3" w:hAnsi="Source Sans 3"/>
-                <w:sz w:val="21"/>
-                <w:szCs w:val="21"/>
-              </w:rPr>
-              <w:t xml:space="preserve"> conflict between reality and imitation</w:t>
+              <w:t xml:space="preserve"> A conflict between reality and imitation</w:t>
             </w:r>
           </w:p>
           <w:p>
@@ -9608,25 +9401,7 @@
                 <w:sz w:val="21"/>
                 <w:szCs w:val="21"/>
               </w:rPr>
-              <w:t xml:space="preserve">The tourist brochure for </w:t>
-            </w:r>
-            <w:proofErr w:type="spellStart"/>
-            <w:r>
-              <w:rPr>
-                <w:rFonts w:ascii="Source Sans 3" w:hAnsi="Source Sans 3" w:cs="Tahoma"/>
-                <w:sz w:val="21"/>
-                <w:szCs w:val="21"/>
-              </w:rPr>
-              <w:t>Marloth</w:t>
-            </w:r>
-            <w:proofErr w:type="spellEnd"/>
-            <w:r>
-              <w:rPr>
-                <w:rFonts w:ascii="Source Sans 3" w:hAnsi="Source Sans 3" w:cs="Tahoma"/>
-                <w:sz w:val="21"/>
-                <w:szCs w:val="21"/>
-              </w:rPr>
-              <w:t xml:space="preserve"> Park ensures that visitors </w:t>
+              <w:t xml:space="preserve">The tourist brochure for Marloth Park ensures that visitors </w:t>
             </w:r>
             <w:r>
               <w:rPr>
@@ -9694,25 +9469,7 @@
                 <w:sz w:val="21"/>
                 <w:szCs w:val="21"/>
               </w:rPr>
-              <w:t xml:space="preserve">The residents of </w:t>
-            </w:r>
-            <w:proofErr w:type="spellStart"/>
-            <w:r>
-              <w:rPr>
-                <w:rFonts w:ascii="Source Sans 3" w:hAnsi="Source Sans 3" w:cs="Tahoma"/>
-                <w:sz w:val="21"/>
-                <w:szCs w:val="21"/>
-              </w:rPr>
-              <w:t>Hallstat</w:t>
-            </w:r>
-            <w:proofErr w:type="spellEnd"/>
-            <w:r>
-              <w:rPr>
-                <w:rFonts w:ascii="Source Sans 3" w:hAnsi="Source Sans 3" w:cs="Tahoma"/>
-                <w:sz w:val="21"/>
-                <w:szCs w:val="21"/>
-              </w:rPr>
-              <w:t xml:space="preserve"> believed that they would be consulted by the company building a copy of their town - but it turns out they were INFORM.</w:t>
+              <w:t>The residents of Hallstat believed that they would be consulted by the company building a copy of their town - but it turns out they were INFORM.</w:t>
             </w:r>
           </w:p>
           <w:p>
@@ -9737,23 +9494,13 @@
               </w:rPr>
               <w:t xml:space="preserve">D </w:t>
             </w:r>
-            <w:proofErr w:type="spellStart"/>
             <w:r>
               <w:rPr>
                 <w:rFonts w:ascii="Source Sans 3" w:hAnsi="Source Sans 3" w:cs="Tahoma"/>
                 <w:sz w:val="21"/>
                 <w:szCs w:val="21"/>
               </w:rPr>
-              <w:t>Auroville</w:t>
-            </w:r>
-            <w:proofErr w:type="spellEnd"/>
-            <w:r>
-              <w:rPr>
-                <w:rFonts w:ascii="Source Sans 3" w:hAnsi="Source Sans 3" w:cs="Tahoma"/>
-                <w:sz w:val="21"/>
-                <w:szCs w:val="21"/>
-              </w:rPr>
-              <w:t xml:space="preserve"> was founded according to a(n) GOVERN system of rules and beliefs.</w:t>
+              <w:t>Auroville was founded according to a(n) GOVERN system of rules and beliefs.</w:t>
             </w:r>
           </w:p>
         </w:tc>
@@ -10068,27 +9815,7 @@
                 <w:sz w:val="21"/>
                 <w:szCs w:val="21"/>
               </w:rPr>
-              <w:t xml:space="preserve">The Reading passage hos six paragraphs, A-F. Choose the correct heading for each paragraph from the list of headings below. Write the correct number, </w:t>
-            </w:r>
-            <w:proofErr w:type="spellStart"/>
-            <w:r>
-              <w:rPr>
-                <w:rFonts w:ascii="Source Sans 3" w:hAnsi="Source Sans 3"/>
-                <w:i/>
-                <w:sz w:val="21"/>
-                <w:szCs w:val="21"/>
-              </w:rPr>
-              <w:t>i</w:t>
-            </w:r>
-            <w:proofErr w:type="spellEnd"/>
-            <w:r>
-              <w:rPr>
-                <w:rFonts w:ascii="Source Sans 3" w:hAnsi="Source Sans 3"/>
-                <w:i/>
-                <w:sz w:val="21"/>
-                <w:szCs w:val="21"/>
-              </w:rPr>
-              <w:t>-viii.</w:t>
+              <w:t>The Reading passage hos six paragraphs, A-F. Choose the correct heading for each paragraph from the list of headings below. Write the correct number, i-viii.</w:t>
             </w:r>
           </w:p>
           <w:p>
@@ -11234,23 +10961,13 @@
               </w:rPr>
               <w:t xml:space="preserve"> </w:t>
             </w:r>
-            <w:proofErr w:type="spellStart"/>
-            <w:r>
-              <w:rPr>
-                <w:rFonts w:ascii="Source Sans 3" w:hAnsi="Source Sans 3"/>
-                <w:sz w:val="20"/>
-                <w:szCs w:val="20"/>
-              </w:rPr>
-              <w:t>centres</w:t>
-            </w:r>
-            <w:proofErr w:type="spellEnd"/>
-            <w:r>
-              <w:rPr>
-                <w:rFonts w:ascii="Source Sans 3" w:hAnsi="Source Sans 3"/>
-                <w:sz w:val="20"/>
-                <w:szCs w:val="20"/>
-              </w:rPr>
-              <w:t>. Cahokia, as</w:t>
+            <w:r>
+              <w:rPr>
+                <w:rFonts w:ascii="Source Sans 3" w:hAnsi="Source Sans 3"/>
+                <w:sz w:val="20"/>
+                <w:szCs w:val="20"/>
+              </w:rPr>
+              <w:t>centres. Cahokia, as</w:t>
             </w:r>
             <w:r>
               <w:rPr>
@@ -13316,7 +13033,6 @@
               </w:rPr>
               <w:t xml:space="preserve"> </w:t>
             </w:r>
-            <w:proofErr w:type="spellStart"/>
             <w:r>
               <w:rPr>
                 <w:rFonts w:ascii="Source Sans 3" w:hAnsi="Source Sans 3"/>
@@ -13325,18 +13041,7 @@
                 <w:sz w:val="20"/>
                 <w:szCs w:val="20"/>
               </w:rPr>
-              <w:t>centre</w:t>
-            </w:r>
-            <w:proofErr w:type="spellEnd"/>
-            <w:r>
-              <w:rPr>
-                <w:rFonts w:ascii="Source Sans 3" w:hAnsi="Source Sans 3"/>
-                <w:color w:val="2F3A2C"/>
-                <w:spacing w:val="-4"/>
-                <w:sz w:val="20"/>
-                <w:szCs w:val="20"/>
-              </w:rPr>
-              <w:t>.</w:t>
+              <w:t>centre.</w:t>
             </w:r>
             <w:r>
               <w:rPr>
@@ -13424,29 +13129,7 @@
                 <w:sz w:val="20"/>
                 <w:szCs w:val="20"/>
               </w:rPr>
-              <w:t xml:space="preserve">appears to have been thanks to a </w:t>
-            </w:r>
-            <w:proofErr w:type="spellStart"/>
-            <w:r>
-              <w:rPr>
-                <w:rFonts w:ascii="Source Sans 3" w:hAnsi="Source Sans 3"/>
-                <w:color w:val="2E392B"/>
-                <w:w w:val="90"/>
-                <w:sz w:val="20"/>
-                <w:szCs w:val="20"/>
-              </w:rPr>
-              <w:t>smalt</w:t>
-            </w:r>
-            <w:proofErr w:type="spellEnd"/>
-            <w:r>
-              <w:rPr>
-                <w:rFonts w:ascii="Source Sans 3" w:hAnsi="Source Sans 3"/>
-                <w:color w:val="2E392B"/>
-                <w:w w:val="90"/>
-                <w:sz w:val="20"/>
-                <w:szCs w:val="20"/>
-              </w:rPr>
-              <w:t xml:space="preserve"> group of planners </w:t>
+              <w:t xml:space="preserve">appears to have been thanks to a smalt group of planners </w:t>
             </w:r>
             <w:r>
               <w:rPr>
@@ -13646,25 +13329,7 @@
                 <w:sz w:val="20"/>
                 <w:szCs w:val="20"/>
               </w:rPr>
-              <w:t xml:space="preserve">After the redesigns of the village were put in place, the Native Americans at Cahokia worked with tireless determination to carry them out. Over the course of a few decades, they transported huge volumes of soil from the nearby countryside to create 120 huge mounds of earth, the biggest of which rose to one hundred feet. On top of these, they built a vast urban environment, complete with a vibrant town </w:t>
-            </w:r>
-            <w:proofErr w:type="spellStart"/>
-            <w:r>
-              <w:rPr>
-                <w:rFonts w:ascii="Source Sans 3" w:hAnsi="Source Sans 3"/>
-                <w:sz w:val="20"/>
-                <w:szCs w:val="20"/>
-              </w:rPr>
-              <w:t>centre</w:t>
-            </w:r>
-            <w:proofErr w:type="spellEnd"/>
-            <w:r>
-              <w:rPr>
-                <w:rFonts w:ascii="Source Sans 3" w:hAnsi="Source Sans 3"/>
-                <w:sz w:val="20"/>
-                <w:szCs w:val="20"/>
-              </w:rPr>
-              <w:t>, municipal buildings, and a fifty-acre plaza at the foot of the biggest mound.</w:t>
+              <w:t>After the redesigns of the village were put in place, the Native Americans at Cahokia worked with tireless determination to carry them out. Over the course of a few decades, they transported huge volumes of soil from the nearby countryside to create 120 huge mounds of earth, the biggest of which rose to one hundred feet. On top of these, they built a vast urban environment, complete with a vibrant town centre, municipal buildings, and a fifty-acre plaza at the foot of the biggest mound.</w:t>
             </w:r>
           </w:p>
           <w:p>
@@ -14766,7 +14431,6 @@
               </w:rPr>
               <w:t xml:space="preserve"> </w:t>
             </w:r>
-            <w:proofErr w:type="spellStart"/>
             <w:r>
               <w:rPr>
                 <w:rFonts w:ascii="Source Sans 3" w:hAnsi="Source Sans 3"/>
@@ -14777,7 +14441,6 @@
               </w:rPr>
               <w:t>centre</w:t>
             </w:r>
-            <w:proofErr w:type="spellEnd"/>
             <w:r>
               <w:rPr>
                 <w:rFonts w:ascii="Source Sans 3" w:hAnsi="Source Sans 3"/>
@@ -15373,51 +15036,7 @@
                 <w:sz w:val="20"/>
                 <w:szCs w:val="20"/>
               </w:rPr>
-              <w:t xml:space="preserve">Academics who have studied other Native American sites have always found weapons of war buried deep underground. And yet, the bows, arrows and swords that littered the ground at these other sites were nowhere to be seen at Cahokia. Other factors, such as disease or </w:t>
-            </w:r>
-            <w:proofErr w:type="spellStart"/>
-            <w:r>
-              <w:rPr>
-                <w:rFonts w:ascii="Source Sans 3" w:hAnsi="Source Sans 3"/>
-                <w:color w:val="424045"/>
-                <w:spacing w:val="-2"/>
-                <w:sz w:val="20"/>
-                <w:szCs w:val="20"/>
-              </w:rPr>
-              <w:t>colonisation</w:t>
-            </w:r>
-            <w:proofErr w:type="spellEnd"/>
-            <w:r>
-              <w:rPr>
-                <w:rFonts w:ascii="Source Sans 3" w:hAnsi="Source Sans 3"/>
-                <w:color w:val="424045"/>
-                <w:spacing w:val="-2"/>
-                <w:sz w:val="20"/>
-                <w:szCs w:val="20"/>
-              </w:rPr>
-              <w:t xml:space="preserve"> from European invasion, do not seem to be possible in this case, as common as they were elsewhere at that time. The absence of definitive theories as to Cahokia's decline is highly unusual, but then again, Cahokia was no ordinary city and perhaps comparisons with other urban </w:t>
-            </w:r>
-            <w:proofErr w:type="spellStart"/>
-            <w:r>
-              <w:rPr>
-                <w:rFonts w:ascii="Source Sans 3" w:hAnsi="Source Sans 3"/>
-                <w:color w:val="424045"/>
-                <w:spacing w:val="-2"/>
-                <w:sz w:val="20"/>
-                <w:szCs w:val="20"/>
-              </w:rPr>
-              <w:t>centres</w:t>
-            </w:r>
-            <w:proofErr w:type="spellEnd"/>
-            <w:r>
-              <w:rPr>
-                <w:rFonts w:ascii="Source Sans 3" w:hAnsi="Source Sans 3"/>
-                <w:color w:val="424045"/>
-                <w:spacing w:val="-2"/>
-                <w:sz w:val="20"/>
-                <w:szCs w:val="20"/>
-              </w:rPr>
-              <w:t xml:space="preserve"> of the time cannot be made.</w:t>
+              <w:t>Academics who have studied other Native American sites have always found weapons of war buried deep underground. And yet, the bows, arrows and swords that littered the ground at these other sites were nowhere to be seen at Cahokia. Other factors, such as disease or colonisation from European invasion, do not seem to be possible in this case, as common as they were elsewhere at that time. The absence of definitive theories as to Cahokia's decline is highly unusual, but then again, Cahokia was no ordinary city and perhaps comparisons with other urban centres of the time cannot be made.</w:t>
             </w:r>
           </w:p>
         </w:tc>
@@ -15478,51 +15097,7 @@
                 <w:sz w:val="20"/>
                 <w:szCs w:val="20"/>
               </w:rPr>
-              <w:t xml:space="preserve">While academics remain bemused as to why the residents fled the city, we can still marvel at the individual artefacts that archaeologists have discovered: the </w:t>
-            </w:r>
-            <w:proofErr w:type="spellStart"/>
-            <w:r>
-              <w:rPr>
-                <w:rFonts w:ascii="Source Sans 3" w:hAnsi="Source Sans 3"/>
-                <w:color w:val="424045"/>
-                <w:spacing w:val="-2"/>
-                <w:sz w:val="20"/>
-                <w:szCs w:val="20"/>
-              </w:rPr>
-              <w:t>jewellery</w:t>
-            </w:r>
-            <w:proofErr w:type="spellEnd"/>
-            <w:r>
-              <w:rPr>
-                <w:rFonts w:ascii="Source Sans 3" w:hAnsi="Source Sans 3"/>
-                <w:color w:val="424045"/>
-                <w:spacing w:val="-2"/>
-                <w:sz w:val="20"/>
-                <w:szCs w:val="20"/>
-              </w:rPr>
-              <w:t xml:space="preserve"> worn, the pots used to cook in, the small workshop at the base of one of the mounds. That said, there is also a more unpleasant side to their investigations. Human sacrifice, it seems, was a common fact of life in Cahokia; even if we cannot be sure whether this was for religious or for other reasons, we can have no doubt that it happened frequently. The bodies of hundreds of people, mostly young women, have been found buried in mass graves, and the way in which they died was often horrific. A </w:t>
-            </w:r>
-            <w:proofErr w:type="spellStart"/>
-            <w:r>
-              <w:rPr>
-                <w:rFonts w:ascii="Source Sans 3" w:hAnsi="Source Sans 3"/>
-                <w:color w:val="424045"/>
-                <w:spacing w:val="-2"/>
-                <w:sz w:val="20"/>
-                <w:szCs w:val="20"/>
-              </w:rPr>
-              <w:t>sombre</w:t>
-            </w:r>
-            <w:proofErr w:type="spellEnd"/>
-            <w:r>
-              <w:rPr>
-                <w:rFonts w:ascii="Source Sans 3" w:hAnsi="Source Sans 3"/>
-                <w:color w:val="424045"/>
-                <w:spacing w:val="-2"/>
-                <w:sz w:val="20"/>
-                <w:szCs w:val="20"/>
-              </w:rPr>
-              <w:t xml:space="preserve"> reminder that even 'advanced' city states had their shadowy sides.</w:t>
+              <w:t>While academics remain bemused as to why the residents fled the city, we can still marvel at the individual artefacts that archaeologists have discovered: the jewellery worn, the pots used to cook in, the small workshop at the base of one of the mounds. That said, there is also a more unpleasant side to their investigations. Human sacrifice, it seems, was a common fact of life in Cahokia; even if we cannot be sure whether this was for religious or for other reasons, we can have no doubt that it happened frequently. The bodies of hundreds of people, mostly young women, have been found buried in mass graves, and the way in which they died was often horrific. A sombre reminder that even 'advanced' city states had their shadowy sides.</w:t>
             </w:r>
           </w:p>
         </w:tc>
@@ -18495,7 +18070,6 @@
               </w:rPr>
               <w:t xml:space="preserve"> </w:t>
             </w:r>
-            <w:proofErr w:type="spellStart"/>
             <w:r>
               <w:rPr>
                 <w:rFonts w:ascii="Source Sans 3" w:hAnsi="Source Sans 3"/>
@@ -18504,7 +18078,6 @@
               </w:rPr>
               <w:t>summarise</w:t>
             </w:r>
-            <w:proofErr w:type="spellEnd"/>
             <w:r>
               <w:rPr>
                 <w:rFonts w:ascii="Source Sans 3" w:hAnsi="Source Sans 3"/>
@@ -18573,39 +18146,206 @@
     <w:p>
       <w:pPr>
         <w:spacing w:line="278" w:lineRule="auto"/>
+        <w:rPr>
+          <w:rFonts w:ascii="Source Sans 3" w:hAnsi="Source Sans 3"/>
+        </w:rPr>
       </w:pPr>
       <w:r>
-        <w:t>[</w:t>
-      </w:r>
-      <w:proofErr w:type="spellStart"/>
-      <w:r>
-        <w:t>AudioStart</w:t>
-      </w:r>
-      <w:proofErr w:type="spellEnd"/>
-      <w:r>
-        <w:t xml:space="preserve">: </w:t>
-      </w:r>
-      <w:r>
-        <w:t>MindsetIELTS_L3_01.mp3</w:t>
-      </w:r>
-      <w:r>
-        <w:t>] [00:00-00:05] Hello and welcome to the IELTS preparation course.</w:t>
+        <w:rPr>
+          <w:rFonts w:ascii="Source Sans 3" w:hAnsi="Source Sans 3"/>
+        </w:rPr>
+        <w:t>[AudioStart: MindsetIELTS_L3_01.mp3] [00:00-00:05] Hello and welcome to the IELTS preparation course.</w:t>
       </w:r>
     </w:p>
     <w:p>
       <w:pPr>
         <w:spacing w:line="278" w:lineRule="auto"/>
+        <w:rPr>
+          <w:rFonts w:ascii="Source Sans 3" w:hAnsi="Source Sans 3"/>
+          <w:rtl/>
+        </w:rPr>
       </w:pPr>
       <w:r>
-        <w:t>[00:05-00:10] Let's begin the test. [</w:t>
+        <w:rPr>
+          <w:rFonts w:ascii="Source Sans 3" w:hAnsi="Source Sans 3"/>
+        </w:rPr>
+        <w:t>[00:05-00:10] Let's begin the test. [AudioEnd]</w:t>
       </w:r>
-      <w:proofErr w:type="spellStart"/>
+    </w:p>
+    <w:p>
+      <w:pPr>
+        <w:spacing w:line="278" w:lineRule="auto"/>
+        <w:rPr>
+          <w:rFonts w:ascii="Source Sans 3" w:hAnsi="Source Sans 3"/>
+        </w:rPr>
+      </w:pPr>
       <w:r>
-        <w:t>AudioEnd</w:t>
+        <w:rPr>
+          <w:rFonts w:ascii="Source Sans 3" w:hAnsi="Source Sans 3"/>
+        </w:rPr>
+        <w:t>[AudioStart: MindsetIELTS_L3_0</w:t>
       </w:r>
-      <w:proofErr w:type="spellEnd"/>
       <w:r>
-        <w:t>]</w:t>
+        <w:rPr>
+          <w:rFonts w:ascii="Source Sans 3" w:hAnsi="Source Sans 3"/>
+        </w:rPr>
+        <w:t>2</w:t>
+      </w:r>
+      <w:r>
+        <w:rPr>
+          <w:rFonts w:ascii="Source Sans 3" w:hAnsi="Source Sans 3"/>
+        </w:rPr>
+        <w:t>.mp3] Guide: Ladies and gentlemen, welcome to the Museum of London Life. [00:00:06.</w:t>
+      </w:r>
+      <w:proofErr w:type="gramStart"/>
+      <w:r>
+        <w:rPr>
+          <w:rFonts w:ascii="Source Sans 3" w:hAnsi="Source Sans 3"/>
+        </w:rPr>
+        <w:t>296]My</w:t>
+      </w:r>
+      <w:proofErr w:type="gramEnd"/>
+      <w:r>
+        <w:rPr>
+          <w:rFonts w:ascii="Source Sans 3" w:hAnsi="Source Sans 3"/>
+        </w:rPr>
+        <w:t xml:space="preserve"> name's Peter, and I'll be your guide, taking you through your exciting visit, which lasts for approximately ninety minutes, and traces the history of this vast and ever-changing city. [00:00:17.</w:t>
+      </w:r>
+      <w:proofErr w:type="gramStart"/>
+      <w:r>
+        <w:rPr>
+          <w:rFonts w:ascii="Source Sans 3" w:hAnsi="Source Sans 3"/>
+        </w:rPr>
+        <w:t>778]But</w:t>
+      </w:r>
+      <w:proofErr w:type="gramEnd"/>
+      <w:r>
+        <w:rPr>
+          <w:rFonts w:ascii="Source Sans 3" w:hAnsi="Source Sans 3"/>
+        </w:rPr>
+        <w:t xml:space="preserve"> before we eventually arrive back here in the present, we begin our </w:t>
+      </w:r>
+      <w:proofErr w:type="gramStart"/>
+      <w:r>
+        <w:rPr>
+          <w:rFonts w:ascii="Source Sans 3" w:hAnsi="Source Sans 3"/>
+        </w:rPr>
+        <w:t>walk in</w:t>
+      </w:r>
+      <w:proofErr w:type="gramEnd"/>
+      <w:r>
+        <w:rPr>
+          <w:rFonts w:ascii="Source Sans 3" w:hAnsi="Source Sans 3"/>
+        </w:rPr>
+        <w:t xml:space="preserve"> ancient London, where we're going to take a look at life from the point of view of prehistoric men, women and children, looking at how they lived thousands of years ago, when all this around us was fields. [00:00:37.</w:t>
+      </w:r>
+      <w:proofErr w:type="gramStart"/>
+      <w:r>
+        <w:rPr>
+          <w:rFonts w:ascii="Source Sans 3" w:hAnsi="Source Sans 3"/>
+        </w:rPr>
+        <w:t>499]At</w:t>
+      </w:r>
+      <w:proofErr w:type="gramEnd"/>
+      <w:r>
+        <w:rPr>
+          <w:rFonts w:ascii="Source Sans 3" w:hAnsi="Source Sans 3"/>
+        </w:rPr>
+        <w:t xml:space="preserve"> this point, London was little more than a few settlements dotted about here and there. Certainly nothing like the </w:t>
+      </w:r>
+      <w:proofErr w:type="gramStart"/>
+      <w:r>
+        <w:rPr>
+          <w:rFonts w:ascii="Source Sans 3" w:hAnsi="Source Sans 3"/>
+        </w:rPr>
+        <w:t>metropolis</w:t>
+      </w:r>
+      <w:proofErr w:type="gramEnd"/>
+      <w:r>
+        <w:rPr>
+          <w:rFonts w:ascii="Source Sans 3" w:hAnsi="Source Sans 3"/>
+        </w:rPr>
+        <w:t xml:space="preserve"> you see surrounding you today. [00:00:48.</w:t>
+      </w:r>
+      <w:proofErr w:type="gramStart"/>
+      <w:r>
+        <w:rPr>
+          <w:rFonts w:ascii="Source Sans 3" w:hAnsi="Source Sans 3"/>
+        </w:rPr>
+        <w:t>338]So</w:t>
+      </w:r>
+      <w:proofErr w:type="gramEnd"/>
+      <w:r>
+        <w:rPr>
+          <w:rFonts w:ascii="Source Sans 3" w:hAnsi="Source Sans 3"/>
+        </w:rPr>
+        <w:t xml:space="preserve">, from there, the walk allows you to see the city grow as you progress through the exhibits and take in the fascinating pieces of history that have been found and donated to the museum over the years - including maps, photos, images and thousands of other </w:t>
+      </w:r>
+      <w:proofErr w:type="gramStart"/>
+      <w:r>
+        <w:rPr>
+          <w:rFonts w:ascii="Source Sans 3" w:hAnsi="Source Sans 3"/>
+        </w:rPr>
+        <w:t>objects  there</w:t>
+      </w:r>
+      <w:proofErr w:type="gramEnd"/>
+      <w:r>
+        <w:rPr>
+          <w:rFonts w:ascii="Source Sans 3" w:hAnsi="Source Sans 3"/>
+        </w:rPr>
+        <w:t>. [00:01:07.</w:t>
+      </w:r>
+      <w:proofErr w:type="gramStart"/>
+      <w:r>
+        <w:rPr>
+          <w:rFonts w:ascii="Source Sans 3" w:hAnsi="Source Sans 3"/>
+        </w:rPr>
+        <w:t>131]And</w:t>
+      </w:r>
+      <w:proofErr w:type="gramEnd"/>
+      <w:r>
+        <w:rPr>
+          <w:rFonts w:ascii="Source Sans 3" w:hAnsi="Source Sans 3"/>
+        </w:rPr>
+        <w:t xml:space="preserve"> finally, when we leave the part of the exhibition called 'Contemporary London', we'll move away from our present, here in the 21st century, and head off into</w:t>
+      </w:r>
+      <w:r>
+        <w:rPr>
+          <w:rFonts w:ascii="Source Sans 3" w:hAnsi="Source Sans 3"/>
+        </w:rPr>
+        <w:t xml:space="preserve"> </w:t>
+      </w:r>
+      <w:r>
+        <w:rPr>
+          <w:rFonts w:ascii="Source Sans 3" w:hAnsi="Source Sans 3"/>
+        </w:rPr>
+        <w:t>the 22nd</w:t>
+      </w:r>
+      <w:proofErr w:type="gramStart"/>
+      <w:r>
+        <w:rPr>
+          <w:rFonts w:ascii="Source Sans 3" w:hAnsi="Source Sans 3"/>
+        </w:rPr>
+        <w:t>.</w:t>
+      </w:r>
+      <w:r>
+        <w:rPr>
+          <w:rFonts w:ascii="Source Sans 3" w:hAnsi="Source Sans 3"/>
+        </w:rPr>
+        <w:t xml:space="preserve"> </w:t>
+      </w:r>
+      <w:r>
+        <w:rPr>
+          <w:rFonts w:ascii="Source Sans 3" w:hAnsi="Source Sans 3"/>
+        </w:rPr>
+        <w:t>.</w:t>
+      </w:r>
+      <w:proofErr w:type="gramEnd"/>
+      <w:r>
+        <w:rPr>
+          <w:rFonts w:ascii="Source Sans 3" w:hAnsi="Source Sans 3"/>
+        </w:rPr>
+        <w:t xml:space="preserve"> [AudioEnd]</w:t>
       </w:r>
     </w:p>
     <w:sectPr>
@@ -18620,7 +18360,7 @@
 </file>
 
 <file path=word/numbering.xml><?xml version="1.0" encoding="utf-8"?>
-<w:numbering xmlns:wpc="http://schemas.microsoft.com/office/word/2010/wordprocessingCanvas" xmlns:cx="http://schemas.microsoft.com/office/drawing/2014/chartex" xmlns:cx1="http://schemas.microsoft.com/office/drawing/2015/9/8/chartex" xmlns:cx2="http://schemas.microsoft.com/office/drawing/2015/10/21/chartex" xmlns:cx3="http://schemas.microsoft.com/office/drawing/2016/5/9/chartex" xmlns:cx4="http://schemas.microsoft.com/office/drawing/2016/5/10/chartex" xmlns:cx5="http://schemas.microsoft.com/office/drawing/2016/5/11/chartex" xmlns:cx6="http://schemas.microsoft.com/office/drawing/2016/5/12/chartex" xmlns:cx7="http://schemas.microsoft.com/office/drawing/2016/5/13/chartex" xmlns:cx8="http://schemas.microsoft.com/office/drawing/2016/5/14/chartex" xmlns:mc="http://schemas.openxmlformats.org/markup-compatibility/2006" xmlns:aink="http://schemas.microsoft.com/office/drawing/2016/ink" xmlns:am3d="http://schemas.microsoft.com/office/drawing/2017/model3d" xmlns:o="urn:schemas-microsoft-com:office:office" xmlns:oel="http://schemas.microsoft.com/office/2019/extlst" xmlns:r="http://schemas.openxmlformats.org/officeDocument/2006/relationships" xmlns:m="http://schemas.openxmlformats.org/officeDocument/2006/math" xmlns:v="urn:schemas-microsoft-com:vml" xmlns:wp14="http://schemas.microsoft.com/office/word/2010/wordprocessingDrawing" xmlns:wp="http://schemas.openxmlformats.org/drawingml/2006/wordprocessingDrawing" xmlns:w10="urn:schemas-microsoft-com:office:word" xmlns:w="http://schemas.openxmlformats.org/wordprocessingml/2006/main" xmlns:w14="http://schemas.microsoft.com/office/word/2010/wordml" xmlns:w15="http://schemas.microsoft.com/office/word/2012/wordml" xmlns:w16cex="http://schemas.microsoft.com/office/word/2018/wordml/cex" xmlns:w16cid="http://schemas.microsoft.com/office/word/2016/wordml/cid" xmlns:w16="http://schemas.microsoft.com/office/word/2018/wordml" xmlns:w16sdtdh="http://schemas.microsoft.com/office/word/2020/wordml/sdtdatahash" xmlns:w16se="http://schemas.microsoft.com/office/word/2015/wordml/symex" xmlns:wpg="http://schemas.microsoft.com/office/word/2010/wordprocessingGroup" xmlns:wpi="http://schemas.microsoft.com/office/word/2010/wordprocessingInk" xmlns:wne="http://schemas.microsoft.com/office/word/2006/wordml" xmlns:wps="http://schemas.microsoft.com/office/word/2010/wordprocessingShape" mc:Ignorable="w14 w15 w16se w16cid w16 w16cex w16sdtdh wp14">
+<w:numbering xmlns:wpc="http://schemas.microsoft.com/office/word/2010/wordprocessingCanvas" xmlns:cx="http://schemas.microsoft.com/office/drawing/2014/chartex" xmlns:cx1="http://schemas.microsoft.com/office/drawing/2015/9/8/chartex" xmlns:cx2="http://schemas.microsoft.com/office/drawing/2015/10/21/chartex" xmlns:cx3="http://schemas.microsoft.com/office/drawing/2016/5/9/chartex" xmlns:cx4="http://schemas.microsoft.com/office/drawing/2016/5/10/chartex" xmlns:cx5="http://schemas.microsoft.com/office/drawing/2016/5/11/chartex" xmlns:cx6="http://schemas.microsoft.com/office/drawing/2016/5/12/chartex" xmlns:cx7="http://schemas.microsoft.com/office/drawing/2016/5/13/chartex" xmlns:cx8="http://schemas.microsoft.com/office/drawing/2016/5/14/chartex" xmlns:mc="http://schemas.openxmlformats.org/markup-compatibility/2006" xmlns:aink="http://schemas.microsoft.com/office/drawing/2016/ink" xmlns:am3d="http://schemas.microsoft.com/office/drawing/2017/model3d" xmlns:o="urn:schemas-microsoft-com:office:office" xmlns:oel="http://schemas.microsoft.com/office/2019/extlst" xmlns:r="http://schemas.openxmlformats.org/officeDocument/2006/relationships" xmlns:m="http://schemas.openxmlformats.org/officeDocument/2006/math" xmlns:v="urn:schemas-microsoft-com:vml" xmlns:wp14="http://schemas.microsoft.com/office/word/2010/wordprocessingDrawing" xmlns:wp="http://schemas.openxmlformats.org/drawingml/2006/wordprocessingDrawing" xmlns:w10="urn:schemas-microsoft-com:office:word" xmlns:w="http://schemas.openxmlformats.org/wordprocessingml/2006/main" xmlns:w14="http://schemas.microsoft.com/office/word/2010/wordml" xmlns:w15="http://schemas.microsoft.com/office/word/2012/wordml" xmlns:w16cex="http://schemas.microsoft.com/office/word/2018/wordml/cex" xmlns:w16cid="http://schemas.microsoft.com/office/word/2016/wordml/cid" xmlns:w16="http://schemas.microsoft.com/office/word/2018/wordml" xmlns:w16du="http://schemas.microsoft.com/office/word/2023/wordml/word16du" xmlns:w16sdtdh="http://schemas.microsoft.com/office/word/2020/wordml/sdtdatahash" xmlns:w16sdtfl="http://schemas.microsoft.com/office/word/2024/wordml/sdtformatlock" xmlns:w16se="http://schemas.microsoft.com/office/word/2015/wordml/symex" xmlns:wpg="http://schemas.microsoft.com/office/word/2010/wordprocessingGroup" xmlns:wpi="http://schemas.microsoft.com/office/word/2010/wordprocessingInk" xmlns:wne="http://schemas.microsoft.com/office/word/2006/wordml" xmlns:wps="http://schemas.microsoft.com/office/word/2010/wordprocessingShape" mc:Ignorable="w14 w15 w16se w16cid w16 w16cex w16sdtdh w16sdtfl w16du wp14">
   <w:abstractNum w:abstractNumId="0" w15:restartNumberingAfterBreak="0">
     <w:nsid w:val="1B1C3795"/>
     <w:multiLevelType w:val="hybridMultilevel"/>
@@ -19078,7 +18818,7 @@
 </file>
 
 <file path=word/styles.xml><?xml version="1.0" encoding="utf-8"?>
-<w:styles xmlns:mc="http://schemas.openxmlformats.org/markup-compatibility/2006" xmlns:r="http://schemas.openxmlformats.org/officeDocument/2006/relationships" xmlns:w="http://schemas.openxmlformats.org/wordprocessingml/2006/main" xmlns:w14="http://schemas.microsoft.com/office/word/2010/wordml" xmlns:w15="http://schemas.microsoft.com/office/word/2012/wordml" xmlns:w16cex="http://schemas.microsoft.com/office/word/2018/wordml/cex" xmlns:w16cid="http://schemas.microsoft.com/office/word/2016/wordml/cid" xmlns:w16="http://schemas.microsoft.com/office/word/2018/wordml" xmlns:w16sdtdh="http://schemas.microsoft.com/office/word/2020/wordml/sdtdatahash" xmlns:w16se="http://schemas.microsoft.com/office/word/2015/wordml/symex" mc:Ignorable="w14 w15 w16se w16cid w16 w16cex w16sdtdh">
+<w:styles xmlns:mc="http://schemas.openxmlformats.org/markup-compatibility/2006" xmlns:r="http://schemas.openxmlformats.org/officeDocument/2006/relationships" xmlns:w="http://schemas.openxmlformats.org/wordprocessingml/2006/main" xmlns:w14="http://schemas.microsoft.com/office/word/2010/wordml" xmlns:w15="http://schemas.microsoft.com/office/word/2012/wordml" xmlns:w16cex="http://schemas.microsoft.com/office/word/2018/wordml/cex" xmlns:w16cid="http://schemas.microsoft.com/office/word/2016/wordml/cid" xmlns:w16="http://schemas.microsoft.com/office/word/2018/wordml" xmlns:w16du="http://schemas.microsoft.com/office/word/2023/wordml/word16du" xmlns:w16sdtdh="http://schemas.microsoft.com/office/word/2020/wordml/sdtdatahash" xmlns:w16sdtfl="http://schemas.microsoft.com/office/word/2024/wordml/sdtformatlock" xmlns:w16se="http://schemas.microsoft.com/office/word/2015/wordml/symex" mc:Ignorable="w14 w15 w16se w16cid w16 w16cex w16sdtdh w16sdtfl w16du">
   <w:docDefaults>
     <w:rPrDefault>
       <w:rPr>

--- a/assets/data/Mindset-Level-3.docx
+++ b/assets/data/Mindset-Level-3.docx
@@ -6869,25 +6869,7 @@
                 <w:sz w:val="21"/>
                 <w:szCs w:val="21"/>
               </w:rPr>
-              <w:t xml:space="preserve">In </w:t>
-            </w:r>
-            <w:proofErr w:type="gramStart"/>
-            <w:r>
-              <w:rPr>
-                <w:rFonts w:ascii="Source Sans 3" w:hAnsi="Source Sans 3" w:cs="*Arial-8104-Identity-H"/>
-                <w:sz w:val="21"/>
-                <w:szCs w:val="21"/>
-              </w:rPr>
-              <w:t>fact</w:t>
-            </w:r>
-            <w:proofErr w:type="gramEnd"/>
-            <w:r>
-              <w:rPr>
-                <w:rFonts w:ascii="Source Sans 3" w:hAnsi="Source Sans 3" w:cs="*Arial-8104-Identity-H"/>
-                <w:sz w:val="21"/>
-                <w:szCs w:val="21"/>
-              </w:rPr>
-              <w:t xml:space="preserve"> the only fence permitted in the town was built by the local authority, interestingly, with the aim of keeping humans out of the park, rather than containing the animals inside.</w:t>
+              <w:t>In fact the only fence permitted in the town was built by the local authority, interestingly, with the aim of keeping humans out of the park, rather than containing the animals inside.</w:t>
             </w:r>
             <w:r>
               <w:rPr>
@@ -18154,35 +18136,6 @@
         <w:rPr>
           <w:rFonts w:ascii="Source Sans 3" w:hAnsi="Source Sans 3"/>
         </w:rPr>
-        <w:t>[AudioStart: MindsetIELTS_L3_01.mp3] [00:00-00:05] Hello and welcome to the IELTS preparation course.</w:t>
-      </w:r>
-    </w:p>
-    <w:p>
-      <w:pPr>
-        <w:spacing w:line="278" w:lineRule="auto"/>
-        <w:rPr>
-          <w:rFonts w:ascii="Source Sans 3" w:hAnsi="Source Sans 3"/>
-          <w:rtl/>
-        </w:rPr>
-      </w:pPr>
-      <w:r>
-        <w:rPr>
-          <w:rFonts w:ascii="Source Sans 3" w:hAnsi="Source Sans 3"/>
-        </w:rPr>
-        <w:t>[00:05-00:10] Let's begin the test. [AudioEnd]</w:t>
-      </w:r>
-    </w:p>
-    <w:p>
-      <w:pPr>
-        <w:spacing w:line="278" w:lineRule="auto"/>
-        <w:rPr>
-          <w:rFonts w:ascii="Source Sans 3" w:hAnsi="Source Sans 3"/>
-        </w:rPr>
-      </w:pPr>
-      <w:r>
-        <w:rPr>
-          <w:rFonts w:ascii="Source Sans 3" w:hAnsi="Source Sans 3"/>
-        </w:rPr>
         <w:t>[AudioStart: MindsetIELTS_L3_0</w:t>
       </w:r>
       <w:r>
@@ -18195,119 +18148,7 @@
         <w:rPr>
           <w:rFonts w:ascii="Source Sans 3" w:hAnsi="Source Sans 3"/>
         </w:rPr>
-        <w:t>.mp3] Guide: Ladies and gentlemen, welcome to the Museum of London Life. [00:00:06.</w:t>
-      </w:r>
-      <w:proofErr w:type="gramStart"/>
-      <w:r>
-        <w:rPr>
-          <w:rFonts w:ascii="Source Sans 3" w:hAnsi="Source Sans 3"/>
-        </w:rPr>
-        <w:t>296]My</w:t>
-      </w:r>
-      <w:proofErr w:type="gramEnd"/>
-      <w:r>
-        <w:rPr>
-          <w:rFonts w:ascii="Source Sans 3" w:hAnsi="Source Sans 3"/>
-        </w:rPr>
-        <w:t xml:space="preserve"> name's Peter, and I'll be your guide, taking you through your exciting visit, which lasts for approximately ninety minutes, and traces the history of this vast and ever-changing city. [00:00:17.</w:t>
-      </w:r>
-      <w:proofErr w:type="gramStart"/>
-      <w:r>
-        <w:rPr>
-          <w:rFonts w:ascii="Source Sans 3" w:hAnsi="Source Sans 3"/>
-        </w:rPr>
-        <w:t>778]But</w:t>
-      </w:r>
-      <w:proofErr w:type="gramEnd"/>
-      <w:r>
-        <w:rPr>
-          <w:rFonts w:ascii="Source Sans 3" w:hAnsi="Source Sans 3"/>
-        </w:rPr>
-        <w:t xml:space="preserve"> before we eventually arrive back here in the present, we begin our </w:t>
-      </w:r>
-      <w:proofErr w:type="gramStart"/>
-      <w:r>
-        <w:rPr>
-          <w:rFonts w:ascii="Source Sans 3" w:hAnsi="Source Sans 3"/>
-        </w:rPr>
-        <w:t>walk in</w:t>
-      </w:r>
-      <w:proofErr w:type="gramEnd"/>
-      <w:r>
-        <w:rPr>
-          <w:rFonts w:ascii="Source Sans 3" w:hAnsi="Source Sans 3"/>
-        </w:rPr>
-        <w:t xml:space="preserve"> ancient London, where we're going to take a look at life from the point of view of prehistoric men, women and children, looking at how they lived thousands of years ago, when all this around us was fields. [00:00:37.</w:t>
-      </w:r>
-      <w:proofErr w:type="gramStart"/>
-      <w:r>
-        <w:rPr>
-          <w:rFonts w:ascii="Source Sans 3" w:hAnsi="Source Sans 3"/>
-        </w:rPr>
-        <w:t>499]At</w:t>
-      </w:r>
-      <w:proofErr w:type="gramEnd"/>
-      <w:r>
-        <w:rPr>
-          <w:rFonts w:ascii="Source Sans 3" w:hAnsi="Source Sans 3"/>
-        </w:rPr>
-        <w:t xml:space="preserve"> this point, London was little more than a few settlements dotted about here and there. Certainly nothing like the </w:t>
-      </w:r>
-      <w:proofErr w:type="gramStart"/>
-      <w:r>
-        <w:rPr>
-          <w:rFonts w:ascii="Source Sans 3" w:hAnsi="Source Sans 3"/>
-        </w:rPr>
-        <w:t>metropolis</w:t>
-      </w:r>
-      <w:proofErr w:type="gramEnd"/>
-      <w:r>
-        <w:rPr>
-          <w:rFonts w:ascii="Source Sans 3" w:hAnsi="Source Sans 3"/>
-        </w:rPr>
-        <w:t xml:space="preserve"> you see surrounding you today. [00:00:48.</w:t>
-      </w:r>
-      <w:proofErr w:type="gramStart"/>
-      <w:r>
-        <w:rPr>
-          <w:rFonts w:ascii="Source Sans 3" w:hAnsi="Source Sans 3"/>
-        </w:rPr>
-        <w:t>338]So</w:t>
-      </w:r>
-      <w:proofErr w:type="gramEnd"/>
-      <w:r>
-        <w:rPr>
-          <w:rFonts w:ascii="Source Sans 3" w:hAnsi="Source Sans 3"/>
-        </w:rPr>
-        <w:t xml:space="preserve">, from there, the walk allows you to see the city grow as you progress through the exhibits and take in the fascinating pieces of history that have been found and donated to the museum over the years - including maps, photos, images and thousands of other </w:t>
-      </w:r>
-      <w:proofErr w:type="gramStart"/>
-      <w:r>
-        <w:rPr>
-          <w:rFonts w:ascii="Source Sans 3" w:hAnsi="Source Sans 3"/>
-        </w:rPr>
-        <w:t>objects  there</w:t>
-      </w:r>
-      <w:proofErr w:type="gramEnd"/>
-      <w:r>
-        <w:rPr>
-          <w:rFonts w:ascii="Source Sans 3" w:hAnsi="Source Sans 3"/>
-        </w:rPr>
-        <w:t>. [00:01:07.</w:t>
-      </w:r>
-      <w:proofErr w:type="gramStart"/>
-      <w:r>
-        <w:rPr>
-          <w:rFonts w:ascii="Source Sans 3" w:hAnsi="Source Sans 3"/>
-        </w:rPr>
-        <w:t>131]And</w:t>
-      </w:r>
-      <w:proofErr w:type="gramEnd"/>
-      <w:r>
-        <w:rPr>
-          <w:rFonts w:ascii="Source Sans 3" w:hAnsi="Source Sans 3"/>
-        </w:rPr>
-        <w:t xml:space="preserve"> finally, when we leave the part of the exhibition called 'Contemporary London', we'll move away from our present, here in the 21st century, and head off into</w:t>
+        <w:t>.mp3] Guide: Ladies and gentlemen, welcome to the Museum of London Life. [00:00:06.296]My name's Peter, and I'll be your guide, taking you through your exciting visit, which lasts for approximately ninety minutes, and traces the history of this vast and ever-changing city. [00:00:17.778]But before we eventually arrive back here in the present, we begin our walk in ancient London, where we're going to take a look at life from the point of view of prehistoric men, women and children, looking at how they lived thousands of years ago, when all this around us was fields. [00:00:37.499]At this point, London was little more than a few settlements dotted about here and there. Certainly nothing like the metropolis you see surrounding you today. [00:00:48.338]So, from there, the walk allows you to see the city grow as you progress through the exhibits and take in the fascinating pieces of history that have been found and donated to the museum over the years - including maps, photos, images and thousands of other objects  there. [00:01:07.131]And finally, when we leave the part of the exhibition called 'Contemporary London', we'll move away from our present, here in the 21st century, and head off into</w:t>
       </w:r>
       <w:r>
         <w:rPr>
@@ -18319,33 +18160,7 @@
         <w:rPr>
           <w:rFonts w:ascii="Source Sans 3" w:hAnsi="Source Sans 3"/>
         </w:rPr>
-        <w:t>the 22nd</w:t>
-      </w:r>
-      <w:proofErr w:type="gramStart"/>
-      <w:r>
-        <w:rPr>
-          <w:rFonts w:ascii="Source Sans 3" w:hAnsi="Source Sans 3"/>
-        </w:rPr>
-        <w:t>.</w:t>
-      </w:r>
-      <w:r>
-        <w:rPr>
-          <w:rFonts w:ascii="Source Sans 3" w:hAnsi="Source Sans 3"/>
-        </w:rPr>
-        <w:t xml:space="preserve"> </w:t>
-      </w:r>
-      <w:r>
-        <w:rPr>
-          <w:rFonts w:ascii="Source Sans 3" w:hAnsi="Source Sans 3"/>
-        </w:rPr>
-        <w:t>.</w:t>
-      </w:r>
-      <w:proofErr w:type="gramEnd"/>
-      <w:r>
-        <w:rPr>
-          <w:rFonts w:ascii="Source Sans 3" w:hAnsi="Source Sans 3"/>
-        </w:rPr>
-        <w:t xml:space="preserve"> [AudioEnd]</w:t>
+        <w:t>the 22nd. . [AudioEnd]</w:t>
       </w:r>
     </w:p>
     <w:sectPr>

--- a/assets/data/Mindset-Level-3.docx
+++ b/assets/data/Mindset-Level-3.docx
@@ -383,7 +383,25 @@
                 <w:sz w:val="21"/>
                 <w:szCs w:val="21"/>
               </w:rPr>
-              <w:t xml:space="preserve">, or go hiking in the Tramuntanas, a mountain range that runs from </w:t>
+              <w:t xml:space="preserve">, or go hiking in the </w:t>
+            </w:r>
+            <w:proofErr w:type="spellStart"/>
+            <w:r>
+              <w:rPr>
+                <w:rFonts w:ascii="Source Sans 3" w:hAnsi="Source Sans 3"/>
+                <w:sz w:val="21"/>
+                <w:szCs w:val="21"/>
+              </w:rPr>
+              <w:t>Tramuntanas</w:t>
+            </w:r>
+            <w:proofErr w:type="spellEnd"/>
+            <w:r>
+              <w:rPr>
+                <w:rFonts w:ascii="Source Sans 3" w:hAnsi="Source Sans 3"/>
+                <w:sz w:val="21"/>
+                <w:szCs w:val="21"/>
+              </w:rPr>
+              <w:t xml:space="preserve">, a mountain range that runs from </w:t>
             </w:r>
             <w:r>
               <w:rPr>
@@ -436,6 +454,7 @@
               </w:rPr>
               <w:t xml:space="preserve">, contrasts entirely with the traditional rural towns and villages in the heart of the island, such as </w:t>
             </w:r>
+            <w:proofErr w:type="spellStart"/>
             <w:r>
               <w:rPr>
                 <w:rFonts w:ascii="Source Sans 3" w:hAnsi="Source Sans 3"/>
@@ -445,6 +464,7 @@
               </w:rPr>
               <w:t>Algaida</w:t>
             </w:r>
+            <w:proofErr w:type="spellEnd"/>
             <w:r>
               <w:rPr>
                 <w:rFonts w:ascii="Source Sans 3" w:hAnsi="Source Sans 3"/>
@@ -481,7 +501,49 @@
               <w:rPr>
                 <w:rStyle w:val="BlankWord"/>
               </w:rPr>
-              <w:t>No article used for: individual islands: e.g. Mal/orca names of most countries: e.g. Spain, France, Germany, China names of beaches: Alcudia Beach names of cities/towns/regions: Palma de Mallorca, Algaida, Binissalem names of mountains: Mount Everest, Mont Blanc Use 'the' for: groups of islands: the Balearic Islands coastal areas: the Valencian Coast oceans and seas: the Mediterranean Sea, the Persian Gulf nationalities: the Spanish, the Oman is, the Chinese countries which are Republics, Kingdoms or Unions: the Republic of China, the United Kingdom (the UK), the United States of America (the USA) mountain ranges: the Tramuntanas, the Himalayas geographical areas: the northeast, the southwest Other geographical features: lakes: no article, usually begins with the word Lake (Lake Windermere) rivers: definite article before name of river. Capitalise the word 'river' or it can be omitted (the Thames, the River Thames).</w:t>
+              <w:t xml:space="preserve">No article used for: individual islands: e.g. Mal/orca names of most countries: e.g. Spain, France, Germany, China names of beaches: Alcudia Beach names of cities/towns/regions: Palma de Mallorca, </w:t>
+            </w:r>
+            <w:proofErr w:type="spellStart"/>
+            <w:r>
+              <w:rPr>
+                <w:rStyle w:val="BlankWord"/>
+              </w:rPr>
+              <w:t>Algaida</w:t>
+            </w:r>
+            <w:proofErr w:type="spellEnd"/>
+            <w:r>
+              <w:rPr>
+                <w:rStyle w:val="BlankWord"/>
+              </w:rPr>
+              <w:t xml:space="preserve">, Binissalem names of mountains: Mount Everest, Mont Blanc Use 'the' for: groups of islands: the Balearic Islands coastal areas: the Valencian Coast oceans and seas: the Mediterranean Sea, the Persian Gulf nationalities: the Spanish, the Oman is, the Chinese countries which are Republics, Kingdoms or Unions: the Republic of China, the United Kingdom (the UK), the United States of America (the USA) mountain ranges: the </w:t>
+            </w:r>
+            <w:proofErr w:type="spellStart"/>
+            <w:r>
+              <w:rPr>
+                <w:rStyle w:val="BlankWord"/>
+              </w:rPr>
+              <w:t>Tramuntanas</w:t>
+            </w:r>
+            <w:proofErr w:type="spellEnd"/>
+            <w:r>
+              <w:rPr>
+                <w:rStyle w:val="BlankWord"/>
+              </w:rPr>
+              <w:t xml:space="preserve">, the Himalayas geographical areas: the northeast, the southwest Other geographical features: lakes: no article, usually begins with the word Lake (Lake Windermere) rivers: definite article before name of river. </w:t>
+            </w:r>
+            <w:proofErr w:type="spellStart"/>
+            <w:r>
+              <w:rPr>
+                <w:rStyle w:val="BlankWord"/>
+              </w:rPr>
+              <w:t>Capitalise</w:t>
+            </w:r>
+            <w:proofErr w:type="spellEnd"/>
+            <w:r>
+              <w:rPr>
+                <w:rStyle w:val="BlankWord"/>
+              </w:rPr>
+              <w:t xml:space="preserve"> the word 'river' or it can be omitted (the Thames, the River Thames).</w:t>
             </w:r>
           </w:p>
         </w:tc>
@@ -786,7 +848,25 @@
                 <w:sz w:val="20"/>
                 <w:szCs w:val="20"/>
               </w:rPr>
-              <w:t xml:space="preserve">This type of task requires you to choose a heading which correctly summarises the whole paragraph. Often, it is possible to find one sentence in a paragraph which conveys the main idea - this is known as the </w:t>
+              <w:t xml:space="preserve">This type of task requires you to choose a heading which correctly </w:t>
+            </w:r>
+            <w:proofErr w:type="spellStart"/>
+            <w:r>
+              <w:rPr>
+                <w:rFonts w:ascii="Source Sans 3" w:hAnsi="Source Sans 3"/>
+                <w:sz w:val="20"/>
+                <w:szCs w:val="20"/>
+              </w:rPr>
+              <w:t>summarises</w:t>
+            </w:r>
+            <w:proofErr w:type="spellEnd"/>
+            <w:r>
+              <w:rPr>
+                <w:rFonts w:ascii="Source Sans 3" w:hAnsi="Source Sans 3"/>
+                <w:sz w:val="20"/>
+                <w:szCs w:val="20"/>
+              </w:rPr>
+              <w:t xml:space="preserve"> the whole paragraph. Often, it is possible to find one sentence in a paragraph which conveys the main idea - this is known as the </w:t>
             </w:r>
             <w:r>
               <w:rPr>
@@ -6238,7 +6318,23 @@
                 <w:rFonts w:ascii="Source Sans 3" w:hAnsi="Source Sans 3"/>
                 <w:sz w:val="21"/>
               </w:rPr>
-              <w:t>Despite the fact the town of Marloth Park is close to the Kruger National Park, one of the largest game reserves in Africa, and despite the constant threat of visits from wild animals such as lions and hippopotamuses, its anxious residents are not allowed to build fences around their houses to keep out their neighbours.</w:t>
+              <w:t xml:space="preserve">Despite the fact the town of Marloth Park is close to the Kruger National Park, one of the largest game reserves in Africa, and despite the constant threat of visits from wild animals such as lions and hippopotamuses, its anxious residents are not allowed to build fences around their houses to keep out their </w:t>
+            </w:r>
+            <w:proofErr w:type="spellStart"/>
+            <w:r>
+              <w:rPr>
+                <w:rFonts w:ascii="Source Sans 3" w:hAnsi="Source Sans 3"/>
+                <w:sz w:val="21"/>
+              </w:rPr>
+              <w:t>neighbours</w:t>
+            </w:r>
+            <w:proofErr w:type="spellEnd"/>
+            <w:r>
+              <w:rPr>
+                <w:rFonts w:ascii="Source Sans 3" w:hAnsi="Source Sans 3"/>
+                <w:sz w:val="21"/>
+              </w:rPr>
+              <w:t>.</w:t>
             </w:r>
           </w:p>
           <w:p>
@@ -6869,7 +6965,25 @@
                 <w:sz w:val="21"/>
                 <w:szCs w:val="21"/>
               </w:rPr>
-              <w:t>In fact the only fence permitted in the town was built by the local authority, interestingly, with the aim of keeping humans out of the park, rather than containing the animals inside.</w:t>
+              <w:t xml:space="preserve">In </w:t>
+            </w:r>
+            <w:proofErr w:type="gramStart"/>
+            <w:r>
+              <w:rPr>
+                <w:rFonts w:ascii="Source Sans 3" w:hAnsi="Source Sans 3" w:cs="*Arial-8104-Identity-H"/>
+                <w:sz w:val="21"/>
+                <w:szCs w:val="21"/>
+              </w:rPr>
+              <w:t>fact</w:t>
+            </w:r>
+            <w:proofErr w:type="gramEnd"/>
+            <w:r>
+              <w:rPr>
+                <w:rFonts w:ascii="Source Sans 3" w:hAnsi="Source Sans 3" w:cs="*Arial-8104-Identity-H"/>
+                <w:sz w:val="21"/>
+                <w:szCs w:val="21"/>
+              </w:rPr>
+              <w:t xml:space="preserve"> the only fence permitted in the town was built by the local authority, interestingly, with the aim of keeping humans out of the park, rather than containing the animals inside.</w:t>
             </w:r>
             <w:r>
               <w:rPr>
@@ -7515,35 +7629,115 @@
                 <w:rFonts w:ascii="Source Sans 3" w:hAnsi="Source Sans 3"/>
                 <w:sz w:val="21"/>
               </w:rPr>
-              <w:t>The real Hallstat is in Austria and is proud to be a traditional UNESCO* World Heritage Site. The Chinese Hallstat is a carbon copy, built in Guangdong province, China, by a millionaire who sponsored the construction of the imitation town. It cost approximately $940 million to build, and</w:t>
-            </w:r>
-            <w:r>
-              <w:rPr>
-                <w:rFonts w:ascii="Source Sans 3" w:hAnsi="Source Sans 3"/>
-                <w:sz w:val="21"/>
-              </w:rPr>
-              <w:t xml:space="preserve"> </w:t>
-            </w:r>
-            <w:r>
-              <w:rPr>
-                <w:rFonts w:ascii="Source Sans 3" w:hAnsi="Source Sans 3"/>
-                <w:sz w:val="21"/>
-              </w:rPr>
-              <w:t>looks exactly like the real Hallstat, all the way down to its wooden houses, its narrow streets, and its funicular railway. When the residents of Austria's Hallstat (including the mayor) were invited to visit it, they expressed pride that their town was considered so improbably beautiful that it had been reproduced in its entirety, but they still had cause for complaint. Originally, the Chinese company had promised to meet</w:t>
-            </w:r>
-            <w:r>
-              <w:rPr>
-                <w:rFonts w:ascii="Source Sans 3" w:hAnsi="Source Sans 3"/>
-                <w:sz w:val="21"/>
-              </w:rPr>
-              <w:t xml:space="preserve"> </w:t>
-            </w:r>
-            <w:r>
-              <w:rPr>
-                <w:rFonts w:ascii="Source Sans 3" w:hAnsi="Source Sans 3"/>
-                <w:sz w:val="21"/>
-              </w:rPr>
-              <w:t>with the Austrian residents to confirm that they were happy for their homes to be copied; instead, they simply sent their employees to Austria to fake photos, and they returned home to China without speaking to a single resident of the original Hallstat.</w:t>
+              <w:t xml:space="preserve">The real </w:t>
+            </w:r>
+            <w:proofErr w:type="spellStart"/>
+            <w:r>
+              <w:rPr>
+                <w:rFonts w:ascii="Source Sans 3" w:hAnsi="Source Sans 3"/>
+                <w:sz w:val="21"/>
+              </w:rPr>
+              <w:t>Hallstat</w:t>
+            </w:r>
+            <w:proofErr w:type="spellEnd"/>
+            <w:r>
+              <w:rPr>
+                <w:rFonts w:ascii="Source Sans 3" w:hAnsi="Source Sans 3"/>
+                <w:sz w:val="21"/>
+              </w:rPr>
+              <w:t xml:space="preserve"> is in Austria and is proud to be a traditional UNESCO* World Heritage Site. The Chinese </w:t>
+            </w:r>
+            <w:proofErr w:type="spellStart"/>
+            <w:r>
+              <w:rPr>
+                <w:rFonts w:ascii="Source Sans 3" w:hAnsi="Source Sans 3"/>
+                <w:sz w:val="21"/>
+              </w:rPr>
+              <w:t>Hallstat</w:t>
+            </w:r>
+            <w:proofErr w:type="spellEnd"/>
+            <w:r>
+              <w:rPr>
+                <w:rFonts w:ascii="Source Sans 3" w:hAnsi="Source Sans 3"/>
+                <w:sz w:val="21"/>
+              </w:rPr>
+              <w:t xml:space="preserve"> is a carbon copy, built in Guangdong province, China, by a millionaire who sponsored the construction of the imitation town. It cost approximately $940 million to build, and</w:t>
+            </w:r>
+            <w:r>
+              <w:rPr>
+                <w:rFonts w:ascii="Source Sans 3" w:hAnsi="Source Sans 3"/>
+                <w:sz w:val="21"/>
+              </w:rPr>
+              <w:t xml:space="preserve"> </w:t>
+            </w:r>
+            <w:r>
+              <w:rPr>
+                <w:rFonts w:ascii="Source Sans 3" w:hAnsi="Source Sans 3"/>
+                <w:sz w:val="21"/>
+              </w:rPr>
+              <w:t xml:space="preserve">looks exactly like the real </w:t>
+            </w:r>
+            <w:proofErr w:type="spellStart"/>
+            <w:r>
+              <w:rPr>
+                <w:rFonts w:ascii="Source Sans 3" w:hAnsi="Source Sans 3"/>
+                <w:sz w:val="21"/>
+              </w:rPr>
+              <w:t>Hallstat</w:t>
+            </w:r>
+            <w:proofErr w:type="spellEnd"/>
+            <w:r>
+              <w:rPr>
+                <w:rFonts w:ascii="Source Sans 3" w:hAnsi="Source Sans 3"/>
+                <w:sz w:val="21"/>
+              </w:rPr>
+              <w:t xml:space="preserve">, all the way down to its wooden houses, its narrow streets, and its funicular railway. When the residents of Austria's </w:t>
+            </w:r>
+            <w:proofErr w:type="spellStart"/>
+            <w:r>
+              <w:rPr>
+                <w:rFonts w:ascii="Source Sans 3" w:hAnsi="Source Sans 3"/>
+                <w:sz w:val="21"/>
+              </w:rPr>
+              <w:t>Hallstat</w:t>
+            </w:r>
+            <w:proofErr w:type="spellEnd"/>
+            <w:r>
+              <w:rPr>
+                <w:rFonts w:ascii="Source Sans 3" w:hAnsi="Source Sans 3"/>
+                <w:sz w:val="21"/>
+              </w:rPr>
+              <w:t xml:space="preserve"> (including the mayor) were invited to visit it, they expressed pride that their town was considered so improbably beautiful that it had been reproduced in its entirety, but they still had cause for complaint. Originally, the Chinese company had promised to meet</w:t>
+            </w:r>
+            <w:r>
+              <w:rPr>
+                <w:rFonts w:ascii="Source Sans 3" w:hAnsi="Source Sans 3"/>
+                <w:sz w:val="21"/>
+              </w:rPr>
+              <w:t xml:space="preserve"> </w:t>
+            </w:r>
+            <w:r>
+              <w:rPr>
+                <w:rFonts w:ascii="Source Sans 3" w:hAnsi="Source Sans 3"/>
+                <w:sz w:val="21"/>
+              </w:rPr>
+              <w:t xml:space="preserve">with the Austrian residents to confirm that they were happy for their homes to be copied; instead, they simply sent their employees to Austria to fake photos, and they returned home to China without speaking to a single resident of the original </w:t>
+            </w:r>
+            <w:proofErr w:type="spellStart"/>
+            <w:r>
+              <w:rPr>
+                <w:rFonts w:ascii="Source Sans 3" w:hAnsi="Source Sans 3"/>
+                <w:sz w:val="21"/>
+              </w:rPr>
+              <w:t>Hallstat</w:t>
+            </w:r>
+            <w:proofErr w:type="spellEnd"/>
+            <w:r>
+              <w:rPr>
+                <w:rFonts w:ascii="Source Sans 3" w:hAnsi="Source Sans 3"/>
+                <w:sz w:val="21"/>
+              </w:rPr>
+              <w:t>.</w:t>
             </w:r>
           </w:p>
           <w:p>
@@ -7848,7 +8042,25 @@
                 <w:sz w:val="21"/>
                 <w:szCs w:val="21"/>
               </w:rPr>
-              <w:t xml:space="preserve"> A conflict between reality and imitation</w:t>
+              <w:t xml:space="preserve"> </w:t>
+            </w:r>
+            <w:proofErr w:type="spellStart"/>
+            <w:r>
+              <w:rPr>
+                <w:rFonts w:ascii="Source Sans 3" w:hAnsi="Source Sans 3"/>
+                <w:sz w:val="21"/>
+                <w:szCs w:val="21"/>
+              </w:rPr>
+              <w:t>A</w:t>
+            </w:r>
+            <w:proofErr w:type="spellEnd"/>
+            <w:r>
+              <w:rPr>
+                <w:rFonts w:ascii="Source Sans 3" w:hAnsi="Source Sans 3"/>
+                <w:sz w:val="21"/>
+                <w:szCs w:val="21"/>
+              </w:rPr>
+              <w:t xml:space="preserve"> conflict between reality and imitation</w:t>
             </w:r>
           </w:p>
           <w:p>
@@ -9451,7 +9663,25 @@
                 <w:sz w:val="21"/>
                 <w:szCs w:val="21"/>
               </w:rPr>
-              <w:t>The residents of Hallstat believed that they would be consulted by the company building a copy of their town - but it turns out they were INFORM.</w:t>
+              <w:t xml:space="preserve">The residents of </w:t>
+            </w:r>
+            <w:proofErr w:type="spellStart"/>
+            <w:r>
+              <w:rPr>
+                <w:rFonts w:ascii="Source Sans 3" w:hAnsi="Source Sans 3" w:cs="Tahoma"/>
+                <w:sz w:val="21"/>
+                <w:szCs w:val="21"/>
+              </w:rPr>
+              <w:t>Hallstat</w:t>
+            </w:r>
+            <w:proofErr w:type="spellEnd"/>
+            <w:r>
+              <w:rPr>
+                <w:rFonts w:ascii="Source Sans 3" w:hAnsi="Source Sans 3" w:cs="Tahoma"/>
+                <w:sz w:val="21"/>
+                <w:szCs w:val="21"/>
+              </w:rPr>
+              <w:t xml:space="preserve"> believed that they would be consulted by the company building a copy of their town - but it turns out they were INFORM.</w:t>
             </w:r>
           </w:p>
           <w:p>
@@ -9797,7 +10027,27 @@
                 <w:sz w:val="21"/>
                 <w:szCs w:val="21"/>
               </w:rPr>
-              <w:t>The Reading passage hos six paragraphs, A-F. Choose the correct heading for each paragraph from the list of headings below. Write the correct number, i-viii.</w:t>
+              <w:t xml:space="preserve">The Reading passage hos six paragraphs, A-F. Choose the correct heading for each paragraph from the list of headings below. Write the correct number, </w:t>
+            </w:r>
+            <w:proofErr w:type="spellStart"/>
+            <w:r>
+              <w:rPr>
+                <w:rFonts w:ascii="Source Sans 3" w:hAnsi="Source Sans 3"/>
+                <w:i/>
+                <w:sz w:val="21"/>
+                <w:szCs w:val="21"/>
+              </w:rPr>
+              <w:t>i</w:t>
+            </w:r>
+            <w:proofErr w:type="spellEnd"/>
+            <w:r>
+              <w:rPr>
+                <w:rFonts w:ascii="Source Sans 3" w:hAnsi="Source Sans 3"/>
+                <w:i/>
+                <w:sz w:val="21"/>
+                <w:szCs w:val="21"/>
+              </w:rPr>
+              <w:t>-viii.</w:t>
             </w:r>
           </w:p>
           <w:p>
@@ -10943,13 +11193,23 @@
               </w:rPr>
               <w:t xml:space="preserve"> </w:t>
             </w:r>
-            <w:r>
-              <w:rPr>
-                <w:rFonts w:ascii="Source Sans 3" w:hAnsi="Source Sans 3"/>
-                <w:sz w:val="20"/>
-                <w:szCs w:val="20"/>
-              </w:rPr>
-              <w:t>centres. Cahokia, as</w:t>
+            <w:proofErr w:type="spellStart"/>
+            <w:r>
+              <w:rPr>
+                <w:rFonts w:ascii="Source Sans 3" w:hAnsi="Source Sans 3"/>
+                <w:sz w:val="20"/>
+                <w:szCs w:val="20"/>
+              </w:rPr>
+              <w:t>centres</w:t>
+            </w:r>
+            <w:proofErr w:type="spellEnd"/>
+            <w:r>
+              <w:rPr>
+                <w:rFonts w:ascii="Source Sans 3" w:hAnsi="Source Sans 3"/>
+                <w:sz w:val="20"/>
+                <w:szCs w:val="20"/>
+              </w:rPr>
+              <w:t>. Cahokia, as</w:t>
             </w:r>
             <w:r>
               <w:rPr>
@@ -13015,6 +13275,7 @@
               </w:rPr>
               <w:t xml:space="preserve"> </w:t>
             </w:r>
+            <w:proofErr w:type="spellStart"/>
             <w:r>
               <w:rPr>
                 <w:rFonts w:ascii="Source Sans 3" w:hAnsi="Source Sans 3"/>
@@ -13023,7 +13284,18 @@
                 <w:sz w:val="20"/>
                 <w:szCs w:val="20"/>
               </w:rPr>
-              <w:t>centre.</w:t>
+              <w:t>centre</w:t>
+            </w:r>
+            <w:proofErr w:type="spellEnd"/>
+            <w:r>
+              <w:rPr>
+                <w:rFonts w:ascii="Source Sans 3" w:hAnsi="Source Sans 3"/>
+                <w:color w:val="2F3A2C"/>
+                <w:spacing w:val="-4"/>
+                <w:sz w:val="20"/>
+                <w:szCs w:val="20"/>
+              </w:rPr>
+              <w:t>.</w:t>
             </w:r>
             <w:r>
               <w:rPr>
@@ -13111,7 +13383,29 @@
                 <w:sz w:val="20"/>
                 <w:szCs w:val="20"/>
               </w:rPr>
-              <w:t xml:space="preserve">appears to have been thanks to a smalt group of planners </w:t>
+              <w:t xml:space="preserve">appears to have been thanks to a </w:t>
+            </w:r>
+            <w:proofErr w:type="spellStart"/>
+            <w:r>
+              <w:rPr>
+                <w:rFonts w:ascii="Source Sans 3" w:hAnsi="Source Sans 3"/>
+                <w:color w:val="2E392B"/>
+                <w:w w:val="90"/>
+                <w:sz w:val="20"/>
+                <w:szCs w:val="20"/>
+              </w:rPr>
+              <w:t>smalt</w:t>
+            </w:r>
+            <w:proofErr w:type="spellEnd"/>
+            <w:r>
+              <w:rPr>
+                <w:rFonts w:ascii="Source Sans 3" w:hAnsi="Source Sans 3"/>
+                <w:color w:val="2E392B"/>
+                <w:w w:val="90"/>
+                <w:sz w:val="20"/>
+                <w:szCs w:val="20"/>
+              </w:rPr>
+              <w:t xml:space="preserve"> group of planners </w:t>
             </w:r>
             <w:r>
               <w:rPr>
@@ -13311,7 +13605,25 @@
                 <w:sz w:val="20"/>
                 <w:szCs w:val="20"/>
               </w:rPr>
-              <w:t>After the redesigns of the village were put in place, the Native Americans at Cahokia worked with tireless determination to carry them out. Over the course of a few decades, they transported huge volumes of soil from the nearby countryside to create 120 huge mounds of earth, the biggest of which rose to one hundred feet. On top of these, they built a vast urban environment, complete with a vibrant town centre, municipal buildings, and a fifty-acre plaza at the foot of the biggest mound.</w:t>
+              <w:t xml:space="preserve">After the redesigns of the village were put in place, the Native Americans at Cahokia worked with tireless determination to carry them out. Over the course of a few decades, they transported huge volumes of soil from the nearby countryside to create 120 huge mounds of earth, the biggest of which rose to one hundred feet. On top of these, they built a vast urban environment, complete with a vibrant town </w:t>
+            </w:r>
+            <w:proofErr w:type="spellStart"/>
+            <w:r>
+              <w:rPr>
+                <w:rFonts w:ascii="Source Sans 3" w:hAnsi="Source Sans 3"/>
+                <w:sz w:val="20"/>
+                <w:szCs w:val="20"/>
+              </w:rPr>
+              <w:t>centre</w:t>
+            </w:r>
+            <w:proofErr w:type="spellEnd"/>
+            <w:r>
+              <w:rPr>
+                <w:rFonts w:ascii="Source Sans 3" w:hAnsi="Source Sans 3"/>
+                <w:sz w:val="20"/>
+                <w:szCs w:val="20"/>
+              </w:rPr>
+              <w:t>, municipal buildings, and a fifty-acre plaza at the foot of the biggest mound.</w:t>
             </w:r>
           </w:p>
           <w:p>
@@ -14413,6 +14725,7 @@
               </w:rPr>
               <w:t xml:space="preserve"> </w:t>
             </w:r>
+            <w:proofErr w:type="spellStart"/>
             <w:r>
               <w:rPr>
                 <w:rFonts w:ascii="Source Sans 3" w:hAnsi="Source Sans 3"/>
@@ -14423,6 +14736,7 @@
               </w:rPr>
               <w:t>centre</w:t>
             </w:r>
+            <w:proofErr w:type="spellEnd"/>
             <w:r>
               <w:rPr>
                 <w:rFonts w:ascii="Source Sans 3" w:hAnsi="Source Sans 3"/>
@@ -15018,7 +15332,51 @@
                 <w:sz w:val="20"/>
                 <w:szCs w:val="20"/>
               </w:rPr>
-              <w:t>Academics who have studied other Native American sites have always found weapons of war buried deep underground. And yet, the bows, arrows and swords that littered the ground at these other sites were nowhere to be seen at Cahokia. Other factors, such as disease or colonisation from European invasion, do not seem to be possible in this case, as common as they were elsewhere at that time. The absence of definitive theories as to Cahokia's decline is highly unusual, but then again, Cahokia was no ordinary city and perhaps comparisons with other urban centres of the time cannot be made.</w:t>
+              <w:t xml:space="preserve">Academics who have studied other Native American sites have always found weapons of war buried deep underground. And yet, the bows, arrows and swords that littered the ground at these other sites were nowhere to be seen at Cahokia. Other factors, such as disease or </w:t>
+            </w:r>
+            <w:proofErr w:type="spellStart"/>
+            <w:r>
+              <w:rPr>
+                <w:rFonts w:ascii="Source Sans 3" w:hAnsi="Source Sans 3"/>
+                <w:color w:val="424045"/>
+                <w:spacing w:val="-2"/>
+                <w:sz w:val="20"/>
+                <w:szCs w:val="20"/>
+              </w:rPr>
+              <w:t>colonisation</w:t>
+            </w:r>
+            <w:proofErr w:type="spellEnd"/>
+            <w:r>
+              <w:rPr>
+                <w:rFonts w:ascii="Source Sans 3" w:hAnsi="Source Sans 3"/>
+                <w:color w:val="424045"/>
+                <w:spacing w:val="-2"/>
+                <w:sz w:val="20"/>
+                <w:szCs w:val="20"/>
+              </w:rPr>
+              <w:t xml:space="preserve"> from European invasion, do not seem to be possible in this case, as common as they were elsewhere at that time. The absence of definitive theories as to Cahokia's decline is highly unusual, but then again, Cahokia was no ordinary city and perhaps comparisons with other urban </w:t>
+            </w:r>
+            <w:proofErr w:type="spellStart"/>
+            <w:r>
+              <w:rPr>
+                <w:rFonts w:ascii="Source Sans 3" w:hAnsi="Source Sans 3"/>
+                <w:color w:val="424045"/>
+                <w:spacing w:val="-2"/>
+                <w:sz w:val="20"/>
+                <w:szCs w:val="20"/>
+              </w:rPr>
+              <w:t>centres</w:t>
+            </w:r>
+            <w:proofErr w:type="spellEnd"/>
+            <w:r>
+              <w:rPr>
+                <w:rFonts w:ascii="Source Sans 3" w:hAnsi="Source Sans 3"/>
+                <w:color w:val="424045"/>
+                <w:spacing w:val="-2"/>
+                <w:sz w:val="20"/>
+                <w:szCs w:val="20"/>
+              </w:rPr>
+              <w:t xml:space="preserve"> of the time cannot be made.</w:t>
             </w:r>
           </w:p>
         </w:tc>
@@ -15079,7 +15437,51 @@
                 <w:sz w:val="20"/>
                 <w:szCs w:val="20"/>
               </w:rPr>
-              <w:t>While academics remain bemused as to why the residents fled the city, we can still marvel at the individual artefacts that archaeologists have discovered: the jewellery worn, the pots used to cook in, the small workshop at the base of one of the mounds. That said, there is also a more unpleasant side to their investigations. Human sacrifice, it seems, was a common fact of life in Cahokia; even if we cannot be sure whether this was for religious or for other reasons, we can have no doubt that it happened frequently. The bodies of hundreds of people, mostly young women, have been found buried in mass graves, and the way in which they died was often horrific. A sombre reminder that even 'advanced' city states had their shadowy sides.</w:t>
+              <w:t xml:space="preserve">While academics remain bemused as to why the residents fled the city, we can still marvel at the individual artefacts that archaeologists have discovered: the </w:t>
+            </w:r>
+            <w:proofErr w:type="spellStart"/>
+            <w:r>
+              <w:rPr>
+                <w:rFonts w:ascii="Source Sans 3" w:hAnsi="Source Sans 3"/>
+                <w:color w:val="424045"/>
+                <w:spacing w:val="-2"/>
+                <w:sz w:val="20"/>
+                <w:szCs w:val="20"/>
+              </w:rPr>
+              <w:t>jewellery</w:t>
+            </w:r>
+            <w:proofErr w:type="spellEnd"/>
+            <w:r>
+              <w:rPr>
+                <w:rFonts w:ascii="Source Sans 3" w:hAnsi="Source Sans 3"/>
+                <w:color w:val="424045"/>
+                <w:spacing w:val="-2"/>
+                <w:sz w:val="20"/>
+                <w:szCs w:val="20"/>
+              </w:rPr>
+              <w:t xml:space="preserve"> worn, the pots used to cook in, the small workshop at the base of one of the mounds. That said, there is also a more unpleasant side to their investigations. Human sacrifice, it seems, was a common fact of life in Cahokia; even if we cannot be sure whether this was for religious or for other reasons, we can have no doubt that it happened frequently. The bodies of hundreds of people, mostly young women, have been found buried in mass graves, and the way in which they died was often horrific. A </w:t>
+            </w:r>
+            <w:proofErr w:type="spellStart"/>
+            <w:r>
+              <w:rPr>
+                <w:rFonts w:ascii="Source Sans 3" w:hAnsi="Source Sans 3"/>
+                <w:color w:val="424045"/>
+                <w:spacing w:val="-2"/>
+                <w:sz w:val="20"/>
+                <w:szCs w:val="20"/>
+              </w:rPr>
+              <w:t>sombre</w:t>
+            </w:r>
+            <w:proofErr w:type="spellEnd"/>
+            <w:r>
+              <w:rPr>
+                <w:rFonts w:ascii="Source Sans 3" w:hAnsi="Source Sans 3"/>
+                <w:color w:val="424045"/>
+                <w:spacing w:val="-2"/>
+                <w:sz w:val="20"/>
+                <w:szCs w:val="20"/>
+              </w:rPr>
+              <w:t xml:space="preserve"> reminder that even 'advanced' city states had their shadowy sides.</w:t>
             </w:r>
           </w:p>
         </w:tc>
@@ -18052,6 +18454,7 @@
               </w:rPr>
               <w:t xml:space="preserve"> </w:t>
             </w:r>
+            <w:proofErr w:type="spellStart"/>
             <w:r>
               <w:rPr>
                 <w:rFonts w:ascii="Source Sans 3" w:hAnsi="Source Sans 3"/>
@@ -18060,6 +18463,7 @@
               </w:rPr>
               <w:t>summarise</w:t>
             </w:r>
+            <w:proofErr w:type="spellEnd"/>
             <w:r>
               <w:rPr>
                 <w:rFonts w:ascii="Source Sans 3" w:hAnsi="Source Sans 3"/>
@@ -18124,44 +18528,6 @@
       <w:pPr>
         <w:spacing w:line="278" w:lineRule="auto"/>
       </w:pPr>
-    </w:p>
-    <w:p>
-      <w:pPr>
-        <w:spacing w:line="278" w:lineRule="auto"/>
-        <w:rPr>
-          <w:rFonts w:ascii="Source Sans 3" w:hAnsi="Source Sans 3"/>
-        </w:rPr>
-      </w:pPr>
-      <w:r>
-        <w:rPr>
-          <w:rFonts w:ascii="Source Sans 3" w:hAnsi="Source Sans 3"/>
-        </w:rPr>
-        <w:t>[AudioStart: MindsetIELTS_L3_0</w:t>
-      </w:r>
-      <w:r>
-        <w:rPr>
-          <w:rFonts w:ascii="Source Sans 3" w:hAnsi="Source Sans 3"/>
-        </w:rPr>
-        <w:t>2</w:t>
-      </w:r>
-      <w:r>
-        <w:rPr>
-          <w:rFonts w:ascii="Source Sans 3" w:hAnsi="Source Sans 3"/>
-        </w:rPr>
-        <w:t>.mp3] Guide: Ladies and gentlemen, welcome to the Museum of London Life. [00:00:06.296]My name's Peter, and I'll be your guide, taking you through your exciting visit, which lasts for approximately ninety minutes, and traces the history of this vast and ever-changing city. [00:00:17.778]But before we eventually arrive back here in the present, we begin our walk in ancient London, where we're going to take a look at life from the point of view of prehistoric men, women and children, looking at how they lived thousands of years ago, when all this around us was fields. [00:00:37.499]At this point, London was little more than a few settlements dotted about here and there. Certainly nothing like the metropolis you see surrounding you today. [00:00:48.338]So, from there, the walk allows you to see the city grow as you progress through the exhibits and take in the fascinating pieces of history that have been found and donated to the museum over the years - including maps, photos, images and thousands of other objects  there. [00:01:07.131]And finally, when we leave the part of the exhibition called 'Contemporary London', we'll move away from our present, here in the 21st century, and head off into</w:t>
-      </w:r>
-      <w:r>
-        <w:rPr>
-          <w:rFonts w:ascii="Source Sans 3" w:hAnsi="Source Sans 3"/>
-        </w:rPr>
-        <w:t xml:space="preserve"> </w:t>
-      </w:r>
-      <w:r>
-        <w:rPr>
-          <w:rFonts w:ascii="Source Sans 3" w:hAnsi="Source Sans 3"/>
-        </w:rPr>
-        <w:t>the 22nd. . [AudioEnd]</w:t>
-      </w:r>
     </w:p>
     <w:sectPr>
       <w:pgSz w:w="12242" w:h="15842" w:code="1"/>

--- a/assets/data/Mindset-Level-3.docx
+++ b/assets/data/Mindset-Level-3.docx
@@ -494,56 +494,925 @@
           <w:p>
             <w:pPr>
               <w:rPr>
+                <w:rFonts w:ascii="Source Sans 3" w:hAnsi="Source Sans 3"/>
+                <w:sz w:val="21"/>
+                <w:szCs w:val="21"/>
+                <w:bdr w:val="dashSmallGap" w:sz="12" w:space="0" w:color="ED7D31" w:themeColor="accent2"/>
+                <w:shd w:val="pct5" w:color="auto" w:fill="FFF2CC" w:themeFill="accent4" w:themeFillTint="33"/>
+                <w14:textOutline w14:w="9525" w14:cap="rnd" w14:cmpd="sng" w14:algn="ctr">
+                  <w14:noFill/>
+                  <w14:prstDash w14:val="solid"/>
+                  <w14:bevel/>
+                </w14:textOutline>
+              </w:rPr>
+            </w:pPr>
+            <w:r>
+              <w:rPr>
+                <w:rFonts w:ascii="Source Sans 3" w:hAnsi="Source Sans 3"/>
+                <w:sz w:val="21"/>
+                <w:szCs w:val="21"/>
+                <w:bdr w:val="dashSmallGap" w:sz="12" w:space="0" w:color="ED7D31" w:themeColor="accent2"/>
+                <w:shd w:val="pct5" w:color="auto" w:fill="FFF2CC" w:themeFill="accent4" w:themeFillTint="33"/>
+                <w14:textOutline w14:w="9525" w14:cap="rnd" w14:cmpd="sng" w14:algn="ctr">
+                  <w14:noFill/>
+                  <w14:prstDash w14:val="solid"/>
+                  <w14:bevel/>
+                </w14:textOutline>
+              </w:rPr>
+              <w:t>No article used for:</w:t>
+            </w:r>
+          </w:p>
+          <w:p>
+            <w:pPr>
+              <w:rPr>
+                <w:rFonts w:ascii="Source Sans 3" w:hAnsi="Source Sans 3"/>
+                <w:i/>
+                <w:sz w:val="21"/>
+                <w:szCs w:val="21"/>
+                <w:bdr w:val="dashSmallGap" w:sz="12" w:space="0" w:color="ED7D31" w:themeColor="accent2"/>
+                <w:shd w:val="pct5" w:color="auto" w:fill="FFF2CC" w:themeFill="accent4" w:themeFillTint="33"/>
+                <w14:textOutline w14:w="9525" w14:cap="rnd" w14:cmpd="sng" w14:algn="ctr">
+                  <w14:noFill/>
+                  <w14:prstDash w14:val="solid"/>
+                  <w14:bevel/>
+                </w14:textOutline>
+              </w:rPr>
+            </w:pPr>
+            <w:r>
+              <w:rPr>
+                <w:rFonts w:ascii="Source Sans 3" w:hAnsi="Source Sans 3"/>
+                <w:sz w:val="21"/>
+                <w:szCs w:val="21"/>
+                <w:bdr w:val="dashSmallGap" w:sz="12" w:space="0" w:color="ED7D31" w:themeColor="accent2"/>
+                <w:shd w:val="pct5" w:color="auto" w:fill="FFF2CC" w:themeFill="accent4" w:themeFillTint="33"/>
+                <w14:textOutline w14:w="9525" w14:cap="rnd" w14:cmpd="sng" w14:algn="ctr">
+                  <w14:noFill/>
+                  <w14:prstDash w14:val="solid"/>
+                  <w14:bevel/>
+                </w14:textOutline>
+              </w:rPr>
+              <w:t xml:space="preserve">individual islands: e.g. </w:t>
+            </w:r>
+            <w:r>
+              <w:rPr>
+                <w:rFonts w:ascii="Source Sans 3" w:hAnsi="Source Sans 3"/>
+                <w:i/>
+                <w:sz w:val="21"/>
+                <w:szCs w:val="21"/>
+                <w:bdr w:val="dashSmallGap" w:sz="12" w:space="0" w:color="ED7D31" w:themeColor="accent2"/>
+                <w:shd w:val="pct5" w:color="auto" w:fill="FFF2CC" w:themeFill="accent4" w:themeFillTint="33"/>
+                <w14:textOutline w14:w="9525" w14:cap="rnd" w14:cmpd="sng" w14:algn="ctr">
+                  <w14:noFill/>
+                  <w14:prstDash w14:val="solid"/>
+                  <w14:bevel/>
+                </w14:textOutline>
+              </w:rPr>
+              <w:t>Mal/orca</w:t>
+            </w:r>
+          </w:p>
+          <w:p>
+            <w:pPr>
+              <w:rPr>
+                <w:rFonts w:ascii="Source Sans 3" w:hAnsi="Source Sans 3"/>
+                <w:i/>
+                <w:sz w:val="21"/>
+                <w:szCs w:val="21"/>
+                <w:bdr w:val="dashSmallGap" w:sz="12" w:space="0" w:color="ED7D31" w:themeColor="accent2"/>
+                <w:shd w:val="pct5" w:color="auto" w:fill="FFF2CC" w:themeFill="accent4" w:themeFillTint="33"/>
+                <w14:textOutline w14:w="9525" w14:cap="rnd" w14:cmpd="sng" w14:algn="ctr">
+                  <w14:noFill/>
+                  <w14:prstDash w14:val="solid"/>
+                  <w14:bevel/>
+                </w14:textOutline>
+              </w:rPr>
+            </w:pPr>
+            <w:r>
+              <w:rPr>
+                <w:rFonts w:ascii="Source Sans 3" w:hAnsi="Source Sans 3"/>
+                <w:sz w:val="21"/>
+                <w:szCs w:val="21"/>
+                <w:bdr w:val="dashSmallGap" w:sz="12" w:space="0" w:color="ED7D31" w:themeColor="accent2"/>
+                <w:shd w:val="pct5" w:color="auto" w:fill="FFF2CC" w:themeFill="accent4" w:themeFillTint="33"/>
+                <w14:textOutline w14:w="9525" w14:cap="rnd" w14:cmpd="sng" w14:algn="ctr">
+                  <w14:noFill/>
+                  <w14:prstDash w14:val="solid"/>
+                  <w14:bevel/>
+                </w14:textOutline>
+              </w:rPr>
+              <w:t xml:space="preserve">names of most countries: e.g. </w:t>
+            </w:r>
+            <w:r>
+              <w:rPr>
+                <w:rFonts w:ascii="Source Sans 3" w:hAnsi="Source Sans 3"/>
+                <w:i/>
+                <w:sz w:val="21"/>
+                <w:szCs w:val="21"/>
+                <w:bdr w:val="dashSmallGap" w:sz="12" w:space="0" w:color="ED7D31" w:themeColor="accent2"/>
+                <w:shd w:val="pct5" w:color="auto" w:fill="FFF2CC" w:themeFill="accent4" w:themeFillTint="33"/>
+                <w14:textOutline w14:w="9525" w14:cap="rnd" w14:cmpd="sng" w14:algn="ctr">
+                  <w14:noFill/>
+                  <w14:prstDash w14:val="solid"/>
+                  <w14:bevel/>
+                </w14:textOutline>
+              </w:rPr>
+              <w:t>Spain, France, Germany, China</w:t>
+            </w:r>
+          </w:p>
+          <w:p>
+            <w:pPr>
+              <w:rPr>
+                <w:rFonts w:ascii="Source Sans 3" w:hAnsi="Source Sans 3"/>
+                <w:i/>
+                <w:sz w:val="21"/>
+                <w:szCs w:val="21"/>
+                <w:bdr w:val="dashSmallGap" w:sz="12" w:space="0" w:color="ED7D31" w:themeColor="accent2"/>
+                <w:shd w:val="pct5" w:color="auto" w:fill="FFF2CC" w:themeFill="accent4" w:themeFillTint="33"/>
+                <w14:textOutline w14:w="9525" w14:cap="rnd" w14:cmpd="sng" w14:algn="ctr">
+                  <w14:noFill/>
+                  <w14:prstDash w14:val="solid"/>
+                  <w14:bevel/>
+                </w14:textOutline>
+              </w:rPr>
+            </w:pPr>
+            <w:r>
+              <w:rPr>
+                <w:rFonts w:ascii="Source Sans 3" w:hAnsi="Source Sans 3"/>
+                <w:sz w:val="21"/>
+                <w:szCs w:val="21"/>
+                <w:bdr w:val="dashSmallGap" w:sz="12" w:space="0" w:color="ED7D31" w:themeColor="accent2"/>
+                <w:shd w:val="pct5" w:color="auto" w:fill="FFF2CC" w:themeFill="accent4" w:themeFillTint="33"/>
+                <w14:textOutline w14:w="9525" w14:cap="rnd" w14:cmpd="sng" w14:algn="ctr">
+                  <w14:noFill/>
+                  <w14:prstDash w14:val="solid"/>
+                  <w14:bevel/>
+                </w14:textOutline>
+              </w:rPr>
+              <w:t xml:space="preserve">names of beaches: </w:t>
+            </w:r>
+            <w:r>
+              <w:rPr>
+                <w:rFonts w:ascii="Source Sans 3" w:hAnsi="Source Sans 3"/>
+                <w:i/>
+                <w:sz w:val="21"/>
+                <w:szCs w:val="21"/>
+                <w:bdr w:val="dashSmallGap" w:sz="12" w:space="0" w:color="ED7D31" w:themeColor="accent2"/>
+                <w:shd w:val="pct5" w:color="auto" w:fill="FFF2CC" w:themeFill="accent4" w:themeFillTint="33"/>
+                <w14:textOutline w14:w="9525" w14:cap="rnd" w14:cmpd="sng" w14:algn="ctr">
+                  <w14:noFill/>
+                  <w14:prstDash w14:val="solid"/>
+                  <w14:bevel/>
+                </w14:textOutline>
+              </w:rPr>
+              <w:t>Alcudia Beach</w:t>
+            </w:r>
+          </w:p>
+          <w:p>
+            <w:pPr>
+              <w:rPr>
+                <w:rFonts w:ascii="Source Sans 3" w:hAnsi="Source Sans 3"/>
+                <w:i/>
+                <w:sz w:val="21"/>
+                <w:szCs w:val="21"/>
+                <w:bdr w:val="dashSmallGap" w:sz="12" w:space="0" w:color="ED7D31" w:themeColor="accent2"/>
+                <w:shd w:val="pct5" w:color="auto" w:fill="FFF2CC" w:themeFill="accent4" w:themeFillTint="33"/>
+                <w14:textOutline w14:w="9525" w14:cap="rnd" w14:cmpd="sng" w14:algn="ctr">
+                  <w14:noFill/>
+                  <w14:prstDash w14:val="solid"/>
+                  <w14:bevel/>
+                </w14:textOutline>
+              </w:rPr>
+            </w:pPr>
+            <w:r>
+              <w:rPr>
+                <w:rFonts w:ascii="Source Sans 3" w:hAnsi="Source Sans 3"/>
+                <w:sz w:val="21"/>
+                <w:szCs w:val="21"/>
+                <w:bdr w:val="dashSmallGap" w:sz="12" w:space="0" w:color="ED7D31" w:themeColor="accent2"/>
+                <w:shd w:val="pct5" w:color="auto" w:fill="FFF2CC" w:themeFill="accent4" w:themeFillTint="33"/>
+                <w14:textOutline w14:w="9525" w14:cap="rnd" w14:cmpd="sng" w14:algn="ctr">
+                  <w14:noFill/>
+                  <w14:prstDash w14:val="solid"/>
+                  <w14:bevel/>
+                </w14:textOutline>
+              </w:rPr>
+              <w:t xml:space="preserve">names of cities/towns/regions: </w:t>
+            </w:r>
+            <w:r>
+              <w:rPr>
+                <w:rFonts w:ascii="Source Sans 3" w:hAnsi="Source Sans 3"/>
+                <w:i/>
+                <w:sz w:val="21"/>
+                <w:szCs w:val="21"/>
+                <w:bdr w:val="dashSmallGap" w:sz="12" w:space="0" w:color="ED7D31" w:themeColor="accent2"/>
+                <w:shd w:val="pct5" w:color="auto" w:fill="FFF2CC" w:themeFill="accent4" w:themeFillTint="33"/>
+                <w14:textOutline w14:w="9525" w14:cap="rnd" w14:cmpd="sng" w14:algn="ctr">
+                  <w14:noFill/>
+                  <w14:prstDash w14:val="solid"/>
+                  <w14:bevel/>
+                </w14:textOutline>
+              </w:rPr>
+              <w:t xml:space="preserve">Palma de Mallorca, </w:t>
+            </w:r>
+            <w:proofErr w:type="spellStart"/>
+            <w:r>
+              <w:rPr>
+                <w:rFonts w:ascii="Source Sans 3" w:hAnsi="Source Sans 3"/>
+                <w:i/>
+                <w:sz w:val="21"/>
+                <w:szCs w:val="21"/>
+                <w:bdr w:val="dashSmallGap" w:sz="12" w:space="0" w:color="ED7D31" w:themeColor="accent2"/>
+                <w:shd w:val="pct5" w:color="auto" w:fill="FFF2CC" w:themeFill="accent4" w:themeFillTint="33"/>
+                <w14:textOutline w14:w="9525" w14:cap="rnd" w14:cmpd="sng" w14:algn="ctr">
+                  <w14:noFill/>
+                  <w14:prstDash w14:val="solid"/>
+                  <w14:bevel/>
+                </w14:textOutline>
+              </w:rPr>
+              <w:t>Algaida</w:t>
+            </w:r>
+            <w:proofErr w:type="spellEnd"/>
+            <w:r>
+              <w:rPr>
+                <w:rFonts w:ascii="Source Sans 3" w:hAnsi="Source Sans 3"/>
+                <w:i/>
+                <w:sz w:val="21"/>
+                <w:szCs w:val="21"/>
+                <w:bdr w:val="dashSmallGap" w:sz="12" w:space="0" w:color="ED7D31" w:themeColor="accent2"/>
+                <w:shd w:val="pct5" w:color="auto" w:fill="FFF2CC" w:themeFill="accent4" w:themeFillTint="33"/>
+                <w14:textOutline w14:w="9525" w14:cap="rnd" w14:cmpd="sng" w14:algn="ctr">
+                  <w14:noFill/>
+                  <w14:prstDash w14:val="solid"/>
+                  <w14:bevel/>
+                </w14:textOutline>
+              </w:rPr>
+              <w:t>,</w:t>
+            </w:r>
+          </w:p>
+          <w:p>
+            <w:pPr>
+              <w:rPr>
+                <w:rFonts w:ascii="Source Sans 3" w:hAnsi="Source Sans 3"/>
+                <w:i/>
+                <w:sz w:val="21"/>
+                <w:szCs w:val="21"/>
+                <w:bdr w:val="dashSmallGap" w:sz="12" w:space="0" w:color="ED7D31" w:themeColor="accent2"/>
+                <w:shd w:val="pct5" w:color="auto" w:fill="FFF2CC" w:themeFill="accent4" w:themeFillTint="33"/>
+                <w14:textOutline w14:w="9525" w14:cap="rnd" w14:cmpd="sng" w14:algn="ctr">
+                  <w14:noFill/>
+                  <w14:prstDash w14:val="solid"/>
+                  <w14:bevel/>
+                </w14:textOutline>
+              </w:rPr>
+            </w:pPr>
+            <w:r>
+              <w:rPr>
+                <w:rFonts w:ascii="Source Sans 3" w:hAnsi="Source Sans 3"/>
+                <w:i/>
+                <w:sz w:val="21"/>
+                <w:szCs w:val="21"/>
+                <w:bdr w:val="dashSmallGap" w:sz="12" w:space="0" w:color="ED7D31" w:themeColor="accent2"/>
+                <w:shd w:val="pct5" w:color="auto" w:fill="FFF2CC" w:themeFill="accent4" w:themeFillTint="33"/>
+                <w14:textOutline w14:w="9525" w14:cap="rnd" w14:cmpd="sng" w14:algn="ctr">
+                  <w14:noFill/>
+                  <w14:prstDash w14:val="solid"/>
+                  <w14:bevel/>
+                </w14:textOutline>
+              </w:rPr>
+              <w:t>Binissalem</w:t>
+            </w:r>
+          </w:p>
+          <w:p>
+            <w:pPr>
+              <w:rPr>
+                <w:rFonts w:ascii="Source Sans 3" w:hAnsi="Source Sans 3"/>
+                <w:i/>
+                <w:sz w:val="21"/>
+                <w:szCs w:val="21"/>
+                <w:bdr w:val="dashSmallGap" w:sz="12" w:space="0" w:color="ED7D31" w:themeColor="accent2"/>
+                <w:shd w:val="pct5" w:color="auto" w:fill="FFF2CC" w:themeFill="accent4" w:themeFillTint="33"/>
+                <w14:textOutline w14:w="9525" w14:cap="rnd" w14:cmpd="sng" w14:algn="ctr">
+                  <w14:noFill/>
+                  <w14:prstDash w14:val="solid"/>
+                  <w14:bevel/>
+                </w14:textOutline>
+              </w:rPr>
+            </w:pPr>
+            <w:r>
+              <w:rPr>
+                <w:rFonts w:ascii="Source Sans 3" w:hAnsi="Source Sans 3"/>
+                <w:sz w:val="21"/>
+                <w:szCs w:val="21"/>
+                <w:bdr w:val="dashSmallGap" w:sz="12" w:space="0" w:color="ED7D31" w:themeColor="accent2"/>
+                <w:shd w:val="pct5" w:color="auto" w:fill="FFF2CC" w:themeFill="accent4" w:themeFillTint="33"/>
+                <w14:textOutline w14:w="9525" w14:cap="rnd" w14:cmpd="sng" w14:algn="ctr">
+                  <w14:noFill/>
+                  <w14:prstDash w14:val="solid"/>
+                  <w14:bevel/>
+                </w14:textOutline>
+              </w:rPr>
+              <w:t xml:space="preserve">names of mountains: </w:t>
+            </w:r>
+            <w:r>
+              <w:rPr>
+                <w:rFonts w:ascii="Source Sans 3" w:hAnsi="Source Sans 3"/>
+                <w:i/>
+                <w:sz w:val="21"/>
+                <w:szCs w:val="21"/>
+                <w:bdr w:val="dashSmallGap" w:sz="12" w:space="0" w:color="ED7D31" w:themeColor="accent2"/>
+                <w:shd w:val="pct5" w:color="auto" w:fill="FFF2CC" w:themeFill="accent4" w:themeFillTint="33"/>
+                <w14:textOutline w14:w="9525" w14:cap="rnd" w14:cmpd="sng" w14:algn="ctr">
+                  <w14:noFill/>
+                  <w14:prstDash w14:val="solid"/>
+                  <w14:bevel/>
+                </w14:textOutline>
+              </w:rPr>
+              <w:t>Mount Everest, Mont Blanc</w:t>
+            </w:r>
+          </w:p>
+          <w:p>
+            <w:pPr>
+              <w:rPr>
+                <w:rFonts w:ascii="Source Sans 3" w:hAnsi="Source Sans 3"/>
+                <w:sz w:val="21"/>
+                <w:szCs w:val="21"/>
+                <w:bdr w:val="dashSmallGap" w:sz="12" w:space="0" w:color="ED7D31" w:themeColor="accent2"/>
+                <w:shd w:val="pct5" w:color="auto" w:fill="FFF2CC" w:themeFill="accent4" w:themeFillTint="33"/>
+                <w14:textOutline w14:w="9525" w14:cap="rnd" w14:cmpd="sng" w14:algn="ctr">
+                  <w14:noFill/>
+                  <w14:prstDash w14:val="solid"/>
+                  <w14:bevel/>
+                </w14:textOutline>
+              </w:rPr>
+            </w:pPr>
+            <w:r>
+              <w:rPr>
+                <w:rFonts w:ascii="Source Sans 3" w:hAnsi="Source Sans 3"/>
+                <w:sz w:val="21"/>
+                <w:szCs w:val="21"/>
+                <w:bdr w:val="dashSmallGap" w:sz="12" w:space="0" w:color="ED7D31" w:themeColor="accent2"/>
+                <w:shd w:val="pct5" w:color="auto" w:fill="FFF2CC" w:themeFill="accent4" w:themeFillTint="33"/>
+                <w14:textOutline w14:w="9525" w14:cap="rnd" w14:cmpd="sng" w14:algn="ctr">
+                  <w14:noFill/>
+                  <w14:prstDash w14:val="solid"/>
+                  <w14:bevel/>
+                </w14:textOutline>
+              </w:rPr>
+              <w:t>Use 'the' for:</w:t>
+            </w:r>
+          </w:p>
+          <w:p>
+            <w:pPr>
+              <w:rPr>
+                <w:rFonts w:ascii="Source Sans 3" w:hAnsi="Source Sans 3"/>
+                <w:i/>
+                <w:sz w:val="21"/>
+                <w:szCs w:val="21"/>
+                <w:bdr w:val="dashSmallGap" w:sz="12" w:space="0" w:color="ED7D31" w:themeColor="accent2"/>
+                <w:shd w:val="pct5" w:color="auto" w:fill="FFF2CC" w:themeFill="accent4" w:themeFillTint="33"/>
+                <w14:textOutline w14:w="9525" w14:cap="rnd" w14:cmpd="sng" w14:algn="ctr">
+                  <w14:noFill/>
+                  <w14:prstDash w14:val="solid"/>
+                  <w14:bevel/>
+                </w14:textOutline>
+              </w:rPr>
+            </w:pPr>
+            <w:r>
+              <w:rPr>
+                <w:rFonts w:ascii="Source Sans 3" w:hAnsi="Source Sans 3"/>
+                <w:sz w:val="21"/>
+                <w:szCs w:val="21"/>
+                <w:bdr w:val="dashSmallGap" w:sz="12" w:space="0" w:color="ED7D31" w:themeColor="accent2"/>
+                <w:shd w:val="pct5" w:color="auto" w:fill="FFF2CC" w:themeFill="accent4" w:themeFillTint="33"/>
+                <w14:textOutline w14:w="9525" w14:cap="rnd" w14:cmpd="sng" w14:algn="ctr">
+                  <w14:noFill/>
+                  <w14:prstDash w14:val="solid"/>
+                  <w14:bevel/>
+                </w14:textOutline>
+              </w:rPr>
+              <w:t xml:space="preserve">groups of islands: </w:t>
+            </w:r>
+            <w:r>
+              <w:rPr>
+                <w:rFonts w:ascii="Source Sans 3" w:hAnsi="Source Sans 3"/>
+                <w:i/>
+                <w:sz w:val="21"/>
+                <w:szCs w:val="21"/>
+                <w:bdr w:val="dashSmallGap" w:sz="12" w:space="0" w:color="ED7D31" w:themeColor="accent2"/>
+                <w:shd w:val="pct5" w:color="auto" w:fill="FFF2CC" w:themeFill="accent4" w:themeFillTint="33"/>
+                <w14:textOutline w14:w="9525" w14:cap="rnd" w14:cmpd="sng" w14:algn="ctr">
+                  <w14:noFill/>
+                  <w14:prstDash w14:val="solid"/>
+                  <w14:bevel/>
+                </w14:textOutline>
+              </w:rPr>
+              <w:t>the Balearic Islands</w:t>
+            </w:r>
+          </w:p>
+          <w:p>
+            <w:pPr>
+              <w:rPr>
+                <w:rFonts w:ascii="Source Sans 3" w:hAnsi="Source Sans 3"/>
+                <w:i/>
+                <w:sz w:val="21"/>
+                <w:szCs w:val="21"/>
+                <w:bdr w:val="dashSmallGap" w:sz="12" w:space="0" w:color="ED7D31" w:themeColor="accent2"/>
+                <w:shd w:val="pct5" w:color="auto" w:fill="FFF2CC" w:themeFill="accent4" w:themeFillTint="33"/>
+                <w14:textOutline w14:w="9525" w14:cap="rnd" w14:cmpd="sng" w14:algn="ctr">
+                  <w14:noFill/>
+                  <w14:prstDash w14:val="solid"/>
+                  <w14:bevel/>
+                </w14:textOutline>
+              </w:rPr>
+            </w:pPr>
+            <w:r>
+              <w:rPr>
+                <w:rFonts w:ascii="Source Sans 3" w:hAnsi="Source Sans 3"/>
+                <w:sz w:val="21"/>
+                <w:szCs w:val="21"/>
+                <w:bdr w:val="dashSmallGap" w:sz="12" w:space="0" w:color="ED7D31" w:themeColor="accent2"/>
+                <w:shd w:val="pct5" w:color="auto" w:fill="FFF2CC" w:themeFill="accent4" w:themeFillTint="33"/>
+                <w14:textOutline w14:w="9525" w14:cap="rnd" w14:cmpd="sng" w14:algn="ctr">
+                  <w14:noFill/>
+                  <w14:prstDash w14:val="solid"/>
+                  <w14:bevel/>
+                </w14:textOutline>
+              </w:rPr>
+              <w:t xml:space="preserve">coastal areas: </w:t>
+            </w:r>
+            <w:r>
+              <w:rPr>
+                <w:rFonts w:ascii="Source Sans 3" w:hAnsi="Source Sans 3"/>
+                <w:i/>
+                <w:sz w:val="21"/>
+                <w:szCs w:val="21"/>
+                <w:bdr w:val="dashSmallGap" w:sz="12" w:space="0" w:color="ED7D31" w:themeColor="accent2"/>
+                <w:shd w:val="pct5" w:color="auto" w:fill="FFF2CC" w:themeFill="accent4" w:themeFillTint="33"/>
+                <w14:textOutline w14:w="9525" w14:cap="rnd" w14:cmpd="sng" w14:algn="ctr">
+                  <w14:noFill/>
+                  <w14:prstDash w14:val="solid"/>
+                  <w14:bevel/>
+                </w14:textOutline>
+              </w:rPr>
+              <w:t>the Valencian Coast</w:t>
+            </w:r>
+          </w:p>
+          <w:p>
+            <w:pPr>
+              <w:rPr>
+                <w:rFonts w:ascii="Source Sans 3" w:hAnsi="Source Sans 3"/>
+                <w:i/>
+                <w:sz w:val="21"/>
+                <w:szCs w:val="21"/>
+                <w:bdr w:val="dashSmallGap" w:sz="12" w:space="0" w:color="ED7D31" w:themeColor="accent2"/>
+                <w:shd w:val="pct5" w:color="auto" w:fill="FFF2CC" w:themeFill="accent4" w:themeFillTint="33"/>
+                <w14:textOutline w14:w="9525" w14:cap="rnd" w14:cmpd="sng" w14:algn="ctr">
+                  <w14:noFill/>
+                  <w14:prstDash w14:val="solid"/>
+                  <w14:bevel/>
+                </w14:textOutline>
+              </w:rPr>
+            </w:pPr>
+            <w:r>
+              <w:rPr>
+                <w:rFonts w:ascii="Source Sans 3" w:hAnsi="Source Sans 3"/>
+                <w:sz w:val="21"/>
+                <w:szCs w:val="21"/>
+                <w:bdr w:val="dashSmallGap" w:sz="12" w:space="0" w:color="ED7D31" w:themeColor="accent2"/>
+                <w:shd w:val="pct5" w:color="auto" w:fill="FFF2CC" w:themeFill="accent4" w:themeFillTint="33"/>
+                <w14:textOutline w14:w="9525" w14:cap="rnd" w14:cmpd="sng" w14:algn="ctr">
+                  <w14:noFill/>
+                  <w14:prstDash w14:val="solid"/>
+                  <w14:bevel/>
+                </w14:textOutline>
+              </w:rPr>
+              <w:t xml:space="preserve">oceans and seas: </w:t>
+            </w:r>
+            <w:r>
+              <w:rPr>
+                <w:rFonts w:ascii="Source Sans 3" w:hAnsi="Source Sans 3"/>
+                <w:i/>
+                <w:sz w:val="21"/>
+                <w:szCs w:val="21"/>
+                <w:bdr w:val="dashSmallGap" w:sz="12" w:space="0" w:color="ED7D31" w:themeColor="accent2"/>
+                <w:shd w:val="pct5" w:color="auto" w:fill="FFF2CC" w:themeFill="accent4" w:themeFillTint="33"/>
+                <w14:textOutline w14:w="9525" w14:cap="rnd" w14:cmpd="sng" w14:algn="ctr">
+                  <w14:noFill/>
+                  <w14:prstDash w14:val="solid"/>
+                  <w14:bevel/>
+                </w14:textOutline>
+              </w:rPr>
+              <w:t>the Mediterranean Sea, the Persian Gulf</w:t>
+            </w:r>
+          </w:p>
+          <w:p>
+            <w:pPr>
+              <w:rPr>
+                <w:rFonts w:ascii="Source Sans 3" w:hAnsi="Source Sans 3"/>
+                <w:i/>
+                <w:sz w:val="21"/>
+                <w:szCs w:val="21"/>
+                <w:bdr w:val="dashSmallGap" w:sz="12" w:space="0" w:color="ED7D31" w:themeColor="accent2"/>
+                <w:shd w:val="pct5" w:color="auto" w:fill="FFF2CC" w:themeFill="accent4" w:themeFillTint="33"/>
+                <w14:textOutline w14:w="9525" w14:cap="rnd" w14:cmpd="sng" w14:algn="ctr">
+                  <w14:noFill/>
+                  <w14:prstDash w14:val="solid"/>
+                  <w14:bevel/>
+                </w14:textOutline>
+              </w:rPr>
+            </w:pPr>
+            <w:r>
+              <w:rPr>
+                <w:rFonts w:ascii="Source Sans 3" w:hAnsi="Source Sans 3"/>
+                <w:sz w:val="21"/>
+                <w:szCs w:val="21"/>
+                <w:bdr w:val="dashSmallGap" w:sz="12" w:space="0" w:color="ED7D31" w:themeColor="accent2"/>
+                <w:shd w:val="pct5" w:color="auto" w:fill="FFF2CC" w:themeFill="accent4" w:themeFillTint="33"/>
+                <w14:textOutline w14:w="9525" w14:cap="rnd" w14:cmpd="sng" w14:algn="ctr">
+                  <w14:noFill/>
+                  <w14:prstDash w14:val="solid"/>
+                  <w14:bevel/>
+                </w14:textOutline>
+              </w:rPr>
+              <w:t xml:space="preserve">nationalities: </w:t>
+            </w:r>
+            <w:r>
+              <w:rPr>
+                <w:rFonts w:ascii="Source Sans 3" w:hAnsi="Source Sans 3"/>
+                <w:i/>
+                <w:sz w:val="21"/>
+                <w:szCs w:val="21"/>
+                <w:bdr w:val="dashSmallGap" w:sz="12" w:space="0" w:color="ED7D31" w:themeColor="accent2"/>
+                <w:shd w:val="pct5" w:color="auto" w:fill="FFF2CC" w:themeFill="accent4" w:themeFillTint="33"/>
+                <w14:textOutline w14:w="9525" w14:cap="rnd" w14:cmpd="sng" w14:algn="ctr">
+                  <w14:noFill/>
+                  <w14:prstDash w14:val="solid"/>
+                  <w14:bevel/>
+                </w14:textOutline>
+              </w:rPr>
+              <w:t>the Spanish, the Omanis, the Chinese</w:t>
+            </w:r>
+          </w:p>
+          <w:p>
+            <w:pPr>
+              <w:rPr>
+                <w:rFonts w:ascii="Source Sans 3" w:hAnsi="Source Sans 3"/>
+                <w:i/>
+                <w:sz w:val="21"/>
+                <w:szCs w:val="21"/>
+                <w:bdr w:val="dashSmallGap" w:sz="12" w:space="0" w:color="ED7D31" w:themeColor="accent2"/>
+                <w:shd w:val="pct5" w:color="auto" w:fill="FFF2CC" w:themeFill="accent4" w:themeFillTint="33"/>
+                <w14:textOutline w14:w="9525" w14:cap="rnd" w14:cmpd="sng" w14:algn="ctr">
+                  <w14:noFill/>
+                  <w14:prstDash w14:val="solid"/>
+                  <w14:bevel/>
+                </w14:textOutline>
+              </w:rPr>
+            </w:pPr>
+            <w:r>
+              <w:rPr>
+                <w:rFonts w:ascii="Source Sans 3" w:hAnsi="Source Sans 3"/>
+                <w:sz w:val="21"/>
+                <w:szCs w:val="21"/>
+                <w:bdr w:val="dashSmallGap" w:sz="12" w:space="0" w:color="ED7D31" w:themeColor="accent2"/>
+                <w:shd w:val="pct5" w:color="auto" w:fill="FFF2CC" w:themeFill="accent4" w:themeFillTint="33"/>
+                <w14:textOutline w14:w="9525" w14:cap="rnd" w14:cmpd="sng" w14:algn="ctr">
+                  <w14:noFill/>
+                  <w14:prstDash w14:val="solid"/>
+                  <w14:bevel/>
+                </w14:textOutline>
+              </w:rPr>
+              <w:t xml:space="preserve">countries which are Republics, Kingdoms or Unions: </w:t>
+            </w:r>
+            <w:proofErr w:type="gramStart"/>
+            <w:r>
+              <w:rPr>
+                <w:rFonts w:ascii="Source Sans 3" w:hAnsi="Source Sans 3"/>
+                <w:i/>
+                <w:sz w:val="21"/>
+                <w:szCs w:val="21"/>
+                <w:bdr w:val="dashSmallGap" w:sz="12" w:space="0" w:color="ED7D31" w:themeColor="accent2"/>
+                <w:shd w:val="pct5" w:color="auto" w:fill="FFF2CC" w:themeFill="accent4" w:themeFillTint="33"/>
+                <w14:textOutline w14:w="9525" w14:cap="rnd" w14:cmpd="sng" w14:algn="ctr">
+                  <w14:noFill/>
+                  <w14:prstDash w14:val="solid"/>
+                  <w14:bevel/>
+                </w14:textOutline>
+              </w:rPr>
+              <w:t>the</w:t>
+            </w:r>
+            <w:proofErr w:type="gramEnd"/>
+            <w:r>
+              <w:rPr>
+                <w:rFonts w:ascii="Source Sans 3" w:hAnsi="Source Sans 3"/>
+                <w:i/>
+                <w:sz w:val="21"/>
+                <w:szCs w:val="21"/>
+                <w:bdr w:val="dashSmallGap" w:sz="12" w:space="0" w:color="ED7D31" w:themeColor="accent2"/>
+                <w:shd w:val="pct5" w:color="auto" w:fill="FFF2CC" w:themeFill="accent4" w:themeFillTint="33"/>
+                <w14:textOutline w14:w="9525" w14:cap="rnd" w14:cmpd="sng" w14:algn="ctr">
+                  <w14:noFill/>
+                  <w14:prstDash w14:val="solid"/>
+                  <w14:bevel/>
+                </w14:textOutline>
+              </w:rPr>
+              <w:t xml:space="preserve"> Republic of China, the United Kingdom (the UK), the United States of</w:t>
+            </w:r>
+            <w:r>
+              <w:rPr>
+                <w:rFonts w:ascii="Source Sans 3" w:hAnsi="Source Sans 3"/>
+                <w:i/>
+                <w:sz w:val="21"/>
+                <w:szCs w:val="21"/>
+                <w:bdr w:val="dashSmallGap" w:sz="12" w:space="0" w:color="ED7D31" w:themeColor="accent2"/>
+                <w:shd w:val="pct5" w:color="auto" w:fill="FFF2CC" w:themeFill="accent4" w:themeFillTint="33"/>
+                <w14:textOutline w14:w="9525" w14:cap="rnd" w14:cmpd="sng" w14:algn="ctr">
+                  <w14:noFill/>
+                  <w14:prstDash w14:val="solid"/>
+                  <w14:bevel/>
+                </w14:textOutline>
+              </w:rPr>
+              <w:t xml:space="preserve"> </w:t>
+            </w:r>
+            <w:r>
+              <w:rPr>
+                <w:rFonts w:ascii="Source Sans 3" w:hAnsi="Source Sans 3"/>
+                <w:i/>
+                <w:sz w:val="21"/>
+                <w:szCs w:val="21"/>
+                <w:bdr w:val="dashSmallGap" w:sz="12" w:space="0" w:color="ED7D31" w:themeColor="accent2"/>
+                <w:shd w:val="pct5" w:color="auto" w:fill="FFF2CC" w:themeFill="accent4" w:themeFillTint="33"/>
+                <w14:textOutline w14:w="9525" w14:cap="rnd" w14:cmpd="sng" w14:algn="ctr">
+                  <w14:noFill/>
+                  <w14:prstDash w14:val="solid"/>
+                  <w14:bevel/>
+                </w14:textOutline>
+              </w:rPr>
+              <w:t>America (the USA)</w:t>
+            </w:r>
+          </w:p>
+          <w:p>
+            <w:pPr>
+              <w:rPr>
+                <w:rFonts w:ascii="Source Sans 3" w:hAnsi="Source Sans 3"/>
+                <w:i/>
+                <w:sz w:val="21"/>
+                <w:szCs w:val="21"/>
+                <w:bdr w:val="dashSmallGap" w:sz="12" w:space="0" w:color="ED7D31" w:themeColor="accent2"/>
+                <w:shd w:val="pct5" w:color="auto" w:fill="FFF2CC" w:themeFill="accent4" w:themeFillTint="33"/>
+                <w14:textOutline w14:w="9525" w14:cap="rnd" w14:cmpd="sng" w14:algn="ctr">
+                  <w14:noFill/>
+                  <w14:prstDash w14:val="solid"/>
+                  <w14:bevel/>
+                </w14:textOutline>
+              </w:rPr>
+            </w:pPr>
+            <w:r>
+              <w:rPr>
+                <w:rFonts w:ascii="Source Sans 3" w:hAnsi="Source Sans 3"/>
+                <w:sz w:val="21"/>
+                <w:szCs w:val="21"/>
+                <w:bdr w:val="dashSmallGap" w:sz="12" w:space="0" w:color="ED7D31" w:themeColor="accent2"/>
+                <w:shd w:val="pct5" w:color="auto" w:fill="FFF2CC" w:themeFill="accent4" w:themeFillTint="33"/>
+                <w14:textOutline w14:w="9525" w14:cap="rnd" w14:cmpd="sng" w14:algn="ctr">
+                  <w14:noFill/>
+                  <w14:prstDash w14:val="solid"/>
+                  <w14:bevel/>
+                </w14:textOutline>
+              </w:rPr>
+              <w:t xml:space="preserve">mountain ranges: </w:t>
+            </w:r>
+            <w:r>
+              <w:rPr>
+                <w:rFonts w:ascii="Source Sans 3" w:hAnsi="Source Sans 3"/>
+                <w:i/>
+                <w:sz w:val="21"/>
+                <w:szCs w:val="21"/>
+                <w:bdr w:val="dashSmallGap" w:sz="12" w:space="0" w:color="ED7D31" w:themeColor="accent2"/>
+                <w:shd w:val="pct5" w:color="auto" w:fill="FFF2CC" w:themeFill="accent4" w:themeFillTint="33"/>
+                <w14:textOutline w14:w="9525" w14:cap="rnd" w14:cmpd="sng" w14:algn="ctr">
+                  <w14:noFill/>
+                  <w14:prstDash w14:val="solid"/>
+                  <w14:bevel/>
+                </w14:textOutline>
+              </w:rPr>
+              <w:t xml:space="preserve">the </w:t>
+            </w:r>
+            <w:proofErr w:type="spellStart"/>
+            <w:r>
+              <w:rPr>
+                <w:rFonts w:ascii="Source Sans 3" w:hAnsi="Source Sans 3"/>
+                <w:i/>
+                <w:sz w:val="21"/>
+                <w:szCs w:val="21"/>
+                <w:bdr w:val="dashSmallGap" w:sz="12" w:space="0" w:color="ED7D31" w:themeColor="accent2"/>
+                <w:shd w:val="pct5" w:color="auto" w:fill="FFF2CC" w:themeFill="accent4" w:themeFillTint="33"/>
+                <w14:textOutline w14:w="9525" w14:cap="rnd" w14:cmpd="sng" w14:algn="ctr">
+                  <w14:noFill/>
+                  <w14:prstDash w14:val="solid"/>
+                  <w14:bevel/>
+                </w14:textOutline>
+              </w:rPr>
+              <w:t>Tramuntanas</w:t>
+            </w:r>
+            <w:proofErr w:type="spellEnd"/>
+            <w:r>
+              <w:rPr>
+                <w:rFonts w:ascii="Source Sans 3" w:hAnsi="Source Sans 3"/>
+                <w:i/>
+                <w:sz w:val="21"/>
+                <w:szCs w:val="21"/>
+                <w:bdr w:val="dashSmallGap" w:sz="12" w:space="0" w:color="ED7D31" w:themeColor="accent2"/>
+                <w:shd w:val="pct5" w:color="auto" w:fill="FFF2CC" w:themeFill="accent4" w:themeFillTint="33"/>
+                <w14:textOutline w14:w="9525" w14:cap="rnd" w14:cmpd="sng" w14:algn="ctr">
+                  <w14:noFill/>
+                  <w14:prstDash w14:val="solid"/>
+                  <w14:bevel/>
+                </w14:textOutline>
+              </w:rPr>
+              <w:t>, the Himalayas</w:t>
+            </w:r>
+          </w:p>
+          <w:p>
+            <w:pPr>
+              <w:rPr>
+                <w:rFonts w:ascii="Source Sans 3" w:hAnsi="Source Sans 3"/>
+                <w:i/>
+                <w:sz w:val="21"/>
+                <w:szCs w:val="21"/>
+                <w:bdr w:val="dashSmallGap" w:sz="12" w:space="0" w:color="ED7D31" w:themeColor="accent2"/>
+                <w:shd w:val="pct5" w:color="auto" w:fill="FFF2CC" w:themeFill="accent4" w:themeFillTint="33"/>
+                <w14:textOutline w14:w="9525" w14:cap="rnd" w14:cmpd="sng" w14:algn="ctr">
+                  <w14:noFill/>
+                  <w14:prstDash w14:val="solid"/>
+                  <w14:bevel/>
+                </w14:textOutline>
+              </w:rPr>
+            </w:pPr>
+            <w:r>
+              <w:rPr>
+                <w:rFonts w:ascii="Source Sans 3" w:hAnsi="Source Sans 3"/>
+                <w:sz w:val="21"/>
+                <w:szCs w:val="21"/>
+                <w:bdr w:val="dashSmallGap" w:sz="12" w:space="0" w:color="ED7D31" w:themeColor="accent2"/>
+                <w:shd w:val="pct5" w:color="auto" w:fill="FFF2CC" w:themeFill="accent4" w:themeFillTint="33"/>
+                <w14:textOutline w14:w="9525" w14:cap="rnd" w14:cmpd="sng" w14:algn="ctr">
+                  <w14:noFill/>
+                  <w14:prstDash w14:val="solid"/>
+                  <w14:bevel/>
+                </w14:textOutline>
+              </w:rPr>
+              <w:t xml:space="preserve">geographical areas: </w:t>
+            </w:r>
+            <w:r>
+              <w:rPr>
+                <w:rFonts w:ascii="Source Sans 3" w:hAnsi="Source Sans 3"/>
+                <w:i/>
+                <w:sz w:val="21"/>
+                <w:szCs w:val="21"/>
+                <w:bdr w:val="dashSmallGap" w:sz="12" w:space="0" w:color="ED7D31" w:themeColor="accent2"/>
+                <w:shd w:val="pct5" w:color="auto" w:fill="FFF2CC" w:themeFill="accent4" w:themeFillTint="33"/>
+                <w14:textOutline w14:w="9525" w14:cap="rnd" w14:cmpd="sng" w14:algn="ctr">
+                  <w14:noFill/>
+                  <w14:prstDash w14:val="solid"/>
+                  <w14:bevel/>
+                </w14:textOutline>
+              </w:rPr>
+              <w:t>the northeast, the southwest</w:t>
+            </w:r>
+          </w:p>
+          <w:p>
+            <w:pPr>
+              <w:rPr>
+                <w:rFonts w:ascii="Source Sans 3" w:hAnsi="Source Sans 3"/>
+                <w:sz w:val="21"/>
+                <w:szCs w:val="21"/>
+                <w:bdr w:val="dashSmallGap" w:sz="12" w:space="0" w:color="ED7D31" w:themeColor="accent2"/>
+                <w:shd w:val="pct5" w:color="auto" w:fill="FFF2CC" w:themeFill="accent4" w:themeFillTint="33"/>
+                <w14:textOutline w14:w="9525" w14:cap="rnd" w14:cmpd="sng" w14:algn="ctr">
+                  <w14:noFill/>
+                  <w14:prstDash w14:val="solid"/>
+                  <w14:bevel/>
+                </w14:textOutline>
+              </w:rPr>
+            </w:pPr>
+            <w:r>
+              <w:rPr>
+                <w:rFonts w:ascii="Source Sans 3" w:hAnsi="Source Sans 3"/>
+                <w:sz w:val="21"/>
+                <w:szCs w:val="21"/>
+                <w:bdr w:val="dashSmallGap" w:sz="12" w:space="0" w:color="ED7D31" w:themeColor="accent2"/>
+                <w:shd w:val="pct5" w:color="auto" w:fill="FFF2CC" w:themeFill="accent4" w:themeFillTint="33"/>
+                <w14:textOutline w14:w="9525" w14:cap="rnd" w14:cmpd="sng" w14:algn="ctr">
+                  <w14:noFill/>
+                  <w14:prstDash w14:val="solid"/>
+                  <w14:bevel/>
+                </w14:textOutline>
+              </w:rPr>
+              <w:t>Other geographical features:</w:t>
+            </w:r>
+          </w:p>
+          <w:p>
+            <w:pPr>
+              <w:rPr>
                 <w:rStyle w:val="BlankWord"/>
+                <w:szCs w:val="21"/>
               </w:rPr>
             </w:pPr>
             <w:r>
               <w:rPr>
-                <w:rStyle w:val="BlankWord"/>
-              </w:rPr>
-              <w:t xml:space="preserve">No article used for: individual islands: e.g. Mal/orca names of most countries: e.g. Spain, France, Germany, China names of beaches: Alcudia Beach names of cities/towns/regions: Palma de Mallorca, </w:t>
+                <w:rFonts w:ascii="Source Sans 3" w:hAnsi="Source Sans 3"/>
+                <w:sz w:val="21"/>
+                <w:szCs w:val="21"/>
+                <w:bdr w:val="dashSmallGap" w:sz="12" w:space="0" w:color="ED7D31" w:themeColor="accent2"/>
+                <w:shd w:val="pct5" w:color="auto" w:fill="FFF2CC" w:themeFill="accent4" w:themeFillTint="33"/>
+                <w14:textOutline w14:w="9525" w14:cap="rnd" w14:cmpd="sng" w14:algn="ctr">
+                  <w14:noFill/>
+                  <w14:prstDash w14:val="solid"/>
+                  <w14:bevel/>
+                </w14:textOutline>
+              </w:rPr>
+              <w:t xml:space="preserve">lakes: no article, usually begins with the word Lake </w:t>
+            </w:r>
+            <w:r>
+              <w:rPr>
+                <w:rFonts w:ascii="Source Sans 3" w:hAnsi="Source Sans 3"/>
+                <w:i/>
+                <w:sz w:val="21"/>
+                <w:szCs w:val="21"/>
+                <w:bdr w:val="dashSmallGap" w:sz="12" w:space="0" w:color="ED7D31" w:themeColor="accent2"/>
+                <w:shd w:val="pct5" w:color="auto" w:fill="FFF2CC" w:themeFill="accent4" w:themeFillTint="33"/>
+                <w14:textOutline w14:w="9525" w14:cap="rnd" w14:cmpd="sng" w14:algn="ctr">
+                  <w14:noFill/>
+                  <w14:prstDash w14:val="solid"/>
+                  <w14:bevel/>
+                </w14:textOutline>
+              </w:rPr>
+              <w:t xml:space="preserve">(Lake Windermere) </w:t>
+            </w:r>
+            <w:r>
+              <w:rPr>
+                <w:rFonts w:ascii="Source Sans 3" w:hAnsi="Source Sans 3"/>
+                <w:sz w:val="21"/>
+                <w:szCs w:val="21"/>
+                <w:bdr w:val="dashSmallGap" w:sz="12" w:space="0" w:color="ED7D31" w:themeColor="accent2"/>
+                <w:shd w:val="pct5" w:color="auto" w:fill="FFF2CC" w:themeFill="accent4" w:themeFillTint="33"/>
+                <w14:textOutline w14:w="9525" w14:cap="rnd" w14:cmpd="sng" w14:algn="ctr">
+                  <w14:noFill/>
+                  <w14:prstDash w14:val="solid"/>
+                  <w14:bevel/>
+                </w14:textOutline>
+              </w:rPr>
+              <w:t xml:space="preserve">rivers: definite article before name of </w:t>
             </w:r>
             <w:proofErr w:type="spellStart"/>
-            <w:r>
-              <w:rPr>
-                <w:rStyle w:val="BlankWord"/>
-              </w:rPr>
-              <w:t>Algaida</w:t>
+            <w:proofErr w:type="gramStart"/>
+            <w:r>
+              <w:rPr>
+                <w:rFonts w:ascii="Source Sans 3" w:hAnsi="Source Sans 3"/>
+                <w:sz w:val="21"/>
+                <w:szCs w:val="21"/>
+                <w:bdr w:val="dashSmallGap" w:sz="12" w:space="0" w:color="ED7D31" w:themeColor="accent2"/>
+                <w:shd w:val="pct5" w:color="auto" w:fill="FFF2CC" w:themeFill="accent4" w:themeFillTint="33"/>
+                <w14:textOutline w14:w="9525" w14:cap="rnd" w14:cmpd="sng" w14:algn="ctr">
+                  <w14:noFill/>
+                  <w14:prstDash w14:val="solid"/>
+                  <w14:bevel/>
+                </w14:textOutline>
+              </w:rPr>
+              <w:t>river.Capitalise</w:t>
             </w:r>
             <w:proofErr w:type="spellEnd"/>
-            <w:r>
-              <w:rPr>
-                <w:rStyle w:val="BlankWord"/>
-              </w:rPr>
-              <w:t xml:space="preserve">, Binissalem names of mountains: Mount Everest, Mont Blanc Use 'the' for: groups of islands: the Balearic Islands coastal areas: the Valencian Coast oceans and seas: the Mediterranean Sea, the Persian Gulf nationalities: the Spanish, the Oman is, the Chinese countries which are Republics, Kingdoms or Unions: the Republic of China, the United Kingdom (the UK), the United States of America (the USA) mountain ranges: the </w:t>
-            </w:r>
-            <w:proofErr w:type="spellStart"/>
-            <w:r>
-              <w:rPr>
-                <w:rStyle w:val="BlankWord"/>
-              </w:rPr>
-              <w:t>Tramuntanas</w:t>
-            </w:r>
-            <w:proofErr w:type="spellEnd"/>
-            <w:r>
-              <w:rPr>
-                <w:rStyle w:val="BlankWord"/>
-              </w:rPr>
-              <w:t xml:space="preserve">, the Himalayas geographical areas: the northeast, the southwest Other geographical features: lakes: no article, usually begins with the word Lake (Lake Windermere) rivers: definite article before name of river. </w:t>
-            </w:r>
-            <w:proofErr w:type="spellStart"/>
-            <w:r>
-              <w:rPr>
-                <w:rStyle w:val="BlankWord"/>
-              </w:rPr>
-              <w:t>Capitalise</w:t>
-            </w:r>
-            <w:proofErr w:type="spellEnd"/>
-            <w:r>
-              <w:rPr>
-                <w:rStyle w:val="BlankWord"/>
-              </w:rPr>
-              <w:t xml:space="preserve"> the word 'river' or it can be omitted (the Thames, the River Thames).</w:t>
+            <w:proofErr w:type="gramEnd"/>
+            <w:r>
+              <w:rPr>
+                <w:rFonts w:ascii="Source Sans 3" w:hAnsi="Source Sans 3"/>
+                <w:sz w:val="21"/>
+                <w:szCs w:val="21"/>
+                <w:bdr w:val="dashSmallGap" w:sz="12" w:space="0" w:color="ED7D31" w:themeColor="accent2"/>
+                <w:shd w:val="pct5" w:color="auto" w:fill="FFF2CC" w:themeFill="accent4" w:themeFillTint="33"/>
+                <w14:textOutline w14:w="9525" w14:cap="rnd" w14:cmpd="sng" w14:algn="ctr">
+                  <w14:noFill/>
+                  <w14:prstDash w14:val="solid"/>
+                  <w14:bevel/>
+                </w14:textOutline>
+              </w:rPr>
+              <w:t xml:space="preserve"> the word 'river' or it can be omitted </w:t>
+            </w:r>
+            <w:r>
+              <w:rPr>
+                <w:rFonts w:ascii="Source Sans 3" w:hAnsi="Source Sans 3"/>
+                <w:i/>
+                <w:sz w:val="21"/>
+                <w:szCs w:val="21"/>
+                <w:bdr w:val="dashSmallGap" w:sz="12" w:space="0" w:color="ED7D31" w:themeColor="accent2"/>
+                <w:shd w:val="pct5" w:color="auto" w:fill="FFF2CC" w:themeFill="accent4" w:themeFillTint="33"/>
+                <w14:textOutline w14:w="9525" w14:cap="rnd" w14:cmpd="sng" w14:algn="ctr">
+                  <w14:noFill/>
+                  <w14:prstDash w14:val="solid"/>
+                  <w14:bevel/>
+                </w14:textOutline>
+              </w:rPr>
+              <w:t>(the Thames, the River Thames).</w:t>
             </w:r>
           </w:p>
         </w:tc>
@@ -628,6 +1497,7 @@
           <w:szCs w:val="32"/>
           <w:shd w:val="clear" w:color="auto" w:fill="FFFF00"/>
         </w:rPr>
+        <w:lastRenderedPageBreak/>
         <w:t>[[[[[[[[[[</w:t>
       </w:r>
       <w:r>
@@ -726,17 +1596,22 @@
             <w:pPr>
               <w:rPr>
                 <w:rStyle w:val="BlankWord"/>
-                <w:rFonts w:ascii="Source Sans 3" w:hAnsi="Source Sans 3"/>
-                <w:sz w:val="21"/>
                 <w:szCs w:val="21"/>
               </w:rPr>
             </w:pPr>
             <w:r>
               <w:rPr>
-                <w:rStyle w:val="BlankWord"/>
-                <w:rFonts w:ascii="Source Sans 3" w:hAnsi="Source Sans 3"/>
-                <w:sz w:val="21"/>
-                <w:szCs w:val="21"/>
+                <w:rFonts w:ascii="Source Sans 3" w:hAnsi="Source Sans 3"/>
+                <w:i/>
+                <w:sz w:val="21"/>
+                <w:szCs w:val="21"/>
+                <w:bdr w:val="dashSmallGap" w:sz="12" w:space="0" w:color="ED7D31" w:themeColor="accent2"/>
+                <w:shd w:val="pct5" w:color="auto" w:fill="FFF2CC" w:themeFill="accent4" w:themeFillTint="33"/>
+                <w14:textOutline w14:w="9525" w14:cap="rnd" w14:cmpd="sng" w14:algn="ctr">
+                  <w14:noFill/>
+                  <w14:prstDash w14:val="solid"/>
+                  <w14:bevel/>
+                </w14:textOutline>
               </w:rPr>
               <w:t>Students' own answers</w:t>
             </w:r>
@@ -1411,7 +2286,6 @@
                 <w:sz w:val="20"/>
                 <w:szCs w:val="20"/>
               </w:rPr>
-              <w:lastRenderedPageBreak/>
               <w:t>sentence</w:t>
             </w:r>
             <w:r>
@@ -1690,14 +2564,6 @@
         </w:tc>
       </w:tr>
     </w:tbl>
-    <w:p>
-      <w:pPr>
-        <w:rPr>
-          <w:b/>
-          <w:bCs/>
-        </w:rPr>
-      </w:pPr>
-    </w:p>
     <w:p>
       <w:pPr>
         <w:spacing w:line="278" w:lineRule="auto"/>
@@ -2419,6 +3285,12 @@
           <w:p>
             <w:pPr>
               <w:shd w:val="clear" w:color="auto" w:fill="0099CC"/>
+              <w:rPr>
+                <w:rFonts w:ascii="Source Sans 3" w:hAnsi="Source Sans 3"/>
+                <w:color w:val="110E0D"/>
+                <w:spacing w:val="-4"/>
+                <w:sz w:val="21"/>
+              </w:rPr>
             </w:pPr>
             <w:r>
               <w:rPr>
@@ -2465,7 +3337,10 @@
           <w:p>
             <w:pPr>
               <w:rPr>
-                <w:noProof/>
+                <w:rFonts w:ascii="Source Sans 3" w:hAnsi="Source Sans 3"/>
+                <w:color w:val="120F0E"/>
+                <w:spacing w:val="-4"/>
+                <w:sz w:val="21"/>
               </w:rPr>
             </w:pPr>
             <w:r>
@@ -2925,6 +3800,198 @@
                 <w:sz w:val="21"/>
               </w:rPr>
               <w:t>imitation</w:t>
+            </w:r>
+          </w:p>
+          <w:p>
+            <w:pPr>
+              <w:rPr>
+                <w:rFonts w:ascii="Source Sans 3" w:hAnsi="Source Sans 3"/>
+                <w:sz w:val="21"/>
+                <w:bdr w:val="dashSmallGap" w:sz="12" w:space="0" w:color="ED7D31" w:themeColor="accent2"/>
+                <w:shd w:val="pct5" w:color="auto" w:fill="FFF2CC" w:themeFill="accent4" w:themeFillTint="33"/>
+                <w14:textOutline w14:w="9525" w14:cap="rnd" w14:cmpd="sng" w14:algn="ctr">
+                  <w14:noFill/>
+                  <w14:prstDash w14:val="solid"/>
+                  <w14:bevel/>
+                </w14:textOutline>
+              </w:rPr>
+            </w:pPr>
+            <w:r>
+              <w:rPr>
+                <w:rFonts w:ascii="Source Sans 3" w:hAnsi="Source Sans 3"/>
+                <w:sz w:val="21"/>
+                <w:bdr w:val="dashSmallGap" w:sz="12" w:space="0" w:color="ED7D31" w:themeColor="accent2"/>
+                <w:shd w:val="pct5" w:color="auto" w:fill="FFF2CC" w:themeFill="accent4" w:themeFillTint="33"/>
+                <w14:textOutline w14:w="9525" w14:cap="rnd" w14:cmpd="sng" w14:algn="ctr">
+                  <w14:noFill/>
+                  <w14:prstDash w14:val="solid"/>
+                  <w14:bevel/>
+                </w14:textOutline>
+              </w:rPr>
+              <w:t>Heading</w:t>
+            </w:r>
+            <w:r>
+              <w:rPr>
+                <w:rFonts w:ascii="Source Sans 3" w:hAnsi="Source Sans 3"/>
+                <w:sz w:val="21"/>
+                <w:bdr w:val="dashSmallGap" w:sz="12" w:space="0" w:color="ED7D31" w:themeColor="accent2"/>
+                <w:shd w:val="pct5" w:color="auto" w:fill="FFF2CC" w:themeFill="accent4" w:themeFillTint="33"/>
+                <w14:textOutline w14:w="9525" w14:cap="rnd" w14:cmpd="sng" w14:algn="ctr">
+                  <w14:noFill/>
+                  <w14:prstDash w14:val="solid"/>
+                  <w14:bevel/>
+                </w14:textOutline>
+              </w:rPr>
+              <w:t xml:space="preserve"> </w:t>
+            </w:r>
+            <w:r>
+              <w:rPr>
+                <w:rFonts w:ascii="Source Sans 3" w:hAnsi="Source Sans 3"/>
+                <w:sz w:val="21"/>
+                <w:bdr w:val="dashSmallGap" w:sz="12" w:space="0" w:color="ED7D31" w:themeColor="accent2"/>
+                <w:shd w:val="pct5" w:color="auto" w:fill="FFF2CC" w:themeFill="accent4" w:themeFillTint="33"/>
+                <w14:textOutline w14:w="9525" w14:cap="rnd" w14:cmpd="sng" w14:algn="ctr">
+                  <w14:noFill/>
+                  <w14:prstDash w14:val="solid"/>
+                  <w14:bevel/>
+                </w14:textOutline>
+              </w:rPr>
+              <w:t>B seems to fit best, as it contains paraphrases of the sentence: designed= planned and built</w:t>
+            </w:r>
+          </w:p>
+          <w:p>
+            <w:pPr>
+              <w:rPr>
+                <w:rFonts w:ascii="Source Sans 3" w:hAnsi="Source Sans 3"/>
+                <w:sz w:val="21"/>
+                <w:bdr w:val="dashSmallGap" w:sz="12" w:space="0" w:color="ED7D31" w:themeColor="accent2"/>
+                <w:shd w:val="pct5" w:color="auto" w:fill="FFF2CC" w:themeFill="accent4" w:themeFillTint="33"/>
+                <w14:textOutline w14:w="9525" w14:cap="rnd" w14:cmpd="sng" w14:algn="ctr">
+                  <w14:noFill/>
+                  <w14:prstDash w14:val="solid"/>
+                  <w14:bevel/>
+                </w14:textOutline>
+              </w:rPr>
+            </w:pPr>
+            <w:r>
+              <w:rPr>
+                <w:rFonts w:ascii="Source Sans 3" w:hAnsi="Source Sans 3"/>
+                <w:sz w:val="21"/>
+                <w:bdr w:val="dashSmallGap" w:sz="12" w:space="0" w:color="ED7D31" w:themeColor="accent2"/>
+                <w:shd w:val="pct5" w:color="auto" w:fill="FFF2CC" w:themeFill="accent4" w:themeFillTint="33"/>
+                <w14:textOutline w14:w="9525" w14:cap="rnd" w14:cmpd="sng" w14:algn="ctr">
+                  <w14:noFill/>
+                  <w14:prstDash w14:val="solid"/>
+                  <w14:bevel/>
+                </w14:textOutline>
+              </w:rPr>
+              <w:t>an imperfect world= today's world of conflict, greed and constant struggles for power</w:t>
+            </w:r>
+          </w:p>
+          <w:p>
+            <w:pPr>
+              <w:rPr>
+                <w:rFonts w:ascii="Source Sans 3" w:hAnsi="Source Sans 3"/>
+                <w:sz w:val="21"/>
+                <w:bdr w:val="dashSmallGap" w:sz="12" w:space="0" w:color="ED7D31" w:themeColor="accent2"/>
+                <w:shd w:val="pct5" w:color="auto" w:fill="FFF2CC" w:themeFill="accent4" w:themeFillTint="33"/>
+                <w14:textOutline w14:w="9525" w14:cap="rnd" w14:cmpd="sng" w14:algn="ctr">
+                  <w14:noFill/>
+                  <w14:prstDash w14:val="solid"/>
+                  <w14:bevel/>
+                </w14:textOutline>
+              </w:rPr>
+            </w:pPr>
+            <w:r>
+              <w:rPr>
+                <w:rFonts w:ascii="Source Sans 3" w:hAnsi="Source Sans 3"/>
+                <w:sz w:val="21"/>
+                <w:bdr w:val="dashSmallGap" w:sz="12" w:space="0" w:color="ED7D31" w:themeColor="accent2"/>
+                <w:shd w:val="pct5" w:color="auto" w:fill="FFF2CC" w:themeFill="accent4" w:themeFillTint="33"/>
+                <w14:textOutline w14:w="9525" w14:cap="rnd" w14:cmpd="sng" w14:algn="ctr">
+                  <w14:noFill/>
+                  <w14:prstDash w14:val="solid"/>
+                  <w14:bevel/>
+                </w14:textOutline>
+              </w:rPr>
+              <w:t>an urban ideal= the ultimate model of unity, peace and harmony Heading</w:t>
+            </w:r>
+            <w:r>
+              <w:rPr>
+                <w:rFonts w:ascii="Source Sans 3" w:hAnsi="Source Sans 3"/>
+                <w:sz w:val="21"/>
+                <w:bdr w:val="dashSmallGap" w:sz="12" w:space="0" w:color="ED7D31" w:themeColor="accent2"/>
+                <w:shd w:val="pct5" w:color="auto" w:fill="FFF2CC" w:themeFill="accent4" w:themeFillTint="33"/>
+                <w14:textOutline w14:w="9525" w14:cap="rnd" w14:cmpd="sng" w14:algn="ctr">
+                  <w14:noFill/>
+                  <w14:prstDash w14:val="solid"/>
+                  <w14:bevel/>
+                </w14:textOutline>
+              </w:rPr>
+              <w:t xml:space="preserve"> </w:t>
+            </w:r>
+            <w:r>
+              <w:rPr>
+                <w:rFonts w:ascii="Source Sans 3" w:hAnsi="Source Sans 3"/>
+                <w:sz w:val="21"/>
+                <w:bdr w:val="dashSmallGap" w:sz="12" w:space="0" w:color="ED7D31" w:themeColor="accent2"/>
+                <w:shd w:val="pct5" w:color="auto" w:fill="FFF2CC" w:themeFill="accent4" w:themeFillTint="33"/>
+                <w14:textOutline w14:w="9525" w14:cap="rnd" w14:cmpd="sng" w14:algn="ctr">
+                  <w14:noFill/>
+                  <w14:prstDash w14:val="solid"/>
+                  <w14:bevel/>
+                </w14:textOutline>
+              </w:rPr>
+              <w:t>A: There is nothing in the sentence that matches 'always fail'.</w:t>
+            </w:r>
+          </w:p>
+          <w:p>
+            <w:pPr>
+              <w:rPr>
+                <w:rStyle w:val="BlankWord"/>
+              </w:rPr>
+            </w:pPr>
+            <w:r>
+              <w:rPr>
+                <w:rFonts w:ascii="Source Sans 3" w:hAnsi="Source Sans 3"/>
+                <w:sz w:val="21"/>
+                <w:bdr w:val="dashSmallGap" w:sz="12" w:space="0" w:color="ED7D31" w:themeColor="accent2"/>
+                <w:shd w:val="pct5" w:color="auto" w:fill="FFF2CC" w:themeFill="accent4" w:themeFillTint="33"/>
+                <w14:textOutline w14:w="9525" w14:cap="rnd" w14:cmpd="sng" w14:algn="ctr">
+                  <w14:noFill/>
+                  <w14:prstDash w14:val="solid"/>
+                  <w14:bevel/>
+                </w14:textOutline>
+              </w:rPr>
+              <w:t>Heading</w:t>
+            </w:r>
+            <w:r>
+              <w:rPr>
+                <w:rFonts w:ascii="Source Sans 3" w:hAnsi="Source Sans 3"/>
+                <w:sz w:val="21"/>
+                <w:bdr w:val="dashSmallGap" w:sz="12" w:space="0" w:color="ED7D31" w:themeColor="accent2"/>
+                <w:shd w:val="pct5" w:color="auto" w:fill="FFF2CC" w:themeFill="accent4" w:themeFillTint="33"/>
+                <w14:textOutline w14:w="9525" w14:cap="rnd" w14:cmpd="sng" w14:algn="ctr">
+                  <w14:noFill/>
+                  <w14:prstDash w14:val="solid"/>
+                  <w14:bevel/>
+                </w14:textOutline>
+              </w:rPr>
+              <w:t xml:space="preserve"> </w:t>
+            </w:r>
+            <w:r>
+              <w:rPr>
+                <w:rFonts w:ascii="Source Sans 3" w:hAnsi="Source Sans 3"/>
+                <w:sz w:val="21"/>
+                <w:bdr w:val="dashSmallGap" w:sz="12" w:space="0" w:color="ED7D31" w:themeColor="accent2"/>
+                <w:shd w:val="pct5" w:color="auto" w:fill="FFF2CC" w:themeFill="accent4" w:themeFillTint="33"/>
+                <w14:textOutline w14:w="9525" w14:cap="rnd" w14:cmpd="sng" w14:algn="ctr">
+                  <w14:noFill/>
+                  <w14:prstDash w14:val="solid"/>
+                  <w14:bevel/>
+                </w14:textOutline>
+              </w:rPr>
+              <w:t>C: The sentence talks about 'peace and harmony', which contradicts the idea of 'conflict' in the heading.</w:t>
             </w:r>
           </w:p>
         </w:tc>
@@ -2960,11 +4027,7 @@
             <w:pPr>
               <w:spacing w:after="240"/>
               <w:rPr>
-                <w:rFonts w:ascii="Source Sans 3 Medium" w:hAnsi="Source Sans 3 Medium"/>
-                <w:b/>
-                <w:bCs/>
-                <w:sz w:val="21"/>
-                <w:szCs w:val="21"/>
+                <w:rStyle w:val="BlankWord"/>
               </w:rPr>
             </w:pPr>
             <w:r>
@@ -2975,7 +4038,59 @@
                 <w:sz w:val="21"/>
                 <w:szCs w:val="21"/>
               </w:rPr>
-              <w:t>Read the full paragraph and check your answer.</w:t>
+              <w:t>Read the full paragraph and check your answer</w:t>
+            </w:r>
+            <w:r>
+              <w:rPr>
+                <w:rFonts w:ascii="Source Sans 3 Medium" w:hAnsi="Source Sans 3 Medium"/>
+                <w:b/>
+                <w:bCs/>
+                <w:sz w:val="21"/>
+                <w:szCs w:val="21"/>
+              </w:rPr>
+              <w:t xml:space="preserve"> </w:t>
+            </w:r>
+            <w:r>
+              <w:rPr>
+                <w:rFonts w:ascii="Source Sans 3" w:hAnsi="Source Sans 3"/>
+                <w:sz w:val="21"/>
+                <w:bdr w:val="dashSmallGap" w:sz="12" w:space="0" w:color="ED7D31" w:themeColor="accent2"/>
+                <w:shd w:val="pct5" w:color="auto" w:fill="FFF2CC" w:themeFill="accent4" w:themeFillTint="33"/>
+                <w14:textOutline w14:w="9525" w14:cap="rnd" w14:cmpd="sng" w14:algn="ctr">
+                  <w14:noFill/>
+                  <w14:prstDash w14:val="solid"/>
+                  <w14:bevel/>
+                </w14:textOutline>
+              </w:rPr>
+              <w:t>Heading</w:t>
+            </w:r>
+            <w:r>
+              <w:rPr>
+                <w:rFonts w:ascii="Source Sans 3" w:hAnsi="Source Sans 3"/>
+                <w:sz w:val="21"/>
+                <w:bdr w:val="dashSmallGap" w:sz="12" w:space="0" w:color="ED7D31" w:themeColor="accent2"/>
+                <w:shd w:val="pct5" w:color="auto" w:fill="FFF2CC" w:themeFill="accent4" w:themeFillTint="33"/>
+                <w14:textOutline w14:w="9525" w14:cap="rnd" w14:cmpd="sng" w14:algn="ctr">
+                  <w14:noFill/>
+                  <w14:prstDash w14:val="solid"/>
+                  <w14:bevel/>
+                </w14:textOutline>
+              </w:rPr>
+              <w:t xml:space="preserve"> </w:t>
+            </w:r>
+            <w:r>
+              <w:rPr>
+                <w:rFonts w:ascii="Source Sans 3" w:hAnsi="Source Sans 3"/>
+                <w:sz w:val="21"/>
+                <w:bdr w:val="dashSmallGap" w:sz="12" w:space="0" w:color="ED7D31" w:themeColor="accent2"/>
+                <w:shd w:val="pct5" w:color="auto" w:fill="FFF2CC" w:themeFill="accent4" w:themeFillTint="33"/>
+                <w14:textOutline w14:w="9525" w14:cap="rnd" w14:cmpd="sng" w14:algn="ctr">
+                  <w14:noFill/>
+                  <w14:prstDash w14:val="solid"/>
+                  <w14:bevel/>
+                </w14:textOutline>
+              </w:rPr>
+              <w:t>B is correct.</w:t>
             </w:r>
           </w:p>
           <w:p>
@@ -3318,6 +4433,7 @@
             <w:pPr>
               <w:spacing w:before="28"/>
               <w:rPr>
+                <w:rFonts w:ascii="Source Sans 3" w:hAnsi="Source Sans 3"/>
                 <w:sz w:val="21"/>
               </w:rPr>
             </w:pPr>
@@ -3336,6 +4452,61 @@
                 <w:sz w:val="21"/>
               </w:rPr>
               <w:t xml:space="preserve"> An unusual approach to regulation</w:t>
+            </w:r>
+          </w:p>
+          <w:p>
+            <w:pPr>
+              <w:spacing w:before="32" w:line="247" w:lineRule="auto"/>
+              <w:ind w:right="120"/>
+              <w:rPr>
+                <w:rStyle w:val="BlankWord"/>
+              </w:rPr>
+            </w:pPr>
+            <w:r>
+              <w:rPr>
+                <w:rFonts w:ascii="Source Sans 3" w:hAnsi="Source Sans 3"/>
+                <w:sz w:val="21"/>
+                <w:bdr w:val="dashSmallGap" w:sz="12" w:space="0" w:color="ED7D31" w:themeColor="accent2"/>
+                <w:shd w:val="pct5" w:color="auto" w:fill="FFF2CC" w:themeFill="accent4" w:themeFillTint="33"/>
+                <w14:textOutline w14:w="9525" w14:cap="rnd" w14:cmpd="sng" w14:algn="ctr">
+                  <w14:noFill/>
+                  <w14:prstDash w14:val="solid"/>
+                  <w14:bevel/>
+                </w14:textOutline>
+              </w:rPr>
+              <w:t xml:space="preserve">At this point, the best heading appears to </w:t>
+            </w:r>
+            <w:proofErr w:type="spellStart"/>
+            <w:proofErr w:type="gramStart"/>
+            <w:r>
+              <w:rPr>
+                <w:rFonts w:ascii="Source Sans 3" w:hAnsi="Source Sans 3"/>
+                <w:sz w:val="21"/>
+                <w:bdr w:val="dashSmallGap" w:sz="12" w:space="0" w:color="ED7D31" w:themeColor="accent2"/>
+                <w:shd w:val="pct5" w:color="auto" w:fill="FFF2CC" w:themeFill="accent4" w:themeFillTint="33"/>
+                <w14:textOutline w14:w="9525" w14:cap="rnd" w14:cmpd="sng" w14:algn="ctr">
+                  <w14:noFill/>
+                  <w14:prstDash w14:val="solid"/>
+                  <w14:bevel/>
+                </w14:textOutline>
+              </w:rPr>
+              <w:t>beB:A</w:t>
+            </w:r>
+            <w:proofErr w:type="spellEnd"/>
+            <w:proofErr w:type="gramEnd"/>
+            <w:r>
+              <w:rPr>
+                <w:rFonts w:ascii="Source Sans 3" w:hAnsi="Source Sans 3"/>
+                <w:sz w:val="21"/>
+                <w:bdr w:val="dashSmallGap" w:sz="12" w:space="0" w:color="ED7D31" w:themeColor="accent2"/>
+                <w:shd w:val="pct5" w:color="auto" w:fill="FFF2CC" w:themeFill="accent4" w:themeFillTint="33"/>
+                <w14:textOutline w14:w="9525" w14:cap="rnd" w14:cmpd="sng" w14:algn="ctr">
+                  <w14:noFill/>
+                  <w14:prstDash w14:val="solid"/>
+                  <w14:bevel/>
+                </w14:textOutline>
+              </w:rPr>
+              <w:t xml:space="preserve"> city at the top of the world</w:t>
             </w:r>
           </w:p>
         </w:tc>
@@ -4016,6 +5187,15 @@
             </w:r>
           </w:p>
           <w:p>
+            <w:pPr>
+              <w:rPr>
+                <w:rFonts w:ascii="Source Sans 3" w:hAnsi="Source Sans 3"/>
+                <w:color w:val="000306"/>
+                <w:w w:val="90"/>
+                <w:sz w:val="21"/>
+                <w:szCs w:val="21"/>
+              </w:rPr>
+            </w:pPr>
             <w:r>
               <w:rPr>
                 <w:rFonts w:ascii="Source Sans 3" w:hAnsi="Source Sans 3"/>
@@ -6163,6 +7343,152 @@
                 <w:szCs w:val="21"/>
               </w:rPr>
               <w:t>they are a danger to the bird population.</w:t>
+            </w:r>
+          </w:p>
+          <w:p>
+            <w:pPr>
+              <w:tabs>
+                <w:tab w:val="left" w:pos="301"/>
+                <w:tab w:val="left" w:pos="304"/>
+              </w:tabs>
+              <w:spacing w:before="28"/>
+              <w:ind w:right="215"/>
+              <w:rPr>
+                <w:rFonts w:ascii="Source Sans 3" w:hAnsi="Source Sans 3"/>
+                <w:sz w:val="21"/>
+                <w:bdr w:val="dashSmallGap" w:sz="12" w:space="0" w:color="ED7D31" w:themeColor="accent2"/>
+                <w:shd w:val="pct5" w:color="auto" w:fill="FFF2CC" w:themeFill="accent4" w:themeFillTint="33"/>
+                <w14:textOutline w14:w="9525" w14:cap="rnd" w14:cmpd="sng" w14:algn="ctr">
+                  <w14:noFill/>
+                  <w14:prstDash w14:val="solid"/>
+                  <w14:bevel/>
+                </w14:textOutline>
+              </w:rPr>
+            </w:pPr>
+            <w:r>
+              <w:rPr>
+                <w:rFonts w:ascii="Source Sans 3" w:hAnsi="Source Sans 3"/>
+                <w:sz w:val="21"/>
+                <w:bdr w:val="dashSmallGap" w:sz="12" w:space="0" w:color="ED7D31" w:themeColor="accent2"/>
+                <w:shd w:val="pct5" w:color="auto" w:fill="FFF2CC" w:themeFill="accent4" w:themeFillTint="33"/>
+                <w14:textOutline w14:w="9525" w14:cap="rnd" w14:cmpd="sng" w14:algn="ctr">
+                  <w14:noFill/>
+                  <w14:prstDash w14:val="solid"/>
+                  <w14:bevel/>
+                </w14:textOutline>
+              </w:rPr>
+              <w:t>The best heading is</w:t>
+            </w:r>
+            <w:r>
+              <w:rPr>
+                <w:rFonts w:ascii="Source Sans 3" w:hAnsi="Source Sans 3"/>
+                <w:sz w:val="21"/>
+                <w:bdr w:val="dashSmallGap" w:sz="12" w:space="0" w:color="ED7D31" w:themeColor="accent2"/>
+                <w:shd w:val="pct5" w:color="auto" w:fill="FFF2CC" w:themeFill="accent4" w:themeFillTint="33"/>
+                <w14:textOutline w14:w="9525" w14:cap="rnd" w14:cmpd="sng" w14:algn="ctr">
+                  <w14:noFill/>
+                  <w14:prstDash w14:val="solid"/>
+                  <w14:bevel/>
+                </w14:textOutline>
+              </w:rPr>
+              <w:t xml:space="preserve"> </w:t>
+            </w:r>
+            <w:r>
+              <w:rPr>
+                <w:rFonts w:ascii="Source Sans 3" w:hAnsi="Source Sans 3"/>
+                <w:sz w:val="21"/>
+                <w:bdr w:val="dashSmallGap" w:sz="12" w:space="0" w:color="ED7D31" w:themeColor="accent2"/>
+                <w:shd w:val="pct5" w:color="auto" w:fill="FFF2CC" w:themeFill="accent4" w:themeFillTint="33"/>
+                <w14:textOutline w14:w="9525" w14:cap="rnd" w14:cmpd="sng" w14:algn="ctr">
+                  <w14:noFill/>
+                  <w14:prstDash w14:val="solid"/>
+                  <w14:bevel/>
+                </w14:textOutline>
+              </w:rPr>
+              <w:t>C:</w:t>
+            </w:r>
+            <w:r>
+              <w:rPr>
+                <w:rFonts w:ascii="Source Sans 3" w:hAnsi="Source Sans 3"/>
+                <w:sz w:val="21"/>
+                <w:bdr w:val="dashSmallGap" w:sz="12" w:space="0" w:color="ED7D31" w:themeColor="accent2"/>
+                <w:shd w:val="pct5" w:color="auto" w:fill="FFF2CC" w:themeFill="accent4" w:themeFillTint="33"/>
+                <w14:textOutline w14:w="9525" w14:cap="rnd" w14:cmpd="sng" w14:algn="ctr">
+                  <w14:noFill/>
+                  <w14:prstDash w14:val="solid"/>
+                  <w14:bevel/>
+                </w14:textOutline>
+              </w:rPr>
+              <w:t xml:space="preserve"> </w:t>
+            </w:r>
+            <w:r>
+              <w:rPr>
+                <w:rFonts w:ascii="Source Sans 3" w:hAnsi="Source Sans 3"/>
+                <w:sz w:val="21"/>
+                <w:bdr w:val="dashSmallGap" w:sz="12" w:space="0" w:color="ED7D31" w:themeColor="accent2"/>
+                <w:shd w:val="pct5" w:color="auto" w:fill="FFF2CC" w:themeFill="accent4" w:themeFillTint="33"/>
+                <w14:textOutline w14:w="9525" w14:cap="rnd" w14:cmpd="sng" w14:algn="ctr">
+                  <w14:noFill/>
+                  <w14:prstDash w14:val="solid"/>
+                  <w14:bevel/>
+                </w14:textOutline>
+              </w:rPr>
+              <w:t>An unusual approach to regulation, because the paragraph talks about other examples of rules and laws that could be seen as unusual. It is not</w:t>
+            </w:r>
+            <w:r>
+              <w:rPr>
+                <w:rFonts w:ascii="Source Sans 3" w:hAnsi="Source Sans 3"/>
+                <w:sz w:val="21"/>
+                <w:bdr w:val="dashSmallGap" w:sz="12" w:space="0" w:color="ED7D31" w:themeColor="accent2"/>
+                <w:shd w:val="pct5" w:color="auto" w:fill="FFF2CC" w:themeFill="accent4" w:themeFillTint="33"/>
+                <w14:textOutline w14:w="9525" w14:cap="rnd" w14:cmpd="sng" w14:algn="ctr">
+                  <w14:noFill/>
+                  <w14:prstDash w14:val="solid"/>
+                  <w14:bevel/>
+                </w14:textOutline>
+              </w:rPr>
+              <w:t xml:space="preserve"> </w:t>
+            </w:r>
+            <w:r>
+              <w:rPr>
+                <w:rFonts w:ascii="Source Sans 3" w:hAnsi="Source Sans 3"/>
+                <w:sz w:val="21"/>
+                <w:bdr w:val="dashSmallGap" w:sz="12" w:space="0" w:color="ED7D31" w:themeColor="accent2"/>
+                <w:shd w:val="pct5" w:color="auto" w:fill="FFF2CC" w:themeFill="accent4" w:themeFillTint="33"/>
+                <w14:textOutline w14:w="9525" w14:cap="rnd" w14:cmpd="sng" w14:algn="ctr">
+                  <w14:noFill/>
+                  <w14:prstDash w14:val="solid"/>
+                  <w14:bevel/>
+                </w14:textOutline>
+              </w:rPr>
+              <w:t>A -An unwelcoming place to die</w:t>
+            </w:r>
+          </w:p>
+          <w:p>
+            <w:pPr>
+              <w:tabs>
+                <w:tab w:val="left" w:pos="301"/>
+                <w:tab w:val="left" w:pos="304"/>
+              </w:tabs>
+              <w:spacing w:before="28"/>
+              <w:ind w:right="215"/>
+              <w:rPr>
+                <w:rStyle w:val="BlankWord"/>
+              </w:rPr>
+            </w:pPr>
+            <w:r>
+              <w:rPr>
+                <w:rFonts w:ascii="Source Sans 3" w:hAnsi="Source Sans 3"/>
+                <w:sz w:val="21"/>
+                <w:bdr w:val="dashSmallGap" w:sz="12" w:space="0" w:color="ED7D31" w:themeColor="accent2"/>
+                <w:shd w:val="pct5" w:color="auto" w:fill="FFF2CC" w:themeFill="accent4" w:themeFillTint="33"/>
+                <w14:textOutline w14:w="9525" w14:cap="rnd" w14:cmpd="sng" w14:algn="ctr">
+                  <w14:noFill/>
+                  <w14:prstDash w14:val="solid"/>
+                  <w14:bevel/>
+                </w14:textOutline>
+              </w:rPr>
+              <w:t>- because the text tells us that it is forbidden to die there.</w:t>
             </w:r>
           </w:p>
         </w:tc>
@@ -6197,7 +7523,12 @@
           <w:p>
             <w:pPr>
               <w:rPr>
-                <w:noProof/>
+                <w:rFonts w:ascii="Source Sans 3 Medium" w:hAnsi="Source Sans 3 Medium" w:cs="*Calibri-7392-Identity-H"/>
+                <w:b/>
+                <w:bCs/>
+                <w:color w:val="0E0E0D"/>
+                <w:sz w:val="21"/>
+                <w:szCs w:val="21"/>
               </w:rPr>
             </w:pPr>
             <w:r>
@@ -6210,6 +7541,41 @@
                 <w:szCs w:val="21"/>
               </w:rPr>
               <w:t>Underline the main topic sentence in the paragraph.</w:t>
+            </w:r>
+          </w:p>
+          <w:p>
+            <w:pPr>
+              <w:rPr>
+                <w:rStyle w:val="BlankWord"/>
+              </w:rPr>
+            </w:pPr>
+            <w:r>
+              <w:rPr>
+                <w:rFonts w:ascii="Source Sans 3" w:hAnsi="Source Sans 3"/>
+                <w:sz w:val="21"/>
+                <w:bdr w:val="dashSmallGap" w:sz="12" w:space="0" w:color="ED7D31" w:themeColor="accent2"/>
+                <w:shd w:val="pct5" w:color="auto" w:fill="FFF2CC" w:themeFill="accent4" w:themeFillTint="33"/>
+                <w14:textOutline w14:w="9525" w14:cap="rnd" w14:cmpd="sng" w14:algn="ctr">
+                  <w14:noFill/>
+                  <w14:prstDash w14:val="solid"/>
+                  <w14:bevel/>
+                </w14:textOutline>
+              </w:rPr>
+              <w:t>But</w:t>
+            </w:r>
+            <w:r>
+              <w:rPr>
+                <w:rFonts w:ascii="Source Sans 3" w:hAnsi="Source Sans 3"/>
+                <w:sz w:val="21"/>
+                <w:bdr w:val="dashSmallGap" w:sz="12" w:space="0" w:color="ED7D31" w:themeColor="accent2"/>
+                <w:shd w:val="pct5" w:color="auto" w:fill="FFF2CC" w:themeFill="accent4" w:themeFillTint="33"/>
+                <w14:textOutline w14:w="9525" w14:cap="rnd" w14:cmpd="sng" w14:algn="ctr">
+                  <w14:noFill/>
+                  <w14:prstDash w14:val="solid"/>
+                  <w14:bevel/>
+                </w14:textOutline>
+              </w:rPr>
+              <w:t xml:space="preserve"> what really sets it apart is that it can also lay claim to some of the world's strangest rules.</w:t>
             </w:r>
           </w:p>
         </w:tc>
@@ -6224,8 +7590,8 @@
       </w:tblPr>
       <w:tblGrid>
         <w:gridCol w:w="530"/>
-        <w:gridCol w:w="7271"/>
-        <w:gridCol w:w="3297"/>
+        <w:gridCol w:w="7272"/>
+        <w:gridCol w:w="3296"/>
       </w:tblGrid>
       <w:tr>
         <w:tc>
@@ -6344,6 +7710,7 @@
               <w:rPr>
                 <w:rFonts w:ascii="Source Sans 3" w:hAnsi="Source Sans 3"/>
                 <w:sz w:val="21"/>
+                <w:u w:val="single"/>
               </w:rPr>
             </w:pPr>
             <w:r>
@@ -6375,39 +7742,46 @@
             <w:pPr>
               <w:adjustRightInd w:val="0"/>
               <w:rPr>
-                <w:rFonts w:ascii="Source Sans 3" w:hAnsi="Source Sans 3"/>
-                <w:sz w:val="21"/>
+                <w:rStyle w:val="BlankWord"/>
               </w:rPr>
             </w:pPr>
             <w:r>
               <w:rPr>
                 <w:rFonts w:ascii="Source Sans 3" w:hAnsi="Source Sans 3"/>
-                <w:b/>
-                <w:bCs/>
-                <w:sz w:val="21"/>
-              </w:rPr>
-              <w:t>B</w:t>
-            </w:r>
-            <w:r>
-              <w:rPr>
-                <w:rFonts w:ascii="Source Sans 3" w:hAnsi="Source Sans 3"/>
-                <w:sz w:val="21"/>
-              </w:rPr>
-              <w:t xml:space="preserve"> Dealing with the occasional </w:t>
-            </w:r>
-            <w:r>
-              <w:rPr>
-                <w:rFonts w:ascii="Source Sans 3" w:hAnsi="Source Sans 3"/>
-                <w:sz w:val="21"/>
-                <w:u w:val="single"/>
-              </w:rPr>
-              <w:t>dangers of the wild</w:t>
+                <w:i/>
+                <w:sz w:val="21"/>
+                <w:bdr w:val="dashSmallGap" w:sz="12" w:space="0" w:color="ED7D31" w:themeColor="accent2"/>
+                <w:shd w:val="pct5" w:color="auto" w:fill="FFF2CC" w:themeFill="accent4" w:themeFillTint="33"/>
+                <w14:textOutline w14:w="9525" w14:cap="rnd" w14:cmpd="sng" w14:algn="ctr">
+                  <w14:noFill/>
+                  <w14:prstDash w14:val="solid"/>
+                  <w14:bevel/>
+                </w14:textOutline>
+              </w:rPr>
+              <w:t xml:space="preserve">regulation= </w:t>
+            </w:r>
+            <w:r>
+              <w:rPr>
+                <w:rFonts w:ascii="Source Sans 3" w:hAnsi="Source Sans 3"/>
+                <w:sz w:val="21"/>
+                <w:bdr w:val="dashSmallGap" w:sz="12" w:space="0" w:color="ED7D31" w:themeColor="accent2"/>
+                <w:shd w:val="pct5" w:color="auto" w:fill="FFF2CC" w:themeFill="accent4" w:themeFillTint="33"/>
+                <w14:textOutline w14:w="9525" w14:cap="rnd" w14:cmpd="sng" w14:algn="ctr">
+                  <w14:noFill/>
+                  <w14:prstDash w14:val="solid"/>
+                  <w14:bevel/>
+                </w14:textOutline>
+              </w:rPr>
+              <w:t>not allowed to build fences around their houses</w:t>
             </w:r>
           </w:p>
           <w:p>
             <w:pPr>
-              <w:rPr>
-                <w:noProof/>
+              <w:adjustRightInd w:val="0"/>
+              <w:rPr>
+                <w:rFonts w:ascii="Source Sans 3" w:hAnsi="Source Sans 3"/>
+                <w:sz w:val="21"/>
+                <w:u w:val="single"/>
               </w:rPr>
             </w:pPr>
             <w:r>
@@ -6417,6 +7791,108 @@
                 <w:bCs/>
                 <w:sz w:val="21"/>
               </w:rPr>
+              <w:t>B</w:t>
+            </w:r>
+            <w:r>
+              <w:rPr>
+                <w:rFonts w:ascii="Source Sans 3" w:hAnsi="Source Sans 3"/>
+                <w:sz w:val="21"/>
+              </w:rPr>
+              <w:t xml:space="preserve"> Dealing with the occasional </w:t>
+            </w:r>
+            <w:r>
+              <w:rPr>
+                <w:rFonts w:ascii="Source Sans 3" w:hAnsi="Source Sans 3"/>
+                <w:sz w:val="21"/>
+                <w:u w:val="single"/>
+              </w:rPr>
+              <w:t>dangers of the wild</w:t>
+            </w:r>
+          </w:p>
+          <w:p>
+            <w:pPr>
+              <w:adjustRightInd w:val="0"/>
+              <w:rPr>
+                <w:rStyle w:val="BlankWord"/>
+              </w:rPr>
+            </w:pPr>
+            <w:r>
+              <w:rPr>
+                <w:rFonts w:ascii="Source Sans 3" w:hAnsi="Source Sans 3"/>
+                <w:i/>
+                <w:sz w:val="21"/>
+                <w:bdr w:val="dashSmallGap" w:sz="12" w:space="0" w:color="ED7D31" w:themeColor="accent2"/>
+                <w:shd w:val="pct5" w:color="auto" w:fill="FFF2CC" w:themeFill="accent4" w:themeFillTint="33"/>
+                <w14:textOutline w14:w="9525" w14:cap="rnd" w14:cmpd="sng" w14:algn="ctr">
+                  <w14:noFill/>
+                  <w14:prstDash w14:val="solid"/>
+                  <w14:bevel/>
+                </w14:textOutline>
+              </w:rPr>
+              <w:t xml:space="preserve">dangers </w:t>
+            </w:r>
+            <w:proofErr w:type="spellStart"/>
+            <w:r>
+              <w:rPr>
+                <w:rFonts w:ascii="Source Sans 3" w:hAnsi="Source Sans 3"/>
+                <w:i/>
+                <w:sz w:val="21"/>
+                <w:bdr w:val="dashSmallGap" w:sz="12" w:space="0" w:color="ED7D31" w:themeColor="accent2"/>
+                <w:shd w:val="pct5" w:color="auto" w:fill="FFF2CC" w:themeFill="accent4" w:themeFillTint="33"/>
+                <w14:textOutline w14:w="9525" w14:cap="rnd" w14:cmpd="sng" w14:algn="ctr">
+                  <w14:noFill/>
+                  <w14:prstDash w14:val="solid"/>
+                  <w14:bevel/>
+                </w14:textOutline>
+              </w:rPr>
+              <w:t>ofthe</w:t>
+            </w:r>
+            <w:proofErr w:type="spellEnd"/>
+            <w:r>
+              <w:rPr>
+                <w:rFonts w:ascii="Source Sans 3" w:hAnsi="Source Sans 3"/>
+                <w:i/>
+                <w:sz w:val="21"/>
+                <w:bdr w:val="dashSmallGap" w:sz="12" w:space="0" w:color="ED7D31" w:themeColor="accent2"/>
+                <w:shd w:val="pct5" w:color="auto" w:fill="FFF2CC" w:themeFill="accent4" w:themeFillTint="33"/>
+                <w14:textOutline w14:w="9525" w14:cap="rnd" w14:cmpd="sng" w14:algn="ctr">
+                  <w14:noFill/>
+                  <w14:prstDash w14:val="solid"/>
+                  <w14:bevel/>
+                </w14:textOutline>
+              </w:rPr>
+              <w:t xml:space="preserve"> wild= </w:t>
+            </w:r>
+            <w:r>
+              <w:rPr>
+                <w:rFonts w:ascii="Source Sans 3" w:hAnsi="Source Sans 3"/>
+                <w:sz w:val="21"/>
+                <w:bdr w:val="dashSmallGap" w:sz="12" w:space="0" w:color="ED7D31" w:themeColor="accent2"/>
+                <w:shd w:val="pct5" w:color="auto" w:fill="FFF2CC" w:themeFill="accent4" w:themeFillTint="33"/>
+                <w14:textOutline w14:w="9525" w14:cap="rnd" w14:cmpd="sng" w14:algn="ctr">
+                  <w14:noFill/>
+                  <w14:prstDash w14:val="solid"/>
+                  <w14:bevel/>
+                </w14:textOutline>
+              </w:rPr>
+              <w:t>the constant threat of visits from wild animals</w:t>
+            </w:r>
+          </w:p>
+          <w:p>
+            <w:pPr>
+              <w:rPr>
+                <w:rFonts w:ascii="Source Sans 3" w:hAnsi="Source Sans 3"/>
+                <w:sz w:val="21"/>
+                <w:u w:val="single"/>
+              </w:rPr>
+            </w:pPr>
+            <w:r>
+              <w:rPr>
+                <w:rFonts w:ascii="Source Sans 3" w:hAnsi="Source Sans 3"/>
+                <w:b/>
+                <w:bCs/>
+                <w:sz w:val="21"/>
+              </w:rPr>
               <w:t>C</w:t>
             </w:r>
             <w:r>
@@ -6449,6 +7925,87 @@
               </w:rPr>
               <w:t>co-exist</w:t>
             </w:r>
+          </w:p>
+          <w:p>
+            <w:pPr>
+              <w:rPr>
+                <w:rStyle w:val="BlankWord"/>
+              </w:rPr>
+            </w:pPr>
+            <w:r>
+              <w:rPr>
+                <w:rFonts w:ascii="Source Sans 3" w:hAnsi="Source Sans 3"/>
+                <w:i/>
+                <w:sz w:val="21"/>
+                <w:bdr w:val="dashSmallGap" w:sz="12" w:space="0" w:color="ED7D31" w:themeColor="accent2"/>
+                <w:shd w:val="pct5" w:color="auto" w:fill="FFF2CC" w:themeFill="accent4" w:themeFillTint="33"/>
+                <w14:textOutline w14:w="9525" w14:cap="rnd" w14:cmpd="sng" w14:algn="ctr">
+                  <w14:noFill/>
+                  <w14:prstDash w14:val="solid"/>
+                  <w14:bevel/>
+                </w14:textOutline>
+              </w:rPr>
+              <w:t xml:space="preserve">humans and animals= </w:t>
+            </w:r>
+            <w:r>
+              <w:rPr>
+                <w:rFonts w:ascii="Source Sans 3" w:hAnsi="Source Sans 3"/>
+                <w:sz w:val="21"/>
+                <w:bdr w:val="dashSmallGap" w:sz="12" w:space="0" w:color="ED7D31" w:themeColor="accent2"/>
+                <w:shd w:val="pct5" w:color="auto" w:fill="FFF2CC" w:themeFill="accent4" w:themeFillTint="33"/>
+                <w14:textOutline w14:w="9525" w14:cap="rnd" w14:cmpd="sng" w14:algn="ctr">
+                  <w14:noFill/>
+                  <w14:prstDash w14:val="solid"/>
+                  <w14:bevel/>
+                </w14:textOutline>
+              </w:rPr>
+              <w:t xml:space="preserve">lions and hippopotamuses [and] anxious residents; </w:t>
+            </w:r>
+            <w:r>
+              <w:rPr>
+                <w:rFonts w:ascii="Source Sans 3" w:hAnsi="Source Sans 3"/>
+                <w:i/>
+                <w:sz w:val="21"/>
+                <w:bdr w:val="dashSmallGap" w:sz="12" w:space="0" w:color="ED7D31" w:themeColor="accent2"/>
+                <w:shd w:val="pct5" w:color="auto" w:fill="FFF2CC" w:themeFill="accent4" w:themeFillTint="33"/>
+                <w14:textOutline w14:w="9525" w14:cap="rnd" w14:cmpd="sng" w14:algn="ctr">
+                  <w14:noFill/>
+                  <w14:prstDash w14:val="solid"/>
+                  <w14:bevel/>
+                </w14:textOutline>
+              </w:rPr>
+              <w:t xml:space="preserve">co-exist= </w:t>
+            </w:r>
+            <w:r>
+              <w:rPr>
+                <w:rFonts w:ascii="Source Sans 3" w:hAnsi="Source Sans 3"/>
+                <w:sz w:val="21"/>
+                <w:bdr w:val="dashSmallGap" w:sz="12" w:space="0" w:color="ED7D31" w:themeColor="accent2"/>
+                <w:shd w:val="pct5" w:color="auto" w:fill="FFF2CC" w:themeFill="accent4" w:themeFillTint="33"/>
+                <w14:textOutline w14:w="9525" w14:cap="rnd" w14:cmpd="sng" w14:algn="ctr">
+                  <w14:noFill/>
+                  <w14:prstDash w14:val="solid"/>
+                  <w14:bevel/>
+                </w14:textOutline>
+              </w:rPr>
+              <w:t xml:space="preserve">residents are not allowed to ... keep out their </w:t>
+            </w:r>
+            <w:proofErr w:type="spellStart"/>
+            <w:r>
+              <w:rPr>
+                <w:rFonts w:ascii="Source Sans 3" w:hAnsi="Source Sans 3"/>
+                <w:sz w:val="21"/>
+                <w:bdr w:val="dashSmallGap" w:sz="12" w:space="0" w:color="ED7D31" w:themeColor="accent2"/>
+                <w:shd w:val="pct5" w:color="auto" w:fill="FFF2CC" w:themeFill="accent4" w:themeFillTint="33"/>
+                <w14:textOutline w14:w="9525" w14:cap="rnd" w14:cmpd="sng" w14:algn="ctr">
+                  <w14:noFill/>
+                  <w14:prstDash w14:val="solid"/>
+                  <w14:bevel/>
+                </w14:textOutline>
+              </w:rPr>
+              <w:t>neighbours</w:t>
+            </w:r>
+            <w:proofErr w:type="spellEnd"/>
           </w:p>
         </w:tc>
       </w:tr>
@@ -6548,48 +8105,155 @@
           <w:p>
             <w:pPr>
               <w:rPr>
-                <w:rFonts w:ascii="Source Sans 3" w:hAnsi="Source Sans 3"/>
-                <w:sz w:val="21"/>
-                <w:szCs w:val="21"/>
+                <w:rStyle w:val="BlankWord"/>
               </w:rPr>
             </w:pPr>
             <w:r>
               <w:rPr>
                 <w:rFonts w:ascii="Source Sans 3" w:hAnsi="Source Sans 3"/>
-                <w:b/>
-                <w:bCs/>
-                <w:sz w:val="21"/>
-                <w:szCs w:val="21"/>
-              </w:rPr>
-              <w:t>B</w:t>
-            </w:r>
-            <w:r>
-              <w:rPr>
-                <w:rFonts w:ascii="Source Sans 3" w:hAnsi="Source Sans 3"/>
-                <w:sz w:val="21"/>
-                <w:szCs w:val="21"/>
-              </w:rPr>
-              <w:t xml:space="preserve"> Dealing with the </w:t>
-            </w:r>
-            <w:r>
-              <w:rPr>
-                <w:rFonts w:ascii="Source Sans 3" w:hAnsi="Source Sans 3"/>
-                <w:sz w:val="21"/>
-                <w:szCs w:val="21"/>
+                <w:sz w:val="21"/>
+                <w:bdr w:val="dashSmallGap" w:sz="12" w:space="0" w:color="ED7D31" w:themeColor="accent2"/>
+                <w:shd w:val="pct5" w:color="auto" w:fill="FFF2CC" w:themeFill="accent4" w:themeFillTint="33"/>
+                <w14:textOutline w14:w="9525" w14:cap="rnd" w14:cmpd="sng" w14:algn="ctr">
+                  <w14:noFill/>
+                  <w14:prstDash w14:val="solid"/>
+                  <w14:bevel/>
+                </w14:textOutline>
+              </w:rPr>
+              <w:t xml:space="preserve">An </w:t>
+            </w:r>
+            <w:r>
+              <w:rPr>
+                <w:rFonts w:ascii="Source Sans 3" w:hAnsi="Source Sans 3"/>
+                <w:sz w:val="21"/>
                 <w:u w:val="single"/>
-              </w:rPr>
-              <w:t>occasional</w:t>
-            </w:r>
-            <w:r>
-              <w:rPr>
-                <w:rFonts w:ascii="Source Sans 3" w:hAnsi="Source Sans 3"/>
-                <w:sz w:val="21"/>
-                <w:szCs w:val="21"/>
-              </w:rPr>
-              <w:t xml:space="preserve"> dangers of the wild</w:t>
+                <w:bdr w:val="dashSmallGap" w:sz="12" w:space="0" w:color="ED7D31" w:themeColor="accent2"/>
+                <w:shd w:val="pct5" w:color="auto" w:fill="FFF2CC" w:themeFill="accent4" w:themeFillTint="33"/>
+                <w14:textOutline w14:w="9525" w14:cap="rnd" w14:cmpd="sng" w14:algn="ctr">
+                  <w14:noFill/>
+                  <w14:prstDash w14:val="solid"/>
+                  <w14:bevel/>
+                </w14:textOutline>
+              </w:rPr>
+              <w:t>unusual</w:t>
+            </w:r>
+            <w:r>
+              <w:rPr>
+                <w:rFonts w:ascii="Source Sans 3" w:hAnsi="Source Sans 3"/>
+                <w:sz w:val="21"/>
+                <w:bdr w:val="dashSmallGap" w:sz="12" w:space="0" w:color="ED7D31" w:themeColor="accent2"/>
+                <w:shd w:val="pct5" w:color="auto" w:fill="FFF2CC" w:themeFill="accent4" w:themeFillTint="33"/>
+                <w14:textOutline w14:w="9525" w14:cap="rnd" w14:cmpd="sng" w14:algn="ctr">
+                  <w14:noFill/>
+                  <w14:prstDash w14:val="solid"/>
+                  <w14:bevel/>
+                </w14:textOutline>
+              </w:rPr>
+              <w:t xml:space="preserve"> approach to regulation - still possible as a correct answer, and you would need to read more of the paragraph to be sure.</w:t>
             </w:r>
           </w:p>
           <w:p>
+            <w:pPr>
+              <w:rPr>
+                <w:rFonts w:ascii="Source Sans 3" w:hAnsi="Source Sans 3"/>
+                <w:sz w:val="21"/>
+                <w:szCs w:val="21"/>
+              </w:rPr>
+            </w:pPr>
+            <w:r>
+              <w:rPr>
+                <w:rFonts w:ascii="Source Sans 3" w:hAnsi="Source Sans 3"/>
+                <w:b/>
+                <w:bCs/>
+                <w:sz w:val="21"/>
+                <w:szCs w:val="21"/>
+              </w:rPr>
+              <w:t>B</w:t>
+            </w:r>
+            <w:r>
+              <w:rPr>
+                <w:rFonts w:ascii="Source Sans 3" w:hAnsi="Source Sans 3"/>
+                <w:sz w:val="21"/>
+                <w:szCs w:val="21"/>
+              </w:rPr>
+              <w:t xml:space="preserve"> Dealing with the </w:t>
+            </w:r>
+            <w:r>
+              <w:rPr>
+                <w:rFonts w:ascii="Source Sans 3" w:hAnsi="Source Sans 3"/>
+                <w:sz w:val="21"/>
+                <w:szCs w:val="21"/>
+                <w:u w:val="single"/>
+              </w:rPr>
+              <w:t>occasional</w:t>
+            </w:r>
+            <w:r>
+              <w:rPr>
+                <w:rFonts w:ascii="Source Sans 3" w:hAnsi="Source Sans 3"/>
+                <w:sz w:val="21"/>
+                <w:szCs w:val="21"/>
+              </w:rPr>
+              <w:t xml:space="preserve"> dangers of the wild</w:t>
+            </w:r>
+          </w:p>
+          <w:p>
+            <w:pPr>
+              <w:rPr>
+                <w:rStyle w:val="BlankWord"/>
+              </w:rPr>
+            </w:pPr>
+            <w:r>
+              <w:rPr>
+                <w:rFonts w:ascii="Source Sans 3" w:hAnsi="Source Sans 3"/>
+                <w:sz w:val="21"/>
+                <w:bdr w:val="dashSmallGap" w:sz="12" w:space="0" w:color="ED7D31" w:themeColor="accent2"/>
+                <w:shd w:val="pct5" w:color="auto" w:fill="FFF2CC" w:themeFill="accent4" w:themeFillTint="33"/>
+                <w14:textOutline w14:w="9525" w14:cap="rnd" w14:cmpd="sng" w14:algn="ctr">
+                  <w14:noFill/>
+                  <w14:prstDash w14:val="solid"/>
+                  <w14:bevel/>
+                </w14:textOutline>
+              </w:rPr>
+              <w:t xml:space="preserve">Dealing with the </w:t>
+            </w:r>
+            <w:r>
+              <w:rPr>
+                <w:rFonts w:ascii="Source Sans 3" w:hAnsi="Source Sans 3"/>
+                <w:i/>
+                <w:sz w:val="21"/>
+                <w:bdr w:val="dashSmallGap" w:sz="12" w:space="0" w:color="ED7D31" w:themeColor="accent2"/>
+                <w:shd w:val="pct5" w:color="auto" w:fill="FFF2CC" w:themeFill="accent4" w:themeFillTint="33"/>
+                <w14:textOutline w14:w="9525" w14:cap="rnd" w14:cmpd="sng" w14:algn="ctr">
+                  <w14:noFill/>
+                  <w14:prstDash w14:val="solid"/>
+                  <w14:bevel/>
+                </w14:textOutline>
+              </w:rPr>
+              <w:t xml:space="preserve">occasional </w:t>
+            </w:r>
+            <w:r>
+              <w:rPr>
+                <w:rFonts w:ascii="Source Sans 3" w:hAnsi="Source Sans 3"/>
+                <w:sz w:val="21"/>
+                <w:bdr w:val="dashSmallGap" w:sz="12" w:space="0" w:color="ED7D31" w:themeColor="accent2"/>
+                <w:shd w:val="pct5" w:color="auto" w:fill="FFF2CC" w:themeFill="accent4" w:themeFillTint="33"/>
+                <w14:textOutline w14:w="9525" w14:cap="rnd" w14:cmpd="sng" w14:algn="ctr">
+                  <w14:noFill/>
+                  <w14:prstDash w14:val="solid"/>
+                  <w14:bevel/>
+                </w14:textOutline>
+              </w:rPr>
+              <w:t>dangers of the wild - no longer possible as it contradicts 'the constant threat'.</w:t>
+            </w:r>
+          </w:p>
+          <w:p>
+            <w:pPr>
+              <w:rPr>
+                <w:rFonts w:ascii="Source Sans 3" w:hAnsi="Source Sans 3"/>
+                <w:sz w:val="21"/>
+                <w:szCs w:val="21"/>
+              </w:rPr>
+            </w:pPr>
             <w:r>
               <w:rPr>
                 <w:rFonts w:ascii="Source Sans 3" w:hAnsi="Source Sans 3"/>
@@ -6624,6 +8288,56 @@
                 <w:szCs w:val="21"/>
               </w:rPr>
               <w:t xml:space="preserve"> co-exist</w:t>
+            </w:r>
+          </w:p>
+          <w:p>
+            <w:pPr>
+              <w:rPr>
+                <w:rStyle w:val="BlankWord"/>
+              </w:rPr>
+            </w:pPr>
+            <w:r>
+              <w:rPr>
+                <w:rFonts w:ascii="Source Sans 3" w:hAnsi="Source Sans 3"/>
+                <w:sz w:val="21"/>
+                <w:bdr w:val="dashSmallGap" w:sz="12" w:space="0" w:color="ED7D31" w:themeColor="accent2"/>
+                <w:shd w:val="pct5" w:color="auto" w:fill="FFF2CC" w:themeFill="accent4" w:themeFillTint="33"/>
+                <w14:textOutline w14:w="9525" w14:cap="rnd" w14:cmpd="sng" w14:algn="ctr">
+                  <w14:noFill/>
+                  <w14:prstDash w14:val="solid"/>
+                  <w14:bevel/>
+                </w14:textOutline>
+              </w:rPr>
+              <w:t xml:space="preserve">Where humans and animals </w:t>
+            </w:r>
+            <w:r>
+              <w:rPr>
+                <w:rFonts w:ascii="Source Sans 3" w:hAnsi="Source Sans 3"/>
+                <w:i/>
+                <w:sz w:val="21"/>
+                <w:bdr w:val="dashSmallGap" w:sz="12" w:space="0" w:color="ED7D31" w:themeColor="accent2"/>
+                <w:shd w:val="pct5" w:color="auto" w:fill="FFF2CC" w:themeFill="accent4" w:themeFillTint="33"/>
+                <w14:textOutline w14:w="9525" w14:cap="rnd" w14:cmpd="sng" w14:algn="ctr">
+                  <w14:noFill/>
+                  <w14:prstDash w14:val="solid"/>
+                  <w14:bevel/>
+                </w14:textOutline>
+              </w:rPr>
+              <w:t xml:space="preserve">cautiously </w:t>
+            </w:r>
+            <w:r>
+              <w:rPr>
+                <w:rFonts w:ascii="Source Sans 3" w:hAnsi="Source Sans 3"/>
+                <w:sz w:val="21"/>
+                <w:bdr w:val="dashSmallGap" w:sz="12" w:space="0" w:color="ED7D31" w:themeColor="accent2"/>
+                <w:shd w:val="pct5" w:color="auto" w:fill="FFF2CC" w:themeFill="accent4" w:themeFillTint="33"/>
+                <w14:textOutline w14:w="9525" w14:cap="rnd" w14:cmpd="sng" w14:algn="ctr">
+                  <w14:noFill/>
+                  <w14:prstDash w14:val="solid"/>
+                  <w14:bevel/>
+                </w14:textOutline>
+              </w:rPr>
+              <w:t>co-exist - most likely to be correct as it paraphrases the sentence.</w:t>
             </w:r>
           </w:p>
         </w:tc>
@@ -6911,8 +8625,10 @@
           <w:p>
             <w:pPr>
               <w:rPr>
-                <w:b/>
-                <w:bCs/>
+                <w:rFonts w:ascii="Source Sans 3" w:hAnsi="Source Sans 3"/>
+                <w:b/>
+                <w:bCs/>
+                <w:bdr w:val="single" w:sz="12" w:space="0" w:color="A8D08D" w:themeColor="accent6" w:themeTint="99"/>
               </w:rPr>
             </w:pPr>
             <w:r>
@@ -6956,14 +8672,18 @@
           </w:p>
           <w:p>
             <w:pPr>
-              <w:shd w:val="clear" w:color="auto" w:fill="0099CC"/>
-              <w:adjustRightInd w:val="0"/>
+              <w:rPr>
+                <w:rFonts w:ascii="Source Sans 3" w:hAnsi="Source Sans 3" w:cs="*Arial-8104-Identity-H"/>
+                <w:sz w:val="21"/>
+                <w:szCs w:val="21"/>
+              </w:rPr>
             </w:pPr>
             <w:r>
               <w:rPr>
                 <w:rFonts w:ascii="Source Sans 3" w:hAnsi="Source Sans 3" w:cs="*Arial-8104-Identity-H"/>
                 <w:sz w:val="21"/>
                 <w:szCs w:val="21"/>
+                <w:shd w:val="clear" w:color="auto" w:fill="A4DAE0"/>
               </w:rPr>
               <w:t xml:space="preserve">In </w:t>
             </w:r>
@@ -6973,6 +8693,7 @@
                 <w:rFonts w:ascii="Source Sans 3" w:hAnsi="Source Sans 3" w:cs="*Arial-8104-Identity-H"/>
                 <w:sz w:val="21"/>
                 <w:szCs w:val="21"/>
+                <w:shd w:val="clear" w:color="auto" w:fill="A4DAE0"/>
               </w:rPr>
               <w:t>fact</w:t>
             </w:r>
@@ -6982,56 +8703,63 @@
                 <w:rFonts w:ascii="Source Sans 3" w:hAnsi="Source Sans 3" w:cs="*Arial-8104-Identity-H"/>
                 <w:sz w:val="21"/>
                 <w:szCs w:val="21"/>
-              </w:rPr>
-              <w:t xml:space="preserve"> the only fence permitted in the town was built by the local authority, interestingly, with the aim of keeping humans out of the park, rather than containing the animals inside.</w:t>
-            </w:r>
-            <w:r>
-              <w:rPr>
-                <w:rFonts w:ascii="Source Sans 3" w:hAnsi="Source Sans 3" w:cs="*Arial-8104-Identity-H"/>
-                <w:sz w:val="21"/>
-                <w:szCs w:val="21"/>
-              </w:rPr>
-              <w:t xml:space="preserve"> </w:t>
-            </w:r>
-            <w:r>
-              <w:rPr>
-                <w:rFonts w:ascii="Source Sans 3" w:hAnsi="Source Sans 3" w:cs="*Arial-8104-Identity-H"/>
-                <w:sz w:val="21"/>
-                <w:szCs w:val="21"/>
-              </w:rPr>
-              <w:t>Consequently, it is not unusual to see giraffes or elephants causing traffic jams, for example, and even predator attacks on humans are unnervingly common - a lion was recently said to have mauled and eaten an escaping burglar. Yet even after this, while some residents then called for all lions to be rounded up and shot, others suggested that</w:t>
-            </w:r>
-            <w:r>
-              <w:rPr>
-                <w:rFonts w:ascii="Source Sans 3" w:hAnsi="Source Sans 3" w:cs="*Arial-8104-Identity-H"/>
-                <w:sz w:val="21"/>
-                <w:szCs w:val="21"/>
-              </w:rPr>
-              <w:t xml:space="preserve"> </w:t>
-            </w:r>
-            <w:r>
-              <w:rPr>
-                <w:rFonts w:ascii="Source Sans 3" w:hAnsi="Source Sans 3" w:cs="*Arial-8104-Identity-H"/>
-                <w:sz w:val="21"/>
-                <w:szCs w:val="21"/>
-              </w:rPr>
-              <w:t>they be allowed to walk the thoroughfares as a type of crime control, after an increase in the number of burglaries. Everywhere in Marloth Park, a wary</w:t>
-            </w:r>
-            <w:r>
-              <w:rPr>
-                <w:rFonts w:ascii="Source Sans 3" w:hAnsi="Source Sans 3" w:cs="*Arial-8104-Identity-H"/>
-                <w:sz w:val="21"/>
-                <w:szCs w:val="21"/>
-              </w:rPr>
-              <w:t xml:space="preserve"> </w:t>
-            </w:r>
-            <w:r>
-              <w:rPr>
-                <w:rFonts w:ascii="Source Sans 3" w:hAnsi="Source Sans 3" w:cs="*Arial-8104-Identity-H"/>
-                <w:sz w:val="21"/>
-                <w:szCs w:val="21"/>
-              </w:rPr>
-              <w:t>understanding exists between man and beast.</w:t>
+                <w:shd w:val="clear" w:color="auto" w:fill="A4DAE0"/>
+              </w:rPr>
+              <w:t xml:space="preserve"> the only fence permitted in the town was built by the local authority, interestingly, with the aim of keeping humans out of the park, rather than containing the animals inside. Consequently, it is not unusual to see giraffes or elephants causing traffic jams, for example, and even predator attacks on humans are unnervingly common - a lion was recently said to have mauled and eaten an escaping burglar. Yet even after this, while some residents then called for all lions to be rounded up and shot, others suggested that they be allowed to walk the thoroughfares as a type of crime control, after an increase in the number of burglaries. Everywhere in Marloth Park, a wary understanding exists between man and beast.</w:t>
+            </w:r>
+          </w:p>
+          <w:p>
+            <w:pPr>
+              <w:rPr>
+                <w:rFonts w:ascii="Source Sans 3 Medium" w:hAnsi="Source Sans 3 Medium"/>
+                <w:b/>
+                <w:bCs/>
+                <w:w w:val="105"/>
+                <w:sz w:val="21"/>
+                <w:szCs w:val="21"/>
+              </w:rPr>
+            </w:pPr>
+            <w:r>
+              <w:rPr>
+                <w:rFonts w:ascii="Source Sans 3" w:hAnsi="Source Sans 3"/>
+                <w:sz w:val="21"/>
+                <w:bdr w:val="dashSmallGap" w:sz="12" w:space="0" w:color="ED7D31" w:themeColor="accent2"/>
+                <w:shd w:val="pct5" w:color="auto" w:fill="FFF2CC" w:themeFill="accent4" w:themeFillTint="33"/>
+                <w14:textOutline w14:w="9525" w14:cap="rnd" w14:cmpd="sng" w14:algn="ctr">
+                  <w14:noFill/>
+                  <w14:prstDash w14:val="solid"/>
+                  <w14:bevel/>
+                </w14:textOutline>
+              </w:rPr>
+              <w:t>Heading</w:t>
+            </w:r>
+            <w:r>
+              <w:rPr>
+                <w:rFonts w:ascii="Source Sans 3" w:hAnsi="Source Sans 3"/>
+                <w:sz w:val="21"/>
+                <w:bdr w:val="dashSmallGap" w:sz="12" w:space="0" w:color="ED7D31" w:themeColor="accent2"/>
+                <w:shd w:val="pct5" w:color="auto" w:fill="FFF2CC" w:themeFill="accent4" w:themeFillTint="33"/>
+                <w14:textOutline w14:w="9525" w14:cap="rnd" w14:cmpd="sng" w14:algn="ctr">
+                  <w14:noFill/>
+                  <w14:prstDash w14:val="solid"/>
+                  <w14:bevel/>
+                </w14:textOutline>
+              </w:rPr>
+              <w:t xml:space="preserve"> </w:t>
+            </w:r>
+            <w:r>
+              <w:rPr>
+                <w:rFonts w:ascii="Source Sans 3" w:hAnsi="Source Sans 3"/>
+                <w:sz w:val="21"/>
+                <w:bdr w:val="dashSmallGap" w:sz="12" w:space="0" w:color="ED7D31" w:themeColor="accent2"/>
+                <w:shd w:val="pct5" w:color="auto" w:fill="FFF2CC" w:themeFill="accent4" w:themeFillTint="33"/>
+                <w14:textOutline w14:w="9525" w14:cap="rnd" w14:cmpd="sng" w14:algn="ctr">
+                  <w14:noFill/>
+                  <w14:prstDash w14:val="solid"/>
+                  <w14:bevel/>
+                </w14:textOutline>
+              </w:rPr>
+              <w:t>C is correct.</w:t>
             </w:r>
           </w:p>
         </w:tc>
@@ -7066,7 +8794,13 @@
           <w:p>
             <w:pPr>
               <w:rPr>
-                <w:noProof/>
+                <w:rFonts w:ascii="Source Sans 3 Medium" w:hAnsi="Source Sans 3 Medium"/>
+                <w:b/>
+                <w:bCs/>
+                <w:spacing w:val="-2"/>
+                <w:w w:val="105"/>
+                <w:sz w:val="21"/>
+                <w:szCs w:val="21"/>
               </w:rPr>
             </w:pPr>
             <w:r>
@@ -7241,6 +8975,566 @@
                 <w:szCs w:val="21"/>
               </w:rPr>
               <w:t>paragraph.</w:t>
+            </w:r>
+          </w:p>
+          <w:p>
+            <w:pPr>
+              <w:rPr>
+                <w:rStyle w:val="BlankWord"/>
+              </w:rPr>
+            </w:pPr>
+            <w:r>
+              <w:rPr>
+                <w:rFonts w:ascii="Source Sans 3" w:hAnsi="Source Sans 3"/>
+                <w:sz w:val="21"/>
+                <w:bdr w:val="dashSmallGap" w:sz="12" w:space="0" w:color="ED7D31" w:themeColor="accent2"/>
+                <w:shd w:val="pct5" w:color="auto" w:fill="FFF2CC" w:themeFill="accent4" w:themeFillTint="33"/>
+                <w14:textOutline w14:w="9525" w14:cap="rnd" w14:cmpd="sng" w14:algn="ctr">
+                  <w14:noFill/>
+                  <w14:prstDash w14:val="solid"/>
+                  <w14:bevel/>
+                </w14:textOutline>
+              </w:rPr>
+              <w:t>Everywhere in Marloth Park, a wary understanding exists between man and beast.</w:t>
+            </w:r>
+          </w:p>
+        </w:tc>
+      </w:tr>
+      <w:tr>
+        <w:tc>
+          <w:tcPr>
+            <w:tcW w:w="530" w:type="dxa"/>
+          </w:tcPr>
+          <w:p>
+            <w:pPr>
+              <w:rPr>
+                <w:rFonts w:ascii="Source Sans 3" w:hAnsi="Source Sans 3"/>
+                <w:b/>
+                <w:bCs/>
+                <w:bdr w:val="single" w:sz="12" w:space="0" w:color="A8D08D" w:themeColor="accent6" w:themeTint="99"/>
+              </w:rPr>
+            </w:pPr>
+            <w:r>
+              <w:rPr>
+                <w:rFonts w:ascii="Source Sans 3" w:hAnsi="Source Sans 3"/>
+                <w:b/>
+                <w:bCs/>
+                <w:bdr w:val="single" w:sz="12" w:space="0" w:color="A8D08D" w:themeColor="accent6" w:themeTint="99"/>
+              </w:rPr>
+              <w:t>13</w:t>
+            </w:r>
+          </w:p>
+        </w:tc>
+        <w:tc>
+          <w:tcPr>
+            <w:tcW w:w="10262" w:type="dxa"/>
+          </w:tcPr>
+          <w:p>
+            <w:pPr>
+              <w:spacing w:after="240"/>
+              <w:rPr>
+                <w:rFonts w:ascii="Source Sans 3 Medium" w:hAnsi="Source Sans 3 Medium"/>
+                <w:b/>
+                <w:bCs/>
+                <w:sz w:val="21"/>
+                <w:szCs w:val="21"/>
+              </w:rPr>
+            </w:pPr>
+            <w:r>
+              <w:rPr>
+                <w:rFonts w:ascii="Source Sans 3 Medium" w:hAnsi="Source Sans 3 Medium"/>
+                <w:b/>
+                <w:bCs/>
+                <w:w w:val="90"/>
+                <w:sz w:val="21"/>
+                <w:szCs w:val="21"/>
+              </w:rPr>
+              <w:t>Some</w:t>
+            </w:r>
+            <w:r>
+              <w:rPr>
+                <w:rFonts w:ascii="Source Sans 3 Medium" w:hAnsi="Source Sans 3 Medium"/>
+                <w:b/>
+                <w:bCs/>
+                <w:spacing w:val="-8"/>
+                <w:w w:val="90"/>
+                <w:sz w:val="21"/>
+                <w:szCs w:val="21"/>
+              </w:rPr>
+              <w:t xml:space="preserve"> </w:t>
+            </w:r>
+            <w:r>
+              <w:rPr>
+                <w:rFonts w:ascii="Source Sans 3 Medium" w:hAnsi="Source Sans 3 Medium"/>
+                <w:b/>
+                <w:bCs/>
+                <w:w w:val="90"/>
+                <w:sz w:val="21"/>
+                <w:szCs w:val="21"/>
+              </w:rPr>
+              <w:t>paragraphs</w:t>
+            </w:r>
+            <w:r>
+              <w:rPr>
+                <w:rFonts w:ascii="Source Sans 3 Medium" w:hAnsi="Source Sans 3 Medium"/>
+                <w:b/>
+                <w:bCs/>
+                <w:spacing w:val="-8"/>
+                <w:w w:val="90"/>
+                <w:sz w:val="21"/>
+                <w:szCs w:val="21"/>
+              </w:rPr>
+              <w:t xml:space="preserve"> </w:t>
+            </w:r>
+            <w:r>
+              <w:rPr>
+                <w:rFonts w:ascii="Source Sans 3 Medium" w:hAnsi="Source Sans 3 Medium"/>
+                <w:b/>
+                <w:bCs/>
+                <w:w w:val="90"/>
+                <w:sz w:val="21"/>
+                <w:szCs w:val="21"/>
+              </w:rPr>
+              <w:t>have no</w:t>
+            </w:r>
+            <w:r>
+              <w:rPr>
+                <w:rFonts w:ascii="Source Sans 3 Medium" w:hAnsi="Source Sans 3 Medium"/>
+                <w:b/>
+                <w:bCs/>
+                <w:spacing w:val="-3"/>
+                <w:w w:val="90"/>
+                <w:sz w:val="21"/>
+                <w:szCs w:val="21"/>
+              </w:rPr>
+              <w:t xml:space="preserve"> </w:t>
+            </w:r>
+            <w:r>
+              <w:rPr>
+                <w:rFonts w:ascii="Source Sans 3 Medium" w:hAnsi="Source Sans 3 Medium"/>
+                <w:b/>
+                <w:bCs/>
+                <w:w w:val="90"/>
+                <w:sz w:val="21"/>
+                <w:szCs w:val="21"/>
+              </w:rPr>
+              <w:t>clear</w:t>
+            </w:r>
+            <w:r>
+              <w:rPr>
+                <w:rFonts w:ascii="Source Sans 3 Medium" w:hAnsi="Source Sans 3 Medium"/>
+                <w:b/>
+                <w:bCs/>
+                <w:spacing w:val="-2"/>
+                <w:w w:val="90"/>
+                <w:sz w:val="21"/>
+                <w:szCs w:val="21"/>
+              </w:rPr>
+              <w:t xml:space="preserve"> </w:t>
+            </w:r>
+            <w:r>
+              <w:rPr>
+                <w:rFonts w:ascii="Source Sans 3 Medium" w:hAnsi="Source Sans 3 Medium"/>
+                <w:b/>
+                <w:bCs/>
+                <w:w w:val="90"/>
+                <w:sz w:val="21"/>
+                <w:szCs w:val="21"/>
+              </w:rPr>
+              <w:t>topic</w:t>
+            </w:r>
+            <w:r>
+              <w:rPr>
+                <w:rFonts w:ascii="Source Sans 3 Medium" w:hAnsi="Source Sans 3 Medium"/>
+                <w:b/>
+                <w:bCs/>
+                <w:spacing w:val="-1"/>
+                <w:w w:val="90"/>
+                <w:sz w:val="21"/>
+                <w:szCs w:val="21"/>
+              </w:rPr>
+              <w:t xml:space="preserve"> </w:t>
+            </w:r>
+            <w:r>
+              <w:rPr>
+                <w:rFonts w:ascii="Source Sans 3 Medium" w:hAnsi="Source Sans 3 Medium"/>
+                <w:b/>
+                <w:bCs/>
+                <w:w w:val="90"/>
+                <w:sz w:val="21"/>
+                <w:szCs w:val="21"/>
+              </w:rPr>
+              <w:t>sentence.</w:t>
+            </w:r>
+            <w:r>
+              <w:rPr>
+                <w:rFonts w:ascii="Source Sans 3 Medium" w:hAnsi="Source Sans 3 Medium"/>
+                <w:b/>
+                <w:bCs/>
+                <w:sz w:val="21"/>
+                <w:szCs w:val="21"/>
+              </w:rPr>
+              <w:t xml:space="preserve"> </w:t>
+            </w:r>
+            <w:r>
+              <w:rPr>
+                <w:rFonts w:ascii="Source Sans 3 Medium" w:hAnsi="Source Sans 3 Medium"/>
+                <w:b/>
+                <w:bCs/>
+                <w:w w:val="90"/>
+                <w:sz w:val="21"/>
+                <w:szCs w:val="21"/>
+              </w:rPr>
+              <w:t>Read</w:t>
+            </w:r>
+            <w:r>
+              <w:rPr>
+                <w:rFonts w:ascii="Source Sans 3 Medium" w:hAnsi="Source Sans 3 Medium"/>
+                <w:b/>
+                <w:bCs/>
+                <w:spacing w:val="-2"/>
+                <w:w w:val="90"/>
+                <w:sz w:val="21"/>
+                <w:szCs w:val="21"/>
+              </w:rPr>
+              <w:t xml:space="preserve"> </w:t>
+            </w:r>
+            <w:r>
+              <w:rPr>
+                <w:rFonts w:ascii="Source Sans 3 Medium" w:hAnsi="Source Sans 3 Medium"/>
+                <w:b/>
+                <w:bCs/>
+                <w:w w:val="90"/>
+                <w:sz w:val="21"/>
+                <w:szCs w:val="21"/>
+              </w:rPr>
+              <w:t>this</w:t>
+            </w:r>
+            <w:r>
+              <w:rPr>
+                <w:rFonts w:ascii="Source Sans 3 Medium" w:hAnsi="Source Sans 3 Medium"/>
+                <w:b/>
+                <w:bCs/>
+                <w:spacing w:val="-7"/>
+                <w:w w:val="90"/>
+                <w:sz w:val="21"/>
+                <w:szCs w:val="21"/>
+              </w:rPr>
+              <w:t xml:space="preserve"> </w:t>
+            </w:r>
+            <w:r>
+              <w:rPr>
+                <w:rFonts w:ascii="Source Sans 3 Medium" w:hAnsi="Source Sans 3 Medium"/>
+                <w:b/>
+                <w:bCs/>
+                <w:w w:val="90"/>
+                <w:sz w:val="21"/>
+                <w:szCs w:val="21"/>
+              </w:rPr>
+              <w:t>paragraph</w:t>
+            </w:r>
+            <w:r>
+              <w:rPr>
+                <w:rFonts w:ascii="Source Sans 3 Medium" w:hAnsi="Source Sans 3 Medium"/>
+                <w:b/>
+                <w:bCs/>
+                <w:spacing w:val="-4"/>
+                <w:w w:val="90"/>
+                <w:sz w:val="21"/>
+                <w:szCs w:val="21"/>
+              </w:rPr>
+              <w:t xml:space="preserve"> </w:t>
+            </w:r>
+            <w:r>
+              <w:rPr>
+                <w:rFonts w:ascii="Source Sans 3 Medium" w:hAnsi="Source Sans 3 Medium"/>
+                <w:b/>
+                <w:bCs/>
+                <w:w w:val="90"/>
+                <w:sz w:val="21"/>
+                <w:szCs w:val="21"/>
+              </w:rPr>
+              <w:t xml:space="preserve">and </w:t>
+            </w:r>
+            <w:r>
+              <w:rPr>
+                <w:rFonts w:ascii="Source Sans 3 Medium" w:hAnsi="Source Sans 3 Medium"/>
+                <w:b/>
+                <w:bCs/>
+                <w:sz w:val="21"/>
+                <w:szCs w:val="21"/>
+              </w:rPr>
+              <w:t>make</w:t>
+            </w:r>
+            <w:r>
+              <w:rPr>
+                <w:rFonts w:ascii="Source Sans 3 Medium" w:hAnsi="Source Sans 3 Medium"/>
+                <w:b/>
+                <w:bCs/>
+                <w:spacing w:val="-15"/>
+                <w:sz w:val="21"/>
+                <w:szCs w:val="21"/>
+              </w:rPr>
+              <w:t xml:space="preserve"> </w:t>
+            </w:r>
+            <w:r>
+              <w:rPr>
+                <w:rFonts w:ascii="Source Sans 3 Medium" w:hAnsi="Source Sans 3 Medium"/>
+                <w:b/>
+                <w:bCs/>
+                <w:sz w:val="21"/>
+                <w:szCs w:val="21"/>
+              </w:rPr>
+              <w:t>notes</w:t>
+            </w:r>
+            <w:r>
+              <w:rPr>
+                <w:rFonts w:ascii="Source Sans 3 Medium" w:hAnsi="Source Sans 3 Medium"/>
+                <w:b/>
+                <w:bCs/>
+                <w:spacing w:val="-13"/>
+                <w:sz w:val="21"/>
+                <w:szCs w:val="21"/>
+              </w:rPr>
+              <w:t xml:space="preserve"> </w:t>
+            </w:r>
+            <w:r>
+              <w:rPr>
+                <w:rFonts w:ascii="Source Sans 3 Medium" w:hAnsi="Source Sans 3 Medium"/>
+                <w:b/>
+                <w:bCs/>
+                <w:sz w:val="21"/>
+                <w:szCs w:val="21"/>
+              </w:rPr>
+              <w:t>about</w:t>
+            </w:r>
+            <w:r>
+              <w:rPr>
+                <w:rFonts w:ascii="Source Sans 3 Medium" w:hAnsi="Source Sans 3 Medium"/>
+                <w:b/>
+                <w:bCs/>
+                <w:spacing w:val="-15"/>
+                <w:sz w:val="21"/>
+                <w:szCs w:val="21"/>
+              </w:rPr>
+              <w:t xml:space="preserve"> </w:t>
+            </w:r>
+            <w:r>
+              <w:rPr>
+                <w:rFonts w:ascii="Source Sans 3 Medium" w:hAnsi="Source Sans 3 Medium"/>
+                <w:b/>
+                <w:bCs/>
+                <w:sz w:val="21"/>
+                <w:szCs w:val="21"/>
+              </w:rPr>
+              <w:t>its</w:t>
+            </w:r>
+            <w:r>
+              <w:rPr>
+                <w:rFonts w:ascii="Source Sans 3 Medium" w:hAnsi="Source Sans 3 Medium"/>
+                <w:b/>
+                <w:bCs/>
+                <w:spacing w:val="-13"/>
+                <w:sz w:val="21"/>
+                <w:szCs w:val="21"/>
+              </w:rPr>
+              <w:t xml:space="preserve"> </w:t>
+            </w:r>
+            <w:r>
+              <w:rPr>
+                <w:rFonts w:ascii="Source Sans 3 Medium" w:hAnsi="Source Sans 3 Medium"/>
+                <w:b/>
+                <w:bCs/>
+                <w:sz w:val="21"/>
+                <w:szCs w:val="21"/>
+              </w:rPr>
+              <w:t>main</w:t>
+            </w:r>
+            <w:r>
+              <w:rPr>
+                <w:rFonts w:ascii="Source Sans 3 Medium" w:hAnsi="Source Sans 3 Medium"/>
+                <w:b/>
+                <w:bCs/>
+                <w:spacing w:val="-19"/>
+                <w:sz w:val="21"/>
+                <w:szCs w:val="21"/>
+              </w:rPr>
+              <w:t xml:space="preserve"> </w:t>
+            </w:r>
+            <w:r>
+              <w:rPr>
+                <w:rFonts w:ascii="Source Sans 3 Medium" w:hAnsi="Source Sans 3 Medium"/>
+                <w:b/>
+                <w:bCs/>
+                <w:sz w:val="21"/>
+                <w:szCs w:val="21"/>
+              </w:rPr>
+              <w:t>idea.</w:t>
+            </w:r>
+          </w:p>
+          <w:p>
+            <w:pPr>
+              <w:shd w:val="clear" w:color="auto" w:fill="A4DAE0"/>
+              <w:adjustRightInd w:val="0"/>
+              <w:rPr>
+                <w:rFonts w:ascii="Source Sans 3" w:hAnsi="Source Sans 3"/>
+                <w:sz w:val="21"/>
+              </w:rPr>
+            </w:pPr>
+            <w:r>
+              <w:rPr>
+                <w:rFonts w:ascii="Source Sans 3" w:hAnsi="Source Sans 3"/>
+                <w:sz w:val="21"/>
+              </w:rPr>
+              <w:t xml:space="preserve">The real </w:t>
+            </w:r>
+            <w:proofErr w:type="spellStart"/>
+            <w:r>
+              <w:rPr>
+                <w:rFonts w:ascii="Source Sans 3" w:hAnsi="Source Sans 3"/>
+                <w:sz w:val="21"/>
+              </w:rPr>
+              <w:t>Hallstat</w:t>
+            </w:r>
+            <w:proofErr w:type="spellEnd"/>
+            <w:r>
+              <w:rPr>
+                <w:rFonts w:ascii="Source Sans 3" w:hAnsi="Source Sans 3"/>
+                <w:sz w:val="21"/>
+              </w:rPr>
+              <w:t xml:space="preserve"> is in Austria and is proud to be a traditional UNESCO* World Heritage Site. The Chinese </w:t>
+            </w:r>
+            <w:proofErr w:type="spellStart"/>
+            <w:r>
+              <w:rPr>
+                <w:rFonts w:ascii="Source Sans 3" w:hAnsi="Source Sans 3"/>
+                <w:sz w:val="21"/>
+              </w:rPr>
+              <w:t>Hallstat</w:t>
+            </w:r>
+            <w:proofErr w:type="spellEnd"/>
+            <w:r>
+              <w:rPr>
+                <w:rFonts w:ascii="Source Sans 3" w:hAnsi="Source Sans 3"/>
+                <w:sz w:val="21"/>
+              </w:rPr>
+              <w:t xml:space="preserve"> is a carbon copy, built in Guangdong province, China, by a millionaire who sponsored the construction of the imitation town. It cost approximately $940 million to build, and</w:t>
+            </w:r>
+            <w:r>
+              <w:rPr>
+                <w:rFonts w:ascii="Source Sans 3" w:hAnsi="Source Sans 3"/>
+                <w:sz w:val="21"/>
+              </w:rPr>
+              <w:t xml:space="preserve"> </w:t>
+            </w:r>
+            <w:r>
+              <w:rPr>
+                <w:rFonts w:ascii="Source Sans 3" w:hAnsi="Source Sans 3"/>
+                <w:sz w:val="21"/>
+              </w:rPr>
+              <w:t xml:space="preserve">looks exactly like the real </w:t>
+            </w:r>
+            <w:proofErr w:type="spellStart"/>
+            <w:r>
+              <w:rPr>
+                <w:rFonts w:ascii="Source Sans 3" w:hAnsi="Source Sans 3"/>
+                <w:sz w:val="21"/>
+              </w:rPr>
+              <w:t>Hallstat</w:t>
+            </w:r>
+            <w:proofErr w:type="spellEnd"/>
+            <w:r>
+              <w:rPr>
+                <w:rFonts w:ascii="Source Sans 3" w:hAnsi="Source Sans 3"/>
+                <w:sz w:val="21"/>
+              </w:rPr>
+              <w:t xml:space="preserve">, all the way down to its wooden houses, its narrow streets, and its funicular railway. When the residents of Austria's </w:t>
+            </w:r>
+            <w:proofErr w:type="spellStart"/>
+            <w:r>
+              <w:rPr>
+                <w:rFonts w:ascii="Source Sans 3" w:hAnsi="Source Sans 3"/>
+                <w:sz w:val="21"/>
+              </w:rPr>
+              <w:t>Hallstat</w:t>
+            </w:r>
+            <w:proofErr w:type="spellEnd"/>
+            <w:r>
+              <w:rPr>
+                <w:rFonts w:ascii="Source Sans 3" w:hAnsi="Source Sans 3"/>
+                <w:sz w:val="21"/>
+              </w:rPr>
+              <w:t xml:space="preserve"> (including the mayor) were invited to visit it, they expressed pride that their town was considered so improbably beautiful that it had been reproduced in its entirety, but they still had cause for complaint. Originally, the Chinese company had promised to meet</w:t>
+            </w:r>
+            <w:r>
+              <w:rPr>
+                <w:rFonts w:ascii="Source Sans 3" w:hAnsi="Source Sans 3"/>
+                <w:sz w:val="21"/>
+              </w:rPr>
+              <w:t xml:space="preserve"> </w:t>
+            </w:r>
+            <w:r>
+              <w:rPr>
+                <w:rFonts w:ascii="Source Sans 3" w:hAnsi="Source Sans 3"/>
+                <w:sz w:val="21"/>
+              </w:rPr>
+              <w:t xml:space="preserve">with the Austrian residents to confirm that they were happy for their homes to be copied; instead, they simply sent their employees to Austria to fake photos, and they returned home to China without speaking to a single resident of the original </w:t>
+            </w:r>
+            <w:proofErr w:type="spellStart"/>
+            <w:r>
+              <w:rPr>
+                <w:rFonts w:ascii="Source Sans 3" w:hAnsi="Source Sans 3"/>
+                <w:sz w:val="21"/>
+              </w:rPr>
+              <w:t>Hallstat</w:t>
+            </w:r>
+            <w:proofErr w:type="spellEnd"/>
+            <w:r>
+              <w:rPr>
+                <w:rFonts w:ascii="Source Sans 3" w:hAnsi="Source Sans 3"/>
+                <w:sz w:val="21"/>
+              </w:rPr>
+              <w:t>.</w:t>
+            </w:r>
+          </w:p>
+          <w:p>
+            <w:pPr>
+              <w:shd w:val="clear" w:color="auto" w:fill="A4DAE0"/>
+              <w:rPr>
+                <w:rFonts w:ascii="Source Sans 3" w:hAnsi="Source Sans 3"/>
+                <w:i/>
+                <w:sz w:val="21"/>
+              </w:rPr>
+            </w:pPr>
+            <w:r>
+              <w:rPr>
+                <w:rFonts w:ascii="Source Sans 3" w:hAnsi="Source Sans 3"/>
+                <w:i/>
+                <w:sz w:val="21"/>
+              </w:rPr>
+              <w:t>* United Nations Educational, Scientific and Cultural Organization</w:t>
+            </w:r>
+          </w:p>
+          <w:p>
+            <w:pPr>
+              <w:rPr>
+                <w:rStyle w:val="BlankWord"/>
+              </w:rPr>
+            </w:pPr>
+            <w:r>
+              <w:rPr>
+                <w:rFonts w:ascii="Source Sans 3" w:hAnsi="Source Sans 3"/>
+                <w:i/>
+                <w:sz w:val="21"/>
+                <w:bdr w:val="dashSmallGap" w:sz="12" w:space="0" w:color="ED7D31" w:themeColor="accent2"/>
+                <w:shd w:val="pct5" w:color="auto" w:fill="FFF2CC" w:themeFill="accent4" w:themeFillTint="33"/>
+                <w14:textOutline w14:w="9525" w14:cap="rnd" w14:cmpd="sng" w14:algn="ctr">
+                  <w14:noFill/>
+                  <w14:prstDash w14:val="solid"/>
+                  <w14:bevel/>
+                </w14:textOutline>
+              </w:rPr>
+              <w:t>Students' own notes</w:t>
             </w:r>
           </w:p>
         </w:tc>
@@ -8969,6 +11263,7 @@
         <w:spacing w:line="278" w:lineRule="auto"/>
       </w:pPr>
       <w:r>
+        <w:lastRenderedPageBreak/>
         <w:br w:type="page"/>
       </w:r>
     </w:p>
@@ -18658,6 +20953,123 @@
     </w:lvl>
   </w:abstractNum>
   <w:abstractNum w:abstractNumId="1" w15:restartNumberingAfterBreak="0">
+    <w:nsid w:val="2F300F81"/>
+    <w:multiLevelType w:val="hybridMultilevel"/>
+    <w:tmpl w:val="08867062"/>
+    <w:lvl w:ilvl="0" w:tplc="EE4ED12A">
+      <w:start w:val="7"/>
+      <w:numFmt w:val="decimal"/>
+      <w:lvlText w:val="%1"/>
+      <w:lvlJc w:val="left"/>
+      <w:pPr>
+        <w:ind w:left="301" w:hanging="198"/>
+        <w:jc w:val="right"/>
+      </w:pPr>
+      <w:rPr>
+        <w:rFonts w:hint="default"/>
+        <w:spacing w:val="0"/>
+        <w:w w:val="91"/>
+        <w:lang w:val="en-US" w:eastAsia="en-US" w:bidi="ar-SA"/>
+      </w:rPr>
+    </w:lvl>
+    <w:lvl w:ilvl="1" w:tplc="B91600D8">
+      <w:numFmt w:val="bullet"/>
+      <w:lvlText w:val="•"/>
+      <w:lvlJc w:val="left"/>
+      <w:pPr>
+        <w:ind w:left="788" w:hanging="198"/>
+      </w:pPr>
+      <w:rPr>
+        <w:rFonts w:hint="default"/>
+        <w:lang w:val="en-US" w:eastAsia="en-US" w:bidi="ar-SA"/>
+      </w:rPr>
+    </w:lvl>
+    <w:lvl w:ilvl="2" w:tplc="D298B64E">
+      <w:numFmt w:val="bullet"/>
+      <w:lvlText w:val="•"/>
+      <w:lvlJc w:val="left"/>
+      <w:pPr>
+        <w:ind w:left="1276" w:hanging="198"/>
+      </w:pPr>
+      <w:rPr>
+        <w:rFonts w:hint="default"/>
+        <w:lang w:val="en-US" w:eastAsia="en-US" w:bidi="ar-SA"/>
+      </w:rPr>
+    </w:lvl>
+    <w:lvl w:ilvl="3" w:tplc="5FAEF1F2">
+      <w:numFmt w:val="bullet"/>
+      <w:lvlText w:val="•"/>
+      <w:lvlJc w:val="left"/>
+      <w:pPr>
+        <w:ind w:left="1764" w:hanging="198"/>
+      </w:pPr>
+      <w:rPr>
+        <w:rFonts w:hint="default"/>
+        <w:lang w:val="en-US" w:eastAsia="en-US" w:bidi="ar-SA"/>
+      </w:rPr>
+    </w:lvl>
+    <w:lvl w:ilvl="4" w:tplc="664A9C34">
+      <w:numFmt w:val="bullet"/>
+      <w:lvlText w:val="•"/>
+      <w:lvlJc w:val="left"/>
+      <w:pPr>
+        <w:ind w:left="2252" w:hanging="198"/>
+      </w:pPr>
+      <w:rPr>
+        <w:rFonts w:hint="default"/>
+        <w:lang w:val="en-US" w:eastAsia="en-US" w:bidi="ar-SA"/>
+      </w:rPr>
+    </w:lvl>
+    <w:lvl w:ilvl="5" w:tplc="E72AEE68">
+      <w:numFmt w:val="bullet"/>
+      <w:lvlText w:val="•"/>
+      <w:lvlJc w:val="left"/>
+      <w:pPr>
+        <w:ind w:left="2740" w:hanging="198"/>
+      </w:pPr>
+      <w:rPr>
+        <w:rFonts w:hint="default"/>
+        <w:lang w:val="en-US" w:eastAsia="en-US" w:bidi="ar-SA"/>
+      </w:rPr>
+    </w:lvl>
+    <w:lvl w:ilvl="6" w:tplc="B8E22722">
+      <w:numFmt w:val="bullet"/>
+      <w:lvlText w:val="•"/>
+      <w:lvlJc w:val="left"/>
+      <w:pPr>
+        <w:ind w:left="3228" w:hanging="198"/>
+      </w:pPr>
+      <w:rPr>
+        <w:rFonts w:hint="default"/>
+        <w:lang w:val="en-US" w:eastAsia="en-US" w:bidi="ar-SA"/>
+      </w:rPr>
+    </w:lvl>
+    <w:lvl w:ilvl="7" w:tplc="87041DB0">
+      <w:numFmt w:val="bullet"/>
+      <w:lvlText w:val="•"/>
+      <w:lvlJc w:val="left"/>
+      <w:pPr>
+        <w:ind w:left="3716" w:hanging="198"/>
+      </w:pPr>
+      <w:rPr>
+        <w:rFonts w:hint="default"/>
+        <w:lang w:val="en-US" w:eastAsia="en-US" w:bidi="ar-SA"/>
+      </w:rPr>
+    </w:lvl>
+    <w:lvl w:ilvl="8" w:tplc="2A88F664">
+      <w:numFmt w:val="bullet"/>
+      <w:lvlText w:val="•"/>
+      <w:lvlJc w:val="left"/>
+      <w:pPr>
+        <w:ind w:left="4204" w:hanging="198"/>
+      </w:pPr>
+      <w:rPr>
+        <w:rFonts w:hint="default"/>
+        <w:lang w:val="en-US" w:eastAsia="en-US" w:bidi="ar-SA"/>
+      </w:rPr>
+    </w:lvl>
+  </w:abstractNum>
+  <w:abstractNum w:abstractNumId="2" w15:restartNumberingAfterBreak="0">
     <w:nsid w:val="39CC0FAD"/>
     <w:multiLevelType w:val="hybridMultilevel"/>
     <w:tmpl w:val="4F04C240"/>
@@ -18775,7 +21187,7 @@
       </w:rPr>
     </w:lvl>
   </w:abstractNum>
-  <w:abstractNum w:abstractNumId="2" w15:restartNumberingAfterBreak="0">
+  <w:abstractNum w:abstractNumId="3" w15:restartNumberingAfterBreak="0">
     <w:nsid w:val="444722DD"/>
     <w:multiLevelType w:val="hybridMultilevel"/>
     <w:tmpl w:val="DF426666"/>
@@ -18868,7 +21280,127 @@
       </w:pPr>
     </w:lvl>
   </w:abstractNum>
-  <w:abstractNum w:abstractNumId="3" w15:restartNumberingAfterBreak="0">
+  <w:abstractNum w:abstractNumId="4" w15:restartNumberingAfterBreak="0">
+    <w:nsid w:val="6E504357"/>
+    <w:multiLevelType w:val="hybridMultilevel"/>
+    <w:tmpl w:val="512A2C1C"/>
+    <w:lvl w:ilvl="0" w:tplc="B4F0105A">
+      <w:start w:val="1"/>
+      <w:numFmt w:val="decimal"/>
+      <w:lvlText w:val="%1"/>
+      <w:lvlJc w:val="left"/>
+      <w:pPr>
+        <w:ind w:left="912" w:hanging="181"/>
+        <w:jc w:val="right"/>
+      </w:pPr>
+      <w:rPr>
+        <w:rFonts w:hint="default"/>
+        <w:spacing w:val="0"/>
+        <w:w w:val="77"/>
+        <w:lang w:val="en-US" w:eastAsia="en-US" w:bidi="ar-SA"/>
+      </w:rPr>
+    </w:lvl>
+    <w:lvl w:ilvl="1" w:tplc="8AB0EF76">
+      <w:start w:val="1"/>
+      <w:numFmt w:val="decimal"/>
+      <w:lvlText w:val="%2"/>
+      <w:lvlJc w:val="left"/>
+      <w:pPr>
+        <w:ind w:left="549" w:hanging="198"/>
+      </w:pPr>
+      <w:rPr>
+        <w:rFonts w:hint="default"/>
+        <w:spacing w:val="0"/>
+        <w:w w:val="84"/>
+        <w:lang w:val="en-US" w:eastAsia="en-US" w:bidi="ar-SA"/>
+      </w:rPr>
+    </w:lvl>
+    <w:lvl w:ilvl="2" w:tplc="0D3028FA">
+      <w:numFmt w:val="bullet"/>
+      <w:lvlText w:val="•"/>
+      <w:lvlJc w:val="left"/>
+      <w:pPr>
+        <w:ind w:left="1164" w:hanging="198"/>
+      </w:pPr>
+      <w:rPr>
+        <w:rFonts w:hint="default"/>
+        <w:lang w:val="en-US" w:eastAsia="en-US" w:bidi="ar-SA"/>
+      </w:rPr>
+    </w:lvl>
+    <w:lvl w:ilvl="3" w:tplc="82E4EA3E">
+      <w:numFmt w:val="bullet"/>
+      <w:lvlText w:val="•"/>
+      <w:lvlJc w:val="left"/>
+      <w:pPr>
+        <w:ind w:left="1408" w:hanging="198"/>
+      </w:pPr>
+      <w:rPr>
+        <w:rFonts w:hint="default"/>
+        <w:lang w:val="en-US" w:eastAsia="en-US" w:bidi="ar-SA"/>
+      </w:rPr>
+    </w:lvl>
+    <w:lvl w:ilvl="4" w:tplc="E4145EFC">
+      <w:numFmt w:val="bullet"/>
+      <w:lvlText w:val="•"/>
+      <w:lvlJc w:val="left"/>
+      <w:pPr>
+        <w:ind w:left="1653" w:hanging="198"/>
+      </w:pPr>
+      <w:rPr>
+        <w:rFonts w:hint="default"/>
+        <w:lang w:val="en-US" w:eastAsia="en-US" w:bidi="ar-SA"/>
+      </w:rPr>
+    </w:lvl>
+    <w:lvl w:ilvl="5" w:tplc="7F4CF872">
+      <w:numFmt w:val="bullet"/>
+      <w:lvlText w:val="•"/>
+      <w:lvlJc w:val="left"/>
+      <w:pPr>
+        <w:ind w:left="1897" w:hanging="198"/>
+      </w:pPr>
+      <w:rPr>
+        <w:rFonts w:hint="default"/>
+        <w:lang w:val="en-US" w:eastAsia="en-US" w:bidi="ar-SA"/>
+      </w:rPr>
+    </w:lvl>
+    <w:lvl w:ilvl="6" w:tplc="F5EA939E">
+      <w:numFmt w:val="bullet"/>
+      <w:lvlText w:val="•"/>
+      <w:lvlJc w:val="left"/>
+      <w:pPr>
+        <w:ind w:left="2142" w:hanging="198"/>
+      </w:pPr>
+      <w:rPr>
+        <w:rFonts w:hint="default"/>
+        <w:lang w:val="en-US" w:eastAsia="en-US" w:bidi="ar-SA"/>
+      </w:rPr>
+    </w:lvl>
+    <w:lvl w:ilvl="7" w:tplc="A97EC82A">
+      <w:numFmt w:val="bullet"/>
+      <w:lvlText w:val="•"/>
+      <w:lvlJc w:val="left"/>
+      <w:pPr>
+        <w:ind w:left="2386" w:hanging="198"/>
+      </w:pPr>
+      <w:rPr>
+        <w:rFonts w:hint="default"/>
+        <w:lang w:val="en-US" w:eastAsia="en-US" w:bidi="ar-SA"/>
+      </w:rPr>
+    </w:lvl>
+    <w:lvl w:ilvl="8" w:tplc="8C7AC150">
+      <w:numFmt w:val="bullet"/>
+      <w:lvlText w:val="•"/>
+      <w:lvlJc w:val="left"/>
+      <w:pPr>
+        <w:ind w:left="2631" w:hanging="198"/>
+      </w:pPr>
+      <w:rPr>
+        <w:rFonts w:hint="default"/>
+        <w:lang w:val="en-US" w:eastAsia="en-US" w:bidi="ar-SA"/>
+      </w:rPr>
+    </w:lvl>
+  </w:abstractNum>
+  <w:abstractNum w:abstractNumId="5" w15:restartNumberingAfterBreak="0">
     <w:nsid w:val="743B3D0F"/>
     <w:multiLevelType w:val="hybridMultilevel"/>
     <w:tmpl w:val="618C9DB6"/>
@@ -18984,16 +21516,22 @@
     </w:lvl>
   </w:abstractNum>
   <w:num w:numId="1" w16cid:durableId="1024015721">
-    <w:abstractNumId w:val="1"/>
+    <w:abstractNumId w:val="2"/>
   </w:num>
   <w:num w:numId="2" w16cid:durableId="202135098">
-    <w:abstractNumId w:val="2"/>
+    <w:abstractNumId w:val="3"/>
   </w:num>
   <w:num w:numId="3" w16cid:durableId="1580553541">
-    <w:abstractNumId w:val="3"/>
+    <w:abstractNumId w:val="5"/>
   </w:num>
   <w:num w:numId="4" w16cid:durableId="525563580">
     <w:abstractNumId w:val="0"/>
+  </w:num>
+  <w:num w:numId="5" w16cid:durableId="578059356">
+    <w:abstractNumId w:val="4"/>
+  </w:num>
+  <w:num w:numId="6" w16cid:durableId="1141311904">
+    <w:abstractNumId w:val="1"/>
   </w:num>
 </w:numbering>
 </file>
@@ -19403,7 +21941,6 @@
   <w:style w:type="character" w:default="1" w:styleId="DefaultParagraphFont">
     <w:name w:val="Default Paragraph Font"/>
     <w:uiPriority w:val="1"/>
-    <w:semiHidden/>
     <w:unhideWhenUsed/>
   </w:style>
   <w:style w:type="table" w:default="1" w:styleId="TableNormal">
@@ -19536,8 +22073,10 @@
     <w:basedOn w:val="DefaultParagraphFont"/>
     <w:uiPriority w:val="1"/>
     <w:qFormat/>
-    <w:rsid w:val="009573B6"/>
+    <w:rsid w:val="00540969"/>
     <w:rPr>
+      <w:rFonts w:ascii="Source Sans 3" w:hAnsi="Source Sans 3"/>
+      <w:sz w:val="21"/>
       <w:bdr w:val="dashSmallGap" w:sz="12" w:space="0" w:color="ED7D31" w:themeColor="accent2"/>
       <w:shd w:val="pct5" w:color="auto" w:fill="FFF2CC" w:themeFill="accent4" w:themeFillTint="33"/>
       <w14:textOutline w14:w="9525" w14:cap="rnd" w14:cmpd="sng" w14:algn="ctr">

--- a/assets/data/Mindset-Level-3.docx
+++ b/assets/data/Mindset-Level-3.docx
@@ -5,16 +5,16 @@
     <w:tbl>
       <w:tblPr>
         <w:tblStyle w:val="DottedTable"/>
-        <w:tblW w:w="11273" w:type="dxa"/>
+        <w:tblW w:w="14312" w:type="dxa"/>
         <w:tblLook w:val="04A0" w:firstRow="1" w:lastRow="0" w:firstColumn="1" w:lastColumn="0" w:noHBand="0" w:noVBand="1"/>
       </w:tblPr>
       <w:tblGrid>
-        <w:gridCol w:w="11273"/>
+        <w:gridCol w:w="14312"/>
       </w:tblGrid>
       <w:tr>
         <w:tc>
           <w:tcPr>
-            <w:tcW w:w="11273" w:type="dxa"/>
+            <w:tcW w:w="14312" w:type="dxa"/>
             <w:shd w:val="clear" w:color="auto" w:fill="FFFF00"/>
           </w:tcPr>
           <w:p>
@@ -155,12 +155,12 @@
     <w:tbl>
       <w:tblPr>
         <w:tblStyle w:val="DottedTable"/>
-        <w:tblW w:w="11194" w:type="dxa"/>
+        <w:tblW w:w="14312" w:type="dxa"/>
         <w:tblLook w:val="04A0" w:firstRow="1" w:lastRow="0" w:firstColumn="1" w:lastColumn="0" w:noHBand="0" w:noVBand="1"/>
       </w:tblPr>
       <w:tblGrid>
         <w:gridCol w:w="562"/>
-        <w:gridCol w:w="10632"/>
+        <w:gridCol w:w="13750"/>
       </w:tblGrid>
       <w:tr>
         <w:tc>
@@ -190,7 +190,7 @@
         </w:tc>
         <w:tc>
           <w:tcPr>
-            <w:tcW w:w="10632" w:type="dxa"/>
+            <w:tcW w:w="13750" w:type="dxa"/>
           </w:tcPr>
           <w:p>
             <w:pPr>
@@ -493,924 +493,328 @@
           </w:p>
           <w:p>
             <w:pPr>
-              <w:rPr>
-                <w:rFonts w:ascii="Source Sans 3" w:hAnsi="Source Sans 3"/>
-                <w:sz w:val="21"/>
-                <w:szCs w:val="21"/>
-                <w:bdr w:val="dashSmallGap" w:sz="12" w:space="0" w:color="ED7D31" w:themeColor="accent2"/>
-                <w:shd w:val="pct5" w:color="auto" w:fill="FFF2CC" w:themeFill="accent4" w:themeFillTint="33"/>
-                <w14:textOutline w14:w="9525" w14:cap="rnd" w14:cmpd="sng" w14:algn="ctr">
-                  <w14:noFill/>
-                  <w14:prstDash w14:val="solid"/>
-                  <w14:bevel/>
-                </w14:textOutline>
-              </w:rPr>
+              <w:pStyle w:val="BlankWord2"/>
             </w:pPr>
             <w:r>
-              <w:rPr>
-                <w:rFonts w:ascii="Source Sans 3" w:hAnsi="Source Sans 3"/>
-                <w:sz w:val="21"/>
-                <w:szCs w:val="21"/>
-                <w:bdr w:val="dashSmallGap" w:sz="12" w:space="0" w:color="ED7D31" w:themeColor="accent2"/>
-                <w:shd w:val="pct5" w:color="auto" w:fill="FFF2CC" w:themeFill="accent4" w:themeFillTint="33"/>
-                <w14:textOutline w14:w="9525" w14:cap="rnd" w14:cmpd="sng" w14:algn="ctr">
-                  <w14:noFill/>
-                  <w14:prstDash w14:val="solid"/>
-                  <w14:bevel/>
-                </w14:textOutline>
-              </w:rPr>
               <w:t>No article used for:</w:t>
             </w:r>
           </w:p>
           <w:p>
             <w:pPr>
-              <w:rPr>
-                <w:rFonts w:ascii="Source Sans 3" w:hAnsi="Source Sans 3"/>
+              <w:pStyle w:val="BlankWord2"/>
+            </w:pPr>
+            <w:r>
+              <w:t xml:space="preserve">individual islands: e.g. </w:t>
+            </w:r>
+            <w:r>
+              <w:rPr>
                 <w:i/>
-                <w:sz w:val="21"/>
-                <w:szCs w:val="21"/>
-                <w:bdr w:val="dashSmallGap" w:sz="12" w:space="0" w:color="ED7D31" w:themeColor="accent2"/>
-                <w:shd w:val="pct5" w:color="auto" w:fill="FFF2CC" w:themeFill="accent4" w:themeFillTint="33"/>
-                <w14:textOutline w14:w="9525" w14:cap="rnd" w14:cmpd="sng" w14:algn="ctr">
-                  <w14:noFill/>
-                  <w14:prstDash w14:val="solid"/>
-                  <w14:bevel/>
-                </w14:textOutline>
-              </w:rPr>
-            </w:pPr>
-            <w:r>
-              <w:rPr>
-                <w:rFonts w:ascii="Source Sans 3" w:hAnsi="Source Sans 3"/>
-                <w:sz w:val="21"/>
-                <w:szCs w:val="21"/>
-                <w:bdr w:val="dashSmallGap" w:sz="12" w:space="0" w:color="ED7D31" w:themeColor="accent2"/>
-                <w:shd w:val="pct5" w:color="auto" w:fill="FFF2CC" w:themeFill="accent4" w:themeFillTint="33"/>
-                <w14:textOutline w14:w="9525" w14:cap="rnd" w14:cmpd="sng" w14:algn="ctr">
-                  <w14:noFill/>
-                  <w14:prstDash w14:val="solid"/>
-                  <w14:bevel/>
-                </w14:textOutline>
-              </w:rPr>
-              <w:t xml:space="preserve">individual islands: e.g. </w:t>
-            </w:r>
-            <w:r>
-              <w:rPr>
-                <w:rFonts w:ascii="Source Sans 3" w:hAnsi="Source Sans 3"/>
+              </w:rPr>
+              <w:t>Mal</w:t>
+            </w:r>
+            <w:r>
+              <w:rPr>
                 <w:i/>
-                <w:sz w:val="21"/>
-                <w:szCs w:val="21"/>
-                <w:bdr w:val="dashSmallGap" w:sz="12" w:space="0" w:color="ED7D31" w:themeColor="accent2"/>
-                <w:shd w:val="pct5" w:color="auto" w:fill="FFF2CC" w:themeFill="accent4" w:themeFillTint="33"/>
-                <w14:textOutline w14:w="9525" w14:cap="rnd" w14:cmpd="sng" w14:algn="ctr">
-                  <w14:noFill/>
-                  <w14:prstDash w14:val="solid"/>
-                  <w14:bevel/>
-                </w14:textOutline>
-              </w:rPr>
-              <w:t>Mal/orca</w:t>
+              </w:rPr>
+              <w:t>l</w:t>
+            </w:r>
+            <w:r>
+              <w:rPr>
+                <w:i/>
+              </w:rPr>
+              <w:t>orca</w:t>
             </w:r>
           </w:p>
           <w:p>
             <w:pPr>
-              <w:rPr>
-                <w:rFonts w:ascii="Source Sans 3" w:hAnsi="Source Sans 3"/>
+              <w:pStyle w:val="BlankWord2"/>
+              <w:rPr>
                 <w:i/>
-                <w:sz w:val="21"/>
-                <w:szCs w:val="21"/>
-                <w:bdr w:val="dashSmallGap" w:sz="12" w:space="0" w:color="ED7D31" w:themeColor="accent2"/>
-                <w:shd w:val="pct5" w:color="auto" w:fill="FFF2CC" w:themeFill="accent4" w:themeFillTint="33"/>
-                <w14:textOutline w14:w="9525" w14:cap="rnd" w14:cmpd="sng" w14:algn="ctr">
-                  <w14:noFill/>
-                  <w14:prstDash w14:val="solid"/>
-                  <w14:bevel/>
-                </w14:textOutline>
               </w:rPr>
             </w:pPr>
             <w:r>
-              <w:rPr>
-                <w:rFonts w:ascii="Source Sans 3" w:hAnsi="Source Sans 3"/>
-                <w:sz w:val="21"/>
-                <w:szCs w:val="21"/>
-                <w:bdr w:val="dashSmallGap" w:sz="12" w:space="0" w:color="ED7D31" w:themeColor="accent2"/>
-                <w:shd w:val="pct5" w:color="auto" w:fill="FFF2CC" w:themeFill="accent4" w:themeFillTint="33"/>
-                <w14:textOutline w14:w="9525" w14:cap="rnd" w14:cmpd="sng" w14:algn="ctr">
-                  <w14:noFill/>
-                  <w14:prstDash w14:val="solid"/>
-                  <w14:bevel/>
-                </w14:textOutline>
-              </w:rPr>
               <w:t xml:space="preserve">names of most countries: e.g. </w:t>
             </w:r>
             <w:r>
               <w:rPr>
-                <w:rFonts w:ascii="Source Sans 3" w:hAnsi="Source Sans 3"/>
                 <w:i/>
-                <w:sz w:val="21"/>
-                <w:szCs w:val="21"/>
-                <w:bdr w:val="dashSmallGap" w:sz="12" w:space="0" w:color="ED7D31" w:themeColor="accent2"/>
-                <w:shd w:val="pct5" w:color="auto" w:fill="FFF2CC" w:themeFill="accent4" w:themeFillTint="33"/>
-                <w14:textOutline w14:w="9525" w14:cap="rnd" w14:cmpd="sng" w14:algn="ctr">
-                  <w14:noFill/>
-                  <w14:prstDash w14:val="solid"/>
-                  <w14:bevel/>
-                </w14:textOutline>
               </w:rPr>
               <w:t>Spain, France, Germany, China</w:t>
             </w:r>
           </w:p>
           <w:p>
             <w:pPr>
-              <w:rPr>
-                <w:rFonts w:ascii="Source Sans 3" w:hAnsi="Source Sans 3"/>
+              <w:pStyle w:val="BlankWord2"/>
+              <w:rPr>
                 <w:i/>
-                <w:sz w:val="21"/>
-                <w:szCs w:val="21"/>
-                <w:bdr w:val="dashSmallGap" w:sz="12" w:space="0" w:color="ED7D31" w:themeColor="accent2"/>
-                <w:shd w:val="pct5" w:color="auto" w:fill="FFF2CC" w:themeFill="accent4" w:themeFillTint="33"/>
-                <w14:textOutline w14:w="9525" w14:cap="rnd" w14:cmpd="sng" w14:algn="ctr">
-                  <w14:noFill/>
-                  <w14:prstDash w14:val="solid"/>
-                  <w14:bevel/>
-                </w14:textOutline>
               </w:rPr>
             </w:pPr>
             <w:r>
-              <w:rPr>
-                <w:rFonts w:ascii="Source Sans 3" w:hAnsi="Source Sans 3"/>
-                <w:sz w:val="21"/>
-                <w:szCs w:val="21"/>
-                <w:bdr w:val="dashSmallGap" w:sz="12" w:space="0" w:color="ED7D31" w:themeColor="accent2"/>
-                <w:shd w:val="pct5" w:color="auto" w:fill="FFF2CC" w:themeFill="accent4" w:themeFillTint="33"/>
-                <w14:textOutline w14:w="9525" w14:cap="rnd" w14:cmpd="sng" w14:algn="ctr">
-                  <w14:noFill/>
-                  <w14:prstDash w14:val="solid"/>
-                  <w14:bevel/>
-                </w14:textOutline>
-              </w:rPr>
               <w:t xml:space="preserve">names of beaches: </w:t>
             </w:r>
             <w:r>
               <w:rPr>
-                <w:rFonts w:ascii="Source Sans 3" w:hAnsi="Source Sans 3"/>
                 <w:i/>
-                <w:sz w:val="21"/>
-                <w:szCs w:val="21"/>
-                <w:bdr w:val="dashSmallGap" w:sz="12" w:space="0" w:color="ED7D31" w:themeColor="accent2"/>
-                <w:shd w:val="pct5" w:color="auto" w:fill="FFF2CC" w:themeFill="accent4" w:themeFillTint="33"/>
-                <w14:textOutline w14:w="9525" w14:cap="rnd" w14:cmpd="sng" w14:algn="ctr">
-                  <w14:noFill/>
-                  <w14:prstDash w14:val="solid"/>
-                  <w14:bevel/>
-                </w14:textOutline>
               </w:rPr>
               <w:t>Alcudia Beach</w:t>
             </w:r>
           </w:p>
           <w:p>
             <w:pPr>
-              <w:rPr>
-                <w:rFonts w:ascii="Source Sans 3" w:hAnsi="Source Sans 3"/>
+              <w:pStyle w:val="BlankWord2"/>
+              <w:rPr>
                 <w:i/>
-                <w:sz w:val="21"/>
-                <w:szCs w:val="21"/>
-                <w:bdr w:val="dashSmallGap" w:sz="12" w:space="0" w:color="ED7D31" w:themeColor="accent2"/>
-                <w:shd w:val="pct5" w:color="auto" w:fill="FFF2CC" w:themeFill="accent4" w:themeFillTint="33"/>
-                <w14:textOutline w14:w="9525" w14:cap="rnd" w14:cmpd="sng" w14:algn="ctr">
-                  <w14:noFill/>
-                  <w14:prstDash w14:val="solid"/>
-                  <w14:bevel/>
-                </w14:textOutline>
               </w:rPr>
             </w:pPr>
             <w:r>
-              <w:rPr>
-                <w:rFonts w:ascii="Source Sans 3" w:hAnsi="Source Sans 3"/>
-                <w:sz w:val="21"/>
-                <w:szCs w:val="21"/>
-                <w:bdr w:val="dashSmallGap" w:sz="12" w:space="0" w:color="ED7D31" w:themeColor="accent2"/>
-                <w:shd w:val="pct5" w:color="auto" w:fill="FFF2CC" w:themeFill="accent4" w:themeFillTint="33"/>
-                <w14:textOutline w14:w="9525" w14:cap="rnd" w14:cmpd="sng" w14:algn="ctr">
-                  <w14:noFill/>
-                  <w14:prstDash w14:val="solid"/>
-                  <w14:bevel/>
-                </w14:textOutline>
-              </w:rPr>
               <w:t xml:space="preserve">names of cities/towns/regions: </w:t>
             </w:r>
             <w:r>
               <w:rPr>
-                <w:rFonts w:ascii="Source Sans 3" w:hAnsi="Source Sans 3"/>
                 <w:i/>
-                <w:sz w:val="21"/>
-                <w:szCs w:val="21"/>
-                <w:bdr w:val="dashSmallGap" w:sz="12" w:space="0" w:color="ED7D31" w:themeColor="accent2"/>
-                <w:shd w:val="pct5" w:color="auto" w:fill="FFF2CC" w:themeFill="accent4" w:themeFillTint="33"/>
-                <w14:textOutline w14:w="9525" w14:cap="rnd" w14:cmpd="sng" w14:algn="ctr">
-                  <w14:noFill/>
-                  <w14:prstDash w14:val="solid"/>
-                  <w14:bevel/>
-                </w14:textOutline>
               </w:rPr>
               <w:t xml:space="preserve">Palma de Mallorca, </w:t>
             </w:r>
             <w:proofErr w:type="spellStart"/>
             <w:r>
               <w:rPr>
-                <w:rFonts w:ascii="Source Sans 3" w:hAnsi="Source Sans 3"/>
                 <w:i/>
-                <w:sz w:val="21"/>
-                <w:szCs w:val="21"/>
-                <w:bdr w:val="dashSmallGap" w:sz="12" w:space="0" w:color="ED7D31" w:themeColor="accent2"/>
-                <w:shd w:val="pct5" w:color="auto" w:fill="FFF2CC" w:themeFill="accent4" w:themeFillTint="33"/>
-                <w14:textOutline w14:w="9525" w14:cap="rnd" w14:cmpd="sng" w14:algn="ctr">
-                  <w14:noFill/>
-                  <w14:prstDash w14:val="solid"/>
-                  <w14:bevel/>
-                </w14:textOutline>
               </w:rPr>
               <w:t>Algaida</w:t>
             </w:r>
             <w:proofErr w:type="spellEnd"/>
             <w:r>
               <w:rPr>
-                <w:rFonts w:ascii="Source Sans 3" w:hAnsi="Source Sans 3"/>
                 <w:i/>
-                <w:sz w:val="21"/>
-                <w:szCs w:val="21"/>
-                <w:bdr w:val="dashSmallGap" w:sz="12" w:space="0" w:color="ED7D31" w:themeColor="accent2"/>
-                <w:shd w:val="pct5" w:color="auto" w:fill="FFF2CC" w:themeFill="accent4" w:themeFillTint="33"/>
-                <w14:textOutline w14:w="9525" w14:cap="rnd" w14:cmpd="sng" w14:algn="ctr">
-                  <w14:noFill/>
-                  <w14:prstDash w14:val="solid"/>
-                  <w14:bevel/>
-                </w14:textOutline>
               </w:rPr>
               <w:t>,</w:t>
             </w:r>
           </w:p>
           <w:p>
             <w:pPr>
-              <w:rPr>
-                <w:rFonts w:ascii="Source Sans 3" w:hAnsi="Source Sans 3"/>
+              <w:pStyle w:val="BlankWord2"/>
+              <w:rPr>
                 <w:i/>
-                <w:sz w:val="21"/>
-                <w:szCs w:val="21"/>
-                <w:bdr w:val="dashSmallGap" w:sz="12" w:space="0" w:color="ED7D31" w:themeColor="accent2"/>
-                <w:shd w:val="pct5" w:color="auto" w:fill="FFF2CC" w:themeFill="accent4" w:themeFillTint="33"/>
-                <w14:textOutline w14:w="9525" w14:cap="rnd" w14:cmpd="sng" w14:algn="ctr">
-                  <w14:noFill/>
-                  <w14:prstDash w14:val="solid"/>
-                  <w14:bevel/>
-                </w14:textOutline>
               </w:rPr>
             </w:pPr>
             <w:r>
               <w:rPr>
-                <w:rFonts w:ascii="Source Sans 3" w:hAnsi="Source Sans 3"/>
                 <w:i/>
-                <w:sz w:val="21"/>
-                <w:szCs w:val="21"/>
-                <w:bdr w:val="dashSmallGap" w:sz="12" w:space="0" w:color="ED7D31" w:themeColor="accent2"/>
-                <w:shd w:val="pct5" w:color="auto" w:fill="FFF2CC" w:themeFill="accent4" w:themeFillTint="33"/>
-                <w14:textOutline w14:w="9525" w14:cap="rnd" w14:cmpd="sng" w14:algn="ctr">
-                  <w14:noFill/>
-                  <w14:prstDash w14:val="solid"/>
-                  <w14:bevel/>
-                </w14:textOutline>
               </w:rPr>
               <w:t>Binissalem</w:t>
             </w:r>
           </w:p>
           <w:p>
             <w:pPr>
-              <w:rPr>
-                <w:rFonts w:ascii="Source Sans 3" w:hAnsi="Source Sans 3"/>
+              <w:pStyle w:val="BlankWord2"/>
+              <w:rPr>
                 <w:i/>
-                <w:sz w:val="21"/>
-                <w:szCs w:val="21"/>
-                <w:bdr w:val="dashSmallGap" w:sz="12" w:space="0" w:color="ED7D31" w:themeColor="accent2"/>
-                <w:shd w:val="pct5" w:color="auto" w:fill="FFF2CC" w:themeFill="accent4" w:themeFillTint="33"/>
-                <w14:textOutline w14:w="9525" w14:cap="rnd" w14:cmpd="sng" w14:algn="ctr">
-                  <w14:noFill/>
-                  <w14:prstDash w14:val="solid"/>
-                  <w14:bevel/>
-                </w14:textOutline>
               </w:rPr>
             </w:pPr>
             <w:r>
-              <w:rPr>
-                <w:rFonts w:ascii="Source Sans 3" w:hAnsi="Source Sans 3"/>
-                <w:sz w:val="21"/>
-                <w:szCs w:val="21"/>
-                <w:bdr w:val="dashSmallGap" w:sz="12" w:space="0" w:color="ED7D31" w:themeColor="accent2"/>
-                <w:shd w:val="pct5" w:color="auto" w:fill="FFF2CC" w:themeFill="accent4" w:themeFillTint="33"/>
-                <w14:textOutline w14:w="9525" w14:cap="rnd" w14:cmpd="sng" w14:algn="ctr">
-                  <w14:noFill/>
-                  <w14:prstDash w14:val="solid"/>
-                  <w14:bevel/>
-                </w14:textOutline>
-              </w:rPr>
               <w:t xml:space="preserve">names of mountains: </w:t>
             </w:r>
             <w:r>
               <w:rPr>
-                <w:rFonts w:ascii="Source Sans 3" w:hAnsi="Source Sans 3"/>
                 <w:i/>
-                <w:sz w:val="21"/>
-                <w:szCs w:val="21"/>
-                <w:bdr w:val="dashSmallGap" w:sz="12" w:space="0" w:color="ED7D31" w:themeColor="accent2"/>
-                <w:shd w:val="pct5" w:color="auto" w:fill="FFF2CC" w:themeFill="accent4" w:themeFillTint="33"/>
-                <w14:textOutline w14:w="9525" w14:cap="rnd" w14:cmpd="sng" w14:algn="ctr">
-                  <w14:noFill/>
-                  <w14:prstDash w14:val="solid"/>
-                  <w14:bevel/>
-                </w14:textOutline>
               </w:rPr>
               <w:t>Mount Everest, Mont Blanc</w:t>
             </w:r>
           </w:p>
           <w:p>
             <w:pPr>
-              <w:rPr>
-                <w:rFonts w:ascii="Source Sans 3" w:hAnsi="Source Sans 3"/>
-                <w:sz w:val="21"/>
-                <w:szCs w:val="21"/>
-                <w:bdr w:val="dashSmallGap" w:sz="12" w:space="0" w:color="ED7D31" w:themeColor="accent2"/>
-                <w:shd w:val="pct5" w:color="auto" w:fill="FFF2CC" w:themeFill="accent4" w:themeFillTint="33"/>
-                <w14:textOutline w14:w="9525" w14:cap="rnd" w14:cmpd="sng" w14:algn="ctr">
-                  <w14:noFill/>
-                  <w14:prstDash w14:val="solid"/>
-                  <w14:bevel/>
-                </w14:textOutline>
-              </w:rPr>
+              <w:pStyle w:val="BlankWord2"/>
             </w:pPr>
             <w:r>
-              <w:rPr>
-                <w:rFonts w:ascii="Source Sans 3" w:hAnsi="Source Sans 3"/>
-                <w:sz w:val="21"/>
-                <w:szCs w:val="21"/>
-                <w:bdr w:val="dashSmallGap" w:sz="12" w:space="0" w:color="ED7D31" w:themeColor="accent2"/>
-                <w:shd w:val="pct5" w:color="auto" w:fill="FFF2CC" w:themeFill="accent4" w:themeFillTint="33"/>
-                <w14:textOutline w14:w="9525" w14:cap="rnd" w14:cmpd="sng" w14:algn="ctr">
-                  <w14:noFill/>
-                  <w14:prstDash w14:val="solid"/>
-                  <w14:bevel/>
-                </w14:textOutline>
-              </w:rPr>
               <w:t>Use 'the' for:</w:t>
             </w:r>
           </w:p>
           <w:p>
             <w:pPr>
-              <w:rPr>
-                <w:rFonts w:ascii="Source Sans 3" w:hAnsi="Source Sans 3"/>
+              <w:pStyle w:val="BlankWord2"/>
+              <w:rPr>
                 <w:i/>
-                <w:sz w:val="21"/>
-                <w:szCs w:val="21"/>
-                <w:bdr w:val="dashSmallGap" w:sz="12" w:space="0" w:color="ED7D31" w:themeColor="accent2"/>
-                <w:shd w:val="pct5" w:color="auto" w:fill="FFF2CC" w:themeFill="accent4" w:themeFillTint="33"/>
-                <w14:textOutline w14:w="9525" w14:cap="rnd" w14:cmpd="sng" w14:algn="ctr">
-                  <w14:noFill/>
-                  <w14:prstDash w14:val="solid"/>
-                  <w14:bevel/>
-                </w14:textOutline>
               </w:rPr>
             </w:pPr>
             <w:r>
-              <w:rPr>
-                <w:rFonts w:ascii="Source Sans 3" w:hAnsi="Source Sans 3"/>
-                <w:sz w:val="21"/>
-                <w:szCs w:val="21"/>
-                <w:bdr w:val="dashSmallGap" w:sz="12" w:space="0" w:color="ED7D31" w:themeColor="accent2"/>
-                <w:shd w:val="pct5" w:color="auto" w:fill="FFF2CC" w:themeFill="accent4" w:themeFillTint="33"/>
-                <w14:textOutline w14:w="9525" w14:cap="rnd" w14:cmpd="sng" w14:algn="ctr">
-                  <w14:noFill/>
-                  <w14:prstDash w14:val="solid"/>
-                  <w14:bevel/>
-                </w14:textOutline>
-              </w:rPr>
               <w:t xml:space="preserve">groups of islands: </w:t>
             </w:r>
             <w:r>
               <w:rPr>
-                <w:rFonts w:ascii="Source Sans 3" w:hAnsi="Source Sans 3"/>
                 <w:i/>
-                <w:sz w:val="21"/>
-                <w:szCs w:val="21"/>
-                <w:bdr w:val="dashSmallGap" w:sz="12" w:space="0" w:color="ED7D31" w:themeColor="accent2"/>
-                <w:shd w:val="pct5" w:color="auto" w:fill="FFF2CC" w:themeFill="accent4" w:themeFillTint="33"/>
-                <w14:textOutline w14:w="9525" w14:cap="rnd" w14:cmpd="sng" w14:algn="ctr">
-                  <w14:noFill/>
-                  <w14:prstDash w14:val="solid"/>
-                  <w14:bevel/>
-                </w14:textOutline>
               </w:rPr>
               <w:t>the Balearic Islands</w:t>
             </w:r>
           </w:p>
           <w:p>
             <w:pPr>
-              <w:rPr>
-                <w:rFonts w:ascii="Source Sans 3" w:hAnsi="Source Sans 3"/>
+              <w:pStyle w:val="BlankWord2"/>
+              <w:rPr>
                 <w:i/>
-                <w:sz w:val="21"/>
-                <w:szCs w:val="21"/>
-                <w:bdr w:val="dashSmallGap" w:sz="12" w:space="0" w:color="ED7D31" w:themeColor="accent2"/>
-                <w:shd w:val="pct5" w:color="auto" w:fill="FFF2CC" w:themeFill="accent4" w:themeFillTint="33"/>
-                <w14:textOutline w14:w="9525" w14:cap="rnd" w14:cmpd="sng" w14:algn="ctr">
-                  <w14:noFill/>
-                  <w14:prstDash w14:val="solid"/>
-                  <w14:bevel/>
-                </w14:textOutline>
               </w:rPr>
             </w:pPr>
             <w:r>
-              <w:rPr>
-                <w:rFonts w:ascii="Source Sans 3" w:hAnsi="Source Sans 3"/>
-                <w:sz w:val="21"/>
-                <w:szCs w:val="21"/>
-                <w:bdr w:val="dashSmallGap" w:sz="12" w:space="0" w:color="ED7D31" w:themeColor="accent2"/>
-                <w:shd w:val="pct5" w:color="auto" w:fill="FFF2CC" w:themeFill="accent4" w:themeFillTint="33"/>
-                <w14:textOutline w14:w="9525" w14:cap="rnd" w14:cmpd="sng" w14:algn="ctr">
-                  <w14:noFill/>
-                  <w14:prstDash w14:val="solid"/>
-                  <w14:bevel/>
-                </w14:textOutline>
-              </w:rPr>
               <w:t xml:space="preserve">coastal areas: </w:t>
             </w:r>
             <w:r>
               <w:rPr>
-                <w:rFonts w:ascii="Source Sans 3" w:hAnsi="Source Sans 3"/>
                 <w:i/>
-                <w:sz w:val="21"/>
-                <w:szCs w:val="21"/>
-                <w:bdr w:val="dashSmallGap" w:sz="12" w:space="0" w:color="ED7D31" w:themeColor="accent2"/>
-                <w:shd w:val="pct5" w:color="auto" w:fill="FFF2CC" w:themeFill="accent4" w:themeFillTint="33"/>
-                <w14:textOutline w14:w="9525" w14:cap="rnd" w14:cmpd="sng" w14:algn="ctr">
-                  <w14:noFill/>
-                  <w14:prstDash w14:val="solid"/>
-                  <w14:bevel/>
-                </w14:textOutline>
               </w:rPr>
               <w:t>the Valencian Coast</w:t>
             </w:r>
           </w:p>
           <w:p>
             <w:pPr>
-              <w:rPr>
-                <w:rFonts w:ascii="Source Sans 3" w:hAnsi="Source Sans 3"/>
+              <w:pStyle w:val="BlankWord2"/>
+              <w:rPr>
                 <w:i/>
-                <w:sz w:val="21"/>
-                <w:szCs w:val="21"/>
-                <w:bdr w:val="dashSmallGap" w:sz="12" w:space="0" w:color="ED7D31" w:themeColor="accent2"/>
-                <w:shd w:val="pct5" w:color="auto" w:fill="FFF2CC" w:themeFill="accent4" w:themeFillTint="33"/>
-                <w14:textOutline w14:w="9525" w14:cap="rnd" w14:cmpd="sng" w14:algn="ctr">
-                  <w14:noFill/>
-                  <w14:prstDash w14:val="solid"/>
-                  <w14:bevel/>
-                </w14:textOutline>
               </w:rPr>
             </w:pPr>
             <w:r>
-              <w:rPr>
-                <w:rFonts w:ascii="Source Sans 3" w:hAnsi="Source Sans 3"/>
-                <w:sz w:val="21"/>
-                <w:szCs w:val="21"/>
-                <w:bdr w:val="dashSmallGap" w:sz="12" w:space="0" w:color="ED7D31" w:themeColor="accent2"/>
-                <w:shd w:val="pct5" w:color="auto" w:fill="FFF2CC" w:themeFill="accent4" w:themeFillTint="33"/>
-                <w14:textOutline w14:w="9525" w14:cap="rnd" w14:cmpd="sng" w14:algn="ctr">
-                  <w14:noFill/>
-                  <w14:prstDash w14:val="solid"/>
-                  <w14:bevel/>
-                </w14:textOutline>
-              </w:rPr>
               <w:t xml:space="preserve">oceans and seas: </w:t>
             </w:r>
             <w:r>
               <w:rPr>
-                <w:rFonts w:ascii="Source Sans 3" w:hAnsi="Source Sans 3"/>
                 <w:i/>
-                <w:sz w:val="21"/>
-                <w:szCs w:val="21"/>
-                <w:bdr w:val="dashSmallGap" w:sz="12" w:space="0" w:color="ED7D31" w:themeColor="accent2"/>
-                <w:shd w:val="pct5" w:color="auto" w:fill="FFF2CC" w:themeFill="accent4" w:themeFillTint="33"/>
-                <w14:textOutline w14:w="9525" w14:cap="rnd" w14:cmpd="sng" w14:algn="ctr">
-                  <w14:noFill/>
-                  <w14:prstDash w14:val="solid"/>
-                  <w14:bevel/>
-                </w14:textOutline>
               </w:rPr>
               <w:t>the Mediterranean Sea, the Persian Gulf</w:t>
             </w:r>
           </w:p>
           <w:p>
             <w:pPr>
-              <w:rPr>
-                <w:rFonts w:ascii="Source Sans 3" w:hAnsi="Source Sans 3"/>
+              <w:pStyle w:val="BlankWord2"/>
+              <w:rPr>
                 <w:i/>
-                <w:sz w:val="21"/>
-                <w:szCs w:val="21"/>
-                <w:bdr w:val="dashSmallGap" w:sz="12" w:space="0" w:color="ED7D31" w:themeColor="accent2"/>
-                <w:shd w:val="pct5" w:color="auto" w:fill="FFF2CC" w:themeFill="accent4" w:themeFillTint="33"/>
-                <w14:textOutline w14:w="9525" w14:cap="rnd" w14:cmpd="sng" w14:algn="ctr">
-                  <w14:noFill/>
-                  <w14:prstDash w14:val="solid"/>
-                  <w14:bevel/>
-                </w14:textOutline>
               </w:rPr>
             </w:pPr>
             <w:r>
-              <w:rPr>
-                <w:rFonts w:ascii="Source Sans 3" w:hAnsi="Source Sans 3"/>
-                <w:sz w:val="21"/>
-                <w:szCs w:val="21"/>
-                <w:bdr w:val="dashSmallGap" w:sz="12" w:space="0" w:color="ED7D31" w:themeColor="accent2"/>
-                <w:shd w:val="pct5" w:color="auto" w:fill="FFF2CC" w:themeFill="accent4" w:themeFillTint="33"/>
-                <w14:textOutline w14:w="9525" w14:cap="rnd" w14:cmpd="sng" w14:algn="ctr">
-                  <w14:noFill/>
-                  <w14:prstDash w14:val="solid"/>
-                  <w14:bevel/>
-                </w14:textOutline>
-              </w:rPr>
               <w:t xml:space="preserve">nationalities: </w:t>
             </w:r>
             <w:r>
               <w:rPr>
-                <w:rFonts w:ascii="Source Sans 3" w:hAnsi="Source Sans 3"/>
                 <w:i/>
-                <w:sz w:val="21"/>
-                <w:szCs w:val="21"/>
-                <w:bdr w:val="dashSmallGap" w:sz="12" w:space="0" w:color="ED7D31" w:themeColor="accent2"/>
-                <w:shd w:val="pct5" w:color="auto" w:fill="FFF2CC" w:themeFill="accent4" w:themeFillTint="33"/>
-                <w14:textOutline w14:w="9525" w14:cap="rnd" w14:cmpd="sng" w14:algn="ctr">
-                  <w14:noFill/>
-                  <w14:prstDash w14:val="solid"/>
-                  <w14:bevel/>
-                </w14:textOutline>
               </w:rPr>
               <w:t>the Spanish, the Omanis, the Chinese</w:t>
             </w:r>
           </w:p>
           <w:p>
             <w:pPr>
-              <w:rPr>
-                <w:rFonts w:ascii="Source Sans 3" w:hAnsi="Source Sans 3"/>
+              <w:pStyle w:val="BlankWord2"/>
+              <w:rPr>
                 <w:i/>
-                <w:sz w:val="21"/>
-                <w:szCs w:val="21"/>
-                <w:bdr w:val="dashSmallGap" w:sz="12" w:space="0" w:color="ED7D31" w:themeColor="accent2"/>
-                <w:shd w:val="pct5" w:color="auto" w:fill="FFF2CC" w:themeFill="accent4" w:themeFillTint="33"/>
-                <w14:textOutline w14:w="9525" w14:cap="rnd" w14:cmpd="sng" w14:algn="ctr">
-                  <w14:noFill/>
-                  <w14:prstDash w14:val="solid"/>
-                  <w14:bevel/>
-                </w14:textOutline>
               </w:rPr>
             </w:pPr>
             <w:r>
-              <w:rPr>
-                <w:rFonts w:ascii="Source Sans 3" w:hAnsi="Source Sans 3"/>
-                <w:sz w:val="21"/>
-                <w:szCs w:val="21"/>
-                <w:bdr w:val="dashSmallGap" w:sz="12" w:space="0" w:color="ED7D31" w:themeColor="accent2"/>
-                <w:shd w:val="pct5" w:color="auto" w:fill="FFF2CC" w:themeFill="accent4" w:themeFillTint="33"/>
-                <w14:textOutline w14:w="9525" w14:cap="rnd" w14:cmpd="sng" w14:algn="ctr">
-                  <w14:noFill/>
-                  <w14:prstDash w14:val="solid"/>
-                  <w14:bevel/>
-                </w14:textOutline>
-              </w:rPr>
               <w:t xml:space="preserve">countries which are Republics, Kingdoms or Unions: </w:t>
             </w:r>
-            <w:proofErr w:type="gramStart"/>
-            <w:r>
-              <w:rPr>
-                <w:rFonts w:ascii="Source Sans 3" w:hAnsi="Source Sans 3"/>
+            <w:r>
+              <w:rPr>
                 <w:i/>
-                <w:sz w:val="21"/>
-                <w:szCs w:val="21"/>
-                <w:bdr w:val="dashSmallGap" w:sz="12" w:space="0" w:color="ED7D31" w:themeColor="accent2"/>
-                <w:shd w:val="pct5" w:color="auto" w:fill="FFF2CC" w:themeFill="accent4" w:themeFillTint="33"/>
-                <w14:textOutline w14:w="9525" w14:cap="rnd" w14:cmpd="sng" w14:algn="ctr">
-                  <w14:noFill/>
-                  <w14:prstDash w14:val="solid"/>
-                  <w14:bevel/>
-                </w14:textOutline>
-              </w:rPr>
-              <w:t>the</w:t>
-            </w:r>
-            <w:proofErr w:type="gramEnd"/>
-            <w:r>
-              <w:rPr>
-                <w:rFonts w:ascii="Source Sans 3" w:hAnsi="Source Sans 3"/>
+              </w:rPr>
+              <w:t>the Republic of China, the United Kingdom (the UK), the United States of</w:t>
+            </w:r>
+            <w:r>
+              <w:rPr>
                 <w:i/>
-                <w:sz w:val="21"/>
-                <w:szCs w:val="21"/>
-                <w:bdr w:val="dashSmallGap" w:sz="12" w:space="0" w:color="ED7D31" w:themeColor="accent2"/>
-                <w:shd w:val="pct5" w:color="auto" w:fill="FFF2CC" w:themeFill="accent4" w:themeFillTint="33"/>
-                <w14:textOutline w14:w="9525" w14:cap="rnd" w14:cmpd="sng" w14:algn="ctr">
-                  <w14:noFill/>
-                  <w14:prstDash w14:val="solid"/>
-                  <w14:bevel/>
-                </w14:textOutline>
-              </w:rPr>
-              <w:t xml:space="preserve"> Republic of China, the United Kingdom (the UK), the United States of</w:t>
-            </w:r>
-            <w:r>
-              <w:rPr>
-                <w:rFonts w:ascii="Source Sans 3" w:hAnsi="Source Sans 3"/>
+              </w:rPr>
+              <w:t xml:space="preserve"> </w:t>
+            </w:r>
+            <w:r>
+              <w:rPr>
                 <w:i/>
-                <w:sz w:val="21"/>
-                <w:szCs w:val="21"/>
-                <w:bdr w:val="dashSmallGap" w:sz="12" w:space="0" w:color="ED7D31" w:themeColor="accent2"/>
-                <w:shd w:val="pct5" w:color="auto" w:fill="FFF2CC" w:themeFill="accent4" w:themeFillTint="33"/>
-                <w14:textOutline w14:w="9525" w14:cap="rnd" w14:cmpd="sng" w14:algn="ctr">
-                  <w14:noFill/>
-                  <w14:prstDash w14:val="solid"/>
-                  <w14:bevel/>
-                </w14:textOutline>
-              </w:rPr>
-              <w:t xml:space="preserve"> </w:t>
-            </w:r>
-            <w:r>
-              <w:rPr>
-                <w:rFonts w:ascii="Source Sans 3" w:hAnsi="Source Sans 3"/>
-                <w:i/>
-                <w:sz w:val="21"/>
-                <w:szCs w:val="21"/>
-                <w:bdr w:val="dashSmallGap" w:sz="12" w:space="0" w:color="ED7D31" w:themeColor="accent2"/>
-                <w:shd w:val="pct5" w:color="auto" w:fill="FFF2CC" w:themeFill="accent4" w:themeFillTint="33"/>
-                <w14:textOutline w14:w="9525" w14:cap="rnd" w14:cmpd="sng" w14:algn="ctr">
-                  <w14:noFill/>
-                  <w14:prstDash w14:val="solid"/>
-                  <w14:bevel/>
-                </w14:textOutline>
               </w:rPr>
               <w:t>America (the USA)</w:t>
             </w:r>
           </w:p>
           <w:p>
             <w:pPr>
-              <w:rPr>
-                <w:rFonts w:ascii="Source Sans 3" w:hAnsi="Source Sans 3"/>
+              <w:pStyle w:val="BlankWord2"/>
+              <w:rPr>
                 <w:i/>
-                <w:sz w:val="21"/>
-                <w:szCs w:val="21"/>
-                <w:bdr w:val="dashSmallGap" w:sz="12" w:space="0" w:color="ED7D31" w:themeColor="accent2"/>
-                <w:shd w:val="pct5" w:color="auto" w:fill="FFF2CC" w:themeFill="accent4" w:themeFillTint="33"/>
-                <w14:textOutline w14:w="9525" w14:cap="rnd" w14:cmpd="sng" w14:algn="ctr">
-                  <w14:noFill/>
-                  <w14:prstDash w14:val="solid"/>
-                  <w14:bevel/>
-                </w14:textOutline>
               </w:rPr>
             </w:pPr>
             <w:r>
-              <w:rPr>
-                <w:rFonts w:ascii="Source Sans 3" w:hAnsi="Source Sans 3"/>
-                <w:sz w:val="21"/>
-                <w:szCs w:val="21"/>
-                <w:bdr w:val="dashSmallGap" w:sz="12" w:space="0" w:color="ED7D31" w:themeColor="accent2"/>
-                <w:shd w:val="pct5" w:color="auto" w:fill="FFF2CC" w:themeFill="accent4" w:themeFillTint="33"/>
-                <w14:textOutline w14:w="9525" w14:cap="rnd" w14:cmpd="sng" w14:algn="ctr">
-                  <w14:noFill/>
-                  <w14:prstDash w14:val="solid"/>
-                  <w14:bevel/>
-                </w14:textOutline>
-              </w:rPr>
               <w:t xml:space="preserve">mountain ranges: </w:t>
             </w:r>
             <w:r>
               <w:rPr>
-                <w:rFonts w:ascii="Source Sans 3" w:hAnsi="Source Sans 3"/>
                 <w:i/>
-                <w:sz w:val="21"/>
-                <w:szCs w:val="21"/>
-                <w:bdr w:val="dashSmallGap" w:sz="12" w:space="0" w:color="ED7D31" w:themeColor="accent2"/>
-                <w:shd w:val="pct5" w:color="auto" w:fill="FFF2CC" w:themeFill="accent4" w:themeFillTint="33"/>
-                <w14:textOutline w14:w="9525" w14:cap="rnd" w14:cmpd="sng" w14:algn="ctr">
-                  <w14:noFill/>
-                  <w14:prstDash w14:val="solid"/>
-                  <w14:bevel/>
-                </w14:textOutline>
               </w:rPr>
               <w:t xml:space="preserve">the </w:t>
             </w:r>
             <w:proofErr w:type="spellStart"/>
             <w:r>
               <w:rPr>
-                <w:rFonts w:ascii="Source Sans 3" w:hAnsi="Source Sans 3"/>
                 <w:i/>
-                <w:sz w:val="21"/>
-                <w:szCs w:val="21"/>
-                <w:bdr w:val="dashSmallGap" w:sz="12" w:space="0" w:color="ED7D31" w:themeColor="accent2"/>
-                <w:shd w:val="pct5" w:color="auto" w:fill="FFF2CC" w:themeFill="accent4" w:themeFillTint="33"/>
-                <w14:textOutline w14:w="9525" w14:cap="rnd" w14:cmpd="sng" w14:algn="ctr">
-                  <w14:noFill/>
-                  <w14:prstDash w14:val="solid"/>
-                  <w14:bevel/>
-                </w14:textOutline>
               </w:rPr>
               <w:t>Tramuntanas</w:t>
             </w:r>
             <w:proofErr w:type="spellEnd"/>
             <w:r>
               <w:rPr>
-                <w:rFonts w:ascii="Source Sans 3" w:hAnsi="Source Sans 3"/>
                 <w:i/>
-                <w:sz w:val="21"/>
-                <w:szCs w:val="21"/>
-                <w:bdr w:val="dashSmallGap" w:sz="12" w:space="0" w:color="ED7D31" w:themeColor="accent2"/>
-                <w:shd w:val="pct5" w:color="auto" w:fill="FFF2CC" w:themeFill="accent4" w:themeFillTint="33"/>
-                <w14:textOutline w14:w="9525" w14:cap="rnd" w14:cmpd="sng" w14:algn="ctr">
-                  <w14:noFill/>
-                  <w14:prstDash w14:val="solid"/>
-                  <w14:bevel/>
-                </w14:textOutline>
               </w:rPr>
               <w:t>, the Himalayas</w:t>
             </w:r>
           </w:p>
           <w:p>
             <w:pPr>
-              <w:rPr>
-                <w:rFonts w:ascii="Source Sans 3" w:hAnsi="Source Sans 3"/>
+              <w:pStyle w:val="BlankWord2"/>
+              <w:rPr>
                 <w:i/>
-                <w:sz w:val="21"/>
-                <w:szCs w:val="21"/>
-                <w:bdr w:val="dashSmallGap" w:sz="12" w:space="0" w:color="ED7D31" w:themeColor="accent2"/>
-                <w:shd w:val="pct5" w:color="auto" w:fill="FFF2CC" w:themeFill="accent4" w:themeFillTint="33"/>
-                <w14:textOutline w14:w="9525" w14:cap="rnd" w14:cmpd="sng" w14:algn="ctr">
-                  <w14:noFill/>
-                  <w14:prstDash w14:val="solid"/>
-                  <w14:bevel/>
-                </w14:textOutline>
               </w:rPr>
             </w:pPr>
             <w:r>
-              <w:rPr>
-                <w:rFonts w:ascii="Source Sans 3" w:hAnsi="Source Sans 3"/>
-                <w:sz w:val="21"/>
-                <w:szCs w:val="21"/>
-                <w:bdr w:val="dashSmallGap" w:sz="12" w:space="0" w:color="ED7D31" w:themeColor="accent2"/>
-                <w:shd w:val="pct5" w:color="auto" w:fill="FFF2CC" w:themeFill="accent4" w:themeFillTint="33"/>
-                <w14:textOutline w14:w="9525" w14:cap="rnd" w14:cmpd="sng" w14:algn="ctr">
-                  <w14:noFill/>
-                  <w14:prstDash w14:val="solid"/>
-                  <w14:bevel/>
-                </w14:textOutline>
-              </w:rPr>
               <w:t xml:space="preserve">geographical areas: </w:t>
             </w:r>
             <w:r>
               <w:rPr>
-                <w:rFonts w:ascii="Source Sans 3" w:hAnsi="Source Sans 3"/>
                 <w:i/>
-                <w:sz w:val="21"/>
-                <w:szCs w:val="21"/>
-                <w:bdr w:val="dashSmallGap" w:sz="12" w:space="0" w:color="ED7D31" w:themeColor="accent2"/>
-                <w:shd w:val="pct5" w:color="auto" w:fill="FFF2CC" w:themeFill="accent4" w:themeFillTint="33"/>
-                <w14:textOutline w14:w="9525" w14:cap="rnd" w14:cmpd="sng" w14:algn="ctr">
-                  <w14:noFill/>
-                  <w14:prstDash w14:val="solid"/>
-                  <w14:bevel/>
-                </w14:textOutline>
               </w:rPr>
               <w:t>the northeast, the southwest</w:t>
             </w:r>
           </w:p>
           <w:p>
             <w:pPr>
-              <w:rPr>
-                <w:rFonts w:ascii="Source Sans 3" w:hAnsi="Source Sans 3"/>
-                <w:sz w:val="21"/>
-                <w:szCs w:val="21"/>
-                <w:bdr w:val="dashSmallGap" w:sz="12" w:space="0" w:color="ED7D31" w:themeColor="accent2"/>
-                <w:shd w:val="pct5" w:color="auto" w:fill="FFF2CC" w:themeFill="accent4" w:themeFillTint="33"/>
-                <w14:textOutline w14:w="9525" w14:cap="rnd" w14:cmpd="sng" w14:algn="ctr">
-                  <w14:noFill/>
-                  <w14:prstDash w14:val="solid"/>
-                  <w14:bevel/>
-                </w14:textOutline>
-              </w:rPr>
+              <w:pStyle w:val="BlankWord2"/>
             </w:pPr>
             <w:r>
-              <w:rPr>
-                <w:rFonts w:ascii="Source Sans 3" w:hAnsi="Source Sans 3"/>
-                <w:sz w:val="21"/>
-                <w:szCs w:val="21"/>
-                <w:bdr w:val="dashSmallGap" w:sz="12" w:space="0" w:color="ED7D31" w:themeColor="accent2"/>
-                <w:shd w:val="pct5" w:color="auto" w:fill="FFF2CC" w:themeFill="accent4" w:themeFillTint="33"/>
-                <w14:textOutline w14:w="9525" w14:cap="rnd" w14:cmpd="sng" w14:algn="ctr">
-                  <w14:noFill/>
-                  <w14:prstDash w14:val="solid"/>
-                  <w14:bevel/>
-                </w14:textOutline>
-              </w:rPr>
               <w:t>Other geographical features:</w:t>
             </w:r>
           </w:p>
           <w:p>
             <w:pPr>
-              <w:rPr>
-                <w:rStyle w:val="BlankWord"/>
-                <w:szCs w:val="21"/>
+              <w:pStyle w:val="BlankWord2"/>
+              <w:rPr>
+                <w:rStyle w:val="BlankWord1"/>
+                <w:rFonts w:hint="cs"/>
+                <w:rtl/>
+                <w:lang w:bidi="fa-IR"/>
               </w:rPr>
             </w:pPr>
             <w:r>
-              <w:rPr>
-                <w:rFonts w:ascii="Source Sans 3" w:hAnsi="Source Sans 3"/>
-                <w:sz w:val="21"/>
-                <w:szCs w:val="21"/>
-                <w:bdr w:val="dashSmallGap" w:sz="12" w:space="0" w:color="ED7D31" w:themeColor="accent2"/>
-                <w:shd w:val="pct5" w:color="auto" w:fill="FFF2CC" w:themeFill="accent4" w:themeFillTint="33"/>
-                <w14:textOutline w14:w="9525" w14:cap="rnd" w14:cmpd="sng" w14:algn="ctr">
-                  <w14:noFill/>
-                  <w14:prstDash w14:val="solid"/>
-                  <w14:bevel/>
-                </w14:textOutline>
-              </w:rPr>
               <w:t xml:space="preserve">lakes: no article, usually begins with the word Lake </w:t>
             </w:r>
             <w:r>
               <w:rPr>
-                <w:rFonts w:ascii="Source Sans 3" w:hAnsi="Source Sans 3"/>
                 <w:i/>
-                <w:sz w:val="21"/>
-                <w:szCs w:val="21"/>
-                <w:bdr w:val="dashSmallGap" w:sz="12" w:space="0" w:color="ED7D31" w:themeColor="accent2"/>
-                <w:shd w:val="pct5" w:color="auto" w:fill="FFF2CC" w:themeFill="accent4" w:themeFillTint="33"/>
-                <w14:textOutline w14:w="9525" w14:cap="rnd" w14:cmpd="sng" w14:algn="ctr">
-                  <w14:noFill/>
-                  <w14:prstDash w14:val="solid"/>
-                  <w14:bevel/>
-                </w14:textOutline>
               </w:rPr>
               <w:t xml:space="preserve">(Lake Windermere) </w:t>
             </w:r>
             <w:r>
-              <w:rPr>
-                <w:rFonts w:ascii="Source Sans 3" w:hAnsi="Source Sans 3"/>
-                <w:sz w:val="21"/>
-                <w:szCs w:val="21"/>
-                <w:bdr w:val="dashSmallGap" w:sz="12" w:space="0" w:color="ED7D31" w:themeColor="accent2"/>
-                <w:shd w:val="pct5" w:color="auto" w:fill="FFF2CC" w:themeFill="accent4" w:themeFillTint="33"/>
-                <w14:textOutline w14:w="9525" w14:cap="rnd" w14:cmpd="sng" w14:algn="ctr">
-                  <w14:noFill/>
-                  <w14:prstDash w14:val="solid"/>
-                  <w14:bevel/>
-                </w14:textOutline>
-              </w:rPr>
               <w:t xml:space="preserve">rivers: definite article before name of </w:t>
             </w:r>
             <w:proofErr w:type="spellStart"/>
-            <w:proofErr w:type="gramStart"/>
-            <w:r>
-              <w:rPr>
-                <w:rFonts w:ascii="Source Sans 3" w:hAnsi="Source Sans 3"/>
-                <w:sz w:val="21"/>
-                <w:szCs w:val="21"/>
-                <w:bdr w:val="dashSmallGap" w:sz="12" w:space="0" w:color="ED7D31" w:themeColor="accent2"/>
-                <w:shd w:val="pct5" w:color="auto" w:fill="FFF2CC" w:themeFill="accent4" w:themeFillTint="33"/>
-                <w14:textOutline w14:w="9525" w14:cap="rnd" w14:cmpd="sng" w14:algn="ctr">
-                  <w14:noFill/>
-                  <w14:prstDash w14:val="solid"/>
-                  <w14:bevel/>
-                </w14:textOutline>
-              </w:rPr>
+            <w:r>
               <w:t>river.Capitalise</w:t>
             </w:r>
             <w:proofErr w:type="spellEnd"/>
-            <w:proofErr w:type="gramEnd"/>
-            <w:r>
-              <w:rPr>
-                <w:rFonts w:ascii="Source Sans 3" w:hAnsi="Source Sans 3"/>
-                <w:sz w:val="21"/>
-                <w:szCs w:val="21"/>
-                <w:bdr w:val="dashSmallGap" w:sz="12" w:space="0" w:color="ED7D31" w:themeColor="accent2"/>
-                <w:shd w:val="pct5" w:color="auto" w:fill="FFF2CC" w:themeFill="accent4" w:themeFillTint="33"/>
-                <w14:textOutline w14:w="9525" w14:cap="rnd" w14:cmpd="sng" w14:algn="ctr">
-                  <w14:noFill/>
-                  <w14:prstDash w14:val="solid"/>
-                  <w14:bevel/>
-                </w14:textOutline>
-              </w:rPr>
+            <w:r>
               <w:t xml:space="preserve"> the word 'river' or it can be omitted </w:t>
             </w:r>
             <w:r>
               <w:rPr>
-                <w:rFonts w:ascii="Source Sans 3" w:hAnsi="Source Sans 3"/>
                 <w:i/>
-                <w:sz w:val="21"/>
-                <w:szCs w:val="21"/>
-                <w:bdr w:val="dashSmallGap" w:sz="12" w:space="0" w:color="ED7D31" w:themeColor="accent2"/>
-                <w:shd w:val="pct5" w:color="auto" w:fill="FFF2CC" w:themeFill="accent4" w:themeFillTint="33"/>
-                <w14:textOutline w14:w="9525" w14:cap="rnd" w14:cmpd="sng" w14:algn="ctr">
-                  <w14:noFill/>
-                  <w14:prstDash w14:val="solid"/>
-                  <w14:bevel/>
-                </w14:textOutline>
               </w:rPr>
               <w:t>(the Thames, the River Thames).</w:t>
             </w:r>
@@ -1462,7 +866,7 @@
         </w:tc>
         <w:tc>
           <w:tcPr>
-            <w:tcW w:w="10632" w:type="dxa"/>
+            <w:tcW w:w="13750" w:type="dxa"/>
           </w:tcPr>
           <w:p>
             <w:r>
@@ -1497,7 +901,6 @@
           <w:szCs w:val="32"/>
           <w:shd w:val="clear" w:color="auto" w:fill="FFFF00"/>
         </w:rPr>
-        <w:lastRenderedPageBreak/>
         <w:t>[[[[[[[[[[</w:t>
       </w:r>
       <w:r>
@@ -1548,7 +951,7 @@
       </w:tblPr>
       <w:tblGrid>
         <w:gridCol w:w="562"/>
-        <w:gridCol w:w="10536"/>
+        <w:gridCol w:w="13750"/>
       </w:tblGrid>
       <w:tr>
         <w:tc>
@@ -1569,7 +972,7 @@
         </w:tc>
         <w:tc>
           <w:tcPr>
-            <w:tcW w:w="10536" w:type="dxa"/>
+            <w:tcW w:w="13750" w:type="dxa"/>
           </w:tcPr>
           <w:p>
             <w:pPr>
@@ -1594,24 +997,17 @@
           </w:p>
           <w:p>
             <w:pPr>
-              <w:rPr>
-                <w:rStyle w:val="BlankWord"/>
-                <w:szCs w:val="21"/>
+              <w:pStyle w:val="BlankWord2"/>
+              <w:rPr>
+                <w:rStyle w:val="BlankWord1"/>
+                <w:i/>
+                <w:iCs/>
               </w:rPr>
             </w:pPr>
             <w:r>
               <w:rPr>
-                <w:rFonts w:ascii="Source Sans 3" w:hAnsi="Source Sans 3"/>
                 <w:i/>
-                <w:sz w:val="21"/>
-                <w:szCs w:val="21"/>
-                <w:bdr w:val="dashSmallGap" w:sz="12" w:space="0" w:color="ED7D31" w:themeColor="accent2"/>
-                <w:shd w:val="pct5" w:color="auto" w:fill="FFF2CC" w:themeFill="accent4" w:themeFillTint="33"/>
-                <w14:textOutline w14:w="9525" w14:cap="rnd" w14:cmpd="sng" w14:algn="ctr">
-                  <w14:noFill/>
-                  <w14:prstDash w14:val="solid"/>
-                  <w14:bevel/>
-                </w14:textOutline>
+                <w:iCs/>
               </w:rPr>
               <w:t>Students' own answers</w:t>
             </w:r>
@@ -1635,8 +1031,8 @@
         <w:tblLook w:val="04A0" w:firstRow="1" w:lastRow="0" w:firstColumn="1" w:lastColumn="0" w:noHBand="0" w:noVBand="1"/>
       </w:tblPr>
       <w:tblGrid>
-        <w:gridCol w:w="5550"/>
-        <w:gridCol w:w="5548"/>
+        <w:gridCol w:w="5636"/>
+        <w:gridCol w:w="8676"/>
       </w:tblGrid>
       <w:tr>
         <w:tc>
@@ -1689,7 +1085,7 @@
         </w:tc>
         <w:tc>
           <w:tcPr>
-            <w:tcW w:w="5637" w:type="dxa"/>
+            <w:tcW w:w="8676" w:type="dxa"/>
           </w:tcPr>
           <w:p>
             <w:pPr>
@@ -2575,13 +1971,13 @@
     <w:tbl>
       <w:tblPr>
         <w:tblStyle w:val="DottedTable"/>
-        <w:tblW w:w="0" w:type="auto"/>
+        <w:tblW w:w="14312" w:type="dxa"/>
         <w:tblLook w:val="04A0" w:firstRow="1" w:lastRow="0" w:firstColumn="1" w:lastColumn="0" w:noHBand="0" w:noVBand="1"/>
       </w:tblPr>
       <w:tblGrid>
         <w:gridCol w:w="530"/>
         <w:gridCol w:w="7458"/>
-        <w:gridCol w:w="2779"/>
+        <w:gridCol w:w="6324"/>
       </w:tblGrid>
       <w:tr>
         <w:tc>
@@ -2609,7 +2005,7 @@
         </w:tc>
         <w:tc>
           <w:tcPr>
-            <w:tcW w:w="10237" w:type="dxa"/>
+            <w:tcW w:w="13782" w:type="dxa"/>
             <w:gridSpan w:val="2"/>
           </w:tcPr>
           <w:p>
@@ -3331,7 +2727,7 @@
         </w:tc>
         <w:tc>
           <w:tcPr>
-            <w:tcW w:w="10237" w:type="dxa"/>
+            <w:tcW w:w="13782" w:type="dxa"/>
             <w:gridSpan w:val="2"/>
           </w:tcPr>
           <w:p>
@@ -3804,193 +3200,54 @@
           </w:p>
           <w:p>
             <w:pPr>
-              <w:rPr>
-                <w:rFonts w:ascii="Source Sans 3" w:hAnsi="Source Sans 3"/>
-                <w:sz w:val="21"/>
-                <w:bdr w:val="dashSmallGap" w:sz="12" w:space="0" w:color="ED7D31" w:themeColor="accent2"/>
-                <w:shd w:val="pct5" w:color="auto" w:fill="FFF2CC" w:themeFill="accent4" w:themeFillTint="33"/>
-                <w14:textOutline w14:w="9525" w14:cap="rnd" w14:cmpd="sng" w14:algn="ctr">
-                  <w14:noFill/>
-                  <w14:prstDash w14:val="solid"/>
-                  <w14:bevel/>
-                </w14:textOutline>
-              </w:rPr>
+              <w:pStyle w:val="BlankWord2"/>
             </w:pPr>
             <w:r>
-              <w:rPr>
-                <w:rFonts w:ascii="Source Sans 3" w:hAnsi="Source Sans 3"/>
-                <w:sz w:val="21"/>
-                <w:bdr w:val="dashSmallGap" w:sz="12" w:space="0" w:color="ED7D31" w:themeColor="accent2"/>
-                <w:shd w:val="pct5" w:color="auto" w:fill="FFF2CC" w:themeFill="accent4" w:themeFillTint="33"/>
-                <w14:textOutline w14:w="9525" w14:cap="rnd" w14:cmpd="sng" w14:algn="ctr">
-                  <w14:noFill/>
-                  <w14:prstDash w14:val="solid"/>
-                  <w14:bevel/>
-                </w14:textOutline>
-              </w:rPr>
               <w:t>Heading</w:t>
             </w:r>
             <w:r>
-              <w:rPr>
-                <w:rFonts w:ascii="Source Sans 3" w:hAnsi="Source Sans 3"/>
-                <w:sz w:val="21"/>
-                <w:bdr w:val="dashSmallGap" w:sz="12" w:space="0" w:color="ED7D31" w:themeColor="accent2"/>
-                <w:shd w:val="pct5" w:color="auto" w:fill="FFF2CC" w:themeFill="accent4" w:themeFillTint="33"/>
-                <w14:textOutline w14:w="9525" w14:cap="rnd" w14:cmpd="sng" w14:algn="ctr">
-                  <w14:noFill/>
-                  <w14:prstDash w14:val="solid"/>
-                  <w14:bevel/>
-                </w14:textOutline>
-              </w:rPr>
-              <w:t xml:space="preserve"> </w:t>
-            </w:r>
-            <w:r>
-              <w:rPr>
-                <w:rFonts w:ascii="Source Sans 3" w:hAnsi="Source Sans 3"/>
-                <w:sz w:val="21"/>
-                <w:bdr w:val="dashSmallGap" w:sz="12" w:space="0" w:color="ED7D31" w:themeColor="accent2"/>
-                <w:shd w:val="pct5" w:color="auto" w:fill="FFF2CC" w:themeFill="accent4" w:themeFillTint="33"/>
-                <w14:textOutline w14:w="9525" w14:cap="rnd" w14:cmpd="sng" w14:algn="ctr">
-                  <w14:noFill/>
-                  <w14:prstDash w14:val="solid"/>
-                  <w14:bevel/>
-                </w14:textOutline>
-              </w:rPr>
+              <w:t xml:space="preserve"> </w:t>
+            </w:r>
+            <w:r>
               <w:t>B seems to fit best, as it contains paraphrases of the sentence: designed= planned and built</w:t>
             </w:r>
           </w:p>
           <w:p>
             <w:pPr>
-              <w:rPr>
-                <w:rFonts w:ascii="Source Sans 3" w:hAnsi="Source Sans 3"/>
-                <w:sz w:val="21"/>
-                <w:bdr w:val="dashSmallGap" w:sz="12" w:space="0" w:color="ED7D31" w:themeColor="accent2"/>
-                <w:shd w:val="pct5" w:color="auto" w:fill="FFF2CC" w:themeFill="accent4" w:themeFillTint="33"/>
-                <w14:textOutline w14:w="9525" w14:cap="rnd" w14:cmpd="sng" w14:algn="ctr">
-                  <w14:noFill/>
-                  <w14:prstDash w14:val="solid"/>
-                  <w14:bevel/>
-                </w14:textOutline>
-              </w:rPr>
+              <w:pStyle w:val="BlankWord2"/>
             </w:pPr>
             <w:r>
-              <w:rPr>
-                <w:rFonts w:ascii="Source Sans 3" w:hAnsi="Source Sans 3"/>
-                <w:sz w:val="21"/>
-                <w:bdr w:val="dashSmallGap" w:sz="12" w:space="0" w:color="ED7D31" w:themeColor="accent2"/>
-                <w:shd w:val="pct5" w:color="auto" w:fill="FFF2CC" w:themeFill="accent4" w:themeFillTint="33"/>
-                <w14:textOutline w14:w="9525" w14:cap="rnd" w14:cmpd="sng" w14:algn="ctr">
-                  <w14:noFill/>
-                  <w14:prstDash w14:val="solid"/>
-                  <w14:bevel/>
-                </w14:textOutline>
-              </w:rPr>
               <w:t>an imperfect world= today's world of conflict, greed and constant struggles for power</w:t>
             </w:r>
           </w:p>
           <w:p>
             <w:pPr>
-              <w:rPr>
-                <w:rFonts w:ascii="Source Sans 3" w:hAnsi="Source Sans 3"/>
-                <w:sz w:val="21"/>
-                <w:bdr w:val="dashSmallGap" w:sz="12" w:space="0" w:color="ED7D31" w:themeColor="accent2"/>
-                <w:shd w:val="pct5" w:color="auto" w:fill="FFF2CC" w:themeFill="accent4" w:themeFillTint="33"/>
-                <w14:textOutline w14:w="9525" w14:cap="rnd" w14:cmpd="sng" w14:algn="ctr">
-                  <w14:noFill/>
-                  <w14:prstDash w14:val="solid"/>
-                  <w14:bevel/>
-                </w14:textOutline>
-              </w:rPr>
+              <w:pStyle w:val="BlankWord2"/>
             </w:pPr>
             <w:r>
-              <w:rPr>
-                <w:rFonts w:ascii="Source Sans 3" w:hAnsi="Source Sans 3"/>
-                <w:sz w:val="21"/>
-                <w:bdr w:val="dashSmallGap" w:sz="12" w:space="0" w:color="ED7D31" w:themeColor="accent2"/>
-                <w:shd w:val="pct5" w:color="auto" w:fill="FFF2CC" w:themeFill="accent4" w:themeFillTint="33"/>
-                <w14:textOutline w14:w="9525" w14:cap="rnd" w14:cmpd="sng" w14:algn="ctr">
-                  <w14:noFill/>
-                  <w14:prstDash w14:val="solid"/>
-                  <w14:bevel/>
-                </w14:textOutline>
-              </w:rPr>
               <w:t>an urban ideal= the ultimate model of unity, peace and harmony Heading</w:t>
             </w:r>
             <w:r>
-              <w:rPr>
-                <w:rFonts w:ascii="Source Sans 3" w:hAnsi="Source Sans 3"/>
-                <w:sz w:val="21"/>
-                <w:bdr w:val="dashSmallGap" w:sz="12" w:space="0" w:color="ED7D31" w:themeColor="accent2"/>
-                <w:shd w:val="pct5" w:color="auto" w:fill="FFF2CC" w:themeFill="accent4" w:themeFillTint="33"/>
-                <w14:textOutline w14:w="9525" w14:cap="rnd" w14:cmpd="sng" w14:algn="ctr">
-                  <w14:noFill/>
-                  <w14:prstDash w14:val="solid"/>
-                  <w14:bevel/>
-                </w14:textOutline>
-              </w:rPr>
-              <w:t xml:space="preserve"> </w:t>
-            </w:r>
-            <w:r>
-              <w:rPr>
-                <w:rFonts w:ascii="Source Sans 3" w:hAnsi="Source Sans 3"/>
-                <w:sz w:val="21"/>
-                <w:bdr w:val="dashSmallGap" w:sz="12" w:space="0" w:color="ED7D31" w:themeColor="accent2"/>
-                <w:shd w:val="pct5" w:color="auto" w:fill="FFF2CC" w:themeFill="accent4" w:themeFillTint="33"/>
-                <w14:textOutline w14:w="9525" w14:cap="rnd" w14:cmpd="sng" w14:algn="ctr">
-                  <w14:noFill/>
-                  <w14:prstDash w14:val="solid"/>
-                  <w14:bevel/>
-                </w14:textOutline>
-              </w:rPr>
+              <w:t xml:space="preserve"> </w:t>
+            </w:r>
+            <w:r>
               <w:t>A: There is nothing in the sentence that matches 'always fail'.</w:t>
             </w:r>
           </w:p>
           <w:p>
             <w:pPr>
-              <w:rPr>
-                <w:rStyle w:val="BlankWord"/>
+              <w:pStyle w:val="BlankWord2"/>
+              <w:rPr>
+                <w:rStyle w:val="BlankWord1"/>
               </w:rPr>
             </w:pPr>
             <w:r>
-              <w:rPr>
-                <w:rFonts w:ascii="Source Sans 3" w:hAnsi="Source Sans 3"/>
-                <w:sz w:val="21"/>
-                <w:bdr w:val="dashSmallGap" w:sz="12" w:space="0" w:color="ED7D31" w:themeColor="accent2"/>
-                <w:shd w:val="pct5" w:color="auto" w:fill="FFF2CC" w:themeFill="accent4" w:themeFillTint="33"/>
-                <w14:textOutline w14:w="9525" w14:cap="rnd" w14:cmpd="sng" w14:algn="ctr">
-                  <w14:noFill/>
-                  <w14:prstDash w14:val="solid"/>
-                  <w14:bevel/>
-                </w14:textOutline>
-              </w:rPr>
               <w:t>Heading</w:t>
             </w:r>
             <w:r>
-              <w:rPr>
-                <w:rFonts w:ascii="Source Sans 3" w:hAnsi="Source Sans 3"/>
-                <w:sz w:val="21"/>
-                <w:bdr w:val="dashSmallGap" w:sz="12" w:space="0" w:color="ED7D31" w:themeColor="accent2"/>
-                <w:shd w:val="pct5" w:color="auto" w:fill="FFF2CC" w:themeFill="accent4" w:themeFillTint="33"/>
-                <w14:textOutline w14:w="9525" w14:cap="rnd" w14:cmpd="sng" w14:algn="ctr">
-                  <w14:noFill/>
-                  <w14:prstDash w14:val="solid"/>
-                  <w14:bevel/>
-                </w14:textOutline>
-              </w:rPr>
-              <w:t xml:space="preserve"> </w:t>
-            </w:r>
-            <w:r>
-              <w:rPr>
-                <w:rFonts w:ascii="Source Sans 3" w:hAnsi="Source Sans 3"/>
-                <w:sz w:val="21"/>
-                <w:bdr w:val="dashSmallGap" w:sz="12" w:space="0" w:color="ED7D31" w:themeColor="accent2"/>
-                <w:shd w:val="pct5" w:color="auto" w:fill="FFF2CC" w:themeFill="accent4" w:themeFillTint="33"/>
-                <w14:textOutline w14:w="9525" w14:cap="rnd" w14:cmpd="sng" w14:algn="ctr">
-                  <w14:noFill/>
-                  <w14:prstDash w14:val="solid"/>
-                  <w14:bevel/>
-                </w14:textOutline>
-              </w:rPr>
+              <w:t xml:space="preserve"> </w:t>
+            </w:r>
+            <w:r>
               <w:t>C: The sentence talks about 'peace and harmony', which contradicts the idea of 'conflict' in the heading.</w:t>
             </w:r>
           </w:p>
@@ -4025,71 +3282,40 @@
           </w:tcPr>
           <w:p>
             <w:pPr>
+              <w:rPr>
+                <w:rFonts w:ascii="Source Sans 3 Medium" w:hAnsi="Source Sans 3 Medium"/>
+                <w:b/>
+                <w:bCs/>
+                <w:sz w:val="21"/>
+                <w:szCs w:val="21"/>
+              </w:rPr>
+            </w:pPr>
+            <w:r>
+              <w:rPr>
+                <w:rFonts w:ascii="Source Sans 3 Medium" w:hAnsi="Source Sans 3 Medium"/>
+                <w:b/>
+                <w:bCs/>
+                <w:sz w:val="21"/>
+                <w:szCs w:val="21"/>
+              </w:rPr>
+              <w:t>Read the full paragraph and check your answer</w:t>
+            </w:r>
+          </w:p>
+          <w:p>
+            <w:pPr>
+              <w:pStyle w:val="BlankWord2"/>
               <w:spacing w:after="240"/>
               <w:rPr>
-                <w:rStyle w:val="BlankWord"/>
+                <w:rStyle w:val="BlankWord1"/>
               </w:rPr>
             </w:pPr>
             <w:r>
-              <w:rPr>
-                <w:rFonts w:ascii="Source Sans 3 Medium" w:hAnsi="Source Sans 3 Medium"/>
-                <w:b/>
-                <w:bCs/>
-                <w:sz w:val="21"/>
-                <w:szCs w:val="21"/>
-              </w:rPr>
-              <w:t>Read the full paragraph and check your answer</w:t>
-            </w:r>
-            <w:r>
-              <w:rPr>
-                <w:rFonts w:ascii="Source Sans 3 Medium" w:hAnsi="Source Sans 3 Medium"/>
-                <w:b/>
-                <w:bCs/>
-                <w:sz w:val="21"/>
-                <w:szCs w:val="21"/>
-              </w:rPr>
-              <w:t xml:space="preserve"> </w:t>
-            </w:r>
-            <w:r>
-              <w:rPr>
-                <w:rFonts w:ascii="Source Sans 3" w:hAnsi="Source Sans 3"/>
-                <w:sz w:val="21"/>
-                <w:bdr w:val="dashSmallGap" w:sz="12" w:space="0" w:color="ED7D31" w:themeColor="accent2"/>
-                <w:shd w:val="pct5" w:color="auto" w:fill="FFF2CC" w:themeFill="accent4" w:themeFillTint="33"/>
-                <w14:textOutline w14:w="9525" w14:cap="rnd" w14:cmpd="sng" w14:algn="ctr">
-                  <w14:noFill/>
-                  <w14:prstDash w14:val="solid"/>
-                  <w14:bevel/>
-                </w14:textOutline>
-              </w:rPr>
               <w:t>Heading</w:t>
             </w:r>
             <w:r>
-              <w:rPr>
-                <w:rFonts w:ascii="Source Sans 3" w:hAnsi="Source Sans 3"/>
-                <w:sz w:val="21"/>
-                <w:bdr w:val="dashSmallGap" w:sz="12" w:space="0" w:color="ED7D31" w:themeColor="accent2"/>
-                <w:shd w:val="pct5" w:color="auto" w:fill="FFF2CC" w:themeFill="accent4" w:themeFillTint="33"/>
-                <w14:textOutline w14:w="9525" w14:cap="rnd" w14:cmpd="sng" w14:algn="ctr">
-                  <w14:noFill/>
-                  <w14:prstDash w14:val="solid"/>
-                  <w14:bevel/>
-                </w14:textOutline>
-              </w:rPr>
-              <w:t xml:space="preserve"> </w:t>
-            </w:r>
-            <w:r>
-              <w:rPr>
-                <w:rFonts w:ascii="Source Sans 3" w:hAnsi="Source Sans 3"/>
-                <w:sz w:val="21"/>
-                <w:bdr w:val="dashSmallGap" w:sz="12" w:space="0" w:color="ED7D31" w:themeColor="accent2"/>
-                <w:shd w:val="pct5" w:color="auto" w:fill="FFF2CC" w:themeFill="accent4" w:themeFillTint="33"/>
-                <w14:textOutline w14:w="9525" w14:cap="rnd" w14:cmpd="sng" w14:algn="ctr">
-                  <w14:noFill/>
-                  <w14:prstDash w14:val="solid"/>
-                  <w14:bevel/>
-                </w14:textOutline>
-              </w:rPr>
+              <w:t xml:space="preserve"> </w:t>
+            </w:r>
+            <w:r>
               <w:t>B is correct.</w:t>
             </w:r>
           </w:p>
@@ -4151,7 +3377,7 @@
         </w:tc>
         <w:tc>
           <w:tcPr>
-            <w:tcW w:w="2779" w:type="dxa"/>
+            <w:tcW w:w="6324" w:type="dxa"/>
           </w:tcPr>
           <w:p>
             <w:pPr>
@@ -4456,63 +3682,31 @@
           </w:p>
           <w:p>
             <w:pPr>
-              <w:spacing w:before="32" w:line="247" w:lineRule="auto"/>
-              <w:ind w:right="120"/>
-              <w:rPr>
-                <w:rStyle w:val="BlankWord"/>
+              <w:pStyle w:val="BlankWord2"/>
+              <w:rPr>
+                <w:rStyle w:val="BlankWord1"/>
               </w:rPr>
             </w:pPr>
             <w:r>
-              <w:rPr>
-                <w:rFonts w:ascii="Source Sans 3" w:hAnsi="Source Sans 3"/>
-                <w:sz w:val="21"/>
-                <w:bdr w:val="dashSmallGap" w:sz="12" w:space="0" w:color="ED7D31" w:themeColor="accent2"/>
-                <w:shd w:val="pct5" w:color="auto" w:fill="FFF2CC" w:themeFill="accent4" w:themeFillTint="33"/>
-                <w14:textOutline w14:w="9525" w14:cap="rnd" w14:cmpd="sng" w14:algn="ctr">
-                  <w14:noFill/>
-                  <w14:prstDash w14:val="solid"/>
-                  <w14:bevel/>
-                </w14:textOutline>
-              </w:rPr>
-              <w:t xml:space="preserve">At this point, the best heading appears to </w:t>
-            </w:r>
-            <w:proofErr w:type="spellStart"/>
-            <w:proofErr w:type="gramStart"/>
-            <w:r>
-              <w:rPr>
-                <w:rFonts w:ascii="Source Sans 3" w:hAnsi="Source Sans 3"/>
-                <w:sz w:val="21"/>
-                <w:bdr w:val="dashSmallGap" w:sz="12" w:space="0" w:color="ED7D31" w:themeColor="accent2"/>
-                <w:shd w:val="pct5" w:color="auto" w:fill="FFF2CC" w:themeFill="accent4" w:themeFillTint="33"/>
-                <w14:textOutline w14:w="9525" w14:cap="rnd" w14:cmpd="sng" w14:algn="ctr">
-                  <w14:noFill/>
-                  <w14:prstDash w14:val="solid"/>
-                  <w14:bevel/>
-                </w14:textOutline>
-              </w:rPr>
-              <w:t>beB:A</w:t>
-            </w:r>
-            <w:proofErr w:type="spellEnd"/>
-            <w:proofErr w:type="gramEnd"/>
-            <w:r>
-              <w:rPr>
-                <w:rFonts w:ascii="Source Sans 3" w:hAnsi="Source Sans 3"/>
-                <w:sz w:val="21"/>
-                <w:bdr w:val="dashSmallGap" w:sz="12" w:space="0" w:color="ED7D31" w:themeColor="accent2"/>
-                <w:shd w:val="pct5" w:color="auto" w:fill="FFF2CC" w:themeFill="accent4" w:themeFillTint="33"/>
-                <w14:textOutline w14:w="9525" w14:cap="rnd" w14:cmpd="sng" w14:algn="ctr">
-                  <w14:noFill/>
-                  <w14:prstDash w14:val="solid"/>
-                  <w14:bevel/>
-                </w14:textOutline>
-              </w:rPr>
-              <w:t xml:space="preserve"> city at the top of the world</w:t>
+              <w:t>At this point, the best heading appears to be</w:t>
+            </w:r>
+            <w:r>
+              <w:t xml:space="preserve"> </w:t>
+            </w:r>
+            <w:r>
+              <w:t>B:</w:t>
+            </w:r>
+            <w:r>
+              <w:t xml:space="preserve"> </w:t>
+            </w:r>
+            <w:r>
+              <w:t>A city at the top of the world</w:t>
             </w:r>
           </w:p>
         </w:tc>
         <w:tc>
           <w:tcPr>
-            <w:tcW w:w="2779" w:type="dxa"/>
+            <w:tcW w:w="6324" w:type="dxa"/>
           </w:tcPr>
           <w:p>
             <w:pPr>
@@ -4948,7 +4142,7 @@
       </w:tblPr>
       <w:tblGrid>
         <w:gridCol w:w="530"/>
-        <w:gridCol w:w="10568"/>
+        <w:gridCol w:w="13782"/>
       </w:tblGrid>
       <w:tr>
         <w:tc>
@@ -4976,7 +4170,7 @@
         </w:tc>
         <w:tc>
           <w:tcPr>
-            <w:tcW w:w="10568" w:type="dxa"/>
+            <w:tcW w:w="13782" w:type="dxa"/>
           </w:tcPr>
           <w:p>
             <w:pPr>
@@ -7347,147 +6541,38 @@
           </w:p>
           <w:p>
             <w:pPr>
-              <w:tabs>
-                <w:tab w:val="left" w:pos="301"/>
-                <w:tab w:val="left" w:pos="304"/>
-              </w:tabs>
-              <w:spacing w:before="28"/>
-              <w:ind w:right="215"/>
-              <w:rPr>
-                <w:rFonts w:ascii="Source Sans 3" w:hAnsi="Source Sans 3"/>
-                <w:sz w:val="21"/>
-                <w:bdr w:val="dashSmallGap" w:sz="12" w:space="0" w:color="ED7D31" w:themeColor="accent2"/>
-                <w:shd w:val="pct5" w:color="auto" w:fill="FFF2CC" w:themeFill="accent4" w:themeFillTint="33"/>
-                <w14:textOutline w14:w="9525" w14:cap="rnd" w14:cmpd="sng" w14:algn="ctr">
-                  <w14:noFill/>
-                  <w14:prstDash w14:val="solid"/>
-                  <w14:bevel/>
-                </w14:textOutline>
-              </w:rPr>
+              <w:pStyle w:val="BlankWord2"/>
             </w:pPr>
             <w:r>
-              <w:rPr>
-                <w:rFonts w:ascii="Source Sans 3" w:hAnsi="Source Sans 3"/>
-                <w:sz w:val="21"/>
-                <w:bdr w:val="dashSmallGap" w:sz="12" w:space="0" w:color="ED7D31" w:themeColor="accent2"/>
-                <w:shd w:val="pct5" w:color="auto" w:fill="FFF2CC" w:themeFill="accent4" w:themeFillTint="33"/>
-                <w14:textOutline w14:w="9525" w14:cap="rnd" w14:cmpd="sng" w14:algn="ctr">
-                  <w14:noFill/>
-                  <w14:prstDash w14:val="solid"/>
-                  <w14:bevel/>
-                </w14:textOutline>
-              </w:rPr>
               <w:t>The best heading is</w:t>
             </w:r>
             <w:r>
-              <w:rPr>
-                <w:rFonts w:ascii="Source Sans 3" w:hAnsi="Source Sans 3"/>
-                <w:sz w:val="21"/>
-                <w:bdr w:val="dashSmallGap" w:sz="12" w:space="0" w:color="ED7D31" w:themeColor="accent2"/>
-                <w:shd w:val="pct5" w:color="auto" w:fill="FFF2CC" w:themeFill="accent4" w:themeFillTint="33"/>
-                <w14:textOutline w14:w="9525" w14:cap="rnd" w14:cmpd="sng" w14:algn="ctr">
-                  <w14:noFill/>
-                  <w14:prstDash w14:val="solid"/>
-                  <w14:bevel/>
-                </w14:textOutline>
-              </w:rPr>
-              <w:t xml:space="preserve"> </w:t>
-            </w:r>
-            <w:r>
-              <w:rPr>
-                <w:rFonts w:ascii="Source Sans 3" w:hAnsi="Source Sans 3"/>
-                <w:sz w:val="21"/>
-                <w:bdr w:val="dashSmallGap" w:sz="12" w:space="0" w:color="ED7D31" w:themeColor="accent2"/>
-                <w:shd w:val="pct5" w:color="auto" w:fill="FFF2CC" w:themeFill="accent4" w:themeFillTint="33"/>
-                <w14:textOutline w14:w="9525" w14:cap="rnd" w14:cmpd="sng" w14:algn="ctr">
-                  <w14:noFill/>
-                  <w14:prstDash w14:val="solid"/>
-                  <w14:bevel/>
-                </w14:textOutline>
-              </w:rPr>
+              <w:t xml:space="preserve"> </w:t>
+            </w:r>
+            <w:r>
               <w:t>C:</w:t>
             </w:r>
             <w:r>
-              <w:rPr>
-                <w:rFonts w:ascii="Source Sans 3" w:hAnsi="Source Sans 3"/>
-                <w:sz w:val="21"/>
-                <w:bdr w:val="dashSmallGap" w:sz="12" w:space="0" w:color="ED7D31" w:themeColor="accent2"/>
-                <w:shd w:val="pct5" w:color="auto" w:fill="FFF2CC" w:themeFill="accent4" w:themeFillTint="33"/>
-                <w14:textOutline w14:w="9525" w14:cap="rnd" w14:cmpd="sng" w14:algn="ctr">
-                  <w14:noFill/>
-                  <w14:prstDash w14:val="solid"/>
-                  <w14:bevel/>
-                </w14:textOutline>
-              </w:rPr>
-              <w:t xml:space="preserve"> </w:t>
-            </w:r>
-            <w:r>
-              <w:rPr>
-                <w:rFonts w:ascii="Source Sans 3" w:hAnsi="Source Sans 3"/>
-                <w:sz w:val="21"/>
-                <w:bdr w:val="dashSmallGap" w:sz="12" w:space="0" w:color="ED7D31" w:themeColor="accent2"/>
-                <w:shd w:val="pct5" w:color="auto" w:fill="FFF2CC" w:themeFill="accent4" w:themeFillTint="33"/>
-                <w14:textOutline w14:w="9525" w14:cap="rnd" w14:cmpd="sng" w14:algn="ctr">
-                  <w14:noFill/>
-                  <w14:prstDash w14:val="solid"/>
-                  <w14:bevel/>
-                </w14:textOutline>
-              </w:rPr>
+              <w:t xml:space="preserve"> </w:t>
+            </w:r>
+            <w:r>
               <w:t>An unusual approach to regulation, because the paragraph talks about other examples of rules and laws that could be seen as unusual. It is not</w:t>
             </w:r>
             <w:r>
-              <w:rPr>
-                <w:rFonts w:ascii="Source Sans 3" w:hAnsi="Source Sans 3"/>
-                <w:sz w:val="21"/>
-                <w:bdr w:val="dashSmallGap" w:sz="12" w:space="0" w:color="ED7D31" w:themeColor="accent2"/>
-                <w:shd w:val="pct5" w:color="auto" w:fill="FFF2CC" w:themeFill="accent4" w:themeFillTint="33"/>
-                <w14:textOutline w14:w="9525" w14:cap="rnd" w14:cmpd="sng" w14:algn="ctr">
-                  <w14:noFill/>
-                  <w14:prstDash w14:val="solid"/>
-                  <w14:bevel/>
-                </w14:textOutline>
-              </w:rPr>
-              <w:t xml:space="preserve"> </w:t>
-            </w:r>
-            <w:r>
-              <w:rPr>
-                <w:rFonts w:ascii="Source Sans 3" w:hAnsi="Source Sans 3"/>
-                <w:sz w:val="21"/>
-                <w:bdr w:val="dashSmallGap" w:sz="12" w:space="0" w:color="ED7D31" w:themeColor="accent2"/>
-                <w:shd w:val="pct5" w:color="auto" w:fill="FFF2CC" w:themeFill="accent4" w:themeFillTint="33"/>
-                <w14:textOutline w14:w="9525" w14:cap="rnd" w14:cmpd="sng" w14:algn="ctr">
-                  <w14:noFill/>
-                  <w14:prstDash w14:val="solid"/>
-                  <w14:bevel/>
-                </w14:textOutline>
-              </w:rPr>
+              <w:t xml:space="preserve"> </w:t>
+            </w:r>
+            <w:r>
               <w:t>A -An unwelcoming place to die</w:t>
             </w:r>
           </w:p>
           <w:p>
             <w:pPr>
-              <w:tabs>
-                <w:tab w:val="left" w:pos="301"/>
-                <w:tab w:val="left" w:pos="304"/>
-              </w:tabs>
-              <w:spacing w:before="28"/>
-              <w:ind w:right="215"/>
-              <w:rPr>
-                <w:rStyle w:val="BlankWord"/>
+              <w:pStyle w:val="BlankWord2"/>
+              <w:rPr>
+                <w:rStyle w:val="BlankWord1"/>
               </w:rPr>
             </w:pPr>
             <w:r>
-              <w:rPr>
-                <w:rFonts w:ascii="Source Sans 3" w:hAnsi="Source Sans 3"/>
-                <w:sz w:val="21"/>
-                <w:bdr w:val="dashSmallGap" w:sz="12" w:space="0" w:color="ED7D31" w:themeColor="accent2"/>
-                <w:shd w:val="pct5" w:color="auto" w:fill="FFF2CC" w:themeFill="accent4" w:themeFillTint="33"/>
-                <w14:textOutline w14:w="9525" w14:cap="rnd" w14:cmpd="sng" w14:algn="ctr">
-                  <w14:noFill/>
-                  <w14:prstDash w14:val="solid"/>
-                  <w14:bevel/>
-                </w14:textOutline>
-              </w:rPr>
               <w:t>- because the text tells us that it is forbidden to die there.</w:t>
             </w:r>
           </w:p>
@@ -7518,7 +6603,7 @@
         </w:tc>
         <w:tc>
           <w:tcPr>
-            <w:tcW w:w="10568" w:type="dxa"/>
+            <w:tcW w:w="13782" w:type="dxa"/>
           </w:tcPr>
           <w:p>
             <w:pPr>
@@ -7545,36 +6630,15 @@
           </w:p>
           <w:p>
             <w:pPr>
-              <w:rPr>
-                <w:rStyle w:val="BlankWord"/>
+              <w:pStyle w:val="BlankWord2"/>
+              <w:rPr>
+                <w:rStyle w:val="BlankWord1"/>
               </w:rPr>
             </w:pPr>
             <w:r>
-              <w:rPr>
-                <w:rFonts w:ascii="Source Sans 3" w:hAnsi="Source Sans 3"/>
-                <w:sz w:val="21"/>
-                <w:bdr w:val="dashSmallGap" w:sz="12" w:space="0" w:color="ED7D31" w:themeColor="accent2"/>
-                <w:shd w:val="pct5" w:color="auto" w:fill="FFF2CC" w:themeFill="accent4" w:themeFillTint="33"/>
-                <w14:textOutline w14:w="9525" w14:cap="rnd" w14:cmpd="sng" w14:algn="ctr">
-                  <w14:noFill/>
-                  <w14:prstDash w14:val="solid"/>
-                  <w14:bevel/>
-                </w14:textOutline>
-              </w:rPr>
               <w:t>But</w:t>
             </w:r>
             <w:r>
-              <w:rPr>
-                <w:rFonts w:ascii="Source Sans 3" w:hAnsi="Source Sans 3"/>
-                <w:sz w:val="21"/>
-                <w:bdr w:val="dashSmallGap" w:sz="12" w:space="0" w:color="ED7D31" w:themeColor="accent2"/>
-                <w:shd w:val="pct5" w:color="auto" w:fill="FFF2CC" w:themeFill="accent4" w:themeFillTint="33"/>
-                <w14:textOutline w14:w="9525" w14:cap="rnd" w14:cmpd="sng" w14:algn="ctr">
-                  <w14:noFill/>
-                  <w14:prstDash w14:val="solid"/>
-                  <w14:bevel/>
-                </w14:textOutline>
-              </w:rPr>
               <w:t xml:space="preserve"> what really sets it apart is that it can also lay claim to some of the world's strangest rules.</w:t>
             </w:r>
           </w:p>
@@ -7590,8 +6654,8 @@
       </w:tblPr>
       <w:tblGrid>
         <w:gridCol w:w="530"/>
-        <w:gridCol w:w="7272"/>
-        <w:gridCol w:w="3296"/>
+        <w:gridCol w:w="7403"/>
+        <w:gridCol w:w="6379"/>
       </w:tblGrid>
       <w:tr>
         <w:tc>
@@ -7618,7 +6682,7 @@
         </w:tc>
         <w:tc>
           <w:tcPr>
-            <w:tcW w:w="10743" w:type="dxa"/>
+            <w:tcW w:w="13782" w:type="dxa"/>
             <w:gridSpan w:val="2"/>
           </w:tcPr>
           <w:p>
@@ -7740,38 +6804,18 @@
           </w:p>
           <w:p>
             <w:pPr>
-              <w:adjustRightInd w:val="0"/>
-              <w:rPr>
-                <w:rStyle w:val="BlankWord"/>
+              <w:pStyle w:val="BlankWord2"/>
+              <w:rPr>
+                <w:rStyle w:val="BlankWord1"/>
               </w:rPr>
             </w:pPr>
             <w:r>
               <w:rPr>
-                <w:rFonts w:ascii="Source Sans 3" w:hAnsi="Source Sans 3"/>
                 <w:i/>
-                <w:sz w:val="21"/>
-                <w:bdr w:val="dashSmallGap" w:sz="12" w:space="0" w:color="ED7D31" w:themeColor="accent2"/>
-                <w:shd w:val="pct5" w:color="auto" w:fill="FFF2CC" w:themeFill="accent4" w:themeFillTint="33"/>
-                <w14:textOutline w14:w="9525" w14:cap="rnd" w14:cmpd="sng" w14:algn="ctr">
-                  <w14:noFill/>
-                  <w14:prstDash w14:val="solid"/>
-                  <w14:bevel/>
-                </w14:textOutline>
               </w:rPr>
               <w:t xml:space="preserve">regulation= </w:t>
             </w:r>
             <w:r>
-              <w:rPr>
-                <w:rFonts w:ascii="Source Sans 3" w:hAnsi="Source Sans 3"/>
-                <w:sz w:val="21"/>
-                <w:bdr w:val="dashSmallGap" w:sz="12" w:space="0" w:color="ED7D31" w:themeColor="accent2"/>
-                <w:shd w:val="pct5" w:color="auto" w:fill="FFF2CC" w:themeFill="accent4" w:themeFillTint="33"/>
-                <w14:textOutline w14:w="9525" w14:cap="rnd" w14:cmpd="sng" w14:algn="ctr">
-                  <w14:noFill/>
-                  <w14:prstDash w14:val="solid"/>
-                  <w14:bevel/>
-                </w14:textOutline>
-              </w:rPr>
               <w:t>not allowed to build fences around their houses</w:t>
             </w:r>
           </w:p>
@@ -7811,70 +6855,32 @@
           </w:p>
           <w:p>
             <w:pPr>
-              <w:adjustRightInd w:val="0"/>
-              <w:rPr>
-                <w:rStyle w:val="BlankWord"/>
+              <w:pStyle w:val="BlankWord2"/>
+              <w:rPr>
+                <w:rStyle w:val="BlankWord1"/>
               </w:rPr>
             </w:pPr>
             <w:r>
               <w:rPr>
-                <w:rFonts w:ascii="Source Sans 3" w:hAnsi="Source Sans 3"/>
                 <w:i/>
-                <w:sz w:val="21"/>
-                <w:bdr w:val="dashSmallGap" w:sz="12" w:space="0" w:color="ED7D31" w:themeColor="accent2"/>
-                <w:shd w:val="pct5" w:color="auto" w:fill="FFF2CC" w:themeFill="accent4" w:themeFillTint="33"/>
-                <w14:textOutline w14:w="9525" w14:cap="rnd" w14:cmpd="sng" w14:algn="ctr">
-                  <w14:noFill/>
-                  <w14:prstDash w14:val="solid"/>
-                  <w14:bevel/>
-                </w14:textOutline>
               </w:rPr>
               <w:t xml:space="preserve">dangers </w:t>
             </w:r>
             <w:proofErr w:type="spellStart"/>
             <w:r>
               <w:rPr>
-                <w:rFonts w:ascii="Source Sans 3" w:hAnsi="Source Sans 3"/>
                 <w:i/>
-                <w:sz w:val="21"/>
-                <w:bdr w:val="dashSmallGap" w:sz="12" w:space="0" w:color="ED7D31" w:themeColor="accent2"/>
-                <w:shd w:val="pct5" w:color="auto" w:fill="FFF2CC" w:themeFill="accent4" w:themeFillTint="33"/>
-                <w14:textOutline w14:w="9525" w14:cap="rnd" w14:cmpd="sng" w14:algn="ctr">
-                  <w14:noFill/>
-                  <w14:prstDash w14:val="solid"/>
-                  <w14:bevel/>
-                </w14:textOutline>
               </w:rPr>
               <w:t>ofthe</w:t>
             </w:r>
             <w:proofErr w:type="spellEnd"/>
             <w:r>
               <w:rPr>
-                <w:rFonts w:ascii="Source Sans 3" w:hAnsi="Source Sans 3"/>
                 <w:i/>
-                <w:sz w:val="21"/>
-                <w:bdr w:val="dashSmallGap" w:sz="12" w:space="0" w:color="ED7D31" w:themeColor="accent2"/>
-                <w:shd w:val="pct5" w:color="auto" w:fill="FFF2CC" w:themeFill="accent4" w:themeFillTint="33"/>
-                <w14:textOutline w14:w="9525" w14:cap="rnd" w14:cmpd="sng" w14:algn="ctr">
-                  <w14:noFill/>
-                  <w14:prstDash w14:val="solid"/>
-                  <w14:bevel/>
-                </w14:textOutline>
               </w:rPr>
               <w:t xml:space="preserve"> wild= </w:t>
             </w:r>
             <w:r>
-              <w:rPr>
-                <w:rFonts w:ascii="Source Sans 3" w:hAnsi="Source Sans 3"/>
-                <w:sz w:val="21"/>
-                <w:bdr w:val="dashSmallGap" w:sz="12" w:space="0" w:color="ED7D31" w:themeColor="accent2"/>
-                <w:shd w:val="pct5" w:color="auto" w:fill="FFF2CC" w:themeFill="accent4" w:themeFillTint="33"/>
-                <w14:textOutline w14:w="9525" w14:cap="rnd" w14:cmpd="sng" w14:algn="ctr">
-                  <w14:noFill/>
-                  <w14:prstDash w14:val="solid"/>
-                  <w14:bevel/>
-                </w14:textOutline>
-              </w:rPr>
               <w:t>the constant threat of visits from wild animals</w:t>
             </w:r>
           </w:p>
@@ -7928,81 +6934,31 @@
           </w:p>
           <w:p>
             <w:pPr>
-              <w:rPr>
-                <w:rStyle w:val="BlankWord"/>
+              <w:pStyle w:val="BlankWord2"/>
+              <w:rPr>
+                <w:rStyle w:val="BlankWord1"/>
               </w:rPr>
             </w:pPr>
             <w:r>
               <w:rPr>
-                <w:rFonts w:ascii="Source Sans 3" w:hAnsi="Source Sans 3"/>
                 <w:i/>
-                <w:sz w:val="21"/>
-                <w:bdr w:val="dashSmallGap" w:sz="12" w:space="0" w:color="ED7D31" w:themeColor="accent2"/>
-                <w:shd w:val="pct5" w:color="auto" w:fill="FFF2CC" w:themeFill="accent4" w:themeFillTint="33"/>
-                <w14:textOutline w14:w="9525" w14:cap="rnd" w14:cmpd="sng" w14:algn="ctr">
-                  <w14:noFill/>
-                  <w14:prstDash w14:val="solid"/>
-                  <w14:bevel/>
-                </w14:textOutline>
               </w:rPr>
               <w:t xml:space="preserve">humans and animals= </w:t>
             </w:r>
             <w:r>
-              <w:rPr>
-                <w:rFonts w:ascii="Source Sans 3" w:hAnsi="Source Sans 3"/>
-                <w:sz w:val="21"/>
-                <w:bdr w:val="dashSmallGap" w:sz="12" w:space="0" w:color="ED7D31" w:themeColor="accent2"/>
-                <w:shd w:val="pct5" w:color="auto" w:fill="FFF2CC" w:themeFill="accent4" w:themeFillTint="33"/>
-                <w14:textOutline w14:w="9525" w14:cap="rnd" w14:cmpd="sng" w14:algn="ctr">
-                  <w14:noFill/>
-                  <w14:prstDash w14:val="solid"/>
-                  <w14:bevel/>
-                </w14:textOutline>
-              </w:rPr>
               <w:t xml:space="preserve">lions and hippopotamuses [and] anxious residents; </w:t>
             </w:r>
             <w:r>
               <w:rPr>
-                <w:rFonts w:ascii="Source Sans 3" w:hAnsi="Source Sans 3"/>
                 <w:i/>
-                <w:sz w:val="21"/>
-                <w:bdr w:val="dashSmallGap" w:sz="12" w:space="0" w:color="ED7D31" w:themeColor="accent2"/>
-                <w:shd w:val="pct5" w:color="auto" w:fill="FFF2CC" w:themeFill="accent4" w:themeFillTint="33"/>
-                <w14:textOutline w14:w="9525" w14:cap="rnd" w14:cmpd="sng" w14:algn="ctr">
-                  <w14:noFill/>
-                  <w14:prstDash w14:val="solid"/>
-                  <w14:bevel/>
-                </w14:textOutline>
               </w:rPr>
               <w:t xml:space="preserve">co-exist= </w:t>
             </w:r>
             <w:r>
-              <w:rPr>
-                <w:rFonts w:ascii="Source Sans 3" w:hAnsi="Source Sans 3"/>
-                <w:sz w:val="21"/>
-                <w:bdr w:val="dashSmallGap" w:sz="12" w:space="0" w:color="ED7D31" w:themeColor="accent2"/>
-                <w:shd w:val="pct5" w:color="auto" w:fill="FFF2CC" w:themeFill="accent4" w:themeFillTint="33"/>
-                <w14:textOutline w14:w="9525" w14:cap="rnd" w14:cmpd="sng" w14:algn="ctr">
-                  <w14:noFill/>
-                  <w14:prstDash w14:val="solid"/>
-                  <w14:bevel/>
-                </w14:textOutline>
-              </w:rPr>
               <w:t xml:space="preserve">residents are not allowed to ... keep out their </w:t>
             </w:r>
             <w:proofErr w:type="spellStart"/>
             <w:r>
-              <w:rPr>
-                <w:rFonts w:ascii="Source Sans 3" w:hAnsi="Source Sans 3"/>
-                <w:sz w:val="21"/>
-                <w:bdr w:val="dashSmallGap" w:sz="12" w:space="0" w:color="ED7D31" w:themeColor="accent2"/>
-                <w:shd w:val="pct5" w:color="auto" w:fill="FFF2CC" w:themeFill="accent4" w:themeFillTint="33"/>
-                <w14:textOutline w14:w="9525" w14:cap="rnd" w14:cmpd="sng" w14:algn="ctr">
-                  <w14:noFill/>
-                  <w14:prstDash w14:val="solid"/>
-                  <w14:bevel/>
-                </w14:textOutline>
-              </w:rPr>
               <w:t>neighbours</w:t>
             </w:r>
             <w:proofErr w:type="spellEnd"/>
@@ -8104,51 +7060,21 @@
           </w:p>
           <w:p>
             <w:pPr>
-              <w:rPr>
-                <w:rStyle w:val="BlankWord"/>
+              <w:pStyle w:val="BlankWord2"/>
+              <w:rPr>
+                <w:rStyle w:val="BlankWord1"/>
               </w:rPr>
             </w:pPr>
             <w:r>
-              <w:rPr>
-                <w:rFonts w:ascii="Source Sans 3" w:hAnsi="Source Sans 3"/>
-                <w:sz w:val="21"/>
-                <w:bdr w:val="dashSmallGap" w:sz="12" w:space="0" w:color="ED7D31" w:themeColor="accent2"/>
-                <w:shd w:val="pct5" w:color="auto" w:fill="FFF2CC" w:themeFill="accent4" w:themeFillTint="33"/>
-                <w14:textOutline w14:w="9525" w14:cap="rnd" w14:cmpd="sng" w14:algn="ctr">
-                  <w14:noFill/>
-                  <w14:prstDash w14:val="solid"/>
-                  <w14:bevel/>
-                </w14:textOutline>
-              </w:rPr>
               <w:t xml:space="preserve">An </w:t>
             </w:r>
             <w:r>
               <w:rPr>
-                <w:rFonts w:ascii="Source Sans 3" w:hAnsi="Source Sans 3"/>
-                <w:sz w:val="21"/>
                 <w:u w:val="single"/>
-                <w:bdr w:val="dashSmallGap" w:sz="12" w:space="0" w:color="ED7D31" w:themeColor="accent2"/>
-                <w:shd w:val="pct5" w:color="auto" w:fill="FFF2CC" w:themeFill="accent4" w:themeFillTint="33"/>
-                <w14:textOutline w14:w="9525" w14:cap="rnd" w14:cmpd="sng" w14:algn="ctr">
-                  <w14:noFill/>
-                  <w14:prstDash w14:val="solid"/>
-                  <w14:bevel/>
-                </w14:textOutline>
               </w:rPr>
               <w:t>unusual</w:t>
             </w:r>
             <w:r>
-              <w:rPr>
-                <w:rFonts w:ascii="Source Sans 3" w:hAnsi="Source Sans 3"/>
-                <w:sz w:val="21"/>
-                <w:bdr w:val="dashSmallGap" w:sz="12" w:space="0" w:color="ED7D31" w:themeColor="accent2"/>
-                <w:shd w:val="pct5" w:color="auto" w:fill="FFF2CC" w:themeFill="accent4" w:themeFillTint="33"/>
-                <w14:textOutline w14:w="9525" w14:cap="rnd" w14:cmpd="sng" w14:algn="ctr">
-                  <w14:noFill/>
-                  <w14:prstDash w14:val="solid"/>
-                  <w14:bevel/>
-                </w14:textOutline>
-              </w:rPr>
               <w:t xml:space="preserve"> approach to regulation - still possible as a correct answer, and you would need to read more of the paragraph to be sure.</w:t>
             </w:r>
           </w:p>
@@ -8198,51 +7124,21 @@
           </w:p>
           <w:p>
             <w:pPr>
-              <w:rPr>
-                <w:rStyle w:val="BlankWord"/>
+              <w:pStyle w:val="BlankWord2"/>
+              <w:rPr>
+                <w:rStyle w:val="BlankWord1"/>
               </w:rPr>
             </w:pPr>
             <w:r>
-              <w:rPr>
-                <w:rFonts w:ascii="Source Sans 3" w:hAnsi="Source Sans 3"/>
-                <w:sz w:val="21"/>
-                <w:bdr w:val="dashSmallGap" w:sz="12" w:space="0" w:color="ED7D31" w:themeColor="accent2"/>
-                <w:shd w:val="pct5" w:color="auto" w:fill="FFF2CC" w:themeFill="accent4" w:themeFillTint="33"/>
-                <w14:textOutline w14:w="9525" w14:cap="rnd" w14:cmpd="sng" w14:algn="ctr">
-                  <w14:noFill/>
-                  <w14:prstDash w14:val="solid"/>
-                  <w14:bevel/>
-                </w14:textOutline>
-              </w:rPr>
               <w:t xml:space="preserve">Dealing with the </w:t>
             </w:r>
             <w:r>
               <w:rPr>
-                <w:rFonts w:ascii="Source Sans 3" w:hAnsi="Source Sans 3"/>
                 <w:i/>
-                <w:sz w:val="21"/>
-                <w:bdr w:val="dashSmallGap" w:sz="12" w:space="0" w:color="ED7D31" w:themeColor="accent2"/>
-                <w:shd w:val="pct5" w:color="auto" w:fill="FFF2CC" w:themeFill="accent4" w:themeFillTint="33"/>
-                <w14:textOutline w14:w="9525" w14:cap="rnd" w14:cmpd="sng" w14:algn="ctr">
-                  <w14:noFill/>
-                  <w14:prstDash w14:val="solid"/>
-                  <w14:bevel/>
-                </w14:textOutline>
               </w:rPr>
               <w:t xml:space="preserve">occasional </w:t>
             </w:r>
             <w:r>
-              <w:rPr>
-                <w:rFonts w:ascii="Source Sans 3" w:hAnsi="Source Sans 3"/>
-                <w:sz w:val="21"/>
-                <w:bdr w:val="dashSmallGap" w:sz="12" w:space="0" w:color="ED7D31" w:themeColor="accent2"/>
-                <w:shd w:val="pct5" w:color="auto" w:fill="FFF2CC" w:themeFill="accent4" w:themeFillTint="33"/>
-                <w14:textOutline w14:w="9525" w14:cap="rnd" w14:cmpd="sng" w14:algn="ctr">
-                  <w14:noFill/>
-                  <w14:prstDash w14:val="solid"/>
-                  <w14:bevel/>
-                </w14:textOutline>
-              </w:rPr>
               <w:t>dangers of the wild - no longer possible as it contradicts 'the constant threat'.</w:t>
             </w:r>
           </w:p>
@@ -8292,58 +7188,28 @@
           </w:p>
           <w:p>
             <w:pPr>
-              <w:rPr>
-                <w:rStyle w:val="BlankWord"/>
+              <w:pStyle w:val="BlankWord2"/>
+              <w:rPr>
+                <w:rStyle w:val="BlankWord1"/>
               </w:rPr>
             </w:pPr>
             <w:r>
-              <w:rPr>
-                <w:rFonts w:ascii="Source Sans 3" w:hAnsi="Source Sans 3"/>
-                <w:sz w:val="21"/>
-                <w:bdr w:val="dashSmallGap" w:sz="12" w:space="0" w:color="ED7D31" w:themeColor="accent2"/>
-                <w:shd w:val="pct5" w:color="auto" w:fill="FFF2CC" w:themeFill="accent4" w:themeFillTint="33"/>
-                <w14:textOutline w14:w="9525" w14:cap="rnd" w14:cmpd="sng" w14:algn="ctr">
-                  <w14:noFill/>
-                  <w14:prstDash w14:val="solid"/>
-                  <w14:bevel/>
-                </w14:textOutline>
-              </w:rPr>
               <w:t xml:space="preserve">Where humans and animals </w:t>
             </w:r>
             <w:r>
               <w:rPr>
-                <w:rFonts w:ascii="Source Sans 3" w:hAnsi="Source Sans 3"/>
                 <w:i/>
-                <w:sz w:val="21"/>
-                <w:bdr w:val="dashSmallGap" w:sz="12" w:space="0" w:color="ED7D31" w:themeColor="accent2"/>
-                <w:shd w:val="pct5" w:color="auto" w:fill="FFF2CC" w:themeFill="accent4" w:themeFillTint="33"/>
-                <w14:textOutline w14:w="9525" w14:cap="rnd" w14:cmpd="sng" w14:algn="ctr">
-                  <w14:noFill/>
-                  <w14:prstDash w14:val="solid"/>
-                  <w14:bevel/>
-                </w14:textOutline>
               </w:rPr>
               <w:t xml:space="preserve">cautiously </w:t>
             </w:r>
             <w:r>
-              <w:rPr>
-                <w:rFonts w:ascii="Source Sans 3" w:hAnsi="Source Sans 3"/>
-                <w:sz w:val="21"/>
-                <w:bdr w:val="dashSmallGap" w:sz="12" w:space="0" w:color="ED7D31" w:themeColor="accent2"/>
-                <w:shd w:val="pct5" w:color="auto" w:fill="FFF2CC" w:themeFill="accent4" w:themeFillTint="33"/>
-                <w14:textOutline w14:w="9525" w14:cap="rnd" w14:cmpd="sng" w14:algn="ctr">
-                  <w14:noFill/>
-                  <w14:prstDash w14:val="solid"/>
-                  <w14:bevel/>
-                </w14:textOutline>
-              </w:rPr>
               <w:t>co-exist - most likely to be correct as it paraphrases the sentence.</w:t>
             </w:r>
           </w:p>
         </w:tc>
         <w:tc>
           <w:tcPr>
-            <w:tcW w:w="3340" w:type="dxa"/>
+            <w:tcW w:w="6379" w:type="dxa"/>
           </w:tcPr>
           <w:p>
             <w:pPr>
@@ -8615,7 +7481,7 @@
       </w:tblPr>
       <w:tblGrid>
         <w:gridCol w:w="530"/>
-        <w:gridCol w:w="10262"/>
+        <w:gridCol w:w="13782"/>
       </w:tblGrid>
       <w:tr>
         <w:tc>
@@ -8645,7 +7511,7 @@
         </w:tc>
         <w:tc>
           <w:tcPr>
-            <w:tcW w:w="10262" w:type="dxa"/>
+            <w:tcW w:w="13782" w:type="dxa"/>
           </w:tcPr>
           <w:p>
             <w:pPr>
@@ -8685,80 +7551,26 @@
                 <w:szCs w:val="21"/>
                 <w:shd w:val="clear" w:color="auto" w:fill="A4DAE0"/>
               </w:rPr>
-              <w:t xml:space="preserve">In </w:t>
-            </w:r>
-            <w:proofErr w:type="gramStart"/>
-            <w:r>
-              <w:rPr>
-                <w:rFonts w:ascii="Source Sans 3" w:hAnsi="Source Sans 3" w:cs="*Arial-8104-Identity-H"/>
-                <w:sz w:val="21"/>
-                <w:szCs w:val="21"/>
-                <w:shd w:val="clear" w:color="auto" w:fill="A4DAE0"/>
-              </w:rPr>
-              <w:t>fact</w:t>
-            </w:r>
-            <w:proofErr w:type="gramEnd"/>
-            <w:r>
-              <w:rPr>
-                <w:rFonts w:ascii="Source Sans 3" w:hAnsi="Source Sans 3" w:cs="*Arial-8104-Identity-H"/>
-                <w:sz w:val="21"/>
-                <w:szCs w:val="21"/>
-                <w:shd w:val="clear" w:color="auto" w:fill="A4DAE0"/>
-              </w:rPr>
-              <w:t xml:space="preserve"> the only fence permitted in the town was built by the local authority, interestingly, with the aim of keeping humans out of the park, rather than containing the animals inside. Consequently, it is not unusual to see giraffes or elephants causing traffic jams, for example, and even predator attacks on humans are unnervingly common - a lion was recently said to have mauled and eaten an escaping burglar. Yet even after this, while some residents then called for all lions to be rounded up and shot, others suggested that they be allowed to walk the thoroughfares as a type of crime control, after an increase in the number of burglaries. Everywhere in Marloth Park, a wary understanding exists between man and beast.</w:t>
+              <w:t>In fact the only fence permitted in the town was built by the local authority, interestingly, with the aim of keeping humans out of the park, rather than containing the animals inside. Consequently, it is not unusual to see giraffes or elephants causing traffic jams, for example, and even predator attacks on humans are unnervingly common - a lion was recently said to have mauled and eaten an escaping burglar. Yet even after this, while some residents then called for all lions to be rounded up and shot, others suggested that they be allowed to walk the thoroughfares as a type of crime control, after an increase in the number of burglaries. Everywhere in Marloth Park, a wary understanding exists between man and beast.</w:t>
             </w:r>
           </w:p>
           <w:p>
             <w:pPr>
+              <w:pStyle w:val="BlankWord2"/>
               <w:rPr>
                 <w:rFonts w:ascii="Source Sans 3 Medium" w:hAnsi="Source Sans 3 Medium"/>
                 <w:b/>
                 <w:bCs/>
                 <w:w w:val="105"/>
-                <w:sz w:val="21"/>
-                <w:szCs w:val="21"/>
               </w:rPr>
             </w:pPr>
             <w:r>
-              <w:rPr>
-                <w:rFonts w:ascii="Source Sans 3" w:hAnsi="Source Sans 3"/>
-                <w:sz w:val="21"/>
-                <w:bdr w:val="dashSmallGap" w:sz="12" w:space="0" w:color="ED7D31" w:themeColor="accent2"/>
-                <w:shd w:val="pct5" w:color="auto" w:fill="FFF2CC" w:themeFill="accent4" w:themeFillTint="33"/>
-                <w14:textOutline w14:w="9525" w14:cap="rnd" w14:cmpd="sng" w14:algn="ctr">
-                  <w14:noFill/>
-                  <w14:prstDash w14:val="solid"/>
-                  <w14:bevel/>
-                </w14:textOutline>
-              </w:rPr>
               <w:t>Heading</w:t>
             </w:r>
             <w:r>
-              <w:rPr>
-                <w:rFonts w:ascii="Source Sans 3" w:hAnsi="Source Sans 3"/>
-                <w:sz w:val="21"/>
-                <w:bdr w:val="dashSmallGap" w:sz="12" w:space="0" w:color="ED7D31" w:themeColor="accent2"/>
-                <w:shd w:val="pct5" w:color="auto" w:fill="FFF2CC" w:themeFill="accent4" w:themeFillTint="33"/>
-                <w14:textOutline w14:w="9525" w14:cap="rnd" w14:cmpd="sng" w14:algn="ctr">
-                  <w14:noFill/>
-                  <w14:prstDash w14:val="solid"/>
-                  <w14:bevel/>
-                </w14:textOutline>
-              </w:rPr>
-              <w:t xml:space="preserve"> </w:t>
-            </w:r>
-            <w:r>
-              <w:rPr>
-                <w:rFonts w:ascii="Source Sans 3" w:hAnsi="Source Sans 3"/>
-                <w:sz w:val="21"/>
-                <w:bdr w:val="dashSmallGap" w:sz="12" w:space="0" w:color="ED7D31" w:themeColor="accent2"/>
-                <w:shd w:val="pct5" w:color="auto" w:fill="FFF2CC" w:themeFill="accent4" w:themeFillTint="33"/>
-                <w14:textOutline w14:w="9525" w14:cap="rnd" w14:cmpd="sng" w14:algn="ctr">
-                  <w14:noFill/>
-                  <w14:prstDash w14:val="solid"/>
-                  <w14:bevel/>
-                </w14:textOutline>
-              </w:rPr>
+              <w:t xml:space="preserve"> </w:t>
+            </w:r>
+            <w:r>
               <w:t>C is correct.</w:t>
             </w:r>
           </w:p>
@@ -8789,7 +7601,7 @@
         </w:tc>
         <w:tc>
           <w:tcPr>
-            <w:tcW w:w="10262" w:type="dxa"/>
+            <w:tcW w:w="13782" w:type="dxa"/>
           </w:tcPr>
           <w:p>
             <w:pPr>
@@ -8979,22 +7791,12 @@
           </w:p>
           <w:p>
             <w:pPr>
-              <w:rPr>
-                <w:rStyle w:val="BlankWord"/>
+              <w:pStyle w:val="BlankWord2"/>
+              <w:rPr>
+                <w:rStyle w:val="BlankWord1"/>
               </w:rPr>
             </w:pPr>
             <w:r>
-              <w:rPr>
-                <w:rFonts w:ascii="Source Sans 3" w:hAnsi="Source Sans 3"/>
-                <w:sz w:val="21"/>
-                <w:bdr w:val="dashSmallGap" w:sz="12" w:space="0" w:color="ED7D31" w:themeColor="accent2"/>
-                <w:shd w:val="pct5" w:color="auto" w:fill="FFF2CC" w:themeFill="accent4" w:themeFillTint="33"/>
-                <w14:textOutline w14:w="9525" w14:cap="rnd" w14:cmpd="sng" w14:algn="ctr">
-                  <w14:noFill/>
-                  <w14:prstDash w14:val="solid"/>
-                  <w14:bevel/>
-                </w14:textOutline>
-              </w:rPr>
               <w:t>Everywhere in Marloth Park, a wary understanding exists between man and beast.</w:t>
             </w:r>
           </w:p>
@@ -9027,7 +7829,7 @@
         </w:tc>
         <w:tc>
           <w:tcPr>
-            <w:tcW w:w="10262" w:type="dxa"/>
+            <w:tcW w:w="13782" w:type="dxa"/>
           </w:tcPr>
           <w:p>
             <w:pPr>
@@ -9517,22 +8319,17 @@
           </w:p>
           <w:p>
             <w:pPr>
-              <w:rPr>
-                <w:rStyle w:val="BlankWord"/>
+              <w:pStyle w:val="BlankWord2"/>
+              <w:rPr>
+                <w:rStyle w:val="BlankWord1"/>
+                <w:i/>
+                <w:iCs/>
               </w:rPr>
             </w:pPr>
             <w:r>
               <w:rPr>
-                <w:rFonts w:ascii="Source Sans 3" w:hAnsi="Source Sans 3"/>
                 <w:i/>
-                <w:sz w:val="21"/>
-                <w:bdr w:val="dashSmallGap" w:sz="12" w:space="0" w:color="ED7D31" w:themeColor="accent2"/>
-                <w:shd w:val="pct5" w:color="auto" w:fill="FFF2CC" w:themeFill="accent4" w:themeFillTint="33"/>
-                <w14:textOutline w14:w="9525" w14:cap="rnd" w14:cmpd="sng" w14:algn="ctr">
-                  <w14:noFill/>
-                  <w14:prstDash w14:val="solid"/>
-                  <w14:bevel/>
-                </w14:textOutline>
+                <w:iCs/>
               </w:rPr>
               <w:t>Students' own notes</w:t>
             </w:r>
@@ -9558,526 +8355,13 @@
                 <w:bCs/>
                 <w:bdr w:val="single" w:sz="12" w:space="0" w:color="A8D08D" w:themeColor="accent6" w:themeTint="99"/>
               </w:rPr>
-              <w:t>13</w:t>
+              <w:t>14</w:t>
             </w:r>
           </w:p>
         </w:tc>
         <w:tc>
           <w:tcPr>
-            <w:tcW w:w="10262" w:type="dxa"/>
-          </w:tcPr>
-          <w:p>
-            <w:pPr>
-              <w:spacing w:after="240"/>
-              <w:rPr>
-                <w:rFonts w:ascii="Source Sans 3 Medium" w:hAnsi="Source Sans 3 Medium"/>
-                <w:b/>
-                <w:bCs/>
-                <w:sz w:val="21"/>
-                <w:szCs w:val="21"/>
-              </w:rPr>
-            </w:pPr>
-            <w:r>
-              <w:rPr>
-                <w:rFonts w:ascii="Source Sans 3 Medium" w:hAnsi="Source Sans 3 Medium"/>
-                <w:b/>
-                <w:bCs/>
-                <w:w w:val="90"/>
-                <w:sz w:val="21"/>
-                <w:szCs w:val="21"/>
-              </w:rPr>
-              <w:t>Some</w:t>
-            </w:r>
-            <w:r>
-              <w:rPr>
-                <w:rFonts w:ascii="Source Sans 3 Medium" w:hAnsi="Source Sans 3 Medium"/>
-                <w:b/>
-                <w:bCs/>
-                <w:spacing w:val="-8"/>
-                <w:w w:val="90"/>
-                <w:sz w:val="21"/>
-                <w:szCs w:val="21"/>
-              </w:rPr>
-              <w:t xml:space="preserve"> </w:t>
-            </w:r>
-            <w:r>
-              <w:rPr>
-                <w:rFonts w:ascii="Source Sans 3 Medium" w:hAnsi="Source Sans 3 Medium"/>
-                <w:b/>
-                <w:bCs/>
-                <w:w w:val="90"/>
-                <w:sz w:val="21"/>
-                <w:szCs w:val="21"/>
-              </w:rPr>
-              <w:t>paragraphs</w:t>
-            </w:r>
-            <w:r>
-              <w:rPr>
-                <w:rFonts w:ascii="Source Sans 3 Medium" w:hAnsi="Source Sans 3 Medium"/>
-                <w:b/>
-                <w:bCs/>
-                <w:spacing w:val="-8"/>
-                <w:w w:val="90"/>
-                <w:sz w:val="21"/>
-                <w:szCs w:val="21"/>
-              </w:rPr>
-              <w:t xml:space="preserve"> </w:t>
-            </w:r>
-            <w:r>
-              <w:rPr>
-                <w:rFonts w:ascii="Source Sans 3 Medium" w:hAnsi="Source Sans 3 Medium"/>
-                <w:b/>
-                <w:bCs/>
-                <w:w w:val="90"/>
-                <w:sz w:val="21"/>
-                <w:szCs w:val="21"/>
-              </w:rPr>
-              <w:t>have no</w:t>
-            </w:r>
-            <w:r>
-              <w:rPr>
-                <w:rFonts w:ascii="Source Sans 3 Medium" w:hAnsi="Source Sans 3 Medium"/>
-                <w:b/>
-                <w:bCs/>
-                <w:spacing w:val="-3"/>
-                <w:w w:val="90"/>
-                <w:sz w:val="21"/>
-                <w:szCs w:val="21"/>
-              </w:rPr>
-              <w:t xml:space="preserve"> </w:t>
-            </w:r>
-            <w:r>
-              <w:rPr>
-                <w:rFonts w:ascii="Source Sans 3 Medium" w:hAnsi="Source Sans 3 Medium"/>
-                <w:b/>
-                <w:bCs/>
-                <w:w w:val="90"/>
-                <w:sz w:val="21"/>
-                <w:szCs w:val="21"/>
-              </w:rPr>
-              <w:t>clear</w:t>
-            </w:r>
-            <w:r>
-              <w:rPr>
-                <w:rFonts w:ascii="Source Sans 3 Medium" w:hAnsi="Source Sans 3 Medium"/>
-                <w:b/>
-                <w:bCs/>
-                <w:spacing w:val="-2"/>
-                <w:w w:val="90"/>
-                <w:sz w:val="21"/>
-                <w:szCs w:val="21"/>
-              </w:rPr>
-              <w:t xml:space="preserve"> </w:t>
-            </w:r>
-            <w:r>
-              <w:rPr>
-                <w:rFonts w:ascii="Source Sans 3 Medium" w:hAnsi="Source Sans 3 Medium"/>
-                <w:b/>
-                <w:bCs/>
-                <w:w w:val="90"/>
-                <w:sz w:val="21"/>
-                <w:szCs w:val="21"/>
-              </w:rPr>
-              <w:t>topic</w:t>
-            </w:r>
-            <w:r>
-              <w:rPr>
-                <w:rFonts w:ascii="Source Sans 3 Medium" w:hAnsi="Source Sans 3 Medium"/>
-                <w:b/>
-                <w:bCs/>
-                <w:spacing w:val="-1"/>
-                <w:w w:val="90"/>
-                <w:sz w:val="21"/>
-                <w:szCs w:val="21"/>
-              </w:rPr>
-              <w:t xml:space="preserve"> </w:t>
-            </w:r>
-            <w:r>
-              <w:rPr>
-                <w:rFonts w:ascii="Source Sans 3 Medium" w:hAnsi="Source Sans 3 Medium"/>
-                <w:b/>
-                <w:bCs/>
-                <w:w w:val="90"/>
-                <w:sz w:val="21"/>
-                <w:szCs w:val="21"/>
-              </w:rPr>
-              <w:t>sentence.</w:t>
-            </w:r>
-            <w:r>
-              <w:rPr>
-                <w:rFonts w:ascii="Source Sans 3 Medium" w:hAnsi="Source Sans 3 Medium"/>
-                <w:b/>
-                <w:bCs/>
-                <w:sz w:val="21"/>
-                <w:szCs w:val="21"/>
-              </w:rPr>
-              <w:t xml:space="preserve"> </w:t>
-            </w:r>
-            <w:r>
-              <w:rPr>
-                <w:rFonts w:ascii="Source Sans 3 Medium" w:hAnsi="Source Sans 3 Medium"/>
-                <w:b/>
-                <w:bCs/>
-                <w:w w:val="90"/>
-                <w:sz w:val="21"/>
-                <w:szCs w:val="21"/>
-              </w:rPr>
-              <w:t>Read</w:t>
-            </w:r>
-            <w:r>
-              <w:rPr>
-                <w:rFonts w:ascii="Source Sans 3 Medium" w:hAnsi="Source Sans 3 Medium"/>
-                <w:b/>
-                <w:bCs/>
-                <w:spacing w:val="-2"/>
-                <w:w w:val="90"/>
-                <w:sz w:val="21"/>
-                <w:szCs w:val="21"/>
-              </w:rPr>
-              <w:t xml:space="preserve"> </w:t>
-            </w:r>
-            <w:r>
-              <w:rPr>
-                <w:rFonts w:ascii="Source Sans 3 Medium" w:hAnsi="Source Sans 3 Medium"/>
-                <w:b/>
-                <w:bCs/>
-                <w:w w:val="90"/>
-                <w:sz w:val="21"/>
-                <w:szCs w:val="21"/>
-              </w:rPr>
-              <w:t>this</w:t>
-            </w:r>
-            <w:r>
-              <w:rPr>
-                <w:rFonts w:ascii="Source Sans 3 Medium" w:hAnsi="Source Sans 3 Medium"/>
-                <w:b/>
-                <w:bCs/>
-                <w:spacing w:val="-7"/>
-                <w:w w:val="90"/>
-                <w:sz w:val="21"/>
-                <w:szCs w:val="21"/>
-              </w:rPr>
-              <w:t xml:space="preserve"> </w:t>
-            </w:r>
-            <w:r>
-              <w:rPr>
-                <w:rFonts w:ascii="Source Sans 3 Medium" w:hAnsi="Source Sans 3 Medium"/>
-                <w:b/>
-                <w:bCs/>
-                <w:w w:val="90"/>
-                <w:sz w:val="21"/>
-                <w:szCs w:val="21"/>
-              </w:rPr>
-              <w:t>paragraph</w:t>
-            </w:r>
-            <w:r>
-              <w:rPr>
-                <w:rFonts w:ascii="Source Sans 3 Medium" w:hAnsi="Source Sans 3 Medium"/>
-                <w:b/>
-                <w:bCs/>
-                <w:spacing w:val="-4"/>
-                <w:w w:val="90"/>
-                <w:sz w:val="21"/>
-                <w:szCs w:val="21"/>
-              </w:rPr>
-              <w:t xml:space="preserve"> </w:t>
-            </w:r>
-            <w:r>
-              <w:rPr>
-                <w:rFonts w:ascii="Source Sans 3 Medium" w:hAnsi="Source Sans 3 Medium"/>
-                <w:b/>
-                <w:bCs/>
-                <w:w w:val="90"/>
-                <w:sz w:val="21"/>
-                <w:szCs w:val="21"/>
-              </w:rPr>
-              <w:t xml:space="preserve">and </w:t>
-            </w:r>
-            <w:r>
-              <w:rPr>
-                <w:rFonts w:ascii="Source Sans 3 Medium" w:hAnsi="Source Sans 3 Medium"/>
-                <w:b/>
-                <w:bCs/>
-                <w:sz w:val="21"/>
-                <w:szCs w:val="21"/>
-              </w:rPr>
-              <w:t>make</w:t>
-            </w:r>
-            <w:r>
-              <w:rPr>
-                <w:rFonts w:ascii="Source Sans 3 Medium" w:hAnsi="Source Sans 3 Medium"/>
-                <w:b/>
-                <w:bCs/>
-                <w:spacing w:val="-15"/>
-                <w:sz w:val="21"/>
-                <w:szCs w:val="21"/>
-              </w:rPr>
-              <w:t xml:space="preserve"> </w:t>
-            </w:r>
-            <w:r>
-              <w:rPr>
-                <w:rFonts w:ascii="Source Sans 3 Medium" w:hAnsi="Source Sans 3 Medium"/>
-                <w:b/>
-                <w:bCs/>
-                <w:sz w:val="21"/>
-                <w:szCs w:val="21"/>
-              </w:rPr>
-              <w:t>notes</w:t>
-            </w:r>
-            <w:r>
-              <w:rPr>
-                <w:rFonts w:ascii="Source Sans 3 Medium" w:hAnsi="Source Sans 3 Medium"/>
-                <w:b/>
-                <w:bCs/>
-                <w:spacing w:val="-13"/>
-                <w:sz w:val="21"/>
-                <w:szCs w:val="21"/>
-              </w:rPr>
-              <w:t xml:space="preserve"> </w:t>
-            </w:r>
-            <w:r>
-              <w:rPr>
-                <w:rFonts w:ascii="Source Sans 3 Medium" w:hAnsi="Source Sans 3 Medium"/>
-                <w:b/>
-                <w:bCs/>
-                <w:sz w:val="21"/>
-                <w:szCs w:val="21"/>
-              </w:rPr>
-              <w:t>about</w:t>
-            </w:r>
-            <w:r>
-              <w:rPr>
-                <w:rFonts w:ascii="Source Sans 3 Medium" w:hAnsi="Source Sans 3 Medium"/>
-                <w:b/>
-                <w:bCs/>
-                <w:spacing w:val="-15"/>
-                <w:sz w:val="21"/>
-                <w:szCs w:val="21"/>
-              </w:rPr>
-              <w:t xml:space="preserve"> </w:t>
-            </w:r>
-            <w:r>
-              <w:rPr>
-                <w:rFonts w:ascii="Source Sans 3 Medium" w:hAnsi="Source Sans 3 Medium"/>
-                <w:b/>
-                <w:bCs/>
-                <w:sz w:val="21"/>
-                <w:szCs w:val="21"/>
-              </w:rPr>
-              <w:t>its</w:t>
-            </w:r>
-            <w:r>
-              <w:rPr>
-                <w:rFonts w:ascii="Source Sans 3 Medium" w:hAnsi="Source Sans 3 Medium"/>
-                <w:b/>
-                <w:bCs/>
-                <w:spacing w:val="-13"/>
-                <w:sz w:val="21"/>
-                <w:szCs w:val="21"/>
-              </w:rPr>
-              <w:t xml:space="preserve"> </w:t>
-            </w:r>
-            <w:r>
-              <w:rPr>
-                <w:rFonts w:ascii="Source Sans 3 Medium" w:hAnsi="Source Sans 3 Medium"/>
-                <w:b/>
-                <w:bCs/>
-                <w:sz w:val="21"/>
-                <w:szCs w:val="21"/>
-              </w:rPr>
-              <w:t>main</w:t>
-            </w:r>
-            <w:r>
-              <w:rPr>
-                <w:rFonts w:ascii="Source Sans 3 Medium" w:hAnsi="Source Sans 3 Medium"/>
-                <w:b/>
-                <w:bCs/>
-                <w:spacing w:val="-19"/>
-                <w:sz w:val="21"/>
-                <w:szCs w:val="21"/>
-              </w:rPr>
-              <w:t xml:space="preserve"> </w:t>
-            </w:r>
-            <w:r>
-              <w:rPr>
-                <w:rFonts w:ascii="Source Sans 3 Medium" w:hAnsi="Source Sans 3 Medium"/>
-                <w:b/>
-                <w:bCs/>
-                <w:sz w:val="21"/>
-                <w:szCs w:val="21"/>
-              </w:rPr>
-              <w:t>idea.</w:t>
-            </w:r>
-          </w:p>
-          <w:p>
-            <w:pPr>
-              <w:shd w:val="clear" w:color="auto" w:fill="0099CC"/>
-              <w:adjustRightInd w:val="0"/>
-              <w:rPr>
-                <w:rFonts w:ascii="Source Sans 3" w:hAnsi="Source Sans 3"/>
-                <w:sz w:val="21"/>
-              </w:rPr>
-            </w:pPr>
-            <w:r>
-              <w:rPr>
-                <w:rFonts w:ascii="Source Sans 3" w:hAnsi="Source Sans 3"/>
-                <w:sz w:val="21"/>
-              </w:rPr>
-              <w:t xml:space="preserve">The real </w:t>
-            </w:r>
-            <w:proofErr w:type="spellStart"/>
-            <w:r>
-              <w:rPr>
-                <w:rFonts w:ascii="Source Sans 3" w:hAnsi="Source Sans 3"/>
-                <w:sz w:val="21"/>
-              </w:rPr>
-              <w:t>Hallstat</w:t>
-            </w:r>
-            <w:proofErr w:type="spellEnd"/>
-            <w:r>
-              <w:rPr>
-                <w:rFonts w:ascii="Source Sans 3" w:hAnsi="Source Sans 3"/>
-                <w:sz w:val="21"/>
-              </w:rPr>
-              <w:t xml:space="preserve"> is in Austria and is proud to be a traditional UNESCO* World Heritage Site. The Chinese </w:t>
-            </w:r>
-            <w:proofErr w:type="spellStart"/>
-            <w:r>
-              <w:rPr>
-                <w:rFonts w:ascii="Source Sans 3" w:hAnsi="Source Sans 3"/>
-                <w:sz w:val="21"/>
-              </w:rPr>
-              <w:t>Hallstat</w:t>
-            </w:r>
-            <w:proofErr w:type="spellEnd"/>
-            <w:r>
-              <w:rPr>
-                <w:rFonts w:ascii="Source Sans 3" w:hAnsi="Source Sans 3"/>
-                <w:sz w:val="21"/>
-              </w:rPr>
-              <w:t xml:space="preserve"> is a carbon copy, built in Guangdong province, China, by a millionaire who sponsored the construction of the imitation town. It cost approximately $940 million to build, and</w:t>
-            </w:r>
-            <w:r>
-              <w:rPr>
-                <w:rFonts w:ascii="Source Sans 3" w:hAnsi="Source Sans 3"/>
-                <w:sz w:val="21"/>
-              </w:rPr>
-              <w:t xml:space="preserve"> </w:t>
-            </w:r>
-            <w:r>
-              <w:rPr>
-                <w:rFonts w:ascii="Source Sans 3" w:hAnsi="Source Sans 3"/>
-                <w:sz w:val="21"/>
-              </w:rPr>
-              <w:t xml:space="preserve">looks exactly like the real </w:t>
-            </w:r>
-            <w:proofErr w:type="spellStart"/>
-            <w:r>
-              <w:rPr>
-                <w:rFonts w:ascii="Source Sans 3" w:hAnsi="Source Sans 3"/>
-                <w:sz w:val="21"/>
-              </w:rPr>
-              <w:t>Hallstat</w:t>
-            </w:r>
-            <w:proofErr w:type="spellEnd"/>
-            <w:r>
-              <w:rPr>
-                <w:rFonts w:ascii="Source Sans 3" w:hAnsi="Source Sans 3"/>
-                <w:sz w:val="21"/>
-              </w:rPr>
-              <w:t xml:space="preserve">, all the way down to its wooden houses, its narrow streets, and its funicular railway. When the residents of Austria's </w:t>
-            </w:r>
-            <w:proofErr w:type="spellStart"/>
-            <w:r>
-              <w:rPr>
-                <w:rFonts w:ascii="Source Sans 3" w:hAnsi="Source Sans 3"/>
-                <w:sz w:val="21"/>
-              </w:rPr>
-              <w:t>Hallstat</w:t>
-            </w:r>
-            <w:proofErr w:type="spellEnd"/>
-            <w:r>
-              <w:rPr>
-                <w:rFonts w:ascii="Source Sans 3" w:hAnsi="Source Sans 3"/>
-                <w:sz w:val="21"/>
-              </w:rPr>
-              <w:t xml:space="preserve"> (including the mayor) were invited to visit it, they expressed pride that their town was considered so improbably beautiful that it had been reproduced in its entirety, but they still had cause for complaint. Originally, the Chinese company had promised to meet</w:t>
-            </w:r>
-            <w:r>
-              <w:rPr>
-                <w:rFonts w:ascii="Source Sans 3" w:hAnsi="Source Sans 3"/>
-                <w:sz w:val="21"/>
-              </w:rPr>
-              <w:t xml:space="preserve"> </w:t>
-            </w:r>
-            <w:r>
-              <w:rPr>
-                <w:rFonts w:ascii="Source Sans 3" w:hAnsi="Source Sans 3"/>
-                <w:sz w:val="21"/>
-              </w:rPr>
-              <w:t xml:space="preserve">with the Austrian residents to confirm that they were happy for their homes to be copied; instead, they simply sent their employees to Austria to fake photos, and they returned home to China without speaking to a single resident of the original </w:t>
-            </w:r>
-            <w:proofErr w:type="spellStart"/>
-            <w:r>
-              <w:rPr>
-                <w:rFonts w:ascii="Source Sans 3" w:hAnsi="Source Sans 3"/>
-                <w:sz w:val="21"/>
-              </w:rPr>
-              <w:t>Hallstat</w:t>
-            </w:r>
-            <w:proofErr w:type="spellEnd"/>
-            <w:r>
-              <w:rPr>
-                <w:rFonts w:ascii="Source Sans 3" w:hAnsi="Source Sans 3"/>
-                <w:sz w:val="21"/>
-              </w:rPr>
-              <w:t>.</w:t>
-            </w:r>
-          </w:p>
-          <w:p>
-            <w:pPr>
-              <w:shd w:val="clear" w:color="auto" w:fill="0099CC"/>
-              <w:rPr>
-                <w:noProof/>
-              </w:rPr>
-            </w:pPr>
-            <w:r>
-              <w:rPr>
-                <w:rFonts w:ascii="Source Sans 3" w:hAnsi="Source Sans 3"/>
-                <w:i/>
-                <w:sz w:val="21"/>
-              </w:rPr>
-              <w:t>* United Nations Educational, Scientific and Cultural Organization</w:t>
-            </w:r>
-          </w:p>
-        </w:tc>
-      </w:tr>
-      <w:tr>
-        <w:tc>
-          <w:tcPr>
-            <w:tcW w:w="530" w:type="dxa"/>
-          </w:tcPr>
-          <w:p>
-            <w:pPr>
-              <w:rPr>
-                <w:b/>
-                <w:bCs/>
-              </w:rPr>
-            </w:pPr>
-            <w:r>
-              <w:rPr>
-                <w:rFonts w:ascii="Source Sans 3" w:hAnsi="Source Sans 3"/>
-                <w:b/>
-                <w:bCs/>
-                <w:bdr w:val="single" w:sz="12" w:space="0" w:color="A8D08D" w:themeColor="accent6" w:themeTint="99"/>
-              </w:rPr>
-              <w:t>14</w:t>
-            </w:r>
-          </w:p>
-        </w:tc>
-        <w:tc>
-          <w:tcPr>
-            <w:tcW w:w="10262" w:type="dxa"/>
+            <w:tcW w:w="13782" w:type="dxa"/>
           </w:tcPr>
           <w:p>
             <w:pPr>
@@ -10389,8 +8673,9 @@
               <w:spacing w:line="259" w:lineRule="auto"/>
               <w:ind w:right="34" w:firstLine="5"/>
               <w:rPr>
-                <w:sz w:val="18"/>
-                <w:szCs w:val="18"/>
+                <w:rFonts w:ascii="Source Sans 3" w:hAnsi="Source Sans 3"/>
+                <w:sz w:val="21"/>
+                <w:szCs w:val="21"/>
               </w:rPr>
             </w:pPr>
             <w:r>
@@ -10410,6 +8695,29 @@
                 <w:szCs w:val="21"/>
               </w:rPr>
               <w:t xml:space="preserve"> The result of encouraging wider investment</w:t>
+            </w:r>
+          </w:p>
+          <w:p>
+            <w:pPr>
+              <w:pStyle w:val="BlankWord2"/>
+              <w:rPr>
+                <w:rStyle w:val="BlankWord1"/>
+              </w:rPr>
+            </w:pPr>
+            <w:r>
+              <w:t>Heading</w:t>
+            </w:r>
+            <w:r>
+              <w:t xml:space="preserve"> </w:t>
+            </w:r>
+            <w:r>
+              <w:t>A -A</w:t>
+            </w:r>
+            <w:r>
+              <w:t xml:space="preserve"> </w:t>
+            </w:r>
+            <w:r>
+              <w:t>conflict between reality and imitation - is correct.</w:t>
             </w:r>
           </w:p>
         </w:tc>
@@ -10438,7 +8746,7 @@
       </w:tblPr>
       <w:tblGrid>
         <w:gridCol w:w="674"/>
-        <w:gridCol w:w="10088"/>
+        <w:gridCol w:w="13638"/>
       </w:tblGrid>
       <w:tr>
         <w:tc>
@@ -10465,7 +8773,7 @@
         </w:tc>
         <w:tc>
           <w:tcPr>
-            <w:tcW w:w="10088" w:type="dxa"/>
+            <w:tcW w:w="13638" w:type="dxa"/>
           </w:tcPr>
           <w:p>
             <w:pPr>
@@ -11106,8 +9414,13 @@
               <w:spacing w:line="259" w:lineRule="auto"/>
               <w:ind w:right="34" w:firstLine="5"/>
               <w:rPr>
-                <w:sz w:val="18"/>
-                <w:szCs w:val="18"/>
+                <w:rFonts w:ascii="Source Sans 3" w:hAnsi="Source Sans 3"/>
+                <w:color w:val="040404"/>
+                <w:spacing w:val="-2"/>
+                <w:w w:val="90"/>
+                <w:sz w:val="21"/>
+                <w:szCs w:val="21"/>
+                <w:u w:val="single" w:color="38343B"/>
               </w:rPr>
             </w:pPr>
             <w:r>
@@ -11253,6 +9566,32 @@
                 <w:u w:val="single" w:color="38343B"/>
               </w:rPr>
               <w:t>exist</w:t>
+            </w:r>
+          </w:p>
+          <w:p>
+            <w:pPr>
+              <w:pStyle w:val="BlankWord2"/>
+              <w:rPr>
+                <w:rStyle w:val="BlankWord1"/>
+              </w:rPr>
+            </w:pPr>
+            <w:r>
+              <w:rPr>
+                <w:i/>
+              </w:rPr>
+              <w:t>un-</w:t>
+            </w:r>
+            <w:r>
+              <w:t xml:space="preserve">= not/opposite; </w:t>
+            </w:r>
+            <w:r>
+              <w:rPr>
+                <w:i/>
+              </w:rPr>
+              <w:t>im-</w:t>
+            </w:r>
+            <w:r>
+              <w:t>= not; co-= together</w:t>
             </w:r>
           </w:p>
         </w:tc>
@@ -11263,7 +9602,6 @@
         <w:spacing w:line="278" w:lineRule="auto"/>
       </w:pPr>
       <w:r>
-        <w:lastRenderedPageBreak/>
         <w:br w:type="page"/>
       </w:r>
     </w:p>
@@ -11275,7 +9613,7 @@
       </w:tblPr>
       <w:tblGrid>
         <w:gridCol w:w="562"/>
-        <w:gridCol w:w="10536"/>
+        <w:gridCol w:w="13750"/>
       </w:tblGrid>
       <w:tr>
         <w:tc>
@@ -11306,7 +9644,7 @@
         </w:tc>
         <w:tc>
           <w:tcPr>
-            <w:tcW w:w="10536" w:type="dxa"/>
+            <w:tcW w:w="13750" w:type="dxa"/>
           </w:tcPr>
           <w:p>
             <w:pPr>
@@ -11713,32 +10051,13 @@
               <w:spacing w:line="330" w:lineRule="exact"/>
               <w:rPr>
                 <w:rFonts w:ascii="Source Sans 3" w:hAnsi="Source Sans 3"/>
-                <w:b/>
-                <w:color w:val="040203"/>
-                <w:sz w:val="33"/>
-              </w:rPr>
-            </w:pPr>
-            <w:r>
-              <w:rPr>
-                <w:rFonts w:ascii="Source Sans 3" w:hAnsi="Source Sans 3"/>
                 <w:color w:val="1C1A1C"/>
                 <w:spacing w:val="-2"/>
                 <w:sz w:val="20"/>
                 <w:szCs w:val="20"/>
                 <w:bdr w:val="single" w:sz="12" w:space="0" w:color="99CC00"/>
               </w:rPr>
-              <w:t xml:space="preserve">post-   </w:t>
-            </w:r>
-            <w:r>
-              <w:rPr>
-                <w:rFonts w:ascii="Source Sans 3" w:hAnsi="Source Sans 3"/>
-                <w:color w:val="1C1A1C"/>
-                <w:sz w:val="20"/>
-                <w:szCs w:val="20"/>
-                <w:bdr w:val="single" w:sz="12" w:space="0" w:color="99CC00"/>
-              </w:rPr>
-              <w:t>for-</w:t>
-            </w:r>
+            </w:pPr>
             <w:r>
               <w:rPr>
                 <w:rFonts w:ascii="Source Sans 3" w:hAnsi="Source Sans 3"/>
@@ -11748,18 +10067,17 @@
                 <w:szCs w:val="20"/>
                 <w:bdr w:val="single" w:sz="12" w:space="0" w:color="99CC00"/>
               </w:rPr>
-              <w:t xml:space="preserve">/fore-   </w:t>
+              <w:t xml:space="preserve">post-   </w:t>
             </w:r>
             <w:r>
               <w:rPr>
                 <w:rFonts w:ascii="Source Sans 3" w:hAnsi="Source Sans 3"/>
                 <w:color w:val="1C1A1C"/>
-                <w:spacing w:val="-4"/>
                 <w:sz w:val="20"/>
                 <w:szCs w:val="20"/>
                 <w:bdr w:val="single" w:sz="12" w:space="0" w:color="99CC00"/>
               </w:rPr>
-              <w:t xml:space="preserve">sub-   </w:t>
+              <w:t>for-</w:t>
             </w:r>
             <w:r>
               <w:rPr>
@@ -11770,7 +10088,7 @@
                 <w:szCs w:val="20"/>
                 <w:bdr w:val="single" w:sz="12" w:space="0" w:color="99CC00"/>
               </w:rPr>
-              <w:t xml:space="preserve">multi-   anti-   </w:t>
+              <w:t xml:space="preserve">/fore-   </w:t>
             </w:r>
             <w:r>
               <w:rPr>
@@ -11781,28 +10099,7 @@
                 <w:szCs w:val="20"/>
                 <w:bdr w:val="single" w:sz="12" w:space="0" w:color="99CC00"/>
               </w:rPr>
-              <w:t>mis-   non-</w:t>
-            </w:r>
-            <w:r>
-              <w:rPr>
-                <w:rFonts w:ascii="Source Sans 3" w:hAnsi="Source Sans 3"/>
-                <w:color w:val="1C1A1C"/>
-                <w:sz w:val="20"/>
-                <w:szCs w:val="20"/>
-                <w:bdr w:val="single" w:sz="12" w:space="0" w:color="99CC00"/>
-              </w:rPr>
-              <w:t xml:space="preserve">   </w:t>
-            </w:r>
-            <w:r>
-              <w:rPr>
-                <w:rFonts w:ascii="Source Sans 3" w:hAnsi="Source Sans 3"/>
-                <w:color w:val="1C1A1C"/>
-                <w:spacing w:val="-4"/>
-                <w:sz w:val="20"/>
-                <w:szCs w:val="20"/>
-                <w:bdr w:val="single" w:sz="12" w:space="0" w:color="99CC00"/>
-              </w:rPr>
-              <w:t xml:space="preserve">pre-   </w:t>
+              <w:t xml:space="preserve">sub-   </w:t>
             </w:r>
             <w:r>
               <w:rPr>
@@ -11813,7 +10110,178 @@
                 <w:szCs w:val="20"/>
                 <w:bdr w:val="single" w:sz="12" w:space="0" w:color="99CC00"/>
               </w:rPr>
+              <w:t xml:space="preserve">multi-   anti-   </w:t>
+            </w:r>
+            <w:r>
+              <w:rPr>
+                <w:rFonts w:ascii="Source Sans 3" w:hAnsi="Source Sans 3"/>
+                <w:color w:val="1C1A1C"/>
+                <w:spacing w:val="-4"/>
+                <w:sz w:val="20"/>
+                <w:szCs w:val="20"/>
+                <w:bdr w:val="single" w:sz="12" w:space="0" w:color="99CC00"/>
+              </w:rPr>
+              <w:t>mis-   non-</w:t>
+            </w:r>
+            <w:r>
+              <w:rPr>
+                <w:rFonts w:ascii="Source Sans 3" w:hAnsi="Source Sans 3"/>
+                <w:color w:val="1C1A1C"/>
+                <w:sz w:val="20"/>
+                <w:szCs w:val="20"/>
+                <w:bdr w:val="single" w:sz="12" w:space="0" w:color="99CC00"/>
+              </w:rPr>
+              <w:t xml:space="preserve">   </w:t>
+            </w:r>
+            <w:r>
+              <w:rPr>
+                <w:rFonts w:ascii="Source Sans 3" w:hAnsi="Source Sans 3"/>
+                <w:color w:val="1C1A1C"/>
+                <w:spacing w:val="-4"/>
+                <w:sz w:val="20"/>
+                <w:szCs w:val="20"/>
+                <w:bdr w:val="single" w:sz="12" w:space="0" w:color="99CC00"/>
+              </w:rPr>
+              <w:t xml:space="preserve">pre-   </w:t>
+            </w:r>
+            <w:r>
+              <w:rPr>
+                <w:rFonts w:ascii="Source Sans 3" w:hAnsi="Source Sans 3"/>
+                <w:color w:val="1C1A1C"/>
+                <w:spacing w:val="-2"/>
+                <w:sz w:val="20"/>
+                <w:szCs w:val="20"/>
+                <w:bdr w:val="single" w:sz="12" w:space="0" w:color="99CC00"/>
+              </w:rPr>
               <w:t>over-   under-</w:t>
+            </w:r>
+          </w:p>
+          <w:p>
+            <w:pPr>
+              <w:pStyle w:val="BlankWord2"/>
+            </w:pPr>
+            <w:r>
+              <w:rPr>
+                <w:i/>
+              </w:rPr>
+              <w:t xml:space="preserve">post-= </w:t>
+            </w:r>
+            <w:r>
+              <w:t>after, behind - postgraduate, post-mortem, postpone</w:t>
+            </w:r>
+          </w:p>
+          <w:p>
+            <w:pPr>
+              <w:pStyle w:val="BlankWord2"/>
+            </w:pPr>
+            <w:r>
+              <w:rPr>
+                <w:i/>
+              </w:rPr>
+              <w:t>for-/fore-</w:t>
+            </w:r>
+            <w:r>
+              <w:t>= before - forecast, forward, forehead</w:t>
+            </w:r>
+          </w:p>
+          <w:p>
+            <w:pPr>
+              <w:pStyle w:val="BlankWord2"/>
+            </w:pPr>
+            <w:r>
+              <w:rPr>
+                <w:i/>
+              </w:rPr>
+              <w:t xml:space="preserve">sub-= </w:t>
+            </w:r>
+            <w:r>
+              <w:t>under, below - submarine, subway, subtitle</w:t>
+            </w:r>
+          </w:p>
+          <w:p>
+            <w:pPr>
+              <w:pStyle w:val="BlankWord2"/>
+            </w:pPr>
+            <w:r>
+              <w:rPr>
+                <w:i/>
+              </w:rPr>
+              <w:t xml:space="preserve">multi-= </w:t>
+            </w:r>
+            <w:r>
+              <w:t xml:space="preserve">many, much - multinational, multiply, multicultural </w:t>
+            </w:r>
+            <w:r>
+              <w:rPr>
+                <w:i/>
+              </w:rPr>
+              <w:t xml:space="preserve">anti-= </w:t>
+            </w:r>
+            <w:r>
+              <w:t xml:space="preserve">against, opposite - antivirus, antiseptic, antiperspirant </w:t>
+            </w:r>
+            <w:r>
+              <w:rPr>
+                <w:i/>
+              </w:rPr>
+              <w:t xml:space="preserve">mis-= </w:t>
+            </w:r>
+            <w:r>
+              <w:t xml:space="preserve">wrong, bad, badly - misunderstand, misjudge, misspell </w:t>
+            </w:r>
+            <w:r>
+              <w:rPr>
+                <w:i/>
+              </w:rPr>
+              <w:t>non-</w:t>
+            </w:r>
+            <w:r>
+              <w:t>= not - non-profit, non-fiction, nonsense</w:t>
+            </w:r>
+          </w:p>
+          <w:p>
+            <w:pPr>
+              <w:pStyle w:val="BlankWord2"/>
+            </w:pPr>
+            <w:r>
+              <w:rPr>
+                <w:i/>
+              </w:rPr>
+              <w:t xml:space="preserve">pre-= </w:t>
+            </w:r>
+            <w:r>
+              <w:t>before - preview, prepay, prejudge</w:t>
+            </w:r>
+          </w:p>
+          <w:p>
+            <w:pPr>
+              <w:pStyle w:val="BlankWord2"/>
+            </w:pPr>
+            <w:r>
+              <w:rPr>
+                <w:i/>
+              </w:rPr>
+              <w:t xml:space="preserve">over-= </w:t>
+            </w:r>
+            <w:r>
+              <w:t>above, too much - overload, overtake, oversleep</w:t>
+            </w:r>
+          </w:p>
+          <w:p>
+            <w:pPr>
+              <w:pStyle w:val="BlankWord2"/>
+              <w:rPr>
+                <w:rStyle w:val="BlankWord1"/>
+              </w:rPr>
+            </w:pPr>
+            <w:r>
+              <w:rPr>
+                <w:i/>
+              </w:rPr>
+              <w:t xml:space="preserve">under-= </w:t>
+            </w:r>
+            <w:r>
+              <w:t>below, not enough - underwater, underwear, underage</w:t>
             </w:r>
           </w:p>
         </w:tc>
@@ -11846,7 +10314,7 @@
         </w:tc>
         <w:tc>
           <w:tcPr>
-            <w:tcW w:w="10536" w:type="dxa"/>
+            <w:tcW w:w="13750" w:type="dxa"/>
           </w:tcPr>
           <w:p>
             <w:pPr>
@@ -11870,7 +10338,7 @@
           <w:p>
             <w:pPr>
               <w:rPr>
-                <w:rFonts w:ascii="Source Sans 3" w:hAnsi="Source Sans 3"/>
+                <w:rFonts w:ascii="Source Sans 3" w:hAnsi="Source Sans 3" w:cs="Tahoma"/>
                 <w:sz w:val="21"/>
                 <w:szCs w:val="21"/>
               </w:rPr>
@@ -11911,34 +10379,19 @@
           </w:p>
           <w:p>
             <w:pPr>
-              <w:rPr>
-                <w:rFonts w:ascii="Source Sans 3" w:hAnsi="Source Sans 3"/>
-                <w:sz w:val="21"/>
-                <w:szCs w:val="21"/>
+              <w:pStyle w:val="BlankWord2"/>
+              <w:rPr>
+                <w:rStyle w:val="BlankWord1"/>
               </w:rPr>
             </w:pPr>
             <w:r>
-              <w:rPr>
-                <w:rFonts w:ascii="Source Sans 3" w:hAnsi="Source Sans 3"/>
-                <w:b/>
-                <w:sz w:val="21"/>
-                <w:szCs w:val="21"/>
-              </w:rPr>
-              <w:t xml:space="preserve">B </w:t>
-            </w:r>
-            <w:r>
-              <w:rPr>
-                <w:rFonts w:ascii="Source Sans 3" w:hAnsi="Source Sans 3" w:cs="Tahoma"/>
-                <w:sz w:val="21"/>
-                <w:szCs w:val="21"/>
-              </w:rPr>
-              <w:t>One thing you can always be sure of in Longyearbyen - the cemeteries will never be POPULATE.</w:t>
+              <w:t>forewarned / pre-warned</w:t>
             </w:r>
           </w:p>
           <w:p>
             <w:pPr>
               <w:rPr>
-                <w:rFonts w:ascii="Source Sans 3" w:hAnsi="Source Sans 3"/>
+                <w:rFonts w:ascii="Source Sans 3" w:hAnsi="Source Sans 3" w:cs="Tahoma"/>
                 <w:sz w:val="21"/>
                 <w:szCs w:val="21"/>
               </w:rPr>
@@ -11950,7 +10403,7 @@
                 <w:sz w:val="21"/>
                 <w:szCs w:val="21"/>
               </w:rPr>
-              <w:t xml:space="preserve">C </w:t>
+              <w:t xml:space="preserve">B </w:t>
             </w:r>
             <w:r>
               <w:rPr>
@@ -11958,41 +10411,84 @@
                 <w:sz w:val="21"/>
                 <w:szCs w:val="21"/>
               </w:rPr>
-              <w:t xml:space="preserve">The residents of </w:t>
-            </w:r>
-            <w:proofErr w:type="spellStart"/>
-            <w:r>
-              <w:rPr>
-                <w:rFonts w:ascii="Source Sans 3" w:hAnsi="Source Sans 3" w:cs="Tahoma"/>
-                <w:sz w:val="21"/>
-                <w:szCs w:val="21"/>
-              </w:rPr>
-              <w:t>Hallstat</w:t>
-            </w:r>
-            <w:proofErr w:type="spellEnd"/>
-            <w:r>
-              <w:rPr>
-                <w:rFonts w:ascii="Source Sans 3" w:hAnsi="Source Sans 3" w:cs="Tahoma"/>
-                <w:sz w:val="21"/>
-                <w:szCs w:val="21"/>
-              </w:rPr>
-              <w:t xml:space="preserve"> believed that they would be consulted by the company building a copy of their town - but it turns out they were INFORM.</w:t>
+              <w:t>One thing you can always be sure of in Longyearbyen - the cemeteries will never be POPULATE.</w:t>
             </w:r>
           </w:p>
           <w:p>
             <w:pPr>
-              <w:rPr>
-                <w:rFonts w:ascii="Source Sans 3 Medium" w:hAnsi="Source Sans 3 Medium"/>
-                <w:b/>
-                <w:bCs/>
-                <w:color w:val="0D0706"/>
-                <w:spacing w:val="-2"/>
-                <w:w w:val="110"/>
-                <w:sz w:val="21"/>
-                <w:szCs w:val="21"/>
+              <w:pStyle w:val="BlankWord2"/>
+              <w:rPr>
+                <w:rStyle w:val="BlankWord1"/>
               </w:rPr>
             </w:pPr>
             <w:r>
+              <w:t>overpopulated</w:t>
+            </w:r>
+          </w:p>
+          <w:p>
+            <w:pPr>
+              <w:rPr>
+                <w:rFonts w:ascii="Source Sans 3" w:hAnsi="Source Sans 3" w:cs="Tahoma"/>
+                <w:sz w:val="21"/>
+                <w:szCs w:val="21"/>
+              </w:rPr>
+            </w:pPr>
+            <w:r>
+              <w:rPr>
+                <w:rFonts w:ascii="Source Sans 3" w:hAnsi="Source Sans 3"/>
+                <w:b/>
+                <w:sz w:val="21"/>
+                <w:szCs w:val="21"/>
+              </w:rPr>
+              <w:t xml:space="preserve">C </w:t>
+            </w:r>
+            <w:r>
+              <w:rPr>
+                <w:rFonts w:ascii="Source Sans 3" w:hAnsi="Source Sans 3" w:cs="Tahoma"/>
+                <w:sz w:val="21"/>
+                <w:szCs w:val="21"/>
+              </w:rPr>
+              <w:t xml:space="preserve">The residents of </w:t>
+            </w:r>
+            <w:proofErr w:type="spellStart"/>
+            <w:r>
+              <w:rPr>
+                <w:rFonts w:ascii="Source Sans 3" w:hAnsi="Source Sans 3" w:cs="Tahoma"/>
+                <w:sz w:val="21"/>
+                <w:szCs w:val="21"/>
+              </w:rPr>
+              <w:t>Hallstat</w:t>
+            </w:r>
+            <w:proofErr w:type="spellEnd"/>
+            <w:r>
+              <w:rPr>
+                <w:rFonts w:ascii="Source Sans 3" w:hAnsi="Source Sans 3" w:cs="Tahoma"/>
+                <w:sz w:val="21"/>
+                <w:szCs w:val="21"/>
+              </w:rPr>
+              <w:t xml:space="preserve"> believed that they would be consulted by the company building a copy of their town - but it turns out they were INFORM.</w:t>
+            </w:r>
+          </w:p>
+          <w:p>
+            <w:pPr>
+              <w:pStyle w:val="BlankWord2"/>
+              <w:rPr>
+                <w:rStyle w:val="BlankWord1"/>
+              </w:rPr>
+            </w:pPr>
+            <w:r>
+              <w:t>misinformed</w:t>
+            </w:r>
+          </w:p>
+          <w:p>
+            <w:pPr>
+              <w:rPr>
+                <w:rFonts w:ascii="Source Sans 3" w:hAnsi="Source Sans 3" w:cs="Tahoma"/>
+                <w:sz w:val="21"/>
+                <w:szCs w:val="21"/>
+              </w:rPr>
+            </w:pPr>
+            <w:r>
               <w:rPr>
                 <w:rFonts w:ascii="Source Sans 3" w:hAnsi="Source Sans 3"/>
                 <w:b/>
@@ -12008,6 +10504,17 @@
                 <w:szCs w:val="21"/>
               </w:rPr>
               <w:t>Auroville was founded according to a(n) GOVERN system of rules and beliefs.</w:t>
+            </w:r>
+          </w:p>
+          <w:p>
+            <w:pPr>
+              <w:pStyle w:val="BlankWord2"/>
+              <w:rPr>
+                <w:rStyle w:val="BlankWord1"/>
+              </w:rPr>
+            </w:pPr>
+            <w:r>
+              <w:t>anti-government(al)</w:t>
             </w:r>
           </w:p>
         </w:tc>
@@ -12084,7 +10591,7 @@
       </w:tblPr>
       <w:tblGrid>
         <w:gridCol w:w="562"/>
-        <w:gridCol w:w="10536"/>
+        <w:gridCol w:w="13750"/>
       </w:tblGrid>
       <w:tr>
         <w:tc>
@@ -12114,7 +10621,7 @@
         </w:tc>
         <w:tc>
           <w:tcPr>
-            <w:tcW w:w="10536" w:type="dxa"/>
+            <w:tcW w:w="13750" w:type="dxa"/>
           </w:tcPr>
           <w:p>
             <w:pPr>
@@ -12351,9 +10858,7 @@
               <w:autoSpaceDE w:val="0"/>
               <w:autoSpaceDN w:val="0"/>
               <w:rPr>
-                <w:rFonts w:ascii="Source Sans 3" w:hAnsi="Source Sans 3"/>
-                <w:sz w:val="21"/>
-                <w:szCs w:val="21"/>
+                <w:rStyle w:val="BlankWord1"/>
               </w:rPr>
             </w:pPr>
             <w:r>
@@ -12387,6 +10892,18 @@
                 <w:b/>
               </w:rPr>
               <w:t>A</w:t>
+            </w:r>
+            <w:r>
+              <w:rPr>
+                <w:b/>
+              </w:rPr>
+              <w:t xml:space="preserve"> </w:t>
+            </w:r>
+            <w:r>
+              <w:rPr>
+                <w:rStyle w:val="BlankWord1"/>
+              </w:rPr>
+              <w:t>ii</w:t>
             </w:r>
           </w:p>
           <w:p>
@@ -12433,6 +10950,18 @@
               </w:rPr>
               <w:t>B</w:t>
             </w:r>
+            <w:r>
+              <w:rPr>
+                <w:b/>
+              </w:rPr>
+              <w:t xml:space="preserve"> </w:t>
+            </w:r>
+            <w:r>
+              <w:rPr>
+                <w:rStyle w:val="BlankWord1"/>
+              </w:rPr>
+              <w:t>vi</w:t>
+            </w:r>
           </w:p>
           <w:p>
             <w:pPr>
@@ -12481,6 +11010,22 @@
               </w:rPr>
               <w:t>C</w:t>
             </w:r>
+            <w:r>
+              <w:rPr>
+                <w:rFonts w:ascii="Source Sans 3" w:hAnsi="Source Sans 3"/>
+                <w:b/>
+                <w:bCs/>
+                <w:sz w:val="21"/>
+                <w:szCs w:val="21"/>
+              </w:rPr>
+              <w:t xml:space="preserve"> </w:t>
+            </w:r>
+            <w:r>
+              <w:rPr>
+                <w:rStyle w:val="BlankWord1"/>
+              </w:rPr>
+              <w:t>iii</w:t>
+            </w:r>
           </w:p>
           <w:p>
             <w:pPr>
@@ -12529,6 +11074,21 @@
               </w:rPr>
               <w:t>D</w:t>
             </w:r>
+            <w:r>
+              <w:rPr>
+                <w:rFonts w:ascii="Source Sans 3" w:hAnsi="Source Sans 3"/>
+                <w:b/>
+                <w:sz w:val="21"/>
+                <w:szCs w:val="21"/>
+              </w:rPr>
+              <w:t xml:space="preserve"> </w:t>
+            </w:r>
+            <w:r>
+              <w:rPr>
+                <w:rStyle w:val="BlankWord1"/>
+              </w:rPr>
+              <w:t>v</w:t>
+            </w:r>
           </w:p>
           <w:p>
             <w:pPr>
@@ -12577,6 +11137,21 @@
               </w:rPr>
               <w:t>E</w:t>
             </w:r>
+            <w:r>
+              <w:rPr>
+                <w:rFonts w:ascii="Source Sans 3" w:hAnsi="Source Sans 3"/>
+                <w:b/>
+                <w:sz w:val="21"/>
+                <w:szCs w:val="21"/>
+              </w:rPr>
+              <w:t xml:space="preserve"> </w:t>
+            </w:r>
+            <w:r>
+              <w:rPr>
+                <w:rStyle w:val="BlankWord1"/>
+              </w:rPr>
+              <w:t>viii</w:t>
+            </w:r>
           </w:p>
           <w:p>
             <w:pPr>
@@ -12624,6 +11199,21 @@
                 <w:szCs w:val="21"/>
               </w:rPr>
               <w:t>F</w:t>
+            </w:r>
+            <w:r>
+              <w:rPr>
+                <w:rFonts w:ascii="Source Sans 3" w:hAnsi="Source Sans 3"/>
+                <w:b/>
+                <w:sz w:val="21"/>
+                <w:szCs w:val="21"/>
+              </w:rPr>
+              <w:t xml:space="preserve"> </w:t>
+            </w:r>
+            <w:r>
+              <w:rPr>
+                <w:rStyle w:val="BlankWord1"/>
+              </w:rPr>
+              <w:t>vii</w:t>
             </w:r>
           </w:p>
           <w:p>
@@ -13039,12 +11629,12 @@
         <w:tblLook w:val="04A0" w:firstRow="1" w:lastRow="0" w:firstColumn="1" w:lastColumn="0" w:noHBand="0" w:noVBand="1"/>
       </w:tblPr>
       <w:tblGrid>
-        <w:gridCol w:w="11098"/>
+        <w:gridCol w:w="14312"/>
       </w:tblGrid>
       <w:tr>
         <w:tc>
           <w:tcPr>
-            <w:tcW w:w="11098" w:type="dxa"/>
+            <w:tcW w:w="14312" w:type="dxa"/>
             <w:shd w:val="clear" w:color="auto" w:fill="FBE4D5" w:themeFill="accent2" w:themeFillTint="33"/>
           </w:tcPr>
           <w:p>
@@ -19010,7 +17600,6 @@
                 <w:sz w:val="20"/>
                 <w:szCs w:val="20"/>
               </w:rPr>
-              <w:lastRenderedPageBreak/>
               <w:t>rise</w:t>
             </w:r>
           </w:p>
@@ -19067,7 +17656,6 @@
                 <w:sz w:val="20"/>
                 <w:szCs w:val="20"/>
               </w:rPr>
-              <w:lastRenderedPageBreak/>
               <w:t>dramatically</w:t>
             </w:r>
           </w:p>
@@ -19116,7 +17704,6 @@
                 <w:sz w:val="20"/>
                 <w:szCs w:val="20"/>
               </w:rPr>
-              <w:lastRenderedPageBreak/>
               <w:t>consistently</w:t>
             </w:r>
           </w:p>
@@ -19173,7 +17760,6 @@
                 <w:sz w:val="20"/>
                 <w:szCs w:val="20"/>
               </w:rPr>
-              <w:lastRenderedPageBreak/>
               <w:t>by the year 2000</w:t>
             </w:r>
           </w:p>
@@ -19222,7 +17808,6 @@
                 <w:sz w:val="20"/>
                 <w:szCs w:val="20"/>
               </w:rPr>
-              <w:lastRenderedPageBreak/>
               <w:t>between 2010 and now</w:t>
             </w:r>
           </w:p>
@@ -19263,7 +17848,6 @@
     </w:tbl>
     <w:p>
       <w:r>
-        <w:lastRenderedPageBreak/>
         <w:br w:type="page"/>
       </w:r>
     </w:p>
@@ -20825,8 +19409,8 @@
       </w:pPr>
     </w:p>
     <w:sectPr>
-      <w:pgSz w:w="12242" w:h="15842" w:code="1"/>
-      <w:pgMar w:top="567" w:right="567" w:bottom="567" w:left="567" w:header="284" w:footer="284" w:gutter="0"/>
+      <w:pgSz w:w="15840" w:h="24480" w:code="3"/>
+      <w:pgMar w:top="720" w:right="720" w:bottom="720" w:left="720" w:header="284" w:footer="284" w:gutter="0"/>
       <w:pgNumType w:start="8"/>
       <w:cols w:space="720"/>
       <w:docGrid w:linePitch="360"/>
@@ -22068,8 +20652,8 @@
       </w:tblBorders>
     </w:tblPr>
   </w:style>
-  <w:style w:type="character" w:customStyle="1" w:styleId="BlankWord">
-    <w:name w:val="BlankWord"/>
+  <w:style w:type="character" w:customStyle="1" w:styleId="BlankWord1">
+    <w:name w:val="BlankWord1"/>
     <w:basedOn w:val="DefaultParagraphFont"/>
     <w:uiPriority w:val="1"/>
     <w:qFormat/>
@@ -22129,6 +20713,28 @@
     <w:rPr>
       <w:color w:val="605E5C"/>
       <w:shd w:val="clear" w:color="auto" w:fill="E1DFDD"/>
+    </w:rPr>
+  </w:style>
+  <w:style w:type="paragraph" w:customStyle="1" w:styleId="BlankWord2">
+    <w:name w:val="BlankWord2"/>
+    <w:basedOn w:val="Normal"/>
+    <w:qFormat/>
+    <w:rsid w:val="00A61F95"/>
+    <w:pPr>
+      <w:spacing w:after="0" w:line="240" w:lineRule="auto"/>
+    </w:pPr>
+    <w:rPr>
+      <w:rFonts w:ascii="Source Sans 3" w:hAnsi="Source Sans 3" w:cs="B Zar"/>
+      <w:sz w:val="21"/>
+      <w:szCs w:val="21"/>
+      <w:bdr w:val="dashSmallGap" w:sz="12" w:space="0" w:color="ED7D31" w:themeColor="accent2"/>
+      <w:shd w:val="pct5" w:color="auto" w:fill="FFF2CC" w:themeFill="accent4" w:themeFillTint="33"/>
+      <w:lang w:bidi="ar-SA"/>
+      <w14:textOutline w14:w="9525" w14:cap="rnd" w14:cmpd="sng" w14:algn="ctr">
+        <w14:noFill/>
+        <w14:prstDash w14:val="solid"/>
+        <w14:bevel/>
+      </w14:textOutline>
     </w:rPr>
   </w:style>
 </w:styles>
